--- a/บทที่ 2.docx
+++ b/บทที่ 2.docx
@@ -131,7 +131,7 @@
           <w:tab w:val="left" w:pos="567"/>
         </w:tabs>
         <w:rPr>
-          <w:rFonts w:ascii="TH SarabunPSK" w:hAnsi="TH SarabunPSK" w:cs="TH SarabunPSK" w:hint="cs"/>
+          <w:rFonts w:ascii="TH SarabunPSK" w:hAnsi="TH SarabunPSK" w:cs="TH SarabunPSK"/>
           <w:sz w:val="32"/>
           <w:szCs w:val="32"/>
         </w:rPr>
@@ -155,6 +155,7 @@
       <w:r>
         <w:rPr>
           <w:rFonts w:ascii="TH SarabunPSK" w:hAnsi="TH SarabunPSK" w:cs="TH SarabunPSK"/>
+          <w:color w:val="FFFFFF" w:themeColor="background1"/>
           <w:sz w:val="32"/>
           <w:szCs w:val="32"/>
         </w:rPr>
@@ -208,6 +209,7 @@
       <w:r>
         <w:rPr>
           <w:rFonts w:ascii="TH SarabunPSK" w:hAnsi="TH SarabunPSK" w:cs="TH SarabunPSK"/>
+          <w:color w:val="FFFFFF" w:themeColor="background1"/>
           <w:sz w:val="32"/>
           <w:szCs w:val="32"/>
         </w:rPr>
@@ -281,10 +283,19 @@
       <w:r>
         <w:rPr>
           <w:rFonts w:ascii="TH SarabunPSK" w:hAnsi="TH SarabunPSK" w:cs="TH SarabunPSK"/>
-          <w:sz w:val="32"/>
-          <w:szCs w:val="32"/>
-        </w:rPr>
-        <w:t>**Line Officials Account</w:t>
+          <w:color w:val="FFFFFF" w:themeColor="background1"/>
+          <w:sz w:val="32"/>
+          <w:szCs w:val="32"/>
+        </w:rPr>
+        <w:t>**</w:t>
+      </w:r>
+      <w:r>
+        <w:rPr>
+          <w:rFonts w:ascii="TH SarabunPSK" w:hAnsi="TH SarabunPSK" w:cs="TH SarabunPSK"/>
+          <w:sz w:val="32"/>
+          <w:szCs w:val="32"/>
+        </w:rPr>
+        <w:t>Line Officials Account</w:t>
       </w:r>
     </w:p>
     <w:p>
@@ -293,7 +304,7 @@
           <w:tab w:val="left" w:pos="567"/>
         </w:tabs>
         <w:rPr>
-          <w:rFonts w:ascii="TH SarabunPSK" w:hAnsi="TH SarabunPSK" w:cs="TH SarabunPSK" w:hint="cs"/>
+          <w:rFonts w:ascii="TH SarabunPSK" w:hAnsi="TH SarabunPSK" w:cs="TH SarabunPSK"/>
           <w:sz w:val="32"/>
           <w:szCs w:val="32"/>
           <w:cs/>
@@ -306,7 +317,16 @@
           <w:szCs w:val="32"/>
         </w:rPr>
         <w:tab/>
-        <w:t>2.4**</w:t>
+        <w:t>2.4</w:t>
+      </w:r>
+      <w:r>
+        <w:rPr>
+          <w:rFonts w:ascii="TH SarabunPSK" w:hAnsi="TH SarabunPSK" w:cs="TH SarabunPSK"/>
+          <w:color w:val="FFFFFF" w:themeColor="background1"/>
+          <w:sz w:val="32"/>
+          <w:szCs w:val="32"/>
+        </w:rPr>
+        <w:t>**</w:t>
       </w:r>
       <w:r>
         <w:rPr>
@@ -371,6 +391,7 @@
       <w:r>
         <w:rPr>
           <w:rFonts w:ascii="TH SarabunPSK" w:hAnsi="TH SarabunPSK" w:cs="TH SarabunPSK"/>
+          <w:color w:val="FFFFFF" w:themeColor="background1"/>
           <w:sz w:val="32"/>
           <w:szCs w:val="32"/>
         </w:rPr>
@@ -419,7 +440,16 @@
           <w:sz w:val="32"/>
           <w:szCs w:val="32"/>
         </w:rPr>
-        <w:t>6**</w:t>
+        <w:t>6</w:t>
+      </w:r>
+      <w:r>
+        <w:rPr>
+          <w:rFonts w:ascii="TH SarabunPSK" w:hAnsi="TH SarabunPSK" w:cs="TH SarabunPSK"/>
+          <w:color w:val="FFFFFF" w:themeColor="background1"/>
+          <w:sz w:val="32"/>
+          <w:szCs w:val="32"/>
+        </w:rPr>
+        <w:t>**</w:t>
       </w:r>
       <w:r>
         <w:rPr>
@@ -515,7 +545,7 @@
           <w:tab w:val="left" w:pos="426"/>
         </w:tabs>
         <w:rPr>
-          <w:rFonts w:ascii="TH SarabunPSK" w:hAnsi="TH SarabunPSK" w:cs="TH SarabunPSK" w:hint="cs"/>
+          <w:rFonts w:ascii="TH SarabunPSK" w:hAnsi="TH SarabunPSK" w:cs="TH SarabunPSK"/>
           <w:b/>
           <w:bCs/>
           <w:sz w:val="32"/>
@@ -528,6 +558,7 @@
           <w:rFonts w:ascii="TH SarabunPSK" w:hAnsi="TH SarabunPSK" w:cs="TH SarabunPSK"/>
           <w:b/>
           <w:bCs/>
+          <w:noProof/>
           <w:sz w:val="32"/>
           <w:szCs w:val="32"/>
           <w:cs/>
@@ -576,7 +607,7 @@
         <w:adjustRightInd w:val="0"/>
         <w:jc w:val="thaiDistribute"/>
         <w:rPr>
-          <w:rFonts w:ascii="TH SarabunPSK" w:hAnsi="TH SarabunPSK" w:cs="TH SarabunPSK" w:hint="cs"/>
+          <w:rFonts w:ascii="TH SarabunPSK" w:hAnsi="TH SarabunPSK" w:cs="TH SarabunPSK"/>
           <w:sz w:val="32"/>
           <w:szCs w:val="32"/>
         </w:rPr>
@@ -602,6 +633,7 @@
       <w:r>
         <w:rPr>
           <w:rFonts w:ascii="TH SarabunPSK" w:hAnsi="TH SarabunPSK" w:cs="TH SarabunPSK"/>
+          <w:color w:val="FFFFFF" w:themeColor="background1"/>
           <w:sz w:val="32"/>
           <w:szCs w:val="32"/>
         </w:rPr>
@@ -812,7 +844,7 @@
         <w:autoSpaceDN w:val="0"/>
         <w:adjustRightInd w:val="0"/>
         <w:rPr>
-          <w:rFonts w:ascii="TH SarabunPSK" w:hAnsi="TH SarabunPSK" w:cs="TH SarabunPSK" w:hint="cs"/>
+          <w:rFonts w:ascii="TH SarabunPSK" w:hAnsi="TH SarabunPSK" w:cs="TH SarabunPSK"/>
           <w:sz w:val="32"/>
           <w:szCs w:val="32"/>
         </w:rPr>
@@ -825,116 +857,125 @@
         <w:adjustRightInd w:val="0"/>
         <w:jc w:val="thaiDistribute"/>
         <w:rPr>
-          <w:rFonts w:ascii="TH SarabunPSK" w:hAnsi="TH SarabunPSK" w:cs="TH SarabunPSK" w:hint="cs"/>
-          <w:sz w:val="32"/>
-          <w:szCs w:val="32"/>
-        </w:rPr>
-      </w:pPr>
-      <w:r>
-        <w:rPr>
-          <w:rFonts w:ascii="TH SarabunPSK" w:hAnsi="TH SarabunPSK" w:cs="TH SarabunPSK" w:hint="cs"/>
-          <w:sz w:val="32"/>
-          <w:szCs w:val="32"/>
+          <w:rFonts w:ascii="TH SarabunPSK" w:hAnsi="TH SarabunPSK" w:cs="TH SarabunPSK"/>
+          <w:sz w:val="32"/>
+          <w:szCs w:val="32"/>
+        </w:rPr>
+      </w:pPr>
+      <w:r>
+        <w:rPr>
+          <w:rFonts w:ascii="TH SarabunPSK" w:hAnsi="TH SarabunPSK" w:cs="TH SarabunPSK" w:hint="cs"/>
+          <w:sz w:val="32"/>
+          <w:szCs w:val="32"/>
+        </w:rPr>
+        <w:t xml:space="preserve">N8n </w:t>
+      </w:r>
+      <w:r>
+        <w:rPr>
+          <w:rFonts w:ascii="TH SarabunPSK" w:hAnsi="TH SarabunPSK" w:cs="TH SarabunPSK" w:hint="cs"/>
+          <w:sz w:val="32"/>
+          <w:szCs w:val="32"/>
+          <w:cs/>
+        </w:rPr>
+        <w:t xml:space="preserve">สามารถใช้งานได้ทั้งแบบ </w:t>
+      </w:r>
+      <w:r>
+        <w:rPr>
+          <w:rFonts w:ascii="TH SarabunPSK" w:hAnsi="TH SarabunPSK" w:cs="TH SarabunPSK" w:hint="cs"/>
+          <w:sz w:val="32"/>
+          <w:szCs w:val="32"/>
+        </w:rPr>
+        <w:t xml:space="preserve">Cloud </w:t>
+      </w:r>
+      <w:r>
+        <w:rPr>
+          <w:rFonts w:ascii="TH SarabunPSK" w:hAnsi="TH SarabunPSK" w:cs="TH SarabunPSK" w:hint="cs"/>
+          <w:sz w:val="32"/>
+          <w:szCs w:val="32"/>
+          <w:cs/>
+        </w:rPr>
+        <w:t xml:space="preserve">และ </w:t>
+      </w:r>
+      <w:r>
+        <w:rPr>
+          <w:rFonts w:ascii="TH SarabunPSK" w:hAnsi="TH SarabunPSK" w:cs="TH SarabunPSK" w:hint="cs"/>
+          <w:sz w:val="32"/>
+          <w:szCs w:val="32"/>
+        </w:rPr>
+        <w:t>n8n self</w:t>
+      </w:r>
+      <w:r>
+        <w:rPr>
+          <w:rFonts w:ascii="TH SarabunPSK" w:hAnsi="TH SarabunPSK" w:cs="TH SarabunPSK" w:hint="cs"/>
+          <w:sz w:val="32"/>
+          <w:szCs w:val="32"/>
+          <w:cs/>
+        </w:rPr>
+        <w:t>-</w:t>
+      </w:r>
+      <w:r>
+        <w:rPr>
+          <w:rFonts w:ascii="TH SarabunPSK" w:hAnsi="TH SarabunPSK" w:cs="TH SarabunPSK" w:hint="cs"/>
+          <w:sz w:val="32"/>
+          <w:szCs w:val="32"/>
+        </w:rPr>
+        <w:t xml:space="preserve">hosted </w:t>
+      </w:r>
+      <w:r>
+        <w:rPr>
+          <w:rFonts w:ascii="TH SarabunPSK" w:hAnsi="TH SarabunPSK" w:cs="TH SarabunPSK" w:hint="cs"/>
+          <w:sz w:val="32"/>
+          <w:szCs w:val="32"/>
+          <w:cs/>
+        </w:rPr>
+        <w:t>ซึ่งหมายถึงการนำระบบไปติดตั้งบน</w:t>
+      </w:r>
+      <w:proofErr w:type="spellStart"/>
+      <w:r>
+        <w:rPr>
+          <w:rFonts w:ascii="TH SarabunPSK" w:hAnsi="TH SarabunPSK" w:cs="TH SarabunPSK" w:hint="cs"/>
+          <w:sz w:val="32"/>
+          <w:szCs w:val="32"/>
+          <w:cs/>
+        </w:rPr>
+        <w:t>เซิร์ฟเวอร์</w:t>
+      </w:r>
+      <w:proofErr w:type="spellEnd"/>
+      <w:r>
+        <w:rPr>
+          <w:rFonts w:ascii="TH SarabunPSK" w:hAnsi="TH SarabunPSK" w:cs="TH SarabunPSK" w:hint="cs"/>
+          <w:sz w:val="32"/>
+          <w:szCs w:val="32"/>
+          <w:cs/>
+        </w:rPr>
+        <w:t xml:space="preserve">ของตัวเอง ที่จะมีการควบคุมความปลอดภัยของข้อมูลเต็มที่จากทาง </w:t>
+      </w:r>
+      <w:r>
+        <w:rPr>
+          <w:rFonts w:ascii="TH SarabunPSK" w:hAnsi="TH SarabunPSK" w:cs="TH SarabunPSK" w:hint="cs"/>
+          <w:sz w:val="32"/>
+          <w:szCs w:val="32"/>
+        </w:rPr>
+        <w:t xml:space="preserve">n8n </w:t>
+      </w:r>
+      <w:r>
+        <w:rPr>
+          <w:rFonts w:ascii="TH SarabunPSK" w:hAnsi="TH SarabunPSK" w:cs="TH SarabunPSK" w:hint="cs"/>
+          <w:sz w:val="32"/>
+          <w:szCs w:val="32"/>
+          <w:cs/>
+        </w:rPr>
+        <w:t>และไม่มีข้อจำกัด</w:t>
+      </w:r>
+      <w:r>
+        <w:rPr>
+          <w:rFonts w:ascii="TH SarabunPSK" w:hAnsi="TH SarabunPSK" w:cs="TH SarabunPSK" w:hint="cs"/>
+          <w:sz w:val="32"/>
+          <w:szCs w:val="32"/>
+          <w:cs/>
         </w:rPr>
         <w:lastRenderedPageBreak/>
-        <w:t xml:space="preserve">N8n </w:t>
-      </w:r>
-      <w:r>
-        <w:rPr>
-          <w:rFonts w:ascii="TH SarabunPSK" w:hAnsi="TH SarabunPSK" w:cs="TH SarabunPSK" w:hint="cs"/>
-          <w:sz w:val="32"/>
-          <w:szCs w:val="32"/>
-          <w:cs/>
-        </w:rPr>
-        <w:t xml:space="preserve">สามารถใช้งานได้ทั้งแบบ </w:t>
-      </w:r>
-      <w:r>
-        <w:rPr>
-          <w:rFonts w:ascii="TH SarabunPSK" w:hAnsi="TH SarabunPSK" w:cs="TH SarabunPSK" w:hint="cs"/>
-          <w:sz w:val="32"/>
-          <w:szCs w:val="32"/>
-        </w:rPr>
-        <w:t xml:space="preserve">Cloud </w:t>
-      </w:r>
-      <w:r>
-        <w:rPr>
-          <w:rFonts w:ascii="TH SarabunPSK" w:hAnsi="TH SarabunPSK" w:cs="TH SarabunPSK" w:hint="cs"/>
-          <w:sz w:val="32"/>
-          <w:szCs w:val="32"/>
-          <w:cs/>
-        </w:rPr>
-        <w:t xml:space="preserve">และ </w:t>
-      </w:r>
-      <w:r>
-        <w:rPr>
-          <w:rFonts w:ascii="TH SarabunPSK" w:hAnsi="TH SarabunPSK" w:cs="TH SarabunPSK" w:hint="cs"/>
-          <w:sz w:val="32"/>
-          <w:szCs w:val="32"/>
-        </w:rPr>
-        <w:t>n8n self</w:t>
-      </w:r>
-      <w:r>
-        <w:rPr>
-          <w:rFonts w:ascii="TH SarabunPSK" w:hAnsi="TH SarabunPSK" w:cs="TH SarabunPSK" w:hint="cs"/>
-          <w:sz w:val="32"/>
-          <w:szCs w:val="32"/>
-          <w:cs/>
-        </w:rPr>
-        <w:t>-</w:t>
-      </w:r>
-      <w:r>
-        <w:rPr>
-          <w:rFonts w:ascii="TH SarabunPSK" w:hAnsi="TH SarabunPSK" w:cs="TH SarabunPSK" w:hint="cs"/>
-          <w:sz w:val="32"/>
-          <w:szCs w:val="32"/>
-        </w:rPr>
-        <w:t xml:space="preserve">hosted </w:t>
-      </w:r>
-      <w:r>
-        <w:rPr>
-          <w:rFonts w:ascii="TH SarabunPSK" w:hAnsi="TH SarabunPSK" w:cs="TH SarabunPSK" w:hint="cs"/>
-          <w:sz w:val="32"/>
-          <w:szCs w:val="32"/>
-          <w:cs/>
-        </w:rPr>
-        <w:t>ซึ่งหมายถึงการนำระบบไปติดตั้งบน</w:t>
-      </w:r>
-      <w:proofErr w:type="spellStart"/>
-      <w:r>
-        <w:rPr>
-          <w:rFonts w:ascii="TH SarabunPSK" w:hAnsi="TH SarabunPSK" w:cs="TH SarabunPSK" w:hint="cs"/>
-          <w:sz w:val="32"/>
-          <w:szCs w:val="32"/>
-          <w:cs/>
-        </w:rPr>
-        <w:t>เซิร์ฟเวอร์</w:t>
-      </w:r>
-      <w:proofErr w:type="spellEnd"/>
-      <w:r>
-        <w:rPr>
-          <w:rFonts w:ascii="TH SarabunPSK" w:hAnsi="TH SarabunPSK" w:cs="TH SarabunPSK" w:hint="cs"/>
-          <w:sz w:val="32"/>
-          <w:szCs w:val="32"/>
-          <w:cs/>
-        </w:rPr>
-        <w:t xml:space="preserve">ของตัวเอง ที่จะมีการควบคุมความปลอดภัยของข้อมูลเต็มที่จากทาง </w:t>
-      </w:r>
-      <w:r>
-        <w:rPr>
-          <w:rFonts w:ascii="TH SarabunPSK" w:hAnsi="TH SarabunPSK" w:cs="TH SarabunPSK" w:hint="cs"/>
-          <w:sz w:val="32"/>
-          <w:szCs w:val="32"/>
-        </w:rPr>
-        <w:t xml:space="preserve">n8n </w:t>
-      </w:r>
-      <w:r>
-        <w:rPr>
-          <w:rFonts w:ascii="TH SarabunPSK" w:hAnsi="TH SarabunPSK" w:cs="TH SarabunPSK" w:hint="cs"/>
-          <w:sz w:val="32"/>
-          <w:szCs w:val="32"/>
-          <w:cs/>
-        </w:rPr>
-        <w:t xml:space="preserve">และไม่มีข้อจำกัดด้านในการสร้าง </w:t>
+        <w:t xml:space="preserve">ด้านในการสร้าง </w:t>
       </w:r>
       <w:r>
         <w:rPr>
@@ -1148,7 +1189,7 @@
         <w:ind w:left="793" w:hanging="226"/>
         <w:jc w:val="thaiDistribute"/>
         <w:rPr>
-          <w:rFonts w:ascii="TH SarabunPSK" w:hAnsi="TH SarabunPSK" w:cs="TH SarabunPSK" w:hint="cs"/>
+          <w:rFonts w:ascii="TH SarabunPSK" w:hAnsi="TH SarabunPSK" w:cs="TH SarabunPSK"/>
           <w:sz w:val="32"/>
           <w:szCs w:val="32"/>
         </w:rPr>
@@ -1952,7 +1993,7 @@
         <w:ind w:firstLine="567"/>
         <w:jc w:val="thaiDistribute"/>
         <w:rPr>
-          <w:rFonts w:ascii="DB_Heavent_Regular" w:hAnsi="DB_Heavent_Regular" w:hint="cs"/>
+          <w:rFonts w:ascii="DB_Heavent_Regular" w:hAnsi="DB_Heavent_Regular"/>
           <w:color w:val="3A3A3A"/>
           <w:sz w:val="29"/>
           <w:szCs w:val="29"/>
@@ -2051,7 +2092,7 @@
         </w:tabs>
         <w:jc w:val="thaiDistribute"/>
         <w:rPr>
-          <w:rFonts w:ascii="TH SarabunPSK" w:hAnsi="TH SarabunPSK" w:cs="TH SarabunPSK" w:hint="cs"/>
+          <w:rFonts w:ascii="TH SarabunPSK" w:hAnsi="TH SarabunPSK" w:cs="TH SarabunPSK"/>
           <w:sz w:val="32"/>
           <w:szCs w:val="32"/>
         </w:rPr>
@@ -2136,7 +2177,7 @@
         </w:tabs>
         <w:jc w:val="thaiDistribute"/>
         <w:rPr>
-          <w:rFonts w:ascii="TH SarabunPSK" w:hAnsi="TH SarabunPSK" w:cs="TH SarabunPSK" w:hint="cs"/>
+          <w:rFonts w:ascii="TH SarabunPSK" w:hAnsi="TH SarabunPSK" w:cs="TH SarabunPSK"/>
           <w:sz w:val="32"/>
           <w:szCs w:val="32"/>
         </w:rPr>
@@ -2258,7 +2299,7 @@
         </w:tabs>
         <w:jc w:val="thaiDistribute"/>
         <w:rPr>
-          <w:rFonts w:ascii="TH SarabunPSK" w:hAnsi="TH SarabunPSK" w:cs="TH SarabunPSK" w:hint="cs"/>
+          <w:rFonts w:ascii="TH SarabunPSK" w:hAnsi="TH SarabunPSK" w:cs="TH SarabunPSK"/>
           <w:sz w:val="32"/>
           <w:szCs w:val="32"/>
         </w:rPr>
@@ -2309,7 +2350,7 @@
         </w:tabs>
         <w:jc w:val="thaiDistribute"/>
         <w:rPr>
-          <w:rFonts w:ascii="TH SarabunPSK" w:hAnsi="TH SarabunPSK" w:cs="TH SarabunPSK" w:hint="cs"/>
+          <w:rFonts w:ascii="TH SarabunPSK" w:hAnsi="TH SarabunPSK" w:cs="TH SarabunPSK"/>
           <w:sz w:val="32"/>
           <w:szCs w:val="32"/>
         </w:rPr>
@@ -2427,7 +2468,6 @@
           <w:szCs w:val="32"/>
           <w:cs/>
         </w:rPr>
-        <w:lastRenderedPageBreak/>
         <w:t>และการใช้</w:t>
       </w:r>
       <w:r>
@@ -2453,23 +2493,7 @@
           <w:sz w:val="32"/>
           <w:szCs w:val="32"/>
         </w:rPr>
-        <w:t xml:space="preserve">Node </w:t>
-      </w:r>
-      <w:r>
-        <w:rPr>
-          <w:rFonts w:ascii="TH SarabunPSK" w:hAnsi="TH SarabunPSK" w:cs="TH SarabunPSK"/>
-          <w:sz w:val="32"/>
-          <w:szCs w:val="32"/>
-        </w:rPr>
-        <w:t>AI agent</w:t>
-      </w:r>
-      <w:r>
-        <w:rPr>
-          <w:rFonts w:ascii="TH SarabunPSK" w:hAnsi="TH SarabunPSK" w:cs="TH SarabunPSK"/>
-          <w:sz w:val="32"/>
-          <w:szCs w:val="32"/>
-        </w:rPr>
-        <w:t xml:space="preserve"> </w:t>
+        <w:t xml:space="preserve">Node AI agent </w:t>
       </w:r>
       <w:r>
         <w:rPr>
@@ -2760,6 +2784,7 @@
           <w:sz w:val="32"/>
           <w:szCs w:val="32"/>
         </w:rPr>
+        <w:lastRenderedPageBreak/>
         <w:t>2.</w:t>
       </w:r>
       <w:r>
@@ -2923,7 +2948,7 @@
         </w:tabs>
         <w:jc w:val="thaiDistribute"/>
         <w:rPr>
-          <w:rFonts w:ascii="TH SarabunPSK" w:hAnsi="TH SarabunPSK" w:cs="TH SarabunPSK" w:hint="cs"/>
+          <w:rFonts w:ascii="TH SarabunPSK" w:hAnsi="TH SarabunPSK" w:cs="TH SarabunPSK"/>
           <w:sz w:val="32"/>
           <w:szCs w:val="32"/>
         </w:rPr>
@@ -3741,7 +3766,6 @@
           <w:szCs w:val="32"/>
           <w:cs/>
         </w:rPr>
-        <w:lastRenderedPageBreak/>
         <w:t xml:space="preserve">มี </w:t>
       </w:r>
       <w:r>
@@ -3963,23 +3987,7 @@
           <w:sz w:val="32"/>
           <w:szCs w:val="32"/>
         </w:rPr>
-        <w:t>(</w:t>
-      </w:r>
-      <w:r>
-        <w:rPr>
-          <w:rFonts w:ascii="TH SarabunPSK" w:hAnsi="TH SarabunPSK" w:cs="TH SarabunPSK"/>
-          <w:sz w:val="32"/>
-          <w:szCs w:val="32"/>
-        </w:rPr>
-        <w:t>mikelopster.dev</w:t>
-      </w:r>
-      <w:r>
-        <w:rPr>
-          <w:rFonts w:ascii="TH SarabunPSK" w:hAnsi="TH SarabunPSK" w:cs="TH SarabunPSK"/>
-          <w:sz w:val="32"/>
-          <w:szCs w:val="32"/>
-        </w:rPr>
-        <w:t>,256</w:t>
+        <w:t>(mikelopster.dev,256</w:t>
       </w:r>
       <w:r>
         <w:rPr>
@@ -4017,6 +4025,7 @@
           <w:szCs w:val="32"/>
           <w:cs/>
         </w:rPr>
+        <w:lastRenderedPageBreak/>
         <w:tab/>
       </w:r>
       <w:r>
@@ -4107,7 +4116,7 @@
         <w:ind w:firstLine="426"/>
         <w:jc w:val="thaiDistribute"/>
         <w:rPr>
-          <w:rFonts w:ascii="TH SarabunPSK" w:eastAsia="EucrosiaDSE" w:hAnsi="TH SarabunPSK" w:cs="TH SarabunPSK" w:hint="cs"/>
+          <w:rFonts w:ascii="TH SarabunPSK" w:eastAsia="EucrosiaDSE" w:hAnsi="TH SarabunPSK" w:cs="TH SarabunPSK"/>
           <w:color w:val="000000" w:themeColor="text1"/>
           <w:sz w:val="32"/>
           <w:szCs w:val="32"/>
@@ -4118,7 +4127,7 @@
           <w:footerReference w:type="default" r:id="rId12"/>
           <w:headerReference w:type="first" r:id="rId13"/>
           <w:pgSz w:w="11906" w:h="16838" w:code="9"/>
-          <w:pgMar w:top="2880" w:right="1440" w:bottom="1418" w:left="2160" w:header="1440" w:footer="720" w:gutter="0"/>
+          <w:pgMar w:top="2160" w:right="1440" w:bottom="1418" w:left="2160" w:header="1440" w:footer="720" w:gutter="0"/>
           <w:cols w:space="708"/>
           <w:docGrid w:linePitch="360"/>
         </w:sectPr>
@@ -4144,6 +4153,7 @@
       <w:r>
         <w:rPr>
           <w:rFonts w:ascii="TH SarabunPSK" w:hAnsi="TH SarabunPSK" w:cs="TH SarabunPSK"/>
+          <w:color w:val="FFFFFF" w:themeColor="background1"/>
           <w:sz w:val="32"/>
           <w:szCs w:val="32"/>
         </w:rPr>
@@ -4533,6 +4543,7 @@
           <w:rFonts w:ascii="TH SarabunPSK" w:hAnsi="TH SarabunPSK" w:cs="TH SarabunPSK"/>
           <w:b/>
           <w:bCs/>
+          <w:color w:val="FFFFFF" w:themeColor="background1"/>
           <w:sz w:val="32"/>
           <w:szCs w:val="32"/>
         </w:rPr>
@@ -4634,7 +4645,7 @@
         <w:ind w:firstLine="567"/>
         <w:jc w:val="thaiDistribute"/>
         <w:rPr>
-          <w:rFonts w:ascii="TH SarabunPSK" w:hAnsi="TH SarabunPSK" w:cs="TH SarabunPSK" w:hint="cs"/>
+          <w:rFonts w:ascii="TH SarabunPSK" w:hAnsi="TH SarabunPSK" w:cs="TH SarabunPSK"/>
           <w:color w:val="000000"/>
           <w:sz w:val="32"/>
           <w:szCs w:val="32"/>
@@ -4651,6 +4662,7 @@
       <w:r>
         <w:rPr>
           <w:rFonts w:ascii="TH SarabunPSK" w:hAnsi="TH SarabunPSK" w:cs="TH SarabunPSK"/>
+          <w:color w:val="FFFFFF" w:themeColor="background1"/>
           <w:sz w:val="32"/>
           <w:szCs w:val="32"/>
         </w:rPr>
@@ -4896,7 +4908,16 @@
           <w:sz w:val="32"/>
           <w:szCs w:val="32"/>
         </w:rPr>
-        <w:t>1.1**</w:t>
+        <w:t>1.1</w:t>
+      </w:r>
+      <w:r>
+        <w:rPr>
+          <w:rFonts w:ascii="TH SarabunPSK" w:hAnsi="TH SarabunPSK" w:cs="TH SarabunPSK"/>
+          <w:color w:val="FFFFFF" w:themeColor="background1"/>
+          <w:sz w:val="32"/>
+          <w:szCs w:val="32"/>
+        </w:rPr>
+        <w:t>**</w:t>
       </w:r>
       <w:r>
         <w:rPr>
@@ -4971,7 +4992,16 @@
           <w:sz w:val="32"/>
           <w:szCs w:val="32"/>
         </w:rPr>
-        <w:t>1)**</w:t>
+        <w:t>1)</w:t>
+      </w:r>
+      <w:r>
+        <w:rPr>
+          <w:rFonts w:ascii="TH SarabunPSK" w:hAnsi="TH SarabunPSK" w:cs="TH SarabunPSK"/>
+          <w:color w:val="FFFFFF" w:themeColor="background1"/>
+          <w:sz w:val="32"/>
+          <w:szCs w:val="32"/>
+        </w:rPr>
+        <w:t>**</w:t>
       </w:r>
       <w:r>
         <w:rPr>
@@ -5059,7 +5089,16 @@
           <w:sz w:val="32"/>
           <w:szCs w:val="32"/>
         </w:rPr>
-        <w:t>2)**</w:t>
+        <w:t>2)</w:t>
+      </w:r>
+      <w:r>
+        <w:rPr>
+          <w:rFonts w:ascii="TH SarabunPSK" w:hAnsi="TH SarabunPSK" w:cs="TH SarabunPSK"/>
+          <w:color w:val="FFFFFF" w:themeColor="background1"/>
+          <w:sz w:val="32"/>
+          <w:szCs w:val="32"/>
+        </w:rPr>
+        <w:t>**</w:t>
       </w:r>
       <w:r>
         <w:rPr>
@@ -5194,7 +5233,16 @@
           <w:sz w:val="32"/>
           <w:szCs w:val="32"/>
         </w:rPr>
-        <w:t>3)**</w:t>
+        <w:t>3)</w:t>
+      </w:r>
+      <w:r>
+        <w:rPr>
+          <w:rFonts w:ascii="TH SarabunPSK" w:hAnsi="TH SarabunPSK" w:cs="TH SarabunPSK"/>
+          <w:color w:val="FFFFFF" w:themeColor="background1"/>
+          <w:sz w:val="32"/>
+          <w:szCs w:val="32"/>
+        </w:rPr>
+        <w:t>**</w:t>
       </w:r>
       <w:r>
         <w:rPr>
@@ -5270,7 +5318,6 @@
         </w:rPr>
         <w:t xml:space="preserve">ค่าใช้จ่ายในการอัพเกรดนั้นจะขึ้นอยู่กับข้อกำหนดของทาง </w:t>
       </w:r>
-      <w:proofErr w:type="gramStart"/>
       <w:r>
         <w:rPr>
           <w:rFonts w:ascii="TH SarabunPSK" w:hAnsi="TH SarabunPSK" w:cs="TH SarabunPSK" w:hint="cs"/>
@@ -5287,25 +5334,8 @@
           <w:sz w:val="32"/>
           <w:szCs w:val="32"/>
         </w:rPr>
-        <w:t xml:space="preserve"> </w:t>
-      </w:r>
-      <w:r>
-        <w:rPr>
-          <w:rFonts w:ascii="TH SarabunPSK" w:hAnsi="TH SarabunPSK" w:cs="TH SarabunPSK"/>
-          <w:sz w:val="32"/>
-          <w:szCs w:val="32"/>
-        </w:rPr>
-        <w:t xml:space="preserve"> </w:t>
-      </w:r>
-      <w:r>
-        <w:rPr>
-          <w:rFonts w:ascii="TH SarabunPSK" w:hAnsi="TH SarabunPSK" w:cs="TH SarabunPSK"/>
-          <w:sz w:val="32"/>
-          <w:szCs w:val="32"/>
-        </w:rPr>
-        <w:t>(</w:t>
-      </w:r>
-      <w:proofErr w:type="gramEnd"/>
+        <w:t xml:space="preserve"> (</w:t>
+      </w:r>
       <w:r>
         <w:rPr>
           <w:rFonts w:ascii="TH SarabunPSK" w:hAnsi="TH SarabunPSK" w:cs="TH SarabunPSK"/>
@@ -5366,7 +5396,18 @@
           <w:szCs w:val="32"/>
         </w:rPr>
         <w:lastRenderedPageBreak/>
-        <w:t>2.4**</w:t>
+        <w:t>2.4</w:t>
+      </w:r>
+      <w:r>
+        <w:rPr>
+          <w:rFonts w:ascii="TH SarabunPSK" w:hAnsi="TH SarabunPSK" w:cs="TH SarabunPSK"/>
+          <w:b/>
+          <w:bCs/>
+          <w:color w:val="FFFFFF" w:themeColor="background1"/>
+          <w:sz w:val="32"/>
+          <w:szCs w:val="32"/>
+        </w:rPr>
+        <w:t>**</w:t>
       </w:r>
       <w:r>
         <w:rPr>
@@ -5430,7 +5471,7 @@
           <w:noProof/>
         </w:rPr>
         <w:drawing>
-          <wp:inline distT="0" distB="0" distL="0" distR="0" wp14:anchorId="31043F57" wp14:editId="3AAFACF0">
+          <wp:inline distT="0" distB="0" distL="0" distR="0" wp14:anchorId="31043F57" wp14:editId="59FEBD02">
             <wp:extent cx="2405922" cy="2198525"/>
             <wp:effectExtent l="0" t="0" r="0" b="0"/>
             <wp:docPr id="2127161418" name="รูปภาพ 3" descr="วิธีดาวน์โหลด Google ชีตสำหรับพีซี Win10 และ Win11 | WPS Office Blog"/>
@@ -5491,7 +5532,7 @@
         <w:ind w:firstLine="567"/>
         <w:jc w:val="thaiDistribute"/>
         <w:rPr>
-          <w:rFonts w:ascii="TH SarabunPSK" w:hAnsi="TH SarabunPSK" w:cs="TH SarabunPSK" w:hint="cs"/>
+          <w:rFonts w:ascii="TH SarabunPSK" w:hAnsi="TH SarabunPSK" w:cs="TH SarabunPSK"/>
           <w:sz w:val="32"/>
           <w:szCs w:val="32"/>
           <w:cs/>
@@ -5508,6 +5549,7 @@
       <w:r>
         <w:rPr>
           <w:rFonts w:ascii="TH SarabunPSK" w:hAnsi="TH SarabunPSK" w:cs="TH SarabunPSK"/>
+          <w:color w:val="FFFFFF" w:themeColor="background1"/>
           <w:sz w:val="32"/>
           <w:szCs w:val="32"/>
         </w:rPr>
@@ -5741,6 +5783,7 @@
       <w:r>
         <w:rPr>
           <w:rFonts w:ascii="TH SarabunPSK" w:hAnsi="TH SarabunPSK" w:cs="TH SarabunPSK"/>
+          <w:color w:val="FFFFFF" w:themeColor="background1"/>
           <w:sz w:val="32"/>
           <w:szCs w:val="32"/>
         </w:rPr>
@@ -5839,7 +5882,16 @@
           <w:sz w:val="32"/>
           <w:szCs w:val="32"/>
         </w:rPr>
-        <w:t>)**</w:t>
+        <w:t>)</w:t>
+      </w:r>
+      <w:r>
+        <w:rPr>
+          <w:rFonts w:ascii="TH SarabunPSK" w:hAnsi="TH SarabunPSK" w:cs="TH SarabunPSK"/>
+          <w:color w:val="FFFFFF" w:themeColor="background1"/>
+          <w:sz w:val="32"/>
+          <w:szCs w:val="32"/>
+        </w:rPr>
+        <w:t>**</w:t>
       </w:r>
       <w:r>
         <w:rPr>
@@ -5916,7 +5968,16 @@
           <w:sz w:val="32"/>
           <w:szCs w:val="32"/>
         </w:rPr>
-        <w:t>)**</w:t>
+        <w:t>)</w:t>
+      </w:r>
+      <w:r>
+        <w:rPr>
+          <w:rFonts w:ascii="TH SarabunPSK" w:hAnsi="TH SarabunPSK" w:cs="TH SarabunPSK"/>
+          <w:color w:val="FFFFFF" w:themeColor="background1"/>
+          <w:sz w:val="32"/>
+          <w:szCs w:val="32"/>
+        </w:rPr>
+        <w:t>**</w:t>
       </w:r>
       <w:r>
         <w:rPr>
@@ -5973,7 +6034,16 @@
           <w:sz w:val="32"/>
           <w:szCs w:val="32"/>
         </w:rPr>
-        <w:t>)**</w:t>
+        <w:t>)</w:t>
+      </w:r>
+      <w:r>
+        <w:rPr>
+          <w:rFonts w:ascii="TH SarabunPSK" w:hAnsi="TH SarabunPSK" w:cs="TH SarabunPSK"/>
+          <w:color w:val="FFFFFF" w:themeColor="background1"/>
+          <w:sz w:val="32"/>
+          <w:szCs w:val="32"/>
+        </w:rPr>
+        <w:t>**</w:t>
       </w:r>
       <w:r>
         <w:rPr>
@@ -6010,7 +6080,7 @@
         <w:spacing w:after="160" w:line="259" w:lineRule="auto"/>
         <w:ind w:firstLine="1276"/>
         <w:rPr>
-          <w:rFonts w:ascii="TH SarabunPSK" w:hAnsi="TH SarabunPSK" w:cs="TH SarabunPSK" w:hint="cs"/>
+          <w:rFonts w:ascii="TH SarabunPSK" w:hAnsi="TH SarabunPSK" w:cs="TH SarabunPSK"/>
           <w:sz w:val="32"/>
           <w:szCs w:val="32"/>
           <w:cs/>
@@ -6031,7 +6101,16 @@
           <w:sz w:val="32"/>
           <w:szCs w:val="32"/>
         </w:rPr>
-        <w:t>)**</w:t>
+        <w:t>)</w:t>
+      </w:r>
+      <w:r>
+        <w:rPr>
+          <w:rFonts w:ascii="TH SarabunPSK" w:hAnsi="TH SarabunPSK" w:cs="TH SarabunPSK"/>
+          <w:color w:val="FFFFFF" w:themeColor="background1"/>
+          <w:sz w:val="32"/>
+          <w:szCs w:val="32"/>
+        </w:rPr>
+        <w:t>**</w:t>
       </w:r>
       <w:r>
         <w:rPr>
@@ -6165,6 +6244,7 @@
           <w:rFonts w:ascii="TH SarabunPSK" w:hAnsi="TH SarabunPSK" w:cs="TH SarabunPSK"/>
           <w:b/>
           <w:bCs/>
+          <w:noProof/>
           <w:sz w:val="32"/>
           <w:szCs w:val="32"/>
           <w:cs/>
@@ -6258,6 +6338,7 @@
           <w:rFonts w:ascii="TH SarabunPSK" w:hAnsi="TH SarabunPSK" w:cs="TH SarabunPSK"/>
           <w:b/>
           <w:bCs/>
+          <w:color w:val="FFFFFF" w:themeColor="background1"/>
           <w:sz w:val="32"/>
           <w:szCs w:val="32"/>
         </w:rPr>
@@ -6299,6 +6380,7 @@
       <w:r>
         <w:rPr>
           <w:rFonts w:ascii="TH SarabunPSK" w:hAnsi="TH SarabunPSK" w:cs="TH SarabunPSK"/>
+          <w:color w:val="FFFFFF" w:themeColor="background1"/>
           <w:sz w:val="32"/>
           <w:szCs w:val="32"/>
         </w:rPr>
@@ -6575,7 +6657,7 @@
         <w:ind w:firstLine="426"/>
         <w:jc w:val="thaiDistribute"/>
         <w:rPr>
-          <w:rFonts w:ascii="TH SarabunPSK" w:hAnsi="TH SarabunPSK" w:cs="TH SarabunPSK" w:hint="cs"/>
+          <w:rFonts w:ascii="TH SarabunPSK" w:hAnsi="TH SarabunPSK" w:cs="TH SarabunPSK"/>
           <w:sz w:val="32"/>
           <w:szCs w:val="32"/>
           <w:cs/>
@@ -6598,33 +6680,12 @@
           <w:sz w:val="32"/>
           <w:szCs w:val="32"/>
         </w:rPr>
-        <w:t>González López</w:t>
-      </w:r>
-      <w:r>
-        <w:rPr>
-          <w:rStyle w:val="af"/>
-          <w:rFonts w:ascii="TH SarabunPSK" w:hAnsi="TH SarabunPSK" w:cs="TH SarabunPSK" w:hint="cs"/>
-          <w:b w:val="0"/>
-          <w:bCs w:val="0"/>
-          <w:sz w:val="32"/>
-          <w:szCs w:val="32"/>
-        </w:rPr>
-        <w:t>,</w:t>
-      </w:r>
-      <w:r>
-        <w:rPr>
-          <w:rStyle w:val="af"/>
-          <w:rFonts w:ascii="TH SarabunPSK" w:hAnsi="TH SarabunPSK" w:cs="TH SarabunPSK" w:hint="cs"/>
-          <w:b w:val="0"/>
-          <w:bCs w:val="0"/>
-          <w:sz w:val="32"/>
-          <w:szCs w:val="32"/>
-        </w:rPr>
-        <w:t xml:space="preserve"> 2025)</w:t>
-      </w:r>
-      <w:r>
-        <w:rPr>
-          <w:rFonts w:ascii="TH SarabunPSK" w:hAnsi="TH SarabunPSK" w:cs="TH SarabunPSK"/>
+        <w:t>González López, 2025)</w:t>
+      </w:r>
+      <w:r>
+        <w:rPr>
+          <w:rFonts w:ascii="TH SarabunPSK" w:hAnsi="TH SarabunPSK" w:cs="TH SarabunPSK"/>
+          <w:color w:val="FFFFFF" w:themeColor="background1"/>
           <w:sz w:val="32"/>
           <w:szCs w:val="32"/>
         </w:rPr>
@@ -7052,7 +7113,7 @@
         <w:ind w:firstLine="426"/>
         <w:jc w:val="thaiDistribute"/>
         <w:rPr>
-          <w:rFonts w:ascii="TH SarabunPSK" w:hAnsi="TH SarabunPSK" w:cs="TH SarabunPSK" w:hint="cs"/>
+          <w:rFonts w:ascii="TH SarabunPSK" w:hAnsi="TH SarabunPSK" w:cs="TH SarabunPSK"/>
           <w:sz w:val="32"/>
           <w:szCs w:val="32"/>
           <w:cs/>
@@ -7082,18 +7143,8 @@
           <w:sz w:val="32"/>
           <w:szCs w:val="32"/>
         </w:rPr>
-        <w:t xml:space="preserve"> </w:t>
-      </w:r>
-      <w:proofErr w:type="spellStart"/>
-      <w:r>
-        <w:rPr>
-          <w:rFonts w:ascii="TH SarabunPSK" w:hAnsi="TH SarabunPSK" w:cs="TH SarabunPSK"/>
-          <w:sz w:val="32"/>
-          <w:szCs w:val="32"/>
-        </w:rPr>
-        <w:t>Raboso</w:t>
-      </w:r>
-      <w:proofErr w:type="spellEnd"/>
+        <w:t xml:space="preserve"> Raboso</w:t>
+      </w:r>
       <w:r>
         <w:rPr>
           <w:rFonts w:ascii="TH SarabunPSK" w:hAnsi="TH SarabunPSK" w:cs="TH SarabunPSK"/>
@@ -7113,6 +7164,7 @@
       <w:r>
         <w:rPr>
           <w:rFonts w:ascii="TH SarabunPSK" w:hAnsi="TH SarabunPSK" w:cs="TH SarabunPSK"/>
+          <w:color w:val="FFFFFF" w:themeColor="background1"/>
           <w:sz w:val="32"/>
           <w:szCs w:val="32"/>
         </w:rPr>
@@ -7284,7 +7336,7 @@
         <w:ind w:firstLine="426"/>
         <w:jc w:val="thaiDistribute"/>
         <w:rPr>
-          <w:rFonts w:ascii="TH SarabunPSK" w:hAnsi="TH SarabunPSK" w:cs="TH SarabunPSK" w:hint="cs"/>
+          <w:rFonts w:ascii="TH SarabunPSK" w:hAnsi="TH SarabunPSK" w:cs="TH SarabunPSK"/>
           <w:color w:val="000000" w:themeColor="text1"/>
           <w:sz w:val="32"/>
           <w:szCs w:val="32"/>
@@ -7313,20 +7365,12 @@
           <w:sz w:val="32"/>
           <w:szCs w:val="32"/>
         </w:rPr>
-        <w:t xml:space="preserve">, </w:t>
-      </w:r>
-      <w:r>
-        <w:rPr>
-          <w:rFonts w:ascii="TH SarabunPSK" w:hAnsi="TH SarabunPSK" w:cs="TH SarabunPSK" w:hint="cs"/>
-          <w:sz w:val="32"/>
-          <w:szCs w:val="32"/>
-        </w:rPr>
-        <w:t>2020)</w:t>
-      </w:r>
-      <w:r>
-        <w:rPr>
-          <w:rFonts w:ascii="TH SarabunPSK" w:hAnsi="TH SarabunPSK" w:cs="TH SarabunPSK"/>
-          <w:color w:val="000000" w:themeColor="text1"/>
+        <w:t>, 2020)</w:t>
+      </w:r>
+      <w:r>
+        <w:rPr>
+          <w:rFonts w:ascii="TH SarabunPSK" w:hAnsi="TH SarabunPSK" w:cs="TH SarabunPSK"/>
+          <w:color w:val="FFFFFF" w:themeColor="background1"/>
           <w:sz w:val="32"/>
           <w:szCs w:val="32"/>
         </w:rPr>
@@ -7632,6 +7676,7 @@
           <w:rFonts w:ascii="TH SarabunPSK" w:hAnsi="TH SarabunPSK" w:cs="TH SarabunPSK"/>
           <w:b/>
           <w:bCs/>
+          <w:color w:val="FFFFFF" w:themeColor="background1"/>
           <w:sz w:val="32"/>
           <w:szCs w:val="32"/>
         </w:rPr>
@@ -7656,7 +7701,7 @@
         </w:tabs>
         <w:jc w:val="thaiDistribute"/>
         <w:rPr>
-          <w:rFonts w:ascii="TH SarabunPSK" w:hAnsi="TH SarabunPSK" w:cs="TH SarabunPSK" w:hint="cs"/>
+          <w:rFonts w:ascii="TH SarabunPSK" w:hAnsi="TH SarabunPSK" w:cs="TH SarabunPSK"/>
           <w:sz w:val="32"/>
           <w:szCs w:val="32"/>
         </w:rPr>
@@ -7955,25 +8000,7 @@
           <w:sz w:val="32"/>
           <w:szCs w:val="32"/>
         </w:rPr>
-        <w:t xml:space="preserve"> </w:t>
-      </w:r>
-      <w:proofErr w:type="spellStart"/>
-      <w:r>
-        <w:rPr>
-          <w:rFonts w:ascii="TH SarabunPSK" w:hAnsi="TH SarabunPSK" w:cs="TH SarabunPSK" w:hint="cs"/>
-          <w:sz w:val="32"/>
-          <w:szCs w:val="32"/>
-        </w:rPr>
-        <w:t>Raboso</w:t>
-      </w:r>
-      <w:proofErr w:type="spellEnd"/>
-      <w:r>
-        <w:rPr>
-          <w:rFonts w:ascii="TH SarabunPSK" w:hAnsi="TH SarabunPSK" w:cs="TH SarabunPSK" w:hint="cs"/>
-          <w:sz w:val="32"/>
-          <w:szCs w:val="32"/>
-        </w:rPr>
-        <w:t xml:space="preserve"> (2025) </w:t>
+        <w:t xml:space="preserve"> Raboso (2025) </w:t>
       </w:r>
       <w:r>
         <w:rPr>
@@ -8161,7 +8188,6 @@
         <w:docPartUnique/>
       </w:docPartObj>
     </w:sdtPr>
-    <w:sdtEndPr/>
     <w:sdtContent>
       <w:p>
         <w:pPr>

--- a/บทที่ 2.docx
+++ b/บทที่ 2.docx
@@ -1,6 +1,6 @@
 
 <file path=word/document.xml><?xml version="1.0" encoding="utf-8"?>
-<w:document xmlns:wpc="http://schemas.microsoft.com/office/word/2010/wordprocessingCanvas" xmlns:cx="http://schemas.microsoft.com/office/drawing/2014/chartex" xmlns:cx1="http://schemas.microsoft.com/office/drawing/2015/9/8/chartex" xmlns:cx2="http://schemas.microsoft.com/office/drawing/2015/10/21/chartex" xmlns:cx3="http://schemas.microsoft.com/office/drawing/2016/5/9/chartex" xmlns:cx4="http://schemas.microsoft.com/office/drawing/2016/5/10/chartex" xmlns:cx5="http://schemas.microsoft.com/office/drawing/2016/5/11/chartex" xmlns:cx6="http://schemas.microsoft.com/office/drawing/2016/5/12/chartex" xmlns:cx7="http://schemas.microsoft.com/office/drawing/2016/5/13/chartex" xmlns:cx8="http://schemas.microsoft.com/office/drawing/2016/5/14/chartex" xmlns:mc="http://schemas.openxmlformats.org/markup-compatibility/2006" xmlns:aink="http://schemas.microsoft.com/office/drawing/2016/ink" xmlns:am3d="http://schemas.microsoft.com/office/drawing/2017/model3d" xmlns:o="urn:schemas-microsoft-com:office:office" xmlns:oel="http://schemas.microsoft.com/office/2019/extlst" xmlns:r="http://schemas.openxmlformats.org/officeDocument/2006/relationships" xmlns:m="http://schemas.openxmlformats.org/officeDocument/2006/math" xmlns:v="urn:schemas-microsoft-com:vml" xmlns:wp14="http://schemas.microsoft.com/office/word/2010/wordprocessingDrawing" xmlns:wp="http://schemas.openxmlformats.org/drawingml/2006/wordprocessingDrawing" xmlns:w10="urn:schemas-microsoft-com:office:word" xmlns:w="http://schemas.openxmlformats.org/wordprocessingml/2006/main" xmlns:w14="http://schemas.microsoft.com/office/word/2010/wordml" xmlns:w15="http://schemas.microsoft.com/office/word/2012/wordml" xmlns:w16cex="http://schemas.microsoft.com/office/word/2018/wordml/cex" xmlns:w16cid="http://schemas.microsoft.com/office/word/2016/wordml/cid" xmlns:w16="http://schemas.microsoft.com/office/word/2018/wordml" xmlns:w16du="http://schemas.microsoft.com/office/word/2023/wordml/word16du" xmlns:w16sdtdh="http://schemas.microsoft.com/office/word/2020/wordml/sdtdatahash" xmlns:w16sdtfl="http://schemas.microsoft.com/office/word/2024/wordml/sdtformatlock" xmlns:w16se="http://schemas.microsoft.com/office/word/2015/wordml/symex" xmlns:wpg="http://schemas.microsoft.com/office/word/2010/wordprocessingGroup" xmlns:wpi="http://schemas.microsoft.com/office/word/2010/wordprocessingInk" xmlns:wne="http://schemas.microsoft.com/office/word/2006/wordml" xmlns:wps="http://schemas.microsoft.com/office/word/2010/wordprocessingShape" mc:Ignorable="w14 w15 w16se w16cid w16 w16cex w16sdtdh w16sdtfl w16du wp14">
+<w:document xmlns:wpc="http://schemas.microsoft.com/office/word/2010/wordprocessingCanvas" xmlns:cx="http://schemas.microsoft.com/office/drawing/2014/chartex" xmlns:cx1="http://schemas.microsoft.com/office/drawing/2015/9/8/chartex" xmlns:cx2="http://schemas.microsoft.com/office/drawing/2015/10/21/chartex" xmlns:cx3="http://schemas.microsoft.com/office/drawing/2016/5/9/chartex" xmlns:cx4="http://schemas.microsoft.com/office/drawing/2016/5/10/chartex" xmlns:cx5="http://schemas.microsoft.com/office/drawing/2016/5/11/chartex" xmlns:cx6="http://schemas.microsoft.com/office/drawing/2016/5/12/chartex" xmlns:cx7="http://schemas.microsoft.com/office/drawing/2016/5/13/chartex" xmlns:cx8="http://schemas.microsoft.com/office/drawing/2016/5/14/chartex" xmlns:mc="http://schemas.openxmlformats.org/markup-compatibility/2006" xmlns:aink="http://schemas.microsoft.com/office/drawing/2016/ink" xmlns:am3d="http://schemas.microsoft.com/office/drawing/2017/model3d" xmlns:o="urn:schemas-microsoft-com:office:office" xmlns:r="http://schemas.openxmlformats.org/officeDocument/2006/relationships" xmlns:m="http://schemas.openxmlformats.org/officeDocument/2006/math" xmlns:v="urn:schemas-microsoft-com:vml" xmlns:wp14="http://schemas.microsoft.com/office/word/2010/wordprocessingDrawing" xmlns:wp="http://schemas.openxmlformats.org/drawingml/2006/wordprocessingDrawing" xmlns:w10="urn:schemas-microsoft-com:office:word" xmlns:w="http://schemas.openxmlformats.org/wordprocessingml/2006/main" xmlns:w14="http://schemas.microsoft.com/office/word/2010/wordml" xmlns:w15="http://schemas.microsoft.com/office/word/2012/wordml" xmlns:w16cex="http://schemas.microsoft.com/office/word/2018/wordml/cex" xmlns:w16cid="http://schemas.microsoft.com/office/word/2016/wordml/cid" xmlns:w16="http://schemas.microsoft.com/office/word/2018/wordml" xmlns:w16sdtdh="http://schemas.microsoft.com/office/word/2020/wordml/sdtdatahash" xmlns:w16se="http://schemas.microsoft.com/office/word/2015/wordml/symex" xmlns:wpg="http://schemas.microsoft.com/office/word/2010/wordprocessingGroup" xmlns:wpi="http://schemas.microsoft.com/office/word/2010/wordprocessingInk" xmlns:wne="http://schemas.microsoft.com/office/word/2006/wordml" xmlns:wps="http://schemas.microsoft.com/office/word/2010/wordprocessingShape" mc:Ignorable="w14 w15 w16se w16cid w16 w16cex w16sdtdh wp14">
   <w:body>
     <w:p>
       <w:pPr>
@@ -538,6 +538,20 @@
         </w:rPr>
         <w:t>n8n</w:t>
       </w:r>
+    </w:p>
+    <w:p>
+      <w:pPr>
+        <w:tabs>
+          <w:tab w:val="left" w:pos="426"/>
+        </w:tabs>
+        <w:rPr>
+          <w:rFonts w:ascii="TH SarabunPSK" w:hAnsi="TH SarabunPSK" w:cs="TH SarabunPSK"/>
+          <w:b/>
+          <w:bCs/>
+          <w:sz w:val="32"/>
+          <w:szCs w:val="32"/>
+        </w:rPr>
+      </w:pPr>
     </w:p>
     <w:p>
       <w:pPr>
@@ -602,6 +616,9 @@
     </w:p>
     <w:p>
       <w:pPr>
+        <w:tabs>
+          <w:tab w:val="left" w:pos="567"/>
+        </w:tabs>
         <w:autoSpaceDE w:val="0"/>
         <w:autoSpaceDN w:val="0"/>
         <w:adjustRightInd w:val="0"/>
@@ -620,238 +637,57 @@
           <w:cs/>
         </w:rPr>
         <w:tab/>
-        <w:t>2.1</w:t>
-      </w:r>
-      <w:r>
-        <w:rPr>
-          <w:rFonts w:ascii="TH SarabunPSK" w:hAnsi="TH SarabunPSK" w:cs="TH SarabunPSK"/>
-          <w:sz w:val="32"/>
-          <w:szCs w:val="32"/>
-        </w:rPr>
-        <w:t>.1</w:t>
-      </w:r>
-      <w:r>
-        <w:rPr>
-          <w:rFonts w:ascii="TH SarabunPSK" w:hAnsi="TH SarabunPSK" w:cs="TH SarabunPSK"/>
-          <w:color w:val="FFFFFF" w:themeColor="background1"/>
-          <w:sz w:val="32"/>
-          <w:szCs w:val="32"/>
-        </w:rPr>
-        <w:t>**</w:t>
-      </w:r>
-      <w:r>
-        <w:rPr>
-          <w:rFonts w:ascii="TH SarabunPSK" w:hAnsi="TH SarabunPSK" w:cs="TH SarabunPSK" w:hint="cs"/>
-          <w:sz w:val="32"/>
-          <w:szCs w:val="32"/>
-        </w:rPr>
-        <w:t xml:space="preserve">N8n </w:t>
-      </w:r>
-      <w:r>
-        <w:rPr>
-          <w:rFonts w:ascii="TH SarabunPSK" w:hAnsi="TH SarabunPSK" w:cs="TH SarabunPSK" w:hint="cs"/>
-          <w:sz w:val="32"/>
-          <w:szCs w:val="32"/>
-          <w:cs/>
-        </w:rPr>
-        <w:t>(</w:t>
-      </w:r>
-      <w:r>
-        <w:rPr>
-          <w:rFonts w:ascii="TH SarabunPSK" w:hAnsi="TH SarabunPSK" w:cs="TH SarabunPSK" w:hint="cs"/>
-          <w:sz w:val="32"/>
-          <w:szCs w:val="32"/>
-        </w:rPr>
-        <w:t>n</w:t>
-      </w:r>
-      <w:r>
-        <w:rPr>
-          <w:rFonts w:ascii="TH SarabunPSK" w:hAnsi="TH SarabunPSK" w:cs="TH SarabunPSK" w:hint="cs"/>
-          <w:sz w:val="32"/>
-          <w:szCs w:val="32"/>
-          <w:cs/>
-        </w:rPr>
-        <w:t>-</w:t>
-      </w:r>
-      <w:r>
-        <w:rPr>
-          <w:rFonts w:ascii="TH SarabunPSK" w:hAnsi="TH SarabunPSK" w:cs="TH SarabunPSK" w:hint="cs"/>
-          <w:sz w:val="32"/>
-          <w:szCs w:val="32"/>
-        </w:rPr>
-        <w:t>eight</w:t>
-      </w:r>
-      <w:r>
-        <w:rPr>
-          <w:rFonts w:ascii="TH SarabunPSK" w:hAnsi="TH SarabunPSK" w:cs="TH SarabunPSK" w:hint="cs"/>
-          <w:sz w:val="32"/>
-          <w:szCs w:val="32"/>
-          <w:cs/>
-        </w:rPr>
-        <w:t>-</w:t>
-      </w:r>
-      <w:r>
-        <w:rPr>
-          <w:rFonts w:ascii="TH SarabunPSK" w:hAnsi="TH SarabunPSK" w:cs="TH SarabunPSK" w:hint="cs"/>
-          <w:sz w:val="32"/>
-          <w:szCs w:val="32"/>
-        </w:rPr>
-        <w:t>n</w:t>
-      </w:r>
-      <w:r>
-        <w:rPr>
-          <w:rFonts w:ascii="TH SarabunPSK" w:hAnsi="TH SarabunPSK" w:cs="TH SarabunPSK" w:hint="cs"/>
-          <w:sz w:val="32"/>
-          <w:szCs w:val="32"/>
-          <w:cs/>
-        </w:rPr>
-        <w:t xml:space="preserve">) คือ เครื่องมือการทำงานในด้าน </w:t>
-      </w:r>
-      <w:r>
-        <w:rPr>
-          <w:rFonts w:ascii="TH SarabunPSK" w:hAnsi="TH SarabunPSK" w:cs="TH SarabunPSK" w:hint="cs"/>
-          <w:sz w:val="32"/>
-          <w:szCs w:val="32"/>
-        </w:rPr>
-        <w:t xml:space="preserve">Automation </w:t>
-      </w:r>
-      <w:r>
-        <w:rPr>
-          <w:rFonts w:ascii="TH SarabunPSK" w:hAnsi="TH SarabunPSK" w:cs="TH SarabunPSK" w:hint="cs"/>
-          <w:sz w:val="32"/>
-          <w:szCs w:val="32"/>
-          <w:cs/>
-        </w:rPr>
-        <w:t xml:space="preserve">ที่สามารถเชื่อมต่อกับแอปพลิเคชันหรือแพลตฟอร์มอื่นๆ ด้วยการใช้ </w:t>
-      </w:r>
-      <w:r>
-        <w:rPr>
-          <w:rFonts w:ascii="TH SarabunPSK" w:hAnsi="TH SarabunPSK" w:cs="TH SarabunPSK" w:hint="cs"/>
-          <w:sz w:val="32"/>
-          <w:szCs w:val="32"/>
-        </w:rPr>
-        <w:t xml:space="preserve">API </w:t>
-      </w:r>
-      <w:r>
-        <w:rPr>
-          <w:rFonts w:ascii="TH SarabunPSK" w:hAnsi="TH SarabunPSK" w:cs="TH SarabunPSK" w:hint="cs"/>
-          <w:sz w:val="32"/>
-          <w:szCs w:val="32"/>
-          <w:cs/>
-        </w:rPr>
-        <w:t xml:space="preserve">โดยเป็นการออกแบบ </w:t>
-      </w:r>
-      <w:r>
-        <w:rPr>
-          <w:rFonts w:ascii="TH SarabunPSK" w:hAnsi="TH SarabunPSK" w:cs="TH SarabunPSK" w:hint="cs"/>
-          <w:sz w:val="32"/>
-          <w:szCs w:val="32"/>
-        </w:rPr>
-        <w:t xml:space="preserve">Work Flow </w:t>
-      </w:r>
-      <w:r>
-        <w:rPr>
-          <w:rFonts w:ascii="TH SarabunPSK" w:hAnsi="TH SarabunPSK" w:cs="TH SarabunPSK" w:hint="cs"/>
-          <w:sz w:val="32"/>
-          <w:szCs w:val="32"/>
-          <w:cs/>
-        </w:rPr>
-        <w:t xml:space="preserve">ที่เป็นการเขียน </w:t>
-      </w:r>
-      <w:r>
-        <w:rPr>
-          <w:rFonts w:ascii="TH SarabunPSK" w:hAnsi="TH SarabunPSK" w:cs="TH SarabunPSK" w:hint="cs"/>
-          <w:sz w:val="32"/>
-          <w:szCs w:val="32"/>
-        </w:rPr>
-        <w:t xml:space="preserve">No Code </w:t>
-      </w:r>
-      <w:r>
-        <w:rPr>
-          <w:rFonts w:ascii="TH SarabunPSK" w:hAnsi="TH SarabunPSK" w:cs="TH SarabunPSK" w:hint="cs"/>
-          <w:sz w:val="32"/>
-          <w:szCs w:val="32"/>
-          <w:cs/>
-        </w:rPr>
-        <w:t xml:space="preserve">หรือ </w:t>
-      </w:r>
-      <w:r>
-        <w:rPr>
-          <w:rFonts w:ascii="TH SarabunPSK" w:hAnsi="TH SarabunPSK" w:cs="TH SarabunPSK" w:hint="cs"/>
-          <w:sz w:val="32"/>
-          <w:szCs w:val="32"/>
-        </w:rPr>
-        <w:t xml:space="preserve">Low Code  </w:t>
-      </w:r>
-      <w:r>
-        <w:rPr>
-          <w:rFonts w:ascii="TH SarabunPSK" w:hAnsi="TH SarabunPSK" w:cs="TH SarabunPSK" w:hint="cs"/>
-          <w:sz w:val="32"/>
-          <w:szCs w:val="32"/>
-          <w:cs/>
-        </w:rPr>
-        <w:t xml:space="preserve">ที่จะใช้แนวคิดลากเส้นต่อจุดตามแบบ </w:t>
-      </w:r>
-      <w:r>
-        <w:rPr>
-          <w:rFonts w:ascii="TH SarabunPSK" w:hAnsi="TH SarabunPSK" w:cs="TH SarabunPSK" w:hint="cs"/>
-          <w:sz w:val="32"/>
-          <w:szCs w:val="32"/>
-        </w:rPr>
-        <w:t xml:space="preserve">Flow </w:t>
-      </w:r>
-      <w:r>
-        <w:rPr>
-          <w:rFonts w:ascii="TH SarabunPSK" w:hAnsi="TH SarabunPSK" w:cs="TH SarabunPSK" w:hint="cs"/>
-          <w:sz w:val="32"/>
-          <w:szCs w:val="32"/>
-          <w:cs/>
-        </w:rPr>
-        <w:t>ระหว่างแอป</w:t>
-      </w:r>
-      <w:proofErr w:type="spellStart"/>
-      <w:r>
-        <w:rPr>
-          <w:rFonts w:ascii="TH SarabunPSK" w:hAnsi="TH SarabunPSK" w:cs="TH SarabunPSK" w:hint="cs"/>
-          <w:sz w:val="32"/>
-          <w:szCs w:val="32"/>
-          <w:cs/>
-        </w:rPr>
-        <w:t>หร</w:t>
-      </w:r>
-      <w:proofErr w:type="spellEnd"/>
-      <w:r>
-        <w:rPr>
-          <w:rFonts w:ascii="TH SarabunPSK" w:hAnsi="TH SarabunPSK" w:cs="TH SarabunPSK" w:hint="cs"/>
-          <w:sz w:val="32"/>
-          <w:szCs w:val="32"/>
-          <w:cs/>
-        </w:rPr>
-        <w:t xml:space="preserve">ือบริการต่างๆ เหมือน </w:t>
-      </w:r>
-      <w:r>
-        <w:rPr>
-          <w:rFonts w:ascii="TH SarabunPSK" w:hAnsi="TH SarabunPSK" w:cs="TH SarabunPSK" w:hint="cs"/>
-          <w:sz w:val="32"/>
-          <w:szCs w:val="32"/>
-        </w:rPr>
-        <w:t xml:space="preserve">Flowchart </w:t>
       </w:r>
     </w:p>
     <w:p>
       <w:pPr>
+        <w:tabs>
+          <w:tab w:val="left" w:pos="567"/>
+        </w:tabs>
         <w:autoSpaceDE w:val="0"/>
         <w:autoSpaceDN w:val="0"/>
         <w:adjustRightInd w:val="0"/>
-        <w:rPr>
-          <w:rFonts w:ascii="TH SarabunPSK" w:hAnsi="TH SarabunPSK" w:cs="TH SarabunPSK"/>
-          <w:sz w:val="32"/>
-          <w:szCs w:val="32"/>
-        </w:rPr>
-      </w:pPr>
+        <w:jc w:val="center"/>
+        <w:rPr>
+          <w:rFonts w:ascii="TH SarabunPSK" w:hAnsi="TH SarabunPSK" w:cs="TH SarabunPSK"/>
+          <w:sz w:val="32"/>
+          <w:szCs w:val="32"/>
+        </w:rPr>
+      </w:pPr>
+      <w:r>
+        <w:rPr>
+          <w:rFonts w:ascii="TH SarabunPSK" w:hAnsi="TH SarabunPSK" w:cs="TH SarabunPSK" w:hint="cs"/>
+          <w:b/>
+          <w:bCs/>
+          <w:sz w:val="32"/>
+          <w:szCs w:val="32"/>
+          <w:cs/>
+        </w:rPr>
+        <w:t>ภาพที่ 2-1</w:t>
+      </w:r>
+      <w:r>
+        <w:rPr>
+          <w:rFonts w:ascii="TH SarabunPSK" w:hAnsi="TH SarabunPSK" w:cs="TH SarabunPSK" w:hint="cs"/>
+          <w:sz w:val="32"/>
+          <w:szCs w:val="32"/>
+          <w:cs/>
+        </w:rPr>
+        <w:t xml:space="preserve"> </w:t>
+      </w:r>
+      <w:r>
+        <w:rPr>
+          <w:rFonts w:ascii="TH SarabunPSK" w:hAnsi="TH SarabunPSK" w:cs="TH SarabunPSK"/>
+          <w:sz w:val="32"/>
+          <w:szCs w:val="32"/>
+        </w:rPr>
+        <w:t>n8n</w:t>
+      </w:r>
     </w:p>
     <w:p>
       <w:pPr>
+        <w:tabs>
+          <w:tab w:val="left" w:pos="567"/>
+        </w:tabs>
         <w:autoSpaceDE w:val="0"/>
         <w:autoSpaceDN w:val="0"/>
         <w:adjustRightInd w:val="0"/>
@@ -864,6 +700,73 @@
       </w:pPr>
       <w:r>
         <w:rPr>
+          <w:rFonts w:ascii="TH SarabunPSK" w:hAnsi="TH SarabunPSK" w:cs="TH SarabunPSK"/>
+          <w:sz w:val="32"/>
+          <w:szCs w:val="32"/>
+        </w:rPr>
+        <w:tab/>
+      </w:r>
+    </w:p>
+    <w:p>
+      <w:pPr>
+        <w:tabs>
+          <w:tab w:val="left" w:pos="567"/>
+        </w:tabs>
+        <w:autoSpaceDE w:val="0"/>
+        <w:autoSpaceDN w:val="0"/>
+        <w:adjustRightInd w:val="0"/>
+        <w:jc w:val="thaiDistribute"/>
+        <w:rPr>
+          <w:rFonts w:ascii="TH SarabunPSK" w:hAnsi="TH SarabunPSK" w:cs="TH SarabunPSK"/>
+          <w:sz w:val="32"/>
+          <w:szCs w:val="32"/>
+        </w:rPr>
+        <w:sectPr>
+          <w:headerReference w:type="default" r:id="rId9"/>
+          <w:footerReference w:type="default" r:id="rId10"/>
+          <w:headerReference w:type="first" r:id="rId11"/>
+          <w:pgSz w:w="11906" w:h="16838" w:code="9"/>
+          <w:pgMar w:top="2880" w:right="1440" w:bottom="1418" w:left="2160" w:header="1440" w:footer="720" w:gutter="0"/>
+          <w:cols w:space="708"/>
+          <w:docGrid w:linePitch="360"/>
+        </w:sectPr>
+      </w:pPr>
+      <w:r>
+        <w:rPr>
+          <w:rFonts w:ascii="TH SarabunPSK" w:hAnsi="TH SarabunPSK" w:cs="TH SarabunPSK"/>
+          <w:sz w:val="32"/>
+          <w:szCs w:val="32"/>
+        </w:rPr>
+        <w:tab/>
+      </w:r>
+      <w:r>
+        <w:rPr>
+          <w:rFonts w:ascii="TH SarabunPSK" w:hAnsi="TH SarabunPSK" w:cs="TH SarabunPSK"/>
+          <w:sz w:val="32"/>
+          <w:szCs w:val="32"/>
+          <w:cs/>
+        </w:rPr>
+        <w:t>2.1</w:t>
+      </w:r>
+      <w:r>
+        <w:rPr>
+          <w:rFonts w:ascii="TH SarabunPSK" w:hAnsi="TH SarabunPSK" w:cs="TH SarabunPSK"/>
+          <w:sz w:val="32"/>
+          <w:szCs w:val="32"/>
+        </w:rPr>
+        <w:t>.1</w:t>
+      </w:r>
+      <w:r>
+        <w:rPr>
+          <w:rFonts w:ascii="TH SarabunPSK" w:hAnsi="TH SarabunPSK" w:cs="TH SarabunPSK"/>
+          <w:color w:val="FFFFFF" w:themeColor="background1"/>
+          <w:sz w:val="32"/>
+          <w:szCs w:val="32"/>
+        </w:rPr>
+        <w:t>**</w:t>
+      </w:r>
+      <w:r>
+        <w:rPr>
           <w:rFonts w:ascii="TH SarabunPSK" w:hAnsi="TH SarabunPSK" w:cs="TH SarabunPSK" w:hint="cs"/>
           <w:sz w:val="32"/>
           <w:szCs w:val="32"/>
@@ -877,6 +780,277 @@
           <w:szCs w:val="32"/>
           <w:cs/>
         </w:rPr>
+        <w:t>(</w:t>
+      </w:r>
+      <w:r>
+        <w:rPr>
+          <w:rFonts w:ascii="TH SarabunPSK" w:hAnsi="TH SarabunPSK" w:cs="TH SarabunPSK" w:hint="cs"/>
+          <w:sz w:val="32"/>
+          <w:szCs w:val="32"/>
+        </w:rPr>
+        <w:t>n</w:t>
+      </w:r>
+      <w:r>
+        <w:rPr>
+          <w:rFonts w:ascii="TH SarabunPSK" w:hAnsi="TH SarabunPSK" w:cs="TH SarabunPSK" w:hint="cs"/>
+          <w:sz w:val="32"/>
+          <w:szCs w:val="32"/>
+          <w:cs/>
+        </w:rPr>
+        <w:t>-</w:t>
+      </w:r>
+      <w:r>
+        <w:rPr>
+          <w:rFonts w:ascii="TH SarabunPSK" w:hAnsi="TH SarabunPSK" w:cs="TH SarabunPSK" w:hint="cs"/>
+          <w:sz w:val="32"/>
+          <w:szCs w:val="32"/>
+        </w:rPr>
+        <w:t>eight</w:t>
+      </w:r>
+      <w:r>
+        <w:rPr>
+          <w:rFonts w:ascii="TH SarabunPSK" w:hAnsi="TH SarabunPSK" w:cs="TH SarabunPSK" w:hint="cs"/>
+          <w:sz w:val="32"/>
+          <w:szCs w:val="32"/>
+          <w:cs/>
+        </w:rPr>
+        <w:t>-</w:t>
+      </w:r>
+      <w:r>
+        <w:rPr>
+          <w:rFonts w:ascii="TH SarabunPSK" w:hAnsi="TH SarabunPSK" w:cs="TH SarabunPSK" w:hint="cs"/>
+          <w:sz w:val="32"/>
+          <w:szCs w:val="32"/>
+        </w:rPr>
+        <w:t>n</w:t>
+      </w:r>
+      <w:r>
+        <w:rPr>
+          <w:rFonts w:ascii="TH SarabunPSK" w:hAnsi="TH SarabunPSK" w:cs="TH SarabunPSK" w:hint="cs"/>
+          <w:sz w:val="32"/>
+          <w:szCs w:val="32"/>
+          <w:cs/>
+        </w:rPr>
+        <w:t xml:space="preserve">) คือ เครื่องมือการทำงานในด้าน </w:t>
+      </w:r>
+      <w:r>
+        <w:rPr>
+          <w:rFonts w:ascii="TH SarabunPSK" w:hAnsi="TH SarabunPSK" w:cs="TH SarabunPSK" w:hint="cs"/>
+          <w:sz w:val="32"/>
+          <w:szCs w:val="32"/>
+        </w:rPr>
+        <w:t xml:space="preserve">Automation </w:t>
+      </w:r>
+      <w:r>
+        <w:rPr>
+          <w:rFonts w:ascii="TH SarabunPSK" w:hAnsi="TH SarabunPSK" w:cs="TH SarabunPSK" w:hint="cs"/>
+          <w:sz w:val="32"/>
+          <w:szCs w:val="32"/>
+          <w:cs/>
+        </w:rPr>
+        <w:t xml:space="preserve">ที่สามารถเชื่อมต่อกับแอปพลิเคชันหรือแพลตฟอร์มอื่นๆ ด้วยการใช้ </w:t>
+      </w:r>
+      <w:r>
+        <w:rPr>
+          <w:rFonts w:ascii="TH SarabunPSK" w:hAnsi="TH SarabunPSK" w:cs="TH SarabunPSK" w:hint="cs"/>
+          <w:sz w:val="32"/>
+          <w:szCs w:val="32"/>
+        </w:rPr>
+        <w:t xml:space="preserve">API </w:t>
+      </w:r>
+      <w:r>
+        <w:rPr>
+          <w:rFonts w:ascii="TH SarabunPSK" w:hAnsi="TH SarabunPSK" w:cs="TH SarabunPSK" w:hint="cs"/>
+          <w:sz w:val="32"/>
+          <w:szCs w:val="32"/>
+          <w:cs/>
+        </w:rPr>
+        <w:t xml:space="preserve">โดยเป็นการออกแบบ </w:t>
+      </w:r>
+      <w:r>
+        <w:rPr>
+          <w:rFonts w:ascii="TH SarabunPSK" w:hAnsi="TH SarabunPSK" w:cs="TH SarabunPSK" w:hint="cs"/>
+          <w:sz w:val="32"/>
+          <w:szCs w:val="32"/>
+        </w:rPr>
+        <w:t xml:space="preserve">Work Flow </w:t>
+      </w:r>
+      <w:r>
+        <w:rPr>
+          <w:rFonts w:ascii="TH SarabunPSK" w:hAnsi="TH SarabunPSK" w:cs="TH SarabunPSK" w:hint="cs"/>
+          <w:sz w:val="32"/>
+          <w:szCs w:val="32"/>
+          <w:cs/>
+        </w:rPr>
+        <w:t xml:space="preserve">ที่เป็นการเขียน </w:t>
+      </w:r>
+      <w:r>
+        <w:rPr>
+          <w:rFonts w:ascii="TH SarabunPSK" w:hAnsi="TH SarabunPSK" w:cs="TH SarabunPSK" w:hint="cs"/>
+          <w:sz w:val="32"/>
+          <w:szCs w:val="32"/>
+        </w:rPr>
+        <w:t xml:space="preserve">No Code </w:t>
+      </w:r>
+      <w:r>
+        <w:rPr>
+          <w:rFonts w:ascii="TH SarabunPSK" w:hAnsi="TH SarabunPSK" w:cs="TH SarabunPSK" w:hint="cs"/>
+          <w:sz w:val="32"/>
+          <w:szCs w:val="32"/>
+          <w:cs/>
+        </w:rPr>
+        <w:t xml:space="preserve">หรือ </w:t>
+      </w:r>
+      <w:r>
+        <w:rPr>
+          <w:rFonts w:ascii="TH SarabunPSK" w:hAnsi="TH SarabunPSK" w:cs="TH SarabunPSK" w:hint="cs"/>
+          <w:sz w:val="32"/>
+          <w:szCs w:val="32"/>
+        </w:rPr>
+        <w:t xml:space="preserve">Low Code  </w:t>
+      </w:r>
+      <w:r>
+        <w:rPr>
+          <w:rFonts w:ascii="TH SarabunPSK" w:hAnsi="TH SarabunPSK" w:cs="TH SarabunPSK" w:hint="cs"/>
+          <w:sz w:val="32"/>
+          <w:szCs w:val="32"/>
+          <w:cs/>
+        </w:rPr>
+        <w:t xml:space="preserve">ที่จะใช้แนวคิดลากเส้นต่อจุดตามแบบ </w:t>
+      </w:r>
+      <w:r>
+        <w:rPr>
+          <w:rFonts w:ascii="TH SarabunPSK" w:hAnsi="TH SarabunPSK" w:cs="TH SarabunPSK" w:hint="cs"/>
+          <w:sz w:val="32"/>
+          <w:szCs w:val="32"/>
+        </w:rPr>
+        <w:t xml:space="preserve">Flow </w:t>
+      </w:r>
+      <w:r>
+        <w:rPr>
+          <w:rFonts w:ascii="TH SarabunPSK" w:hAnsi="TH SarabunPSK" w:cs="TH SarabunPSK" w:hint="cs"/>
+          <w:sz w:val="32"/>
+          <w:szCs w:val="32"/>
+          <w:cs/>
+        </w:rPr>
+        <w:t>ระหว่างแอป</w:t>
+      </w:r>
+      <w:proofErr w:type="spellStart"/>
+      <w:r>
+        <w:rPr>
+          <w:rFonts w:ascii="TH SarabunPSK" w:hAnsi="TH SarabunPSK" w:cs="TH SarabunPSK" w:hint="cs"/>
+          <w:sz w:val="32"/>
+          <w:szCs w:val="32"/>
+          <w:cs/>
+        </w:rPr>
+        <w:t>หร</w:t>
+      </w:r>
+      <w:proofErr w:type="spellEnd"/>
+      <w:r>
+        <w:rPr>
+          <w:rFonts w:ascii="TH SarabunPSK" w:hAnsi="TH SarabunPSK" w:cs="TH SarabunPSK" w:hint="cs"/>
+          <w:sz w:val="32"/>
+          <w:szCs w:val="32"/>
+          <w:cs/>
+        </w:rPr>
+        <w:t xml:space="preserve">ือบริการต่างๆ เหมือน </w:t>
+      </w:r>
+      <w:r>
+        <w:rPr>
+          <w:rFonts w:ascii="TH SarabunPSK" w:hAnsi="TH SarabunPSK" w:cs="TH SarabunPSK" w:hint="cs"/>
+          <w:sz w:val="32"/>
+          <w:szCs w:val="32"/>
+        </w:rPr>
+        <w:t xml:space="preserve">Flowchart </w:t>
+      </w:r>
+    </w:p>
+    <w:p>
+      <w:pPr>
+        <w:autoSpaceDE w:val="0"/>
+        <w:autoSpaceDN w:val="0"/>
+        <w:adjustRightInd w:val="0"/>
+        <w:jc w:val="thaiDistribute"/>
+        <w:rPr>
+          <w:rFonts w:ascii="TH SarabunPSK" w:hAnsi="TH SarabunPSK" w:cs="TH SarabunPSK"/>
+          <w:sz w:val="32"/>
+          <w:szCs w:val="32"/>
+        </w:rPr>
+      </w:pPr>
+    </w:p>
+    <w:p>
+      <w:pPr>
+        <w:autoSpaceDE w:val="0"/>
+        <w:autoSpaceDN w:val="0"/>
+        <w:adjustRightInd w:val="0"/>
+        <w:rPr>
+          <w:rFonts w:ascii="TH SarabunPSK" w:hAnsi="TH SarabunPSK" w:cs="TH SarabunPSK"/>
+          <w:sz w:val="32"/>
+          <w:szCs w:val="32"/>
+        </w:rPr>
+      </w:pPr>
+    </w:p>
+    <w:p>
+      <w:pPr>
+        <w:autoSpaceDE w:val="0"/>
+        <w:autoSpaceDN w:val="0"/>
+        <w:adjustRightInd w:val="0"/>
+        <w:rPr>
+          <w:rFonts w:ascii="TH SarabunPSK" w:hAnsi="TH SarabunPSK" w:cs="TH SarabunPSK"/>
+          <w:sz w:val="32"/>
+          <w:szCs w:val="32"/>
+        </w:rPr>
+      </w:pPr>
+    </w:p>
+    <w:p>
+      <w:pPr>
+        <w:autoSpaceDE w:val="0"/>
+        <w:autoSpaceDN w:val="0"/>
+        <w:adjustRightInd w:val="0"/>
+        <w:rPr>
+          <w:rFonts w:ascii="TH SarabunPSK" w:hAnsi="TH SarabunPSK" w:cs="TH SarabunPSK"/>
+          <w:sz w:val="32"/>
+          <w:szCs w:val="32"/>
+        </w:rPr>
+      </w:pPr>
+    </w:p>
+    <w:p>
+      <w:pPr>
+        <w:tabs>
+          <w:tab w:val="left" w:pos="567"/>
+        </w:tabs>
+        <w:autoSpaceDE w:val="0"/>
+        <w:autoSpaceDN w:val="0"/>
+        <w:adjustRightInd w:val="0"/>
+        <w:jc w:val="thaiDistribute"/>
+        <w:rPr>
+          <w:rFonts w:ascii="TH SarabunPSK" w:hAnsi="TH SarabunPSK" w:cs="TH SarabunPSK"/>
+          <w:sz w:val="32"/>
+          <w:szCs w:val="32"/>
+        </w:rPr>
+      </w:pPr>
+      <w:r>
+        <w:rPr>
+          <w:rFonts w:ascii="TH SarabunPSK" w:hAnsi="TH SarabunPSK" w:cs="TH SarabunPSK"/>
+          <w:sz w:val="32"/>
+          <w:szCs w:val="32"/>
+        </w:rPr>
+        <w:tab/>
+      </w:r>
+      <w:r>
+        <w:rPr>
+          <w:rFonts w:ascii="TH SarabunPSK" w:hAnsi="TH SarabunPSK" w:cs="TH SarabunPSK" w:hint="cs"/>
+          <w:sz w:val="32"/>
+          <w:szCs w:val="32"/>
+        </w:rPr>
+        <w:t xml:space="preserve">N8n </w:t>
+      </w:r>
+      <w:r>
+        <w:rPr>
+          <w:rFonts w:ascii="TH SarabunPSK" w:hAnsi="TH SarabunPSK" w:cs="TH SarabunPSK" w:hint="cs"/>
+          <w:sz w:val="32"/>
+          <w:szCs w:val="32"/>
+          <w:cs/>
+        </w:rPr>
         <w:t xml:space="preserve">สามารถใช้งานได้ทั้งแบบ </w:t>
       </w:r>
       <w:r>
@@ -965,17 +1139,7 @@
           <w:szCs w:val="32"/>
           <w:cs/>
         </w:rPr>
-        <w:t>และไม่มีข้อจำกัด</w:t>
-      </w:r>
-      <w:r>
-        <w:rPr>
-          <w:rFonts w:ascii="TH SarabunPSK" w:hAnsi="TH SarabunPSK" w:cs="TH SarabunPSK" w:hint="cs"/>
-          <w:sz w:val="32"/>
-          <w:szCs w:val="32"/>
-          <w:cs/>
-        </w:rPr>
-        <w:lastRenderedPageBreak/>
-        <w:t xml:space="preserve">ด้านในการสร้าง </w:t>
+        <w:t xml:space="preserve">และไม่มีข้อจำกัดด้านในการสร้าง </w:t>
       </w:r>
       <w:r>
         <w:rPr>
@@ -1084,8 +1248,8 @@
         <w:tabs>
           <w:tab w:val="left" w:pos="426"/>
           <w:tab w:val="left" w:pos="993"/>
+          <w:tab w:val="left" w:pos="1418"/>
         </w:tabs>
-        <w:ind w:left="73" w:firstLine="494"/>
         <w:jc w:val="thaiDistribute"/>
         <w:rPr>
           <w:rFonts w:ascii="TH SarabunPSK" w:hAnsi="TH SarabunPSK" w:cs="TH SarabunPSK"/>
@@ -1099,16 +1263,24 @@
           <w:sz w:val="32"/>
           <w:szCs w:val="32"/>
         </w:rPr>
-        <w:t>•</w:t>
-      </w:r>
-      <w:r>
-        <w:rPr>
-          <w:rFonts w:ascii="TH SarabunPSK" w:hAnsi="TH SarabunPSK" w:cs="TH SarabunPSK" w:hint="cs"/>
-          <w:sz w:val="32"/>
-          <w:szCs w:val="32"/>
-          <w:cs/>
-        </w:rPr>
-        <w:t xml:space="preserve"> </w:t>
+        <w:tab/>
+      </w:r>
+      <w:r>
+        <w:rPr>
+          <w:rFonts w:ascii="TH SarabunPSK" w:hAnsi="TH SarabunPSK" w:cs="TH SarabunPSK"/>
+          <w:sz w:val="32"/>
+          <w:szCs w:val="32"/>
+        </w:rPr>
+        <w:tab/>
+      </w:r>
+      <w:r>
+        <w:rPr>
+          <w:rFonts w:ascii="TH SarabunPSK" w:hAnsi="TH SarabunPSK" w:cs="TH SarabunPSK"/>
+          <w:sz w:val="32"/>
+          <w:szCs w:val="32"/>
+        </w:rPr>
+        <w:tab/>
+        <w:t>1)**</w:t>
       </w:r>
       <w:r>
         <w:rPr>
@@ -1181,10 +1353,11 @@
     </w:p>
     <w:p>
       <w:pPr>
-        <w:pStyle w:val="a3"/>
+        <w:pStyle w:val="ListParagraph"/>
         <w:tabs>
           <w:tab w:val="left" w:pos="426"/>
           <w:tab w:val="left" w:pos="993"/>
+          <w:tab w:val="left" w:pos="1418"/>
         </w:tabs>
         <w:ind w:left="793" w:hanging="226"/>
         <w:jc w:val="thaiDistribute"/>
@@ -1200,16 +1373,24 @@
           <w:sz w:val="32"/>
           <w:szCs w:val="32"/>
         </w:rPr>
-        <w:t>•</w:t>
-      </w:r>
-      <w:r>
-        <w:rPr>
-          <w:rFonts w:ascii="TH SarabunPSK" w:hAnsi="TH SarabunPSK" w:cs="TH SarabunPSK" w:hint="cs"/>
-          <w:sz w:val="32"/>
-          <w:szCs w:val="32"/>
-          <w:cs/>
-        </w:rPr>
-        <w:t xml:space="preserve"> </w:t>
+        <w:tab/>
+      </w:r>
+      <w:r>
+        <w:rPr>
+          <w:rFonts w:ascii="TH SarabunPSK" w:hAnsi="TH SarabunPSK" w:cs="TH SarabunPSK"/>
+          <w:sz w:val="32"/>
+          <w:szCs w:val="32"/>
+        </w:rPr>
+        <w:tab/>
+      </w:r>
+      <w:r>
+        <w:rPr>
+          <w:rFonts w:ascii="TH SarabunPSK" w:hAnsi="TH SarabunPSK" w:cs="TH SarabunPSK"/>
+          <w:sz w:val="32"/>
+          <w:szCs w:val="32"/>
+        </w:rPr>
+        <w:tab/>
+        <w:t>2)**</w:t>
       </w:r>
       <w:r>
         <w:rPr>
@@ -1282,10 +1463,11 @@
     </w:p>
     <w:p>
       <w:pPr>
-        <w:pStyle w:val="a3"/>
+        <w:pStyle w:val="ListParagraph"/>
         <w:tabs>
           <w:tab w:val="left" w:pos="426"/>
           <w:tab w:val="left" w:pos="993"/>
+          <w:tab w:val="left" w:pos="1418"/>
         </w:tabs>
         <w:ind w:left="793"/>
         <w:jc w:val="thaiDistribute"/>
@@ -1301,15 +1483,23 @@
           <w:sz w:val="32"/>
           <w:szCs w:val="32"/>
         </w:rPr>
-        <w:t>•</w:t>
-      </w:r>
-      <w:r>
-        <w:rPr>
-          <w:rFonts w:ascii="TH SarabunPSK" w:hAnsi="TH SarabunPSK" w:cs="TH SarabunPSK"/>
-          <w:sz w:val="32"/>
-          <w:szCs w:val="32"/>
-        </w:rPr>
         <w:tab/>
+      </w:r>
+      <w:r>
+        <w:rPr>
+          <w:rFonts w:ascii="TH SarabunPSK" w:hAnsi="TH SarabunPSK" w:cs="TH SarabunPSK"/>
+          <w:sz w:val="32"/>
+          <w:szCs w:val="32"/>
+        </w:rPr>
+        <w:tab/>
+        <w:t>3)**</w:t>
+      </w:r>
+      <w:r>
+        <w:rPr>
+          <w:rFonts w:ascii="TH SarabunPSK" w:hAnsi="TH SarabunPSK" w:cs="TH SarabunPSK"/>
+          <w:sz w:val="32"/>
+          <w:szCs w:val="32"/>
+        </w:rPr>
         <w:t xml:space="preserve">Trigger nodes </w:t>
       </w:r>
       <w:r>
@@ -1341,10 +1531,165 @@
     </w:p>
     <w:p>
       <w:pPr>
-        <w:pStyle w:val="a3"/>
+        <w:pStyle w:val="ListParagraph"/>
         <w:tabs>
           <w:tab w:val="left" w:pos="426"/>
           <w:tab w:val="left" w:pos="993"/>
+          <w:tab w:val="left" w:pos="1418"/>
+        </w:tabs>
+        <w:ind w:left="0"/>
+        <w:jc w:val="thaiDistribute"/>
+        <w:rPr>
+          <w:rFonts w:ascii="TH SarabunPSK" w:hAnsi="TH SarabunPSK" w:cs="TH SarabunPSK"/>
+          <w:sz w:val="32"/>
+          <w:szCs w:val="32"/>
+        </w:rPr>
+      </w:pPr>
+      <w:r>
+        <w:rPr>
+          <w:rFonts w:ascii="TH SarabunPSK" w:hAnsi="TH SarabunPSK" w:cs="TH SarabunPSK"/>
+          <w:sz w:val="32"/>
+          <w:szCs w:val="32"/>
+        </w:rPr>
+        <w:tab/>
+      </w:r>
+      <w:r>
+        <w:rPr>
+          <w:rFonts w:ascii="TH SarabunPSK" w:hAnsi="TH SarabunPSK" w:cs="TH SarabunPSK"/>
+          <w:sz w:val="32"/>
+          <w:szCs w:val="32"/>
+        </w:rPr>
+        <w:tab/>
+      </w:r>
+      <w:r>
+        <w:rPr>
+          <w:rFonts w:ascii="TH SarabunPSK" w:hAnsi="TH SarabunPSK" w:cs="TH SarabunPSK"/>
+          <w:sz w:val="32"/>
+          <w:szCs w:val="32"/>
+        </w:rPr>
+        <w:tab/>
+        <w:t>4)**</w:t>
+      </w:r>
+      <w:r>
+        <w:rPr>
+          <w:rFonts w:ascii="TH SarabunPSK" w:hAnsi="TH SarabunPSK" w:cs="TH SarabunPSK"/>
+          <w:sz w:val="32"/>
+          <w:szCs w:val="32"/>
+        </w:rPr>
+        <w:t xml:space="preserve">Action/Integration nodes </w:t>
+      </w:r>
+      <w:r>
+        <w:rPr>
+          <w:rFonts w:ascii="TH SarabunPSK" w:hAnsi="TH SarabunPSK" w:cs="TH SarabunPSK"/>
+          <w:sz w:val="32"/>
+          <w:szCs w:val="32"/>
+          <w:cs/>
+        </w:rPr>
+        <w:t xml:space="preserve">ทำงานกับบริการต่าง ๆ เช่น </w:t>
+      </w:r>
+      <w:r>
+        <w:rPr>
+          <w:rFonts w:ascii="TH SarabunPSK" w:hAnsi="TH SarabunPSK" w:cs="TH SarabunPSK"/>
+          <w:sz w:val="32"/>
+          <w:szCs w:val="32"/>
+        </w:rPr>
+        <w:t>HTTP Request, Google Sheets, Slack</w:t>
+      </w:r>
+    </w:p>
+    <w:p>
+      <w:pPr>
+        <w:pStyle w:val="ListParagraph"/>
+        <w:tabs>
+          <w:tab w:val="left" w:pos="426"/>
+          <w:tab w:val="left" w:pos="993"/>
+          <w:tab w:val="left" w:pos="1418"/>
+        </w:tabs>
+        <w:ind w:left="0"/>
+        <w:jc w:val="thaiDistribute"/>
+        <w:rPr>
+          <w:rFonts w:ascii="TH SarabunPSK" w:hAnsi="TH SarabunPSK" w:cs="TH SarabunPSK"/>
+          <w:sz w:val="32"/>
+          <w:szCs w:val="32"/>
+        </w:rPr>
+      </w:pPr>
+      <w:r>
+        <w:rPr>
+          <w:rFonts w:ascii="TH SarabunPSK" w:hAnsi="TH SarabunPSK" w:cs="TH SarabunPSK"/>
+          <w:sz w:val="32"/>
+          <w:szCs w:val="32"/>
+        </w:rPr>
+        <w:tab/>
+      </w:r>
+      <w:r>
+        <w:rPr>
+          <w:rFonts w:ascii="TH SarabunPSK" w:hAnsi="TH SarabunPSK" w:cs="TH SarabunPSK"/>
+          <w:sz w:val="32"/>
+          <w:szCs w:val="32"/>
+        </w:rPr>
+        <w:tab/>
+      </w:r>
+      <w:r>
+        <w:rPr>
+          <w:rFonts w:ascii="TH SarabunPSK" w:hAnsi="TH SarabunPSK" w:cs="TH SarabunPSK"/>
+          <w:sz w:val="32"/>
+          <w:szCs w:val="32"/>
+        </w:rPr>
+        <w:tab/>
+        <w:t>5)**</w:t>
+      </w:r>
+      <w:r>
+        <w:rPr>
+          <w:rFonts w:ascii="TH SarabunPSK" w:hAnsi="TH SarabunPSK" w:cs="TH SarabunPSK"/>
+          <w:sz w:val="32"/>
+          <w:szCs w:val="32"/>
+        </w:rPr>
+        <w:t xml:space="preserve">Logic/Utility nodes </w:t>
+      </w:r>
+      <w:r>
+        <w:rPr>
+          <w:rFonts w:ascii="TH SarabunPSK" w:hAnsi="TH SarabunPSK" w:cs="TH SarabunPSK"/>
+          <w:sz w:val="32"/>
+          <w:szCs w:val="32"/>
+          <w:cs/>
+        </w:rPr>
+        <w:t xml:space="preserve">ควบคุมลำดับ/ข้อมูล เช่น </w:t>
+      </w:r>
+      <w:r>
+        <w:rPr>
+          <w:rFonts w:ascii="TH SarabunPSK" w:hAnsi="TH SarabunPSK" w:cs="TH SarabunPSK"/>
+          <w:sz w:val="32"/>
+          <w:szCs w:val="32"/>
+        </w:rPr>
+        <w:t xml:space="preserve">IF, Switch, Merge, </w:t>
+      </w:r>
+      <w:proofErr w:type="spellStart"/>
+      <w:proofErr w:type="gramStart"/>
+      <w:r>
+        <w:rPr>
+          <w:rFonts w:ascii="TH SarabunPSK" w:hAnsi="TH SarabunPSK" w:cs="TH SarabunPSK"/>
+          <w:sz w:val="32"/>
+          <w:szCs w:val="32"/>
+        </w:rPr>
+        <w:t>Set,Code</w:t>
+      </w:r>
+      <w:proofErr w:type="spellEnd"/>
+      <w:proofErr w:type="gramEnd"/>
+      <w:r>
+        <w:rPr>
+          <w:rFonts w:ascii="TH SarabunPSK" w:hAnsi="TH SarabunPSK" w:cs="TH SarabunPSK"/>
+          <w:sz w:val="32"/>
+          <w:szCs w:val="32"/>
+        </w:rPr>
+        <w:t>/Function</w:t>
+      </w:r>
+    </w:p>
+    <w:p>
+      <w:pPr>
+        <w:pStyle w:val="ListParagraph"/>
+        <w:tabs>
+          <w:tab w:val="left" w:pos="426"/>
+          <w:tab w:val="left" w:pos="993"/>
+          <w:tab w:val="left" w:pos="1418"/>
         </w:tabs>
         <w:ind w:left="793"/>
         <w:jc w:val="thaiDistribute"/>
@@ -1360,43 +1705,70 @@
           <w:sz w:val="32"/>
           <w:szCs w:val="32"/>
         </w:rPr>
-        <w:t>•</w:t>
-      </w:r>
-      <w:r>
-        <w:rPr>
-          <w:rFonts w:ascii="TH SarabunPSK" w:hAnsi="TH SarabunPSK" w:cs="TH SarabunPSK"/>
-          <w:sz w:val="32"/>
-          <w:szCs w:val="32"/>
-        </w:rPr>
         <w:tab/>
-        <w:t xml:space="preserve">Action/Integration nodes </w:t>
-      </w:r>
-      <w:r>
-        <w:rPr>
-          <w:rFonts w:ascii="TH SarabunPSK" w:hAnsi="TH SarabunPSK" w:cs="TH SarabunPSK"/>
-          <w:sz w:val="32"/>
-          <w:szCs w:val="32"/>
-          <w:cs/>
-        </w:rPr>
-        <w:t xml:space="preserve">ทำงานกับบริการต่าง ๆ เช่น </w:t>
-      </w:r>
-      <w:r>
-        <w:rPr>
-          <w:rFonts w:ascii="TH SarabunPSK" w:hAnsi="TH SarabunPSK" w:cs="TH SarabunPSK"/>
-          <w:sz w:val="32"/>
-          <w:szCs w:val="32"/>
-        </w:rPr>
-        <w:t>HTTP Request, Google Sheets, Slack</w:t>
+      </w:r>
+      <w:r>
+        <w:rPr>
+          <w:rFonts w:ascii="TH SarabunPSK" w:hAnsi="TH SarabunPSK" w:cs="TH SarabunPSK"/>
+          <w:sz w:val="32"/>
+          <w:szCs w:val="32"/>
+        </w:rPr>
+        <w:tab/>
+        <w:t>6)**</w:t>
+      </w:r>
+      <w:r>
+        <w:rPr>
+          <w:rFonts w:ascii="TH SarabunPSK" w:hAnsi="TH SarabunPSK" w:cs="TH SarabunPSK"/>
+          <w:sz w:val="32"/>
+          <w:szCs w:val="32"/>
+        </w:rPr>
+        <w:t xml:space="preserve">Flow control </w:t>
+      </w:r>
+      <w:r>
+        <w:rPr>
+          <w:rFonts w:ascii="TH SarabunPSK" w:hAnsi="TH SarabunPSK" w:cs="TH SarabunPSK"/>
+          <w:sz w:val="32"/>
+          <w:szCs w:val="32"/>
+          <w:cs/>
+        </w:rPr>
+        <w:t xml:space="preserve">เช่น </w:t>
+      </w:r>
+      <w:r>
+        <w:rPr>
+          <w:rFonts w:ascii="TH SarabunPSK" w:hAnsi="TH SarabunPSK" w:cs="TH SarabunPSK"/>
+          <w:sz w:val="32"/>
+          <w:szCs w:val="32"/>
+        </w:rPr>
+        <w:t xml:space="preserve">Wait, Split </w:t>
+      </w:r>
+      <w:proofErr w:type="gramStart"/>
+      <w:r>
+        <w:rPr>
+          <w:rFonts w:ascii="TH SarabunPSK" w:hAnsi="TH SarabunPSK" w:cs="TH SarabunPSK"/>
+          <w:sz w:val="32"/>
+          <w:szCs w:val="32"/>
+        </w:rPr>
+        <w:t>In</w:t>
+      </w:r>
+      <w:proofErr w:type="gramEnd"/>
+      <w:r>
+        <w:rPr>
+          <w:rFonts w:ascii="TH SarabunPSK" w:hAnsi="TH SarabunPSK" w:cs="TH SarabunPSK"/>
+          <w:sz w:val="32"/>
+          <w:szCs w:val="32"/>
+        </w:rPr>
+        <w:t xml:space="preserve"> Batches, Error Trigger</w:t>
       </w:r>
     </w:p>
     <w:p>
       <w:pPr>
-        <w:pStyle w:val="a3"/>
+        <w:pStyle w:val="ListParagraph"/>
         <w:tabs>
           <w:tab w:val="left" w:pos="426"/>
           <w:tab w:val="left" w:pos="993"/>
+          <w:tab w:val="left" w:pos="1418"/>
         </w:tabs>
-        <w:ind w:left="793"/>
+        <w:ind w:left="0"/>
         <w:jc w:val="thaiDistribute"/>
         <w:rPr>
           <w:rFonts w:ascii="TH SarabunPSK" w:hAnsi="TH SarabunPSK" w:cs="TH SarabunPSK"/>
@@ -1410,63 +1782,123 @@
           <w:sz w:val="32"/>
           <w:szCs w:val="32"/>
         </w:rPr>
-        <w:t>•</w:t>
-      </w:r>
-      <w:r>
-        <w:rPr>
-          <w:rFonts w:ascii="TH SarabunPSK" w:hAnsi="TH SarabunPSK" w:cs="TH SarabunPSK"/>
-          <w:sz w:val="32"/>
-          <w:szCs w:val="32"/>
-        </w:rPr>
         <w:tab/>
-        <w:t xml:space="preserve">Logic/Utility nodes </w:t>
-      </w:r>
-      <w:r>
-        <w:rPr>
-          <w:rFonts w:ascii="TH SarabunPSK" w:hAnsi="TH SarabunPSK" w:cs="TH SarabunPSK"/>
-          <w:sz w:val="32"/>
-          <w:szCs w:val="32"/>
-          <w:cs/>
-        </w:rPr>
-        <w:t xml:space="preserve">ควบคุมลำดับ/ข้อมูล เช่น </w:t>
-      </w:r>
-      <w:r>
-        <w:rPr>
-          <w:rFonts w:ascii="TH SarabunPSK" w:hAnsi="TH SarabunPSK" w:cs="TH SarabunPSK"/>
-          <w:sz w:val="32"/>
-          <w:szCs w:val="32"/>
-        </w:rPr>
-        <w:t xml:space="preserve">IF, Switch, Merge, </w:t>
+      </w:r>
+      <w:r>
+        <w:rPr>
+          <w:rFonts w:ascii="TH SarabunPSK" w:hAnsi="TH SarabunPSK" w:cs="TH SarabunPSK"/>
+          <w:sz w:val="32"/>
+          <w:szCs w:val="32"/>
+        </w:rPr>
+        <w:tab/>
+      </w:r>
+      <w:r>
+        <w:rPr>
+          <w:rFonts w:ascii="TH SarabunPSK" w:hAnsi="TH SarabunPSK" w:cs="TH SarabunPSK"/>
+          <w:sz w:val="32"/>
+          <w:szCs w:val="32"/>
+        </w:rPr>
+        <w:tab/>
+        <w:t>7)**</w:t>
+      </w:r>
+      <w:r>
+        <w:rPr>
+          <w:rFonts w:ascii="TH SarabunPSK" w:hAnsi="TH SarabunPSK" w:cs="TH SarabunPSK"/>
+          <w:sz w:val="32"/>
+          <w:szCs w:val="32"/>
+          <w:cs/>
+        </w:rPr>
+        <w:t>อินพุต/เอาต์พุต: แต่ละ</w:t>
       </w:r>
       <w:proofErr w:type="spellStart"/>
-      <w:proofErr w:type="gramStart"/>
-      <w:r>
-        <w:rPr>
-          <w:rFonts w:ascii="TH SarabunPSK" w:hAnsi="TH SarabunPSK" w:cs="TH SarabunPSK"/>
-          <w:sz w:val="32"/>
-          <w:szCs w:val="32"/>
-        </w:rPr>
-        <w:t>Set,Code</w:t>
+      <w:r>
+        <w:rPr>
+          <w:rFonts w:ascii="TH SarabunPSK" w:hAnsi="TH SarabunPSK" w:cs="TH SarabunPSK"/>
+          <w:sz w:val="32"/>
+          <w:szCs w:val="32"/>
+          <w:cs/>
+        </w:rPr>
+        <w:t>โหนด</w:t>
       </w:r>
       <w:proofErr w:type="spellEnd"/>
-      <w:proofErr w:type="gramEnd"/>
-      <w:r>
-        <w:rPr>
-          <w:rFonts w:ascii="TH SarabunPSK" w:hAnsi="TH SarabunPSK" w:cs="TH SarabunPSK"/>
-          <w:sz w:val="32"/>
-          <w:szCs w:val="32"/>
-        </w:rPr>
-        <w:t>/Function</w:t>
+      <w:r>
+        <w:rPr>
+          <w:rFonts w:ascii="TH SarabunPSK" w:hAnsi="TH SarabunPSK" w:cs="TH SarabunPSK"/>
+          <w:sz w:val="32"/>
+          <w:szCs w:val="32"/>
+          <w:cs/>
+        </w:rPr>
+        <w:t xml:space="preserve">ทำงานเป็น </w:t>
+      </w:r>
+      <w:r>
+        <w:rPr>
+          <w:rFonts w:ascii="TH SarabunPSK" w:hAnsi="TH SarabunPSK" w:cs="TH SarabunPSK"/>
+          <w:sz w:val="32"/>
+          <w:szCs w:val="32"/>
+        </w:rPr>
+        <w:t>“</w:t>
+      </w:r>
+      <w:r>
+        <w:rPr>
+          <w:rFonts w:ascii="TH SarabunPSK" w:hAnsi="TH SarabunPSK" w:cs="TH SarabunPSK"/>
+          <w:sz w:val="32"/>
+          <w:szCs w:val="32"/>
+          <w:cs/>
+        </w:rPr>
+        <w:t>ต่อ 1 ชุดข้อมูล (</w:t>
+      </w:r>
+      <w:r>
+        <w:rPr>
+          <w:rFonts w:ascii="TH SarabunPSK" w:hAnsi="TH SarabunPSK" w:cs="TH SarabunPSK"/>
+          <w:sz w:val="32"/>
+          <w:szCs w:val="32"/>
+        </w:rPr>
+        <w:t xml:space="preserve">items)” </w:t>
+      </w:r>
+      <w:r>
+        <w:rPr>
+          <w:rFonts w:ascii="TH SarabunPSK" w:hAnsi="TH SarabunPSK" w:cs="TH SarabunPSK"/>
+          <w:sz w:val="32"/>
+          <w:szCs w:val="32"/>
+          <w:cs/>
+        </w:rPr>
+        <w:t xml:space="preserve">แล้วส่งต่อเป็นอาร์เรย์ของ </w:t>
+      </w:r>
+      <w:r>
+        <w:rPr>
+          <w:rFonts w:ascii="TH SarabunPSK" w:hAnsi="TH SarabunPSK" w:cs="TH SarabunPSK"/>
+          <w:sz w:val="32"/>
+          <w:szCs w:val="32"/>
+        </w:rPr>
+        <w:t>items (</w:t>
+      </w:r>
+      <w:r>
+        <w:rPr>
+          <w:rFonts w:ascii="TH SarabunPSK" w:hAnsi="TH SarabunPSK" w:cs="TH SarabunPSK"/>
+          <w:sz w:val="32"/>
+          <w:szCs w:val="32"/>
+          <w:cs/>
+        </w:rPr>
+        <w:t xml:space="preserve">โครงสร้าง </w:t>
+      </w:r>
+      <w:r>
+        <w:rPr>
+          <w:rFonts w:ascii="TH SarabunPSK" w:hAnsi="TH SarabunPSK" w:cs="TH SarabunPSK"/>
+          <w:sz w:val="32"/>
+          <w:szCs w:val="32"/>
+        </w:rPr>
+        <w:t>JSON)</w:t>
       </w:r>
     </w:p>
     <w:p>
       <w:pPr>
-        <w:pStyle w:val="a3"/>
+        <w:pStyle w:val="ListParagraph"/>
         <w:tabs>
           <w:tab w:val="left" w:pos="426"/>
           <w:tab w:val="left" w:pos="993"/>
+          <w:tab w:val="left" w:pos="1418"/>
         </w:tabs>
-        <w:ind w:left="793"/>
+        <w:ind w:left="0"/>
         <w:jc w:val="thaiDistribute"/>
         <w:rPr>
           <w:rFonts w:ascii="TH SarabunPSK" w:hAnsi="TH SarabunPSK" w:cs="TH SarabunPSK"/>
@@ -1480,61 +1912,129 @@
           <w:sz w:val="32"/>
           <w:szCs w:val="32"/>
         </w:rPr>
-        <w:t>•</w:t>
-      </w:r>
-      <w:r>
-        <w:rPr>
-          <w:rFonts w:ascii="TH SarabunPSK" w:hAnsi="TH SarabunPSK" w:cs="TH SarabunPSK"/>
-          <w:sz w:val="32"/>
-          <w:szCs w:val="32"/>
-        </w:rPr>
         <w:tab/>
-        <w:t xml:space="preserve">Flow control </w:t>
-      </w:r>
-      <w:r>
-        <w:rPr>
-          <w:rFonts w:ascii="TH SarabunPSK" w:hAnsi="TH SarabunPSK" w:cs="TH SarabunPSK"/>
-          <w:sz w:val="32"/>
-          <w:szCs w:val="32"/>
-          <w:cs/>
-        </w:rPr>
-        <w:t xml:space="preserve">เช่น </w:t>
-      </w:r>
-      <w:r>
-        <w:rPr>
-          <w:rFonts w:ascii="TH SarabunPSK" w:hAnsi="TH SarabunPSK" w:cs="TH SarabunPSK"/>
-          <w:sz w:val="32"/>
-          <w:szCs w:val="32"/>
-        </w:rPr>
-        <w:t xml:space="preserve">Wait, Split </w:t>
-      </w:r>
-      <w:proofErr w:type="gramStart"/>
-      <w:r>
-        <w:rPr>
-          <w:rFonts w:ascii="TH SarabunPSK" w:hAnsi="TH SarabunPSK" w:cs="TH SarabunPSK"/>
-          <w:sz w:val="32"/>
-          <w:szCs w:val="32"/>
-        </w:rPr>
-        <w:t>In</w:t>
-      </w:r>
-      <w:proofErr w:type="gramEnd"/>
-      <w:r>
-        <w:rPr>
-          <w:rFonts w:ascii="TH SarabunPSK" w:hAnsi="TH SarabunPSK" w:cs="TH SarabunPSK"/>
-          <w:sz w:val="32"/>
-          <w:szCs w:val="32"/>
-        </w:rPr>
-        <w:t xml:space="preserve"> Batches, Error Trigger</w:t>
+      </w:r>
+      <w:r>
+        <w:rPr>
+          <w:rFonts w:ascii="TH SarabunPSK" w:hAnsi="TH SarabunPSK" w:cs="TH SarabunPSK"/>
+          <w:sz w:val="32"/>
+          <w:szCs w:val="32"/>
+        </w:rPr>
+        <w:tab/>
+      </w:r>
+      <w:r>
+        <w:rPr>
+          <w:rFonts w:ascii="TH SarabunPSK" w:hAnsi="TH SarabunPSK" w:cs="TH SarabunPSK"/>
+          <w:sz w:val="32"/>
+          <w:szCs w:val="32"/>
+        </w:rPr>
+        <w:tab/>
+        <w:t>8)**</w:t>
+      </w:r>
+      <w:r>
+        <w:rPr>
+          <w:rFonts w:ascii="TH SarabunPSK" w:hAnsi="TH SarabunPSK" w:cs="TH SarabunPSK"/>
+          <w:sz w:val="32"/>
+          <w:szCs w:val="32"/>
+          <w:cs/>
+        </w:rPr>
+        <w:t>การเชื่อมเส้น (</w:t>
+      </w:r>
+      <w:r>
+        <w:rPr>
+          <w:rFonts w:ascii="TH SarabunPSK" w:hAnsi="TH SarabunPSK" w:cs="TH SarabunPSK"/>
+          <w:sz w:val="32"/>
+          <w:szCs w:val="32"/>
+        </w:rPr>
+        <w:t xml:space="preserve">connections): </w:t>
+      </w:r>
+      <w:r>
+        <w:rPr>
+          <w:rFonts w:ascii="TH SarabunPSK" w:hAnsi="TH SarabunPSK" w:cs="TH SarabunPSK"/>
+          <w:sz w:val="32"/>
+          <w:szCs w:val="32"/>
+          <w:cs/>
+        </w:rPr>
+        <w:t>ลากเส้นออกจาก</w:t>
+      </w:r>
+      <w:proofErr w:type="spellStart"/>
+      <w:r>
+        <w:rPr>
+          <w:rFonts w:ascii="TH SarabunPSK" w:hAnsi="TH SarabunPSK" w:cs="TH SarabunPSK"/>
+          <w:sz w:val="32"/>
+          <w:szCs w:val="32"/>
+          <w:cs/>
+        </w:rPr>
+        <w:t>โหนด</w:t>
+      </w:r>
+      <w:proofErr w:type="spellEnd"/>
+      <w:r>
+        <w:rPr>
+          <w:rFonts w:ascii="TH SarabunPSK" w:hAnsi="TH SarabunPSK" w:cs="TH SarabunPSK"/>
+          <w:sz w:val="32"/>
+          <w:szCs w:val="32"/>
+          <w:cs/>
+        </w:rPr>
+        <w:t>หนึ่งไปอีก</w:t>
+      </w:r>
+      <w:proofErr w:type="spellStart"/>
+      <w:r>
+        <w:rPr>
+          <w:rFonts w:ascii="TH SarabunPSK" w:hAnsi="TH SarabunPSK" w:cs="TH SarabunPSK"/>
+          <w:sz w:val="32"/>
+          <w:szCs w:val="32"/>
+          <w:cs/>
+        </w:rPr>
+        <w:t>โหนด</w:t>
+      </w:r>
+      <w:proofErr w:type="spellEnd"/>
+      <w:r>
+        <w:rPr>
+          <w:rFonts w:ascii="TH SarabunPSK" w:hAnsi="TH SarabunPSK" w:cs="TH SarabunPSK"/>
+          <w:sz w:val="32"/>
+          <w:szCs w:val="32"/>
+          <w:cs/>
+        </w:rPr>
+        <w:t>เพื่อกำหนดเส้นทางการทำงาน (บาง</w:t>
+      </w:r>
+      <w:proofErr w:type="spellStart"/>
+      <w:r>
+        <w:rPr>
+          <w:rFonts w:ascii="TH SarabunPSK" w:hAnsi="TH SarabunPSK" w:cs="TH SarabunPSK"/>
+          <w:sz w:val="32"/>
+          <w:szCs w:val="32"/>
+          <w:cs/>
+        </w:rPr>
+        <w:t>โหนด</w:t>
+      </w:r>
+      <w:proofErr w:type="spellEnd"/>
+      <w:r>
+        <w:rPr>
+          <w:rFonts w:ascii="TH SarabunPSK" w:hAnsi="TH SarabunPSK" w:cs="TH SarabunPSK"/>
+          <w:sz w:val="32"/>
+          <w:szCs w:val="32"/>
+          <w:cs/>
+        </w:rPr>
+        <w:t xml:space="preserve">มีเอาต์พุตหลายทาง เช่น </w:t>
+      </w:r>
+      <w:r>
+        <w:rPr>
+          <w:rFonts w:ascii="TH SarabunPSK" w:hAnsi="TH SarabunPSK" w:cs="TH SarabunPSK"/>
+          <w:sz w:val="32"/>
+          <w:szCs w:val="32"/>
+        </w:rPr>
+        <w:t>true/false)</w:t>
       </w:r>
     </w:p>
     <w:p>
       <w:pPr>
-        <w:pStyle w:val="a3"/>
+        <w:pStyle w:val="ListParagraph"/>
         <w:tabs>
           <w:tab w:val="left" w:pos="426"/>
           <w:tab w:val="left" w:pos="993"/>
+          <w:tab w:val="left" w:pos="1418"/>
         </w:tabs>
-        <w:ind w:left="793"/>
+        <w:ind w:left="0"/>
         <w:jc w:val="thaiDistribute"/>
         <w:rPr>
           <w:rFonts w:ascii="TH SarabunPSK" w:hAnsi="TH SarabunPSK" w:cs="TH SarabunPSK"/>
@@ -1548,16 +2048,41 @@
           <w:sz w:val="32"/>
           <w:szCs w:val="32"/>
         </w:rPr>
-        <w:t xml:space="preserve">•  </w:t>
-      </w:r>
-      <w:r>
-        <w:rPr>
-          <w:rFonts w:ascii="TH SarabunPSK" w:hAnsi="TH SarabunPSK" w:cs="TH SarabunPSK"/>
-          <w:sz w:val="32"/>
-          <w:szCs w:val="32"/>
-          <w:cs/>
-        </w:rPr>
-        <w:t>อินพุต/เอาต์พุต: แต่ละ</w:t>
+        <w:tab/>
+      </w:r>
+      <w:r>
+        <w:rPr>
+          <w:rFonts w:ascii="TH SarabunPSK" w:hAnsi="TH SarabunPSK" w:cs="TH SarabunPSK"/>
+          <w:sz w:val="32"/>
+          <w:szCs w:val="32"/>
+        </w:rPr>
+        <w:tab/>
+      </w:r>
+      <w:r>
+        <w:rPr>
+          <w:rFonts w:ascii="TH SarabunPSK" w:hAnsi="TH SarabunPSK" w:cs="TH SarabunPSK"/>
+          <w:sz w:val="32"/>
+          <w:szCs w:val="32"/>
+        </w:rPr>
+        <w:tab/>
+        <w:t>9)**</w:t>
+      </w:r>
+      <w:r>
+        <w:rPr>
+          <w:rFonts w:ascii="TH SarabunPSK" w:hAnsi="TH SarabunPSK" w:cs="TH SarabunPSK"/>
+          <w:sz w:val="32"/>
+          <w:szCs w:val="32"/>
+        </w:rPr>
+        <w:t>Credentials/</w:t>
+      </w:r>
+      <w:r>
+        <w:rPr>
+          <w:rFonts w:ascii="TH SarabunPSK" w:hAnsi="TH SarabunPSK" w:cs="TH SarabunPSK"/>
+          <w:sz w:val="32"/>
+          <w:szCs w:val="32"/>
+          <w:cs/>
+        </w:rPr>
+        <w:t xml:space="preserve">พารามิเตอร์: </w:t>
       </w:r>
       <w:proofErr w:type="spellStart"/>
       <w:r>
@@ -1577,76 +2102,55 @@
           <w:szCs w:val="32"/>
           <w:cs/>
         </w:rPr>
-        <w:t xml:space="preserve">ทำงานเป็น </w:t>
-      </w:r>
-      <w:r>
-        <w:rPr>
-          <w:rFonts w:ascii="TH SarabunPSK" w:hAnsi="TH SarabunPSK" w:cs="TH SarabunPSK"/>
-          <w:sz w:val="32"/>
-          <w:szCs w:val="32"/>
-        </w:rPr>
-        <w:t>“</w:t>
-      </w:r>
-      <w:r>
-        <w:rPr>
-          <w:rFonts w:ascii="TH SarabunPSK" w:hAnsi="TH SarabunPSK" w:cs="TH SarabunPSK"/>
-          <w:sz w:val="32"/>
-          <w:szCs w:val="32"/>
-          <w:cs/>
-        </w:rPr>
-        <w:t>ต่อ 1 ชุดข้อมูล (</w:t>
-      </w:r>
-      <w:r>
-        <w:rPr>
-          <w:rFonts w:ascii="TH SarabunPSK" w:hAnsi="TH SarabunPSK" w:cs="TH SarabunPSK"/>
-          <w:sz w:val="32"/>
-          <w:szCs w:val="32"/>
-        </w:rPr>
-        <w:t xml:space="preserve">items)” </w:t>
-      </w:r>
-      <w:r>
-        <w:rPr>
-          <w:rFonts w:ascii="TH SarabunPSK" w:hAnsi="TH SarabunPSK" w:cs="TH SarabunPSK"/>
-          <w:sz w:val="32"/>
-          <w:szCs w:val="32"/>
-          <w:cs/>
-        </w:rPr>
-        <w:t xml:space="preserve">แล้วส่งต่อเป็นอาร์เรย์ของ </w:t>
-      </w:r>
-      <w:r>
-        <w:rPr>
-          <w:rFonts w:ascii="TH SarabunPSK" w:hAnsi="TH SarabunPSK" w:cs="TH SarabunPSK"/>
-          <w:sz w:val="32"/>
-          <w:szCs w:val="32"/>
-        </w:rPr>
-        <w:t>items (</w:t>
-      </w:r>
-      <w:r>
-        <w:rPr>
-          <w:rFonts w:ascii="TH SarabunPSK" w:hAnsi="TH SarabunPSK" w:cs="TH SarabunPSK"/>
-          <w:sz w:val="32"/>
-          <w:szCs w:val="32"/>
-          <w:cs/>
-        </w:rPr>
-        <w:t xml:space="preserve">โครงสร้าง </w:t>
-      </w:r>
-      <w:r>
-        <w:rPr>
-          <w:rFonts w:ascii="TH SarabunPSK" w:hAnsi="TH SarabunPSK" w:cs="TH SarabunPSK"/>
-          <w:sz w:val="32"/>
-          <w:szCs w:val="32"/>
-        </w:rPr>
-        <w:t>JSON)</w:t>
+        <w:t>ที่คุยกับบริการภายนอกต้องตั้งค่าเครดิต</w:t>
+      </w:r>
+      <w:proofErr w:type="spellStart"/>
+      <w:r>
+        <w:rPr>
+          <w:rFonts w:ascii="TH SarabunPSK" w:hAnsi="TH SarabunPSK" w:cs="TH SarabunPSK"/>
+          <w:sz w:val="32"/>
+          <w:szCs w:val="32"/>
+          <w:cs/>
+        </w:rPr>
+        <w:t>เชีย</w:t>
+      </w:r>
+      <w:proofErr w:type="spellEnd"/>
+      <w:r>
+        <w:rPr>
+          <w:rFonts w:ascii="TH SarabunPSK" w:hAnsi="TH SarabunPSK" w:cs="TH SarabunPSK"/>
+          <w:sz w:val="32"/>
+          <w:szCs w:val="32"/>
+          <w:cs/>
+        </w:rPr>
+        <w:t xml:space="preserve">ล/พารามิเตอร์ (เช่น </w:t>
+      </w:r>
+      <w:r>
+        <w:rPr>
+          <w:rFonts w:ascii="TH SarabunPSK" w:hAnsi="TH SarabunPSK" w:cs="TH SarabunPSK"/>
+          <w:sz w:val="32"/>
+          <w:szCs w:val="32"/>
+        </w:rPr>
+        <w:t xml:space="preserve">URL, method, </w:t>
+      </w:r>
+      <w:r>
+        <w:rPr>
+          <w:rFonts w:ascii="TH SarabunPSK" w:hAnsi="TH SarabunPSK" w:cs="TH SarabunPSK"/>
+          <w:sz w:val="32"/>
+          <w:szCs w:val="32"/>
+          <w:cs/>
+        </w:rPr>
+        <w:t>ชื่อชีต)</w:t>
       </w:r>
     </w:p>
     <w:p>
       <w:pPr>
-        <w:pStyle w:val="a3"/>
+        <w:pStyle w:val="ListParagraph"/>
         <w:tabs>
           <w:tab w:val="left" w:pos="426"/>
           <w:tab w:val="left" w:pos="993"/>
+          <w:tab w:val="left" w:pos="1418"/>
         </w:tabs>
-        <w:ind w:left="793"/>
+        <w:ind w:left="0"/>
         <w:jc w:val="thaiDistribute"/>
         <w:rPr>
           <w:rFonts w:ascii="TH SarabunPSK" w:hAnsi="TH SarabunPSK" w:cs="TH SarabunPSK"/>
@@ -1660,33 +2164,68 @@
           <w:sz w:val="32"/>
           <w:szCs w:val="32"/>
         </w:rPr>
-        <w:t xml:space="preserve">•  </w:t>
-      </w:r>
-      <w:r>
-        <w:rPr>
-          <w:rFonts w:ascii="TH SarabunPSK" w:hAnsi="TH SarabunPSK" w:cs="TH SarabunPSK"/>
-          <w:sz w:val="32"/>
-          <w:szCs w:val="32"/>
-          <w:cs/>
-        </w:rPr>
-        <w:t>การเชื่อมเส้น (</w:t>
-      </w:r>
-      <w:r>
-        <w:rPr>
-          <w:rFonts w:ascii="TH SarabunPSK" w:hAnsi="TH SarabunPSK" w:cs="TH SarabunPSK"/>
-          <w:sz w:val="32"/>
-          <w:szCs w:val="32"/>
-        </w:rPr>
-        <w:t xml:space="preserve">connections): </w:t>
-      </w:r>
-      <w:r>
-        <w:rPr>
-          <w:rFonts w:ascii="TH SarabunPSK" w:hAnsi="TH SarabunPSK" w:cs="TH SarabunPSK"/>
-          <w:sz w:val="32"/>
-          <w:szCs w:val="32"/>
-          <w:cs/>
-        </w:rPr>
-        <w:t>ลากเส้นออกจาก</w:t>
+        <w:tab/>
+      </w:r>
+      <w:r>
+        <w:rPr>
+          <w:rFonts w:ascii="TH SarabunPSK" w:hAnsi="TH SarabunPSK" w:cs="TH SarabunPSK"/>
+          <w:sz w:val="32"/>
+          <w:szCs w:val="32"/>
+        </w:rPr>
+        <w:tab/>
+      </w:r>
+      <w:r>
+        <w:rPr>
+          <w:rFonts w:ascii="TH SarabunPSK" w:hAnsi="TH SarabunPSK" w:cs="TH SarabunPSK"/>
+          <w:sz w:val="32"/>
+          <w:szCs w:val="32"/>
+        </w:rPr>
+        <w:tab/>
+        <w:t>10)**</w:t>
+      </w:r>
+      <w:r>
+        <w:rPr>
+          <w:rFonts w:ascii="TH SarabunPSK" w:hAnsi="TH SarabunPSK" w:cs="TH SarabunPSK"/>
+          <w:sz w:val="32"/>
+          <w:szCs w:val="32"/>
+          <w:cs/>
+        </w:rPr>
+        <w:t xml:space="preserve">ตัวเลือกทำงาน: เช่น </w:t>
+      </w:r>
+      <w:r>
+        <w:rPr>
+          <w:rFonts w:ascii="TH SarabunPSK" w:hAnsi="TH SarabunPSK" w:cs="TH SarabunPSK"/>
+          <w:sz w:val="32"/>
+          <w:szCs w:val="32"/>
+        </w:rPr>
+        <w:t xml:space="preserve">Continue </w:t>
+      </w:r>
+      <w:proofErr w:type="gramStart"/>
+      <w:r>
+        <w:rPr>
+          <w:rFonts w:ascii="TH SarabunPSK" w:hAnsi="TH SarabunPSK" w:cs="TH SarabunPSK"/>
+          <w:sz w:val="32"/>
+          <w:szCs w:val="32"/>
+        </w:rPr>
+        <w:t>On</w:t>
+      </w:r>
+      <w:proofErr w:type="gramEnd"/>
+      <w:r>
+        <w:rPr>
+          <w:rFonts w:ascii="TH SarabunPSK" w:hAnsi="TH SarabunPSK" w:cs="TH SarabunPSK"/>
+          <w:sz w:val="32"/>
+          <w:szCs w:val="32"/>
+        </w:rPr>
+        <w:t xml:space="preserve"> Fail, Run Once For All Items (</w:t>
+      </w:r>
+      <w:r>
+        <w:rPr>
+          <w:rFonts w:ascii="TH SarabunPSK" w:hAnsi="TH SarabunPSK" w:cs="TH SarabunPSK"/>
+          <w:sz w:val="32"/>
+          <w:szCs w:val="32"/>
+          <w:cs/>
+        </w:rPr>
+        <w:t>บาง</w:t>
       </w:r>
       <w:proofErr w:type="spellStart"/>
       <w:r>
@@ -1706,291 +2245,49 @@
           <w:szCs w:val="32"/>
           <w:cs/>
         </w:rPr>
-        <w:t>หนึ่งไปอีก</w:t>
-      </w:r>
-      <w:proofErr w:type="spellStart"/>
-      <w:r>
-        <w:rPr>
-          <w:rFonts w:ascii="TH SarabunPSK" w:hAnsi="TH SarabunPSK" w:cs="TH SarabunPSK"/>
-          <w:sz w:val="32"/>
-          <w:szCs w:val="32"/>
-          <w:cs/>
-        </w:rPr>
-        <w:t>โหนด</w:t>
-      </w:r>
-      <w:proofErr w:type="spellEnd"/>
-      <w:r>
-        <w:rPr>
-          <w:rFonts w:ascii="TH SarabunPSK" w:hAnsi="TH SarabunPSK" w:cs="TH SarabunPSK"/>
-          <w:sz w:val="32"/>
-          <w:szCs w:val="32"/>
-          <w:cs/>
-        </w:rPr>
-        <w:t>เพื่อกำหนดเส้นทางการทำงาน (บาง</w:t>
-      </w:r>
-      <w:proofErr w:type="spellStart"/>
-      <w:r>
-        <w:rPr>
-          <w:rFonts w:ascii="TH SarabunPSK" w:hAnsi="TH SarabunPSK" w:cs="TH SarabunPSK"/>
-          <w:sz w:val="32"/>
-          <w:szCs w:val="32"/>
-          <w:cs/>
-        </w:rPr>
-        <w:t>โหนด</w:t>
-      </w:r>
-      <w:proofErr w:type="spellEnd"/>
-      <w:r>
-        <w:rPr>
-          <w:rFonts w:ascii="TH SarabunPSK" w:hAnsi="TH SarabunPSK" w:cs="TH SarabunPSK"/>
-          <w:sz w:val="32"/>
-          <w:szCs w:val="32"/>
-          <w:cs/>
-        </w:rPr>
-        <w:t xml:space="preserve">มีเอาต์พุตหลายทาง เช่น </w:t>
-      </w:r>
-      <w:r>
-        <w:rPr>
-          <w:rFonts w:ascii="TH SarabunPSK" w:hAnsi="TH SarabunPSK" w:cs="TH SarabunPSK"/>
-          <w:sz w:val="32"/>
-          <w:szCs w:val="32"/>
-        </w:rPr>
-        <w:t>true/false)</w:t>
+        <w:t>)</w:t>
+      </w:r>
+      <w:r>
+        <w:rPr>
+          <w:rFonts w:ascii="TH SarabunPSK" w:hAnsi="TH SarabunPSK" w:cs="TH SarabunPSK"/>
+          <w:sz w:val="32"/>
+          <w:szCs w:val="32"/>
+        </w:rPr>
+        <w:t xml:space="preserve">, </w:t>
+      </w:r>
+      <w:r>
+        <w:rPr>
+          <w:rFonts w:ascii="TH SarabunPSK" w:hAnsi="TH SarabunPSK" w:cs="TH SarabunPSK"/>
+          <w:sz w:val="32"/>
+          <w:szCs w:val="32"/>
+          <w:cs/>
+        </w:rPr>
+        <w:t xml:space="preserve">และการกำกับข้อผิดพลาดด้วย </w:t>
+      </w:r>
+      <w:r>
+        <w:rPr>
+          <w:rFonts w:ascii="TH SarabunPSK" w:hAnsi="TH SarabunPSK" w:cs="TH SarabunPSK"/>
+          <w:sz w:val="32"/>
+          <w:szCs w:val="32"/>
+        </w:rPr>
+        <w:t>Error Workflow</w:t>
+      </w:r>
+      <w:r>
+        <w:rPr>
+          <w:rFonts w:ascii="TH SarabunPSK" w:hAnsi="TH SarabunPSK" w:cs="TH SarabunPSK" w:hint="cs"/>
+          <w:sz w:val="32"/>
+          <w:szCs w:val="32"/>
+          <w:cs/>
+        </w:rPr>
+        <w:t xml:space="preserve"> เป็นต้น</w:t>
       </w:r>
     </w:p>
     <w:p>
       <w:pPr>
-        <w:pStyle w:val="a3"/>
         <w:tabs>
-          <w:tab w:val="left" w:pos="426"/>
-          <w:tab w:val="left" w:pos="993"/>
+          <w:tab w:val="left" w:pos="1418"/>
         </w:tabs>
-        <w:ind w:left="793"/>
-        <w:jc w:val="thaiDistribute"/>
-        <w:rPr>
-          <w:rFonts w:ascii="TH SarabunPSK" w:hAnsi="TH SarabunPSK" w:cs="TH SarabunPSK"/>
-          <w:sz w:val="32"/>
-          <w:szCs w:val="32"/>
-        </w:rPr>
-      </w:pPr>
-      <w:r>
-        <w:rPr>
-          <w:rFonts w:ascii="TH SarabunPSK" w:hAnsi="TH SarabunPSK" w:cs="TH SarabunPSK"/>
-          <w:sz w:val="32"/>
-          <w:szCs w:val="32"/>
-        </w:rPr>
-        <w:t>•  Credentials/</w:t>
-      </w:r>
-      <w:r>
-        <w:rPr>
-          <w:rFonts w:ascii="TH SarabunPSK" w:hAnsi="TH SarabunPSK" w:cs="TH SarabunPSK"/>
-          <w:sz w:val="32"/>
-          <w:szCs w:val="32"/>
-          <w:cs/>
-        </w:rPr>
-        <w:t xml:space="preserve">พารามิเตอร์: </w:t>
-      </w:r>
-      <w:proofErr w:type="spellStart"/>
-      <w:r>
-        <w:rPr>
-          <w:rFonts w:ascii="TH SarabunPSK" w:hAnsi="TH SarabunPSK" w:cs="TH SarabunPSK"/>
-          <w:sz w:val="32"/>
-          <w:szCs w:val="32"/>
-          <w:cs/>
-        </w:rPr>
-        <w:t>โหนด</w:t>
-      </w:r>
-      <w:proofErr w:type="spellEnd"/>
-      <w:r>
-        <w:rPr>
-          <w:rFonts w:ascii="TH SarabunPSK" w:hAnsi="TH SarabunPSK" w:cs="TH SarabunPSK"/>
-          <w:sz w:val="32"/>
-          <w:szCs w:val="32"/>
-          <w:cs/>
-        </w:rPr>
-        <w:t>ที่คุยกับบริการภายนอกต้องตั้งค่าเครดิต</w:t>
-      </w:r>
-      <w:proofErr w:type="spellStart"/>
-      <w:r>
-        <w:rPr>
-          <w:rFonts w:ascii="TH SarabunPSK" w:hAnsi="TH SarabunPSK" w:cs="TH SarabunPSK"/>
-          <w:sz w:val="32"/>
-          <w:szCs w:val="32"/>
-          <w:cs/>
-        </w:rPr>
-        <w:t>เชีย</w:t>
-      </w:r>
-      <w:proofErr w:type="spellEnd"/>
-      <w:r>
-        <w:rPr>
-          <w:rFonts w:ascii="TH SarabunPSK" w:hAnsi="TH SarabunPSK" w:cs="TH SarabunPSK"/>
-          <w:sz w:val="32"/>
-          <w:szCs w:val="32"/>
-          <w:cs/>
-        </w:rPr>
-        <w:t xml:space="preserve">ล/พารามิเตอร์ (เช่น </w:t>
-      </w:r>
-      <w:r>
-        <w:rPr>
-          <w:rFonts w:ascii="TH SarabunPSK" w:hAnsi="TH SarabunPSK" w:cs="TH SarabunPSK"/>
-          <w:sz w:val="32"/>
-          <w:szCs w:val="32"/>
-        </w:rPr>
-        <w:t xml:space="preserve">URL, method, </w:t>
-      </w:r>
-      <w:r>
-        <w:rPr>
-          <w:rFonts w:ascii="TH SarabunPSK" w:hAnsi="TH SarabunPSK" w:cs="TH SarabunPSK"/>
-          <w:sz w:val="32"/>
-          <w:szCs w:val="32"/>
-          <w:cs/>
-        </w:rPr>
-        <w:t>ชื่อชีต)</w:t>
-      </w:r>
-    </w:p>
-    <w:p>
-      <w:pPr>
-        <w:pStyle w:val="a3"/>
-        <w:tabs>
-          <w:tab w:val="left" w:pos="426"/>
-          <w:tab w:val="left" w:pos="993"/>
-        </w:tabs>
-        <w:ind w:left="793"/>
-        <w:jc w:val="thaiDistribute"/>
-        <w:rPr>
-          <w:rFonts w:ascii="TH SarabunPSK" w:hAnsi="TH SarabunPSK" w:cs="TH SarabunPSK"/>
-          <w:sz w:val="32"/>
-          <w:szCs w:val="32"/>
-        </w:rPr>
-      </w:pPr>
-      <w:r>
-        <w:rPr>
-          <w:rFonts w:ascii="TH SarabunPSK" w:hAnsi="TH SarabunPSK" w:cs="TH SarabunPSK"/>
-          <w:sz w:val="32"/>
-          <w:szCs w:val="32"/>
-        </w:rPr>
-        <w:t xml:space="preserve">•  </w:t>
-      </w:r>
-      <w:r>
-        <w:rPr>
-          <w:rFonts w:ascii="TH SarabunPSK" w:hAnsi="TH SarabunPSK" w:cs="TH SarabunPSK"/>
-          <w:sz w:val="32"/>
-          <w:szCs w:val="32"/>
-          <w:cs/>
-        </w:rPr>
-        <w:t xml:space="preserve">ตัวเลือกทำงาน: เช่น </w:t>
-      </w:r>
-      <w:r>
-        <w:rPr>
-          <w:rFonts w:ascii="TH SarabunPSK" w:hAnsi="TH SarabunPSK" w:cs="TH SarabunPSK"/>
-          <w:sz w:val="32"/>
-          <w:szCs w:val="32"/>
-        </w:rPr>
-        <w:t xml:space="preserve">Continue </w:t>
-      </w:r>
-      <w:proofErr w:type="gramStart"/>
-      <w:r>
-        <w:rPr>
-          <w:rFonts w:ascii="TH SarabunPSK" w:hAnsi="TH SarabunPSK" w:cs="TH SarabunPSK"/>
-          <w:sz w:val="32"/>
-          <w:szCs w:val="32"/>
-        </w:rPr>
-        <w:t>On</w:t>
-      </w:r>
-      <w:proofErr w:type="gramEnd"/>
-      <w:r>
-        <w:rPr>
-          <w:rFonts w:ascii="TH SarabunPSK" w:hAnsi="TH SarabunPSK" w:cs="TH SarabunPSK"/>
-          <w:sz w:val="32"/>
-          <w:szCs w:val="32"/>
-        </w:rPr>
-        <w:t xml:space="preserve"> Fail, Run Once </w:t>
-      </w:r>
-      <w:proofErr w:type="gramStart"/>
-      <w:r>
-        <w:rPr>
-          <w:rFonts w:ascii="TH SarabunPSK" w:hAnsi="TH SarabunPSK" w:cs="TH SarabunPSK"/>
-          <w:sz w:val="32"/>
-          <w:szCs w:val="32"/>
-        </w:rPr>
-        <w:t>For</w:t>
-      </w:r>
-      <w:proofErr w:type="gramEnd"/>
-      <w:r>
-        <w:rPr>
-          <w:rFonts w:ascii="TH SarabunPSK" w:hAnsi="TH SarabunPSK" w:cs="TH SarabunPSK"/>
-          <w:sz w:val="32"/>
-          <w:szCs w:val="32"/>
-        </w:rPr>
-        <w:t xml:space="preserve"> All Items (</w:t>
-      </w:r>
-      <w:r>
-        <w:rPr>
-          <w:rFonts w:ascii="TH SarabunPSK" w:hAnsi="TH SarabunPSK" w:cs="TH SarabunPSK"/>
-          <w:sz w:val="32"/>
-          <w:szCs w:val="32"/>
-          <w:cs/>
-        </w:rPr>
-        <w:t>บาง</w:t>
-      </w:r>
-      <w:proofErr w:type="spellStart"/>
-      <w:r>
-        <w:rPr>
-          <w:rFonts w:ascii="TH SarabunPSK" w:hAnsi="TH SarabunPSK" w:cs="TH SarabunPSK"/>
-          <w:sz w:val="32"/>
-          <w:szCs w:val="32"/>
-          <w:cs/>
-        </w:rPr>
-        <w:t>โหนด</w:t>
-      </w:r>
-      <w:proofErr w:type="spellEnd"/>
-      <w:r>
-        <w:rPr>
-          <w:rFonts w:ascii="TH SarabunPSK" w:hAnsi="TH SarabunPSK" w:cs="TH SarabunPSK"/>
-          <w:sz w:val="32"/>
-          <w:szCs w:val="32"/>
-          <w:cs/>
-        </w:rPr>
-        <w:t>)</w:t>
-      </w:r>
-      <w:r>
-        <w:rPr>
-          <w:rFonts w:ascii="TH SarabunPSK" w:hAnsi="TH SarabunPSK" w:cs="TH SarabunPSK"/>
-          <w:sz w:val="32"/>
-          <w:szCs w:val="32"/>
-        </w:rPr>
-        <w:t xml:space="preserve">, </w:t>
-      </w:r>
-      <w:r>
-        <w:rPr>
-          <w:rFonts w:ascii="TH SarabunPSK" w:hAnsi="TH SarabunPSK" w:cs="TH SarabunPSK"/>
-          <w:sz w:val="32"/>
-          <w:szCs w:val="32"/>
-          <w:cs/>
-        </w:rPr>
-        <w:t xml:space="preserve">และการกำกับข้อผิดพลาดด้วย </w:t>
-      </w:r>
-      <w:r>
-        <w:rPr>
-          <w:rFonts w:ascii="TH SarabunPSK" w:hAnsi="TH SarabunPSK" w:cs="TH SarabunPSK"/>
-          <w:sz w:val="32"/>
-          <w:szCs w:val="32"/>
-        </w:rPr>
-        <w:t>Error Workflow</w:t>
-      </w:r>
-      <w:r>
-        <w:rPr>
-          <w:rFonts w:ascii="TH SarabunPSK" w:hAnsi="TH SarabunPSK" w:cs="TH SarabunPSK" w:hint="cs"/>
-          <w:sz w:val="32"/>
-          <w:szCs w:val="32"/>
-          <w:cs/>
-        </w:rPr>
-        <w:t xml:space="preserve"> เป็นต้น</w:t>
-      </w:r>
-    </w:p>
-    <w:p>
-      <w:pPr>
         <w:spacing w:before="60"/>
-        <w:ind w:firstLine="567"/>
         <w:jc w:val="thaiDistribute"/>
         <w:rPr>
           <w:rFonts w:ascii="DB_Heavent_Regular" w:hAnsi="DB_Heavent_Regular"/>
@@ -2006,23 +2303,6 @@
           <w:sz w:val="32"/>
           <w:szCs w:val="32"/>
         </w:rPr>
-        <w:t>•</w:t>
-      </w:r>
-      <w:r>
-        <w:rPr>
-          <w:rFonts w:ascii="TH SarabunPSK" w:hAnsi="TH SarabunPSK" w:cs="TH SarabunPSK" w:hint="cs"/>
-          <w:sz w:val="32"/>
-          <w:szCs w:val="32"/>
-          <w:cs/>
-        </w:rPr>
-        <w:t xml:space="preserve"> </w:t>
-      </w:r>
-      <w:r>
-        <w:rPr>
-          <w:rFonts w:ascii="TH SarabunPSK" w:hAnsi="TH SarabunPSK" w:cs="TH SarabunPSK"/>
-          <w:sz w:val="32"/>
-          <w:szCs w:val="32"/>
-        </w:rPr>
         <w:t xml:space="preserve">Execute </w:t>
       </w:r>
       <w:r>
@@ -2089,6 +2369,7 @@
         <w:tabs>
           <w:tab w:val="left" w:pos="426"/>
           <w:tab w:val="left" w:pos="993"/>
+          <w:tab w:val="left" w:pos="1418"/>
         </w:tabs>
         <w:jc w:val="thaiDistribute"/>
         <w:rPr>
@@ -2097,6 +2378,31 @@
           <w:szCs w:val="32"/>
         </w:rPr>
       </w:pPr>
+      <w:r>
+        <w:rPr>
+          <w:rFonts w:ascii="TH SarabunPSK" w:hAnsi="TH SarabunPSK" w:cs="TH SarabunPSK"/>
+          <w:sz w:val="32"/>
+          <w:szCs w:val="32"/>
+        </w:rPr>
+        <w:tab/>
+      </w:r>
+      <w:r>
+        <w:rPr>
+          <w:rFonts w:ascii="TH SarabunPSK" w:hAnsi="TH SarabunPSK" w:cs="TH SarabunPSK"/>
+          <w:sz w:val="32"/>
+          <w:szCs w:val="32"/>
+        </w:rPr>
+        <w:tab/>
+      </w:r>
+      <w:r>
+        <w:rPr>
+          <w:rFonts w:ascii="TH SarabunPSK" w:hAnsi="TH SarabunPSK" w:cs="TH SarabunPSK"/>
+          <w:sz w:val="32"/>
+          <w:szCs w:val="32"/>
+        </w:rPr>
+        <w:tab/>
+        <w:t>1)**</w:t>
+      </w:r>
       <w:r>
         <w:rPr>
           <w:rFonts w:ascii="TH SarabunPSK" w:hAnsi="TH SarabunPSK" w:cs="TH SarabunPSK"/>
@@ -2174,6 +2480,7 @@
         <w:tabs>
           <w:tab w:val="left" w:pos="426"/>
           <w:tab w:val="left" w:pos="993"/>
+          <w:tab w:val="left" w:pos="1418"/>
         </w:tabs>
         <w:jc w:val="thaiDistribute"/>
         <w:rPr>
@@ -2182,6 +2489,31 @@
           <w:szCs w:val="32"/>
         </w:rPr>
       </w:pPr>
+      <w:r>
+        <w:rPr>
+          <w:rFonts w:ascii="TH SarabunPSK" w:hAnsi="TH SarabunPSK" w:cs="TH SarabunPSK"/>
+          <w:sz w:val="32"/>
+          <w:szCs w:val="32"/>
+        </w:rPr>
+        <w:tab/>
+      </w:r>
+      <w:r>
+        <w:rPr>
+          <w:rFonts w:ascii="TH SarabunPSK" w:hAnsi="TH SarabunPSK" w:cs="TH SarabunPSK"/>
+          <w:sz w:val="32"/>
+          <w:szCs w:val="32"/>
+        </w:rPr>
+        <w:tab/>
+      </w:r>
+      <w:r>
+        <w:rPr>
+          <w:rFonts w:ascii="TH SarabunPSK" w:hAnsi="TH SarabunPSK" w:cs="TH SarabunPSK"/>
+          <w:sz w:val="32"/>
+          <w:szCs w:val="32"/>
+        </w:rPr>
+        <w:tab/>
+        <w:t>2)**</w:t>
+      </w:r>
       <w:r>
         <w:rPr>
           <w:rFonts w:ascii="TH SarabunPSK" w:hAnsi="TH SarabunPSK" w:cs="TH SarabunPSK"/>
@@ -2296,6 +2628,7 @@
         <w:tabs>
           <w:tab w:val="left" w:pos="426"/>
           <w:tab w:val="left" w:pos="993"/>
+          <w:tab w:val="left" w:pos="1418"/>
         </w:tabs>
         <w:jc w:val="thaiDistribute"/>
         <w:rPr>
@@ -2304,6 +2637,31 @@
           <w:szCs w:val="32"/>
         </w:rPr>
       </w:pPr>
+      <w:r>
+        <w:rPr>
+          <w:rFonts w:ascii="TH SarabunPSK" w:hAnsi="TH SarabunPSK" w:cs="TH SarabunPSK"/>
+          <w:sz w:val="32"/>
+          <w:szCs w:val="32"/>
+        </w:rPr>
+        <w:tab/>
+      </w:r>
+      <w:r>
+        <w:rPr>
+          <w:rFonts w:ascii="TH SarabunPSK" w:hAnsi="TH SarabunPSK" w:cs="TH SarabunPSK"/>
+          <w:sz w:val="32"/>
+          <w:szCs w:val="32"/>
+        </w:rPr>
+        <w:tab/>
+      </w:r>
+      <w:r>
+        <w:rPr>
+          <w:rFonts w:ascii="TH SarabunPSK" w:hAnsi="TH SarabunPSK" w:cs="TH SarabunPSK"/>
+          <w:sz w:val="32"/>
+          <w:szCs w:val="32"/>
+        </w:rPr>
+        <w:tab/>
+        <w:t>3)**</w:t>
+      </w:r>
       <w:r>
         <w:rPr>
           <w:rFonts w:ascii="TH SarabunPSK" w:hAnsi="TH SarabunPSK" w:cs="TH SarabunPSK"/>
@@ -2347,6 +2705,7 @@
         <w:tabs>
           <w:tab w:val="left" w:pos="426"/>
           <w:tab w:val="left" w:pos="993"/>
+          <w:tab w:val="left" w:pos="1418"/>
         </w:tabs>
         <w:jc w:val="thaiDistribute"/>
         <w:rPr>
@@ -2361,6 +2720,31 @@
           <w:sz w:val="32"/>
           <w:szCs w:val="32"/>
         </w:rPr>
+        <w:tab/>
+      </w:r>
+      <w:r>
+        <w:rPr>
+          <w:rFonts w:ascii="TH SarabunPSK" w:hAnsi="TH SarabunPSK" w:cs="TH SarabunPSK"/>
+          <w:sz w:val="32"/>
+          <w:szCs w:val="32"/>
+        </w:rPr>
+        <w:tab/>
+      </w:r>
+      <w:r>
+        <w:rPr>
+          <w:rFonts w:ascii="TH SarabunPSK" w:hAnsi="TH SarabunPSK" w:cs="TH SarabunPSK"/>
+          <w:sz w:val="32"/>
+          <w:szCs w:val="32"/>
+        </w:rPr>
+        <w:tab/>
+        <w:t>4)**</w:t>
+      </w:r>
+      <w:r>
+        <w:rPr>
+          <w:rFonts w:ascii="TH SarabunPSK" w:hAnsi="TH SarabunPSK" w:cs="TH SarabunPSK"/>
+          <w:sz w:val="32"/>
+          <w:szCs w:val="32"/>
+        </w:rPr>
         <w:t>Execute Workflow (</w:t>
       </w:r>
       <w:proofErr w:type="spellStart"/>
@@ -2448,6 +2832,264 @@
         <w:t>์</w:t>
       </w:r>
       <w:proofErr w:type="spellEnd"/>
+      <w:r>
+        <w:rPr>
+          <w:rFonts w:ascii="TH SarabunPSK" w:hAnsi="TH SarabunPSK" w:cs="TH SarabunPSK" w:hint="cs"/>
+          <w:sz w:val="32"/>
+          <w:szCs w:val="32"/>
+          <w:cs/>
+        </w:rPr>
+        <w:t>และการใช้</w:t>
+      </w:r>
+      <w:r>
+        <w:rPr>
+          <w:rFonts w:ascii="TH SarabunPSK" w:hAnsi="TH SarabunPSK" w:cs="TH SarabunPSK"/>
+          <w:sz w:val="32"/>
+          <w:szCs w:val="32"/>
+        </w:rPr>
+        <w:t xml:space="preserve"> AI </w:t>
+      </w:r>
+      <w:r>
+        <w:rPr>
+          <w:rFonts w:ascii="TH SarabunPSK" w:hAnsi="TH SarabunPSK" w:cs="TH SarabunPSK" w:hint="cs"/>
+          <w:sz w:val="32"/>
+          <w:szCs w:val="32"/>
+          <w:cs/>
+        </w:rPr>
+        <w:t xml:space="preserve">เข้ามามีส่วนร่วมกับระบบ โดยเป็น </w:t>
+      </w:r>
+      <w:r>
+        <w:rPr>
+          <w:rFonts w:ascii="TH SarabunPSK" w:hAnsi="TH SarabunPSK" w:cs="TH SarabunPSK"/>
+          <w:sz w:val="32"/>
+          <w:szCs w:val="32"/>
+        </w:rPr>
+        <w:t xml:space="preserve">Node AI agent </w:t>
+      </w:r>
+      <w:r>
+        <w:rPr>
+          <w:rFonts w:ascii="TH SarabunPSK" w:hAnsi="TH SarabunPSK" w:cs="TH SarabunPSK" w:hint="cs"/>
+          <w:sz w:val="32"/>
+          <w:szCs w:val="32"/>
+          <w:cs/>
+        </w:rPr>
+        <w:t xml:space="preserve">ที่เหมือน </w:t>
+      </w:r>
+      <w:r>
+        <w:rPr>
+          <w:rFonts w:ascii="TH SarabunPSK" w:hAnsi="TH SarabunPSK" w:cs="TH SarabunPSK" w:hint="cs"/>
+          <w:sz w:val="32"/>
+          <w:szCs w:val="32"/>
+        </w:rPr>
+        <w:t>“</w:t>
+      </w:r>
+      <w:r>
+        <w:rPr>
+          <w:rFonts w:ascii="TH SarabunPSK" w:hAnsi="TH SarabunPSK" w:cs="TH SarabunPSK" w:hint="cs"/>
+          <w:sz w:val="32"/>
+          <w:szCs w:val="32"/>
+          <w:cs/>
+        </w:rPr>
+        <w:t>สมองเอเจน</w:t>
+      </w:r>
+      <w:proofErr w:type="spellStart"/>
+      <w:r>
+        <w:rPr>
+          <w:rFonts w:ascii="TH SarabunPSK" w:hAnsi="TH SarabunPSK" w:cs="TH SarabunPSK" w:hint="cs"/>
+          <w:sz w:val="32"/>
+          <w:szCs w:val="32"/>
+          <w:cs/>
+        </w:rPr>
+        <w:t>ต์</w:t>
+      </w:r>
+      <w:proofErr w:type="spellEnd"/>
+      <w:r>
+        <w:rPr>
+          <w:rFonts w:ascii="TH SarabunPSK" w:hAnsi="TH SarabunPSK" w:cs="TH SarabunPSK" w:hint="cs"/>
+          <w:sz w:val="32"/>
+          <w:szCs w:val="32"/>
+        </w:rPr>
+        <w:t xml:space="preserve">” </w:t>
+      </w:r>
+      <w:r>
+        <w:rPr>
+          <w:rFonts w:ascii="TH SarabunPSK" w:hAnsi="TH SarabunPSK" w:cs="TH SarabunPSK" w:hint="cs"/>
+          <w:sz w:val="32"/>
+          <w:szCs w:val="32"/>
+          <w:cs/>
+        </w:rPr>
+        <w:t xml:space="preserve">ที่ให้ </w:t>
+      </w:r>
+      <w:r>
+        <w:rPr>
+          <w:rFonts w:ascii="TH SarabunPSK" w:hAnsi="TH SarabunPSK" w:cs="TH SarabunPSK" w:hint="cs"/>
+          <w:sz w:val="32"/>
+          <w:szCs w:val="32"/>
+        </w:rPr>
+        <w:lastRenderedPageBreak/>
+        <w:t xml:space="preserve">LLM </w:t>
+      </w:r>
+      <w:r>
+        <w:rPr>
+          <w:rFonts w:ascii="TH SarabunPSK" w:hAnsi="TH SarabunPSK" w:cs="TH SarabunPSK" w:hint="cs"/>
+          <w:sz w:val="32"/>
+          <w:szCs w:val="32"/>
+          <w:cs/>
+        </w:rPr>
+        <w:t>เลือกใช้</w:t>
+      </w:r>
+      <w:r>
+        <w:rPr>
+          <w:rFonts w:ascii="TH SarabunPSK" w:hAnsi="TH SarabunPSK" w:cs="TH SarabunPSK" w:hint="cs"/>
+          <w:sz w:val="32"/>
+          <w:szCs w:val="32"/>
+        </w:rPr>
+        <w:t xml:space="preserve"> </w:t>
+      </w:r>
+      <w:r>
+        <w:rPr>
+          <w:rStyle w:val="Strong"/>
+          <w:rFonts w:ascii="TH SarabunPSK" w:hAnsi="TH SarabunPSK" w:cs="TH SarabunPSK" w:hint="cs"/>
+          <w:b w:val="0"/>
+          <w:bCs w:val="0"/>
+          <w:sz w:val="32"/>
+          <w:szCs w:val="32"/>
+        </w:rPr>
+        <w:t>tools</w:t>
+      </w:r>
+      <w:r>
+        <w:rPr>
+          <w:rFonts w:ascii="TH SarabunPSK" w:hAnsi="TH SarabunPSK" w:cs="TH SarabunPSK" w:hint="cs"/>
+          <w:b/>
+          <w:bCs/>
+          <w:sz w:val="32"/>
+          <w:szCs w:val="32"/>
+        </w:rPr>
+        <w:t xml:space="preserve"> </w:t>
+      </w:r>
+      <w:r>
+        <w:rPr>
+          <w:rFonts w:ascii="TH SarabunPSK" w:hAnsi="TH SarabunPSK" w:cs="TH SarabunPSK" w:hint="cs"/>
+          <w:sz w:val="32"/>
+          <w:szCs w:val="32"/>
+          <w:cs/>
+        </w:rPr>
+        <w:t>ต่าง ๆ ใน</w:t>
+      </w:r>
+      <w:proofErr w:type="spellStart"/>
+      <w:r>
+        <w:rPr>
+          <w:rFonts w:ascii="TH SarabunPSK" w:hAnsi="TH SarabunPSK" w:cs="TH SarabunPSK" w:hint="cs"/>
+          <w:sz w:val="32"/>
+          <w:szCs w:val="32"/>
+          <w:cs/>
+        </w:rPr>
+        <w:t>เวิร์กโฟลว์</w:t>
+      </w:r>
+      <w:proofErr w:type="spellEnd"/>
+      <w:r>
+        <w:rPr>
+          <w:rFonts w:ascii="TH SarabunPSK" w:hAnsi="TH SarabunPSK" w:cs="TH SarabunPSK" w:hint="cs"/>
+          <w:sz w:val="32"/>
+          <w:szCs w:val="32"/>
+          <w:cs/>
+        </w:rPr>
+        <w:t>ได้เอง แล้วตัดสินใจทำงานเป็นขั้น ๆ</w:t>
+      </w:r>
+      <w:r>
+        <w:rPr>
+          <w:rFonts w:ascii="TH SarabunPSK" w:hAnsi="TH SarabunPSK" w:cs="TH SarabunPSK" w:hint="cs"/>
+          <w:sz w:val="32"/>
+          <w:szCs w:val="32"/>
+          <w:cs/>
+        </w:rPr>
+        <w:t xml:space="preserve"> โดยการ </w:t>
+      </w:r>
+      <w:r>
+        <w:rPr>
+          <w:rFonts w:ascii="TH SarabunPSK" w:hAnsi="TH SarabunPSK" w:cs="TH SarabunPSK"/>
+          <w:sz w:val="32"/>
+          <w:szCs w:val="32"/>
+        </w:rPr>
+        <w:t xml:space="preserve">Prompt </w:t>
+      </w:r>
+      <w:r>
+        <w:rPr>
+          <w:rFonts w:ascii="TH SarabunPSK" w:hAnsi="TH SarabunPSK" w:cs="TH SarabunPSK" w:hint="cs"/>
+          <w:sz w:val="32"/>
+          <w:szCs w:val="32"/>
+          <w:cs/>
+        </w:rPr>
+        <w:t xml:space="preserve">ให้ </w:t>
+      </w:r>
+      <w:r>
+        <w:rPr>
+          <w:rFonts w:ascii="TH SarabunPSK" w:hAnsi="TH SarabunPSK" w:cs="TH SarabunPSK"/>
+          <w:sz w:val="32"/>
+          <w:szCs w:val="32"/>
+        </w:rPr>
+        <w:t xml:space="preserve">AI </w:t>
+      </w:r>
+      <w:r>
+        <w:rPr>
+          <w:rFonts w:ascii="TH SarabunPSK" w:hAnsi="TH SarabunPSK" w:cs="TH SarabunPSK" w:hint="cs"/>
+          <w:sz w:val="32"/>
+          <w:szCs w:val="32"/>
+          <w:cs/>
+        </w:rPr>
+        <w:t xml:space="preserve">ทำตามที่เราระบุไว้อย่างชัดเจน และยังสามารถเลือก โมเดล </w:t>
+      </w:r>
+      <w:r>
+        <w:rPr>
+          <w:rFonts w:ascii="TH SarabunPSK" w:hAnsi="TH SarabunPSK" w:cs="TH SarabunPSK"/>
+          <w:sz w:val="32"/>
+          <w:szCs w:val="32"/>
+        </w:rPr>
+        <w:t xml:space="preserve">AI </w:t>
+      </w:r>
+      <w:r>
+        <w:rPr>
+          <w:rFonts w:ascii="TH SarabunPSK" w:hAnsi="TH SarabunPSK" w:cs="TH SarabunPSK" w:hint="cs"/>
+          <w:sz w:val="32"/>
+          <w:szCs w:val="32"/>
+          <w:cs/>
+        </w:rPr>
+        <w:t xml:space="preserve">มาใช้ได้ เช่น </w:t>
+      </w:r>
+      <w:proofErr w:type="spellStart"/>
+      <w:r>
+        <w:rPr>
+          <w:rFonts w:ascii="TH SarabunPSK" w:hAnsi="TH SarabunPSK" w:cs="TH SarabunPSK"/>
+          <w:sz w:val="32"/>
+          <w:szCs w:val="32"/>
+        </w:rPr>
+        <w:t>OpenAI</w:t>
+      </w:r>
+      <w:proofErr w:type="spellEnd"/>
+      <w:r>
+        <w:rPr>
+          <w:rFonts w:ascii="TH SarabunPSK" w:hAnsi="TH SarabunPSK" w:cs="TH SarabunPSK"/>
+          <w:sz w:val="32"/>
+          <w:szCs w:val="32"/>
+        </w:rPr>
+        <w:t>,</w:t>
+      </w:r>
+      <w:r>
+        <w:rPr>
+          <w:rFonts w:ascii="TH SarabunPSK" w:hAnsi="TH SarabunPSK" w:cs="TH SarabunPSK"/>
+          <w:sz w:val="32"/>
+          <w:szCs w:val="32"/>
+        </w:rPr>
+        <w:t xml:space="preserve"> Gemini</w:t>
+      </w:r>
+      <w:r>
+        <w:rPr>
+          <w:rFonts w:ascii="TH SarabunPSK" w:hAnsi="TH SarabunPSK" w:cs="TH SarabunPSK"/>
+          <w:sz w:val="32"/>
+          <w:szCs w:val="32"/>
+        </w:rPr>
+        <w:t xml:space="preserve">, </w:t>
+      </w:r>
     </w:p>
     <w:p>
       <w:pPr>
@@ -2461,114 +3103,19 @@
           <w:szCs w:val="32"/>
         </w:rPr>
       </w:pPr>
-      <w:r>
-        <w:rPr>
-          <w:rFonts w:ascii="TH SarabunPSK" w:hAnsi="TH SarabunPSK" w:cs="TH SarabunPSK" w:hint="cs"/>
-          <w:sz w:val="32"/>
-          <w:szCs w:val="32"/>
-          <w:cs/>
-        </w:rPr>
-        <w:t>และการใช้</w:t>
-      </w:r>
-      <w:r>
-        <w:rPr>
-          <w:rFonts w:ascii="TH SarabunPSK" w:hAnsi="TH SarabunPSK" w:cs="TH SarabunPSK"/>
-          <w:sz w:val="32"/>
-          <w:szCs w:val="32"/>
-        </w:rPr>
-        <w:t xml:space="preserve"> AI </w:t>
-      </w:r>
-      <w:r>
-        <w:rPr>
-          <w:rFonts w:ascii="TH SarabunPSK" w:hAnsi="TH SarabunPSK" w:cs="TH SarabunPSK" w:hint="cs"/>
-          <w:sz w:val="32"/>
-          <w:szCs w:val="32"/>
-          <w:cs/>
-        </w:rPr>
-        <w:t xml:space="preserve">เข้ามามีส่วนร่วมกับระบบ โดยเป็น </w:t>
-      </w:r>
-      <w:r>
-        <w:rPr>
-          <w:rFonts w:ascii="TH SarabunPSK" w:hAnsi="TH SarabunPSK" w:cs="TH SarabunPSK"/>
-          <w:sz w:val="32"/>
-          <w:szCs w:val="32"/>
-        </w:rPr>
-        <w:t xml:space="preserve">Node AI agent </w:t>
-      </w:r>
-      <w:r>
-        <w:rPr>
-          <w:rFonts w:ascii="TH SarabunPSK" w:hAnsi="TH SarabunPSK" w:cs="TH SarabunPSK" w:hint="cs"/>
-          <w:sz w:val="32"/>
-          <w:szCs w:val="32"/>
-          <w:cs/>
-        </w:rPr>
-        <w:t xml:space="preserve">ที่เหมือน </w:t>
-      </w:r>
-      <w:r>
-        <w:rPr>
-          <w:rFonts w:ascii="TH SarabunPSK" w:hAnsi="TH SarabunPSK" w:cs="TH SarabunPSK" w:hint="cs"/>
-          <w:sz w:val="32"/>
-          <w:szCs w:val="32"/>
-        </w:rPr>
-        <w:t>“</w:t>
-      </w:r>
-      <w:r>
-        <w:rPr>
-          <w:rFonts w:ascii="TH SarabunPSK" w:hAnsi="TH SarabunPSK" w:cs="TH SarabunPSK" w:hint="cs"/>
-          <w:sz w:val="32"/>
-          <w:szCs w:val="32"/>
-          <w:cs/>
-        </w:rPr>
-        <w:t>สมองเอเจน</w:t>
-      </w:r>
       <w:proofErr w:type="spellStart"/>
       <w:r>
         <w:rPr>
-          <w:rFonts w:ascii="TH SarabunPSK" w:hAnsi="TH SarabunPSK" w:cs="TH SarabunPSK" w:hint="cs"/>
-          <w:sz w:val="32"/>
-          <w:szCs w:val="32"/>
-          <w:cs/>
-        </w:rPr>
-        <w:t>ต์</w:t>
+          <w:rFonts w:ascii="TH SarabunPSK" w:hAnsi="TH SarabunPSK" w:cs="TH SarabunPSK"/>
+          <w:sz w:val="32"/>
+          <w:szCs w:val="32"/>
+        </w:rPr>
+        <w:t>Deepseek</w:t>
       </w:r>
       <w:proofErr w:type="spellEnd"/>
       <w:r>
         <w:rPr>
-          <w:rFonts w:ascii="TH SarabunPSK" w:hAnsi="TH SarabunPSK" w:cs="TH SarabunPSK" w:hint="cs"/>
-          <w:sz w:val="32"/>
-          <w:szCs w:val="32"/>
-        </w:rPr>
-        <w:t xml:space="preserve">” </w:t>
-      </w:r>
-      <w:r>
-        <w:rPr>
-          <w:rFonts w:ascii="TH SarabunPSK" w:hAnsi="TH SarabunPSK" w:cs="TH SarabunPSK" w:hint="cs"/>
-          <w:sz w:val="32"/>
-          <w:szCs w:val="32"/>
-          <w:cs/>
-        </w:rPr>
-        <w:t xml:space="preserve">ที่ให้ </w:t>
-      </w:r>
-      <w:r>
-        <w:rPr>
-          <w:rFonts w:ascii="TH SarabunPSK" w:hAnsi="TH SarabunPSK" w:cs="TH SarabunPSK" w:hint="cs"/>
-          <w:sz w:val="32"/>
-          <w:szCs w:val="32"/>
-        </w:rPr>
-        <w:t xml:space="preserve">LLM </w:t>
-      </w:r>
-      <w:r>
-        <w:rPr>
-          <w:rFonts w:ascii="TH SarabunPSK" w:hAnsi="TH SarabunPSK" w:cs="TH SarabunPSK" w:hint="cs"/>
-          <w:sz w:val="32"/>
-          <w:szCs w:val="32"/>
-          <w:cs/>
-        </w:rPr>
-        <w:t>เลือกใช้</w:t>
-      </w:r>
-      <w:r>
-        <w:rPr>
-          <w:rFonts w:ascii="TH SarabunPSK" w:hAnsi="TH SarabunPSK" w:cs="TH SarabunPSK" w:hint="cs"/>
+          <w:rFonts w:ascii="TH SarabunPSK" w:hAnsi="TH SarabunPSK" w:cs="TH SarabunPSK"/>
           <w:sz w:val="32"/>
           <w:szCs w:val="32"/>
         </w:rPr>
@@ -2576,145 +3123,20 @@
       </w:r>
       <w:r>
         <w:rPr>
-          <w:rStyle w:val="af"/>
-          <w:rFonts w:ascii="TH SarabunPSK" w:hAnsi="TH SarabunPSK" w:cs="TH SarabunPSK" w:hint="cs"/>
-          <w:b w:val="0"/>
-          <w:bCs w:val="0"/>
-          <w:sz w:val="32"/>
-          <w:szCs w:val="32"/>
-        </w:rPr>
-        <w:t>tools</w:t>
-      </w:r>
-      <w:r>
-        <w:rPr>
-          <w:rFonts w:ascii="TH SarabunPSK" w:hAnsi="TH SarabunPSK" w:cs="TH SarabunPSK" w:hint="cs"/>
-          <w:b/>
-          <w:bCs/>
+          <w:rFonts w:ascii="TH SarabunPSK" w:hAnsi="TH SarabunPSK" w:cs="TH SarabunPSK" w:hint="cs"/>
+          <w:sz w:val="32"/>
+          <w:szCs w:val="32"/>
+          <w:cs/>
+        </w:rPr>
+        <w:t xml:space="preserve">และอื่นๆ เป็นต้น </w:t>
+      </w:r>
+      <w:r>
+        <w:rPr>
+          <w:rFonts w:ascii="TH SarabunPSK" w:hAnsi="TH SarabunPSK" w:cs="TH SarabunPSK"/>
           <w:sz w:val="32"/>
           <w:szCs w:val="32"/>
         </w:rPr>
         <w:t xml:space="preserve"> </w:t>
-      </w:r>
-      <w:r>
-        <w:rPr>
-          <w:rFonts w:ascii="TH SarabunPSK" w:hAnsi="TH SarabunPSK" w:cs="TH SarabunPSK" w:hint="cs"/>
-          <w:sz w:val="32"/>
-          <w:szCs w:val="32"/>
-          <w:cs/>
-        </w:rPr>
-        <w:t>ต่าง ๆ ใน</w:t>
-      </w:r>
-      <w:proofErr w:type="spellStart"/>
-      <w:r>
-        <w:rPr>
-          <w:rFonts w:ascii="TH SarabunPSK" w:hAnsi="TH SarabunPSK" w:cs="TH SarabunPSK" w:hint="cs"/>
-          <w:sz w:val="32"/>
-          <w:szCs w:val="32"/>
-          <w:cs/>
-        </w:rPr>
-        <w:t>เวิร์กโฟลว์</w:t>
-      </w:r>
-      <w:proofErr w:type="spellEnd"/>
-      <w:r>
-        <w:rPr>
-          <w:rFonts w:ascii="TH SarabunPSK" w:hAnsi="TH SarabunPSK" w:cs="TH SarabunPSK" w:hint="cs"/>
-          <w:sz w:val="32"/>
-          <w:szCs w:val="32"/>
-          <w:cs/>
-        </w:rPr>
-        <w:t>ได้เอง แล้วตัดสินใจทำงานเป็นขั้น ๆ</w:t>
-      </w:r>
-      <w:r>
-        <w:rPr>
-          <w:rFonts w:ascii="TH SarabunPSK" w:hAnsi="TH SarabunPSK" w:cs="TH SarabunPSK" w:hint="cs"/>
-          <w:sz w:val="32"/>
-          <w:szCs w:val="32"/>
-          <w:cs/>
-        </w:rPr>
-        <w:t xml:space="preserve"> โดยการ </w:t>
-      </w:r>
-      <w:r>
-        <w:rPr>
-          <w:rFonts w:ascii="TH SarabunPSK" w:hAnsi="TH SarabunPSK" w:cs="TH SarabunPSK"/>
-          <w:sz w:val="32"/>
-          <w:szCs w:val="32"/>
-        </w:rPr>
-        <w:t xml:space="preserve">Prompt </w:t>
-      </w:r>
-      <w:r>
-        <w:rPr>
-          <w:rFonts w:ascii="TH SarabunPSK" w:hAnsi="TH SarabunPSK" w:cs="TH SarabunPSK" w:hint="cs"/>
-          <w:sz w:val="32"/>
-          <w:szCs w:val="32"/>
-          <w:cs/>
-        </w:rPr>
-        <w:t xml:space="preserve">ให้ </w:t>
-      </w:r>
-      <w:r>
-        <w:rPr>
-          <w:rFonts w:ascii="TH SarabunPSK" w:hAnsi="TH SarabunPSK" w:cs="TH SarabunPSK"/>
-          <w:sz w:val="32"/>
-          <w:szCs w:val="32"/>
-        </w:rPr>
-        <w:t xml:space="preserve">AI </w:t>
-      </w:r>
-      <w:r>
-        <w:rPr>
-          <w:rFonts w:ascii="TH SarabunPSK" w:hAnsi="TH SarabunPSK" w:cs="TH SarabunPSK" w:hint="cs"/>
-          <w:sz w:val="32"/>
-          <w:szCs w:val="32"/>
-          <w:cs/>
-        </w:rPr>
-        <w:t xml:space="preserve">ทำตามที่เราระบุไว้อย่างชัดเจน และยังสามารถเลือก โมเดล </w:t>
-      </w:r>
-      <w:r>
-        <w:rPr>
-          <w:rFonts w:ascii="TH SarabunPSK" w:hAnsi="TH SarabunPSK" w:cs="TH SarabunPSK"/>
-          <w:sz w:val="32"/>
-          <w:szCs w:val="32"/>
-        </w:rPr>
-        <w:t xml:space="preserve">AI </w:t>
-      </w:r>
-      <w:r>
-        <w:rPr>
-          <w:rFonts w:ascii="TH SarabunPSK" w:hAnsi="TH SarabunPSK" w:cs="TH SarabunPSK" w:hint="cs"/>
-          <w:sz w:val="32"/>
-          <w:szCs w:val="32"/>
-          <w:cs/>
-        </w:rPr>
-        <w:t xml:space="preserve">มาใช้ได้ เช่น </w:t>
-      </w:r>
-      <w:r>
-        <w:rPr>
-          <w:rFonts w:ascii="TH SarabunPSK" w:hAnsi="TH SarabunPSK" w:cs="TH SarabunPSK"/>
-          <w:sz w:val="32"/>
-          <w:szCs w:val="32"/>
-        </w:rPr>
-        <w:t>OpenAI</w:t>
-      </w:r>
-      <w:r>
-        <w:rPr>
-          <w:rFonts w:ascii="TH SarabunPSK" w:hAnsi="TH SarabunPSK" w:cs="TH SarabunPSK"/>
-          <w:sz w:val="32"/>
-          <w:szCs w:val="32"/>
-        </w:rPr>
-        <w:t>,</w:t>
-      </w:r>
-      <w:r>
-        <w:rPr>
-          <w:rFonts w:ascii="TH SarabunPSK" w:hAnsi="TH SarabunPSK" w:cs="TH SarabunPSK"/>
-          <w:sz w:val="32"/>
-          <w:szCs w:val="32"/>
-        </w:rPr>
-        <w:t xml:space="preserve"> Gemini</w:t>
-      </w:r>
-      <w:r>
-        <w:rPr>
-          <w:rFonts w:ascii="TH SarabunPSK" w:hAnsi="TH SarabunPSK" w:cs="TH SarabunPSK"/>
-          <w:sz w:val="32"/>
-          <w:szCs w:val="32"/>
-        </w:rPr>
-        <w:t xml:space="preserve">, </w:t>
       </w:r>
     </w:p>
     <w:p>
@@ -2729,54 +3151,38 @@
           <w:szCs w:val="32"/>
         </w:rPr>
       </w:pPr>
-      <w:proofErr w:type="spellStart"/>
-      <w:r>
-        <w:rPr>
-          <w:rFonts w:ascii="TH SarabunPSK" w:hAnsi="TH SarabunPSK" w:cs="TH SarabunPSK"/>
-          <w:sz w:val="32"/>
-          <w:szCs w:val="32"/>
-        </w:rPr>
-        <w:t>Deepseek</w:t>
-      </w:r>
-      <w:proofErr w:type="spellEnd"/>
-      <w:r>
-        <w:rPr>
-          <w:rFonts w:ascii="TH SarabunPSK" w:hAnsi="TH SarabunPSK" w:cs="TH SarabunPSK"/>
-          <w:sz w:val="32"/>
-          <w:szCs w:val="32"/>
-        </w:rPr>
-        <w:t xml:space="preserve"> </w:t>
-      </w:r>
-      <w:r>
-        <w:rPr>
-          <w:rFonts w:ascii="TH SarabunPSK" w:hAnsi="TH SarabunPSK" w:cs="TH SarabunPSK" w:hint="cs"/>
-          <w:sz w:val="32"/>
-          <w:szCs w:val="32"/>
-          <w:cs/>
-        </w:rPr>
-        <w:t xml:space="preserve">และอื่นๆ เป็นต้น </w:t>
-      </w:r>
-      <w:r>
-        <w:rPr>
-          <w:rFonts w:ascii="TH SarabunPSK" w:hAnsi="TH SarabunPSK" w:cs="TH SarabunPSK"/>
-          <w:sz w:val="32"/>
-          <w:szCs w:val="32"/>
-        </w:rPr>
-        <w:t xml:space="preserve"> </w:t>
-      </w:r>
     </w:p>
     <w:p>
       <w:pPr>
         <w:tabs>
           <w:tab w:val="left" w:pos="426"/>
         </w:tabs>
-        <w:rPr>
-          <w:rFonts w:ascii="TH SarabunPSK" w:hAnsi="TH SarabunPSK" w:cs="TH SarabunPSK"/>
-          <w:sz w:val="32"/>
-          <w:szCs w:val="32"/>
-        </w:rPr>
-      </w:pPr>
-      <w:r>
+        <w:jc w:val="thaiDistribute"/>
+        <w:rPr>
+          <w:rFonts w:ascii="TH SarabunPSK" w:hAnsi="TH SarabunPSK" w:cs="TH SarabunPSK"/>
+          <w:sz w:val="32"/>
+          <w:szCs w:val="32"/>
+        </w:rPr>
+      </w:pPr>
+    </w:p>
+    <w:p>
+      <w:pPr>
+        <w:tabs>
+          <w:tab w:val="left" w:pos="426"/>
+        </w:tabs>
+        <w:jc w:val="thaiDistribute"/>
+        <w:rPr>
+          <w:rFonts w:ascii="TH SarabunPSK" w:hAnsi="TH SarabunPSK" w:cs="TH SarabunPSK"/>
+          <w:sz w:val="32"/>
+          <w:szCs w:val="32"/>
+        </w:rPr>
+      </w:pPr>
+    </w:p>
+    <w:p>
+      <w:pPr>
+        <w:tabs>
+          <w:tab w:val="left" w:pos="426"/>
+        </w:tabs>
         <w:rPr>
           <w:rFonts w:ascii="TH SarabunPSK" w:hAnsi="TH SarabunPSK" w:cs="TH SarabunPSK"/>
           <w:b/>
@@ -2784,7 +3190,15 @@
           <w:sz w:val="32"/>
           <w:szCs w:val="32"/>
         </w:rPr>
-        <w:lastRenderedPageBreak/>
+      </w:pPr>
+      <w:r>
+        <w:rPr>
+          <w:rFonts w:ascii="TH SarabunPSK" w:hAnsi="TH SarabunPSK" w:cs="TH SarabunPSK"/>
+          <w:b/>
+          <w:bCs/>
+          <w:sz w:val="32"/>
+          <w:szCs w:val="32"/>
+        </w:rPr>
         <w:t>2.</w:t>
       </w:r>
       <w:r>
@@ -2870,6 +3284,46 @@
         </w:tabs>
         <w:rPr>
           <w:rFonts w:ascii="TH SarabunPSK" w:hAnsi="TH SarabunPSK" w:cs="TH SarabunPSK"/>
+          <w:b/>
+          <w:bCs/>
+          <w:sz w:val="32"/>
+          <w:szCs w:val="32"/>
+        </w:rPr>
+      </w:pPr>
+    </w:p>
+    <w:p>
+      <w:pPr>
+        <w:tabs>
+          <w:tab w:val="left" w:pos="426"/>
+        </w:tabs>
+        <w:rPr>
+          <w:rFonts w:ascii="TH SarabunPSK" w:hAnsi="TH SarabunPSK" w:cs="TH SarabunPSK"/>
+          <w:b/>
+          <w:bCs/>
+          <w:sz w:val="32"/>
+          <w:szCs w:val="32"/>
+        </w:rPr>
+      </w:pPr>
+    </w:p>
+    <w:p>
+      <w:pPr>
+        <w:tabs>
+          <w:tab w:val="left" w:pos="426"/>
+        </w:tabs>
+        <w:rPr>
+          <w:rFonts w:ascii="TH SarabunPSK" w:hAnsi="TH SarabunPSK" w:cs="TH SarabunPSK"/>
+          <w:sz w:val="32"/>
+          <w:szCs w:val="32"/>
+        </w:rPr>
+      </w:pPr>
+    </w:p>
+    <w:p>
+      <w:pPr>
+        <w:tabs>
+          <w:tab w:val="left" w:pos="426"/>
+        </w:tabs>
+        <w:rPr>
+          <w:rFonts w:ascii="TH SarabunPSK" w:hAnsi="TH SarabunPSK" w:cs="TH SarabunPSK"/>
           <w:sz w:val="32"/>
           <w:szCs w:val="32"/>
         </w:rPr>
@@ -2888,9 +3342,9 @@
           <w:noProof/>
         </w:rPr>
         <w:drawing>
-          <wp:inline distT="0" distB="0" distL="0" distR="0" wp14:anchorId="74794052" wp14:editId="2144AFE1">
-            <wp:extent cx="5274310" cy="2758440"/>
-            <wp:effectExtent l="0" t="0" r="0" b="0"/>
+          <wp:inline distT="0" distB="0" distL="0" distR="0" wp14:anchorId="74794052" wp14:editId="257A2F17">
+            <wp:extent cx="5273493" cy="819023"/>
+            <wp:effectExtent l="0" t="0" r="3810" b="635"/>
             <wp:docPr id="1441723686" name="รูปภาพ 1" descr="Supabase ระดมทุน 200 ล้านดอลลาร์ พร้อมเติบโตในตลาดฐานข้อมูล Open-source –  TechTalkThai"/>
             <wp:cNvGraphicFramePr>
               <a:graphicFrameLocks xmlns:a="http://schemas.openxmlformats.org/drawingml/2006/main" noChangeAspect="1"/>
@@ -2904,23 +3358,21 @@
                       <a:picLocks noChangeAspect="1" noChangeArrowheads="1"/>
                     </pic:cNvPicPr>
                   </pic:nvPicPr>
-                  <pic:blipFill>
-                    <a:blip r:embed="rId9">
+                  <pic:blipFill rotWithShape="1">
+                    <a:blip r:embed="rId12">
                       <a:extLst>
                         <a:ext uri="{28A0092B-C50C-407E-A947-70E740481C1C}">
                           <a14:useLocalDpi xmlns:a14="http://schemas.microsoft.com/office/drawing/2010/main" val="0"/>
                         </a:ext>
                       </a:extLst>
                     </a:blip>
-                    <a:srcRect/>
-                    <a:stretch>
-                      <a:fillRect/>
-                    </a:stretch>
+                    <a:srcRect t="35907" r="-279" b="34314"/>
+                    <a:stretch/>
                   </pic:blipFill>
                   <pic:spPr bwMode="auto">
                     <a:xfrm>
                       <a:off x="0" y="0"/>
-                      <a:ext cx="5274310" cy="2758440"/>
+                      <a:ext cx="5274310" cy="819150"/>
                     </a:xfrm>
                     <a:prstGeom prst="rect">
                       <a:avLst/>
@@ -2929,6 +3381,11 @@
                     <a:ln>
                       <a:noFill/>
                     </a:ln>
+                    <a:extLst>
+                      <a:ext uri="{53640926-AAD7-44D8-BBD7-CCE9431645EC}">
+                        <a14:shadowObscured xmlns:a14="http://schemas.microsoft.com/office/drawing/2010/main"/>
+                      </a:ext>
+                    </a:extLst>
                   </pic:spPr>
                 </pic:pic>
               </a:graphicData>
@@ -2949,238 +3406,72 @@
         <w:jc w:val="thaiDistribute"/>
         <w:rPr>
           <w:rFonts w:ascii="TH SarabunPSK" w:hAnsi="TH SarabunPSK" w:cs="TH SarabunPSK"/>
-          <w:sz w:val="32"/>
-          <w:szCs w:val="32"/>
-        </w:rPr>
-      </w:pPr>
-      <w:r>
-        <w:rPr>
-          <w:rFonts w:ascii="TH SarabunPSK" w:hAnsi="TH SarabunPSK" w:cs="TH SarabunPSK"/>
           <w:b/>
           <w:bCs/>
           <w:sz w:val="32"/>
           <w:szCs w:val="32"/>
+        </w:rPr>
+      </w:pPr>
+      <w:r>
+        <w:rPr>
+          <w:rFonts w:ascii="TH SarabunPSK" w:hAnsi="TH SarabunPSK" w:cs="TH SarabunPSK"/>
+          <w:b/>
+          <w:bCs/>
+          <w:sz w:val="32"/>
+          <w:szCs w:val="32"/>
           <w:cs/>
         </w:rPr>
         <w:tab/>
-      </w:r>
-      <w:r>
-        <w:rPr>
-          <w:rFonts w:ascii="TH SarabunPSK" w:hAnsi="TH SarabunPSK" w:cs="TH SarabunPSK"/>
-          <w:sz w:val="32"/>
-          <w:szCs w:val="32"/>
-        </w:rPr>
-        <w:t>2.2.1</w:t>
-      </w:r>
-      <w:r>
-        <w:rPr>
-          <w:rFonts w:ascii="TH SarabunPSK" w:hAnsi="TH SarabunPSK" w:cs="TH SarabunPSK"/>
-          <w:sz w:val="32"/>
-          <w:szCs w:val="32"/>
-          <w:cs/>
-        </w:rPr>
-        <w:tab/>
-      </w:r>
-      <w:r>
-        <w:rPr>
-          <w:rFonts w:ascii="TH SarabunPSK" w:hAnsi="TH SarabunPSK" w:cs="TH SarabunPSK"/>
-          <w:sz w:val="32"/>
-          <w:szCs w:val="32"/>
-        </w:rPr>
-        <w:t xml:space="preserve"> </w:t>
-      </w:r>
-      <w:proofErr w:type="spellStart"/>
-      <w:r>
-        <w:rPr>
-          <w:rFonts w:ascii="TH SarabunPSK" w:hAnsi="TH SarabunPSK" w:cs="TH SarabunPSK"/>
-          <w:sz w:val="32"/>
-          <w:szCs w:val="32"/>
-        </w:rPr>
-        <w:t>Supabase</w:t>
-      </w:r>
-      <w:proofErr w:type="spellEnd"/>
-      <w:r>
-        <w:rPr>
-          <w:rFonts w:ascii="TH SarabunPSK" w:hAnsi="TH SarabunPSK" w:cs="TH SarabunPSK"/>
-          <w:sz w:val="32"/>
-          <w:szCs w:val="32"/>
-        </w:rPr>
-        <w:t xml:space="preserve"> </w:t>
-      </w:r>
-      <w:r>
-        <w:rPr>
-          <w:rFonts w:ascii="TH SarabunPSK" w:hAnsi="TH SarabunPSK" w:cs="TH SarabunPSK"/>
-          <w:sz w:val="32"/>
-          <w:szCs w:val="32"/>
-          <w:cs/>
-        </w:rPr>
-        <w:t xml:space="preserve">คือ </w:t>
-      </w:r>
-      <w:proofErr w:type="gramStart"/>
-      <w:r>
-        <w:rPr>
-          <w:rFonts w:ascii="TH SarabunPSK" w:hAnsi="TH SarabunPSK" w:cs="TH SarabunPSK"/>
-          <w:sz w:val="32"/>
-          <w:szCs w:val="32"/>
-        </w:rPr>
-        <w:t>open source</w:t>
-      </w:r>
-      <w:proofErr w:type="gramEnd"/>
-      <w:r>
-        <w:rPr>
-          <w:rFonts w:ascii="TH SarabunPSK" w:hAnsi="TH SarabunPSK" w:cs="TH SarabunPSK"/>
-          <w:sz w:val="32"/>
-          <w:szCs w:val="32"/>
-        </w:rPr>
-        <w:t xml:space="preserve"> platform </w:t>
-      </w:r>
-      <w:r>
-        <w:rPr>
-          <w:rFonts w:ascii="TH SarabunPSK" w:hAnsi="TH SarabunPSK" w:cs="TH SarabunPSK"/>
-          <w:sz w:val="32"/>
-          <w:szCs w:val="32"/>
-          <w:cs/>
-        </w:rPr>
-        <w:t xml:space="preserve">ที่ทำการเตรียมเครื่องมือให้นักพัฒนาสามารถขึ้นงาน </w:t>
-      </w:r>
-      <w:r>
-        <w:rPr>
-          <w:rFonts w:ascii="TH SarabunPSK" w:hAnsi="TH SarabunPSK" w:cs="TH SarabunPSK"/>
-          <w:sz w:val="32"/>
-          <w:szCs w:val="32"/>
-        </w:rPr>
-        <w:t xml:space="preserve">application </w:t>
-      </w:r>
-      <w:r>
-        <w:rPr>
-          <w:rFonts w:ascii="TH SarabunPSK" w:hAnsi="TH SarabunPSK" w:cs="TH SarabunPSK"/>
-          <w:sz w:val="32"/>
-          <w:szCs w:val="32"/>
-          <w:cs/>
-        </w:rPr>
-        <w:t xml:space="preserve">ได้อย่างรวดเร็วขึ้น ซึ่งหลายๆคนจะมองว่า </w:t>
-      </w:r>
-      <w:proofErr w:type="spellStart"/>
-      <w:r>
-        <w:rPr>
-          <w:rFonts w:ascii="TH SarabunPSK" w:hAnsi="TH SarabunPSK" w:cs="TH SarabunPSK"/>
-          <w:sz w:val="32"/>
-          <w:szCs w:val="32"/>
-        </w:rPr>
-        <w:t>Supabase</w:t>
-      </w:r>
-      <w:proofErr w:type="spellEnd"/>
-      <w:r>
-        <w:rPr>
-          <w:rFonts w:ascii="TH SarabunPSK" w:hAnsi="TH SarabunPSK" w:cs="TH SarabunPSK"/>
-          <w:sz w:val="32"/>
-          <w:szCs w:val="32"/>
-        </w:rPr>
-        <w:t xml:space="preserve"> </w:t>
-      </w:r>
-      <w:r>
-        <w:rPr>
-          <w:rFonts w:ascii="TH SarabunPSK" w:hAnsi="TH SarabunPSK" w:cs="TH SarabunPSK"/>
-          <w:sz w:val="32"/>
-          <w:szCs w:val="32"/>
-          <w:cs/>
-        </w:rPr>
-        <w:t xml:space="preserve">มีลักษณะใกล้เคียงกันกับ </w:t>
-      </w:r>
-      <w:r>
-        <w:rPr>
-          <w:rFonts w:ascii="TH SarabunPSK" w:hAnsi="TH SarabunPSK" w:cs="TH SarabunPSK"/>
-          <w:sz w:val="32"/>
-          <w:szCs w:val="32"/>
-        </w:rPr>
-        <w:t xml:space="preserve">Firebase </w:t>
-      </w:r>
-      <w:r>
-        <w:rPr>
-          <w:rFonts w:ascii="TH SarabunPSK" w:hAnsi="TH SarabunPSK" w:cs="TH SarabunPSK"/>
-          <w:sz w:val="32"/>
-          <w:szCs w:val="32"/>
-          <w:cs/>
-        </w:rPr>
-        <w:t xml:space="preserve">เลย (มี </w:t>
-      </w:r>
-      <w:r>
-        <w:rPr>
-          <w:rFonts w:ascii="TH SarabunPSK" w:hAnsi="TH SarabunPSK" w:cs="TH SarabunPSK"/>
-          <w:sz w:val="32"/>
-          <w:szCs w:val="32"/>
-        </w:rPr>
-        <w:t xml:space="preserve">Service </w:t>
-      </w:r>
-      <w:r>
-        <w:rPr>
-          <w:rFonts w:ascii="TH SarabunPSK" w:hAnsi="TH SarabunPSK" w:cs="TH SarabunPSK"/>
-          <w:sz w:val="32"/>
-          <w:szCs w:val="32"/>
-          <w:cs/>
-        </w:rPr>
-        <w:t xml:space="preserve">หลายๆตัวใกล้เคียงกันด้วย) โดย </w:t>
-      </w:r>
-      <w:r>
-        <w:rPr>
-          <w:rFonts w:ascii="TH SarabunPSK" w:hAnsi="TH SarabunPSK" w:cs="TH SarabunPSK"/>
-          <w:sz w:val="32"/>
-          <w:szCs w:val="32"/>
-        </w:rPr>
-        <w:t xml:space="preserve">feature </w:t>
-      </w:r>
-      <w:r>
-        <w:rPr>
-          <w:rFonts w:ascii="TH SarabunPSK" w:hAnsi="TH SarabunPSK" w:cs="TH SarabunPSK"/>
-          <w:sz w:val="32"/>
-          <w:szCs w:val="32"/>
-          <w:cs/>
-        </w:rPr>
-        <w:t xml:space="preserve">หลักๆของ </w:t>
-      </w:r>
-      <w:proofErr w:type="spellStart"/>
-      <w:r>
-        <w:rPr>
-          <w:rFonts w:ascii="TH SarabunPSK" w:hAnsi="TH SarabunPSK" w:cs="TH SarabunPSK"/>
-          <w:sz w:val="32"/>
-          <w:szCs w:val="32"/>
-        </w:rPr>
-        <w:t>Supabase</w:t>
-      </w:r>
-      <w:proofErr w:type="spellEnd"/>
-      <w:r>
-        <w:rPr>
-          <w:rFonts w:ascii="TH SarabunPSK" w:hAnsi="TH SarabunPSK" w:cs="TH SarabunPSK"/>
-          <w:sz w:val="32"/>
-          <w:szCs w:val="32"/>
-        </w:rPr>
-        <w:t xml:space="preserve"> </w:t>
-      </w:r>
-      <w:r>
-        <w:rPr>
-          <w:rFonts w:ascii="TH SarabunPSK" w:hAnsi="TH SarabunPSK" w:cs="TH SarabunPSK"/>
-          <w:sz w:val="32"/>
-          <w:szCs w:val="32"/>
-          <w:cs/>
-        </w:rPr>
-        <w:t>คือ</w:t>
-      </w:r>
-      <w:r>
-        <w:rPr>
-          <w:rFonts w:ascii="TH SarabunPSK" w:hAnsi="TH SarabunPSK" w:cs="TH SarabunPSK"/>
-          <w:sz w:val="32"/>
-          <w:szCs w:val="32"/>
-        </w:rPr>
-        <w:t xml:space="preserve"> </w:t>
       </w:r>
     </w:p>
     <w:p>
       <w:pPr>
-        <w:pStyle w:val="a3"/>
-        <w:numPr>
-          <w:ilvl w:val="0"/>
-          <w:numId w:val="24"/>
-        </w:numPr>
+        <w:tabs>
+          <w:tab w:val="left" w:pos="426"/>
+          <w:tab w:val="left" w:pos="993"/>
+        </w:tabs>
+        <w:jc w:val="center"/>
+        <w:rPr>
+          <w:rFonts w:ascii="TH SarabunPSK" w:hAnsi="TH SarabunPSK" w:cs="TH SarabunPSK"/>
+          <w:sz w:val="32"/>
+          <w:szCs w:val="32"/>
+        </w:rPr>
+      </w:pPr>
+      <w:r>
+        <w:rPr>
+          <w:rFonts w:ascii="TH SarabunPSK" w:hAnsi="TH SarabunPSK" w:cs="TH SarabunPSK" w:hint="cs"/>
+          <w:b/>
+          <w:bCs/>
+          <w:sz w:val="32"/>
+          <w:szCs w:val="32"/>
+          <w:cs/>
+        </w:rPr>
+        <w:t>ภาพ</w:t>
+      </w:r>
+      <w:r>
+        <w:rPr>
+          <w:rFonts w:ascii="TH SarabunPSK" w:hAnsi="TH SarabunPSK" w:cs="TH SarabunPSK" w:hint="cs"/>
+          <w:b/>
+          <w:bCs/>
+          <w:sz w:val="32"/>
+          <w:szCs w:val="32"/>
+          <w:cs/>
+        </w:rPr>
+        <w:t xml:space="preserve">ที่ 2-2 </w:t>
+      </w:r>
+      <w:proofErr w:type="spellStart"/>
+      <w:r>
+        <w:rPr>
+          <w:rFonts w:ascii="TH SarabunPSK" w:hAnsi="TH SarabunPSK" w:cs="TH SarabunPSK"/>
+          <w:sz w:val="32"/>
+          <w:szCs w:val="32"/>
+        </w:rPr>
+        <w:t>supabase</w:t>
+      </w:r>
+      <w:proofErr w:type="spellEnd"/>
+    </w:p>
+    <w:p>
+      <w:pPr>
         <w:tabs>
           <w:tab w:val="left" w:pos="426"/>
           <w:tab w:val="left" w:pos="993"/>
@@ -3188,120 +3479,15 @@
         <w:jc w:val="thaiDistribute"/>
         <w:rPr>
           <w:rFonts w:ascii="TH SarabunPSK" w:hAnsi="TH SarabunPSK" w:cs="TH SarabunPSK"/>
-          <w:sz w:val="32"/>
-          <w:szCs w:val="32"/>
-        </w:rPr>
-      </w:pPr>
-      <w:r>
-        <w:rPr>
-          <w:rFonts w:ascii="TH SarabunPSK" w:hAnsi="TH SarabunPSK" w:cs="TH SarabunPSK"/>
-          <w:sz w:val="32"/>
-          <w:szCs w:val="32"/>
-        </w:rPr>
-        <w:t xml:space="preserve">Database </w:t>
-      </w:r>
-      <w:r>
-        <w:rPr>
-          <w:rFonts w:ascii="TH SarabunPSK" w:hAnsi="TH SarabunPSK" w:cs="TH SarabunPSK"/>
-          <w:sz w:val="32"/>
-          <w:szCs w:val="32"/>
-          <w:cs/>
-        </w:rPr>
-        <w:t xml:space="preserve">ใช้ </w:t>
-      </w:r>
-      <w:r>
-        <w:rPr>
-          <w:rFonts w:ascii="TH SarabunPSK" w:hAnsi="TH SarabunPSK" w:cs="TH SarabunPSK"/>
-          <w:sz w:val="32"/>
-          <w:szCs w:val="32"/>
-        </w:rPr>
-        <w:t xml:space="preserve">PostgreSQL </w:t>
-      </w:r>
-      <w:r>
-        <w:rPr>
-          <w:rFonts w:ascii="TH SarabunPSK" w:hAnsi="TH SarabunPSK" w:cs="TH SarabunPSK"/>
-          <w:sz w:val="32"/>
-          <w:szCs w:val="32"/>
-          <w:cs/>
-        </w:rPr>
-        <w:t xml:space="preserve">ซึ่งถือว่าเป็น </w:t>
-      </w:r>
-      <w:r>
-        <w:rPr>
-          <w:rFonts w:ascii="TH SarabunPSK" w:hAnsi="TH SarabunPSK" w:cs="TH SarabunPSK"/>
-          <w:sz w:val="32"/>
-          <w:szCs w:val="32"/>
-        </w:rPr>
-        <w:t xml:space="preserve">DB </w:t>
-      </w:r>
-      <w:r>
-        <w:rPr>
-          <w:rFonts w:ascii="TH SarabunPSK" w:hAnsi="TH SarabunPSK" w:cs="TH SarabunPSK"/>
-          <w:sz w:val="32"/>
-          <w:szCs w:val="32"/>
-          <w:cs/>
-        </w:rPr>
-        <w:t xml:space="preserve">สุดทรงพลังที่สามารถ </w:t>
-      </w:r>
-      <w:r>
-        <w:rPr>
-          <w:rFonts w:ascii="TH SarabunPSK" w:hAnsi="TH SarabunPSK" w:cs="TH SarabunPSK"/>
-          <w:sz w:val="32"/>
-          <w:szCs w:val="32"/>
-        </w:rPr>
-        <w:t xml:space="preserve">query </w:t>
-      </w:r>
-      <w:r>
-        <w:rPr>
-          <w:rFonts w:ascii="TH SarabunPSK" w:hAnsi="TH SarabunPSK" w:cs="TH SarabunPSK"/>
-          <w:sz w:val="32"/>
-          <w:szCs w:val="32"/>
-          <w:cs/>
-        </w:rPr>
-        <w:t xml:space="preserve">ข้อมูลได้หลากหลายประเภท รวมถึงสามารถทำ </w:t>
-      </w:r>
-      <w:r>
-        <w:rPr>
-          <w:rFonts w:ascii="TH SarabunPSK" w:hAnsi="TH SarabunPSK" w:cs="TH SarabunPSK"/>
-          <w:sz w:val="32"/>
-          <w:szCs w:val="32"/>
-        </w:rPr>
-        <w:t>complex queries, relation (</w:t>
-      </w:r>
-      <w:r>
-        <w:rPr>
-          <w:rFonts w:ascii="TH SarabunPSK" w:hAnsi="TH SarabunPSK" w:cs="TH SarabunPSK"/>
-          <w:sz w:val="32"/>
-          <w:szCs w:val="32"/>
-          <w:cs/>
-        </w:rPr>
-        <w:t xml:space="preserve">ตามคุณสมบัติของ </w:t>
-      </w:r>
-      <w:r>
-        <w:rPr>
-          <w:rFonts w:ascii="TH SarabunPSK" w:hAnsi="TH SarabunPSK" w:cs="TH SarabunPSK"/>
-          <w:sz w:val="32"/>
-          <w:szCs w:val="32"/>
-        </w:rPr>
-        <w:t xml:space="preserve">SQL) </w:t>
-      </w:r>
-      <w:r>
-        <w:rPr>
-          <w:rFonts w:ascii="TH SarabunPSK" w:hAnsi="TH SarabunPSK" w:cs="TH SarabunPSK"/>
-          <w:sz w:val="32"/>
-          <w:szCs w:val="32"/>
-          <w:cs/>
-        </w:rPr>
-        <w:t>ได้</w:t>
-      </w:r>
+          <w:b/>
+          <w:bCs/>
+          <w:sz w:val="32"/>
+          <w:szCs w:val="32"/>
+        </w:rPr>
+      </w:pPr>
     </w:p>
     <w:p>
       <w:pPr>
-        <w:pStyle w:val="a3"/>
-        <w:numPr>
-          <w:ilvl w:val="0"/>
-          <w:numId w:val="24"/>
-        </w:numPr>
         <w:tabs>
           <w:tab w:val="left" w:pos="426"/>
           <w:tab w:val="left" w:pos="993"/>
@@ -3309,103 +3495,15 @@
         <w:jc w:val="thaiDistribute"/>
         <w:rPr>
           <w:rFonts w:ascii="TH SarabunPSK" w:hAnsi="TH SarabunPSK" w:cs="TH SarabunPSK"/>
-          <w:sz w:val="32"/>
-          <w:szCs w:val="32"/>
-        </w:rPr>
-      </w:pPr>
-      <w:r>
-        <w:rPr>
-          <w:rFonts w:ascii="TH SarabunPSK" w:hAnsi="TH SarabunPSK" w:cs="TH SarabunPSK"/>
-          <w:sz w:val="32"/>
-          <w:szCs w:val="32"/>
-          <w:cs/>
-        </w:rPr>
-        <w:t xml:space="preserve">มี </w:t>
-      </w:r>
-      <w:r>
-        <w:rPr>
-          <w:rFonts w:ascii="TH SarabunPSK" w:hAnsi="TH SarabunPSK" w:cs="TH SarabunPSK"/>
-          <w:sz w:val="32"/>
-          <w:szCs w:val="32"/>
-        </w:rPr>
-        <w:t xml:space="preserve">Authentication service </w:t>
-      </w:r>
-      <w:r>
-        <w:rPr>
-          <w:rFonts w:ascii="TH SarabunPSK" w:hAnsi="TH SarabunPSK" w:cs="TH SarabunPSK"/>
-          <w:sz w:val="32"/>
-          <w:szCs w:val="32"/>
-          <w:cs/>
-        </w:rPr>
-        <w:t xml:space="preserve">ที่สามารถทำ </w:t>
-      </w:r>
-      <w:r>
-        <w:rPr>
-          <w:rFonts w:ascii="TH SarabunPSK" w:hAnsi="TH SarabunPSK" w:cs="TH SarabunPSK"/>
-          <w:sz w:val="32"/>
-          <w:szCs w:val="32"/>
-        </w:rPr>
-        <w:t xml:space="preserve">Service Auth </w:t>
-      </w:r>
-      <w:r>
-        <w:rPr>
-          <w:rFonts w:ascii="TH SarabunPSK" w:hAnsi="TH SarabunPSK" w:cs="TH SarabunPSK"/>
-          <w:sz w:val="32"/>
-          <w:szCs w:val="32"/>
-          <w:cs/>
-        </w:rPr>
-        <w:t xml:space="preserve">เอง หรือจะใช้ร่วมกับ </w:t>
-      </w:r>
-      <w:r>
-        <w:rPr>
-          <w:rFonts w:ascii="TH SarabunPSK" w:hAnsi="TH SarabunPSK" w:cs="TH SarabunPSK"/>
-          <w:sz w:val="32"/>
-          <w:szCs w:val="32"/>
-        </w:rPr>
-        <w:t xml:space="preserve">3rd party </w:t>
-      </w:r>
-      <w:r>
-        <w:rPr>
-          <w:rFonts w:ascii="TH SarabunPSK" w:hAnsi="TH SarabunPSK" w:cs="TH SarabunPSK"/>
-          <w:sz w:val="32"/>
-          <w:szCs w:val="32"/>
-          <w:cs/>
-        </w:rPr>
-        <w:t xml:space="preserve">อย่าง </w:t>
-      </w:r>
-      <w:r>
-        <w:rPr>
-          <w:rFonts w:ascii="TH SarabunPSK" w:hAnsi="TH SarabunPSK" w:cs="TH SarabunPSK"/>
-          <w:sz w:val="32"/>
-          <w:szCs w:val="32"/>
-        </w:rPr>
-        <w:t xml:space="preserve">n8n, </w:t>
-      </w:r>
-      <w:r>
-        <w:rPr>
-          <w:rFonts w:ascii="TH SarabunPSK" w:hAnsi="TH SarabunPSK" w:cs="TH SarabunPSK"/>
-          <w:sz w:val="32"/>
-          <w:szCs w:val="32"/>
-        </w:rPr>
-        <w:t xml:space="preserve">Google, GitHub, Facebook, X (Twitter) </w:t>
-      </w:r>
-      <w:r>
-        <w:rPr>
-          <w:rFonts w:ascii="TH SarabunPSK" w:hAnsi="TH SarabunPSK" w:cs="TH SarabunPSK"/>
-          <w:sz w:val="32"/>
-          <w:szCs w:val="32"/>
-          <w:cs/>
-        </w:rPr>
-        <w:t>ก็ได้</w:t>
-      </w:r>
+          <w:b/>
+          <w:bCs/>
+          <w:sz w:val="32"/>
+          <w:szCs w:val="32"/>
+        </w:rPr>
+      </w:pPr>
     </w:p>
     <w:p>
       <w:pPr>
-        <w:pStyle w:val="a3"/>
-        <w:numPr>
-          <w:ilvl w:val="0"/>
-          <w:numId w:val="24"/>
-        </w:numPr>
         <w:tabs>
           <w:tab w:val="left" w:pos="426"/>
           <w:tab w:val="left" w:pos="993"/>
@@ -3420,19 +3518,37 @@
       <w:r>
         <w:rPr>
           <w:rFonts w:ascii="TH SarabunPSK" w:hAnsi="TH SarabunPSK" w:cs="TH SarabunPSK"/>
-          <w:sz w:val="32"/>
-          <w:szCs w:val="32"/>
-          <w:cs/>
-        </w:rPr>
-        <w:t xml:space="preserve">มี </w:t>
-      </w:r>
-      <w:r>
-        <w:rPr>
-          <w:rFonts w:ascii="TH SarabunPSK" w:hAnsi="TH SarabunPSK" w:cs="TH SarabunPSK"/>
-          <w:sz w:val="32"/>
-          <w:szCs w:val="32"/>
-        </w:rPr>
-        <w:t xml:space="preserve">Feature </w:t>
+          <w:b/>
+          <w:bCs/>
+          <w:sz w:val="32"/>
+          <w:szCs w:val="32"/>
+        </w:rPr>
+        <w:tab/>
+      </w:r>
+      <w:r>
+        <w:rPr>
+          <w:rFonts w:ascii="TH SarabunPSK" w:hAnsi="TH SarabunPSK" w:cs="TH SarabunPSK"/>
+          <w:sz w:val="32"/>
+          <w:szCs w:val="32"/>
+        </w:rPr>
+        <w:t>2.2.1</w:t>
+      </w:r>
+      <w:r>
+        <w:rPr>
+          <w:rFonts w:ascii="TH SarabunPSK" w:hAnsi="TH SarabunPSK" w:cs="TH SarabunPSK"/>
+          <w:sz w:val="32"/>
+          <w:szCs w:val="32"/>
+          <w:cs/>
+        </w:rPr>
+        <w:tab/>
+      </w:r>
+      <w:r>
+        <w:rPr>
+          <w:rFonts w:ascii="TH SarabunPSK" w:hAnsi="TH SarabunPSK" w:cs="TH SarabunPSK"/>
+          <w:sz w:val="32"/>
+          <w:szCs w:val="32"/>
+        </w:rPr>
+        <w:t xml:space="preserve"> </w:t>
       </w:r>
       <w:proofErr w:type="spellStart"/>
       <w:r>
@@ -3441,7 +3557,7 @@
           <w:sz w:val="32"/>
           <w:szCs w:val="32"/>
         </w:rPr>
-        <w:t>realtime</w:t>
+        <w:t>Supabase</w:t>
       </w:r>
       <w:proofErr w:type="spellEnd"/>
       <w:r>
@@ -3459,7 +3575,51 @@
           <w:szCs w:val="32"/>
           <w:cs/>
         </w:rPr>
-        <w:t xml:space="preserve">ที่สามารถดึงข้อมูลแบบ </w:t>
+        <w:t xml:space="preserve">คือ </w:t>
+      </w:r>
+      <w:proofErr w:type="gramStart"/>
+      <w:r>
+        <w:rPr>
+          <w:rFonts w:ascii="TH SarabunPSK" w:hAnsi="TH SarabunPSK" w:cs="TH SarabunPSK"/>
+          <w:sz w:val="32"/>
+          <w:szCs w:val="32"/>
+        </w:rPr>
+        <w:t>open source</w:t>
+      </w:r>
+      <w:proofErr w:type="gramEnd"/>
+      <w:r>
+        <w:rPr>
+          <w:rFonts w:ascii="TH SarabunPSK" w:hAnsi="TH SarabunPSK" w:cs="TH SarabunPSK"/>
+          <w:sz w:val="32"/>
+          <w:szCs w:val="32"/>
+        </w:rPr>
+        <w:t xml:space="preserve"> platform </w:t>
+      </w:r>
+      <w:r>
+        <w:rPr>
+          <w:rFonts w:ascii="TH SarabunPSK" w:hAnsi="TH SarabunPSK" w:cs="TH SarabunPSK"/>
+          <w:sz w:val="32"/>
+          <w:szCs w:val="32"/>
+          <w:cs/>
+        </w:rPr>
+        <w:t xml:space="preserve">ที่ทำการเตรียมเครื่องมือให้นักพัฒนาสามารถขึ้นงาน </w:t>
+      </w:r>
+      <w:r>
+        <w:rPr>
+          <w:rFonts w:ascii="TH SarabunPSK" w:hAnsi="TH SarabunPSK" w:cs="TH SarabunPSK"/>
+          <w:sz w:val="32"/>
+          <w:szCs w:val="32"/>
+        </w:rPr>
+        <w:t xml:space="preserve">application </w:t>
+      </w:r>
+      <w:r>
+        <w:rPr>
+          <w:rFonts w:ascii="TH SarabunPSK" w:hAnsi="TH SarabunPSK" w:cs="TH SarabunPSK"/>
+          <w:sz w:val="32"/>
+          <w:szCs w:val="32"/>
+          <w:cs/>
+        </w:rPr>
+        <w:t xml:space="preserve">ได้อย่างรวดเร็วขึ้น ซึ่งหลายๆคนจะมองว่า </w:t>
       </w:r>
       <w:proofErr w:type="spellStart"/>
       <w:r>
@@ -3468,7 +3628,7 @@
           <w:sz w:val="32"/>
           <w:szCs w:val="32"/>
         </w:rPr>
-        <w:t>realtime</w:t>
+        <w:t>Supabase</w:t>
       </w:r>
       <w:proofErr w:type="spellEnd"/>
       <w:r>
@@ -3486,54 +3646,102 @@
           <w:szCs w:val="32"/>
           <w:cs/>
         </w:rPr>
-        <w:t xml:space="preserve">เมื่อมี </w:t>
-      </w:r>
-      <w:r>
-        <w:rPr>
-          <w:rFonts w:ascii="TH SarabunPSK" w:hAnsi="TH SarabunPSK" w:cs="TH SarabunPSK"/>
-          <w:sz w:val="32"/>
-          <w:szCs w:val="32"/>
-        </w:rPr>
-        <w:t xml:space="preserve">change </w:t>
-      </w:r>
-      <w:r>
-        <w:rPr>
-          <w:rFonts w:ascii="TH SarabunPSK" w:hAnsi="TH SarabunPSK" w:cs="TH SarabunPSK"/>
-          <w:sz w:val="32"/>
-          <w:szCs w:val="32"/>
-          <w:cs/>
-        </w:rPr>
-        <w:t xml:space="preserve">กับ </w:t>
-      </w:r>
-      <w:r>
-        <w:rPr>
-          <w:rFonts w:ascii="TH SarabunPSK" w:hAnsi="TH SarabunPSK" w:cs="TH SarabunPSK"/>
-          <w:sz w:val="32"/>
-          <w:szCs w:val="32"/>
-        </w:rPr>
-        <w:t xml:space="preserve">data </w:t>
-      </w:r>
-      <w:r>
-        <w:rPr>
-          <w:rFonts w:ascii="TH SarabunPSK" w:hAnsi="TH SarabunPSK" w:cs="TH SarabunPSK"/>
-          <w:sz w:val="32"/>
-          <w:szCs w:val="32"/>
-          <w:cs/>
-        </w:rPr>
-        <w:t>เกิดขึ้นได้</w:t>
+        <w:t xml:space="preserve">มีลักษณะใกล้เคียงกันกับ </w:t>
+      </w:r>
+      <w:r>
+        <w:rPr>
+          <w:rFonts w:ascii="TH SarabunPSK" w:hAnsi="TH SarabunPSK" w:cs="TH SarabunPSK"/>
+          <w:sz w:val="32"/>
+          <w:szCs w:val="32"/>
+        </w:rPr>
+        <w:t xml:space="preserve">Firebase </w:t>
+      </w:r>
+      <w:r>
+        <w:rPr>
+          <w:rFonts w:ascii="TH SarabunPSK" w:hAnsi="TH SarabunPSK" w:cs="TH SarabunPSK"/>
+          <w:sz w:val="32"/>
+          <w:szCs w:val="32"/>
+          <w:cs/>
+        </w:rPr>
+        <w:t xml:space="preserve">เลย (มี </w:t>
+      </w:r>
+      <w:r>
+        <w:rPr>
+          <w:rFonts w:ascii="TH SarabunPSK" w:hAnsi="TH SarabunPSK" w:cs="TH SarabunPSK"/>
+          <w:sz w:val="32"/>
+          <w:szCs w:val="32"/>
+        </w:rPr>
+        <w:t xml:space="preserve">Service </w:t>
+      </w:r>
+      <w:r>
+        <w:rPr>
+          <w:rFonts w:ascii="TH SarabunPSK" w:hAnsi="TH SarabunPSK" w:cs="TH SarabunPSK"/>
+          <w:sz w:val="32"/>
+          <w:szCs w:val="32"/>
+          <w:cs/>
+        </w:rPr>
+        <w:t xml:space="preserve">หลายๆตัวใกล้เคียงกันด้วย) โดย </w:t>
+      </w:r>
+      <w:r>
+        <w:rPr>
+          <w:rFonts w:ascii="TH SarabunPSK" w:hAnsi="TH SarabunPSK" w:cs="TH SarabunPSK"/>
+          <w:sz w:val="32"/>
+          <w:szCs w:val="32"/>
+        </w:rPr>
+        <w:t xml:space="preserve">feature </w:t>
+      </w:r>
+      <w:r>
+        <w:rPr>
+          <w:rFonts w:ascii="TH SarabunPSK" w:hAnsi="TH SarabunPSK" w:cs="TH SarabunPSK"/>
+          <w:sz w:val="32"/>
+          <w:szCs w:val="32"/>
+          <w:cs/>
+        </w:rPr>
+        <w:t xml:space="preserve">หลักๆของ </w:t>
+      </w:r>
+      <w:proofErr w:type="spellStart"/>
+      <w:r>
+        <w:rPr>
+          <w:rFonts w:ascii="TH SarabunPSK" w:hAnsi="TH SarabunPSK" w:cs="TH SarabunPSK"/>
+          <w:sz w:val="32"/>
+          <w:szCs w:val="32"/>
+        </w:rPr>
+        <w:t>Supabase</w:t>
+      </w:r>
+      <w:proofErr w:type="spellEnd"/>
+      <w:r>
+        <w:rPr>
+          <w:rFonts w:ascii="TH SarabunPSK" w:hAnsi="TH SarabunPSK" w:cs="TH SarabunPSK"/>
+          <w:sz w:val="32"/>
+          <w:szCs w:val="32"/>
+        </w:rPr>
+        <w:t xml:space="preserve"> </w:t>
+      </w:r>
+      <w:r>
+        <w:rPr>
+          <w:rFonts w:ascii="TH SarabunPSK" w:hAnsi="TH SarabunPSK" w:cs="TH SarabunPSK"/>
+          <w:sz w:val="32"/>
+          <w:szCs w:val="32"/>
+          <w:cs/>
+        </w:rPr>
+        <w:t>คือ</w:t>
+      </w:r>
+      <w:r>
+        <w:rPr>
+          <w:rFonts w:ascii="TH SarabunPSK" w:hAnsi="TH SarabunPSK" w:cs="TH SarabunPSK"/>
+          <w:sz w:val="32"/>
+          <w:szCs w:val="32"/>
+        </w:rPr>
+        <w:t xml:space="preserve"> </w:t>
       </w:r>
     </w:p>
     <w:p>
       <w:pPr>
-        <w:pStyle w:val="a3"/>
-        <w:numPr>
-          <w:ilvl w:val="0"/>
-          <w:numId w:val="24"/>
-        </w:numPr>
         <w:tabs>
-          <w:tab w:val="left" w:pos="426"/>
+          <w:tab w:val="left" w:pos="567"/>
           <w:tab w:val="left" w:pos="993"/>
         </w:tabs>
+        <w:ind w:left="360"/>
         <w:jc w:val="thaiDistribute"/>
         <w:rPr>
           <w:rFonts w:ascii="TH SarabunPSK" w:hAnsi="TH SarabunPSK" w:cs="TH SarabunPSK"/>
@@ -3546,73 +3754,129 @@
           <w:rFonts w:ascii="TH SarabunPSK" w:hAnsi="TH SarabunPSK" w:cs="TH SarabunPSK"/>
           <w:sz w:val="32"/>
           <w:szCs w:val="32"/>
-          <w:cs/>
-        </w:rPr>
-        <w:t xml:space="preserve">มี </w:t>
-      </w:r>
-      <w:r>
-        <w:rPr>
-          <w:rFonts w:ascii="TH SarabunPSK" w:hAnsi="TH SarabunPSK" w:cs="TH SarabunPSK"/>
-          <w:sz w:val="32"/>
-          <w:szCs w:val="32"/>
-        </w:rPr>
-        <w:t xml:space="preserve">Storage </w:t>
-      </w:r>
-      <w:r>
-        <w:rPr>
-          <w:rFonts w:ascii="TH SarabunPSK" w:hAnsi="TH SarabunPSK" w:cs="TH SarabunPSK"/>
-          <w:sz w:val="32"/>
-          <w:szCs w:val="32"/>
-          <w:cs/>
-        </w:rPr>
-        <w:t>ที่สามารถเก็บไฟล์ขนาดใหญ่เช่น ภาพ</w:t>
-      </w:r>
-      <w:r>
-        <w:rPr>
-          <w:rFonts w:ascii="TH SarabunPSK" w:hAnsi="TH SarabunPSK" w:cs="TH SarabunPSK"/>
-          <w:sz w:val="32"/>
-          <w:szCs w:val="32"/>
-        </w:rPr>
-        <w:t xml:space="preserve">, video </w:t>
-      </w:r>
-      <w:r>
-        <w:rPr>
-          <w:rFonts w:ascii="TH SarabunPSK" w:hAnsi="TH SarabunPSK" w:cs="TH SarabunPSK"/>
-          <w:sz w:val="32"/>
-          <w:szCs w:val="32"/>
-          <w:cs/>
-        </w:rPr>
-        <w:t xml:space="preserve">หรือไฟล์ประเภทต่างๆที่อนุญาตให้ </w:t>
-      </w:r>
-      <w:r>
-        <w:rPr>
-          <w:rFonts w:ascii="TH SarabunPSK" w:hAnsi="TH SarabunPSK" w:cs="TH SarabunPSK"/>
-          <w:sz w:val="32"/>
-          <w:szCs w:val="32"/>
-        </w:rPr>
-        <w:t xml:space="preserve">user upload </w:t>
-      </w:r>
-      <w:r>
-        <w:rPr>
-          <w:rFonts w:ascii="TH SarabunPSK" w:hAnsi="TH SarabunPSK" w:cs="TH SarabunPSK"/>
-          <w:sz w:val="32"/>
-          <w:szCs w:val="32"/>
-          <w:cs/>
-        </w:rPr>
-        <w:t>เข้ามาได้</w:t>
+        </w:rPr>
+        <w:tab/>
+        <w:t>1)</w:t>
+      </w:r>
+      <w:r>
+        <w:rPr>
+          <w:rFonts w:ascii="TH SarabunPSK" w:hAnsi="TH SarabunPSK" w:cs="TH SarabunPSK"/>
+          <w:color w:val="FFFFFF" w:themeColor="background1"/>
+          <w:sz w:val="32"/>
+          <w:szCs w:val="32"/>
+        </w:rPr>
+        <w:t>**</w:t>
+      </w:r>
+      <w:r>
+        <w:rPr>
+          <w:rFonts w:ascii="TH SarabunPSK" w:hAnsi="TH SarabunPSK" w:cs="TH SarabunPSK"/>
+          <w:sz w:val="32"/>
+          <w:szCs w:val="32"/>
+        </w:rPr>
+        <w:t xml:space="preserve">Database </w:t>
+      </w:r>
+      <w:r>
+        <w:rPr>
+          <w:rFonts w:ascii="TH SarabunPSK" w:hAnsi="TH SarabunPSK" w:cs="TH SarabunPSK"/>
+          <w:sz w:val="32"/>
+          <w:szCs w:val="32"/>
+          <w:cs/>
+        </w:rPr>
+        <w:t xml:space="preserve">ใช้ </w:t>
+      </w:r>
+      <w:r>
+        <w:rPr>
+          <w:rFonts w:ascii="TH SarabunPSK" w:hAnsi="TH SarabunPSK" w:cs="TH SarabunPSK"/>
+          <w:sz w:val="32"/>
+          <w:szCs w:val="32"/>
+        </w:rPr>
+        <w:t xml:space="preserve">PostgreSQL </w:t>
+      </w:r>
+      <w:r>
+        <w:rPr>
+          <w:rFonts w:ascii="TH SarabunPSK" w:hAnsi="TH SarabunPSK" w:cs="TH SarabunPSK"/>
+          <w:sz w:val="32"/>
+          <w:szCs w:val="32"/>
+          <w:cs/>
+        </w:rPr>
+        <w:t xml:space="preserve">ซึ่งถือว่าเป็น </w:t>
+      </w:r>
+      <w:r>
+        <w:rPr>
+          <w:rFonts w:ascii="TH SarabunPSK" w:hAnsi="TH SarabunPSK" w:cs="TH SarabunPSK"/>
+          <w:sz w:val="32"/>
+          <w:szCs w:val="32"/>
+        </w:rPr>
+        <w:t xml:space="preserve">DB </w:t>
+      </w:r>
+      <w:r>
+        <w:rPr>
+          <w:rFonts w:ascii="TH SarabunPSK" w:hAnsi="TH SarabunPSK" w:cs="TH SarabunPSK"/>
+          <w:sz w:val="32"/>
+          <w:szCs w:val="32"/>
+          <w:cs/>
+        </w:rPr>
+        <w:t xml:space="preserve">สุดทรงพลังที่สามารถ </w:t>
+      </w:r>
+      <w:r>
+        <w:rPr>
+          <w:rFonts w:ascii="TH SarabunPSK" w:hAnsi="TH SarabunPSK" w:cs="TH SarabunPSK"/>
+          <w:sz w:val="32"/>
+          <w:szCs w:val="32"/>
+        </w:rPr>
+        <w:t xml:space="preserve">query </w:t>
+      </w:r>
+      <w:r>
+        <w:rPr>
+          <w:rFonts w:ascii="TH SarabunPSK" w:hAnsi="TH SarabunPSK" w:cs="TH SarabunPSK"/>
+          <w:sz w:val="32"/>
+          <w:szCs w:val="32"/>
+          <w:cs/>
+        </w:rPr>
+        <w:t xml:space="preserve">ข้อมูลได้หลากหลายประเภท รวมถึงสามารถทำ </w:t>
+      </w:r>
+      <w:r>
+        <w:rPr>
+          <w:rFonts w:ascii="TH SarabunPSK" w:hAnsi="TH SarabunPSK" w:cs="TH SarabunPSK"/>
+          <w:sz w:val="32"/>
+          <w:szCs w:val="32"/>
+        </w:rPr>
+        <w:t>complex queries, relation (</w:t>
+      </w:r>
+      <w:r>
+        <w:rPr>
+          <w:rFonts w:ascii="TH SarabunPSK" w:hAnsi="TH SarabunPSK" w:cs="TH SarabunPSK"/>
+          <w:sz w:val="32"/>
+          <w:szCs w:val="32"/>
+          <w:cs/>
+        </w:rPr>
+        <w:t xml:space="preserve">ตามคุณสมบัติของ </w:t>
+      </w:r>
+      <w:r>
+        <w:rPr>
+          <w:rFonts w:ascii="TH SarabunPSK" w:hAnsi="TH SarabunPSK" w:cs="TH SarabunPSK"/>
+          <w:sz w:val="32"/>
+          <w:szCs w:val="32"/>
+        </w:rPr>
+        <w:t xml:space="preserve">SQL) </w:t>
+      </w:r>
+      <w:r>
+        <w:rPr>
+          <w:rFonts w:ascii="TH SarabunPSK" w:hAnsi="TH SarabunPSK" w:cs="TH SarabunPSK"/>
+          <w:sz w:val="32"/>
+          <w:szCs w:val="32"/>
+          <w:cs/>
+        </w:rPr>
+        <w:t>ได้</w:t>
       </w:r>
     </w:p>
     <w:p>
       <w:pPr>
-        <w:pStyle w:val="a3"/>
-        <w:numPr>
-          <w:ilvl w:val="0"/>
-          <w:numId w:val="24"/>
-        </w:numPr>
         <w:tabs>
-          <w:tab w:val="left" w:pos="426"/>
+          <w:tab w:val="left" w:pos="567"/>
           <w:tab w:val="left" w:pos="993"/>
         </w:tabs>
+        <w:ind w:left="360"/>
         <w:jc w:val="thaiDistribute"/>
         <w:rPr>
           <w:rFonts w:ascii="TH SarabunPSK" w:hAnsi="TH SarabunPSK" w:cs="TH SarabunPSK"/>
@@ -3625,6 +3889,24 @@
           <w:rFonts w:ascii="TH SarabunPSK" w:hAnsi="TH SarabunPSK" w:cs="TH SarabunPSK"/>
           <w:sz w:val="32"/>
           <w:szCs w:val="32"/>
+        </w:rPr>
+        <w:tab/>
+        <w:t>2)</w:t>
+      </w:r>
+      <w:r>
+        <w:rPr>
+          <w:rFonts w:ascii="TH SarabunPSK" w:hAnsi="TH SarabunPSK" w:cs="TH SarabunPSK"/>
+          <w:color w:val="FFFFFF" w:themeColor="background1"/>
+          <w:sz w:val="32"/>
+          <w:szCs w:val="32"/>
+        </w:rPr>
+        <w:t>**</w:t>
+      </w:r>
+      <w:r>
+        <w:rPr>
+          <w:rFonts w:ascii="TH SarabunPSK" w:hAnsi="TH SarabunPSK" w:cs="TH SarabunPSK"/>
+          <w:sz w:val="32"/>
+          <w:szCs w:val="32"/>
           <w:cs/>
         </w:rPr>
         <w:t xml:space="preserve">มี </w:t>
@@ -3635,130 +3917,109 @@
           <w:sz w:val="32"/>
           <w:szCs w:val="32"/>
         </w:rPr>
-        <w:t xml:space="preserve">API </w:t>
-      </w:r>
-      <w:r>
-        <w:rPr>
-          <w:rFonts w:ascii="TH SarabunPSK" w:hAnsi="TH SarabunPSK" w:cs="TH SarabunPSK"/>
-          <w:sz w:val="32"/>
-          <w:szCs w:val="32"/>
-          <w:cs/>
-        </w:rPr>
-        <w:t xml:space="preserve">ที่ </w:t>
-      </w:r>
-      <w:proofErr w:type="spellStart"/>
-      <w:r>
-        <w:rPr>
-          <w:rFonts w:ascii="TH SarabunPSK" w:hAnsi="TH SarabunPSK" w:cs="TH SarabunPSK"/>
-          <w:sz w:val="32"/>
-          <w:szCs w:val="32"/>
-        </w:rPr>
-        <w:t>supabase</w:t>
-      </w:r>
-      <w:proofErr w:type="spellEnd"/>
-      <w:r>
-        <w:rPr>
-          <w:rFonts w:ascii="TH SarabunPSK" w:hAnsi="TH SarabunPSK" w:cs="TH SarabunPSK"/>
-          <w:sz w:val="32"/>
-          <w:szCs w:val="32"/>
-        </w:rPr>
-        <w:t xml:space="preserve"> </w:t>
-      </w:r>
-      <w:r>
-        <w:rPr>
-          <w:rFonts w:ascii="TH SarabunPSK" w:hAnsi="TH SarabunPSK" w:cs="TH SarabunPSK"/>
-          <w:sz w:val="32"/>
-          <w:szCs w:val="32"/>
-          <w:cs/>
-        </w:rPr>
-        <w:t xml:space="preserve">ได้ทำการ </w:t>
-      </w:r>
-      <w:r>
-        <w:rPr>
-          <w:rFonts w:ascii="TH SarabunPSK" w:hAnsi="TH SarabunPSK" w:cs="TH SarabunPSK"/>
-          <w:sz w:val="32"/>
-          <w:szCs w:val="32"/>
-        </w:rPr>
-        <w:t xml:space="preserve">generate </w:t>
-      </w:r>
-      <w:r>
-        <w:rPr>
-          <w:rFonts w:ascii="TH SarabunPSK" w:hAnsi="TH SarabunPSK" w:cs="TH SarabunPSK"/>
-          <w:sz w:val="32"/>
-          <w:szCs w:val="32"/>
-          <w:cs/>
-        </w:rPr>
-        <w:t xml:space="preserve">ออกมาเพื่อให้สามารถต่อไปยัง </w:t>
-      </w:r>
-      <w:r>
-        <w:rPr>
-          <w:rFonts w:ascii="TH SarabunPSK" w:hAnsi="TH SarabunPSK" w:cs="TH SarabunPSK"/>
-          <w:sz w:val="32"/>
-          <w:szCs w:val="32"/>
-        </w:rPr>
-        <w:t xml:space="preserve">database </w:t>
-      </w:r>
-      <w:r>
-        <w:rPr>
-          <w:rFonts w:ascii="TH SarabunPSK" w:hAnsi="TH SarabunPSK" w:cs="TH SarabunPSK"/>
-          <w:sz w:val="32"/>
-          <w:szCs w:val="32"/>
-          <w:cs/>
-        </w:rPr>
-        <w:t xml:space="preserve">เพื่อให้สามารถจัดการ </w:t>
-      </w:r>
-      <w:r>
-        <w:rPr>
-          <w:rFonts w:ascii="TH SarabunPSK" w:hAnsi="TH SarabunPSK" w:cs="TH SarabunPSK"/>
-          <w:sz w:val="32"/>
-          <w:szCs w:val="32"/>
-        </w:rPr>
-        <w:t xml:space="preserve">CRUD (Create, Read, Update, Delete) </w:t>
-      </w:r>
-      <w:r>
-        <w:rPr>
-          <w:rFonts w:ascii="TH SarabunPSK" w:hAnsi="TH SarabunPSK" w:cs="TH SarabunPSK"/>
-          <w:sz w:val="32"/>
-          <w:szCs w:val="32"/>
-          <w:cs/>
-        </w:rPr>
-        <w:t xml:space="preserve">กับ </w:t>
-      </w:r>
-      <w:r>
-        <w:rPr>
-          <w:rFonts w:ascii="TH SarabunPSK" w:hAnsi="TH SarabunPSK" w:cs="TH SarabunPSK"/>
-          <w:sz w:val="32"/>
-          <w:szCs w:val="32"/>
-        </w:rPr>
-        <w:t xml:space="preserve">Database </w:t>
-      </w:r>
-      <w:r>
-        <w:rPr>
-          <w:rFonts w:ascii="TH SarabunPSK" w:hAnsi="TH SarabunPSK" w:cs="TH SarabunPSK"/>
-          <w:sz w:val="32"/>
-          <w:szCs w:val="32"/>
-          <w:cs/>
-        </w:rPr>
-        <w:t>ได้ง่ายขึ้น</w:t>
+        <w:t xml:space="preserve">Authentication service </w:t>
+      </w:r>
+      <w:r>
+        <w:rPr>
+          <w:rFonts w:ascii="TH SarabunPSK" w:hAnsi="TH SarabunPSK" w:cs="TH SarabunPSK"/>
+          <w:sz w:val="32"/>
+          <w:szCs w:val="32"/>
+          <w:cs/>
+        </w:rPr>
+        <w:t xml:space="preserve">ที่สามารถทำ </w:t>
+      </w:r>
+      <w:r>
+        <w:rPr>
+          <w:rFonts w:ascii="TH SarabunPSK" w:hAnsi="TH SarabunPSK" w:cs="TH SarabunPSK"/>
+          <w:sz w:val="32"/>
+          <w:szCs w:val="32"/>
+        </w:rPr>
+        <w:t xml:space="preserve">Service Auth </w:t>
+      </w:r>
+      <w:r>
+        <w:rPr>
+          <w:rFonts w:ascii="TH SarabunPSK" w:hAnsi="TH SarabunPSK" w:cs="TH SarabunPSK"/>
+          <w:sz w:val="32"/>
+          <w:szCs w:val="32"/>
+          <w:cs/>
+        </w:rPr>
+        <w:t xml:space="preserve">เอง หรือจะใช้ร่วมกับ </w:t>
+      </w:r>
+      <w:r>
+        <w:rPr>
+          <w:rFonts w:ascii="TH SarabunPSK" w:hAnsi="TH SarabunPSK" w:cs="TH SarabunPSK"/>
+          <w:sz w:val="32"/>
+          <w:szCs w:val="32"/>
+        </w:rPr>
+        <w:t xml:space="preserve">3rd party </w:t>
+      </w:r>
+      <w:r>
+        <w:rPr>
+          <w:rFonts w:ascii="TH SarabunPSK" w:hAnsi="TH SarabunPSK" w:cs="TH SarabunPSK"/>
+          <w:sz w:val="32"/>
+          <w:szCs w:val="32"/>
+          <w:cs/>
+        </w:rPr>
+        <w:t xml:space="preserve">อย่าง </w:t>
+      </w:r>
+      <w:r>
+        <w:rPr>
+          <w:rFonts w:ascii="TH SarabunPSK" w:hAnsi="TH SarabunPSK" w:cs="TH SarabunPSK"/>
+          <w:sz w:val="32"/>
+          <w:szCs w:val="32"/>
+        </w:rPr>
+        <w:t xml:space="preserve">n8n, </w:t>
+      </w:r>
+      <w:r>
+        <w:rPr>
+          <w:rFonts w:ascii="TH SarabunPSK" w:hAnsi="TH SarabunPSK" w:cs="TH SarabunPSK"/>
+          <w:sz w:val="32"/>
+          <w:szCs w:val="32"/>
+        </w:rPr>
+        <w:t xml:space="preserve">Google, GitHub, Facebook, X (Twitter) </w:t>
+      </w:r>
+      <w:r>
+        <w:rPr>
+          <w:rFonts w:ascii="TH SarabunPSK" w:hAnsi="TH SarabunPSK" w:cs="TH SarabunPSK"/>
+          <w:sz w:val="32"/>
+          <w:szCs w:val="32"/>
+          <w:cs/>
+        </w:rPr>
+        <w:t>ก็ได้</w:t>
       </w:r>
     </w:p>
     <w:p>
       <w:pPr>
-        <w:pStyle w:val="a3"/>
-        <w:numPr>
-          <w:ilvl w:val="0"/>
-          <w:numId w:val="24"/>
-        </w:numPr>
         <w:tabs>
-          <w:tab w:val="left" w:pos="426"/>
+          <w:tab w:val="left" w:pos="567"/>
           <w:tab w:val="left" w:pos="993"/>
         </w:tabs>
-        <w:rPr>
-          <w:rFonts w:ascii="TH SarabunPSK" w:hAnsi="TH SarabunPSK" w:cs="TH SarabunPSK"/>
-          <w:sz w:val="32"/>
-          <w:szCs w:val="32"/>
-        </w:rPr>
-      </w:pPr>
+        <w:ind w:left="360"/>
+        <w:jc w:val="thaiDistribute"/>
+        <w:rPr>
+          <w:rFonts w:ascii="TH SarabunPSK" w:hAnsi="TH SarabunPSK" w:cs="TH SarabunPSK"/>
+          <w:sz w:val="32"/>
+          <w:szCs w:val="32"/>
+        </w:rPr>
+      </w:pPr>
+      <w:r>
+        <w:rPr>
+          <w:rFonts w:ascii="TH SarabunPSK" w:hAnsi="TH SarabunPSK" w:cs="TH SarabunPSK"/>
+          <w:sz w:val="32"/>
+          <w:szCs w:val="32"/>
+        </w:rPr>
+        <w:tab/>
+        <w:t>3)</w:t>
+      </w:r>
+      <w:r>
+        <w:rPr>
+          <w:rFonts w:ascii="TH SarabunPSK" w:hAnsi="TH SarabunPSK" w:cs="TH SarabunPSK"/>
+          <w:color w:val="FFFFFF" w:themeColor="background1"/>
+          <w:sz w:val="32"/>
+          <w:szCs w:val="32"/>
+        </w:rPr>
+        <w:t>**</w:t>
+      </w:r>
       <w:r>
         <w:rPr>
           <w:rFonts w:ascii="TH SarabunPSK" w:hAnsi="TH SarabunPSK" w:cs="TH SarabunPSK"/>
@@ -3774,16 +4035,7 @@
           <w:sz w:val="32"/>
           <w:szCs w:val="32"/>
         </w:rPr>
-        <w:t xml:space="preserve">Edge Functions </w:t>
-      </w:r>
-      <w:r>
-        <w:rPr>
-          <w:rFonts w:ascii="TH SarabunPSK" w:hAnsi="TH SarabunPSK" w:cs="TH SarabunPSK"/>
-          <w:sz w:val="32"/>
-          <w:szCs w:val="32"/>
-          <w:cs/>
-        </w:rPr>
-        <w:t xml:space="preserve">ที่ทำให้ </w:t>
+        <w:t xml:space="preserve">Feature </w:t>
       </w:r>
       <w:proofErr w:type="spellStart"/>
       <w:r>
@@ -3792,7 +4044,7 @@
           <w:sz w:val="32"/>
           <w:szCs w:val="32"/>
         </w:rPr>
-        <w:t>supabase</w:t>
+        <w:t>realtime</w:t>
       </w:r>
       <w:proofErr w:type="spellEnd"/>
       <w:r>
@@ -3810,54 +4062,443 @@
           <w:szCs w:val="32"/>
           <w:cs/>
         </w:rPr>
-        <w:t xml:space="preserve">สามารถ </w:t>
-      </w:r>
-      <w:r>
-        <w:rPr>
-          <w:rFonts w:ascii="TH SarabunPSK" w:hAnsi="TH SarabunPSK" w:cs="TH SarabunPSK"/>
-          <w:sz w:val="32"/>
-          <w:szCs w:val="32"/>
-        </w:rPr>
-        <w:t xml:space="preserve">run code </w:t>
-      </w:r>
-      <w:r>
-        <w:rPr>
-          <w:rFonts w:ascii="TH SarabunPSK" w:hAnsi="TH SarabunPSK" w:cs="TH SarabunPSK"/>
-          <w:sz w:val="32"/>
-          <w:szCs w:val="32"/>
-          <w:cs/>
-        </w:rPr>
-        <w:t xml:space="preserve">แบบ </w:t>
-      </w:r>
-      <w:r>
-        <w:rPr>
-          <w:rFonts w:ascii="TH SarabunPSK" w:hAnsi="TH SarabunPSK" w:cs="TH SarabunPSK"/>
-          <w:sz w:val="32"/>
-          <w:szCs w:val="32"/>
-        </w:rPr>
-        <w:t xml:space="preserve">server-side code </w:t>
-      </w:r>
-      <w:r>
-        <w:rPr>
-          <w:rFonts w:ascii="TH SarabunPSK" w:hAnsi="TH SarabunPSK" w:cs="TH SarabunPSK"/>
-          <w:sz w:val="32"/>
-          <w:szCs w:val="32"/>
-          <w:cs/>
-        </w:rPr>
-        <w:t>ออกมาได้</w:t>
+        <w:t xml:space="preserve">ที่สามารถดึงข้อมูลแบบ </w:t>
+      </w:r>
+      <w:proofErr w:type="spellStart"/>
+      <w:r>
+        <w:rPr>
+          <w:rFonts w:ascii="TH SarabunPSK" w:hAnsi="TH SarabunPSK" w:cs="TH SarabunPSK"/>
+          <w:sz w:val="32"/>
+          <w:szCs w:val="32"/>
+        </w:rPr>
+        <w:t>realtime</w:t>
+      </w:r>
+      <w:proofErr w:type="spellEnd"/>
+      <w:r>
+        <w:rPr>
+          <w:rFonts w:ascii="TH SarabunPSK" w:hAnsi="TH SarabunPSK" w:cs="TH SarabunPSK"/>
+          <w:sz w:val="32"/>
+          <w:szCs w:val="32"/>
+        </w:rPr>
+        <w:t xml:space="preserve"> </w:t>
+      </w:r>
+      <w:r>
+        <w:rPr>
+          <w:rFonts w:ascii="TH SarabunPSK" w:hAnsi="TH SarabunPSK" w:cs="TH SarabunPSK"/>
+          <w:sz w:val="32"/>
+          <w:szCs w:val="32"/>
+          <w:cs/>
+        </w:rPr>
+        <w:t xml:space="preserve">เมื่อมี </w:t>
+      </w:r>
+      <w:r>
+        <w:rPr>
+          <w:rFonts w:ascii="TH SarabunPSK" w:hAnsi="TH SarabunPSK" w:cs="TH SarabunPSK"/>
+          <w:sz w:val="32"/>
+          <w:szCs w:val="32"/>
+        </w:rPr>
+        <w:t xml:space="preserve">change </w:t>
+      </w:r>
+      <w:r>
+        <w:rPr>
+          <w:rFonts w:ascii="TH SarabunPSK" w:hAnsi="TH SarabunPSK" w:cs="TH SarabunPSK"/>
+          <w:sz w:val="32"/>
+          <w:szCs w:val="32"/>
+          <w:cs/>
+        </w:rPr>
+        <w:t xml:space="preserve">กับ </w:t>
+      </w:r>
+      <w:r>
+        <w:rPr>
+          <w:rFonts w:ascii="TH SarabunPSK" w:hAnsi="TH SarabunPSK" w:cs="TH SarabunPSK"/>
+          <w:sz w:val="32"/>
+          <w:szCs w:val="32"/>
+        </w:rPr>
+        <w:t xml:space="preserve">data </w:t>
+      </w:r>
+      <w:r>
+        <w:rPr>
+          <w:rFonts w:ascii="TH SarabunPSK" w:hAnsi="TH SarabunPSK" w:cs="TH SarabunPSK"/>
+          <w:sz w:val="32"/>
+          <w:szCs w:val="32"/>
+          <w:cs/>
+        </w:rPr>
+        <w:t>เกิดขึ้นได้</w:t>
       </w:r>
     </w:p>
     <w:p>
       <w:pPr>
-        <w:pStyle w:val="a3"/>
-        <w:numPr>
-          <w:ilvl w:val="0"/>
-          <w:numId w:val="24"/>
-        </w:numPr>
         <w:tabs>
-          <w:tab w:val="left" w:pos="426"/>
+          <w:tab w:val="left" w:pos="567"/>
           <w:tab w:val="left" w:pos="993"/>
         </w:tabs>
+        <w:ind w:left="360"/>
+        <w:jc w:val="thaiDistribute"/>
+        <w:rPr>
+          <w:rFonts w:ascii="TH SarabunPSK" w:hAnsi="TH SarabunPSK" w:cs="TH SarabunPSK"/>
+          <w:sz w:val="32"/>
+          <w:szCs w:val="32"/>
+        </w:rPr>
+      </w:pPr>
+      <w:r>
+        <w:rPr>
+          <w:rFonts w:ascii="TH SarabunPSK" w:hAnsi="TH SarabunPSK" w:cs="TH SarabunPSK"/>
+          <w:sz w:val="32"/>
+          <w:szCs w:val="32"/>
+        </w:rPr>
+        <w:tab/>
+        <w:t>4)</w:t>
+      </w:r>
+      <w:r>
+        <w:rPr>
+          <w:rFonts w:ascii="TH SarabunPSK" w:hAnsi="TH SarabunPSK" w:cs="TH SarabunPSK"/>
+          <w:color w:val="FFFFFF" w:themeColor="background1"/>
+          <w:sz w:val="32"/>
+          <w:szCs w:val="32"/>
+        </w:rPr>
+        <w:t>**</w:t>
+      </w:r>
+      <w:r>
+        <w:rPr>
+          <w:rFonts w:ascii="TH SarabunPSK" w:hAnsi="TH SarabunPSK" w:cs="TH SarabunPSK"/>
+          <w:sz w:val="32"/>
+          <w:szCs w:val="32"/>
+          <w:cs/>
+        </w:rPr>
+        <w:t xml:space="preserve">มี </w:t>
+      </w:r>
+      <w:r>
+        <w:rPr>
+          <w:rFonts w:ascii="TH SarabunPSK" w:hAnsi="TH SarabunPSK" w:cs="TH SarabunPSK"/>
+          <w:sz w:val="32"/>
+          <w:szCs w:val="32"/>
+        </w:rPr>
+        <w:t xml:space="preserve">Storage </w:t>
+      </w:r>
+      <w:r>
+        <w:rPr>
+          <w:rFonts w:ascii="TH SarabunPSK" w:hAnsi="TH SarabunPSK" w:cs="TH SarabunPSK"/>
+          <w:sz w:val="32"/>
+          <w:szCs w:val="32"/>
+          <w:cs/>
+        </w:rPr>
+        <w:t>ที่สามารถเก็บไฟล์ขนาดใหญ่เช่น ภาพ</w:t>
+      </w:r>
+      <w:r>
+        <w:rPr>
+          <w:rFonts w:ascii="TH SarabunPSK" w:hAnsi="TH SarabunPSK" w:cs="TH SarabunPSK"/>
+          <w:sz w:val="32"/>
+          <w:szCs w:val="32"/>
+        </w:rPr>
+        <w:t xml:space="preserve">, video </w:t>
+      </w:r>
+      <w:r>
+        <w:rPr>
+          <w:rFonts w:ascii="TH SarabunPSK" w:hAnsi="TH SarabunPSK" w:cs="TH SarabunPSK"/>
+          <w:sz w:val="32"/>
+          <w:szCs w:val="32"/>
+          <w:cs/>
+        </w:rPr>
+        <w:t xml:space="preserve">หรือไฟล์ประเภทต่างๆที่อนุญาตให้ </w:t>
+      </w:r>
+      <w:r>
+        <w:rPr>
+          <w:rFonts w:ascii="TH SarabunPSK" w:hAnsi="TH SarabunPSK" w:cs="TH SarabunPSK"/>
+          <w:sz w:val="32"/>
+          <w:szCs w:val="32"/>
+        </w:rPr>
+        <w:t xml:space="preserve">user upload </w:t>
+      </w:r>
+      <w:r>
+        <w:rPr>
+          <w:rFonts w:ascii="TH SarabunPSK" w:hAnsi="TH SarabunPSK" w:cs="TH SarabunPSK"/>
+          <w:sz w:val="32"/>
+          <w:szCs w:val="32"/>
+          <w:cs/>
+        </w:rPr>
+        <w:t>เข้ามาได้</w:t>
+      </w:r>
+    </w:p>
+    <w:p>
+      <w:pPr>
+        <w:tabs>
+          <w:tab w:val="left" w:pos="567"/>
+          <w:tab w:val="left" w:pos="993"/>
+        </w:tabs>
+        <w:ind w:left="360"/>
+        <w:jc w:val="thaiDistribute"/>
+        <w:rPr>
+          <w:rFonts w:ascii="TH SarabunPSK" w:hAnsi="TH SarabunPSK" w:cs="TH SarabunPSK"/>
+          <w:sz w:val="32"/>
+          <w:szCs w:val="32"/>
+        </w:rPr>
+      </w:pPr>
+      <w:r>
+        <w:rPr>
+          <w:rFonts w:ascii="TH SarabunPSK" w:hAnsi="TH SarabunPSK" w:cs="TH SarabunPSK"/>
+          <w:sz w:val="32"/>
+          <w:szCs w:val="32"/>
+        </w:rPr>
+        <w:tab/>
+        <w:t>5)</w:t>
+      </w:r>
+      <w:r>
+        <w:rPr>
+          <w:rFonts w:ascii="TH SarabunPSK" w:hAnsi="TH SarabunPSK" w:cs="TH SarabunPSK"/>
+          <w:color w:val="FFFFFF" w:themeColor="background1"/>
+          <w:sz w:val="32"/>
+          <w:szCs w:val="32"/>
+        </w:rPr>
+        <w:t>**</w:t>
+      </w:r>
+      <w:r>
+        <w:rPr>
+          <w:rFonts w:ascii="TH SarabunPSK" w:hAnsi="TH SarabunPSK" w:cs="TH SarabunPSK"/>
+          <w:sz w:val="32"/>
+          <w:szCs w:val="32"/>
+          <w:cs/>
+        </w:rPr>
+        <w:t xml:space="preserve">มี </w:t>
+      </w:r>
+      <w:r>
+        <w:rPr>
+          <w:rFonts w:ascii="TH SarabunPSK" w:hAnsi="TH SarabunPSK" w:cs="TH SarabunPSK"/>
+          <w:sz w:val="32"/>
+          <w:szCs w:val="32"/>
+        </w:rPr>
+        <w:t xml:space="preserve">API </w:t>
+      </w:r>
+      <w:r>
+        <w:rPr>
+          <w:rFonts w:ascii="TH SarabunPSK" w:hAnsi="TH SarabunPSK" w:cs="TH SarabunPSK"/>
+          <w:sz w:val="32"/>
+          <w:szCs w:val="32"/>
+          <w:cs/>
+        </w:rPr>
+        <w:t xml:space="preserve">ที่ </w:t>
+      </w:r>
+      <w:proofErr w:type="spellStart"/>
+      <w:r>
+        <w:rPr>
+          <w:rFonts w:ascii="TH SarabunPSK" w:hAnsi="TH SarabunPSK" w:cs="TH SarabunPSK"/>
+          <w:sz w:val="32"/>
+          <w:szCs w:val="32"/>
+        </w:rPr>
+        <w:t>supabase</w:t>
+      </w:r>
+      <w:proofErr w:type="spellEnd"/>
+      <w:r>
+        <w:rPr>
+          <w:rFonts w:ascii="TH SarabunPSK" w:hAnsi="TH SarabunPSK" w:cs="TH SarabunPSK"/>
+          <w:sz w:val="32"/>
+          <w:szCs w:val="32"/>
+        </w:rPr>
+        <w:t xml:space="preserve"> </w:t>
+      </w:r>
+      <w:r>
+        <w:rPr>
+          <w:rFonts w:ascii="TH SarabunPSK" w:hAnsi="TH SarabunPSK" w:cs="TH SarabunPSK"/>
+          <w:sz w:val="32"/>
+          <w:szCs w:val="32"/>
+          <w:cs/>
+        </w:rPr>
+        <w:t xml:space="preserve">ได้ทำการ </w:t>
+      </w:r>
+      <w:r>
+        <w:rPr>
+          <w:rFonts w:ascii="TH SarabunPSK" w:hAnsi="TH SarabunPSK" w:cs="TH SarabunPSK"/>
+          <w:sz w:val="32"/>
+          <w:szCs w:val="32"/>
+        </w:rPr>
+        <w:t xml:space="preserve">generate </w:t>
+      </w:r>
+      <w:r>
+        <w:rPr>
+          <w:rFonts w:ascii="TH SarabunPSK" w:hAnsi="TH SarabunPSK" w:cs="TH SarabunPSK"/>
+          <w:sz w:val="32"/>
+          <w:szCs w:val="32"/>
+          <w:cs/>
+        </w:rPr>
+        <w:t xml:space="preserve">ออกมาเพื่อให้สามารถต่อไปยัง </w:t>
+      </w:r>
+      <w:r>
+        <w:rPr>
+          <w:rFonts w:ascii="TH SarabunPSK" w:hAnsi="TH SarabunPSK" w:cs="TH SarabunPSK"/>
+          <w:sz w:val="32"/>
+          <w:szCs w:val="32"/>
+        </w:rPr>
+        <w:t xml:space="preserve">database </w:t>
+      </w:r>
+      <w:r>
+        <w:rPr>
+          <w:rFonts w:ascii="TH SarabunPSK" w:hAnsi="TH SarabunPSK" w:cs="TH SarabunPSK"/>
+          <w:sz w:val="32"/>
+          <w:szCs w:val="32"/>
+          <w:cs/>
+        </w:rPr>
+        <w:t xml:space="preserve">เพื่อให้สามารถจัดการ </w:t>
+      </w:r>
+      <w:r>
+        <w:rPr>
+          <w:rFonts w:ascii="TH SarabunPSK" w:hAnsi="TH SarabunPSK" w:cs="TH SarabunPSK"/>
+          <w:sz w:val="32"/>
+          <w:szCs w:val="32"/>
+        </w:rPr>
+        <w:t xml:space="preserve">CRUD (Create, Read, Update, Delete) </w:t>
+      </w:r>
+      <w:r>
+        <w:rPr>
+          <w:rFonts w:ascii="TH SarabunPSK" w:hAnsi="TH SarabunPSK" w:cs="TH SarabunPSK"/>
+          <w:sz w:val="32"/>
+          <w:szCs w:val="32"/>
+          <w:cs/>
+        </w:rPr>
+        <w:t xml:space="preserve">กับ </w:t>
+      </w:r>
+      <w:r>
+        <w:rPr>
+          <w:rFonts w:ascii="TH SarabunPSK" w:hAnsi="TH SarabunPSK" w:cs="TH SarabunPSK"/>
+          <w:sz w:val="32"/>
+          <w:szCs w:val="32"/>
+        </w:rPr>
+        <w:t xml:space="preserve">Database </w:t>
+      </w:r>
+      <w:r>
+        <w:rPr>
+          <w:rFonts w:ascii="TH SarabunPSK" w:hAnsi="TH SarabunPSK" w:cs="TH SarabunPSK"/>
+          <w:sz w:val="32"/>
+          <w:szCs w:val="32"/>
+          <w:cs/>
+        </w:rPr>
+        <w:t>ได้ง่ายขึ้น</w:t>
+      </w:r>
+    </w:p>
+    <w:p>
+      <w:pPr>
+        <w:tabs>
+          <w:tab w:val="left" w:pos="567"/>
+          <w:tab w:val="left" w:pos="993"/>
+        </w:tabs>
+        <w:ind w:left="360"/>
+        <w:rPr>
+          <w:rFonts w:ascii="TH SarabunPSK" w:hAnsi="TH SarabunPSK" w:cs="TH SarabunPSK"/>
+          <w:sz w:val="32"/>
+          <w:szCs w:val="32"/>
+        </w:rPr>
+      </w:pPr>
+      <w:r>
+        <w:rPr>
+          <w:rFonts w:ascii="TH SarabunPSK" w:hAnsi="TH SarabunPSK" w:cs="TH SarabunPSK"/>
+          <w:sz w:val="32"/>
+          <w:szCs w:val="32"/>
+        </w:rPr>
+        <w:tab/>
+        <w:t>6)</w:t>
+      </w:r>
+      <w:r>
+        <w:rPr>
+          <w:rFonts w:ascii="TH SarabunPSK" w:hAnsi="TH SarabunPSK" w:cs="TH SarabunPSK"/>
+          <w:color w:val="FFFFFF" w:themeColor="background1"/>
+          <w:sz w:val="32"/>
+          <w:szCs w:val="32"/>
+        </w:rPr>
+        <w:t>**</w:t>
+      </w:r>
+      <w:r>
+        <w:rPr>
+          <w:rFonts w:ascii="TH SarabunPSK" w:hAnsi="TH SarabunPSK" w:cs="TH SarabunPSK"/>
+          <w:sz w:val="32"/>
+          <w:szCs w:val="32"/>
+          <w:cs/>
+        </w:rPr>
+        <w:t xml:space="preserve">มี </w:t>
+      </w:r>
+      <w:r>
+        <w:rPr>
+          <w:rFonts w:ascii="TH SarabunPSK" w:hAnsi="TH SarabunPSK" w:cs="TH SarabunPSK"/>
+          <w:sz w:val="32"/>
+          <w:szCs w:val="32"/>
+        </w:rPr>
+        <w:t xml:space="preserve">Edge Functions </w:t>
+      </w:r>
+      <w:r>
+        <w:rPr>
+          <w:rFonts w:ascii="TH SarabunPSK" w:hAnsi="TH SarabunPSK" w:cs="TH SarabunPSK"/>
+          <w:sz w:val="32"/>
+          <w:szCs w:val="32"/>
+          <w:cs/>
+        </w:rPr>
+        <w:t xml:space="preserve">ที่ทำให้ </w:t>
+      </w:r>
+      <w:proofErr w:type="spellStart"/>
+      <w:r>
+        <w:rPr>
+          <w:rFonts w:ascii="TH SarabunPSK" w:hAnsi="TH SarabunPSK" w:cs="TH SarabunPSK"/>
+          <w:sz w:val="32"/>
+          <w:szCs w:val="32"/>
+        </w:rPr>
+        <w:t>supabase</w:t>
+      </w:r>
+      <w:proofErr w:type="spellEnd"/>
+      <w:r>
+        <w:rPr>
+          <w:rFonts w:ascii="TH SarabunPSK" w:hAnsi="TH SarabunPSK" w:cs="TH SarabunPSK"/>
+          <w:sz w:val="32"/>
+          <w:szCs w:val="32"/>
+        </w:rPr>
+        <w:t xml:space="preserve"> </w:t>
+      </w:r>
+      <w:r>
+        <w:rPr>
+          <w:rFonts w:ascii="TH SarabunPSK" w:hAnsi="TH SarabunPSK" w:cs="TH SarabunPSK"/>
+          <w:sz w:val="32"/>
+          <w:szCs w:val="32"/>
+          <w:cs/>
+        </w:rPr>
+        <w:t xml:space="preserve">สามารถ </w:t>
+      </w:r>
+      <w:r>
+        <w:rPr>
+          <w:rFonts w:ascii="TH SarabunPSK" w:hAnsi="TH SarabunPSK" w:cs="TH SarabunPSK"/>
+          <w:sz w:val="32"/>
+          <w:szCs w:val="32"/>
+        </w:rPr>
+        <w:t xml:space="preserve">run code </w:t>
+      </w:r>
+      <w:r>
+        <w:rPr>
+          <w:rFonts w:ascii="TH SarabunPSK" w:hAnsi="TH SarabunPSK" w:cs="TH SarabunPSK"/>
+          <w:sz w:val="32"/>
+          <w:szCs w:val="32"/>
+          <w:cs/>
+        </w:rPr>
+        <w:t xml:space="preserve">แบบ </w:t>
+      </w:r>
+      <w:r>
+        <w:rPr>
+          <w:rFonts w:ascii="TH SarabunPSK" w:hAnsi="TH SarabunPSK" w:cs="TH SarabunPSK"/>
+          <w:sz w:val="32"/>
+          <w:szCs w:val="32"/>
+        </w:rPr>
+        <w:t xml:space="preserve">server-side code </w:t>
+      </w:r>
+      <w:r>
+        <w:rPr>
+          <w:rFonts w:ascii="TH SarabunPSK" w:hAnsi="TH SarabunPSK" w:cs="TH SarabunPSK"/>
+          <w:sz w:val="32"/>
+          <w:szCs w:val="32"/>
+          <w:cs/>
+        </w:rPr>
+        <w:t>ออกมาได้</w:t>
+      </w:r>
+    </w:p>
+    <w:p>
+      <w:pPr>
+        <w:tabs>
+          <w:tab w:val="left" w:pos="567"/>
+          <w:tab w:val="left" w:pos="993"/>
+        </w:tabs>
+        <w:ind w:left="360"/>
         <w:rPr>
           <w:rFonts w:ascii="TH SarabunPSK" w:hAnsi="TH SarabunPSK" w:cs="TH SarabunPSK"/>
           <w:b/>
@@ -3866,6 +4507,24 @@
           <w:szCs w:val="32"/>
         </w:rPr>
       </w:pPr>
+      <w:r>
+        <w:rPr>
+          <w:rFonts w:ascii="TH SarabunPSK" w:hAnsi="TH SarabunPSK" w:cs="TH SarabunPSK"/>
+          <w:sz w:val="32"/>
+          <w:szCs w:val="32"/>
+        </w:rPr>
+        <w:tab/>
+        <w:t>7)</w:t>
+      </w:r>
+      <w:r>
+        <w:rPr>
+          <w:rFonts w:ascii="TH SarabunPSK" w:hAnsi="TH SarabunPSK" w:cs="TH SarabunPSK"/>
+          <w:color w:val="FFFFFF" w:themeColor="background1"/>
+          <w:sz w:val="32"/>
+          <w:szCs w:val="32"/>
+        </w:rPr>
+        <w:t>**</w:t>
+      </w:r>
       <w:r>
         <w:rPr>
           <w:rFonts w:ascii="TH SarabunPSK" w:hAnsi="TH SarabunPSK" w:cs="TH SarabunPSK"/>
@@ -4059,7 +4718,7 @@
                     </pic:cNvPicPr>
                   </pic:nvPicPr>
                   <pic:blipFill>
-                    <a:blip r:embed="rId10">
+                    <a:blip r:embed="rId13">
                       <a:extLst>
                         <a:ext uri="{28A0092B-C50C-407E-A947-70E740481C1C}">
                           <a14:useLocalDpi xmlns:a14="http://schemas.microsoft.com/office/drawing/2010/main" val="0"/>
@@ -4100,6 +4759,39 @@
           <w:tab w:val="left" w:pos="426"/>
           <w:tab w:val="left" w:pos="993"/>
         </w:tabs>
+        <w:jc w:val="center"/>
+        <w:rPr>
+          <w:rFonts w:ascii="TH SarabunPSK" w:eastAsia="EucrosiaDSE" w:hAnsi="TH SarabunPSK" w:cs="TH SarabunPSK"/>
+          <w:sz w:val="32"/>
+          <w:szCs w:val="32"/>
+        </w:rPr>
+      </w:pPr>
+      <w:r>
+        <w:rPr>
+          <w:rFonts w:ascii="TH SarabunPSK" w:eastAsia="EucrosiaDSE" w:hAnsi="TH SarabunPSK" w:cs="TH SarabunPSK" w:hint="cs"/>
+          <w:b/>
+          <w:bCs/>
+          <w:sz w:val="32"/>
+          <w:szCs w:val="32"/>
+          <w:cs/>
+        </w:rPr>
+        <w:t xml:space="preserve">ภาพที่ 2-3 </w:t>
+      </w:r>
+      <w:r>
+        <w:rPr>
+          <w:rFonts w:ascii="TH SarabunPSK" w:eastAsia="EucrosiaDSE" w:hAnsi="TH SarabunPSK" w:cs="TH SarabunPSK"/>
+          <w:sz w:val="32"/>
+          <w:szCs w:val="32"/>
+        </w:rPr>
+        <w:t>PostgreSQL</w:t>
+      </w:r>
+    </w:p>
+    <w:p>
+      <w:pPr>
+        <w:tabs>
+          <w:tab w:val="left" w:pos="426"/>
+          <w:tab w:val="left" w:pos="993"/>
+        </w:tabs>
         <w:rPr>
           <w:rFonts w:ascii="TH SarabunPSK" w:eastAsia="EucrosiaDSE" w:hAnsi="TH SarabunPSK" w:cs="TH SarabunPSK"/>
           <w:sz w:val="32"/>
@@ -4123,9 +4815,7 @@
           <w:cs/>
         </w:rPr>
         <w:sectPr>
-          <w:headerReference w:type="default" r:id="rId11"/>
-          <w:footerReference w:type="default" r:id="rId12"/>
-          <w:headerReference w:type="first" r:id="rId13"/>
+          <w:type w:val="continuous"/>
           <w:pgSz w:w="11906" w:h="16838" w:code="9"/>
           <w:pgMar w:top="2160" w:right="1440" w:bottom="1418" w:left="2160" w:header="1440" w:footer="720" w:gutter="0"/>
           <w:cols w:space="708"/>
@@ -4566,29 +5256,23 @@
         <w:shd w:val="clear" w:color="auto" w:fill="FFFFFF"/>
         <w:ind w:firstLine="1843"/>
         <w:jc w:val="thaiDistribute"/>
-        <w:rPr>
-          <w:rFonts w:ascii="TH SarabunPSK" w:hAnsi="TH SarabunPSK" w:cs="TH SarabunPSK"/>
-          <w:sz w:val="32"/>
-          <w:szCs w:val="32"/>
-        </w:rPr>
-      </w:pPr>
-      <w:r>
-        <w:fldChar w:fldCharType="begin"/>
-      </w:r>
-      <w:r>
-        <w:instrText xml:space="preserve"> INCLUDEPICTURE "https://contentshifu.com/wp-content/uploads/2025/01/image-32.png" \* MERGEFORMATINET </w:instrText>
-      </w:r>
-      <w:r>
-        <w:fldChar w:fldCharType="separate"/>
-      </w:r>
+      </w:pPr>
       <w:r>
         <w:rPr>
           <w:noProof/>
         </w:rPr>
         <w:drawing>
-          <wp:inline distT="0" distB="0" distL="0" distR="0" wp14:anchorId="52DD8E57" wp14:editId="008A58DF">
+          <wp:anchor distT="0" distB="0" distL="114300" distR="114300" simplePos="0" relativeHeight="251658240" behindDoc="0" locked="0" layoutInCell="1" allowOverlap="1" wp14:anchorId="050F0945" wp14:editId="5B917E77">
+            <wp:simplePos x="0" y="0"/>
+            <wp:positionH relativeFrom="margin">
+              <wp:align>center</wp:align>
+            </wp:positionH>
+            <wp:positionV relativeFrom="paragraph">
+              <wp:posOffset>387858</wp:posOffset>
+            </wp:positionV>
             <wp:extent cx="2636041" cy="1317068"/>
-            <wp:effectExtent l="0" t="0" r="5715" b="3810"/>
+            <wp:effectExtent l="0" t="0" r="0" b="0"/>
+            <wp:wrapNone/>
             <wp:docPr id="336970501" name="รูปภาพ 4" descr="LINE OA คืออะไร? รวมฟีเจอร์เด่น ราคา และรีวิว"/>
             <wp:cNvGraphicFramePr>
               <a:graphicFrameLocks xmlns:a="http://schemas.openxmlformats.org/drawingml/2006/main" noChangeAspect="1"/>
@@ -4618,7 +5302,7 @@
                   <pic:spPr bwMode="auto">
                     <a:xfrm>
                       <a:off x="0" y="0"/>
-                      <a:ext cx="2672792" cy="1335430"/>
+                      <a:ext cx="2636041" cy="1317068"/>
                     </a:xfrm>
                     <a:prstGeom prst="rect">
                       <a:avLst/>
@@ -4631,11 +5315,99 @@
                 </pic:pic>
               </a:graphicData>
             </a:graphic>
-          </wp:inline>
+            <wp14:sizeRelH relativeFrom="page">
+              <wp14:pctWidth>0</wp14:pctWidth>
+            </wp14:sizeRelH>
+            <wp14:sizeRelV relativeFrom="page">
+              <wp14:pctHeight>0</wp14:pctHeight>
+            </wp14:sizeRelV>
+          </wp:anchor>
         </w:drawing>
       </w:r>
+    </w:p>
+    <w:p>
+      <w:pPr>
+        <w:pStyle w:val="body"/>
+        <w:shd w:val="clear" w:color="auto" w:fill="FFFFFF"/>
+        <w:ind w:firstLine="1843"/>
+        <w:jc w:val="thaiDistribute"/>
+      </w:pPr>
+    </w:p>
+    <w:p>
+      <w:pPr>
+        <w:pStyle w:val="body"/>
+        <w:shd w:val="clear" w:color="auto" w:fill="FFFFFF"/>
+        <w:ind w:firstLine="1843"/>
+        <w:jc w:val="thaiDistribute"/>
+      </w:pPr>
+    </w:p>
+    <w:p>
+      <w:pPr>
+        <w:pStyle w:val="body"/>
+        <w:shd w:val="clear" w:color="auto" w:fill="FFFFFF"/>
+        <w:ind w:firstLine="1843"/>
+        <w:jc w:val="thaiDistribute"/>
+      </w:pPr>
+    </w:p>
+    <w:p>
+      <w:pPr>
+        <w:pStyle w:val="body"/>
+        <w:shd w:val="clear" w:color="auto" w:fill="FFFFFF"/>
+        <w:ind w:firstLine="1843"/>
+        <w:jc w:val="thaiDistribute"/>
+      </w:pPr>
+      <w:r>
+        <w:fldChar w:fldCharType="begin"/>
+      </w:r>
+      <w:r>
+        <w:instrText xml:space="preserve"> INCLUDEPICTURE "https://contentshifu.com/wp-content/uploads/2025/01/image-32.png" \* MERGEFORMATINET </w:instrText>
+      </w:r>
+      <w:r>
+        <w:fldChar w:fldCharType="separate"/>
+      </w:r>
       <w:r>
         <w:fldChar w:fldCharType="end"/>
+      </w:r>
+    </w:p>
+    <w:p>
+      <w:pPr>
+        <w:pStyle w:val="body"/>
+        <w:shd w:val="clear" w:color="auto" w:fill="FFFFFF"/>
+        <w:ind w:firstLine="567"/>
+        <w:jc w:val="center"/>
+        <w:rPr>
+          <w:rFonts w:ascii="TH SarabunPSK" w:hAnsi="TH SarabunPSK" w:cs="TH SarabunPSK"/>
+          <w:sz w:val="32"/>
+          <w:szCs w:val="32"/>
+        </w:rPr>
+      </w:pPr>
+      <w:r>
+        <w:rPr>
+          <w:rFonts w:ascii="TH SarabunPSK" w:hAnsi="TH SarabunPSK" w:cs="TH SarabunPSK" w:hint="cs"/>
+          <w:b/>
+          <w:bCs/>
+          <w:sz w:val="32"/>
+          <w:szCs w:val="32"/>
+          <w:cs/>
+        </w:rPr>
+        <w:t xml:space="preserve">ภาพที่ 2-4 </w:t>
+      </w:r>
+      <w:r>
+        <w:rPr>
+          <w:rFonts w:ascii="TH SarabunPSK" w:hAnsi="TH SarabunPSK" w:cs="TH SarabunPSK" w:hint="cs"/>
+          <w:sz w:val="32"/>
+          <w:szCs w:val="32"/>
+          <w:cs/>
+        </w:rPr>
+        <w:t xml:space="preserve"> </w:t>
+      </w:r>
+      <w:r>
+        <w:rPr>
+          <w:rFonts w:ascii="TH SarabunPSK" w:hAnsi="TH SarabunPSK" w:cs="TH SarabunPSK"/>
+          <w:sz w:val="32"/>
+          <w:szCs w:val="32"/>
+        </w:rPr>
+        <w:t>Line Official Account</w:t>
       </w:r>
     </w:p>
     <w:p>
@@ -5367,6 +6139,52 @@
           <w:tab w:val="left" w:pos="426"/>
           <w:tab w:val="left" w:pos="993"/>
         </w:tabs>
+        <w:ind w:firstLine="1985"/>
+        <w:jc w:val="thaiDistribute"/>
+        <w:rPr>
+          <w:rFonts w:ascii="TH SarabunPSK" w:hAnsi="TH SarabunPSK" w:cs="TH SarabunPSK"/>
+          <w:sz w:val="32"/>
+          <w:szCs w:val="32"/>
+        </w:rPr>
+      </w:pPr>
+    </w:p>
+    <w:p>
+      <w:pPr>
+        <w:tabs>
+          <w:tab w:val="left" w:pos="426"/>
+          <w:tab w:val="left" w:pos="993"/>
+        </w:tabs>
+        <w:ind w:firstLine="1985"/>
+        <w:jc w:val="thaiDistribute"/>
+        <w:rPr>
+          <w:rFonts w:ascii="TH SarabunPSK" w:hAnsi="TH SarabunPSK" w:cs="TH SarabunPSK"/>
+          <w:sz w:val="32"/>
+          <w:szCs w:val="32"/>
+        </w:rPr>
+      </w:pPr>
+    </w:p>
+    <w:p>
+      <w:pPr>
+        <w:tabs>
+          <w:tab w:val="left" w:pos="426"/>
+          <w:tab w:val="left" w:pos="993"/>
+        </w:tabs>
+        <w:ind w:firstLine="1985"/>
+        <w:jc w:val="thaiDistribute"/>
+        <w:rPr>
+          <w:rFonts w:ascii="TH SarabunPSK" w:hAnsi="TH SarabunPSK" w:cs="TH SarabunPSK"/>
+          <w:sz w:val="32"/>
+          <w:szCs w:val="32"/>
+        </w:rPr>
+      </w:pPr>
+    </w:p>
+    <w:p>
+      <w:pPr>
+        <w:tabs>
+          <w:tab w:val="left" w:pos="426"/>
+          <w:tab w:val="left" w:pos="993"/>
+        </w:tabs>
+        <w:ind w:firstLine="1985"/>
         <w:jc w:val="thaiDistribute"/>
         <w:rPr>
           <w:rFonts w:ascii="TH SarabunPSK" w:hAnsi="TH SarabunPSK" w:cs="TH SarabunPSK"/>
@@ -5383,6 +6201,20 @@
         </w:tabs>
         <w:jc w:val="thaiDistribute"/>
         <w:rPr>
+          <w:rFonts w:ascii="TH SarabunPSK" w:hAnsi="TH SarabunPSK" w:cs="TH SarabunPSK"/>
+          <w:sz w:val="32"/>
+          <w:szCs w:val="32"/>
+        </w:rPr>
+      </w:pPr>
+    </w:p>
+    <w:p>
+      <w:pPr>
+        <w:tabs>
+          <w:tab w:val="left" w:pos="426"/>
+          <w:tab w:val="left" w:pos="993"/>
+        </w:tabs>
+        <w:jc w:val="thaiDistribute"/>
+        <w:rPr>
           <w:b/>
           <w:bCs/>
         </w:rPr>
@@ -5395,7 +6227,6 @@
           <w:sz w:val="32"/>
           <w:szCs w:val="32"/>
         </w:rPr>
-        <w:lastRenderedPageBreak/>
         <w:t>2.4</w:t>
       </w:r>
       <w:r>
@@ -5467,13 +6298,41 @@
         <w:fldChar w:fldCharType="separate"/>
       </w:r>
       <w:r>
+        <w:fldChar w:fldCharType="end"/>
+      </w:r>
+    </w:p>
+    <w:p>
+      <w:pPr>
+        <w:tabs>
+          <w:tab w:val="left" w:pos="426"/>
+          <w:tab w:val="left" w:pos="993"/>
+        </w:tabs>
+        <w:ind w:firstLine="567"/>
+        <w:jc w:val="center"/>
+        <w:rPr>
+          <w:rFonts w:ascii="TH SarabunPSK" w:hAnsi="TH SarabunPSK" w:cs="TH SarabunPSK"/>
+          <w:b/>
+          <w:bCs/>
+          <w:sz w:val="32"/>
+          <w:szCs w:val="32"/>
+        </w:rPr>
+      </w:pPr>
+      <w:r>
         <w:rPr>
           <w:noProof/>
         </w:rPr>
         <w:drawing>
-          <wp:inline distT="0" distB="0" distL="0" distR="0" wp14:anchorId="31043F57" wp14:editId="59FEBD02">
-            <wp:extent cx="2405922" cy="2198525"/>
+          <wp:anchor distT="0" distB="0" distL="114300" distR="114300" simplePos="0" relativeHeight="251659264" behindDoc="0" locked="0" layoutInCell="1" allowOverlap="1" wp14:anchorId="31043F57" wp14:editId="340D5748">
+            <wp:simplePos x="0" y="0"/>
+            <wp:positionH relativeFrom="margin">
+              <wp:align>center</wp:align>
+            </wp:positionH>
+            <wp:positionV relativeFrom="paragraph">
+              <wp:posOffset>3480</wp:posOffset>
+            </wp:positionV>
+            <wp:extent cx="2025022" cy="1850746"/>
             <wp:effectExtent l="0" t="0" r="0" b="0"/>
+            <wp:wrapNone/>
             <wp:docPr id="2127161418" name="รูปภาพ 3" descr="วิธีดาวน์โหลด Google ชีตสำหรับพีซี Win10 และ Win11 | WPS Office Blog"/>
             <wp:cNvGraphicFramePr>
               <a:graphicFrameLocks xmlns:a="http://schemas.openxmlformats.org/drawingml/2006/main" noChangeAspect="1"/>
@@ -5503,7 +6362,7 @@
                   <pic:spPr bwMode="auto">
                     <a:xfrm>
                       <a:off x="0" y="0"/>
-                      <a:ext cx="2428725" cy="2219362"/>
+                      <a:ext cx="2025022" cy="1850746"/>
                     </a:xfrm>
                     <a:prstGeom prst="rect">
                       <a:avLst/>
@@ -5516,11 +6375,165 @@
                 </pic:pic>
               </a:graphicData>
             </a:graphic>
-          </wp:inline>
+            <wp14:sizeRelH relativeFrom="page">
+              <wp14:pctWidth>0</wp14:pctWidth>
+            </wp14:sizeRelH>
+            <wp14:sizeRelV relativeFrom="page">
+              <wp14:pctHeight>0</wp14:pctHeight>
+            </wp14:sizeRelV>
+          </wp:anchor>
         </w:drawing>
       </w:r>
-      <w:r>
-        <w:fldChar w:fldCharType="end"/>
+    </w:p>
+    <w:p>
+      <w:pPr>
+        <w:tabs>
+          <w:tab w:val="left" w:pos="426"/>
+          <w:tab w:val="left" w:pos="993"/>
+        </w:tabs>
+        <w:ind w:firstLine="567"/>
+        <w:jc w:val="center"/>
+        <w:rPr>
+          <w:rFonts w:ascii="TH SarabunPSK" w:hAnsi="TH SarabunPSK" w:cs="TH SarabunPSK"/>
+          <w:b/>
+          <w:bCs/>
+          <w:sz w:val="32"/>
+          <w:szCs w:val="32"/>
+        </w:rPr>
+      </w:pPr>
+    </w:p>
+    <w:p>
+      <w:pPr>
+        <w:tabs>
+          <w:tab w:val="left" w:pos="426"/>
+          <w:tab w:val="left" w:pos="993"/>
+        </w:tabs>
+        <w:ind w:firstLine="567"/>
+        <w:jc w:val="center"/>
+        <w:rPr>
+          <w:rFonts w:ascii="TH SarabunPSK" w:hAnsi="TH SarabunPSK" w:cs="TH SarabunPSK"/>
+          <w:b/>
+          <w:bCs/>
+          <w:sz w:val="32"/>
+          <w:szCs w:val="32"/>
+        </w:rPr>
+      </w:pPr>
+    </w:p>
+    <w:p>
+      <w:pPr>
+        <w:tabs>
+          <w:tab w:val="left" w:pos="426"/>
+          <w:tab w:val="left" w:pos="993"/>
+        </w:tabs>
+        <w:ind w:firstLine="567"/>
+        <w:jc w:val="center"/>
+        <w:rPr>
+          <w:rFonts w:ascii="TH SarabunPSK" w:hAnsi="TH SarabunPSK" w:cs="TH SarabunPSK"/>
+          <w:b/>
+          <w:bCs/>
+          <w:sz w:val="32"/>
+          <w:szCs w:val="32"/>
+        </w:rPr>
+      </w:pPr>
+    </w:p>
+    <w:p>
+      <w:pPr>
+        <w:tabs>
+          <w:tab w:val="left" w:pos="426"/>
+          <w:tab w:val="left" w:pos="993"/>
+        </w:tabs>
+        <w:ind w:firstLine="567"/>
+        <w:jc w:val="center"/>
+        <w:rPr>
+          <w:rFonts w:ascii="TH SarabunPSK" w:hAnsi="TH SarabunPSK" w:cs="TH SarabunPSK"/>
+          <w:b/>
+          <w:bCs/>
+          <w:sz w:val="32"/>
+          <w:szCs w:val="32"/>
+        </w:rPr>
+      </w:pPr>
+    </w:p>
+    <w:p>
+      <w:pPr>
+        <w:tabs>
+          <w:tab w:val="left" w:pos="426"/>
+          <w:tab w:val="left" w:pos="993"/>
+        </w:tabs>
+        <w:ind w:firstLine="567"/>
+        <w:jc w:val="center"/>
+        <w:rPr>
+          <w:rFonts w:ascii="TH SarabunPSK" w:hAnsi="TH SarabunPSK" w:cs="TH SarabunPSK"/>
+          <w:b/>
+          <w:bCs/>
+          <w:sz w:val="32"/>
+          <w:szCs w:val="32"/>
+        </w:rPr>
+      </w:pPr>
+    </w:p>
+    <w:p>
+      <w:pPr>
+        <w:tabs>
+          <w:tab w:val="left" w:pos="426"/>
+          <w:tab w:val="left" w:pos="993"/>
+        </w:tabs>
+        <w:rPr>
+          <w:rFonts w:ascii="TH SarabunPSK" w:hAnsi="TH SarabunPSK" w:cs="TH SarabunPSK"/>
+          <w:b/>
+          <w:bCs/>
+          <w:sz w:val="32"/>
+          <w:szCs w:val="32"/>
+        </w:rPr>
+      </w:pPr>
+    </w:p>
+    <w:p>
+      <w:pPr>
+        <w:tabs>
+          <w:tab w:val="left" w:pos="426"/>
+          <w:tab w:val="left" w:pos="993"/>
+        </w:tabs>
+        <w:ind w:firstLine="567"/>
+        <w:jc w:val="center"/>
+        <w:rPr>
+          <w:rFonts w:ascii="TH SarabunPSK" w:hAnsi="TH SarabunPSK" w:cs="TH SarabunPSK"/>
+          <w:b/>
+          <w:bCs/>
+          <w:sz w:val="32"/>
+          <w:szCs w:val="32"/>
+        </w:rPr>
+      </w:pPr>
+    </w:p>
+    <w:p>
+      <w:pPr>
+        <w:tabs>
+          <w:tab w:val="left" w:pos="426"/>
+          <w:tab w:val="left" w:pos="993"/>
+        </w:tabs>
+        <w:ind w:firstLine="567"/>
+        <w:jc w:val="center"/>
+        <w:rPr>
+          <w:rFonts w:ascii="TH SarabunPSK" w:hAnsi="TH SarabunPSK" w:cs="TH SarabunPSK"/>
+          <w:sz w:val="32"/>
+          <w:szCs w:val="32"/>
+        </w:rPr>
+      </w:pPr>
+      <w:r>
+        <w:rPr>
+          <w:rFonts w:ascii="TH SarabunPSK" w:hAnsi="TH SarabunPSK" w:cs="TH SarabunPSK" w:hint="cs"/>
+          <w:b/>
+          <w:bCs/>
+          <w:sz w:val="32"/>
+          <w:szCs w:val="32"/>
+          <w:cs/>
+        </w:rPr>
+        <w:t xml:space="preserve">ภาพที่ 2-5 </w:t>
+      </w:r>
+      <w:r>
+        <w:rPr>
+          <w:rFonts w:ascii="TH SarabunPSK" w:hAnsi="TH SarabunPSK" w:cs="TH SarabunPSK"/>
+          <w:sz w:val="32"/>
+          <w:szCs w:val="32"/>
+        </w:rPr>
+        <w:t>Google Sheets</w:t>
       </w:r>
     </w:p>
     <w:p>
@@ -5535,228 +6548,8 @@
           <w:rFonts w:ascii="TH SarabunPSK" w:hAnsi="TH SarabunPSK" w:cs="TH SarabunPSK"/>
           <w:sz w:val="32"/>
           <w:szCs w:val="32"/>
-          <w:cs/>
-        </w:rPr>
-      </w:pPr>
-      <w:r>
-        <w:rPr>
-          <w:rFonts w:ascii="TH SarabunPSK" w:hAnsi="TH SarabunPSK" w:cs="TH SarabunPSK"/>
-          <w:sz w:val="32"/>
-          <w:szCs w:val="32"/>
-        </w:rPr>
-        <w:t>2.3.1</w:t>
-      </w:r>
-      <w:r>
-        <w:rPr>
-          <w:rFonts w:ascii="TH SarabunPSK" w:hAnsi="TH SarabunPSK" w:cs="TH SarabunPSK"/>
-          <w:color w:val="FFFFFF" w:themeColor="background1"/>
-          <w:sz w:val="32"/>
-          <w:szCs w:val="32"/>
-        </w:rPr>
-        <w:t>**</w:t>
-      </w:r>
-      <w:r>
-        <w:rPr>
-          <w:rFonts w:ascii="TH SarabunPSK" w:hAnsi="TH SarabunPSK" w:cs="TH SarabunPSK"/>
-          <w:sz w:val="32"/>
-          <w:szCs w:val="32"/>
-        </w:rPr>
-        <w:t>Google Sheets (</w:t>
-      </w:r>
-      <w:r>
-        <w:rPr>
-          <w:rFonts w:ascii="TH SarabunPSK" w:hAnsi="TH SarabunPSK" w:cs="TH SarabunPSK"/>
-          <w:sz w:val="32"/>
-          <w:szCs w:val="32"/>
-          <w:cs/>
-        </w:rPr>
-        <w:t>กูเก</w:t>
-      </w:r>
-      <w:proofErr w:type="spellStart"/>
-      <w:r>
-        <w:rPr>
-          <w:rFonts w:ascii="TH SarabunPSK" w:hAnsi="TH SarabunPSK" w:cs="TH SarabunPSK"/>
-          <w:sz w:val="32"/>
-          <w:szCs w:val="32"/>
-          <w:cs/>
-        </w:rPr>
-        <w:t>ิล</w:t>
-      </w:r>
-      <w:proofErr w:type="spellEnd"/>
-      <w:r>
-        <w:rPr>
-          <w:rFonts w:ascii="TH SarabunPSK" w:hAnsi="TH SarabunPSK" w:cs="TH SarabunPSK"/>
-          <w:sz w:val="32"/>
-          <w:szCs w:val="32"/>
-          <w:cs/>
-        </w:rPr>
-        <w:t xml:space="preserve"> ชีท) เป็นแอปพลิเคชันในกลุ่มของ </w:t>
-      </w:r>
-      <w:r>
-        <w:rPr>
-          <w:rFonts w:ascii="TH SarabunPSK" w:hAnsi="TH SarabunPSK" w:cs="TH SarabunPSK"/>
-          <w:sz w:val="32"/>
-          <w:szCs w:val="32"/>
-        </w:rPr>
-        <w:t>Google Drive (</w:t>
-      </w:r>
-      <w:r>
-        <w:rPr>
-          <w:rFonts w:ascii="TH SarabunPSK" w:hAnsi="TH SarabunPSK" w:cs="TH SarabunPSK"/>
-          <w:sz w:val="32"/>
-          <w:szCs w:val="32"/>
-          <w:cs/>
-        </w:rPr>
-        <w:t>กูเก</w:t>
-      </w:r>
-      <w:proofErr w:type="spellStart"/>
-      <w:r>
-        <w:rPr>
-          <w:rFonts w:ascii="TH SarabunPSK" w:hAnsi="TH SarabunPSK" w:cs="TH SarabunPSK"/>
-          <w:sz w:val="32"/>
-          <w:szCs w:val="32"/>
-          <w:cs/>
-        </w:rPr>
-        <w:t>ิล</w:t>
-      </w:r>
-      <w:proofErr w:type="spellEnd"/>
-      <w:r>
-        <w:rPr>
-          <w:rFonts w:ascii="TH SarabunPSK" w:hAnsi="TH SarabunPSK" w:cs="TH SarabunPSK"/>
-          <w:sz w:val="32"/>
-          <w:szCs w:val="32"/>
-          <w:cs/>
-        </w:rPr>
-        <w:t xml:space="preserve"> ไดร</w:t>
-      </w:r>
-      <w:proofErr w:type="spellStart"/>
-      <w:r>
-        <w:rPr>
-          <w:rFonts w:ascii="TH SarabunPSK" w:hAnsi="TH SarabunPSK" w:cs="TH SarabunPSK"/>
-          <w:sz w:val="32"/>
-          <w:szCs w:val="32"/>
-          <w:cs/>
-        </w:rPr>
-        <w:t>ฟ์</w:t>
-      </w:r>
-      <w:proofErr w:type="spellEnd"/>
-      <w:r>
-        <w:rPr>
-          <w:rFonts w:ascii="TH SarabunPSK" w:hAnsi="TH SarabunPSK" w:cs="TH SarabunPSK"/>
-          <w:sz w:val="32"/>
-          <w:szCs w:val="32"/>
-          <w:cs/>
-        </w:rPr>
-        <w:t xml:space="preserve">) ซึ่งเป็นนวัตกรรมของ </w:t>
-      </w:r>
-      <w:r>
-        <w:rPr>
-          <w:rFonts w:ascii="TH SarabunPSK" w:hAnsi="TH SarabunPSK" w:cs="TH SarabunPSK"/>
-          <w:sz w:val="32"/>
-          <w:szCs w:val="32"/>
-        </w:rPr>
-        <w:t>Google (</w:t>
-      </w:r>
-      <w:r>
-        <w:rPr>
-          <w:rFonts w:ascii="TH SarabunPSK" w:hAnsi="TH SarabunPSK" w:cs="TH SarabunPSK"/>
-          <w:sz w:val="32"/>
-          <w:szCs w:val="32"/>
-          <w:cs/>
-        </w:rPr>
-        <w:t>กูเก</w:t>
-      </w:r>
-      <w:proofErr w:type="spellStart"/>
-      <w:r>
-        <w:rPr>
-          <w:rFonts w:ascii="TH SarabunPSK" w:hAnsi="TH SarabunPSK" w:cs="TH SarabunPSK"/>
-          <w:sz w:val="32"/>
-          <w:szCs w:val="32"/>
-          <w:cs/>
-        </w:rPr>
-        <w:t>ิล</w:t>
-      </w:r>
-      <w:proofErr w:type="spellEnd"/>
-      <w:r>
-        <w:rPr>
-          <w:rFonts w:ascii="TH SarabunPSK" w:hAnsi="TH SarabunPSK" w:cs="TH SarabunPSK"/>
-          <w:sz w:val="32"/>
-          <w:szCs w:val="32"/>
-          <w:cs/>
-        </w:rPr>
-        <w:t xml:space="preserve">) มีลักษณะการทำงานคล้ายกันกับ </w:t>
-      </w:r>
-      <w:r>
-        <w:rPr>
-          <w:rFonts w:ascii="TH SarabunPSK" w:hAnsi="TH SarabunPSK" w:cs="TH SarabunPSK"/>
-          <w:sz w:val="32"/>
-          <w:szCs w:val="32"/>
-        </w:rPr>
-        <w:t>Microsoft Excel (</w:t>
-      </w:r>
-      <w:r>
-        <w:rPr>
-          <w:rFonts w:ascii="TH SarabunPSK" w:hAnsi="TH SarabunPSK" w:cs="TH SarabunPSK"/>
-          <w:sz w:val="32"/>
-          <w:szCs w:val="32"/>
-          <w:cs/>
-        </w:rPr>
-        <w:t>ไมโครซอฟท์ เอ</w:t>
-      </w:r>
-      <w:proofErr w:type="spellStart"/>
-      <w:r>
-        <w:rPr>
-          <w:rFonts w:ascii="TH SarabunPSK" w:hAnsi="TH SarabunPSK" w:cs="TH SarabunPSK"/>
-          <w:sz w:val="32"/>
-          <w:szCs w:val="32"/>
-          <w:cs/>
-        </w:rPr>
-        <w:t>็กเซล</w:t>
-      </w:r>
-      <w:proofErr w:type="spellEnd"/>
-      <w:r>
-        <w:rPr>
-          <w:rFonts w:ascii="TH SarabunPSK" w:hAnsi="TH SarabunPSK" w:cs="TH SarabunPSK"/>
-          <w:sz w:val="32"/>
-          <w:szCs w:val="32"/>
-          <w:cs/>
-        </w:rPr>
-        <w:t xml:space="preserve">) คือสามารถสร้าง </w:t>
-      </w:r>
-      <w:r>
-        <w:rPr>
-          <w:rFonts w:ascii="TH SarabunPSK" w:hAnsi="TH SarabunPSK" w:cs="TH SarabunPSK"/>
-          <w:sz w:val="32"/>
-          <w:szCs w:val="32"/>
-        </w:rPr>
-        <w:t xml:space="preserve">Column, Row </w:t>
-      </w:r>
-      <w:r>
-        <w:rPr>
-          <w:rFonts w:ascii="TH SarabunPSK" w:hAnsi="TH SarabunPSK" w:cs="TH SarabunPSK"/>
-          <w:sz w:val="32"/>
-          <w:szCs w:val="32"/>
-          <w:cs/>
-        </w:rPr>
-        <w:t xml:space="preserve">สามารถใส่ข้อมูลต่างๆ ลงไปใน </w:t>
-      </w:r>
-      <w:r>
-        <w:rPr>
-          <w:rFonts w:ascii="TH SarabunPSK" w:hAnsi="TH SarabunPSK" w:cs="TH SarabunPSK"/>
-          <w:sz w:val="32"/>
-          <w:szCs w:val="32"/>
-        </w:rPr>
-        <w:t>Cell (</w:t>
-      </w:r>
-      <w:r>
-        <w:rPr>
-          <w:rFonts w:ascii="TH SarabunPSK" w:hAnsi="TH SarabunPSK" w:cs="TH SarabunPSK"/>
-          <w:sz w:val="32"/>
-          <w:szCs w:val="32"/>
-          <w:cs/>
-        </w:rPr>
-        <w:t>เซลล์) ได้ และ คำนวณสูตรต่างๆได้</w:t>
-      </w:r>
+        </w:rPr>
+      </w:pPr>
     </w:p>
     <w:p>
       <w:pPr>
@@ -5765,6 +6558,241 @@
           <w:tab w:val="left" w:pos="993"/>
         </w:tabs>
         <w:ind w:firstLine="567"/>
+        <w:jc w:val="thaiDistribute"/>
+        <w:rPr>
+          <w:rFonts w:ascii="TH SarabunPSK" w:hAnsi="TH SarabunPSK" w:cs="TH SarabunPSK"/>
+          <w:sz w:val="32"/>
+          <w:szCs w:val="32"/>
+          <w:cs/>
+        </w:rPr>
+      </w:pPr>
+      <w:r>
+        <w:rPr>
+          <w:rFonts w:ascii="TH SarabunPSK" w:hAnsi="TH SarabunPSK" w:cs="TH SarabunPSK"/>
+          <w:sz w:val="32"/>
+          <w:szCs w:val="32"/>
+        </w:rPr>
+        <w:t>2.3.1</w:t>
+      </w:r>
+      <w:r>
+        <w:rPr>
+          <w:rFonts w:ascii="TH SarabunPSK" w:hAnsi="TH SarabunPSK" w:cs="TH SarabunPSK"/>
+          <w:color w:val="FFFFFF" w:themeColor="background1"/>
+          <w:sz w:val="32"/>
+          <w:szCs w:val="32"/>
+        </w:rPr>
+        <w:t>**</w:t>
+      </w:r>
+      <w:r>
+        <w:rPr>
+          <w:rFonts w:ascii="TH SarabunPSK" w:hAnsi="TH SarabunPSK" w:cs="TH SarabunPSK"/>
+          <w:sz w:val="32"/>
+          <w:szCs w:val="32"/>
+        </w:rPr>
+        <w:t>Google Sheets (</w:t>
+      </w:r>
+      <w:r>
+        <w:rPr>
+          <w:rFonts w:ascii="TH SarabunPSK" w:hAnsi="TH SarabunPSK" w:cs="TH SarabunPSK"/>
+          <w:sz w:val="32"/>
+          <w:szCs w:val="32"/>
+          <w:cs/>
+        </w:rPr>
+        <w:t>กูเก</w:t>
+      </w:r>
+      <w:proofErr w:type="spellStart"/>
+      <w:r>
+        <w:rPr>
+          <w:rFonts w:ascii="TH SarabunPSK" w:hAnsi="TH SarabunPSK" w:cs="TH SarabunPSK"/>
+          <w:sz w:val="32"/>
+          <w:szCs w:val="32"/>
+          <w:cs/>
+        </w:rPr>
+        <w:t>ิล</w:t>
+      </w:r>
+      <w:proofErr w:type="spellEnd"/>
+      <w:r>
+        <w:rPr>
+          <w:rFonts w:ascii="TH SarabunPSK" w:hAnsi="TH SarabunPSK" w:cs="TH SarabunPSK"/>
+          <w:sz w:val="32"/>
+          <w:szCs w:val="32"/>
+          <w:cs/>
+        </w:rPr>
+        <w:t xml:space="preserve"> ชีท) เป็นแอปพลิเคชันในกลุ่มของ </w:t>
+      </w:r>
+      <w:r>
+        <w:rPr>
+          <w:rFonts w:ascii="TH SarabunPSK" w:hAnsi="TH SarabunPSK" w:cs="TH SarabunPSK"/>
+          <w:sz w:val="32"/>
+          <w:szCs w:val="32"/>
+        </w:rPr>
+        <w:t>Google Drive (</w:t>
+      </w:r>
+      <w:r>
+        <w:rPr>
+          <w:rFonts w:ascii="TH SarabunPSK" w:hAnsi="TH SarabunPSK" w:cs="TH SarabunPSK"/>
+          <w:sz w:val="32"/>
+          <w:szCs w:val="32"/>
+          <w:cs/>
+        </w:rPr>
+        <w:t>กูเก</w:t>
+      </w:r>
+      <w:proofErr w:type="spellStart"/>
+      <w:r>
+        <w:rPr>
+          <w:rFonts w:ascii="TH SarabunPSK" w:hAnsi="TH SarabunPSK" w:cs="TH SarabunPSK"/>
+          <w:sz w:val="32"/>
+          <w:szCs w:val="32"/>
+          <w:cs/>
+        </w:rPr>
+        <w:t>ิล</w:t>
+      </w:r>
+      <w:proofErr w:type="spellEnd"/>
+      <w:r>
+        <w:rPr>
+          <w:rFonts w:ascii="TH SarabunPSK" w:hAnsi="TH SarabunPSK" w:cs="TH SarabunPSK"/>
+          <w:sz w:val="32"/>
+          <w:szCs w:val="32"/>
+          <w:cs/>
+        </w:rPr>
+        <w:t xml:space="preserve"> ไดร</w:t>
+      </w:r>
+      <w:proofErr w:type="spellStart"/>
+      <w:r>
+        <w:rPr>
+          <w:rFonts w:ascii="TH SarabunPSK" w:hAnsi="TH SarabunPSK" w:cs="TH SarabunPSK"/>
+          <w:sz w:val="32"/>
+          <w:szCs w:val="32"/>
+          <w:cs/>
+        </w:rPr>
+        <w:t>ฟ์</w:t>
+      </w:r>
+      <w:proofErr w:type="spellEnd"/>
+      <w:r>
+        <w:rPr>
+          <w:rFonts w:ascii="TH SarabunPSK" w:hAnsi="TH SarabunPSK" w:cs="TH SarabunPSK"/>
+          <w:sz w:val="32"/>
+          <w:szCs w:val="32"/>
+          <w:cs/>
+        </w:rPr>
+        <w:t xml:space="preserve">) ซึ่งเป็นนวัตกรรมของ </w:t>
+      </w:r>
+      <w:r>
+        <w:rPr>
+          <w:rFonts w:ascii="TH SarabunPSK" w:hAnsi="TH SarabunPSK" w:cs="TH SarabunPSK"/>
+          <w:sz w:val="32"/>
+          <w:szCs w:val="32"/>
+        </w:rPr>
+        <w:t>Google (</w:t>
+      </w:r>
+      <w:r>
+        <w:rPr>
+          <w:rFonts w:ascii="TH SarabunPSK" w:hAnsi="TH SarabunPSK" w:cs="TH SarabunPSK"/>
+          <w:sz w:val="32"/>
+          <w:szCs w:val="32"/>
+          <w:cs/>
+        </w:rPr>
+        <w:t>กูเก</w:t>
+      </w:r>
+      <w:proofErr w:type="spellStart"/>
+      <w:r>
+        <w:rPr>
+          <w:rFonts w:ascii="TH SarabunPSK" w:hAnsi="TH SarabunPSK" w:cs="TH SarabunPSK"/>
+          <w:sz w:val="32"/>
+          <w:szCs w:val="32"/>
+          <w:cs/>
+        </w:rPr>
+        <w:t>ิล</w:t>
+      </w:r>
+      <w:proofErr w:type="spellEnd"/>
+      <w:r>
+        <w:rPr>
+          <w:rFonts w:ascii="TH SarabunPSK" w:hAnsi="TH SarabunPSK" w:cs="TH SarabunPSK"/>
+          <w:sz w:val="32"/>
+          <w:szCs w:val="32"/>
+          <w:cs/>
+        </w:rPr>
+        <w:t xml:space="preserve">) มีลักษณะการทำงานคล้ายกันกับ </w:t>
+      </w:r>
+      <w:r>
+        <w:rPr>
+          <w:rFonts w:ascii="TH SarabunPSK" w:hAnsi="TH SarabunPSK" w:cs="TH SarabunPSK"/>
+          <w:sz w:val="32"/>
+          <w:szCs w:val="32"/>
+        </w:rPr>
+        <w:t>Microsoft Excel (</w:t>
+      </w:r>
+      <w:r>
+        <w:rPr>
+          <w:rFonts w:ascii="TH SarabunPSK" w:hAnsi="TH SarabunPSK" w:cs="TH SarabunPSK"/>
+          <w:sz w:val="32"/>
+          <w:szCs w:val="32"/>
+          <w:cs/>
+        </w:rPr>
+        <w:t>ไมโครซอฟท์ เอ</w:t>
+      </w:r>
+      <w:proofErr w:type="spellStart"/>
+      <w:r>
+        <w:rPr>
+          <w:rFonts w:ascii="TH SarabunPSK" w:hAnsi="TH SarabunPSK" w:cs="TH SarabunPSK"/>
+          <w:sz w:val="32"/>
+          <w:szCs w:val="32"/>
+          <w:cs/>
+        </w:rPr>
+        <w:t>็กเซล</w:t>
+      </w:r>
+      <w:proofErr w:type="spellEnd"/>
+      <w:r>
+        <w:rPr>
+          <w:rFonts w:ascii="TH SarabunPSK" w:hAnsi="TH SarabunPSK" w:cs="TH SarabunPSK"/>
+          <w:sz w:val="32"/>
+          <w:szCs w:val="32"/>
+          <w:cs/>
+        </w:rPr>
+        <w:t xml:space="preserve">) คือสามารถสร้าง </w:t>
+      </w:r>
+      <w:r>
+        <w:rPr>
+          <w:rFonts w:ascii="TH SarabunPSK" w:hAnsi="TH SarabunPSK" w:cs="TH SarabunPSK"/>
+          <w:sz w:val="32"/>
+          <w:szCs w:val="32"/>
+        </w:rPr>
+        <w:t xml:space="preserve">Column, Row </w:t>
+      </w:r>
+      <w:r>
+        <w:rPr>
+          <w:rFonts w:ascii="TH SarabunPSK" w:hAnsi="TH SarabunPSK" w:cs="TH SarabunPSK"/>
+          <w:sz w:val="32"/>
+          <w:szCs w:val="32"/>
+          <w:cs/>
+        </w:rPr>
+        <w:t xml:space="preserve">สามารถใส่ข้อมูลต่างๆ ลงไปใน </w:t>
+      </w:r>
+      <w:r>
+        <w:rPr>
+          <w:rFonts w:ascii="TH SarabunPSK" w:hAnsi="TH SarabunPSK" w:cs="TH SarabunPSK"/>
+          <w:sz w:val="32"/>
+          <w:szCs w:val="32"/>
+        </w:rPr>
+        <w:t>Cell (</w:t>
+      </w:r>
+      <w:r>
+        <w:rPr>
+          <w:rFonts w:ascii="TH SarabunPSK" w:hAnsi="TH SarabunPSK" w:cs="TH SarabunPSK"/>
+          <w:sz w:val="32"/>
+          <w:szCs w:val="32"/>
+          <w:cs/>
+        </w:rPr>
+        <w:t>เซลล์) ได้ และ คำนวณสูตรต่างๆได้</w:t>
+      </w:r>
+    </w:p>
+    <w:p>
+      <w:pPr>
+        <w:tabs>
+          <w:tab w:val="left" w:pos="426"/>
+          <w:tab w:val="left" w:pos="993"/>
+        </w:tabs>
+        <w:ind w:firstLine="567"/>
         <w:rPr>
           <w:rFonts w:ascii="TH SarabunPSK" w:hAnsi="TH SarabunPSK" w:cs="TH SarabunPSK"/>
           <w:sz w:val="32"/>
@@ -6080,10 +7108,9 @@
         <w:spacing w:after="160" w:line="259" w:lineRule="auto"/>
         <w:ind w:firstLine="1276"/>
         <w:rPr>
-          <w:rFonts w:ascii="TH SarabunPSK" w:hAnsi="TH SarabunPSK" w:cs="TH SarabunPSK"/>
-          <w:sz w:val="32"/>
-          <w:szCs w:val="32"/>
-          <w:cs/>
+          <w:rFonts w:ascii="TH SarabunPSK" w:hAnsi="TH SarabunPSK" w:cs="TH SarabunPSK" w:hint="cs"/>
+          <w:sz w:val="32"/>
+          <w:szCs w:val="32"/>
         </w:rPr>
       </w:pPr>
       <w:r>
@@ -6212,21 +7239,6 @@
         </w:rPr>
         <w:t>, 2565)</w:t>
       </w:r>
-    </w:p>
-    <w:p>
-      <w:pPr>
-        <w:tabs>
-          <w:tab w:val="left" w:pos="567"/>
-        </w:tabs>
-        <w:jc w:val="thaiDistribute"/>
-        <w:rPr>
-          <w:rFonts w:ascii="TH SarabunPSK" w:hAnsi="TH SarabunPSK" w:cs="TH SarabunPSK"/>
-          <w:b/>
-          <w:bCs/>
-          <w:sz w:val="32"/>
-          <w:szCs w:val="32"/>
-        </w:rPr>
-      </w:pPr>
     </w:p>
     <w:p>
       <w:pPr>
@@ -6250,9 +7262,17 @@
           <w:cs/>
         </w:rPr>
         <w:drawing>
-          <wp:inline distT="0" distB="0" distL="0" distR="0" wp14:anchorId="392E86BF" wp14:editId="3477DE02">
+          <wp:anchor distT="0" distB="0" distL="114300" distR="114300" simplePos="0" relativeHeight="251660288" behindDoc="0" locked="0" layoutInCell="1" allowOverlap="1" wp14:anchorId="392E86BF" wp14:editId="05CD85B8">
+            <wp:simplePos x="0" y="0"/>
+            <wp:positionH relativeFrom="margin">
+              <wp:align>right</wp:align>
+            </wp:positionH>
+            <wp:positionV relativeFrom="paragraph">
+              <wp:posOffset>25096</wp:posOffset>
+            </wp:positionV>
             <wp:extent cx="5274310" cy="1090295"/>
-            <wp:effectExtent l="0" t="0" r="0" b="1905"/>
+            <wp:effectExtent l="0" t="0" r="2540" b="0"/>
+            <wp:wrapNone/>
             <wp:docPr id="458420614" name="รูปภาพ 1" descr="รูปภาพประกอบด้วย ข้อความ, ใบเสร็จรับเงิน, ตัวอักษร, ขาว&#10;&#10;เนื้อหาที่สร้างโดย AI อาจไม่ถูกต้อง"/>
             <wp:cNvGraphicFramePr>
               <a:graphicFrameLocks xmlns:a="http://schemas.openxmlformats.org/drawingml/2006/main" noChangeAspect="1"/>
@@ -6265,7 +7285,13 @@
                     <pic:cNvPicPr/>
                   </pic:nvPicPr>
                   <pic:blipFill>
-                    <a:blip r:embed="rId16"/>
+                    <a:blip r:embed="rId16" cstate="print">
+                      <a:extLst>
+                        <a:ext uri="{28A0092B-C50C-407E-A947-70E740481C1C}">
+                          <a14:useLocalDpi xmlns:a14="http://schemas.microsoft.com/office/drawing/2010/main" val="0"/>
+                        </a:ext>
+                      </a:extLst>
+                    </a:blip>
                     <a:stretch>
                       <a:fillRect/>
                     </a:stretch>
@@ -6282,17 +7308,50 @@
                 </pic:pic>
               </a:graphicData>
             </a:graphic>
-          </wp:inline>
+            <wp14:sizeRelH relativeFrom="page">
+              <wp14:pctWidth>0</wp14:pctWidth>
+            </wp14:sizeRelH>
+            <wp14:sizeRelV relativeFrom="page">
+              <wp14:pctHeight>0</wp14:pctHeight>
+            </wp14:sizeRelV>
+          </wp:anchor>
         </w:drawing>
       </w:r>
+    </w:p>
+    <w:p>
+      <w:pPr>
+        <w:spacing w:after="160" w:line="259" w:lineRule="auto"/>
+        <w:rPr>
+          <w:rFonts w:ascii="TH SarabunPSK" w:hAnsi="TH SarabunPSK" w:cs="TH SarabunPSK"/>
+          <w:b/>
+          <w:bCs/>
+          <w:sz w:val="32"/>
+          <w:szCs w:val="32"/>
+        </w:rPr>
+      </w:pPr>
+    </w:p>
+    <w:p>
+      <w:pPr>
+        <w:spacing w:after="160" w:line="259" w:lineRule="auto"/>
+        <w:rPr>
+          <w:rFonts w:ascii="TH SarabunPSK" w:hAnsi="TH SarabunPSK" w:cs="TH SarabunPSK" w:hint="cs"/>
+          <w:b/>
+          <w:bCs/>
+          <w:sz w:val="32"/>
+          <w:szCs w:val="32"/>
+        </w:rPr>
+      </w:pPr>
     </w:p>
     <w:p>
       <w:pPr>
         <w:tabs>
           <w:tab w:val="left" w:pos="426"/>
         </w:tabs>
-        <w:rPr>
-          <w:rFonts w:ascii="TH SarabunPSK" w:hAnsi="TH SarabunPSK" w:cs="TH SarabunPSK"/>
+        <w:jc w:val="center"/>
+        <w:rPr>
+          <w:rFonts w:ascii="TH SarabunPSK" w:hAnsi="TH SarabunPSK" w:cs="TH SarabunPSK"/>
+          <w:b/>
+          <w:bCs/>
           <w:sz w:val="32"/>
           <w:szCs w:val="32"/>
         </w:rPr>
@@ -6303,12 +7362,58 @@
         <w:tabs>
           <w:tab w:val="left" w:pos="426"/>
         </w:tabs>
-        <w:rPr>
-          <w:rFonts w:ascii="TH SarabunPSK" w:hAnsi="TH SarabunPSK" w:cs="TH SarabunPSK"/>
-          <w:sz w:val="32"/>
-          <w:szCs w:val="32"/>
-        </w:rPr>
-      </w:pPr>
+        <w:jc w:val="center"/>
+        <w:rPr>
+          <w:rFonts w:ascii="TH SarabunPSK" w:hAnsi="TH SarabunPSK" w:cs="TH SarabunPSK" w:hint="cs"/>
+          <w:sz w:val="32"/>
+          <w:szCs w:val="32"/>
+        </w:rPr>
+      </w:pPr>
+      <w:r>
+        <w:rPr>
+          <w:rFonts w:ascii="TH SarabunPSK" w:hAnsi="TH SarabunPSK" w:cs="TH SarabunPSK" w:hint="cs"/>
+          <w:b/>
+          <w:bCs/>
+          <w:sz w:val="32"/>
+          <w:szCs w:val="32"/>
+          <w:cs/>
+        </w:rPr>
+        <w:t xml:space="preserve">ภาพที่ 2-6 </w:t>
+      </w:r>
+      <w:r>
+        <w:rPr>
+          <w:rFonts w:ascii="TH SarabunPSK" w:hAnsi="TH SarabunPSK" w:cs="TH SarabunPSK"/>
+          <w:sz w:val="32"/>
+          <w:szCs w:val="32"/>
+          <w:cs/>
+        </w:rPr>
+        <w:t xml:space="preserve">ตารางเปรียบเทียบคุณสมบัติของ </w:t>
+      </w:r>
+      <w:r>
+        <w:rPr>
+          <w:rFonts w:ascii="TH SarabunPSK" w:hAnsi="TH SarabunPSK" w:cs="TH SarabunPSK"/>
+          <w:sz w:val="32"/>
+          <w:szCs w:val="32"/>
+        </w:rPr>
+        <w:t xml:space="preserve">Google Sheets </w:t>
+      </w:r>
+      <w:r>
+        <w:rPr>
+          <w:rFonts w:ascii="TH SarabunPSK" w:hAnsi="TH SarabunPSK" w:cs="TH SarabunPSK"/>
+          <w:sz w:val="32"/>
+          <w:szCs w:val="32"/>
+          <w:cs/>
+        </w:rPr>
+        <w:t xml:space="preserve">และ </w:t>
+      </w:r>
+      <w:r>
+        <w:rPr>
+          <w:rFonts w:ascii="TH SarabunPSK" w:hAnsi="TH SarabunPSK" w:cs="TH SarabunPSK"/>
+          <w:sz w:val="32"/>
+          <w:szCs w:val="32"/>
+        </w:rPr>
+        <w:t>Excel</w:t>
+      </w:r>
     </w:p>
     <w:p>
       <w:pPr>
@@ -6375,7 +7480,25 @@
           <w:sz w:val="32"/>
           <w:szCs w:val="32"/>
         </w:rPr>
-        <w:t>(Tran Duy Huynh An, 2025)</w:t>
+        <w:t xml:space="preserve">(Tran </w:t>
+      </w:r>
+      <w:proofErr w:type="spellStart"/>
+      <w:r>
+        <w:rPr>
+          <w:rFonts w:ascii="TH SarabunPSK" w:hAnsi="TH SarabunPSK" w:cs="TH SarabunPSK" w:hint="cs"/>
+          <w:sz w:val="32"/>
+          <w:szCs w:val="32"/>
+        </w:rPr>
+        <w:t>Duy</w:t>
+      </w:r>
+      <w:proofErr w:type="spellEnd"/>
+      <w:r>
+        <w:rPr>
+          <w:rFonts w:ascii="TH SarabunPSK" w:hAnsi="TH SarabunPSK" w:cs="TH SarabunPSK" w:hint="cs"/>
+          <w:sz w:val="32"/>
+          <w:szCs w:val="32"/>
+        </w:rPr>
+        <w:t xml:space="preserve"> Huynh An, 2025)</w:t>
       </w:r>
       <w:r>
         <w:rPr>
@@ -6405,7 +7528,7 @@
       </w:r>
       <w:r>
         <w:rPr>
-          <w:rStyle w:val="af"/>
+          <w:rStyle w:val="Strong"/>
           <w:rFonts w:ascii="TH SarabunPSK" w:hAnsi="TH SarabunPSK" w:cs="TH SarabunPSK" w:hint="cs"/>
           <w:b w:val="0"/>
           <w:bCs w:val="0"/>
@@ -6468,7 +7591,7 @@
       </w:r>
       <w:r>
         <w:rPr>
-          <w:rStyle w:val="af"/>
+          <w:rStyle w:val="Strong"/>
           <w:rFonts w:ascii="TH SarabunPSK" w:hAnsi="TH SarabunPSK" w:cs="TH SarabunPSK" w:hint="cs"/>
           <w:b w:val="0"/>
           <w:bCs w:val="0"/>
@@ -6504,7 +7627,7 @@
       </w:r>
       <w:r>
         <w:rPr>
-          <w:rStyle w:val="af"/>
+          <w:rStyle w:val="Strong"/>
           <w:rFonts w:ascii="TH SarabunPSK" w:hAnsi="TH SarabunPSK" w:cs="TH SarabunPSK" w:hint="cs"/>
           <w:b w:val="0"/>
           <w:bCs w:val="0"/>
@@ -6516,7 +7639,7 @@
       </w:r>
       <w:r>
         <w:rPr>
-          <w:rStyle w:val="af"/>
+          <w:rStyle w:val="Strong"/>
           <w:rFonts w:ascii="TH SarabunPSK" w:hAnsi="TH SarabunPSK" w:cs="TH SarabunPSK" w:hint="cs"/>
           <w:b w:val="0"/>
           <w:bCs w:val="0"/>
@@ -6574,7 +7697,7 @@
       </w:r>
       <w:r>
         <w:rPr>
-          <w:rStyle w:val="af"/>
+          <w:rStyle w:val="Strong"/>
           <w:rFonts w:ascii="TH SarabunPSK" w:hAnsi="TH SarabunPSK" w:cs="TH SarabunPSK" w:hint="cs"/>
           <w:b w:val="0"/>
           <w:bCs w:val="0"/>
@@ -6610,7 +7733,7 @@
       </w:r>
       <w:r>
         <w:rPr>
-          <w:rStyle w:val="af"/>
+          <w:rStyle w:val="Strong"/>
           <w:rFonts w:ascii="TH SarabunPSK" w:hAnsi="TH SarabunPSK" w:cs="TH SarabunPSK" w:hint="cs"/>
           <w:b w:val="0"/>
           <w:bCs w:val="0"/>
@@ -6621,7 +7744,7 @@
       </w:r>
       <w:r>
         <w:rPr>
-          <w:rStyle w:val="af"/>
+          <w:rStyle w:val="Strong"/>
           <w:rFonts w:ascii="TH SarabunPSK" w:hAnsi="TH SarabunPSK" w:cs="TH SarabunPSK" w:hint="cs"/>
           <w:b w:val="0"/>
           <w:bCs w:val="0"/>
@@ -6673,7 +7796,7 @@
       </w:r>
       <w:r>
         <w:rPr>
-          <w:rStyle w:val="af"/>
+          <w:rStyle w:val="Strong"/>
           <w:rFonts w:ascii="TH SarabunPSK" w:hAnsi="TH SarabunPSK" w:cs="TH SarabunPSK" w:hint="cs"/>
           <w:b w:val="0"/>
           <w:bCs w:val="0"/>
@@ -6710,7 +7833,7 @@
       </w:r>
       <w:r>
         <w:rPr>
-          <w:rStyle w:val="af"/>
+          <w:rStyle w:val="Strong"/>
           <w:rFonts w:ascii="TH SarabunPSK" w:hAnsi="TH SarabunPSK" w:cs="TH SarabunPSK" w:hint="cs"/>
           <w:b w:val="0"/>
           <w:bCs w:val="0"/>
@@ -6747,7 +7870,7 @@
       </w:r>
       <w:r>
         <w:rPr>
-          <w:rStyle w:val="af"/>
+          <w:rStyle w:val="Strong"/>
           <w:rFonts w:ascii="TH SarabunPSK" w:hAnsi="TH SarabunPSK" w:cs="TH SarabunPSK" w:hint="cs"/>
           <w:b w:val="0"/>
           <w:bCs w:val="0"/>
@@ -6783,7 +7906,7 @@
       </w:r>
       <w:r>
         <w:rPr>
-          <w:rStyle w:val="af"/>
+          <w:rStyle w:val="Strong"/>
           <w:rFonts w:ascii="TH SarabunPSK" w:hAnsi="TH SarabunPSK" w:cs="TH SarabunPSK" w:hint="cs"/>
           <w:b w:val="0"/>
           <w:bCs w:val="0"/>
@@ -6839,7 +7962,7 @@
       </w:r>
       <w:r>
         <w:rPr>
-          <w:rStyle w:val="af"/>
+          <w:rStyle w:val="Strong"/>
           <w:rFonts w:ascii="TH SarabunPSK" w:hAnsi="TH SarabunPSK" w:cs="TH SarabunPSK" w:hint="cs"/>
           <w:b w:val="0"/>
           <w:bCs w:val="0"/>
@@ -6851,7 +7974,7 @@
       </w:r>
       <w:r>
         <w:rPr>
-          <w:rStyle w:val="af"/>
+          <w:rStyle w:val="Strong"/>
           <w:rFonts w:ascii="TH SarabunPSK" w:hAnsi="TH SarabunPSK" w:cs="TH SarabunPSK" w:hint="cs"/>
           <w:b w:val="0"/>
           <w:bCs w:val="0"/>
@@ -6887,7 +8010,7 @@
       </w:r>
       <w:r>
         <w:rPr>
-          <w:rStyle w:val="af"/>
+          <w:rStyle w:val="Strong"/>
           <w:rFonts w:ascii="TH SarabunPSK" w:hAnsi="TH SarabunPSK" w:cs="TH SarabunPSK" w:hint="cs"/>
           <w:b w:val="0"/>
           <w:bCs w:val="0"/>
@@ -6899,7 +8022,7 @@
       </w:r>
       <w:r>
         <w:rPr>
-          <w:rStyle w:val="af"/>
+          <w:rStyle w:val="Strong"/>
           <w:rFonts w:ascii="TH SarabunPSK" w:hAnsi="TH SarabunPSK" w:cs="TH SarabunPSK" w:hint="cs"/>
           <w:b w:val="0"/>
           <w:bCs w:val="0"/>
@@ -7143,8 +8266,18 @@
           <w:sz w:val="32"/>
           <w:szCs w:val="32"/>
         </w:rPr>
-        <w:t xml:space="preserve"> Raboso</w:t>
-      </w:r>
+        <w:t xml:space="preserve"> </w:t>
+      </w:r>
+      <w:proofErr w:type="spellStart"/>
+      <w:r>
+        <w:rPr>
+          <w:rFonts w:ascii="TH SarabunPSK" w:hAnsi="TH SarabunPSK" w:cs="TH SarabunPSK"/>
+          <w:sz w:val="32"/>
+          <w:szCs w:val="32"/>
+        </w:rPr>
+        <w:t>Raboso</w:t>
+      </w:r>
+      <w:proofErr w:type="spellEnd"/>
       <w:r>
         <w:rPr>
           <w:rFonts w:ascii="TH SarabunPSK" w:hAnsi="TH SarabunPSK" w:cs="TH SarabunPSK"/>
@@ -7530,47 +8663,57 @@
           <w:szCs w:val="32"/>
           <w:cs/>
         </w:rPr>
+        <w:t>เว็บไซต์ได้อย่างรวดเร็ว สวยงาม เป็นระบบมากขึ้น และตามความต้องการของบริษัท เนื่องจากในปัจจุบันการเข้างานจำเป็นต้องต่อคิวสแกนนิ้วหรือลืมสแกนในช่วงเวลาเลิกงานหรือเข้างาน กา</w:t>
+      </w:r>
+      <w:r>
+        <w:rPr>
+          <w:rFonts w:ascii="TH SarabunPSK" w:hAnsi="TH SarabunPSK" w:cs="TH SarabunPSK" w:hint="cs"/>
+          <w:color w:val="000000" w:themeColor="text1"/>
+          <w:sz w:val="32"/>
+          <w:szCs w:val="32"/>
+          <w:cs/>
+        </w:rPr>
+        <w:t>ร</w:t>
+      </w:r>
+      <w:r>
+        <w:rPr>
+          <w:rFonts w:ascii="TH SarabunPSK" w:hAnsi="TH SarabunPSK" w:cs="TH SarabunPSK"/>
+          <w:color w:val="000000" w:themeColor="text1"/>
+          <w:sz w:val="32"/>
+          <w:szCs w:val="32"/>
+          <w:cs/>
+        </w:rPr>
+        <w:t>เช็คอินเข้าออกงานสามารถใช้งานได้ง่ายและพนักงานสามารถเข้าถึงแพลตฟอร์มในเวลาเดียวกันได้โดยไม่ต้องต่อคิวและสามารถกดเข้าออกงานผ่านแพลตฟอร์มได้ทันที ในระยะที่กำหนด ดังนั้นทางผู้จัดทำ จึงได้ทำการพัฒนาระบบเช็คอินเข้า</w:t>
+      </w:r>
+      <w:r>
+        <w:rPr>
+          <w:rFonts w:ascii="TH SarabunPSK" w:hAnsi="TH SarabunPSK" w:cs="TH SarabunPSK"/>
+          <w:color w:val="000000" w:themeColor="text1"/>
+          <w:sz w:val="32"/>
+          <w:szCs w:val="32"/>
+        </w:rPr>
+        <w:t>–</w:t>
+      </w:r>
+      <w:r>
+        <w:rPr>
+          <w:rFonts w:ascii="TH SarabunPSK" w:hAnsi="TH SarabunPSK" w:cs="TH SarabunPSK"/>
+          <w:color w:val="000000" w:themeColor="text1"/>
+          <w:sz w:val="32"/>
+          <w:szCs w:val="32"/>
+          <w:cs/>
+        </w:rPr>
+        <w:t>ออกงานบนเว็บแอปพลิเคชัน โดยแบ่งการทำงาน</w:t>
+      </w:r>
+      <w:r>
+        <w:rPr>
+          <w:rFonts w:ascii="TH SarabunPSK" w:hAnsi="TH SarabunPSK" w:cs="TH SarabunPSK"/>
+          <w:color w:val="000000" w:themeColor="text1"/>
+          <w:sz w:val="32"/>
+          <w:szCs w:val="32"/>
+          <w:cs/>
+        </w:rPr>
         <w:lastRenderedPageBreak/>
-        <w:t>เว็บไซต์ได้อย่างรวดเร็ว สวยงาม เป็นระบบมากขึ้น และตามความต้องการของบริษัท เนื่องจากในปัจจุบันการเข้างานจำเป็นต้องต่อคิวสแกนนิ้วหรือลืมสแกนในช่วงเวลาเลิกงานหรือเข้างาน กา</w:t>
-      </w:r>
-      <w:r>
-        <w:rPr>
-          <w:rFonts w:ascii="TH SarabunPSK" w:hAnsi="TH SarabunPSK" w:cs="TH SarabunPSK" w:hint="cs"/>
-          <w:color w:val="000000" w:themeColor="text1"/>
-          <w:sz w:val="32"/>
-          <w:szCs w:val="32"/>
-          <w:cs/>
-        </w:rPr>
-        <w:t>ร</w:t>
-      </w:r>
-      <w:r>
-        <w:rPr>
-          <w:rFonts w:ascii="TH SarabunPSK" w:hAnsi="TH SarabunPSK" w:cs="TH SarabunPSK"/>
-          <w:color w:val="000000" w:themeColor="text1"/>
-          <w:sz w:val="32"/>
-          <w:szCs w:val="32"/>
-          <w:cs/>
-        </w:rPr>
-        <w:t>เช็คอินเข้าออกงานสามารถใช้งานได้ง่ายและพนักงานสามารถเข้าถึงแพลตฟอร์มในเวลาเดียวกันได้โดยไม่ต้องต่อคิวและสามารถกดเข้าออกงานผ่านแพลตฟอร์มได้ทันที ในระยะที่กำหนด ดังนั้นทางผู้จัดทำ จึงได้ทำการพัฒนาระบบเช็คอินเข้า</w:t>
-      </w:r>
-      <w:r>
-        <w:rPr>
-          <w:rFonts w:ascii="TH SarabunPSK" w:hAnsi="TH SarabunPSK" w:cs="TH SarabunPSK"/>
-          <w:color w:val="000000" w:themeColor="text1"/>
-          <w:sz w:val="32"/>
-          <w:szCs w:val="32"/>
-        </w:rPr>
-        <w:t>–</w:t>
-      </w:r>
-      <w:r>
-        <w:rPr>
-          <w:rFonts w:ascii="TH SarabunPSK" w:hAnsi="TH SarabunPSK" w:cs="TH SarabunPSK"/>
-          <w:color w:val="000000" w:themeColor="text1"/>
-          <w:sz w:val="32"/>
-          <w:szCs w:val="32"/>
-          <w:cs/>
-        </w:rPr>
-        <w:t>ออกงานบนเว็บแอปพลิเคชัน โดยแบ่งการทำงานออกเป็น 2 ส่วนหลัก ประกอบด้วย ส่วนที่ 1 สำหรับผู้ใช้ (พนักงานทั่วไป) โดยผู้ใช้สามารถเช็คอินเข้าออกงานได้ในระยะที่กำหนด สร้างใบลางาน ติดตามสถานะการขอลา และดูประวัติการลา</w:t>
+        <w:t>ออกเป็น 2 ส่วนหลัก ประกอบด้วย ส่วนที่ 1 สำหรับผู้ใช้ (พนักงานทั่วไป) โดยผู้ใช้สามารถเช็คอินเข้าออกงานได้ในระยะที่กำหนด สร้างใบลางาน ติดตามสถานะการขอลา และดูประวัติการลา</w:t>
       </w:r>
       <w:r>
         <w:rPr>
@@ -7763,7 +8906,25 @@
           <w:sz w:val="32"/>
           <w:szCs w:val="32"/>
         </w:rPr>
-        <w:t xml:space="preserve">Tran Duy Huynh An (2025) </w:t>
+        <w:t xml:space="preserve">Tran </w:t>
+      </w:r>
+      <w:proofErr w:type="spellStart"/>
+      <w:r>
+        <w:rPr>
+          <w:rFonts w:ascii="TH SarabunPSK" w:hAnsi="TH SarabunPSK" w:cs="TH SarabunPSK" w:hint="cs"/>
+          <w:sz w:val="32"/>
+          <w:szCs w:val="32"/>
+        </w:rPr>
+        <w:t>Duy</w:t>
+      </w:r>
+      <w:proofErr w:type="spellEnd"/>
+      <w:r>
+        <w:rPr>
+          <w:rFonts w:ascii="TH SarabunPSK" w:hAnsi="TH SarabunPSK" w:cs="TH SarabunPSK" w:hint="cs"/>
+          <w:sz w:val="32"/>
+          <w:szCs w:val="32"/>
+        </w:rPr>
+        <w:t xml:space="preserve"> Huynh An (2025) </w:t>
       </w:r>
       <w:r>
         <w:rPr>
@@ -8000,7 +9161,25 @@
           <w:sz w:val="32"/>
           <w:szCs w:val="32"/>
         </w:rPr>
-        <w:t xml:space="preserve"> Raboso (2025) </w:t>
+        <w:t xml:space="preserve"> </w:t>
+      </w:r>
+      <w:proofErr w:type="spellStart"/>
+      <w:r>
+        <w:rPr>
+          <w:rFonts w:ascii="TH SarabunPSK" w:hAnsi="TH SarabunPSK" w:cs="TH SarabunPSK" w:hint="cs"/>
+          <w:sz w:val="32"/>
+          <w:szCs w:val="32"/>
+        </w:rPr>
+        <w:t>Raboso</w:t>
+      </w:r>
+      <w:proofErr w:type="spellEnd"/>
+      <w:r>
+        <w:rPr>
+          <w:rFonts w:ascii="TH SarabunPSK" w:hAnsi="TH SarabunPSK" w:cs="TH SarabunPSK" w:hint="cs"/>
+          <w:sz w:val="32"/>
+          <w:szCs w:val="32"/>
+        </w:rPr>
+        <w:t xml:space="preserve"> (2025) </w:t>
       </w:r>
       <w:r>
         <w:rPr>
@@ -8110,7 +9289,7 @@
 </file>
 
 <file path=word/endnotes.xml><?xml version="1.0" encoding="utf-8"?>
-<w:endnotes xmlns:wpc="http://schemas.microsoft.com/office/word/2010/wordprocessingCanvas" xmlns:cx="http://schemas.microsoft.com/office/drawing/2014/chartex" xmlns:cx1="http://schemas.microsoft.com/office/drawing/2015/9/8/chartex" xmlns:cx2="http://schemas.microsoft.com/office/drawing/2015/10/21/chartex" xmlns:cx3="http://schemas.microsoft.com/office/drawing/2016/5/9/chartex" xmlns:cx4="http://schemas.microsoft.com/office/drawing/2016/5/10/chartex" xmlns:cx5="http://schemas.microsoft.com/office/drawing/2016/5/11/chartex" xmlns:cx6="http://schemas.microsoft.com/office/drawing/2016/5/12/chartex" xmlns:cx7="http://schemas.microsoft.com/office/drawing/2016/5/13/chartex" xmlns:cx8="http://schemas.microsoft.com/office/drawing/2016/5/14/chartex" xmlns:mc="http://schemas.openxmlformats.org/markup-compatibility/2006" xmlns:aink="http://schemas.microsoft.com/office/drawing/2016/ink" xmlns:am3d="http://schemas.microsoft.com/office/drawing/2017/model3d" xmlns:o="urn:schemas-microsoft-com:office:office" xmlns:oel="http://schemas.microsoft.com/office/2019/extlst" xmlns:r="http://schemas.openxmlformats.org/officeDocument/2006/relationships" xmlns:m="http://schemas.openxmlformats.org/officeDocument/2006/math" xmlns:v="urn:schemas-microsoft-com:vml" xmlns:wp14="http://schemas.microsoft.com/office/word/2010/wordprocessingDrawing" xmlns:wp="http://schemas.openxmlformats.org/drawingml/2006/wordprocessingDrawing" xmlns:w10="urn:schemas-microsoft-com:office:word" xmlns:w="http://schemas.openxmlformats.org/wordprocessingml/2006/main" xmlns:w14="http://schemas.microsoft.com/office/word/2010/wordml" xmlns:w15="http://schemas.microsoft.com/office/word/2012/wordml" xmlns:w16cex="http://schemas.microsoft.com/office/word/2018/wordml/cex" xmlns:w16cid="http://schemas.microsoft.com/office/word/2016/wordml/cid" xmlns:w16="http://schemas.microsoft.com/office/word/2018/wordml" xmlns:w16du="http://schemas.microsoft.com/office/word/2023/wordml/word16du" xmlns:w16sdtdh="http://schemas.microsoft.com/office/word/2020/wordml/sdtdatahash" xmlns:w16sdtfl="http://schemas.microsoft.com/office/word/2024/wordml/sdtformatlock" xmlns:w16se="http://schemas.microsoft.com/office/word/2015/wordml/symex" xmlns:wpg="http://schemas.microsoft.com/office/word/2010/wordprocessingGroup" xmlns:wpi="http://schemas.microsoft.com/office/word/2010/wordprocessingInk" xmlns:wne="http://schemas.microsoft.com/office/word/2006/wordml" xmlns:wps="http://schemas.microsoft.com/office/word/2010/wordprocessingShape" mc:Ignorable="w14 w15 w16se w16cid w16 w16cex w16sdtdh w16sdtfl w16du wp14">
+<w:endnotes xmlns:wpc="http://schemas.microsoft.com/office/word/2010/wordprocessingCanvas" xmlns:cx="http://schemas.microsoft.com/office/drawing/2014/chartex" xmlns:cx1="http://schemas.microsoft.com/office/drawing/2015/9/8/chartex" xmlns:cx2="http://schemas.microsoft.com/office/drawing/2015/10/21/chartex" xmlns:cx3="http://schemas.microsoft.com/office/drawing/2016/5/9/chartex" xmlns:cx4="http://schemas.microsoft.com/office/drawing/2016/5/10/chartex" xmlns:cx5="http://schemas.microsoft.com/office/drawing/2016/5/11/chartex" xmlns:cx6="http://schemas.microsoft.com/office/drawing/2016/5/12/chartex" xmlns:cx7="http://schemas.microsoft.com/office/drawing/2016/5/13/chartex" xmlns:cx8="http://schemas.microsoft.com/office/drawing/2016/5/14/chartex" xmlns:mc="http://schemas.openxmlformats.org/markup-compatibility/2006" xmlns:aink="http://schemas.microsoft.com/office/drawing/2016/ink" xmlns:am3d="http://schemas.microsoft.com/office/drawing/2017/model3d" xmlns:o="urn:schemas-microsoft-com:office:office" xmlns:r="http://schemas.openxmlformats.org/officeDocument/2006/relationships" xmlns:m="http://schemas.openxmlformats.org/officeDocument/2006/math" xmlns:v="urn:schemas-microsoft-com:vml" xmlns:wp14="http://schemas.microsoft.com/office/word/2010/wordprocessingDrawing" xmlns:wp="http://schemas.openxmlformats.org/drawingml/2006/wordprocessingDrawing" xmlns:w10="urn:schemas-microsoft-com:office:word" xmlns:w="http://schemas.openxmlformats.org/wordprocessingml/2006/main" xmlns:w14="http://schemas.microsoft.com/office/word/2010/wordml" xmlns:w15="http://schemas.microsoft.com/office/word/2012/wordml" xmlns:w16cex="http://schemas.microsoft.com/office/word/2018/wordml/cex" xmlns:w16cid="http://schemas.microsoft.com/office/word/2016/wordml/cid" xmlns:w16="http://schemas.microsoft.com/office/word/2018/wordml" xmlns:w16sdtdh="http://schemas.microsoft.com/office/word/2020/wordml/sdtdatahash" xmlns:w16se="http://schemas.microsoft.com/office/word/2015/wordml/symex" xmlns:wpg="http://schemas.microsoft.com/office/word/2010/wordprocessingGroup" xmlns:wpi="http://schemas.microsoft.com/office/word/2010/wordprocessingInk" xmlns:wne="http://schemas.microsoft.com/office/word/2006/wordml" xmlns:wps="http://schemas.microsoft.com/office/word/2010/wordprocessingShape" mc:Ignorable="w14 w15 w16se w16cid w16 w16cex w16sdtdh wp14">
   <w:endnote w:type="separator" w:id="-1">
     <w:p>
       <w:r>
@@ -8129,10 +9308,10 @@
 </file>
 
 <file path=word/footer1.xml><?xml version="1.0" encoding="utf-8"?>
-<w:ftr xmlns:wpc="http://schemas.microsoft.com/office/word/2010/wordprocessingCanvas" xmlns:cx="http://schemas.microsoft.com/office/drawing/2014/chartex" xmlns:cx1="http://schemas.microsoft.com/office/drawing/2015/9/8/chartex" xmlns:cx2="http://schemas.microsoft.com/office/drawing/2015/10/21/chartex" xmlns:cx3="http://schemas.microsoft.com/office/drawing/2016/5/9/chartex" xmlns:cx4="http://schemas.microsoft.com/office/drawing/2016/5/10/chartex" xmlns:cx5="http://schemas.microsoft.com/office/drawing/2016/5/11/chartex" xmlns:cx6="http://schemas.microsoft.com/office/drawing/2016/5/12/chartex" xmlns:cx7="http://schemas.microsoft.com/office/drawing/2016/5/13/chartex" xmlns:cx8="http://schemas.microsoft.com/office/drawing/2016/5/14/chartex" xmlns:mc="http://schemas.openxmlformats.org/markup-compatibility/2006" xmlns:aink="http://schemas.microsoft.com/office/drawing/2016/ink" xmlns:am3d="http://schemas.microsoft.com/office/drawing/2017/model3d" xmlns:o="urn:schemas-microsoft-com:office:office" xmlns:oel="http://schemas.microsoft.com/office/2019/extlst" xmlns:r="http://schemas.openxmlformats.org/officeDocument/2006/relationships" xmlns:m="http://schemas.openxmlformats.org/officeDocument/2006/math" xmlns:v="urn:schemas-microsoft-com:vml" xmlns:wp14="http://schemas.microsoft.com/office/word/2010/wordprocessingDrawing" xmlns:wp="http://schemas.openxmlformats.org/drawingml/2006/wordprocessingDrawing" xmlns:w10="urn:schemas-microsoft-com:office:word" xmlns:w="http://schemas.openxmlformats.org/wordprocessingml/2006/main" xmlns:w14="http://schemas.microsoft.com/office/word/2010/wordml" xmlns:w15="http://schemas.microsoft.com/office/word/2012/wordml" xmlns:w16cex="http://schemas.microsoft.com/office/word/2018/wordml/cex" xmlns:w16cid="http://schemas.microsoft.com/office/word/2016/wordml/cid" xmlns:w16="http://schemas.microsoft.com/office/word/2018/wordml" xmlns:w16du="http://schemas.microsoft.com/office/word/2023/wordml/word16du" xmlns:w16sdtdh="http://schemas.microsoft.com/office/word/2020/wordml/sdtdatahash" xmlns:w16sdtfl="http://schemas.microsoft.com/office/word/2024/wordml/sdtformatlock" xmlns:w16se="http://schemas.microsoft.com/office/word/2015/wordml/symex" xmlns:wpg="http://schemas.microsoft.com/office/word/2010/wordprocessingGroup" xmlns:wpi="http://schemas.microsoft.com/office/word/2010/wordprocessingInk" xmlns:wne="http://schemas.microsoft.com/office/word/2006/wordml" xmlns:wps="http://schemas.microsoft.com/office/word/2010/wordprocessingShape" mc:Ignorable="w14 w15 w16se w16cid w16 w16cex w16sdtdh w16sdtfl w16du wp14">
+<w:ftr xmlns:wpc="http://schemas.microsoft.com/office/word/2010/wordprocessingCanvas" xmlns:cx="http://schemas.microsoft.com/office/drawing/2014/chartex" xmlns:cx1="http://schemas.microsoft.com/office/drawing/2015/9/8/chartex" xmlns:cx2="http://schemas.microsoft.com/office/drawing/2015/10/21/chartex" xmlns:cx3="http://schemas.microsoft.com/office/drawing/2016/5/9/chartex" xmlns:cx4="http://schemas.microsoft.com/office/drawing/2016/5/10/chartex" xmlns:cx5="http://schemas.microsoft.com/office/drawing/2016/5/11/chartex" xmlns:cx6="http://schemas.microsoft.com/office/drawing/2016/5/12/chartex" xmlns:cx7="http://schemas.microsoft.com/office/drawing/2016/5/13/chartex" xmlns:cx8="http://schemas.microsoft.com/office/drawing/2016/5/14/chartex" xmlns:mc="http://schemas.openxmlformats.org/markup-compatibility/2006" xmlns:aink="http://schemas.microsoft.com/office/drawing/2016/ink" xmlns:am3d="http://schemas.microsoft.com/office/drawing/2017/model3d" xmlns:o="urn:schemas-microsoft-com:office:office" xmlns:r="http://schemas.openxmlformats.org/officeDocument/2006/relationships" xmlns:m="http://schemas.openxmlformats.org/officeDocument/2006/math" xmlns:v="urn:schemas-microsoft-com:vml" xmlns:wp14="http://schemas.microsoft.com/office/word/2010/wordprocessingDrawing" xmlns:wp="http://schemas.openxmlformats.org/drawingml/2006/wordprocessingDrawing" xmlns:w10="urn:schemas-microsoft-com:office:word" xmlns:w="http://schemas.openxmlformats.org/wordprocessingml/2006/main" xmlns:w14="http://schemas.microsoft.com/office/word/2010/wordml" xmlns:w15="http://schemas.microsoft.com/office/word/2012/wordml" xmlns:w16cex="http://schemas.microsoft.com/office/word/2018/wordml/cex" xmlns:w16cid="http://schemas.microsoft.com/office/word/2016/wordml/cid" xmlns:w16="http://schemas.microsoft.com/office/word/2018/wordml" xmlns:w16sdtdh="http://schemas.microsoft.com/office/word/2020/wordml/sdtdatahash" xmlns:w16se="http://schemas.microsoft.com/office/word/2015/wordml/symex" xmlns:wpg="http://schemas.microsoft.com/office/word/2010/wordprocessingGroup" xmlns:wpi="http://schemas.microsoft.com/office/word/2010/wordprocessingInk" xmlns:wne="http://schemas.microsoft.com/office/word/2006/wordml" xmlns:wps="http://schemas.microsoft.com/office/word/2010/wordprocessingShape" mc:Ignorable="w14 w15 w16se w16cid w16 w16cex w16sdtdh wp14">
   <w:p>
     <w:pPr>
-      <w:pStyle w:val="a6"/>
+      <w:pStyle w:val="Footer"/>
       <w:jc w:val="center"/>
     </w:pPr>
   </w:p>
@@ -8140,7 +9319,7 @@
 </file>
 
 <file path=word/footnotes.xml><?xml version="1.0" encoding="utf-8"?>
-<w:footnotes xmlns:wpc="http://schemas.microsoft.com/office/word/2010/wordprocessingCanvas" xmlns:cx="http://schemas.microsoft.com/office/drawing/2014/chartex" xmlns:cx1="http://schemas.microsoft.com/office/drawing/2015/9/8/chartex" xmlns:cx2="http://schemas.microsoft.com/office/drawing/2015/10/21/chartex" xmlns:cx3="http://schemas.microsoft.com/office/drawing/2016/5/9/chartex" xmlns:cx4="http://schemas.microsoft.com/office/drawing/2016/5/10/chartex" xmlns:cx5="http://schemas.microsoft.com/office/drawing/2016/5/11/chartex" xmlns:cx6="http://schemas.microsoft.com/office/drawing/2016/5/12/chartex" xmlns:cx7="http://schemas.microsoft.com/office/drawing/2016/5/13/chartex" xmlns:cx8="http://schemas.microsoft.com/office/drawing/2016/5/14/chartex" xmlns:mc="http://schemas.openxmlformats.org/markup-compatibility/2006" xmlns:aink="http://schemas.microsoft.com/office/drawing/2016/ink" xmlns:am3d="http://schemas.microsoft.com/office/drawing/2017/model3d" xmlns:o="urn:schemas-microsoft-com:office:office" xmlns:oel="http://schemas.microsoft.com/office/2019/extlst" xmlns:r="http://schemas.openxmlformats.org/officeDocument/2006/relationships" xmlns:m="http://schemas.openxmlformats.org/officeDocument/2006/math" xmlns:v="urn:schemas-microsoft-com:vml" xmlns:wp14="http://schemas.microsoft.com/office/word/2010/wordprocessingDrawing" xmlns:wp="http://schemas.openxmlformats.org/drawingml/2006/wordprocessingDrawing" xmlns:w10="urn:schemas-microsoft-com:office:word" xmlns:w="http://schemas.openxmlformats.org/wordprocessingml/2006/main" xmlns:w14="http://schemas.microsoft.com/office/word/2010/wordml" xmlns:w15="http://schemas.microsoft.com/office/word/2012/wordml" xmlns:w16cex="http://schemas.microsoft.com/office/word/2018/wordml/cex" xmlns:w16cid="http://schemas.microsoft.com/office/word/2016/wordml/cid" xmlns:w16="http://schemas.microsoft.com/office/word/2018/wordml" xmlns:w16du="http://schemas.microsoft.com/office/word/2023/wordml/word16du" xmlns:w16sdtdh="http://schemas.microsoft.com/office/word/2020/wordml/sdtdatahash" xmlns:w16sdtfl="http://schemas.microsoft.com/office/word/2024/wordml/sdtformatlock" xmlns:w16se="http://schemas.microsoft.com/office/word/2015/wordml/symex" xmlns:wpg="http://schemas.microsoft.com/office/word/2010/wordprocessingGroup" xmlns:wpi="http://schemas.microsoft.com/office/word/2010/wordprocessingInk" xmlns:wne="http://schemas.microsoft.com/office/word/2006/wordml" xmlns:wps="http://schemas.microsoft.com/office/word/2010/wordprocessingShape" mc:Ignorable="w14 w15 w16se w16cid w16 w16cex w16sdtdh w16sdtfl w16du wp14">
+<w:footnotes xmlns:wpc="http://schemas.microsoft.com/office/word/2010/wordprocessingCanvas" xmlns:cx="http://schemas.microsoft.com/office/drawing/2014/chartex" xmlns:cx1="http://schemas.microsoft.com/office/drawing/2015/9/8/chartex" xmlns:cx2="http://schemas.microsoft.com/office/drawing/2015/10/21/chartex" xmlns:cx3="http://schemas.microsoft.com/office/drawing/2016/5/9/chartex" xmlns:cx4="http://schemas.microsoft.com/office/drawing/2016/5/10/chartex" xmlns:cx5="http://schemas.microsoft.com/office/drawing/2016/5/11/chartex" xmlns:cx6="http://schemas.microsoft.com/office/drawing/2016/5/12/chartex" xmlns:cx7="http://schemas.microsoft.com/office/drawing/2016/5/13/chartex" xmlns:cx8="http://schemas.microsoft.com/office/drawing/2016/5/14/chartex" xmlns:mc="http://schemas.openxmlformats.org/markup-compatibility/2006" xmlns:aink="http://schemas.microsoft.com/office/drawing/2016/ink" xmlns:am3d="http://schemas.microsoft.com/office/drawing/2017/model3d" xmlns:o="urn:schemas-microsoft-com:office:office" xmlns:r="http://schemas.openxmlformats.org/officeDocument/2006/relationships" xmlns:m="http://schemas.openxmlformats.org/officeDocument/2006/math" xmlns:v="urn:schemas-microsoft-com:vml" xmlns:wp14="http://schemas.microsoft.com/office/word/2010/wordprocessingDrawing" xmlns:wp="http://schemas.openxmlformats.org/drawingml/2006/wordprocessingDrawing" xmlns:w10="urn:schemas-microsoft-com:office:word" xmlns:w="http://schemas.openxmlformats.org/wordprocessingml/2006/main" xmlns:w14="http://schemas.microsoft.com/office/word/2010/wordml" xmlns:w15="http://schemas.microsoft.com/office/word/2012/wordml" xmlns:w16cex="http://schemas.microsoft.com/office/word/2018/wordml/cex" xmlns:w16cid="http://schemas.microsoft.com/office/word/2016/wordml/cid" xmlns:w16="http://schemas.microsoft.com/office/word/2018/wordml" xmlns:w16sdtdh="http://schemas.microsoft.com/office/word/2020/wordml/sdtdatahash" xmlns:w16se="http://schemas.microsoft.com/office/word/2015/wordml/symex" xmlns:wpg="http://schemas.microsoft.com/office/word/2010/wordprocessingGroup" xmlns:wpi="http://schemas.microsoft.com/office/word/2010/wordprocessingInk" xmlns:wne="http://schemas.microsoft.com/office/word/2006/wordml" xmlns:wps="http://schemas.microsoft.com/office/word/2010/wordprocessingShape" mc:Ignorable="w14 w15 w16se w16cid w16 w16cex w16sdtdh wp14">
   <w:footnote w:type="separator" w:id="-1">
     <w:p>
       <w:r>
@@ -8159,10 +9338,10 @@
 </file>
 
 <file path=word/header1.xml><?xml version="1.0" encoding="utf-8"?>
-<w:hdr xmlns:wpc="http://schemas.microsoft.com/office/word/2010/wordprocessingCanvas" xmlns:cx="http://schemas.microsoft.com/office/drawing/2014/chartex" xmlns:cx1="http://schemas.microsoft.com/office/drawing/2015/9/8/chartex" xmlns:cx2="http://schemas.microsoft.com/office/drawing/2015/10/21/chartex" xmlns:cx3="http://schemas.microsoft.com/office/drawing/2016/5/9/chartex" xmlns:cx4="http://schemas.microsoft.com/office/drawing/2016/5/10/chartex" xmlns:cx5="http://schemas.microsoft.com/office/drawing/2016/5/11/chartex" xmlns:cx6="http://schemas.microsoft.com/office/drawing/2016/5/12/chartex" xmlns:cx7="http://schemas.microsoft.com/office/drawing/2016/5/13/chartex" xmlns:cx8="http://schemas.microsoft.com/office/drawing/2016/5/14/chartex" xmlns:mc="http://schemas.openxmlformats.org/markup-compatibility/2006" xmlns:aink="http://schemas.microsoft.com/office/drawing/2016/ink" xmlns:am3d="http://schemas.microsoft.com/office/drawing/2017/model3d" xmlns:o="urn:schemas-microsoft-com:office:office" xmlns:oel="http://schemas.microsoft.com/office/2019/extlst" xmlns:r="http://schemas.openxmlformats.org/officeDocument/2006/relationships" xmlns:m="http://schemas.openxmlformats.org/officeDocument/2006/math" xmlns:v="urn:schemas-microsoft-com:vml" xmlns:wp14="http://schemas.microsoft.com/office/word/2010/wordprocessingDrawing" xmlns:wp="http://schemas.openxmlformats.org/drawingml/2006/wordprocessingDrawing" xmlns:w10="urn:schemas-microsoft-com:office:word" xmlns:w="http://schemas.openxmlformats.org/wordprocessingml/2006/main" xmlns:w14="http://schemas.microsoft.com/office/word/2010/wordml" xmlns:w15="http://schemas.microsoft.com/office/word/2012/wordml" xmlns:w16cex="http://schemas.microsoft.com/office/word/2018/wordml/cex" xmlns:w16cid="http://schemas.microsoft.com/office/word/2016/wordml/cid" xmlns:w16="http://schemas.microsoft.com/office/word/2018/wordml" xmlns:w16du="http://schemas.microsoft.com/office/word/2023/wordml/word16du" xmlns:w16sdtdh="http://schemas.microsoft.com/office/word/2020/wordml/sdtdatahash" xmlns:w16sdtfl="http://schemas.microsoft.com/office/word/2024/wordml/sdtformatlock" xmlns:w16se="http://schemas.microsoft.com/office/word/2015/wordml/symex" xmlns:wpg="http://schemas.microsoft.com/office/word/2010/wordprocessingGroup" xmlns:wpi="http://schemas.microsoft.com/office/word/2010/wordprocessingInk" xmlns:wne="http://schemas.microsoft.com/office/word/2006/wordml" xmlns:wps="http://schemas.microsoft.com/office/word/2010/wordprocessingShape" mc:Ignorable="w14 w15 w16se w16cid w16 w16cex w16sdtdh w16sdtfl w16du wp14">
+<w:hdr xmlns:wpc="http://schemas.microsoft.com/office/word/2010/wordprocessingCanvas" xmlns:cx="http://schemas.microsoft.com/office/drawing/2014/chartex" xmlns:cx1="http://schemas.microsoft.com/office/drawing/2015/9/8/chartex" xmlns:cx2="http://schemas.microsoft.com/office/drawing/2015/10/21/chartex" xmlns:cx3="http://schemas.microsoft.com/office/drawing/2016/5/9/chartex" xmlns:cx4="http://schemas.microsoft.com/office/drawing/2016/5/10/chartex" xmlns:cx5="http://schemas.microsoft.com/office/drawing/2016/5/11/chartex" xmlns:cx6="http://schemas.microsoft.com/office/drawing/2016/5/12/chartex" xmlns:cx7="http://schemas.microsoft.com/office/drawing/2016/5/13/chartex" xmlns:cx8="http://schemas.microsoft.com/office/drawing/2016/5/14/chartex" xmlns:mc="http://schemas.openxmlformats.org/markup-compatibility/2006" xmlns:aink="http://schemas.microsoft.com/office/drawing/2016/ink" xmlns:am3d="http://schemas.microsoft.com/office/drawing/2017/model3d" xmlns:o="urn:schemas-microsoft-com:office:office" xmlns:r="http://schemas.openxmlformats.org/officeDocument/2006/relationships" xmlns:m="http://schemas.openxmlformats.org/officeDocument/2006/math" xmlns:v="urn:schemas-microsoft-com:vml" xmlns:wp14="http://schemas.microsoft.com/office/word/2010/wordprocessingDrawing" xmlns:wp="http://schemas.openxmlformats.org/drawingml/2006/wordprocessingDrawing" xmlns:w10="urn:schemas-microsoft-com:office:word" xmlns:w="http://schemas.openxmlformats.org/wordprocessingml/2006/main" xmlns:w14="http://schemas.microsoft.com/office/word/2010/wordml" xmlns:w15="http://schemas.microsoft.com/office/word/2012/wordml" xmlns:w16cex="http://schemas.microsoft.com/office/word/2018/wordml/cex" xmlns:w16cid="http://schemas.microsoft.com/office/word/2016/wordml/cid" xmlns:w16="http://schemas.microsoft.com/office/word/2018/wordml" xmlns:w16sdtdh="http://schemas.microsoft.com/office/word/2020/wordml/sdtdatahash" xmlns:w16se="http://schemas.microsoft.com/office/word/2015/wordml/symex" xmlns:wpg="http://schemas.microsoft.com/office/word/2010/wordprocessingGroup" xmlns:wpi="http://schemas.microsoft.com/office/word/2010/wordprocessingInk" xmlns:wne="http://schemas.microsoft.com/office/word/2006/wordml" xmlns:wps="http://schemas.microsoft.com/office/word/2010/wordprocessingShape" mc:Ignorable="w14 w15 w16se w16cid w16 w16cex w16sdtdh wp14">
   <w:p>
     <w:pPr>
-      <w:pStyle w:val="a4"/>
+      <w:pStyle w:val="Header"/>
       <w:tabs>
         <w:tab w:val="clear" w:pos="4513"/>
         <w:tab w:val="clear" w:pos="9026"/>
@@ -8179,7 +9358,7 @@
 </file>
 
 <file path=word/header2.xml><?xml version="1.0" encoding="utf-8"?>
-<w:hdr xmlns:wpc="http://schemas.microsoft.com/office/word/2010/wordprocessingCanvas" xmlns:cx="http://schemas.microsoft.com/office/drawing/2014/chartex" xmlns:cx1="http://schemas.microsoft.com/office/drawing/2015/9/8/chartex" xmlns:cx2="http://schemas.microsoft.com/office/drawing/2015/10/21/chartex" xmlns:cx3="http://schemas.microsoft.com/office/drawing/2016/5/9/chartex" xmlns:cx4="http://schemas.microsoft.com/office/drawing/2016/5/10/chartex" xmlns:cx5="http://schemas.microsoft.com/office/drawing/2016/5/11/chartex" xmlns:cx6="http://schemas.microsoft.com/office/drawing/2016/5/12/chartex" xmlns:cx7="http://schemas.microsoft.com/office/drawing/2016/5/13/chartex" xmlns:cx8="http://schemas.microsoft.com/office/drawing/2016/5/14/chartex" xmlns:mc="http://schemas.openxmlformats.org/markup-compatibility/2006" xmlns:aink="http://schemas.microsoft.com/office/drawing/2016/ink" xmlns:am3d="http://schemas.microsoft.com/office/drawing/2017/model3d" xmlns:o="urn:schemas-microsoft-com:office:office" xmlns:oel="http://schemas.microsoft.com/office/2019/extlst" xmlns:r="http://schemas.openxmlformats.org/officeDocument/2006/relationships" xmlns:m="http://schemas.openxmlformats.org/officeDocument/2006/math" xmlns:v="urn:schemas-microsoft-com:vml" xmlns:wp14="http://schemas.microsoft.com/office/word/2010/wordprocessingDrawing" xmlns:wp="http://schemas.openxmlformats.org/drawingml/2006/wordprocessingDrawing" xmlns:w10="urn:schemas-microsoft-com:office:word" xmlns:w="http://schemas.openxmlformats.org/wordprocessingml/2006/main" xmlns:w14="http://schemas.microsoft.com/office/word/2010/wordml" xmlns:w15="http://schemas.microsoft.com/office/word/2012/wordml" xmlns:w16cex="http://schemas.microsoft.com/office/word/2018/wordml/cex" xmlns:w16cid="http://schemas.microsoft.com/office/word/2016/wordml/cid" xmlns:w16="http://schemas.microsoft.com/office/word/2018/wordml" xmlns:w16du="http://schemas.microsoft.com/office/word/2023/wordml/word16du" xmlns:w16sdtdh="http://schemas.microsoft.com/office/word/2020/wordml/sdtdatahash" xmlns:w16sdtfl="http://schemas.microsoft.com/office/word/2024/wordml/sdtformatlock" xmlns:w16se="http://schemas.microsoft.com/office/word/2015/wordml/symex" xmlns:wpg="http://schemas.microsoft.com/office/word/2010/wordprocessingGroup" xmlns:wpi="http://schemas.microsoft.com/office/word/2010/wordprocessingInk" xmlns:wne="http://schemas.microsoft.com/office/word/2006/wordml" xmlns:wps="http://schemas.microsoft.com/office/word/2010/wordprocessingShape" mc:Ignorable="w14 w15 w16se w16cid w16 w16cex w16sdtdh w16sdtfl w16du wp14">
+<w:hdr xmlns:wpc="http://schemas.microsoft.com/office/word/2010/wordprocessingCanvas" xmlns:cx="http://schemas.microsoft.com/office/drawing/2014/chartex" xmlns:cx1="http://schemas.microsoft.com/office/drawing/2015/9/8/chartex" xmlns:cx2="http://schemas.microsoft.com/office/drawing/2015/10/21/chartex" xmlns:cx3="http://schemas.microsoft.com/office/drawing/2016/5/9/chartex" xmlns:cx4="http://schemas.microsoft.com/office/drawing/2016/5/10/chartex" xmlns:cx5="http://schemas.microsoft.com/office/drawing/2016/5/11/chartex" xmlns:cx6="http://schemas.microsoft.com/office/drawing/2016/5/12/chartex" xmlns:cx7="http://schemas.microsoft.com/office/drawing/2016/5/13/chartex" xmlns:cx8="http://schemas.microsoft.com/office/drawing/2016/5/14/chartex" xmlns:mc="http://schemas.openxmlformats.org/markup-compatibility/2006" xmlns:aink="http://schemas.microsoft.com/office/drawing/2016/ink" xmlns:am3d="http://schemas.microsoft.com/office/drawing/2017/model3d" xmlns:o="urn:schemas-microsoft-com:office:office" xmlns:r="http://schemas.openxmlformats.org/officeDocument/2006/relationships" xmlns:m="http://schemas.openxmlformats.org/officeDocument/2006/math" xmlns:v="urn:schemas-microsoft-com:vml" xmlns:wp14="http://schemas.microsoft.com/office/word/2010/wordprocessingDrawing" xmlns:wp="http://schemas.openxmlformats.org/drawingml/2006/wordprocessingDrawing" xmlns:w10="urn:schemas-microsoft-com:office:word" xmlns:w="http://schemas.openxmlformats.org/wordprocessingml/2006/main" xmlns:w14="http://schemas.microsoft.com/office/word/2010/wordml" xmlns:w15="http://schemas.microsoft.com/office/word/2012/wordml" xmlns:w16cex="http://schemas.microsoft.com/office/word/2018/wordml/cex" xmlns:w16cid="http://schemas.microsoft.com/office/word/2016/wordml/cid" xmlns:w16="http://schemas.microsoft.com/office/word/2018/wordml" xmlns:w16sdtdh="http://schemas.microsoft.com/office/word/2020/wordml/sdtdatahash" xmlns:w16se="http://schemas.microsoft.com/office/word/2015/wordml/symex" xmlns:wpg="http://schemas.microsoft.com/office/word/2010/wordprocessingGroup" xmlns:wpi="http://schemas.microsoft.com/office/word/2010/wordprocessingInk" xmlns:wne="http://schemas.microsoft.com/office/word/2006/wordml" xmlns:wps="http://schemas.microsoft.com/office/word/2010/wordprocessingShape" mc:Ignorable="w14 w15 w16se w16cid w16 w16cex w16sdtdh wp14">
   <w:sdt>
     <w:sdtPr>
       <w:id w:val="503645737"/>
@@ -8188,10 +9367,11 @@
         <w:docPartUnique/>
       </w:docPartObj>
     </w:sdtPr>
+    <w:sdtEndPr/>
     <w:sdtContent>
       <w:p>
         <w:pPr>
-          <w:pStyle w:val="a4"/>
+          <w:pStyle w:val="Header"/>
           <w:jc w:val="right"/>
         </w:pPr>
         <w:r>
@@ -8243,7 +9423,7 @@
 </file>
 
 <file path=word/header3.xml><?xml version="1.0" encoding="utf-8"?>
-<w:hdr xmlns:wpc="http://schemas.microsoft.com/office/word/2010/wordprocessingCanvas" xmlns:cx="http://schemas.microsoft.com/office/drawing/2014/chartex" xmlns:cx1="http://schemas.microsoft.com/office/drawing/2015/9/8/chartex" xmlns:cx2="http://schemas.microsoft.com/office/drawing/2015/10/21/chartex" xmlns:cx3="http://schemas.microsoft.com/office/drawing/2016/5/9/chartex" xmlns:cx4="http://schemas.microsoft.com/office/drawing/2016/5/10/chartex" xmlns:cx5="http://schemas.microsoft.com/office/drawing/2016/5/11/chartex" xmlns:cx6="http://schemas.microsoft.com/office/drawing/2016/5/12/chartex" xmlns:cx7="http://schemas.microsoft.com/office/drawing/2016/5/13/chartex" xmlns:cx8="http://schemas.microsoft.com/office/drawing/2016/5/14/chartex" xmlns:mc="http://schemas.openxmlformats.org/markup-compatibility/2006" xmlns:aink="http://schemas.microsoft.com/office/drawing/2016/ink" xmlns:am3d="http://schemas.microsoft.com/office/drawing/2017/model3d" xmlns:o="urn:schemas-microsoft-com:office:office" xmlns:oel="http://schemas.microsoft.com/office/2019/extlst" xmlns:r="http://schemas.openxmlformats.org/officeDocument/2006/relationships" xmlns:m="http://schemas.openxmlformats.org/officeDocument/2006/math" xmlns:v="urn:schemas-microsoft-com:vml" xmlns:wp14="http://schemas.microsoft.com/office/word/2010/wordprocessingDrawing" xmlns:wp="http://schemas.openxmlformats.org/drawingml/2006/wordprocessingDrawing" xmlns:w10="urn:schemas-microsoft-com:office:word" xmlns:w="http://schemas.openxmlformats.org/wordprocessingml/2006/main" xmlns:w14="http://schemas.microsoft.com/office/word/2010/wordml" xmlns:w15="http://schemas.microsoft.com/office/word/2012/wordml" xmlns:w16cex="http://schemas.microsoft.com/office/word/2018/wordml/cex" xmlns:w16cid="http://schemas.microsoft.com/office/word/2016/wordml/cid" xmlns:w16="http://schemas.microsoft.com/office/word/2018/wordml" xmlns:w16du="http://schemas.microsoft.com/office/word/2023/wordml/word16du" xmlns:w16sdtdh="http://schemas.microsoft.com/office/word/2020/wordml/sdtdatahash" xmlns:w16sdtfl="http://schemas.microsoft.com/office/word/2024/wordml/sdtformatlock" xmlns:w16se="http://schemas.microsoft.com/office/word/2015/wordml/symex" xmlns:wpg="http://schemas.microsoft.com/office/word/2010/wordprocessingGroup" xmlns:wpi="http://schemas.microsoft.com/office/word/2010/wordprocessingInk" xmlns:wne="http://schemas.microsoft.com/office/word/2006/wordml" xmlns:wps="http://schemas.microsoft.com/office/word/2010/wordprocessingShape" mc:Ignorable="w14 w15 w16se w16cid w16 w16cex w16sdtdh w16sdtfl w16du wp14">
+<w:hdr xmlns:wpc="http://schemas.microsoft.com/office/word/2010/wordprocessingCanvas" xmlns:cx="http://schemas.microsoft.com/office/drawing/2014/chartex" xmlns:cx1="http://schemas.microsoft.com/office/drawing/2015/9/8/chartex" xmlns:cx2="http://schemas.microsoft.com/office/drawing/2015/10/21/chartex" xmlns:cx3="http://schemas.microsoft.com/office/drawing/2016/5/9/chartex" xmlns:cx4="http://schemas.microsoft.com/office/drawing/2016/5/10/chartex" xmlns:cx5="http://schemas.microsoft.com/office/drawing/2016/5/11/chartex" xmlns:cx6="http://schemas.microsoft.com/office/drawing/2016/5/12/chartex" xmlns:cx7="http://schemas.microsoft.com/office/drawing/2016/5/13/chartex" xmlns:cx8="http://schemas.microsoft.com/office/drawing/2016/5/14/chartex" xmlns:mc="http://schemas.openxmlformats.org/markup-compatibility/2006" xmlns:aink="http://schemas.microsoft.com/office/drawing/2016/ink" xmlns:am3d="http://schemas.microsoft.com/office/drawing/2017/model3d" xmlns:o="urn:schemas-microsoft-com:office:office" xmlns:r="http://schemas.openxmlformats.org/officeDocument/2006/relationships" xmlns:m="http://schemas.openxmlformats.org/officeDocument/2006/math" xmlns:v="urn:schemas-microsoft-com:vml" xmlns:wp14="http://schemas.microsoft.com/office/word/2010/wordprocessingDrawing" xmlns:wp="http://schemas.openxmlformats.org/drawingml/2006/wordprocessingDrawing" xmlns:w10="urn:schemas-microsoft-com:office:word" xmlns:w="http://schemas.openxmlformats.org/wordprocessingml/2006/main" xmlns:w14="http://schemas.microsoft.com/office/word/2010/wordml" xmlns:w15="http://schemas.microsoft.com/office/word/2012/wordml" xmlns:w16cex="http://schemas.microsoft.com/office/word/2018/wordml/cex" xmlns:w16cid="http://schemas.microsoft.com/office/word/2016/wordml/cid" xmlns:w16="http://schemas.microsoft.com/office/word/2018/wordml" xmlns:w16sdtdh="http://schemas.microsoft.com/office/word/2020/wordml/sdtdatahash" xmlns:w16se="http://schemas.microsoft.com/office/word/2015/wordml/symex" xmlns:wpg="http://schemas.microsoft.com/office/word/2010/wordprocessingGroup" xmlns:wpi="http://schemas.microsoft.com/office/word/2010/wordprocessingInk" xmlns:wne="http://schemas.microsoft.com/office/word/2006/wordml" xmlns:wps="http://schemas.microsoft.com/office/word/2010/wordprocessingShape" mc:Ignorable="w14 w15 w16se w16cid w16 w16cex w16sdtdh wp14">
   <w:sdt>
     <w:sdtPr>
       <w:id w:val="815151856"/>
@@ -8260,7 +9440,7 @@
     <w:sdtContent>
       <w:p>
         <w:pPr>
-          <w:pStyle w:val="a4"/>
+          <w:pStyle w:val="Header"/>
           <w:jc w:val="right"/>
         </w:pPr>
         <w:r>
@@ -8312,7 +9492,7 @@
 </file>
 
 <file path=word/numbering.xml><?xml version="1.0" encoding="utf-8"?>
-<w:numbering xmlns:wpc="http://schemas.microsoft.com/office/word/2010/wordprocessingCanvas" xmlns:cx="http://schemas.microsoft.com/office/drawing/2014/chartex" xmlns:cx1="http://schemas.microsoft.com/office/drawing/2015/9/8/chartex" xmlns:cx2="http://schemas.microsoft.com/office/drawing/2015/10/21/chartex" xmlns:cx3="http://schemas.microsoft.com/office/drawing/2016/5/9/chartex" xmlns:cx4="http://schemas.microsoft.com/office/drawing/2016/5/10/chartex" xmlns:cx5="http://schemas.microsoft.com/office/drawing/2016/5/11/chartex" xmlns:cx6="http://schemas.microsoft.com/office/drawing/2016/5/12/chartex" xmlns:cx7="http://schemas.microsoft.com/office/drawing/2016/5/13/chartex" xmlns:cx8="http://schemas.microsoft.com/office/drawing/2016/5/14/chartex" xmlns:mc="http://schemas.openxmlformats.org/markup-compatibility/2006" xmlns:aink="http://schemas.microsoft.com/office/drawing/2016/ink" xmlns:am3d="http://schemas.microsoft.com/office/drawing/2017/model3d" xmlns:o="urn:schemas-microsoft-com:office:office" xmlns:oel="http://schemas.microsoft.com/office/2019/extlst" xmlns:r="http://schemas.openxmlformats.org/officeDocument/2006/relationships" xmlns:m="http://schemas.openxmlformats.org/officeDocument/2006/math" xmlns:v="urn:schemas-microsoft-com:vml" xmlns:wp14="http://schemas.microsoft.com/office/word/2010/wordprocessingDrawing" xmlns:wp="http://schemas.openxmlformats.org/drawingml/2006/wordprocessingDrawing" xmlns:w10="urn:schemas-microsoft-com:office:word" xmlns:w="http://schemas.openxmlformats.org/wordprocessingml/2006/main" xmlns:w14="http://schemas.microsoft.com/office/word/2010/wordml" xmlns:w15="http://schemas.microsoft.com/office/word/2012/wordml" xmlns:w16cex="http://schemas.microsoft.com/office/word/2018/wordml/cex" xmlns:w16cid="http://schemas.microsoft.com/office/word/2016/wordml/cid" xmlns:w16="http://schemas.microsoft.com/office/word/2018/wordml" xmlns:w16du="http://schemas.microsoft.com/office/word/2023/wordml/word16du" xmlns:w16sdtdh="http://schemas.microsoft.com/office/word/2020/wordml/sdtdatahash" xmlns:w16sdtfl="http://schemas.microsoft.com/office/word/2024/wordml/sdtformatlock" xmlns:w16se="http://schemas.microsoft.com/office/word/2015/wordml/symex" xmlns:wpg="http://schemas.microsoft.com/office/word/2010/wordprocessingGroup" xmlns:wpi="http://schemas.microsoft.com/office/word/2010/wordprocessingInk" xmlns:wne="http://schemas.microsoft.com/office/word/2006/wordml" xmlns:wps="http://schemas.microsoft.com/office/word/2010/wordprocessingShape" mc:Ignorable="w14 w15 w16se w16cid w16 w16cex w16sdtdh w16sdtfl w16du wp14">
+<w:numbering xmlns:wpc="http://schemas.microsoft.com/office/word/2010/wordprocessingCanvas" xmlns:cx="http://schemas.microsoft.com/office/drawing/2014/chartex" xmlns:cx1="http://schemas.microsoft.com/office/drawing/2015/9/8/chartex" xmlns:cx2="http://schemas.microsoft.com/office/drawing/2015/10/21/chartex" xmlns:cx3="http://schemas.microsoft.com/office/drawing/2016/5/9/chartex" xmlns:cx4="http://schemas.microsoft.com/office/drawing/2016/5/10/chartex" xmlns:cx5="http://schemas.microsoft.com/office/drawing/2016/5/11/chartex" xmlns:cx6="http://schemas.microsoft.com/office/drawing/2016/5/12/chartex" xmlns:cx7="http://schemas.microsoft.com/office/drawing/2016/5/13/chartex" xmlns:cx8="http://schemas.microsoft.com/office/drawing/2016/5/14/chartex" xmlns:mc="http://schemas.openxmlformats.org/markup-compatibility/2006" xmlns:aink="http://schemas.microsoft.com/office/drawing/2016/ink" xmlns:am3d="http://schemas.microsoft.com/office/drawing/2017/model3d" xmlns:o="urn:schemas-microsoft-com:office:office" xmlns:r="http://schemas.openxmlformats.org/officeDocument/2006/relationships" xmlns:m="http://schemas.openxmlformats.org/officeDocument/2006/math" xmlns:v="urn:schemas-microsoft-com:vml" xmlns:wp14="http://schemas.microsoft.com/office/word/2010/wordprocessingDrawing" xmlns:wp="http://schemas.openxmlformats.org/drawingml/2006/wordprocessingDrawing" xmlns:w10="urn:schemas-microsoft-com:office:word" xmlns:w="http://schemas.openxmlformats.org/wordprocessingml/2006/main" xmlns:w14="http://schemas.microsoft.com/office/word/2010/wordml" xmlns:w15="http://schemas.microsoft.com/office/word/2012/wordml" xmlns:w16cex="http://schemas.microsoft.com/office/word/2018/wordml/cex" xmlns:w16cid="http://schemas.microsoft.com/office/word/2016/wordml/cid" xmlns:w16="http://schemas.microsoft.com/office/word/2018/wordml" xmlns:w16sdtdh="http://schemas.microsoft.com/office/word/2020/wordml/sdtdatahash" xmlns:w16se="http://schemas.microsoft.com/office/word/2015/wordml/symex" xmlns:wpg="http://schemas.microsoft.com/office/word/2010/wordprocessingGroup" xmlns:wpi="http://schemas.microsoft.com/office/word/2010/wordprocessingInk" xmlns:wne="http://schemas.microsoft.com/office/word/2006/wordml" xmlns:wps="http://schemas.microsoft.com/office/word/2010/wordprocessingShape" mc:Ignorable="w14 w15 w16se w16cid w16 w16cex w16sdtdh wp14">
   <w:abstractNum w:abstractNumId="0" w15:restartNumberingAfterBreak="0">
     <w:nsid w:val="00E457BC"/>
     <w:multiLevelType w:val="hybridMultilevel"/>
@@ -9102,6 +10282,95 @@
     </w:lvl>
   </w:abstractNum>
   <w:abstractNum w:abstractNumId="7" w15:restartNumberingAfterBreak="0">
+    <w:nsid w:val="22B3645C"/>
+    <w:multiLevelType w:val="hybridMultilevel"/>
+    <w:tmpl w:val="24507886"/>
+    <w:lvl w:ilvl="0" w:tplc="2D94E7AA">
+      <w:start w:val="1"/>
+      <w:numFmt w:val="decimal"/>
+      <w:lvlText w:val="%1)"/>
+      <w:lvlJc w:val="left"/>
+      <w:pPr>
+        <w:ind w:left="927" w:hanging="360"/>
+      </w:pPr>
+      <w:rPr>
+        <w:rFonts w:hint="default"/>
+      </w:rPr>
+    </w:lvl>
+    <w:lvl w:ilvl="1" w:tplc="04090019" w:tentative="1">
+      <w:start w:val="1"/>
+      <w:numFmt w:val="lowerLetter"/>
+      <w:lvlText w:val="%2."/>
+      <w:lvlJc w:val="left"/>
+      <w:pPr>
+        <w:ind w:left="1647" w:hanging="360"/>
+      </w:pPr>
+    </w:lvl>
+    <w:lvl w:ilvl="2" w:tplc="0409001B" w:tentative="1">
+      <w:start w:val="1"/>
+      <w:numFmt w:val="lowerRoman"/>
+      <w:lvlText w:val="%3."/>
+      <w:lvlJc w:val="right"/>
+      <w:pPr>
+        <w:ind w:left="2367" w:hanging="180"/>
+      </w:pPr>
+    </w:lvl>
+    <w:lvl w:ilvl="3" w:tplc="0409000F" w:tentative="1">
+      <w:start w:val="1"/>
+      <w:numFmt w:val="decimal"/>
+      <w:lvlText w:val="%4."/>
+      <w:lvlJc w:val="left"/>
+      <w:pPr>
+        <w:ind w:left="3087" w:hanging="360"/>
+      </w:pPr>
+    </w:lvl>
+    <w:lvl w:ilvl="4" w:tplc="04090019" w:tentative="1">
+      <w:start w:val="1"/>
+      <w:numFmt w:val="lowerLetter"/>
+      <w:lvlText w:val="%5."/>
+      <w:lvlJc w:val="left"/>
+      <w:pPr>
+        <w:ind w:left="3807" w:hanging="360"/>
+      </w:pPr>
+    </w:lvl>
+    <w:lvl w:ilvl="5" w:tplc="0409001B" w:tentative="1">
+      <w:start w:val="1"/>
+      <w:numFmt w:val="lowerRoman"/>
+      <w:lvlText w:val="%6."/>
+      <w:lvlJc w:val="right"/>
+      <w:pPr>
+        <w:ind w:left="4527" w:hanging="180"/>
+      </w:pPr>
+    </w:lvl>
+    <w:lvl w:ilvl="6" w:tplc="0409000F" w:tentative="1">
+      <w:start w:val="1"/>
+      <w:numFmt w:val="decimal"/>
+      <w:lvlText w:val="%7."/>
+      <w:lvlJc w:val="left"/>
+      <w:pPr>
+        <w:ind w:left="5247" w:hanging="360"/>
+      </w:pPr>
+    </w:lvl>
+    <w:lvl w:ilvl="7" w:tplc="04090019" w:tentative="1">
+      <w:start w:val="1"/>
+      <w:numFmt w:val="lowerLetter"/>
+      <w:lvlText w:val="%8."/>
+      <w:lvlJc w:val="left"/>
+      <w:pPr>
+        <w:ind w:left="5967" w:hanging="360"/>
+      </w:pPr>
+    </w:lvl>
+    <w:lvl w:ilvl="8" w:tplc="0409001B" w:tentative="1">
+      <w:start w:val="1"/>
+      <w:numFmt w:val="lowerRoman"/>
+      <w:lvlText w:val="%9."/>
+      <w:lvlJc w:val="right"/>
+      <w:pPr>
+        <w:ind w:left="6687" w:hanging="180"/>
+      </w:pPr>
+    </w:lvl>
+  </w:abstractNum>
+  <w:abstractNum w:abstractNumId="8" w15:restartNumberingAfterBreak="0">
     <w:nsid w:val="24BB4F9F"/>
     <w:multiLevelType w:val="multilevel"/>
     <w:tmpl w:val="C2223CD0"/>
@@ -9215,7 +10484,7 @@
       </w:rPr>
     </w:lvl>
   </w:abstractNum>
-  <w:abstractNum w:abstractNumId="8" w15:restartNumberingAfterBreak="0">
+  <w:abstractNum w:abstractNumId="9" w15:restartNumberingAfterBreak="0">
     <w:nsid w:val="2F213AF7"/>
     <w:multiLevelType w:val="hybridMultilevel"/>
     <w:tmpl w:val="943A0644"/>
@@ -9301,7 +10570,7 @@
       </w:pPr>
     </w:lvl>
   </w:abstractNum>
-  <w:abstractNum w:abstractNumId="9" w15:restartNumberingAfterBreak="0">
+  <w:abstractNum w:abstractNumId="10" w15:restartNumberingAfterBreak="0">
     <w:nsid w:val="31D914A6"/>
     <w:multiLevelType w:val="hybridMultilevel"/>
     <w:tmpl w:val="A658FBF2"/>
@@ -9387,7 +10656,7 @@
       </w:pPr>
     </w:lvl>
   </w:abstractNum>
-  <w:abstractNum w:abstractNumId="10" w15:restartNumberingAfterBreak="0">
+  <w:abstractNum w:abstractNumId="11" w15:restartNumberingAfterBreak="0">
     <w:nsid w:val="33A468AD"/>
     <w:multiLevelType w:val="hybridMultilevel"/>
     <w:tmpl w:val="1158AFF8"/>
@@ -9500,7 +10769,7 @@
       </w:rPr>
     </w:lvl>
   </w:abstractNum>
-  <w:abstractNum w:abstractNumId="11" w15:restartNumberingAfterBreak="0">
+  <w:abstractNum w:abstractNumId="12" w15:restartNumberingAfterBreak="0">
     <w:nsid w:val="3C177BF8"/>
     <w:multiLevelType w:val="hybridMultilevel"/>
     <w:tmpl w:val="5E602688"/>
@@ -9589,7 +10858,7 @@
       </w:pPr>
     </w:lvl>
   </w:abstractNum>
-  <w:abstractNum w:abstractNumId="12" w15:restartNumberingAfterBreak="0">
+  <w:abstractNum w:abstractNumId="13" w15:restartNumberingAfterBreak="0">
     <w:nsid w:val="3CDA2EC5"/>
     <w:multiLevelType w:val="multilevel"/>
     <w:tmpl w:val="06400FE2"/>
@@ -9702,7 +10971,7 @@
       </w:rPr>
     </w:lvl>
   </w:abstractNum>
-  <w:abstractNum w:abstractNumId="13" w15:restartNumberingAfterBreak="0">
+  <w:abstractNum w:abstractNumId="14" w15:restartNumberingAfterBreak="0">
     <w:nsid w:val="3F530F04"/>
     <w:multiLevelType w:val="hybridMultilevel"/>
     <w:tmpl w:val="A76C4BEC"/>
@@ -9793,7 +11062,7 @@
       </w:pPr>
     </w:lvl>
   </w:abstractNum>
-  <w:abstractNum w:abstractNumId="14" w15:restartNumberingAfterBreak="0">
+  <w:abstractNum w:abstractNumId="15" w15:restartNumberingAfterBreak="0">
     <w:nsid w:val="49230442"/>
     <w:multiLevelType w:val="multilevel"/>
     <w:tmpl w:val="F07A1042"/>
@@ -9906,7 +11175,7 @@
       </w:rPr>
     </w:lvl>
   </w:abstractNum>
-  <w:abstractNum w:abstractNumId="15" w15:restartNumberingAfterBreak="0">
+  <w:abstractNum w:abstractNumId="16" w15:restartNumberingAfterBreak="0">
     <w:nsid w:val="4F872893"/>
     <w:multiLevelType w:val="hybridMultilevel"/>
     <w:tmpl w:val="8440FB00"/>
@@ -9995,7 +11264,7 @@
       </w:pPr>
     </w:lvl>
   </w:abstractNum>
-  <w:abstractNum w:abstractNumId="16" w15:restartNumberingAfterBreak="0">
+  <w:abstractNum w:abstractNumId="17" w15:restartNumberingAfterBreak="0">
     <w:nsid w:val="50227263"/>
     <w:multiLevelType w:val="hybridMultilevel"/>
     <w:tmpl w:val="C9F2F528"/>
@@ -10086,7 +11355,7 @@
       </w:pPr>
     </w:lvl>
   </w:abstractNum>
-  <w:abstractNum w:abstractNumId="17" w15:restartNumberingAfterBreak="0">
+  <w:abstractNum w:abstractNumId="18" w15:restartNumberingAfterBreak="0">
     <w:nsid w:val="536918FA"/>
     <w:multiLevelType w:val="hybridMultilevel"/>
     <w:tmpl w:val="EA5A12E2"/>
@@ -10200,7 +11469,7 @@
       </w:rPr>
     </w:lvl>
   </w:abstractNum>
-  <w:abstractNum w:abstractNumId="18" w15:restartNumberingAfterBreak="0">
+  <w:abstractNum w:abstractNumId="19" w15:restartNumberingAfterBreak="0">
     <w:nsid w:val="5EF47C32"/>
     <w:multiLevelType w:val="multilevel"/>
     <w:tmpl w:val="B75E129A"/>
@@ -10313,7 +11582,7 @@
       </w:rPr>
     </w:lvl>
   </w:abstractNum>
-  <w:abstractNum w:abstractNumId="19" w15:restartNumberingAfterBreak="0">
+  <w:abstractNum w:abstractNumId="20" w15:restartNumberingAfterBreak="0">
     <w:nsid w:val="66F92B05"/>
     <w:multiLevelType w:val="hybridMultilevel"/>
     <w:tmpl w:val="1A80E032"/>
@@ -10426,7 +11695,7 @@
       </w:rPr>
     </w:lvl>
   </w:abstractNum>
-  <w:abstractNum w:abstractNumId="20" w15:restartNumberingAfterBreak="0">
+  <w:abstractNum w:abstractNumId="21" w15:restartNumberingAfterBreak="0">
     <w:nsid w:val="6EFD29E1"/>
     <w:multiLevelType w:val="multilevel"/>
     <w:tmpl w:val="C2BC45E8"/>
@@ -10539,7 +11808,7 @@
       </w:rPr>
     </w:lvl>
   </w:abstractNum>
-  <w:abstractNum w:abstractNumId="21" w15:restartNumberingAfterBreak="0">
+  <w:abstractNum w:abstractNumId="22" w15:restartNumberingAfterBreak="0">
     <w:nsid w:val="6F195062"/>
     <w:multiLevelType w:val="multilevel"/>
     <w:tmpl w:val="F07A1042"/>
@@ -10652,7 +11921,7 @@
       </w:rPr>
     </w:lvl>
   </w:abstractNum>
-  <w:abstractNum w:abstractNumId="22" w15:restartNumberingAfterBreak="0">
+  <w:abstractNum w:abstractNumId="23" w15:restartNumberingAfterBreak="0">
     <w:nsid w:val="70A6500A"/>
     <w:multiLevelType w:val="hybridMultilevel"/>
     <w:tmpl w:val="D8F6067E"/>
@@ -10742,7 +12011,7 @@
       </w:pPr>
     </w:lvl>
   </w:abstractNum>
-  <w:abstractNum w:abstractNumId="23" w15:restartNumberingAfterBreak="0">
+  <w:abstractNum w:abstractNumId="24" w15:restartNumberingAfterBreak="0">
     <w:nsid w:val="718F503C"/>
     <w:multiLevelType w:val="hybridMultilevel"/>
     <w:tmpl w:val="B330CE20"/>
@@ -10855,83 +12124,86 @@
       </w:rPr>
     </w:lvl>
   </w:abstractNum>
-  <w:num w:numId="1" w16cid:durableId="748964059">
+  <w:num w:numId="1">
     <w:abstractNumId w:val="0"/>
   </w:num>
-  <w:num w:numId="2" w16cid:durableId="532813812">
+  <w:num w:numId="2">
+    <w:abstractNumId w:val="16"/>
+  </w:num>
+  <w:num w:numId="3">
+    <w:abstractNumId w:val="3"/>
+  </w:num>
+  <w:num w:numId="4">
+    <w:abstractNumId w:val="9"/>
+  </w:num>
+  <w:num w:numId="5">
+    <w:abstractNumId w:val="23"/>
+  </w:num>
+  <w:num w:numId="6">
+    <w:abstractNumId w:val="17"/>
+  </w:num>
+  <w:num w:numId="7">
+    <w:abstractNumId w:val="18"/>
+  </w:num>
+  <w:num w:numId="8">
+    <w:abstractNumId w:val="12"/>
+  </w:num>
+  <w:num w:numId="9">
+    <w:abstractNumId w:val="6"/>
+  </w:num>
+  <w:num w:numId="10">
+    <w:abstractNumId w:val="14"/>
+  </w:num>
+  <w:num w:numId="11">
     <w:abstractNumId w:val="15"/>
   </w:num>
-  <w:num w:numId="3" w16cid:durableId="262996666">
-    <w:abstractNumId w:val="3"/>
+  <w:num w:numId="12">
+    <w:abstractNumId w:val="22"/>
   </w:num>
-  <w:num w:numId="4" w16cid:durableId="405880507">
+  <w:num w:numId="13">
+    <w:abstractNumId w:val="13"/>
+  </w:num>
+  <w:num w:numId="14">
+    <w:abstractNumId w:val="21"/>
+  </w:num>
+  <w:num w:numId="15">
     <w:abstractNumId w:val="8"/>
   </w:num>
-  <w:num w:numId="5" w16cid:durableId="1311641950">
-    <w:abstractNumId w:val="22"/>
+  <w:num w:numId="16">
+    <w:abstractNumId w:val="19"/>
   </w:num>
-  <w:num w:numId="6" w16cid:durableId="474419025">
-    <w:abstractNumId w:val="16"/>
+  <w:num w:numId="17">
+    <w:abstractNumId w:val="4"/>
   </w:num>
-  <w:num w:numId="7" w16cid:durableId="456412741">
-    <w:abstractNumId w:val="17"/>
+  <w:num w:numId="18">
+    <w:abstractNumId w:val="1"/>
   </w:num>
-  <w:num w:numId="8" w16cid:durableId="1744451610">
+  <w:num w:numId="19">
+    <w:abstractNumId w:val="2"/>
+  </w:num>
+  <w:num w:numId="20">
+    <w:abstractNumId w:val="5"/>
+  </w:num>
+  <w:num w:numId="21">
+    <w:abstractNumId w:val="24"/>
+  </w:num>
+  <w:num w:numId="22">
+    <w:abstractNumId w:val="20"/>
+  </w:num>
+  <w:num w:numId="23">
     <w:abstractNumId w:val="11"/>
   </w:num>
-  <w:num w:numId="9" w16cid:durableId="1617298412">
-    <w:abstractNumId w:val="6"/>
-  </w:num>
-  <w:num w:numId="10" w16cid:durableId="304093007">
-    <w:abstractNumId w:val="13"/>
-  </w:num>
-  <w:num w:numId="11" w16cid:durableId="234239678">
-    <w:abstractNumId w:val="14"/>
-  </w:num>
-  <w:num w:numId="12" w16cid:durableId="996421044">
-    <w:abstractNumId w:val="21"/>
-  </w:num>
-  <w:num w:numId="13" w16cid:durableId="78186023">
-    <w:abstractNumId w:val="12"/>
-  </w:num>
-  <w:num w:numId="14" w16cid:durableId="131795740">
-    <w:abstractNumId w:val="20"/>
-  </w:num>
-  <w:num w:numId="15" w16cid:durableId="1223445762">
-    <w:abstractNumId w:val="7"/>
-  </w:num>
-  <w:num w:numId="16" w16cid:durableId="428351239">
-    <w:abstractNumId w:val="18"/>
-  </w:num>
-  <w:num w:numId="17" w16cid:durableId="402721794">
-    <w:abstractNumId w:val="4"/>
-  </w:num>
-  <w:num w:numId="18" w16cid:durableId="1781947838">
-    <w:abstractNumId w:val="1"/>
-  </w:num>
-  <w:num w:numId="19" w16cid:durableId="806047097">
-    <w:abstractNumId w:val="2"/>
-  </w:num>
-  <w:num w:numId="20" w16cid:durableId="1600330116">
-    <w:abstractNumId w:val="5"/>
-  </w:num>
-  <w:num w:numId="21" w16cid:durableId="1956250126">
-    <w:abstractNumId w:val="23"/>
-  </w:num>
-  <w:num w:numId="22" w16cid:durableId="1364987666">
-    <w:abstractNumId w:val="19"/>
-  </w:num>
-  <w:num w:numId="23" w16cid:durableId="2080591681">
+  <w:num w:numId="24">
     <w:abstractNumId w:val="10"/>
   </w:num>
-  <w:num w:numId="24" w16cid:durableId="455369522">
-    <w:abstractNumId w:val="9"/>
+  <w:num w:numId="25">
+    <w:abstractNumId w:val="7"/>
   </w:num>
 </w:numbering>
 </file>
 
 <file path=word/styles.xml><?xml version="1.0" encoding="utf-8"?>
-<w:styles xmlns:mc="http://schemas.openxmlformats.org/markup-compatibility/2006" xmlns:r="http://schemas.openxmlformats.org/officeDocument/2006/relationships" xmlns:w="http://schemas.openxmlformats.org/wordprocessingml/2006/main" xmlns:w14="http://schemas.microsoft.com/office/word/2010/wordml" xmlns:w15="http://schemas.microsoft.com/office/word/2012/wordml" xmlns:w16cex="http://schemas.microsoft.com/office/word/2018/wordml/cex" xmlns:w16cid="http://schemas.microsoft.com/office/word/2016/wordml/cid" xmlns:w16="http://schemas.microsoft.com/office/word/2018/wordml" xmlns:w16du="http://schemas.microsoft.com/office/word/2023/wordml/word16du" xmlns:w16sdtdh="http://schemas.microsoft.com/office/word/2020/wordml/sdtdatahash" xmlns:w16sdtfl="http://schemas.microsoft.com/office/word/2024/wordml/sdtformatlock" xmlns:w16se="http://schemas.microsoft.com/office/word/2015/wordml/symex" mc:Ignorable="w14 w15 w16se w16cid w16 w16cex w16sdtdh w16sdtfl w16du">
+<w:styles xmlns:mc="http://schemas.openxmlformats.org/markup-compatibility/2006" xmlns:r="http://schemas.openxmlformats.org/officeDocument/2006/relationships" xmlns:w="http://schemas.openxmlformats.org/wordprocessingml/2006/main" xmlns:w14="http://schemas.microsoft.com/office/word/2010/wordml" xmlns:w15="http://schemas.microsoft.com/office/word/2012/wordml" xmlns:w16cex="http://schemas.microsoft.com/office/word/2018/wordml/cex" xmlns:w16cid="http://schemas.microsoft.com/office/word/2016/wordml/cid" xmlns:w16="http://schemas.microsoft.com/office/word/2018/wordml" xmlns:w16sdtdh="http://schemas.microsoft.com/office/word/2020/wordml/sdtdatahash" xmlns:w16se="http://schemas.microsoft.com/office/word/2015/wordml/symex" mc:Ignorable="w14 w15 w16se w16cid w16 w16cex w16sdtdh">
   <w:docDefaults>
     <w:rPrDefault>
       <w:rPr>
@@ -11325,7 +12597,7 @@
     <w:lsdException w:name="Unresolved Mention" w:semiHidden="1" w:unhideWhenUsed="1"/>
     <w:lsdException w:name="Smart Link" w:semiHidden="1" w:unhideWhenUsed="1"/>
   </w:latentStyles>
-  <w:style w:type="paragraph" w:default="1" w:styleId="a">
+  <w:style w:type="paragraph" w:default="1" w:styleId="Normal">
     <w:name w:val="Normal"/>
     <w:qFormat/>
     <w:rsid w:val="00DC1E9D"/>
@@ -11338,13 +12610,13 @@
       <w:szCs w:val="24"/>
     </w:rPr>
   </w:style>
-  <w:style w:type="character" w:default="1" w:styleId="a0">
+  <w:style w:type="character" w:default="1" w:styleId="DefaultParagraphFont">
     <w:name w:val="Default Paragraph Font"/>
     <w:uiPriority w:val="1"/>
     <w:semiHidden/>
     <w:unhideWhenUsed/>
   </w:style>
-  <w:style w:type="table" w:default="1" w:styleId="a1">
+  <w:style w:type="table" w:default="1" w:styleId="TableNormal">
     <w:name w:val="Normal Table"/>
     <w:uiPriority w:val="99"/>
     <w:semiHidden/>
@@ -11359,15 +12631,15 @@
       </w:tblCellMar>
     </w:tblPr>
   </w:style>
-  <w:style w:type="numbering" w:default="1" w:styleId="a2">
+  <w:style w:type="numbering" w:default="1" w:styleId="NoList">
     <w:name w:val="No List"/>
     <w:uiPriority w:val="99"/>
     <w:semiHidden/>
     <w:unhideWhenUsed/>
   </w:style>
-  <w:style w:type="paragraph" w:styleId="a3">
+  <w:style w:type="paragraph" w:styleId="ListParagraph">
     <w:name w:val="List Paragraph"/>
-    <w:basedOn w:val="a"/>
+    <w:basedOn w:val="Normal"/>
     <w:uiPriority w:val="34"/>
     <w:qFormat/>
     <w:rsid w:val="00EF0D9C"/>
@@ -11376,10 +12648,10 @@
       <w:contextualSpacing/>
     </w:pPr>
   </w:style>
-  <w:style w:type="paragraph" w:styleId="a4">
+  <w:style w:type="paragraph" w:styleId="Header">
     <w:name w:val="header"/>
-    <w:basedOn w:val="a"/>
-    <w:link w:val="a5"/>
+    <w:basedOn w:val="Normal"/>
+    <w:link w:val="HeaderChar"/>
     <w:uiPriority w:val="99"/>
     <w:unhideWhenUsed/>
     <w:rsid w:val="00A326F6"/>
@@ -11390,17 +12662,17 @@
       </w:tabs>
     </w:pPr>
   </w:style>
-  <w:style w:type="character" w:customStyle="1" w:styleId="a5">
-    <w:name w:val="หัวกระดาษ อักขระ"/>
-    <w:basedOn w:val="a0"/>
-    <w:link w:val="a4"/>
+  <w:style w:type="character" w:customStyle="1" w:styleId="HeaderChar">
+    <w:name w:val="Header Char"/>
+    <w:basedOn w:val="DefaultParagraphFont"/>
+    <w:link w:val="Header"/>
     <w:uiPriority w:val="99"/>
     <w:rsid w:val="00A326F6"/>
   </w:style>
-  <w:style w:type="paragraph" w:styleId="a6">
+  <w:style w:type="paragraph" w:styleId="Footer">
     <w:name w:val="footer"/>
-    <w:basedOn w:val="a"/>
-    <w:link w:val="a7"/>
+    <w:basedOn w:val="Normal"/>
+    <w:link w:val="FooterChar"/>
     <w:uiPriority w:val="99"/>
     <w:unhideWhenUsed/>
     <w:rsid w:val="00A326F6"/>
@@ -11411,17 +12683,17 @@
       </w:tabs>
     </w:pPr>
   </w:style>
-  <w:style w:type="character" w:customStyle="1" w:styleId="a7">
-    <w:name w:val="ท้ายกระดาษ อักขระ"/>
-    <w:basedOn w:val="a0"/>
-    <w:link w:val="a6"/>
+  <w:style w:type="character" w:customStyle="1" w:styleId="FooterChar">
+    <w:name w:val="Footer Char"/>
+    <w:basedOn w:val="DefaultParagraphFont"/>
+    <w:link w:val="Footer"/>
     <w:uiPriority w:val="99"/>
     <w:rsid w:val="00A326F6"/>
   </w:style>
-  <w:style w:type="paragraph" w:styleId="a8">
+  <w:style w:type="paragraph" w:styleId="BalloonText">
     <w:name w:val="Balloon Text"/>
-    <w:basedOn w:val="a"/>
-    <w:link w:val="a9"/>
+    <w:basedOn w:val="Normal"/>
+    <w:link w:val="BalloonTextChar"/>
     <w:uiPriority w:val="99"/>
     <w:semiHidden/>
     <w:unhideWhenUsed/>
@@ -11432,10 +12704,10 @@
       <w:szCs w:val="20"/>
     </w:rPr>
   </w:style>
-  <w:style w:type="character" w:customStyle="1" w:styleId="a9">
-    <w:name w:val="ข้อความบอลลูน อักขระ"/>
-    <w:basedOn w:val="a0"/>
-    <w:link w:val="a8"/>
+  <w:style w:type="character" w:customStyle="1" w:styleId="BalloonTextChar">
+    <w:name w:val="Balloon Text Char"/>
+    <w:basedOn w:val="DefaultParagraphFont"/>
+    <w:link w:val="BalloonText"/>
     <w:uiPriority w:val="99"/>
     <w:semiHidden/>
     <w:rsid w:val="006B274B"/>
@@ -11445,9 +12717,9 @@
       <w:szCs w:val="20"/>
     </w:rPr>
   </w:style>
-  <w:style w:type="table" w:styleId="aa">
+  <w:style w:type="table" w:styleId="TableGrid">
     <w:name w:val="Table Grid"/>
-    <w:basedOn w:val="a1"/>
+    <w:basedOn w:val="TableNormal"/>
     <w:uiPriority w:val="59"/>
     <w:rsid w:val="000D23C7"/>
     <w:pPr>
@@ -11464,10 +12736,10 @@
       </w:tblBorders>
     </w:tblPr>
   </w:style>
-  <w:style w:type="paragraph" w:styleId="ab">
+  <w:style w:type="paragraph" w:styleId="BodyText">
     <w:name w:val="Body Text"/>
-    <w:basedOn w:val="a"/>
-    <w:link w:val="ac"/>
+    <w:basedOn w:val="Normal"/>
+    <w:link w:val="BodyTextChar"/>
     <w:rsid w:val="00DD0958"/>
     <w:pPr>
       <w:tabs>
@@ -11481,10 +12753,10 @@
       <w:szCs w:val="32"/>
     </w:rPr>
   </w:style>
-  <w:style w:type="character" w:customStyle="1" w:styleId="ac">
-    <w:name w:val="เนื้อความ อักขระ"/>
-    <w:basedOn w:val="a0"/>
-    <w:link w:val="ab"/>
+  <w:style w:type="character" w:customStyle="1" w:styleId="BodyTextChar">
+    <w:name w:val="Body Text Char"/>
+    <w:basedOn w:val="DefaultParagraphFont"/>
+    <w:link w:val="BodyText"/>
     <w:rsid w:val="00DD0958"/>
     <w:rPr>
       <w:rFonts w:ascii="EucrosiaUPC" w:eastAsia="Cordia New" w:hAnsi="EucrosiaUPC" w:cs="EucrosiaUPC"/>
@@ -11494,12 +12766,12 @@
   </w:style>
   <w:style w:type="character" w:customStyle="1" w:styleId="apple-style-span">
     <w:name w:val="apple-style-span"/>
-    <w:basedOn w:val="a0"/>
+    <w:basedOn w:val="DefaultParagraphFont"/>
     <w:rsid w:val="00DD0958"/>
   </w:style>
-  <w:style w:type="table" w:styleId="ad">
+  <w:style w:type="table" w:styleId="TableGridLight">
     <w:name w:val="Grid Table Light"/>
-    <w:basedOn w:val="a1"/>
+    <w:basedOn w:val="TableNormal"/>
     <w:uiPriority w:val="40"/>
     <w:rsid w:val="00DD0958"/>
     <w:pPr>
@@ -11522,9 +12794,9 @@
       </w:tblBorders>
     </w:tblPr>
   </w:style>
-  <w:style w:type="paragraph" w:styleId="ae">
+  <w:style w:type="paragraph" w:styleId="NormalWeb">
     <w:name w:val="Normal (Web)"/>
-    <w:basedOn w:val="a"/>
+    <w:basedOn w:val="Normal"/>
     <w:uiPriority w:val="99"/>
     <w:unhideWhenUsed/>
     <w:rsid w:val="007B399E"/>
@@ -11532,9 +12804,9 @@
       <w:spacing w:before="100" w:beforeAutospacing="1" w:after="100" w:afterAutospacing="1"/>
     </w:pPr>
   </w:style>
-  <w:style w:type="character" w:styleId="af">
+  <w:style w:type="character" w:styleId="Strong">
     <w:name w:val="Strong"/>
-    <w:basedOn w:val="a0"/>
+    <w:basedOn w:val="DefaultParagraphFont"/>
     <w:uiPriority w:val="22"/>
     <w:qFormat/>
     <w:rsid w:val="007B399E"/>
@@ -11543,9 +12815,9 @@
       <w:bCs/>
     </w:rPr>
   </w:style>
-  <w:style w:type="character" w:styleId="af0">
+  <w:style w:type="character" w:styleId="Emphasis">
     <w:name w:val="Emphasis"/>
-    <w:basedOn w:val="a0"/>
+    <w:basedOn w:val="DefaultParagraphFont"/>
     <w:uiPriority w:val="20"/>
     <w:qFormat/>
     <w:rsid w:val="007B399E"/>
@@ -11556,12 +12828,12 @@
   </w:style>
   <w:style w:type="character" w:customStyle="1" w:styleId="notranslate">
     <w:name w:val="notranslate"/>
-    <w:basedOn w:val="a0"/>
+    <w:basedOn w:val="DefaultParagraphFont"/>
     <w:rsid w:val="00387095"/>
   </w:style>
   <w:style w:type="paragraph" w:customStyle="1" w:styleId="body">
     <w:name w:val="body"/>
-    <w:basedOn w:val="a"/>
+    <w:basedOn w:val="Normal"/>
     <w:rsid w:val="00DF63CE"/>
     <w:pPr>
       <w:spacing w:before="100" w:beforeAutospacing="1" w:after="100" w:afterAutospacing="1"/>

--- a/บทที่ 2.docx
+++ b/บทที่ 2.docx
@@ -1,6 +1,6 @@
 
 <file path=word/document.xml><?xml version="1.0" encoding="utf-8"?>
-<w:document xmlns:wpc="http://schemas.microsoft.com/office/word/2010/wordprocessingCanvas" xmlns:cx="http://schemas.microsoft.com/office/drawing/2014/chartex" xmlns:cx1="http://schemas.microsoft.com/office/drawing/2015/9/8/chartex" xmlns:cx2="http://schemas.microsoft.com/office/drawing/2015/10/21/chartex" xmlns:cx3="http://schemas.microsoft.com/office/drawing/2016/5/9/chartex" xmlns:cx4="http://schemas.microsoft.com/office/drawing/2016/5/10/chartex" xmlns:cx5="http://schemas.microsoft.com/office/drawing/2016/5/11/chartex" xmlns:cx6="http://schemas.microsoft.com/office/drawing/2016/5/12/chartex" xmlns:cx7="http://schemas.microsoft.com/office/drawing/2016/5/13/chartex" xmlns:cx8="http://schemas.microsoft.com/office/drawing/2016/5/14/chartex" xmlns:mc="http://schemas.openxmlformats.org/markup-compatibility/2006" xmlns:aink="http://schemas.microsoft.com/office/drawing/2016/ink" xmlns:am3d="http://schemas.microsoft.com/office/drawing/2017/model3d" xmlns:o="urn:schemas-microsoft-com:office:office" xmlns:r="http://schemas.openxmlformats.org/officeDocument/2006/relationships" xmlns:m="http://schemas.openxmlformats.org/officeDocument/2006/math" xmlns:v="urn:schemas-microsoft-com:vml" xmlns:wp14="http://schemas.microsoft.com/office/word/2010/wordprocessingDrawing" xmlns:wp="http://schemas.openxmlformats.org/drawingml/2006/wordprocessingDrawing" xmlns:w10="urn:schemas-microsoft-com:office:word" xmlns:w="http://schemas.openxmlformats.org/wordprocessingml/2006/main" xmlns:w14="http://schemas.microsoft.com/office/word/2010/wordml" xmlns:w15="http://schemas.microsoft.com/office/word/2012/wordml" xmlns:w16cex="http://schemas.microsoft.com/office/word/2018/wordml/cex" xmlns:w16cid="http://schemas.microsoft.com/office/word/2016/wordml/cid" xmlns:w16="http://schemas.microsoft.com/office/word/2018/wordml" xmlns:w16sdtdh="http://schemas.microsoft.com/office/word/2020/wordml/sdtdatahash" xmlns:w16se="http://schemas.microsoft.com/office/word/2015/wordml/symex" xmlns:wpg="http://schemas.microsoft.com/office/word/2010/wordprocessingGroup" xmlns:wpi="http://schemas.microsoft.com/office/word/2010/wordprocessingInk" xmlns:wne="http://schemas.microsoft.com/office/word/2006/wordml" xmlns:wps="http://schemas.microsoft.com/office/word/2010/wordprocessingShape" mc:Ignorable="w14 w15 w16se w16cid w16 w16cex w16sdtdh wp14">
+<w:document xmlns:wpc="http://schemas.microsoft.com/office/word/2010/wordprocessingCanvas" xmlns:cx="http://schemas.microsoft.com/office/drawing/2014/chartex" xmlns:cx1="http://schemas.microsoft.com/office/drawing/2015/9/8/chartex" xmlns:cx2="http://schemas.microsoft.com/office/drawing/2015/10/21/chartex" xmlns:cx3="http://schemas.microsoft.com/office/drawing/2016/5/9/chartex" xmlns:cx4="http://schemas.microsoft.com/office/drawing/2016/5/10/chartex" xmlns:cx5="http://schemas.microsoft.com/office/drawing/2016/5/11/chartex" xmlns:cx6="http://schemas.microsoft.com/office/drawing/2016/5/12/chartex" xmlns:cx7="http://schemas.microsoft.com/office/drawing/2016/5/13/chartex" xmlns:cx8="http://schemas.microsoft.com/office/drawing/2016/5/14/chartex" xmlns:mc="http://schemas.openxmlformats.org/markup-compatibility/2006" xmlns:aink="http://schemas.microsoft.com/office/drawing/2016/ink" xmlns:am3d="http://schemas.microsoft.com/office/drawing/2017/model3d" xmlns:o="urn:schemas-microsoft-com:office:office" xmlns:oel="http://schemas.microsoft.com/office/2019/extlst" xmlns:r="http://schemas.openxmlformats.org/officeDocument/2006/relationships" xmlns:m="http://schemas.openxmlformats.org/officeDocument/2006/math" xmlns:v="urn:schemas-microsoft-com:vml" xmlns:wp14="http://schemas.microsoft.com/office/word/2010/wordprocessingDrawing" xmlns:wp="http://schemas.openxmlformats.org/drawingml/2006/wordprocessingDrawing" xmlns:w10="urn:schemas-microsoft-com:office:word" xmlns:w="http://schemas.openxmlformats.org/wordprocessingml/2006/main" xmlns:w14="http://schemas.microsoft.com/office/word/2010/wordml" xmlns:w15="http://schemas.microsoft.com/office/word/2012/wordml" xmlns:w16cex="http://schemas.microsoft.com/office/word/2018/wordml/cex" xmlns:w16cid="http://schemas.microsoft.com/office/word/2016/wordml/cid" xmlns:w16="http://schemas.microsoft.com/office/word/2018/wordml" xmlns:w16du="http://schemas.microsoft.com/office/word/2023/wordml/word16du" xmlns:w16sdtdh="http://schemas.microsoft.com/office/word/2020/wordml/sdtdatahash" xmlns:w16sdtfl="http://schemas.microsoft.com/office/word/2024/wordml/sdtformatlock" xmlns:w16se="http://schemas.microsoft.com/office/word/2015/wordml/symex" xmlns:wpg="http://schemas.microsoft.com/office/word/2010/wordprocessingGroup" xmlns:wpi="http://schemas.microsoft.com/office/word/2010/wordprocessingInk" xmlns:wne="http://schemas.microsoft.com/office/word/2006/wordml" xmlns:wps="http://schemas.microsoft.com/office/word/2010/wordprocessingShape" mc:Ignorable="w14 w15 w16se w16cid w16 w16cex w16sdtdh w16sdtfl w16du wp14">
   <w:body>
     <w:p>
       <w:pPr>
@@ -476,9 +476,10 @@
           <w:tab w:val="left" w:pos="567"/>
         </w:tabs>
         <w:rPr>
-          <w:rFonts w:ascii="TH SarabunPSK" w:hAnsi="TH SarabunPSK" w:cs="TH SarabunPSK"/>
-          <w:sz w:val="32"/>
-          <w:szCs w:val="32"/>
+          <w:rFonts w:ascii="TH SarabunPSK" w:hAnsi="TH SarabunPSK" w:cs="TH SarabunPSK" w:hint="cs"/>
+          <w:sz w:val="32"/>
+          <w:szCs w:val="32"/>
+          <w:cs/>
         </w:rPr>
       </w:pPr>
     </w:p>
@@ -737,6 +738,7 @@
           <w:sz w:val="32"/>
           <w:szCs w:val="32"/>
         </w:rPr>
+        <w:lastRenderedPageBreak/>
         <w:tab/>
       </w:r>
       <w:r>
@@ -961,57 +963,16 @@
           <w:sz w:val="32"/>
           <w:szCs w:val="32"/>
         </w:rPr>
-        <w:t xml:space="preserve">Flowchart </w:t>
-      </w:r>
-    </w:p>
-    <w:p>
-      <w:pPr>
-        <w:autoSpaceDE w:val="0"/>
-        <w:autoSpaceDN w:val="0"/>
-        <w:adjustRightInd w:val="0"/>
-        <w:jc w:val="thaiDistribute"/>
-        <w:rPr>
-          <w:rFonts w:ascii="TH SarabunPSK" w:hAnsi="TH SarabunPSK" w:cs="TH SarabunPSK"/>
-          <w:sz w:val="32"/>
-          <w:szCs w:val="32"/>
-        </w:rPr>
-      </w:pPr>
-    </w:p>
-    <w:p>
-      <w:pPr>
-        <w:autoSpaceDE w:val="0"/>
-        <w:autoSpaceDN w:val="0"/>
-        <w:adjustRightInd w:val="0"/>
-        <w:rPr>
-          <w:rFonts w:ascii="TH SarabunPSK" w:hAnsi="TH SarabunPSK" w:cs="TH SarabunPSK"/>
-          <w:sz w:val="32"/>
-          <w:szCs w:val="32"/>
-        </w:rPr>
-      </w:pPr>
-    </w:p>
-    <w:p>
-      <w:pPr>
-        <w:autoSpaceDE w:val="0"/>
-        <w:autoSpaceDN w:val="0"/>
-        <w:adjustRightInd w:val="0"/>
-        <w:rPr>
-          <w:rFonts w:ascii="TH SarabunPSK" w:hAnsi="TH SarabunPSK" w:cs="TH SarabunPSK"/>
-          <w:sz w:val="32"/>
-          <w:szCs w:val="32"/>
-        </w:rPr>
-      </w:pPr>
-    </w:p>
-    <w:p>
-      <w:pPr>
-        <w:autoSpaceDE w:val="0"/>
-        <w:autoSpaceDN w:val="0"/>
-        <w:adjustRightInd w:val="0"/>
-        <w:rPr>
-          <w:rFonts w:ascii="TH SarabunPSK" w:hAnsi="TH SarabunPSK" w:cs="TH SarabunPSK"/>
-          <w:sz w:val="32"/>
-          <w:szCs w:val="32"/>
-        </w:rPr>
-      </w:pPr>
+        <w:t>Flowchar</w:t>
+      </w:r>
+      <w:r>
+        <w:rPr>
+          <w:rFonts w:ascii="TH SarabunPSK" w:hAnsi="TH SarabunPSK" w:cs="TH SarabunPSK"/>
+          <w:sz w:val="32"/>
+          <w:szCs w:val="32"/>
+        </w:rPr>
+        <w:t xml:space="preserve">t </w:t>
+      </w:r>
     </w:p>
     <w:p>
       <w:pPr>
@@ -1030,14 +991,6 @@
       </w:pPr>
       <w:r>
         <w:rPr>
-          <w:rFonts w:ascii="TH SarabunPSK" w:hAnsi="TH SarabunPSK" w:cs="TH SarabunPSK"/>
-          <w:sz w:val="32"/>
-          <w:szCs w:val="32"/>
-        </w:rPr>
-        <w:tab/>
-      </w:r>
-      <w:r>
-        <w:rPr>
           <w:rFonts w:ascii="TH SarabunPSK" w:hAnsi="TH SarabunPSK" w:cs="TH SarabunPSK" w:hint="cs"/>
           <w:sz w:val="32"/>
           <w:szCs w:val="32"/>
@@ -1280,7 +1233,16 @@
           <w:szCs w:val="32"/>
         </w:rPr>
         <w:tab/>
-        <w:t>1)**</w:t>
+        <w:t>1)</w:t>
+      </w:r>
+      <w:r>
+        <w:rPr>
+          <w:rFonts w:ascii="TH SarabunPSK" w:hAnsi="TH SarabunPSK" w:cs="TH SarabunPSK"/>
+          <w:color w:val="FFFFFF" w:themeColor="background1"/>
+          <w:sz w:val="32"/>
+          <w:szCs w:val="32"/>
+        </w:rPr>
+        <w:t>**</w:t>
       </w:r>
       <w:r>
         <w:rPr>
@@ -1353,7 +1315,7 @@
     </w:p>
     <w:p>
       <w:pPr>
-        <w:pStyle w:val="ListParagraph"/>
+        <w:pStyle w:val="a3"/>
         <w:tabs>
           <w:tab w:val="left" w:pos="426"/>
           <w:tab w:val="left" w:pos="993"/>
@@ -1390,7 +1352,16 @@
           <w:szCs w:val="32"/>
         </w:rPr>
         <w:tab/>
-        <w:t>2)**</w:t>
+        <w:t>2)</w:t>
+      </w:r>
+      <w:r>
+        <w:rPr>
+          <w:rFonts w:ascii="TH SarabunPSK" w:hAnsi="TH SarabunPSK" w:cs="TH SarabunPSK"/>
+          <w:color w:val="FFFFFF" w:themeColor="background1"/>
+          <w:sz w:val="32"/>
+          <w:szCs w:val="32"/>
+        </w:rPr>
+        <w:t>**</w:t>
       </w:r>
       <w:r>
         <w:rPr>
@@ -1463,7 +1434,7 @@
     </w:p>
     <w:p>
       <w:pPr>
-        <w:pStyle w:val="ListParagraph"/>
+        <w:pStyle w:val="a3"/>
         <w:tabs>
           <w:tab w:val="left" w:pos="426"/>
           <w:tab w:val="left" w:pos="993"/>
@@ -1492,7 +1463,16 @@
           <w:szCs w:val="32"/>
         </w:rPr>
         <w:tab/>
-        <w:t>3)**</w:t>
+        <w:t>3)</w:t>
+      </w:r>
+      <w:r>
+        <w:rPr>
+          <w:rFonts w:ascii="TH SarabunPSK" w:hAnsi="TH SarabunPSK" w:cs="TH SarabunPSK"/>
+          <w:color w:val="FFFFFF" w:themeColor="background1"/>
+          <w:sz w:val="32"/>
+          <w:szCs w:val="32"/>
+        </w:rPr>
+        <w:t>**</w:t>
       </w:r>
       <w:r>
         <w:rPr>
@@ -1531,7 +1511,7 @@
     </w:p>
     <w:p>
       <w:pPr>
-        <w:pStyle w:val="ListParagraph"/>
+        <w:pStyle w:val="a3"/>
         <w:tabs>
           <w:tab w:val="left" w:pos="426"/>
           <w:tab w:val="left" w:pos="993"/>
@@ -1568,7 +1548,16 @@
           <w:szCs w:val="32"/>
         </w:rPr>
         <w:tab/>
-        <w:t>4)**</w:t>
+        <w:t>4)</w:t>
+      </w:r>
+      <w:r>
+        <w:rPr>
+          <w:rFonts w:ascii="TH SarabunPSK" w:hAnsi="TH SarabunPSK" w:cs="TH SarabunPSK"/>
+          <w:color w:val="FFFFFF" w:themeColor="background1"/>
+          <w:sz w:val="32"/>
+          <w:szCs w:val="32"/>
+        </w:rPr>
+        <w:t>**</w:t>
       </w:r>
       <w:r>
         <w:rPr>
@@ -1598,7 +1587,7 @@
     </w:p>
     <w:p>
       <w:pPr>
-        <w:pStyle w:val="ListParagraph"/>
+        <w:pStyle w:val="a3"/>
         <w:tabs>
           <w:tab w:val="left" w:pos="426"/>
           <w:tab w:val="left" w:pos="993"/>
@@ -1635,7 +1624,16 @@
           <w:szCs w:val="32"/>
         </w:rPr>
         <w:tab/>
-        <w:t>5)**</w:t>
+        <w:t>5)</w:t>
+      </w:r>
+      <w:r>
+        <w:rPr>
+          <w:rFonts w:ascii="TH SarabunPSK" w:hAnsi="TH SarabunPSK" w:cs="TH SarabunPSK"/>
+          <w:color w:val="FFFFFF" w:themeColor="background1"/>
+          <w:sz w:val="32"/>
+          <w:szCs w:val="32"/>
+        </w:rPr>
+        <w:t>**</w:t>
       </w:r>
       <w:r>
         <w:rPr>
@@ -1685,7 +1683,7 @@
     </w:p>
     <w:p>
       <w:pPr>
-        <w:pStyle w:val="ListParagraph"/>
+        <w:pStyle w:val="a3"/>
         <w:tabs>
           <w:tab w:val="left" w:pos="426"/>
           <w:tab w:val="left" w:pos="993"/>
@@ -1714,7 +1712,16 @@
           <w:szCs w:val="32"/>
         </w:rPr>
         <w:tab/>
-        <w:t>6)**</w:t>
+        <w:t>6)</w:t>
+      </w:r>
+      <w:r>
+        <w:rPr>
+          <w:rFonts w:ascii="TH SarabunPSK" w:hAnsi="TH SarabunPSK" w:cs="TH SarabunPSK"/>
+          <w:color w:val="FFFFFF" w:themeColor="background1"/>
+          <w:sz w:val="32"/>
+          <w:szCs w:val="32"/>
+        </w:rPr>
+        <w:t>**</w:t>
       </w:r>
       <w:r>
         <w:rPr>
@@ -1762,7 +1769,7 @@
     </w:p>
     <w:p>
       <w:pPr>
-        <w:pStyle w:val="ListParagraph"/>
+        <w:pStyle w:val="a3"/>
         <w:tabs>
           <w:tab w:val="left" w:pos="426"/>
           <w:tab w:val="left" w:pos="993"/>
@@ -1799,7 +1806,16 @@
           <w:szCs w:val="32"/>
         </w:rPr>
         <w:tab/>
-        <w:t>7)**</w:t>
+        <w:t>7)</w:t>
+      </w:r>
+      <w:r>
+        <w:rPr>
+          <w:rFonts w:ascii="TH SarabunPSK" w:hAnsi="TH SarabunPSK" w:cs="TH SarabunPSK"/>
+          <w:color w:val="FFFFFF" w:themeColor="background1"/>
+          <w:sz w:val="32"/>
+          <w:szCs w:val="32"/>
+        </w:rPr>
+        <w:t>**</w:t>
       </w:r>
       <w:r>
         <w:rPr>
@@ -1892,7 +1908,7 @@
     </w:p>
     <w:p>
       <w:pPr>
-        <w:pStyle w:val="ListParagraph"/>
+        <w:pStyle w:val="a3"/>
         <w:tabs>
           <w:tab w:val="left" w:pos="426"/>
           <w:tab w:val="left" w:pos="993"/>
@@ -1929,7 +1945,16 @@
           <w:szCs w:val="32"/>
         </w:rPr>
         <w:tab/>
-        <w:t>8)**</w:t>
+        <w:t>8)</w:t>
+      </w:r>
+      <w:r>
+        <w:rPr>
+          <w:rFonts w:ascii="TH SarabunPSK" w:hAnsi="TH SarabunPSK" w:cs="TH SarabunPSK"/>
+          <w:color w:val="FFFFFF" w:themeColor="background1"/>
+          <w:sz w:val="32"/>
+          <w:szCs w:val="32"/>
+        </w:rPr>
+        <w:t>**</w:t>
       </w:r>
       <w:r>
         <w:rPr>
@@ -2028,7 +2053,7 @@
     </w:p>
     <w:p>
       <w:pPr>
-        <w:pStyle w:val="ListParagraph"/>
+        <w:pStyle w:val="a3"/>
         <w:tabs>
           <w:tab w:val="left" w:pos="426"/>
           <w:tab w:val="left" w:pos="993"/>
@@ -2065,7 +2090,16 @@
           <w:szCs w:val="32"/>
         </w:rPr>
         <w:tab/>
-        <w:t>9)**</w:t>
+        <w:t>9)</w:t>
+      </w:r>
+      <w:r>
+        <w:rPr>
+          <w:rFonts w:ascii="TH SarabunPSK" w:hAnsi="TH SarabunPSK" w:cs="TH SarabunPSK"/>
+          <w:color w:val="FFFFFF" w:themeColor="background1"/>
+          <w:sz w:val="32"/>
+          <w:szCs w:val="32"/>
+        </w:rPr>
+        <w:t>**</w:t>
       </w:r>
       <w:r>
         <w:rPr>
@@ -2144,7 +2178,7 @@
     </w:p>
     <w:p>
       <w:pPr>
-        <w:pStyle w:val="ListParagraph"/>
+        <w:pStyle w:val="a3"/>
         <w:tabs>
           <w:tab w:val="left" w:pos="426"/>
           <w:tab w:val="left" w:pos="993"/>
@@ -2181,7 +2215,16 @@
           <w:szCs w:val="32"/>
         </w:rPr>
         <w:tab/>
-        <w:t>10)**</w:t>
+        <w:t>10)</w:t>
+      </w:r>
+      <w:r>
+        <w:rPr>
+          <w:rFonts w:ascii="TH SarabunPSK" w:hAnsi="TH SarabunPSK" w:cs="TH SarabunPSK"/>
+          <w:color w:val="FFFFFF" w:themeColor="background1"/>
+          <w:sz w:val="32"/>
+          <w:szCs w:val="32"/>
+        </w:rPr>
+        <w:t>**</w:t>
       </w:r>
       <w:r>
         <w:rPr>
@@ -2216,7 +2259,25 @@
           <w:sz w:val="32"/>
           <w:szCs w:val="32"/>
         </w:rPr>
-        <w:t xml:space="preserve"> Fail, Run Once For All Items (</w:t>
+        <w:t xml:space="preserve"> Fail, Run Once </w:t>
+      </w:r>
+      <w:proofErr w:type="gramStart"/>
+      <w:r>
+        <w:rPr>
+          <w:rFonts w:ascii="TH SarabunPSK" w:hAnsi="TH SarabunPSK" w:cs="TH SarabunPSK"/>
+          <w:sz w:val="32"/>
+          <w:szCs w:val="32"/>
+        </w:rPr>
+        <w:t>For</w:t>
+      </w:r>
+      <w:proofErr w:type="gramEnd"/>
+      <w:r>
+        <w:rPr>
+          <w:rFonts w:ascii="TH SarabunPSK" w:hAnsi="TH SarabunPSK" w:cs="TH SarabunPSK"/>
+          <w:sz w:val="32"/>
+          <w:szCs w:val="32"/>
+        </w:rPr>
+        <w:t xml:space="preserve"> All Items (</w:t>
       </w:r>
       <w:r>
         <w:rPr>
@@ -2384,6 +2445,7 @@
           <w:sz w:val="32"/>
           <w:szCs w:val="32"/>
         </w:rPr>
+        <w:lastRenderedPageBreak/>
         <w:tab/>
       </w:r>
       <w:r>
@@ -2401,7 +2463,16 @@
           <w:szCs w:val="32"/>
         </w:rPr>
         <w:tab/>
-        <w:t>1)**</w:t>
+        <w:t>1)</w:t>
+      </w:r>
+      <w:r>
+        <w:rPr>
+          <w:rFonts w:ascii="TH SarabunPSK" w:hAnsi="TH SarabunPSK" w:cs="TH SarabunPSK"/>
+          <w:color w:val="FFFFFF" w:themeColor="background1"/>
+          <w:sz w:val="32"/>
+          <w:szCs w:val="32"/>
+        </w:rPr>
+        <w:t>**</w:t>
       </w:r>
       <w:r>
         <w:rPr>
@@ -2512,7 +2583,16 @@
           <w:szCs w:val="32"/>
         </w:rPr>
         <w:tab/>
-        <w:t>2)**</w:t>
+        <w:t>2)</w:t>
+      </w:r>
+      <w:r>
+        <w:rPr>
+          <w:rFonts w:ascii="TH SarabunPSK" w:hAnsi="TH SarabunPSK" w:cs="TH SarabunPSK"/>
+          <w:color w:val="FFFFFF" w:themeColor="background1"/>
+          <w:sz w:val="32"/>
+          <w:szCs w:val="32"/>
+        </w:rPr>
+        <w:t>**</w:t>
       </w:r>
       <w:r>
         <w:rPr>
@@ -2660,7 +2740,16 @@
           <w:szCs w:val="32"/>
         </w:rPr>
         <w:tab/>
-        <w:t>3)**</w:t>
+        <w:t>3)</w:t>
+      </w:r>
+      <w:r>
+        <w:rPr>
+          <w:rFonts w:ascii="TH SarabunPSK" w:hAnsi="TH SarabunPSK" w:cs="TH SarabunPSK"/>
+          <w:color w:val="FFFFFF" w:themeColor="background1"/>
+          <w:sz w:val="32"/>
+          <w:szCs w:val="32"/>
+        </w:rPr>
+        <w:t>**</w:t>
       </w:r>
       <w:r>
         <w:rPr>
@@ -2737,7 +2826,16 @@
           <w:szCs w:val="32"/>
         </w:rPr>
         <w:tab/>
-        <w:t>4)**</w:t>
+        <w:t>4)</w:t>
+      </w:r>
+      <w:r>
+        <w:rPr>
+          <w:rFonts w:ascii="TH SarabunPSK" w:hAnsi="TH SarabunPSK" w:cs="TH SarabunPSK"/>
+          <w:color w:val="FFFFFF" w:themeColor="background1"/>
+          <w:sz w:val="32"/>
+          <w:szCs w:val="32"/>
+        </w:rPr>
+        <w:t>**</w:t>
       </w:r>
       <w:r>
         <w:rPr>
@@ -2926,7 +3024,6 @@
           <w:sz w:val="32"/>
           <w:szCs w:val="32"/>
         </w:rPr>
-        <w:lastRenderedPageBreak/>
         <w:t xml:space="preserve">LLM </w:t>
       </w:r>
       <w:r>
@@ -2948,7 +3045,7 @@
       </w:r>
       <w:r>
         <w:rPr>
-          <w:rStyle w:val="Strong"/>
+          <w:rStyle w:val="af"/>
           <w:rFonts w:ascii="TH SarabunPSK" w:hAnsi="TH SarabunPSK" w:cs="TH SarabunPSK" w:hint="cs"/>
           <w:b w:val="0"/>
           <w:bCs w:val="0"/>
@@ -3056,7 +3153,6 @@
         </w:rPr>
         <w:t xml:space="preserve">มาใช้ได้ เช่น </w:t>
       </w:r>
-      <w:proofErr w:type="spellStart"/>
       <w:r>
         <w:rPr>
           <w:rFonts w:ascii="TH SarabunPSK" w:hAnsi="TH SarabunPSK" w:cs="TH SarabunPSK"/>
@@ -3065,7 +3161,6 @@
         </w:rPr>
         <w:t>OpenAI</w:t>
       </w:r>
-      <w:proofErr w:type="spellEnd"/>
       <w:r>
         <w:rPr>
           <w:rFonts w:ascii="TH SarabunPSK" w:hAnsi="TH SarabunPSK" w:cs="TH SarabunPSK"/>
@@ -3138,32 +3233,6 @@
         </w:rPr>
         <w:t xml:space="preserve"> </w:t>
       </w:r>
-    </w:p>
-    <w:p>
-      <w:pPr>
-        <w:tabs>
-          <w:tab w:val="left" w:pos="426"/>
-        </w:tabs>
-        <w:jc w:val="thaiDistribute"/>
-        <w:rPr>
-          <w:rFonts w:ascii="TH SarabunPSK" w:hAnsi="TH SarabunPSK" w:cs="TH SarabunPSK"/>
-          <w:sz w:val="32"/>
-          <w:szCs w:val="32"/>
-        </w:rPr>
-      </w:pPr>
-    </w:p>
-    <w:p>
-      <w:pPr>
-        <w:tabs>
-          <w:tab w:val="left" w:pos="426"/>
-        </w:tabs>
-        <w:jc w:val="thaiDistribute"/>
-        <w:rPr>
-          <w:rFonts w:ascii="TH SarabunPSK" w:hAnsi="TH SarabunPSK" w:cs="TH SarabunPSK"/>
-          <w:sz w:val="32"/>
-          <w:szCs w:val="32"/>
-        </w:rPr>
-      </w:pPr>
     </w:p>
     <w:p>
       <w:pPr>
@@ -3432,7 +3501,7 @@
         </w:tabs>
         <w:jc w:val="center"/>
         <w:rPr>
-          <w:rFonts w:ascii="TH SarabunPSK" w:hAnsi="TH SarabunPSK" w:cs="TH SarabunPSK"/>
+          <w:rFonts w:ascii="TH SarabunPSK" w:hAnsi="TH SarabunPSK" w:cs="TH SarabunPSK" w:hint="cs"/>
           <w:sz w:val="32"/>
           <w:szCs w:val="32"/>
         </w:rPr>
@@ -3469,38 +3538,6 @@
         <w:t>supabase</w:t>
       </w:r>
       <w:proofErr w:type="spellEnd"/>
-    </w:p>
-    <w:p>
-      <w:pPr>
-        <w:tabs>
-          <w:tab w:val="left" w:pos="426"/>
-          <w:tab w:val="left" w:pos="993"/>
-        </w:tabs>
-        <w:jc w:val="thaiDistribute"/>
-        <w:rPr>
-          <w:rFonts w:ascii="TH SarabunPSK" w:hAnsi="TH SarabunPSK" w:cs="TH SarabunPSK"/>
-          <w:b/>
-          <w:bCs/>
-          <w:sz w:val="32"/>
-          <w:szCs w:val="32"/>
-        </w:rPr>
-      </w:pPr>
-    </w:p>
-    <w:p>
-      <w:pPr>
-        <w:tabs>
-          <w:tab w:val="left" w:pos="426"/>
-          <w:tab w:val="left" w:pos="993"/>
-        </w:tabs>
-        <w:jc w:val="thaiDistribute"/>
-        <w:rPr>
-          <w:rFonts w:ascii="TH SarabunPSK" w:hAnsi="TH SarabunPSK" w:cs="TH SarabunPSK"/>
-          <w:b/>
-          <w:bCs/>
-          <w:sz w:val="32"/>
-          <w:szCs w:val="32"/>
-        </w:rPr>
-      </w:pPr>
     </w:p>
     <w:p>
       <w:pPr>
@@ -4146,6 +4183,7 @@
           <w:sz w:val="32"/>
           <w:szCs w:val="32"/>
         </w:rPr>
+        <w:lastRenderedPageBreak/>
         <w:tab/>
         <w:t>4)</w:t>
       </w:r>
@@ -4684,7 +4722,6 @@
           <w:szCs w:val="32"/>
           <w:cs/>
         </w:rPr>
-        <w:lastRenderedPageBreak/>
         <w:tab/>
       </w:r>
       <w:r>
@@ -4792,8 +4829,9 @@
           <w:tab w:val="left" w:pos="426"/>
           <w:tab w:val="left" w:pos="993"/>
         </w:tabs>
-        <w:rPr>
-          <w:rFonts w:ascii="TH SarabunPSK" w:eastAsia="EucrosiaDSE" w:hAnsi="TH SarabunPSK" w:cs="TH SarabunPSK"/>
+        <w:jc w:val="center"/>
+        <w:rPr>
+          <w:rFonts w:ascii="TH SarabunPSK" w:eastAsia="EucrosiaDSE" w:hAnsi="TH SarabunPSK" w:cs="TH SarabunPSK" w:hint="cs"/>
           <w:sz w:val="32"/>
           <w:szCs w:val="32"/>
         </w:rPr>
@@ -4812,7 +4850,6 @@
           <w:color w:val="000000" w:themeColor="text1"/>
           <w:sz w:val="32"/>
           <w:szCs w:val="32"/>
-          <w:cs/>
         </w:rPr>
         <w:sectPr>
           <w:type w:val="continuous"/>
@@ -5185,25 +5222,6 @@
         </w:rPr>
         <w:t xml:space="preserve">PostgreSQL </w:t>
       </w:r>
-      <w:r>
-        <w:rPr>
-          <w:rFonts w:ascii="TH SarabunPSK" w:hAnsi="TH SarabunPSK" w:cs="TH SarabunPSK"/>
-          <w:color w:val="000000" w:themeColor="text1"/>
-          <w:sz w:val="32"/>
-          <w:szCs w:val="32"/>
-          <w:cs/>
-        </w:rPr>
-        <w:t>สามารถเข้าถึงได้ฟรีผ่านใบอนุญาตโอเพ่นซอร์ส ด้วยเหตุนี้ คุณจึงได้รับอนุญาตให้ใช้ ดัดแปลง และใช้งานได้ตามที่บริษัทของคุณต้องการ คุณไม่ต้องการคำแนะนำมากมายในการทำ</w:t>
-      </w:r>
-      <w:r>
-        <w:rPr>
-          <w:rFonts w:ascii="TH SarabunPSK" w:hAnsi="TH SarabunPSK" w:cs="TH SarabunPSK"/>
-          <w:color w:val="000000" w:themeColor="text1"/>
-          <w:sz w:val="32"/>
-          <w:szCs w:val="32"/>
-        </w:rPr>
-        <w:t>(appmaster,2022)</w:t>
-      </w:r>
     </w:p>
     <w:p>
       <w:pPr>
@@ -5212,20 +5230,69 @@
         </w:tabs>
         <w:rPr>
           <w:rFonts w:ascii="TH SarabunPSK" w:hAnsi="TH SarabunPSK" w:cs="TH SarabunPSK"/>
-          <w:sz w:val="32"/>
-          <w:szCs w:val="32"/>
-        </w:rPr>
-      </w:pPr>
-      <w:r>
-        <w:rPr>
-          <w:rFonts w:ascii="TH SarabunPSK" w:hAnsi="TH SarabunPSK" w:cs="TH SarabunPSK"/>
           <w:b/>
           <w:bCs/>
           <w:sz w:val="32"/>
           <w:szCs w:val="32"/>
+        </w:rPr>
+      </w:pPr>
+      <w:r>
+        <w:rPr>
+          <w:rFonts w:ascii="TH SarabunPSK" w:hAnsi="TH SarabunPSK" w:cs="TH SarabunPSK"/>
+          <w:color w:val="000000" w:themeColor="text1"/>
+          <w:sz w:val="32"/>
+          <w:szCs w:val="32"/>
           <w:cs/>
         </w:rPr>
         <w:lastRenderedPageBreak/>
+        <w:t>สามารถเข้าถึงได้ฟรีผ่านใบอนุญาตโอเพ่นซอร์ส ด้วยเหตุนี้ คุณจึงได้รับอนุญาตให้ใช้ ดัดแปลง และใช้งานได้ตามที่บริษัทของคุณต้องการ คุณไม่ต้องการคำแนะนำมากมายในการทำ</w:t>
+      </w:r>
+      <w:r>
+        <w:rPr>
+          <w:rFonts w:ascii="TH SarabunPSK" w:hAnsi="TH SarabunPSK" w:cs="TH SarabunPSK"/>
+          <w:color w:val="000000" w:themeColor="text1"/>
+          <w:sz w:val="32"/>
+          <w:szCs w:val="32"/>
+        </w:rPr>
+        <w:t>(appmaster,2022)</w:t>
+      </w:r>
+    </w:p>
+    <w:p>
+      <w:pPr>
+        <w:tabs>
+          <w:tab w:val="left" w:pos="426"/>
+        </w:tabs>
+        <w:rPr>
+          <w:rFonts w:ascii="TH SarabunPSK" w:hAnsi="TH SarabunPSK" w:cs="TH SarabunPSK"/>
+          <w:b/>
+          <w:bCs/>
+          <w:sz w:val="32"/>
+          <w:szCs w:val="32"/>
+        </w:rPr>
+      </w:pPr>
+    </w:p>
+    <w:p>
+      <w:pPr>
+        <w:tabs>
+          <w:tab w:val="left" w:pos="426"/>
+        </w:tabs>
+        <w:rPr>
+          <w:rFonts w:ascii="TH SarabunPSK" w:hAnsi="TH SarabunPSK" w:cs="TH SarabunPSK"/>
+          <w:b/>
+          <w:bCs/>
+          <w:sz w:val="32"/>
+          <w:szCs w:val="32"/>
+        </w:rPr>
+      </w:pPr>
+      <w:r>
+        <w:rPr>
+          <w:rFonts w:ascii="TH SarabunPSK" w:hAnsi="TH SarabunPSK" w:cs="TH SarabunPSK"/>
+          <w:b/>
+          <w:bCs/>
+          <w:sz w:val="32"/>
+          <w:szCs w:val="32"/>
+          <w:cs/>
+        </w:rPr>
         <w:t>2.3</w:t>
       </w:r>
       <w:r>
@@ -5249,14 +5316,6 @@
         </w:rPr>
         <w:t>Line Officials Account</w:t>
       </w:r>
-    </w:p>
-    <w:p>
-      <w:pPr>
-        <w:pStyle w:val="body"/>
-        <w:shd w:val="clear" w:color="auto" w:fill="FFFFFF"/>
-        <w:ind w:firstLine="1843"/>
-        <w:jc w:val="thaiDistribute"/>
-      </w:pPr>
       <w:r>
         <w:rPr>
           <w:noProof/>
@@ -6067,7 +6126,7 @@
           <w:shd w:val="clear" w:color="auto" w:fill="FFFFFF"/>
           <w:cs/>
         </w:rPr>
-        <w:t xml:space="preserve">บัญชีระดับพรีเมียม จะได้รับโล่สีเขียวประดับบนโปรไฟล์ และสามารถใช้งานฟีเจอร์ได้มากกว่าประเภทอื่นๆ เหมาะสำหรับธุรกิจขนาดใหญ่หรือธุรกิจที่มีผู้ติดตามเป็นจำนวนมาก สามารถค้นหาร้านค้าได้ผ่านหน้า ค้นหาเพื่อน หรือสามารถค้นหาได้ผ่าน </w:t>
+        <w:t>บัญชีระดับพรีเมียม จะได้รับโล่สีเขียวประดับบนโปรไฟล์ และสามารถใช้งานฟีเจอร์ได้มากกว่าประเภทอื่นๆ เหมาะสำหรับธุรกิจขนาดใหญ่หรือ</w:t>
       </w:r>
       <w:r>
         <w:rPr>
@@ -6076,6 +6135,18 @@
           <w:sz w:val="32"/>
           <w:szCs w:val="32"/>
           <w:shd w:val="clear" w:color="auto" w:fill="FFFFFF"/>
+          <w:cs/>
+        </w:rPr>
+        <w:lastRenderedPageBreak/>
+        <w:t xml:space="preserve">ธุรกิจที่มีผู้ติดตามเป็นจำนวนมาก สามารถค้นหาร้านค้าได้ผ่านหน้า ค้นหาเพื่อน หรือสามารถค้นหาได้ผ่าน </w:t>
+      </w:r>
+      <w:r>
+        <w:rPr>
+          <w:rFonts w:ascii="TH SarabunPSK" w:hAnsi="TH SarabunPSK" w:cs="TH SarabunPSK" w:hint="cs"/>
+          <w:color w:val="000000"/>
+          <w:sz w:val="32"/>
+          <w:szCs w:val="32"/>
+          <w:shd w:val="clear" w:color="auto" w:fill="FFFFFF"/>
         </w:rPr>
         <w:t xml:space="preserve">Search Engine </w:t>
       </w:r>
@@ -6132,80 +6203,6 @@
         </w:rPr>
         <w:t xml:space="preserve">. </w:t>
       </w:r>
-    </w:p>
-    <w:p>
-      <w:pPr>
-        <w:tabs>
-          <w:tab w:val="left" w:pos="426"/>
-          <w:tab w:val="left" w:pos="993"/>
-        </w:tabs>
-        <w:ind w:firstLine="1985"/>
-        <w:jc w:val="thaiDistribute"/>
-        <w:rPr>
-          <w:rFonts w:ascii="TH SarabunPSK" w:hAnsi="TH SarabunPSK" w:cs="TH SarabunPSK"/>
-          <w:sz w:val="32"/>
-          <w:szCs w:val="32"/>
-        </w:rPr>
-      </w:pPr>
-    </w:p>
-    <w:p>
-      <w:pPr>
-        <w:tabs>
-          <w:tab w:val="left" w:pos="426"/>
-          <w:tab w:val="left" w:pos="993"/>
-        </w:tabs>
-        <w:ind w:firstLine="1985"/>
-        <w:jc w:val="thaiDistribute"/>
-        <w:rPr>
-          <w:rFonts w:ascii="TH SarabunPSK" w:hAnsi="TH SarabunPSK" w:cs="TH SarabunPSK"/>
-          <w:sz w:val="32"/>
-          <w:szCs w:val="32"/>
-        </w:rPr>
-      </w:pPr>
-    </w:p>
-    <w:p>
-      <w:pPr>
-        <w:tabs>
-          <w:tab w:val="left" w:pos="426"/>
-          <w:tab w:val="left" w:pos="993"/>
-        </w:tabs>
-        <w:ind w:firstLine="1985"/>
-        <w:jc w:val="thaiDistribute"/>
-        <w:rPr>
-          <w:rFonts w:ascii="TH SarabunPSK" w:hAnsi="TH SarabunPSK" w:cs="TH SarabunPSK"/>
-          <w:sz w:val="32"/>
-          <w:szCs w:val="32"/>
-        </w:rPr>
-      </w:pPr>
-    </w:p>
-    <w:p>
-      <w:pPr>
-        <w:tabs>
-          <w:tab w:val="left" w:pos="426"/>
-          <w:tab w:val="left" w:pos="993"/>
-        </w:tabs>
-        <w:ind w:firstLine="1985"/>
-        <w:jc w:val="thaiDistribute"/>
-        <w:rPr>
-          <w:rFonts w:ascii="TH SarabunPSK" w:hAnsi="TH SarabunPSK" w:cs="TH SarabunPSK"/>
-          <w:sz w:val="32"/>
-          <w:szCs w:val="32"/>
-        </w:rPr>
-      </w:pPr>
-    </w:p>
-    <w:p>
-      <w:pPr>
-        <w:tabs>
-          <w:tab w:val="left" w:pos="426"/>
-          <w:tab w:val="left" w:pos="993"/>
-        </w:tabs>
-        <w:jc w:val="thaiDistribute"/>
-        <w:rPr>
-          <w:rFonts w:ascii="TH SarabunPSK" w:hAnsi="TH SarabunPSK" w:cs="TH SarabunPSK"/>
-          <w:sz w:val="32"/>
-          <w:szCs w:val="32"/>
-        </w:rPr>
-      </w:pPr>
     </w:p>
     <w:p>
       <w:pPr>
@@ -6322,7 +6319,7 @@
           <w:noProof/>
         </w:rPr>
         <w:drawing>
-          <wp:anchor distT="0" distB="0" distL="114300" distR="114300" simplePos="0" relativeHeight="251659264" behindDoc="0" locked="0" layoutInCell="1" allowOverlap="1" wp14:anchorId="31043F57" wp14:editId="340D5748">
+          <wp:anchor distT="0" distB="0" distL="114300" distR="114300" simplePos="0" relativeHeight="251659264" behindDoc="0" locked="0" layoutInCell="1" allowOverlap="1" wp14:anchorId="31043F57" wp14:editId="2342EA5C">
             <wp:simplePos x="0" y="0"/>
             <wp:positionH relativeFrom="margin">
               <wp:align>center</wp:align>
@@ -7108,7 +7105,7 @@
         <w:spacing w:after="160" w:line="259" w:lineRule="auto"/>
         <w:ind w:firstLine="1276"/>
         <w:rPr>
-          <w:rFonts w:ascii="TH SarabunPSK" w:hAnsi="TH SarabunPSK" w:cs="TH SarabunPSK" w:hint="cs"/>
+          <w:rFonts w:ascii="TH SarabunPSK" w:hAnsi="TH SarabunPSK" w:cs="TH SarabunPSK"/>
           <w:sz w:val="32"/>
           <w:szCs w:val="32"/>
         </w:rPr>
@@ -7239,6 +7236,17 @@
         </w:rPr>
         <w:t>, 2565)</w:t>
       </w:r>
+    </w:p>
+    <w:p>
+      <w:pPr>
+        <w:spacing w:after="160" w:line="259" w:lineRule="auto"/>
+        <w:ind w:firstLine="1276"/>
+        <w:rPr>
+          <w:rFonts w:ascii="TH SarabunPSK" w:hAnsi="TH SarabunPSK" w:cs="TH SarabunPSK"/>
+          <w:sz w:val="32"/>
+          <w:szCs w:val="32"/>
+        </w:rPr>
+      </w:pPr>
     </w:p>
     <w:p>
       <w:pPr>
@@ -7261,6 +7269,7 @@
           <w:szCs w:val="32"/>
           <w:cs/>
         </w:rPr>
+        <w:lastRenderedPageBreak/>
         <w:drawing>
           <wp:anchor distT="0" distB="0" distL="114300" distR="114300" simplePos="0" relativeHeight="251660288" behindDoc="0" locked="0" layoutInCell="1" allowOverlap="1" wp14:anchorId="392E86BF" wp14:editId="05CD85B8">
             <wp:simplePos x="0" y="0"/>
@@ -7334,7 +7343,7 @@
       <w:pPr>
         <w:spacing w:after="160" w:line="259" w:lineRule="auto"/>
         <w:rPr>
-          <w:rFonts w:ascii="TH SarabunPSK" w:hAnsi="TH SarabunPSK" w:cs="TH SarabunPSK" w:hint="cs"/>
+          <w:rFonts w:ascii="TH SarabunPSK" w:hAnsi="TH SarabunPSK" w:cs="TH SarabunPSK"/>
           <w:b/>
           <w:bCs/>
           <w:sz w:val="32"/>
@@ -7364,7 +7373,7 @@
         </w:tabs>
         <w:jc w:val="center"/>
         <w:rPr>
-          <w:rFonts w:ascii="TH SarabunPSK" w:hAnsi="TH SarabunPSK" w:cs="TH SarabunPSK" w:hint="cs"/>
+          <w:rFonts w:ascii="TH SarabunPSK" w:hAnsi="TH SarabunPSK" w:cs="TH SarabunPSK"/>
           <w:sz w:val="32"/>
           <w:szCs w:val="32"/>
         </w:rPr>
@@ -7435,7 +7444,6 @@
           <w:szCs w:val="32"/>
           <w:cs/>
         </w:rPr>
-        <w:lastRenderedPageBreak/>
         <w:t>2.4</w:t>
       </w:r>
       <w:r>
@@ -7480,25 +7488,7 @@
           <w:sz w:val="32"/>
           <w:szCs w:val="32"/>
         </w:rPr>
-        <w:t xml:space="preserve">(Tran </w:t>
-      </w:r>
-      <w:proofErr w:type="spellStart"/>
-      <w:r>
-        <w:rPr>
-          <w:rFonts w:ascii="TH SarabunPSK" w:hAnsi="TH SarabunPSK" w:cs="TH SarabunPSK" w:hint="cs"/>
-          <w:sz w:val="32"/>
-          <w:szCs w:val="32"/>
-        </w:rPr>
-        <w:t>Duy</w:t>
-      </w:r>
-      <w:proofErr w:type="spellEnd"/>
-      <w:r>
-        <w:rPr>
-          <w:rFonts w:ascii="TH SarabunPSK" w:hAnsi="TH SarabunPSK" w:cs="TH SarabunPSK" w:hint="cs"/>
-          <w:sz w:val="32"/>
-          <w:szCs w:val="32"/>
-        </w:rPr>
-        <w:t xml:space="preserve"> Huynh An, 2025)</w:t>
+        <w:t>(Tran Duy Huynh An, 2025)</w:t>
       </w:r>
       <w:r>
         <w:rPr>
@@ -7528,7 +7518,7 @@
       </w:r>
       <w:r>
         <w:rPr>
-          <w:rStyle w:val="Strong"/>
+          <w:rStyle w:val="af"/>
           <w:rFonts w:ascii="TH SarabunPSK" w:hAnsi="TH SarabunPSK" w:cs="TH SarabunPSK" w:hint="cs"/>
           <w:b w:val="0"/>
           <w:bCs w:val="0"/>
@@ -7591,7 +7581,7 @@
       </w:r>
       <w:r>
         <w:rPr>
-          <w:rStyle w:val="Strong"/>
+          <w:rStyle w:val="af"/>
           <w:rFonts w:ascii="TH SarabunPSK" w:hAnsi="TH SarabunPSK" w:cs="TH SarabunPSK" w:hint="cs"/>
           <w:b w:val="0"/>
           <w:bCs w:val="0"/>
@@ -7627,7 +7617,7 @@
       </w:r>
       <w:r>
         <w:rPr>
-          <w:rStyle w:val="Strong"/>
+          <w:rStyle w:val="af"/>
           <w:rFonts w:ascii="TH SarabunPSK" w:hAnsi="TH SarabunPSK" w:cs="TH SarabunPSK" w:hint="cs"/>
           <w:b w:val="0"/>
           <w:bCs w:val="0"/>
@@ -7639,7 +7629,7 @@
       </w:r>
       <w:r>
         <w:rPr>
-          <w:rStyle w:val="Strong"/>
+          <w:rStyle w:val="af"/>
           <w:rFonts w:ascii="TH SarabunPSK" w:hAnsi="TH SarabunPSK" w:cs="TH SarabunPSK" w:hint="cs"/>
           <w:b w:val="0"/>
           <w:bCs w:val="0"/>
@@ -7697,7 +7687,7 @@
       </w:r>
       <w:r>
         <w:rPr>
-          <w:rStyle w:val="Strong"/>
+          <w:rStyle w:val="af"/>
           <w:rFonts w:ascii="TH SarabunPSK" w:hAnsi="TH SarabunPSK" w:cs="TH SarabunPSK" w:hint="cs"/>
           <w:b w:val="0"/>
           <w:bCs w:val="0"/>
@@ -7733,7 +7723,7 @@
       </w:r>
       <w:r>
         <w:rPr>
-          <w:rStyle w:val="Strong"/>
+          <w:rStyle w:val="af"/>
           <w:rFonts w:ascii="TH SarabunPSK" w:hAnsi="TH SarabunPSK" w:cs="TH SarabunPSK" w:hint="cs"/>
           <w:b w:val="0"/>
           <w:bCs w:val="0"/>
@@ -7744,7 +7734,7 @@
       </w:r>
       <w:r>
         <w:rPr>
-          <w:rStyle w:val="Strong"/>
+          <w:rStyle w:val="af"/>
           <w:rFonts w:ascii="TH SarabunPSK" w:hAnsi="TH SarabunPSK" w:cs="TH SarabunPSK" w:hint="cs"/>
           <w:b w:val="0"/>
           <w:bCs w:val="0"/>
@@ -7796,7 +7786,7 @@
       </w:r>
       <w:r>
         <w:rPr>
-          <w:rStyle w:val="Strong"/>
+          <w:rStyle w:val="af"/>
           <w:rFonts w:ascii="TH SarabunPSK" w:hAnsi="TH SarabunPSK" w:cs="TH SarabunPSK" w:hint="cs"/>
           <w:b w:val="0"/>
           <w:bCs w:val="0"/>
@@ -7833,7 +7823,7 @@
       </w:r>
       <w:r>
         <w:rPr>
-          <w:rStyle w:val="Strong"/>
+          <w:rStyle w:val="af"/>
           <w:rFonts w:ascii="TH SarabunPSK" w:hAnsi="TH SarabunPSK" w:cs="TH SarabunPSK" w:hint="cs"/>
           <w:b w:val="0"/>
           <w:bCs w:val="0"/>
@@ -7870,7 +7860,7 @@
       </w:r>
       <w:r>
         <w:rPr>
-          <w:rStyle w:val="Strong"/>
+          <w:rStyle w:val="af"/>
           <w:rFonts w:ascii="TH SarabunPSK" w:hAnsi="TH SarabunPSK" w:cs="TH SarabunPSK" w:hint="cs"/>
           <w:b w:val="0"/>
           <w:bCs w:val="0"/>
@@ -7906,7 +7896,7 @@
       </w:r>
       <w:r>
         <w:rPr>
-          <w:rStyle w:val="Strong"/>
+          <w:rStyle w:val="af"/>
           <w:rFonts w:ascii="TH SarabunPSK" w:hAnsi="TH SarabunPSK" w:cs="TH SarabunPSK" w:hint="cs"/>
           <w:b w:val="0"/>
           <w:bCs w:val="0"/>
@@ -7962,7 +7952,7 @@
       </w:r>
       <w:r>
         <w:rPr>
-          <w:rStyle w:val="Strong"/>
+          <w:rStyle w:val="af"/>
           <w:rFonts w:ascii="TH SarabunPSK" w:hAnsi="TH SarabunPSK" w:cs="TH SarabunPSK" w:hint="cs"/>
           <w:b w:val="0"/>
           <w:bCs w:val="0"/>
@@ -7974,7 +7964,7 @@
       </w:r>
       <w:r>
         <w:rPr>
-          <w:rStyle w:val="Strong"/>
+          <w:rStyle w:val="af"/>
           <w:rFonts w:ascii="TH SarabunPSK" w:hAnsi="TH SarabunPSK" w:cs="TH SarabunPSK" w:hint="cs"/>
           <w:b w:val="0"/>
           <w:bCs w:val="0"/>
@@ -8010,7 +8000,7 @@
       </w:r>
       <w:r>
         <w:rPr>
-          <w:rStyle w:val="Strong"/>
+          <w:rStyle w:val="af"/>
           <w:rFonts w:ascii="TH SarabunPSK" w:hAnsi="TH SarabunPSK" w:cs="TH SarabunPSK" w:hint="cs"/>
           <w:b w:val="0"/>
           <w:bCs w:val="0"/>
@@ -8022,7 +8012,7 @@
       </w:r>
       <w:r>
         <w:rPr>
-          <w:rStyle w:val="Strong"/>
+          <w:rStyle w:val="af"/>
           <w:rFonts w:ascii="TH SarabunPSK" w:hAnsi="TH SarabunPSK" w:cs="TH SarabunPSK" w:hint="cs"/>
           <w:b w:val="0"/>
           <w:bCs w:val="0"/>
@@ -8266,7 +8256,84 @@
           <w:sz w:val="32"/>
           <w:szCs w:val="32"/>
         </w:rPr>
-        <w:t xml:space="preserve"> </w:t>
+        <w:t xml:space="preserve"> Raboso</w:t>
+      </w:r>
+      <w:r>
+        <w:rPr>
+          <w:rFonts w:ascii="TH SarabunPSK" w:hAnsi="TH SarabunPSK" w:cs="TH SarabunPSK"/>
+          <w:sz w:val="32"/>
+          <w:szCs w:val="32"/>
+        </w:rPr>
+        <w:t xml:space="preserve">, </w:t>
+      </w:r>
+      <w:r>
+        <w:rPr>
+          <w:rFonts w:ascii="TH SarabunPSK" w:hAnsi="TH SarabunPSK" w:cs="TH SarabunPSK"/>
+          <w:sz w:val="32"/>
+          <w:szCs w:val="32"/>
+        </w:rPr>
+        <w:t>2025)</w:t>
+      </w:r>
+      <w:r>
+        <w:rPr>
+          <w:rFonts w:ascii="TH SarabunPSK" w:hAnsi="TH SarabunPSK" w:cs="TH SarabunPSK"/>
+          <w:color w:val="FFFFFF" w:themeColor="background1"/>
+          <w:sz w:val="32"/>
+          <w:szCs w:val="32"/>
+        </w:rPr>
+        <w:t>**</w:t>
+      </w:r>
+      <w:r>
+        <w:rPr>
+          <w:rFonts w:ascii="TH SarabunPSK" w:hAnsi="TH SarabunPSK" w:cs="TH SarabunPSK" w:hint="cs"/>
+          <w:sz w:val="32"/>
+          <w:szCs w:val="32"/>
+          <w:cs/>
+        </w:rPr>
+        <w:t>พัฒนาระบบ</w:t>
+      </w:r>
+      <w:r>
+        <w:rPr>
+          <w:rFonts w:ascii="TH SarabunPSK" w:hAnsi="TH SarabunPSK" w:cs="TH SarabunPSK"/>
+          <w:sz w:val="32"/>
+          <w:szCs w:val="32"/>
+          <w:cs/>
+        </w:rPr>
+        <w:t xml:space="preserve">ทำงานอัตโนมัติเพื่อการศึกษา โดยผสาน </w:t>
+      </w:r>
+      <w:r>
+        <w:rPr>
+          <w:rFonts w:ascii="TH SarabunPSK" w:hAnsi="TH SarabunPSK" w:cs="TH SarabunPSK"/>
+          <w:sz w:val="32"/>
+          <w:szCs w:val="32"/>
+        </w:rPr>
+        <w:t xml:space="preserve">Docker </w:t>
+      </w:r>
+      <w:r>
+        <w:rPr>
+          <w:rFonts w:ascii="TH SarabunPSK" w:hAnsi="TH SarabunPSK" w:cs="TH SarabunPSK"/>
+          <w:sz w:val="32"/>
+          <w:szCs w:val="32"/>
+          <w:cs/>
+        </w:rPr>
+        <w:t>สำหรับสภาพแวดล้อมที่ทำสำเนาได้</w:t>
+      </w:r>
+      <w:r>
+        <w:rPr>
+          <w:rFonts w:ascii="TH SarabunPSK" w:hAnsi="TH SarabunPSK" w:cs="TH SarabunPSK"/>
+          <w:sz w:val="32"/>
+          <w:szCs w:val="32"/>
+        </w:rPr>
+        <w:t xml:space="preserve">, n8n </w:t>
+      </w:r>
+      <w:r>
+        <w:rPr>
+          <w:rFonts w:ascii="TH SarabunPSK" w:hAnsi="TH SarabunPSK" w:cs="TH SarabunPSK"/>
+          <w:sz w:val="32"/>
+          <w:szCs w:val="32"/>
+          <w:cs/>
+        </w:rPr>
+        <w:t>เพื่อออกแบบ</w:t>
       </w:r>
       <w:proofErr w:type="spellStart"/>
       <w:r>
@@ -8274,8 +8341,9 @@
           <w:rFonts w:ascii="TH SarabunPSK" w:hAnsi="TH SarabunPSK" w:cs="TH SarabunPSK"/>
           <w:sz w:val="32"/>
           <w:szCs w:val="32"/>
-        </w:rPr>
-        <w:t>Raboso</w:t>
+          <w:cs/>
+        </w:rPr>
+        <w:t>เวิร์กโฟลว์</w:t>
       </w:r>
       <w:proofErr w:type="spellEnd"/>
       <w:r>
@@ -8283,94 +8351,6 @@
           <w:rFonts w:ascii="TH SarabunPSK" w:hAnsi="TH SarabunPSK" w:cs="TH SarabunPSK"/>
           <w:sz w:val="32"/>
           <w:szCs w:val="32"/>
-        </w:rPr>
-        <w:t xml:space="preserve">, </w:t>
-      </w:r>
-      <w:r>
-        <w:rPr>
-          <w:rFonts w:ascii="TH SarabunPSK" w:hAnsi="TH SarabunPSK" w:cs="TH SarabunPSK"/>
-          <w:sz w:val="32"/>
-          <w:szCs w:val="32"/>
-        </w:rPr>
-        <w:t>2025)</w:t>
-      </w:r>
-      <w:r>
-        <w:rPr>
-          <w:rFonts w:ascii="TH SarabunPSK" w:hAnsi="TH SarabunPSK" w:cs="TH SarabunPSK"/>
-          <w:color w:val="FFFFFF" w:themeColor="background1"/>
-          <w:sz w:val="32"/>
-          <w:szCs w:val="32"/>
-        </w:rPr>
-        <w:t>**</w:t>
-      </w:r>
-      <w:r>
-        <w:rPr>
-          <w:rFonts w:ascii="TH SarabunPSK" w:hAnsi="TH SarabunPSK" w:cs="TH SarabunPSK" w:hint="cs"/>
-          <w:sz w:val="32"/>
-          <w:szCs w:val="32"/>
-          <w:cs/>
-        </w:rPr>
-        <w:t>พัฒนาระบบ</w:t>
-      </w:r>
-      <w:r>
-        <w:rPr>
-          <w:rFonts w:ascii="TH SarabunPSK" w:hAnsi="TH SarabunPSK" w:cs="TH SarabunPSK"/>
-          <w:sz w:val="32"/>
-          <w:szCs w:val="32"/>
-          <w:cs/>
-        </w:rPr>
-        <w:t xml:space="preserve">ทำงานอัตโนมัติเพื่อการศึกษา โดยผสาน </w:t>
-      </w:r>
-      <w:r>
-        <w:rPr>
-          <w:rFonts w:ascii="TH SarabunPSK" w:hAnsi="TH SarabunPSK" w:cs="TH SarabunPSK"/>
-          <w:sz w:val="32"/>
-          <w:szCs w:val="32"/>
-        </w:rPr>
-        <w:t xml:space="preserve">Docker </w:t>
-      </w:r>
-      <w:r>
-        <w:rPr>
-          <w:rFonts w:ascii="TH SarabunPSK" w:hAnsi="TH SarabunPSK" w:cs="TH SarabunPSK"/>
-          <w:sz w:val="32"/>
-          <w:szCs w:val="32"/>
-          <w:cs/>
-        </w:rPr>
-        <w:t>สำหรับสภาพแวดล้อมที่ทำสำเนาได้</w:t>
-      </w:r>
-      <w:r>
-        <w:rPr>
-          <w:rFonts w:ascii="TH SarabunPSK" w:hAnsi="TH SarabunPSK" w:cs="TH SarabunPSK"/>
-          <w:sz w:val="32"/>
-          <w:szCs w:val="32"/>
-        </w:rPr>
-        <w:t xml:space="preserve">, n8n </w:t>
-      </w:r>
-      <w:r>
-        <w:rPr>
-          <w:rFonts w:ascii="TH SarabunPSK" w:hAnsi="TH SarabunPSK" w:cs="TH SarabunPSK"/>
-          <w:sz w:val="32"/>
-          <w:szCs w:val="32"/>
-          <w:cs/>
-        </w:rPr>
-        <w:t>เพื่อออกแบบ</w:t>
-      </w:r>
-      <w:proofErr w:type="spellStart"/>
-      <w:r>
-        <w:rPr>
-          <w:rFonts w:ascii="TH SarabunPSK" w:hAnsi="TH SarabunPSK" w:cs="TH SarabunPSK"/>
-          <w:sz w:val="32"/>
-          <w:szCs w:val="32"/>
-          <w:cs/>
-        </w:rPr>
-        <w:t>เวิร์กโฟลว์</w:t>
-      </w:r>
-      <w:proofErr w:type="spellEnd"/>
-      <w:r>
-        <w:rPr>
-          <w:rFonts w:ascii="TH SarabunPSK" w:hAnsi="TH SarabunPSK" w:cs="TH SarabunPSK"/>
-          <w:sz w:val="32"/>
-          <w:szCs w:val="32"/>
           <w:cs/>
         </w:rPr>
         <w:t xml:space="preserve">อัตโนมัติ/เชื่อมต่อบริการ และ </w:t>
@@ -8458,7 +8438,17 @@
           <w:szCs w:val="32"/>
           <w:cs/>
         </w:rPr>
-        <w:t>สามารถยกระดับประสิทธิภาพการออกแบบข้อสอบ การตรวจให้คะแนน และการป้อนกลับผลลัพธ์ได้อย่างเป็นระบบในบริบทสถาบันการศึกษา ซึ่งเป็นแนวทางที่สอดคล้องกับงานพัฒนาผู้ช่วยอัตโนมัติด้านการศึกษาในปัจจุบันของผู้วิจัยด้วย.</w:t>
+        <w:t>สามารถยกระดับประสิทธิภาพการออกแบบข้อสอบ การตรวจให้คะแนน และการป้อนกลับผลลัพธ์ได้อย่าง</w:t>
+      </w:r>
+      <w:r>
+        <w:rPr>
+          <w:rFonts w:ascii="TH SarabunPSK" w:hAnsi="TH SarabunPSK" w:cs="TH SarabunPSK"/>
+          <w:sz w:val="32"/>
+          <w:szCs w:val="32"/>
+          <w:cs/>
+        </w:rPr>
+        <w:lastRenderedPageBreak/>
+        <w:t>เป็นระบบในบริบทสถาบันการศึกษา ซึ่งเป็นแนวทางที่สอดคล้องกับงานพัฒนาผู้ช่วยอัตโนมัติด้านการศึกษาในปัจจุบันของผู้วิจัยด้วย.</w:t>
       </w:r>
     </w:p>
     <w:p>
@@ -8702,18 +8692,7 @@
           <w:szCs w:val="32"/>
           <w:cs/>
         </w:rPr>
-        <w:t>ออกงานบนเว็บแอปพลิเคชัน โดยแบ่งการทำงาน</w:t>
-      </w:r>
-      <w:r>
-        <w:rPr>
-          <w:rFonts w:ascii="TH SarabunPSK" w:hAnsi="TH SarabunPSK" w:cs="TH SarabunPSK"/>
-          <w:color w:val="000000" w:themeColor="text1"/>
-          <w:sz w:val="32"/>
-          <w:szCs w:val="32"/>
-          <w:cs/>
-        </w:rPr>
-        <w:lastRenderedPageBreak/>
-        <w:t>ออกเป็น 2 ส่วนหลัก ประกอบด้วย ส่วนที่ 1 สำหรับผู้ใช้ (พนักงานทั่วไป) โดยผู้ใช้สามารถเช็คอินเข้าออกงานได้ในระยะที่กำหนด สร้างใบลางาน ติดตามสถานะการขอลา และดูประวัติการลา</w:t>
+        <w:t>ออกงานบนเว็บแอปพลิเคชัน โดยแบ่งการทำงานออกเป็น 2 ส่วนหลัก ประกอบด้วย ส่วนที่ 1 สำหรับผู้ใช้ (พนักงานทั่วไป) โดยผู้ใช้สามารถเช็คอินเข้าออกงานได้ในระยะที่กำหนด สร้างใบลางาน ติดตามสถานะการขอลา และดูประวัติการลา</w:t>
       </w:r>
       <w:r>
         <w:rPr>
@@ -8906,7 +8885,67 @@
           <w:sz w:val="32"/>
           <w:szCs w:val="32"/>
         </w:rPr>
-        <w:t xml:space="preserve">Tran </w:t>
+        <w:t xml:space="preserve">Tran Duy Huynh An (2025) </w:t>
+      </w:r>
+      <w:r>
+        <w:rPr>
+          <w:rFonts w:ascii="TH SarabunPSK" w:hAnsi="TH SarabunPSK" w:cs="TH SarabunPSK" w:hint="cs"/>
+          <w:sz w:val="32"/>
+          <w:szCs w:val="32"/>
+          <w:cs/>
+        </w:rPr>
+        <w:t xml:space="preserve">ได้พัฒนาระบบแชตบอท </w:t>
+      </w:r>
+      <w:r>
+        <w:rPr>
+          <w:rFonts w:ascii="TH SarabunPSK" w:hAnsi="TH SarabunPSK" w:cs="TH SarabunPSK" w:hint="cs"/>
+          <w:sz w:val="32"/>
+          <w:szCs w:val="32"/>
+        </w:rPr>
+        <w:t xml:space="preserve">HOME-AI </w:t>
+      </w:r>
+      <w:r>
+        <w:rPr>
+          <w:rFonts w:ascii="TH SarabunPSK" w:hAnsi="TH SarabunPSK" w:cs="TH SarabunPSK" w:hint="cs"/>
+          <w:sz w:val="32"/>
+          <w:szCs w:val="32"/>
+          <w:cs/>
+        </w:rPr>
+        <w:t xml:space="preserve">โดยใช้เทคนิค </w:t>
+      </w:r>
+      <w:r>
+        <w:rPr>
+          <w:rFonts w:ascii="TH SarabunPSK" w:hAnsi="TH SarabunPSK" w:cs="TH SarabunPSK" w:hint="cs"/>
+          <w:sz w:val="32"/>
+          <w:szCs w:val="32"/>
+        </w:rPr>
+        <w:t xml:space="preserve">Retrieval-Augmented Generation (RAG) </w:t>
+      </w:r>
+      <w:r>
+        <w:rPr>
+          <w:rFonts w:ascii="TH SarabunPSK" w:hAnsi="TH SarabunPSK" w:cs="TH SarabunPSK" w:hint="cs"/>
+          <w:sz w:val="32"/>
+          <w:szCs w:val="32"/>
+          <w:cs/>
+        </w:rPr>
+        <w:t xml:space="preserve">ร่วมกับ </w:t>
+      </w:r>
+      <w:r>
+        <w:rPr>
+          <w:rFonts w:ascii="TH SarabunPSK" w:hAnsi="TH SarabunPSK" w:cs="TH SarabunPSK" w:hint="cs"/>
+          <w:sz w:val="32"/>
+          <w:szCs w:val="32"/>
+        </w:rPr>
+        <w:t xml:space="preserve">Pinecone </w:t>
+      </w:r>
+      <w:r>
+        <w:rPr>
+          <w:rFonts w:ascii="TH SarabunPSK" w:hAnsi="TH SarabunPSK" w:cs="TH SarabunPSK" w:hint="cs"/>
+          <w:sz w:val="32"/>
+          <w:szCs w:val="32"/>
+          <w:cs/>
+        </w:rPr>
+        <w:t>และ</w:t>
       </w:r>
       <w:proofErr w:type="spellStart"/>
       <w:r>
@@ -8914,8 +8953,9 @@
           <w:rFonts w:ascii="TH SarabunPSK" w:hAnsi="TH SarabunPSK" w:cs="TH SarabunPSK" w:hint="cs"/>
           <w:sz w:val="32"/>
           <w:szCs w:val="32"/>
-        </w:rPr>
-        <w:t>Duy</w:t>
+          <w:cs/>
+        </w:rPr>
+        <w:t>เวิร์กโฟลว์</w:t>
       </w:r>
       <w:proofErr w:type="spellEnd"/>
       <w:r>
@@ -8923,42 +8963,200 @@
           <w:rFonts w:ascii="TH SarabunPSK" w:hAnsi="TH SarabunPSK" w:cs="TH SarabunPSK" w:hint="cs"/>
           <w:sz w:val="32"/>
           <w:szCs w:val="32"/>
-        </w:rPr>
-        <w:t xml:space="preserve"> Huynh An (2025) </w:t>
-      </w:r>
-      <w:r>
-        <w:rPr>
-          <w:rFonts w:ascii="TH SarabunPSK" w:hAnsi="TH SarabunPSK" w:cs="TH SarabunPSK" w:hint="cs"/>
-          <w:sz w:val="32"/>
-          <w:szCs w:val="32"/>
-          <w:cs/>
-        </w:rPr>
-        <w:t xml:space="preserve">ได้พัฒนาระบบแชตบอท </w:t>
-      </w:r>
-      <w:r>
-        <w:rPr>
-          <w:rFonts w:ascii="TH SarabunPSK" w:hAnsi="TH SarabunPSK" w:cs="TH SarabunPSK" w:hint="cs"/>
-          <w:sz w:val="32"/>
-          <w:szCs w:val="32"/>
-        </w:rPr>
-        <w:t xml:space="preserve">HOME-AI </w:t>
-      </w:r>
-      <w:r>
-        <w:rPr>
-          <w:rFonts w:ascii="TH SarabunPSK" w:hAnsi="TH SarabunPSK" w:cs="TH SarabunPSK" w:hint="cs"/>
-          <w:sz w:val="32"/>
-          <w:szCs w:val="32"/>
-          <w:cs/>
-        </w:rPr>
-        <w:t xml:space="preserve">โดยใช้เทคนิค </w:t>
-      </w:r>
-      <w:r>
-        <w:rPr>
-          <w:rFonts w:ascii="TH SarabunPSK" w:hAnsi="TH SarabunPSK" w:cs="TH SarabunPSK" w:hint="cs"/>
-          <w:sz w:val="32"/>
-          <w:szCs w:val="32"/>
-        </w:rPr>
-        <w:t xml:space="preserve">Retrieval-Augmented Generation (RAG) </w:t>
+          <w:cs/>
+        </w:rPr>
+        <w:t xml:space="preserve">อัตโนมัติด้วย </w:t>
+      </w:r>
+      <w:r>
+        <w:rPr>
+          <w:rFonts w:ascii="TH SarabunPSK" w:hAnsi="TH SarabunPSK" w:cs="TH SarabunPSK" w:hint="cs"/>
+          <w:sz w:val="32"/>
+          <w:szCs w:val="32"/>
+        </w:rPr>
+        <w:t xml:space="preserve">n8n </w:t>
+      </w:r>
+      <w:r>
+        <w:rPr>
+          <w:rFonts w:ascii="TH SarabunPSK" w:hAnsi="TH SarabunPSK" w:cs="TH SarabunPSK" w:hint="cs"/>
+          <w:sz w:val="32"/>
+          <w:szCs w:val="32"/>
+          <w:cs/>
+        </w:rPr>
+        <w:t xml:space="preserve">เพื่อช่วยเหลือนักศึกษาในด้านการสื่อสารและการเข้าถึงข้อมูล ทำให้บริการด้านการศึกษาและการใช้ชีวิตสะดวกและมีศูนย์กลางมากขึ้น ในขณะที่งานของ </w:t>
+      </w:r>
+      <w:r>
+        <w:rPr>
+          <w:rFonts w:ascii="TH SarabunPSK" w:hAnsi="TH SarabunPSK" w:cs="TH SarabunPSK" w:hint="cs"/>
+          <w:sz w:val="32"/>
+          <w:szCs w:val="32"/>
+        </w:rPr>
+        <w:t xml:space="preserve">González López (2025) </w:t>
+      </w:r>
+      <w:r>
+        <w:rPr>
+          <w:rFonts w:ascii="TH SarabunPSK" w:hAnsi="TH SarabunPSK" w:cs="TH SarabunPSK" w:hint="cs"/>
+          <w:sz w:val="32"/>
+          <w:szCs w:val="32"/>
+          <w:cs/>
+        </w:rPr>
+        <w:t xml:space="preserve">มุ่งเน้นการยกระดับกระบวนการ </w:t>
+      </w:r>
+      <w:r>
+        <w:rPr>
+          <w:rFonts w:ascii="TH SarabunPSK" w:hAnsi="TH SarabunPSK" w:cs="TH SarabunPSK" w:hint="cs"/>
+          <w:sz w:val="32"/>
+          <w:szCs w:val="32"/>
+        </w:rPr>
+        <w:t xml:space="preserve">DevOps </w:t>
+      </w:r>
+      <w:r>
+        <w:rPr>
+          <w:rFonts w:ascii="TH SarabunPSK" w:hAnsi="TH SarabunPSK" w:cs="TH SarabunPSK" w:hint="cs"/>
+          <w:sz w:val="32"/>
+          <w:szCs w:val="32"/>
+          <w:cs/>
+        </w:rPr>
+        <w:t xml:space="preserve">และ </w:t>
+      </w:r>
+      <w:r>
+        <w:rPr>
+          <w:rFonts w:ascii="TH SarabunPSK" w:hAnsi="TH SarabunPSK" w:cs="TH SarabunPSK" w:hint="cs"/>
+          <w:sz w:val="32"/>
+          <w:szCs w:val="32"/>
+        </w:rPr>
+        <w:t xml:space="preserve">QA </w:t>
+      </w:r>
+      <w:r>
+        <w:rPr>
+          <w:rFonts w:ascii="TH SarabunPSK" w:hAnsi="TH SarabunPSK" w:cs="TH SarabunPSK" w:hint="cs"/>
+          <w:sz w:val="32"/>
+          <w:szCs w:val="32"/>
+          <w:cs/>
+        </w:rPr>
+        <w:t xml:space="preserve">โดยใช้ </w:t>
+      </w:r>
+      <w:r>
+        <w:rPr>
+          <w:rFonts w:ascii="TH SarabunPSK" w:hAnsi="TH SarabunPSK" w:cs="TH SarabunPSK" w:hint="cs"/>
+          <w:sz w:val="32"/>
+          <w:szCs w:val="32"/>
+        </w:rPr>
+        <w:t xml:space="preserve">Docker </w:t>
+      </w:r>
+      <w:r>
+        <w:rPr>
+          <w:rFonts w:ascii="TH SarabunPSK" w:hAnsi="TH SarabunPSK" w:cs="TH SarabunPSK" w:hint="cs"/>
+          <w:sz w:val="32"/>
+          <w:szCs w:val="32"/>
+          <w:cs/>
+        </w:rPr>
+        <w:t>สำหรับสภาพแวดล้อมที่ทำซ้ำได้</w:t>
+      </w:r>
+      <w:r>
+        <w:rPr>
+          <w:rFonts w:ascii="TH SarabunPSK" w:hAnsi="TH SarabunPSK" w:cs="TH SarabunPSK" w:hint="cs"/>
+          <w:sz w:val="32"/>
+          <w:szCs w:val="32"/>
+        </w:rPr>
+        <w:t xml:space="preserve">, n8n </w:t>
+      </w:r>
+      <w:r>
+        <w:rPr>
+          <w:rFonts w:ascii="TH SarabunPSK" w:hAnsi="TH SarabunPSK" w:cs="TH SarabunPSK" w:hint="cs"/>
+          <w:sz w:val="32"/>
+          <w:szCs w:val="32"/>
+          <w:cs/>
+        </w:rPr>
+        <w:t>สำหรับการออกแบบ</w:t>
+      </w:r>
+      <w:proofErr w:type="spellStart"/>
+      <w:r>
+        <w:rPr>
+          <w:rFonts w:ascii="TH SarabunPSK" w:hAnsi="TH SarabunPSK" w:cs="TH SarabunPSK" w:hint="cs"/>
+          <w:sz w:val="32"/>
+          <w:szCs w:val="32"/>
+          <w:cs/>
+        </w:rPr>
+        <w:t>เวิร์กโฟลว์</w:t>
+      </w:r>
+      <w:proofErr w:type="spellEnd"/>
+      <w:r>
+        <w:rPr>
+          <w:rFonts w:ascii="TH SarabunPSK" w:hAnsi="TH SarabunPSK" w:cs="TH SarabunPSK" w:hint="cs"/>
+          <w:sz w:val="32"/>
+          <w:szCs w:val="32"/>
+          <w:cs/>
+        </w:rPr>
+        <w:t xml:space="preserve">อัตโนมัติ และ </w:t>
+      </w:r>
+      <w:r>
+        <w:rPr>
+          <w:rFonts w:ascii="TH SarabunPSK" w:hAnsi="TH SarabunPSK" w:cs="TH SarabunPSK" w:hint="cs"/>
+          <w:sz w:val="32"/>
+          <w:szCs w:val="32"/>
+        </w:rPr>
+        <w:t xml:space="preserve">AI models </w:t>
+      </w:r>
+      <w:r>
+        <w:rPr>
+          <w:rFonts w:ascii="TH SarabunPSK" w:hAnsi="TH SarabunPSK" w:cs="TH SarabunPSK" w:hint="cs"/>
+          <w:sz w:val="32"/>
+          <w:szCs w:val="32"/>
+          <w:cs/>
+        </w:rPr>
+        <w:t xml:space="preserve">ในการวิเคราะห์และตรวจสอบคุณภาพโค้ด ซึ่งเป็นแนวทางที่ช่วยให้การปรับปรุงโค้ดอย่างต่อเนื่องมีประสิทธิภาพและสอดคล้องกับทิศทางการใช้ผู้ช่วยอัตโนมัติในองค์กรสมัยใหม่ ด้าน </w:t>
+      </w:r>
+      <w:proofErr w:type="spellStart"/>
+      <w:r>
+        <w:rPr>
+          <w:rFonts w:ascii="TH SarabunPSK" w:hAnsi="TH SarabunPSK" w:cs="TH SarabunPSK" w:hint="cs"/>
+          <w:sz w:val="32"/>
+          <w:szCs w:val="32"/>
+        </w:rPr>
+        <w:t>Luján</w:t>
+      </w:r>
+      <w:proofErr w:type="spellEnd"/>
+      <w:r>
+        <w:rPr>
+          <w:rFonts w:ascii="TH SarabunPSK" w:hAnsi="TH SarabunPSK" w:cs="TH SarabunPSK" w:hint="cs"/>
+          <w:sz w:val="32"/>
+          <w:szCs w:val="32"/>
+        </w:rPr>
+        <w:t xml:space="preserve"> Raboso (2025) </w:t>
+      </w:r>
+      <w:r>
+        <w:rPr>
+          <w:rFonts w:ascii="TH SarabunPSK" w:hAnsi="TH SarabunPSK" w:cs="TH SarabunPSK" w:hint="cs"/>
+          <w:sz w:val="32"/>
+          <w:szCs w:val="32"/>
+          <w:cs/>
+        </w:rPr>
+        <w:t xml:space="preserve">ได้เสนอการประยุกต์ใช้ </w:t>
+      </w:r>
+      <w:r>
+        <w:rPr>
+          <w:rFonts w:ascii="TH SarabunPSK" w:hAnsi="TH SarabunPSK" w:cs="TH SarabunPSK" w:hint="cs"/>
+          <w:sz w:val="32"/>
+          <w:szCs w:val="32"/>
+        </w:rPr>
+        <w:t xml:space="preserve">Docker, n8n </w:t>
+      </w:r>
+      <w:r>
+        <w:rPr>
+          <w:rFonts w:ascii="TH SarabunPSK" w:hAnsi="TH SarabunPSK" w:cs="TH SarabunPSK" w:hint="cs"/>
+          <w:sz w:val="32"/>
+          <w:szCs w:val="32"/>
+          <w:cs/>
+        </w:rPr>
+        <w:t xml:space="preserve">และ </w:t>
+      </w:r>
+      <w:r>
+        <w:rPr>
+          <w:rFonts w:ascii="TH SarabunPSK" w:hAnsi="TH SarabunPSK" w:cs="TH SarabunPSK" w:hint="cs"/>
+          <w:sz w:val="32"/>
+          <w:szCs w:val="32"/>
+        </w:rPr>
+        <w:t xml:space="preserve">AI Agent </w:t>
       </w:r>
       <w:r>
         <w:rPr>
@@ -8975,36 +9173,33 @@
           <w:sz w:val="32"/>
           <w:szCs w:val="32"/>
         </w:rPr>
-        <w:t xml:space="preserve">Pinecone </w:t>
-      </w:r>
-      <w:r>
-        <w:rPr>
-          <w:rFonts w:ascii="TH SarabunPSK" w:hAnsi="TH SarabunPSK" w:cs="TH SarabunPSK" w:hint="cs"/>
-          <w:sz w:val="32"/>
-          <w:szCs w:val="32"/>
-          <w:cs/>
-        </w:rPr>
-        <w:t>และ</w:t>
-      </w:r>
-      <w:proofErr w:type="spellStart"/>
-      <w:r>
-        <w:rPr>
-          <w:rFonts w:ascii="TH SarabunPSK" w:hAnsi="TH SarabunPSK" w:cs="TH SarabunPSK" w:hint="cs"/>
-          <w:sz w:val="32"/>
-          <w:szCs w:val="32"/>
-          <w:cs/>
-        </w:rPr>
-        <w:t>เวิร์กโฟลว์</w:t>
-      </w:r>
-      <w:proofErr w:type="spellEnd"/>
-      <w:r>
-        <w:rPr>
-          <w:rFonts w:ascii="TH SarabunPSK" w:hAnsi="TH SarabunPSK" w:cs="TH SarabunPSK" w:hint="cs"/>
-          <w:sz w:val="32"/>
-          <w:szCs w:val="32"/>
-          <w:cs/>
-        </w:rPr>
-        <w:t xml:space="preserve">อัตโนมัติด้วย </w:t>
+        <w:t xml:space="preserve">RAG </w:t>
+      </w:r>
+      <w:r>
+        <w:rPr>
+          <w:rFonts w:ascii="TH SarabunPSK" w:hAnsi="TH SarabunPSK" w:cs="TH SarabunPSK" w:hint="cs"/>
+          <w:sz w:val="32"/>
+          <w:szCs w:val="32"/>
+          <w:cs/>
+        </w:rPr>
+        <w:t xml:space="preserve">เพื่อสร้างและตรวจข้อสอบอัตโนมัติในสถาบันการศึกษา ซึ่งช่วยเพิ่มความถูกต้องและความรวดเร็วในการประเมินผลการเรียนรู้ และสะท้อนการใช้เทคโนโลยีอัตโนมัติในการยกระดับคุณภาพทางการศึกษา จะเห็นได้ว่าผลงานวิจัยทั้งหมดต่างชี้ให้เห็นถึงแนวทางร่วมในการนำเทคโนโลยีดิจิทัล โดยเฉพาะ </w:t>
+      </w:r>
+      <w:r>
+        <w:rPr>
+          <w:rFonts w:ascii="TH SarabunPSK" w:hAnsi="TH SarabunPSK" w:cs="TH SarabunPSK" w:hint="cs"/>
+          <w:sz w:val="32"/>
+          <w:szCs w:val="32"/>
+        </w:rPr>
+        <w:t xml:space="preserve">AI, RAG, Docker, </w:t>
+      </w:r>
+      <w:r>
+        <w:rPr>
+          <w:rFonts w:ascii="TH SarabunPSK" w:hAnsi="TH SarabunPSK" w:cs="TH SarabunPSK" w:hint="cs"/>
+          <w:sz w:val="32"/>
+          <w:szCs w:val="32"/>
+          <w:cs/>
+        </w:rPr>
+        <w:t xml:space="preserve">และ </w:t>
       </w:r>
       <w:r>
         <w:rPr>
@@ -9021,259 +9216,17 @@
           <w:szCs w:val="32"/>
           <w:cs/>
         </w:rPr>
-        <w:t xml:space="preserve">เพื่อช่วยเหลือนักศึกษาในด้านการสื่อสารและการเข้าถึงข้อมูล ทำให้บริการด้านการศึกษาและการใช้ชีวิตสะดวกและมีศูนย์กลางมากขึ้น ในขณะที่งานของ </w:t>
-      </w:r>
-      <w:r>
-        <w:rPr>
-          <w:rFonts w:ascii="TH SarabunPSK" w:hAnsi="TH SarabunPSK" w:cs="TH SarabunPSK" w:hint="cs"/>
-          <w:sz w:val="32"/>
-          <w:szCs w:val="32"/>
-        </w:rPr>
-        <w:t xml:space="preserve">González López (2025) </w:t>
-      </w:r>
-      <w:r>
-        <w:rPr>
-          <w:rFonts w:ascii="TH SarabunPSK" w:hAnsi="TH SarabunPSK" w:cs="TH SarabunPSK" w:hint="cs"/>
-          <w:sz w:val="32"/>
-          <w:szCs w:val="32"/>
-          <w:cs/>
-        </w:rPr>
-        <w:t xml:space="preserve">มุ่งเน้นการยกระดับกระบวนการ </w:t>
-      </w:r>
-      <w:r>
-        <w:rPr>
-          <w:rFonts w:ascii="TH SarabunPSK" w:hAnsi="TH SarabunPSK" w:cs="TH SarabunPSK" w:hint="cs"/>
-          <w:sz w:val="32"/>
-          <w:szCs w:val="32"/>
-        </w:rPr>
-        <w:t xml:space="preserve">DevOps </w:t>
-      </w:r>
-      <w:r>
-        <w:rPr>
-          <w:rFonts w:ascii="TH SarabunPSK" w:hAnsi="TH SarabunPSK" w:cs="TH SarabunPSK" w:hint="cs"/>
-          <w:sz w:val="32"/>
-          <w:szCs w:val="32"/>
-          <w:cs/>
-        </w:rPr>
-        <w:t xml:space="preserve">และ </w:t>
-      </w:r>
-      <w:r>
-        <w:rPr>
-          <w:rFonts w:ascii="TH SarabunPSK" w:hAnsi="TH SarabunPSK" w:cs="TH SarabunPSK" w:hint="cs"/>
-          <w:sz w:val="32"/>
-          <w:szCs w:val="32"/>
-        </w:rPr>
-        <w:t xml:space="preserve">QA </w:t>
-      </w:r>
-      <w:r>
-        <w:rPr>
-          <w:rFonts w:ascii="TH SarabunPSK" w:hAnsi="TH SarabunPSK" w:cs="TH SarabunPSK" w:hint="cs"/>
-          <w:sz w:val="32"/>
-          <w:szCs w:val="32"/>
-          <w:cs/>
-        </w:rPr>
-        <w:t xml:space="preserve">โดยใช้ </w:t>
-      </w:r>
-      <w:r>
-        <w:rPr>
-          <w:rFonts w:ascii="TH SarabunPSK" w:hAnsi="TH SarabunPSK" w:cs="TH SarabunPSK" w:hint="cs"/>
-          <w:sz w:val="32"/>
-          <w:szCs w:val="32"/>
-        </w:rPr>
-        <w:t xml:space="preserve">Docker </w:t>
-      </w:r>
-      <w:r>
-        <w:rPr>
-          <w:rFonts w:ascii="TH SarabunPSK" w:hAnsi="TH SarabunPSK" w:cs="TH SarabunPSK" w:hint="cs"/>
-          <w:sz w:val="32"/>
-          <w:szCs w:val="32"/>
-          <w:cs/>
-        </w:rPr>
-        <w:t>สำหรับสภาพแวดล้อมที่ทำซ้ำได้</w:t>
-      </w:r>
-      <w:r>
-        <w:rPr>
-          <w:rFonts w:ascii="TH SarabunPSK" w:hAnsi="TH SarabunPSK" w:cs="TH SarabunPSK" w:hint="cs"/>
-          <w:sz w:val="32"/>
-          <w:szCs w:val="32"/>
-        </w:rPr>
-        <w:t xml:space="preserve">, n8n </w:t>
-      </w:r>
-      <w:r>
-        <w:rPr>
-          <w:rFonts w:ascii="TH SarabunPSK" w:hAnsi="TH SarabunPSK" w:cs="TH SarabunPSK" w:hint="cs"/>
-          <w:sz w:val="32"/>
-          <w:szCs w:val="32"/>
-          <w:cs/>
-        </w:rPr>
-        <w:t>สำหรับการออกแบบ</w:t>
-      </w:r>
-      <w:proofErr w:type="spellStart"/>
-      <w:r>
-        <w:rPr>
-          <w:rFonts w:ascii="TH SarabunPSK" w:hAnsi="TH SarabunPSK" w:cs="TH SarabunPSK" w:hint="cs"/>
-          <w:sz w:val="32"/>
-          <w:szCs w:val="32"/>
-          <w:cs/>
-        </w:rPr>
-        <w:t>เวิร์กโฟลว์</w:t>
-      </w:r>
-      <w:proofErr w:type="spellEnd"/>
-      <w:r>
-        <w:rPr>
-          <w:rFonts w:ascii="TH SarabunPSK" w:hAnsi="TH SarabunPSK" w:cs="TH SarabunPSK" w:hint="cs"/>
-          <w:sz w:val="32"/>
-          <w:szCs w:val="32"/>
-          <w:cs/>
-        </w:rPr>
-        <w:t xml:space="preserve">อัตโนมัติ และ </w:t>
-      </w:r>
-      <w:r>
-        <w:rPr>
-          <w:rFonts w:ascii="TH SarabunPSK" w:hAnsi="TH SarabunPSK" w:cs="TH SarabunPSK" w:hint="cs"/>
-          <w:sz w:val="32"/>
-          <w:szCs w:val="32"/>
-        </w:rPr>
-        <w:t xml:space="preserve">AI models </w:t>
-      </w:r>
-      <w:r>
-        <w:rPr>
-          <w:rFonts w:ascii="TH SarabunPSK" w:hAnsi="TH SarabunPSK" w:cs="TH SarabunPSK" w:hint="cs"/>
-          <w:sz w:val="32"/>
-          <w:szCs w:val="32"/>
-          <w:cs/>
-        </w:rPr>
-        <w:t xml:space="preserve">ในการวิเคราะห์และตรวจสอบคุณภาพโค้ด ซึ่งเป็นแนวทางที่ช่วยให้การปรับปรุงโค้ดอย่างต่อเนื่องมีประสิทธิภาพและสอดคล้องกับทิศทางการใช้ผู้ช่วยอัตโนมัติในองค์กรสมัยใหม่ ด้าน </w:t>
-      </w:r>
-      <w:proofErr w:type="spellStart"/>
-      <w:r>
-        <w:rPr>
-          <w:rFonts w:ascii="TH SarabunPSK" w:hAnsi="TH SarabunPSK" w:cs="TH SarabunPSK" w:hint="cs"/>
-          <w:sz w:val="32"/>
-          <w:szCs w:val="32"/>
-        </w:rPr>
-        <w:t>Luján</w:t>
-      </w:r>
-      <w:proofErr w:type="spellEnd"/>
-      <w:r>
-        <w:rPr>
-          <w:rFonts w:ascii="TH SarabunPSK" w:hAnsi="TH SarabunPSK" w:cs="TH SarabunPSK" w:hint="cs"/>
-          <w:sz w:val="32"/>
-          <w:szCs w:val="32"/>
-        </w:rPr>
-        <w:t xml:space="preserve"> </w:t>
-      </w:r>
-      <w:proofErr w:type="spellStart"/>
-      <w:r>
-        <w:rPr>
-          <w:rFonts w:ascii="TH SarabunPSK" w:hAnsi="TH SarabunPSK" w:cs="TH SarabunPSK" w:hint="cs"/>
-          <w:sz w:val="32"/>
-          <w:szCs w:val="32"/>
-        </w:rPr>
-        <w:t>Raboso</w:t>
-      </w:r>
-      <w:proofErr w:type="spellEnd"/>
-      <w:r>
-        <w:rPr>
-          <w:rFonts w:ascii="TH SarabunPSK" w:hAnsi="TH SarabunPSK" w:cs="TH SarabunPSK" w:hint="cs"/>
-          <w:sz w:val="32"/>
-          <w:szCs w:val="32"/>
-        </w:rPr>
-        <w:t xml:space="preserve"> (2025) </w:t>
-      </w:r>
-      <w:r>
-        <w:rPr>
-          <w:rFonts w:ascii="TH SarabunPSK" w:hAnsi="TH SarabunPSK" w:cs="TH SarabunPSK" w:hint="cs"/>
-          <w:sz w:val="32"/>
-          <w:szCs w:val="32"/>
-          <w:cs/>
-        </w:rPr>
-        <w:t xml:space="preserve">ได้เสนอการประยุกต์ใช้ </w:t>
-      </w:r>
-      <w:r>
-        <w:rPr>
-          <w:rFonts w:ascii="TH SarabunPSK" w:hAnsi="TH SarabunPSK" w:cs="TH SarabunPSK" w:hint="cs"/>
-          <w:sz w:val="32"/>
-          <w:szCs w:val="32"/>
-        </w:rPr>
-        <w:t xml:space="preserve">Docker, n8n </w:t>
-      </w:r>
-      <w:r>
-        <w:rPr>
-          <w:rFonts w:ascii="TH SarabunPSK" w:hAnsi="TH SarabunPSK" w:cs="TH SarabunPSK" w:hint="cs"/>
-          <w:sz w:val="32"/>
-          <w:szCs w:val="32"/>
-          <w:cs/>
-        </w:rPr>
-        <w:t xml:space="preserve">และ </w:t>
-      </w:r>
-      <w:r>
-        <w:rPr>
-          <w:rFonts w:ascii="TH SarabunPSK" w:hAnsi="TH SarabunPSK" w:cs="TH SarabunPSK" w:hint="cs"/>
-          <w:sz w:val="32"/>
-          <w:szCs w:val="32"/>
-        </w:rPr>
-        <w:t xml:space="preserve">AI Agent </w:t>
-      </w:r>
-      <w:r>
-        <w:rPr>
-          <w:rFonts w:ascii="TH SarabunPSK" w:hAnsi="TH SarabunPSK" w:cs="TH SarabunPSK" w:hint="cs"/>
-          <w:sz w:val="32"/>
-          <w:szCs w:val="32"/>
-          <w:cs/>
-        </w:rPr>
-        <w:t xml:space="preserve">ร่วมกับ </w:t>
-      </w:r>
-      <w:r>
-        <w:rPr>
-          <w:rFonts w:ascii="TH SarabunPSK" w:hAnsi="TH SarabunPSK" w:cs="TH SarabunPSK" w:hint="cs"/>
-          <w:sz w:val="32"/>
-          <w:szCs w:val="32"/>
-        </w:rPr>
-        <w:t xml:space="preserve">RAG </w:t>
-      </w:r>
-      <w:r>
-        <w:rPr>
-          <w:rFonts w:ascii="TH SarabunPSK" w:hAnsi="TH SarabunPSK" w:cs="TH SarabunPSK" w:hint="cs"/>
-          <w:sz w:val="32"/>
-          <w:szCs w:val="32"/>
-          <w:cs/>
-        </w:rPr>
-        <w:t xml:space="preserve">เพื่อสร้างและตรวจข้อสอบอัตโนมัติในสถาบันการศึกษา ซึ่งช่วยเพิ่มความถูกต้องและความรวดเร็วในการประเมินผลการเรียนรู้ และสะท้อนการใช้เทคโนโลยีอัตโนมัติในการยกระดับคุณภาพทางการศึกษา จะเห็นได้ว่าผลงานวิจัยทั้งหมดต่างชี้ให้เห็นถึงแนวทางร่วมในการนำเทคโนโลยีดิจิทัล โดยเฉพาะ </w:t>
-      </w:r>
-      <w:r>
-        <w:rPr>
-          <w:rFonts w:ascii="TH SarabunPSK" w:hAnsi="TH SarabunPSK" w:cs="TH SarabunPSK" w:hint="cs"/>
-          <w:sz w:val="32"/>
-          <w:szCs w:val="32"/>
-        </w:rPr>
-        <w:t xml:space="preserve">AI, RAG, Docker, </w:t>
-      </w:r>
-      <w:r>
-        <w:rPr>
-          <w:rFonts w:ascii="TH SarabunPSK" w:hAnsi="TH SarabunPSK" w:cs="TH SarabunPSK" w:hint="cs"/>
-          <w:sz w:val="32"/>
-          <w:szCs w:val="32"/>
-          <w:cs/>
-        </w:rPr>
-        <w:t xml:space="preserve">และ </w:t>
-      </w:r>
-      <w:r>
-        <w:rPr>
-          <w:rFonts w:ascii="TH SarabunPSK" w:hAnsi="TH SarabunPSK" w:cs="TH SarabunPSK" w:hint="cs"/>
-          <w:sz w:val="32"/>
-          <w:szCs w:val="32"/>
-        </w:rPr>
-        <w:t xml:space="preserve">n8n </w:t>
-      </w:r>
-      <w:r>
-        <w:rPr>
-          <w:rFonts w:ascii="TH SarabunPSK" w:hAnsi="TH SarabunPSK" w:cs="TH SarabunPSK" w:hint="cs"/>
-          <w:sz w:val="32"/>
-          <w:szCs w:val="32"/>
-          <w:cs/>
-        </w:rPr>
-        <w:t>มาประยุกต์ใช้เพื่อสร้างระบบอัตโนมัติที่ตอบโจทย์การศึกษา การจัดการองค์กร และการบริหารทรัพยากรบุคคลในยุคปัจจุบัน</w:t>
+        <w:t>มา</w:t>
+      </w:r>
+      <w:r>
+        <w:rPr>
+          <w:rFonts w:ascii="TH SarabunPSK" w:hAnsi="TH SarabunPSK" w:cs="TH SarabunPSK" w:hint="cs"/>
+          <w:sz w:val="32"/>
+          <w:szCs w:val="32"/>
+          <w:cs/>
+        </w:rPr>
+        <w:lastRenderedPageBreak/>
+        <w:t>ประยุกต์ใช้เพื่อสร้างระบบอัตโนมัติที่ตอบโจทย์การศึกษา การจัดการองค์กร และการบริหารทรัพยากรบุคคลในยุคปัจจุบัน</w:t>
       </w:r>
     </w:p>
     <w:sectPr>
@@ -9289,7 +9242,7 @@
 </file>
 
 <file path=word/endnotes.xml><?xml version="1.0" encoding="utf-8"?>
-<w:endnotes xmlns:wpc="http://schemas.microsoft.com/office/word/2010/wordprocessingCanvas" xmlns:cx="http://schemas.microsoft.com/office/drawing/2014/chartex" xmlns:cx1="http://schemas.microsoft.com/office/drawing/2015/9/8/chartex" xmlns:cx2="http://schemas.microsoft.com/office/drawing/2015/10/21/chartex" xmlns:cx3="http://schemas.microsoft.com/office/drawing/2016/5/9/chartex" xmlns:cx4="http://schemas.microsoft.com/office/drawing/2016/5/10/chartex" xmlns:cx5="http://schemas.microsoft.com/office/drawing/2016/5/11/chartex" xmlns:cx6="http://schemas.microsoft.com/office/drawing/2016/5/12/chartex" xmlns:cx7="http://schemas.microsoft.com/office/drawing/2016/5/13/chartex" xmlns:cx8="http://schemas.microsoft.com/office/drawing/2016/5/14/chartex" xmlns:mc="http://schemas.openxmlformats.org/markup-compatibility/2006" xmlns:aink="http://schemas.microsoft.com/office/drawing/2016/ink" xmlns:am3d="http://schemas.microsoft.com/office/drawing/2017/model3d" xmlns:o="urn:schemas-microsoft-com:office:office" xmlns:r="http://schemas.openxmlformats.org/officeDocument/2006/relationships" xmlns:m="http://schemas.openxmlformats.org/officeDocument/2006/math" xmlns:v="urn:schemas-microsoft-com:vml" xmlns:wp14="http://schemas.microsoft.com/office/word/2010/wordprocessingDrawing" xmlns:wp="http://schemas.openxmlformats.org/drawingml/2006/wordprocessingDrawing" xmlns:w10="urn:schemas-microsoft-com:office:word" xmlns:w="http://schemas.openxmlformats.org/wordprocessingml/2006/main" xmlns:w14="http://schemas.microsoft.com/office/word/2010/wordml" xmlns:w15="http://schemas.microsoft.com/office/word/2012/wordml" xmlns:w16cex="http://schemas.microsoft.com/office/word/2018/wordml/cex" xmlns:w16cid="http://schemas.microsoft.com/office/word/2016/wordml/cid" xmlns:w16="http://schemas.microsoft.com/office/word/2018/wordml" xmlns:w16sdtdh="http://schemas.microsoft.com/office/word/2020/wordml/sdtdatahash" xmlns:w16se="http://schemas.microsoft.com/office/word/2015/wordml/symex" xmlns:wpg="http://schemas.microsoft.com/office/word/2010/wordprocessingGroup" xmlns:wpi="http://schemas.microsoft.com/office/word/2010/wordprocessingInk" xmlns:wne="http://schemas.microsoft.com/office/word/2006/wordml" xmlns:wps="http://schemas.microsoft.com/office/word/2010/wordprocessingShape" mc:Ignorable="w14 w15 w16se w16cid w16 w16cex w16sdtdh wp14">
+<w:endnotes xmlns:wpc="http://schemas.microsoft.com/office/word/2010/wordprocessingCanvas" xmlns:cx="http://schemas.microsoft.com/office/drawing/2014/chartex" xmlns:cx1="http://schemas.microsoft.com/office/drawing/2015/9/8/chartex" xmlns:cx2="http://schemas.microsoft.com/office/drawing/2015/10/21/chartex" xmlns:cx3="http://schemas.microsoft.com/office/drawing/2016/5/9/chartex" xmlns:cx4="http://schemas.microsoft.com/office/drawing/2016/5/10/chartex" xmlns:cx5="http://schemas.microsoft.com/office/drawing/2016/5/11/chartex" xmlns:cx6="http://schemas.microsoft.com/office/drawing/2016/5/12/chartex" xmlns:cx7="http://schemas.microsoft.com/office/drawing/2016/5/13/chartex" xmlns:cx8="http://schemas.microsoft.com/office/drawing/2016/5/14/chartex" xmlns:mc="http://schemas.openxmlformats.org/markup-compatibility/2006" xmlns:aink="http://schemas.microsoft.com/office/drawing/2016/ink" xmlns:am3d="http://schemas.microsoft.com/office/drawing/2017/model3d" xmlns:o="urn:schemas-microsoft-com:office:office" xmlns:oel="http://schemas.microsoft.com/office/2019/extlst" xmlns:r="http://schemas.openxmlformats.org/officeDocument/2006/relationships" xmlns:m="http://schemas.openxmlformats.org/officeDocument/2006/math" xmlns:v="urn:schemas-microsoft-com:vml" xmlns:wp14="http://schemas.microsoft.com/office/word/2010/wordprocessingDrawing" xmlns:wp="http://schemas.openxmlformats.org/drawingml/2006/wordprocessingDrawing" xmlns:w10="urn:schemas-microsoft-com:office:word" xmlns:w="http://schemas.openxmlformats.org/wordprocessingml/2006/main" xmlns:w14="http://schemas.microsoft.com/office/word/2010/wordml" xmlns:w15="http://schemas.microsoft.com/office/word/2012/wordml" xmlns:w16cex="http://schemas.microsoft.com/office/word/2018/wordml/cex" xmlns:w16cid="http://schemas.microsoft.com/office/word/2016/wordml/cid" xmlns:w16="http://schemas.microsoft.com/office/word/2018/wordml" xmlns:w16du="http://schemas.microsoft.com/office/word/2023/wordml/word16du" xmlns:w16sdtdh="http://schemas.microsoft.com/office/word/2020/wordml/sdtdatahash" xmlns:w16sdtfl="http://schemas.microsoft.com/office/word/2024/wordml/sdtformatlock" xmlns:w16se="http://schemas.microsoft.com/office/word/2015/wordml/symex" xmlns:wpg="http://schemas.microsoft.com/office/word/2010/wordprocessingGroup" xmlns:wpi="http://schemas.microsoft.com/office/word/2010/wordprocessingInk" xmlns:wne="http://schemas.microsoft.com/office/word/2006/wordml" xmlns:wps="http://schemas.microsoft.com/office/word/2010/wordprocessingShape" mc:Ignorable="w14 w15 w16se w16cid w16 w16cex w16sdtdh w16sdtfl w16du wp14">
   <w:endnote w:type="separator" w:id="-1">
     <w:p>
       <w:r>
@@ -9308,10 +9261,10 @@
 </file>
 
 <file path=word/footer1.xml><?xml version="1.0" encoding="utf-8"?>
-<w:ftr xmlns:wpc="http://schemas.microsoft.com/office/word/2010/wordprocessingCanvas" xmlns:cx="http://schemas.microsoft.com/office/drawing/2014/chartex" xmlns:cx1="http://schemas.microsoft.com/office/drawing/2015/9/8/chartex" xmlns:cx2="http://schemas.microsoft.com/office/drawing/2015/10/21/chartex" xmlns:cx3="http://schemas.microsoft.com/office/drawing/2016/5/9/chartex" xmlns:cx4="http://schemas.microsoft.com/office/drawing/2016/5/10/chartex" xmlns:cx5="http://schemas.microsoft.com/office/drawing/2016/5/11/chartex" xmlns:cx6="http://schemas.microsoft.com/office/drawing/2016/5/12/chartex" xmlns:cx7="http://schemas.microsoft.com/office/drawing/2016/5/13/chartex" xmlns:cx8="http://schemas.microsoft.com/office/drawing/2016/5/14/chartex" xmlns:mc="http://schemas.openxmlformats.org/markup-compatibility/2006" xmlns:aink="http://schemas.microsoft.com/office/drawing/2016/ink" xmlns:am3d="http://schemas.microsoft.com/office/drawing/2017/model3d" xmlns:o="urn:schemas-microsoft-com:office:office" xmlns:r="http://schemas.openxmlformats.org/officeDocument/2006/relationships" xmlns:m="http://schemas.openxmlformats.org/officeDocument/2006/math" xmlns:v="urn:schemas-microsoft-com:vml" xmlns:wp14="http://schemas.microsoft.com/office/word/2010/wordprocessingDrawing" xmlns:wp="http://schemas.openxmlformats.org/drawingml/2006/wordprocessingDrawing" xmlns:w10="urn:schemas-microsoft-com:office:word" xmlns:w="http://schemas.openxmlformats.org/wordprocessingml/2006/main" xmlns:w14="http://schemas.microsoft.com/office/word/2010/wordml" xmlns:w15="http://schemas.microsoft.com/office/word/2012/wordml" xmlns:w16cex="http://schemas.microsoft.com/office/word/2018/wordml/cex" xmlns:w16cid="http://schemas.microsoft.com/office/word/2016/wordml/cid" xmlns:w16="http://schemas.microsoft.com/office/word/2018/wordml" xmlns:w16sdtdh="http://schemas.microsoft.com/office/word/2020/wordml/sdtdatahash" xmlns:w16se="http://schemas.microsoft.com/office/word/2015/wordml/symex" xmlns:wpg="http://schemas.microsoft.com/office/word/2010/wordprocessingGroup" xmlns:wpi="http://schemas.microsoft.com/office/word/2010/wordprocessingInk" xmlns:wne="http://schemas.microsoft.com/office/word/2006/wordml" xmlns:wps="http://schemas.microsoft.com/office/word/2010/wordprocessingShape" mc:Ignorable="w14 w15 w16se w16cid w16 w16cex w16sdtdh wp14">
+<w:ftr xmlns:wpc="http://schemas.microsoft.com/office/word/2010/wordprocessingCanvas" xmlns:cx="http://schemas.microsoft.com/office/drawing/2014/chartex" xmlns:cx1="http://schemas.microsoft.com/office/drawing/2015/9/8/chartex" xmlns:cx2="http://schemas.microsoft.com/office/drawing/2015/10/21/chartex" xmlns:cx3="http://schemas.microsoft.com/office/drawing/2016/5/9/chartex" xmlns:cx4="http://schemas.microsoft.com/office/drawing/2016/5/10/chartex" xmlns:cx5="http://schemas.microsoft.com/office/drawing/2016/5/11/chartex" xmlns:cx6="http://schemas.microsoft.com/office/drawing/2016/5/12/chartex" xmlns:cx7="http://schemas.microsoft.com/office/drawing/2016/5/13/chartex" xmlns:cx8="http://schemas.microsoft.com/office/drawing/2016/5/14/chartex" xmlns:mc="http://schemas.openxmlformats.org/markup-compatibility/2006" xmlns:aink="http://schemas.microsoft.com/office/drawing/2016/ink" xmlns:am3d="http://schemas.microsoft.com/office/drawing/2017/model3d" xmlns:o="urn:schemas-microsoft-com:office:office" xmlns:oel="http://schemas.microsoft.com/office/2019/extlst" xmlns:r="http://schemas.openxmlformats.org/officeDocument/2006/relationships" xmlns:m="http://schemas.openxmlformats.org/officeDocument/2006/math" xmlns:v="urn:schemas-microsoft-com:vml" xmlns:wp14="http://schemas.microsoft.com/office/word/2010/wordprocessingDrawing" xmlns:wp="http://schemas.openxmlformats.org/drawingml/2006/wordprocessingDrawing" xmlns:w10="urn:schemas-microsoft-com:office:word" xmlns:w="http://schemas.openxmlformats.org/wordprocessingml/2006/main" xmlns:w14="http://schemas.microsoft.com/office/word/2010/wordml" xmlns:w15="http://schemas.microsoft.com/office/word/2012/wordml" xmlns:w16cex="http://schemas.microsoft.com/office/word/2018/wordml/cex" xmlns:w16cid="http://schemas.microsoft.com/office/word/2016/wordml/cid" xmlns:w16="http://schemas.microsoft.com/office/word/2018/wordml" xmlns:w16du="http://schemas.microsoft.com/office/word/2023/wordml/word16du" xmlns:w16sdtdh="http://schemas.microsoft.com/office/word/2020/wordml/sdtdatahash" xmlns:w16sdtfl="http://schemas.microsoft.com/office/word/2024/wordml/sdtformatlock" xmlns:w16se="http://schemas.microsoft.com/office/word/2015/wordml/symex" xmlns:wpg="http://schemas.microsoft.com/office/word/2010/wordprocessingGroup" xmlns:wpi="http://schemas.microsoft.com/office/word/2010/wordprocessingInk" xmlns:wne="http://schemas.microsoft.com/office/word/2006/wordml" xmlns:wps="http://schemas.microsoft.com/office/word/2010/wordprocessingShape" mc:Ignorable="w14 w15 w16se w16cid w16 w16cex w16sdtdh w16sdtfl w16du wp14">
   <w:p>
     <w:pPr>
-      <w:pStyle w:val="Footer"/>
+      <w:pStyle w:val="a6"/>
       <w:jc w:val="center"/>
     </w:pPr>
   </w:p>
@@ -9319,7 +9272,7 @@
 </file>
 
 <file path=word/footnotes.xml><?xml version="1.0" encoding="utf-8"?>
-<w:footnotes xmlns:wpc="http://schemas.microsoft.com/office/word/2010/wordprocessingCanvas" xmlns:cx="http://schemas.microsoft.com/office/drawing/2014/chartex" xmlns:cx1="http://schemas.microsoft.com/office/drawing/2015/9/8/chartex" xmlns:cx2="http://schemas.microsoft.com/office/drawing/2015/10/21/chartex" xmlns:cx3="http://schemas.microsoft.com/office/drawing/2016/5/9/chartex" xmlns:cx4="http://schemas.microsoft.com/office/drawing/2016/5/10/chartex" xmlns:cx5="http://schemas.microsoft.com/office/drawing/2016/5/11/chartex" xmlns:cx6="http://schemas.microsoft.com/office/drawing/2016/5/12/chartex" xmlns:cx7="http://schemas.microsoft.com/office/drawing/2016/5/13/chartex" xmlns:cx8="http://schemas.microsoft.com/office/drawing/2016/5/14/chartex" xmlns:mc="http://schemas.openxmlformats.org/markup-compatibility/2006" xmlns:aink="http://schemas.microsoft.com/office/drawing/2016/ink" xmlns:am3d="http://schemas.microsoft.com/office/drawing/2017/model3d" xmlns:o="urn:schemas-microsoft-com:office:office" xmlns:r="http://schemas.openxmlformats.org/officeDocument/2006/relationships" xmlns:m="http://schemas.openxmlformats.org/officeDocument/2006/math" xmlns:v="urn:schemas-microsoft-com:vml" xmlns:wp14="http://schemas.microsoft.com/office/word/2010/wordprocessingDrawing" xmlns:wp="http://schemas.openxmlformats.org/drawingml/2006/wordprocessingDrawing" xmlns:w10="urn:schemas-microsoft-com:office:word" xmlns:w="http://schemas.openxmlformats.org/wordprocessingml/2006/main" xmlns:w14="http://schemas.microsoft.com/office/word/2010/wordml" xmlns:w15="http://schemas.microsoft.com/office/word/2012/wordml" xmlns:w16cex="http://schemas.microsoft.com/office/word/2018/wordml/cex" xmlns:w16cid="http://schemas.microsoft.com/office/word/2016/wordml/cid" xmlns:w16="http://schemas.microsoft.com/office/word/2018/wordml" xmlns:w16sdtdh="http://schemas.microsoft.com/office/word/2020/wordml/sdtdatahash" xmlns:w16se="http://schemas.microsoft.com/office/word/2015/wordml/symex" xmlns:wpg="http://schemas.microsoft.com/office/word/2010/wordprocessingGroup" xmlns:wpi="http://schemas.microsoft.com/office/word/2010/wordprocessingInk" xmlns:wne="http://schemas.microsoft.com/office/word/2006/wordml" xmlns:wps="http://schemas.microsoft.com/office/word/2010/wordprocessingShape" mc:Ignorable="w14 w15 w16se w16cid w16 w16cex w16sdtdh wp14">
+<w:footnotes xmlns:wpc="http://schemas.microsoft.com/office/word/2010/wordprocessingCanvas" xmlns:cx="http://schemas.microsoft.com/office/drawing/2014/chartex" xmlns:cx1="http://schemas.microsoft.com/office/drawing/2015/9/8/chartex" xmlns:cx2="http://schemas.microsoft.com/office/drawing/2015/10/21/chartex" xmlns:cx3="http://schemas.microsoft.com/office/drawing/2016/5/9/chartex" xmlns:cx4="http://schemas.microsoft.com/office/drawing/2016/5/10/chartex" xmlns:cx5="http://schemas.microsoft.com/office/drawing/2016/5/11/chartex" xmlns:cx6="http://schemas.microsoft.com/office/drawing/2016/5/12/chartex" xmlns:cx7="http://schemas.microsoft.com/office/drawing/2016/5/13/chartex" xmlns:cx8="http://schemas.microsoft.com/office/drawing/2016/5/14/chartex" xmlns:mc="http://schemas.openxmlformats.org/markup-compatibility/2006" xmlns:aink="http://schemas.microsoft.com/office/drawing/2016/ink" xmlns:am3d="http://schemas.microsoft.com/office/drawing/2017/model3d" xmlns:o="urn:schemas-microsoft-com:office:office" xmlns:oel="http://schemas.microsoft.com/office/2019/extlst" xmlns:r="http://schemas.openxmlformats.org/officeDocument/2006/relationships" xmlns:m="http://schemas.openxmlformats.org/officeDocument/2006/math" xmlns:v="urn:schemas-microsoft-com:vml" xmlns:wp14="http://schemas.microsoft.com/office/word/2010/wordprocessingDrawing" xmlns:wp="http://schemas.openxmlformats.org/drawingml/2006/wordprocessingDrawing" xmlns:w10="urn:schemas-microsoft-com:office:word" xmlns:w="http://schemas.openxmlformats.org/wordprocessingml/2006/main" xmlns:w14="http://schemas.microsoft.com/office/word/2010/wordml" xmlns:w15="http://schemas.microsoft.com/office/word/2012/wordml" xmlns:w16cex="http://schemas.microsoft.com/office/word/2018/wordml/cex" xmlns:w16cid="http://schemas.microsoft.com/office/word/2016/wordml/cid" xmlns:w16="http://schemas.microsoft.com/office/word/2018/wordml" xmlns:w16du="http://schemas.microsoft.com/office/word/2023/wordml/word16du" xmlns:w16sdtdh="http://schemas.microsoft.com/office/word/2020/wordml/sdtdatahash" xmlns:w16sdtfl="http://schemas.microsoft.com/office/word/2024/wordml/sdtformatlock" xmlns:w16se="http://schemas.microsoft.com/office/word/2015/wordml/symex" xmlns:wpg="http://schemas.microsoft.com/office/word/2010/wordprocessingGroup" xmlns:wpi="http://schemas.microsoft.com/office/word/2010/wordprocessingInk" xmlns:wne="http://schemas.microsoft.com/office/word/2006/wordml" xmlns:wps="http://schemas.microsoft.com/office/word/2010/wordprocessingShape" mc:Ignorable="w14 w15 w16se w16cid w16 w16cex w16sdtdh w16sdtfl w16du wp14">
   <w:footnote w:type="separator" w:id="-1">
     <w:p>
       <w:r>
@@ -9338,10 +9291,10 @@
 </file>
 
 <file path=word/header1.xml><?xml version="1.0" encoding="utf-8"?>
-<w:hdr xmlns:wpc="http://schemas.microsoft.com/office/word/2010/wordprocessingCanvas" xmlns:cx="http://schemas.microsoft.com/office/drawing/2014/chartex" xmlns:cx1="http://schemas.microsoft.com/office/drawing/2015/9/8/chartex" xmlns:cx2="http://schemas.microsoft.com/office/drawing/2015/10/21/chartex" xmlns:cx3="http://schemas.microsoft.com/office/drawing/2016/5/9/chartex" xmlns:cx4="http://schemas.microsoft.com/office/drawing/2016/5/10/chartex" xmlns:cx5="http://schemas.microsoft.com/office/drawing/2016/5/11/chartex" xmlns:cx6="http://schemas.microsoft.com/office/drawing/2016/5/12/chartex" xmlns:cx7="http://schemas.microsoft.com/office/drawing/2016/5/13/chartex" xmlns:cx8="http://schemas.microsoft.com/office/drawing/2016/5/14/chartex" xmlns:mc="http://schemas.openxmlformats.org/markup-compatibility/2006" xmlns:aink="http://schemas.microsoft.com/office/drawing/2016/ink" xmlns:am3d="http://schemas.microsoft.com/office/drawing/2017/model3d" xmlns:o="urn:schemas-microsoft-com:office:office" xmlns:r="http://schemas.openxmlformats.org/officeDocument/2006/relationships" xmlns:m="http://schemas.openxmlformats.org/officeDocument/2006/math" xmlns:v="urn:schemas-microsoft-com:vml" xmlns:wp14="http://schemas.microsoft.com/office/word/2010/wordprocessingDrawing" xmlns:wp="http://schemas.openxmlformats.org/drawingml/2006/wordprocessingDrawing" xmlns:w10="urn:schemas-microsoft-com:office:word" xmlns:w="http://schemas.openxmlformats.org/wordprocessingml/2006/main" xmlns:w14="http://schemas.microsoft.com/office/word/2010/wordml" xmlns:w15="http://schemas.microsoft.com/office/word/2012/wordml" xmlns:w16cex="http://schemas.microsoft.com/office/word/2018/wordml/cex" xmlns:w16cid="http://schemas.microsoft.com/office/word/2016/wordml/cid" xmlns:w16="http://schemas.microsoft.com/office/word/2018/wordml" xmlns:w16sdtdh="http://schemas.microsoft.com/office/word/2020/wordml/sdtdatahash" xmlns:w16se="http://schemas.microsoft.com/office/word/2015/wordml/symex" xmlns:wpg="http://schemas.microsoft.com/office/word/2010/wordprocessingGroup" xmlns:wpi="http://schemas.microsoft.com/office/word/2010/wordprocessingInk" xmlns:wne="http://schemas.microsoft.com/office/word/2006/wordml" xmlns:wps="http://schemas.microsoft.com/office/word/2010/wordprocessingShape" mc:Ignorable="w14 w15 w16se w16cid w16 w16cex w16sdtdh wp14">
+<w:hdr xmlns:wpc="http://schemas.microsoft.com/office/word/2010/wordprocessingCanvas" xmlns:cx="http://schemas.microsoft.com/office/drawing/2014/chartex" xmlns:cx1="http://schemas.microsoft.com/office/drawing/2015/9/8/chartex" xmlns:cx2="http://schemas.microsoft.com/office/drawing/2015/10/21/chartex" xmlns:cx3="http://schemas.microsoft.com/office/drawing/2016/5/9/chartex" xmlns:cx4="http://schemas.microsoft.com/office/drawing/2016/5/10/chartex" xmlns:cx5="http://schemas.microsoft.com/office/drawing/2016/5/11/chartex" xmlns:cx6="http://schemas.microsoft.com/office/drawing/2016/5/12/chartex" xmlns:cx7="http://schemas.microsoft.com/office/drawing/2016/5/13/chartex" xmlns:cx8="http://schemas.microsoft.com/office/drawing/2016/5/14/chartex" xmlns:mc="http://schemas.openxmlformats.org/markup-compatibility/2006" xmlns:aink="http://schemas.microsoft.com/office/drawing/2016/ink" xmlns:am3d="http://schemas.microsoft.com/office/drawing/2017/model3d" xmlns:o="urn:schemas-microsoft-com:office:office" xmlns:oel="http://schemas.microsoft.com/office/2019/extlst" xmlns:r="http://schemas.openxmlformats.org/officeDocument/2006/relationships" xmlns:m="http://schemas.openxmlformats.org/officeDocument/2006/math" xmlns:v="urn:schemas-microsoft-com:vml" xmlns:wp14="http://schemas.microsoft.com/office/word/2010/wordprocessingDrawing" xmlns:wp="http://schemas.openxmlformats.org/drawingml/2006/wordprocessingDrawing" xmlns:w10="urn:schemas-microsoft-com:office:word" xmlns:w="http://schemas.openxmlformats.org/wordprocessingml/2006/main" xmlns:w14="http://schemas.microsoft.com/office/word/2010/wordml" xmlns:w15="http://schemas.microsoft.com/office/word/2012/wordml" xmlns:w16cex="http://schemas.microsoft.com/office/word/2018/wordml/cex" xmlns:w16cid="http://schemas.microsoft.com/office/word/2016/wordml/cid" xmlns:w16="http://schemas.microsoft.com/office/word/2018/wordml" xmlns:w16du="http://schemas.microsoft.com/office/word/2023/wordml/word16du" xmlns:w16sdtdh="http://schemas.microsoft.com/office/word/2020/wordml/sdtdatahash" xmlns:w16sdtfl="http://schemas.microsoft.com/office/word/2024/wordml/sdtformatlock" xmlns:w16se="http://schemas.microsoft.com/office/word/2015/wordml/symex" xmlns:wpg="http://schemas.microsoft.com/office/word/2010/wordprocessingGroup" xmlns:wpi="http://schemas.microsoft.com/office/word/2010/wordprocessingInk" xmlns:wne="http://schemas.microsoft.com/office/word/2006/wordml" xmlns:wps="http://schemas.microsoft.com/office/word/2010/wordprocessingShape" mc:Ignorable="w14 w15 w16se w16cid w16 w16cex w16sdtdh w16sdtfl w16du wp14">
   <w:p>
     <w:pPr>
-      <w:pStyle w:val="Header"/>
+      <w:pStyle w:val="a4"/>
       <w:tabs>
         <w:tab w:val="clear" w:pos="4513"/>
         <w:tab w:val="clear" w:pos="9026"/>
@@ -9358,7 +9311,7 @@
 </file>
 
 <file path=word/header2.xml><?xml version="1.0" encoding="utf-8"?>
-<w:hdr xmlns:wpc="http://schemas.microsoft.com/office/word/2010/wordprocessingCanvas" xmlns:cx="http://schemas.microsoft.com/office/drawing/2014/chartex" xmlns:cx1="http://schemas.microsoft.com/office/drawing/2015/9/8/chartex" xmlns:cx2="http://schemas.microsoft.com/office/drawing/2015/10/21/chartex" xmlns:cx3="http://schemas.microsoft.com/office/drawing/2016/5/9/chartex" xmlns:cx4="http://schemas.microsoft.com/office/drawing/2016/5/10/chartex" xmlns:cx5="http://schemas.microsoft.com/office/drawing/2016/5/11/chartex" xmlns:cx6="http://schemas.microsoft.com/office/drawing/2016/5/12/chartex" xmlns:cx7="http://schemas.microsoft.com/office/drawing/2016/5/13/chartex" xmlns:cx8="http://schemas.microsoft.com/office/drawing/2016/5/14/chartex" xmlns:mc="http://schemas.openxmlformats.org/markup-compatibility/2006" xmlns:aink="http://schemas.microsoft.com/office/drawing/2016/ink" xmlns:am3d="http://schemas.microsoft.com/office/drawing/2017/model3d" xmlns:o="urn:schemas-microsoft-com:office:office" xmlns:r="http://schemas.openxmlformats.org/officeDocument/2006/relationships" xmlns:m="http://schemas.openxmlformats.org/officeDocument/2006/math" xmlns:v="urn:schemas-microsoft-com:vml" xmlns:wp14="http://schemas.microsoft.com/office/word/2010/wordprocessingDrawing" xmlns:wp="http://schemas.openxmlformats.org/drawingml/2006/wordprocessingDrawing" xmlns:w10="urn:schemas-microsoft-com:office:word" xmlns:w="http://schemas.openxmlformats.org/wordprocessingml/2006/main" xmlns:w14="http://schemas.microsoft.com/office/word/2010/wordml" xmlns:w15="http://schemas.microsoft.com/office/word/2012/wordml" xmlns:w16cex="http://schemas.microsoft.com/office/word/2018/wordml/cex" xmlns:w16cid="http://schemas.microsoft.com/office/word/2016/wordml/cid" xmlns:w16="http://schemas.microsoft.com/office/word/2018/wordml" xmlns:w16sdtdh="http://schemas.microsoft.com/office/word/2020/wordml/sdtdatahash" xmlns:w16se="http://schemas.microsoft.com/office/word/2015/wordml/symex" xmlns:wpg="http://schemas.microsoft.com/office/word/2010/wordprocessingGroup" xmlns:wpi="http://schemas.microsoft.com/office/word/2010/wordprocessingInk" xmlns:wne="http://schemas.microsoft.com/office/word/2006/wordml" xmlns:wps="http://schemas.microsoft.com/office/word/2010/wordprocessingShape" mc:Ignorable="w14 w15 w16se w16cid w16 w16cex w16sdtdh wp14">
+<w:hdr xmlns:wpc="http://schemas.microsoft.com/office/word/2010/wordprocessingCanvas" xmlns:cx="http://schemas.microsoft.com/office/drawing/2014/chartex" xmlns:cx1="http://schemas.microsoft.com/office/drawing/2015/9/8/chartex" xmlns:cx2="http://schemas.microsoft.com/office/drawing/2015/10/21/chartex" xmlns:cx3="http://schemas.microsoft.com/office/drawing/2016/5/9/chartex" xmlns:cx4="http://schemas.microsoft.com/office/drawing/2016/5/10/chartex" xmlns:cx5="http://schemas.microsoft.com/office/drawing/2016/5/11/chartex" xmlns:cx6="http://schemas.microsoft.com/office/drawing/2016/5/12/chartex" xmlns:cx7="http://schemas.microsoft.com/office/drawing/2016/5/13/chartex" xmlns:cx8="http://schemas.microsoft.com/office/drawing/2016/5/14/chartex" xmlns:mc="http://schemas.openxmlformats.org/markup-compatibility/2006" xmlns:aink="http://schemas.microsoft.com/office/drawing/2016/ink" xmlns:am3d="http://schemas.microsoft.com/office/drawing/2017/model3d" xmlns:o="urn:schemas-microsoft-com:office:office" xmlns:oel="http://schemas.microsoft.com/office/2019/extlst" xmlns:r="http://schemas.openxmlformats.org/officeDocument/2006/relationships" xmlns:m="http://schemas.openxmlformats.org/officeDocument/2006/math" xmlns:v="urn:schemas-microsoft-com:vml" xmlns:wp14="http://schemas.microsoft.com/office/word/2010/wordprocessingDrawing" xmlns:wp="http://schemas.openxmlformats.org/drawingml/2006/wordprocessingDrawing" xmlns:w10="urn:schemas-microsoft-com:office:word" xmlns:w="http://schemas.openxmlformats.org/wordprocessingml/2006/main" xmlns:w14="http://schemas.microsoft.com/office/word/2010/wordml" xmlns:w15="http://schemas.microsoft.com/office/word/2012/wordml" xmlns:w16cex="http://schemas.microsoft.com/office/word/2018/wordml/cex" xmlns:w16cid="http://schemas.microsoft.com/office/word/2016/wordml/cid" xmlns:w16="http://schemas.microsoft.com/office/word/2018/wordml" xmlns:w16du="http://schemas.microsoft.com/office/word/2023/wordml/word16du" xmlns:w16sdtdh="http://schemas.microsoft.com/office/word/2020/wordml/sdtdatahash" xmlns:w16sdtfl="http://schemas.microsoft.com/office/word/2024/wordml/sdtformatlock" xmlns:w16se="http://schemas.microsoft.com/office/word/2015/wordml/symex" xmlns:wpg="http://schemas.microsoft.com/office/word/2010/wordprocessingGroup" xmlns:wpi="http://schemas.microsoft.com/office/word/2010/wordprocessingInk" xmlns:wne="http://schemas.microsoft.com/office/word/2006/wordml" xmlns:wps="http://schemas.microsoft.com/office/word/2010/wordprocessingShape" mc:Ignorable="w14 w15 w16se w16cid w16 w16cex w16sdtdh w16sdtfl w16du wp14">
   <w:sdt>
     <w:sdtPr>
       <w:id w:val="503645737"/>
@@ -9367,11 +9320,10 @@
         <w:docPartUnique/>
       </w:docPartObj>
     </w:sdtPr>
-    <w:sdtEndPr/>
     <w:sdtContent>
       <w:p>
         <w:pPr>
-          <w:pStyle w:val="Header"/>
+          <w:pStyle w:val="a4"/>
           <w:jc w:val="right"/>
         </w:pPr>
         <w:r>
@@ -9423,7 +9375,7 @@
 </file>
 
 <file path=word/header3.xml><?xml version="1.0" encoding="utf-8"?>
-<w:hdr xmlns:wpc="http://schemas.microsoft.com/office/word/2010/wordprocessingCanvas" xmlns:cx="http://schemas.microsoft.com/office/drawing/2014/chartex" xmlns:cx1="http://schemas.microsoft.com/office/drawing/2015/9/8/chartex" xmlns:cx2="http://schemas.microsoft.com/office/drawing/2015/10/21/chartex" xmlns:cx3="http://schemas.microsoft.com/office/drawing/2016/5/9/chartex" xmlns:cx4="http://schemas.microsoft.com/office/drawing/2016/5/10/chartex" xmlns:cx5="http://schemas.microsoft.com/office/drawing/2016/5/11/chartex" xmlns:cx6="http://schemas.microsoft.com/office/drawing/2016/5/12/chartex" xmlns:cx7="http://schemas.microsoft.com/office/drawing/2016/5/13/chartex" xmlns:cx8="http://schemas.microsoft.com/office/drawing/2016/5/14/chartex" xmlns:mc="http://schemas.openxmlformats.org/markup-compatibility/2006" xmlns:aink="http://schemas.microsoft.com/office/drawing/2016/ink" xmlns:am3d="http://schemas.microsoft.com/office/drawing/2017/model3d" xmlns:o="urn:schemas-microsoft-com:office:office" xmlns:r="http://schemas.openxmlformats.org/officeDocument/2006/relationships" xmlns:m="http://schemas.openxmlformats.org/officeDocument/2006/math" xmlns:v="urn:schemas-microsoft-com:vml" xmlns:wp14="http://schemas.microsoft.com/office/word/2010/wordprocessingDrawing" xmlns:wp="http://schemas.openxmlformats.org/drawingml/2006/wordprocessingDrawing" xmlns:w10="urn:schemas-microsoft-com:office:word" xmlns:w="http://schemas.openxmlformats.org/wordprocessingml/2006/main" xmlns:w14="http://schemas.microsoft.com/office/word/2010/wordml" xmlns:w15="http://schemas.microsoft.com/office/word/2012/wordml" xmlns:w16cex="http://schemas.microsoft.com/office/word/2018/wordml/cex" xmlns:w16cid="http://schemas.microsoft.com/office/word/2016/wordml/cid" xmlns:w16="http://schemas.microsoft.com/office/word/2018/wordml" xmlns:w16sdtdh="http://schemas.microsoft.com/office/word/2020/wordml/sdtdatahash" xmlns:w16se="http://schemas.microsoft.com/office/word/2015/wordml/symex" xmlns:wpg="http://schemas.microsoft.com/office/word/2010/wordprocessingGroup" xmlns:wpi="http://schemas.microsoft.com/office/word/2010/wordprocessingInk" xmlns:wne="http://schemas.microsoft.com/office/word/2006/wordml" xmlns:wps="http://schemas.microsoft.com/office/word/2010/wordprocessingShape" mc:Ignorable="w14 w15 w16se w16cid w16 w16cex w16sdtdh wp14">
+<w:hdr xmlns:wpc="http://schemas.microsoft.com/office/word/2010/wordprocessingCanvas" xmlns:cx="http://schemas.microsoft.com/office/drawing/2014/chartex" xmlns:cx1="http://schemas.microsoft.com/office/drawing/2015/9/8/chartex" xmlns:cx2="http://schemas.microsoft.com/office/drawing/2015/10/21/chartex" xmlns:cx3="http://schemas.microsoft.com/office/drawing/2016/5/9/chartex" xmlns:cx4="http://schemas.microsoft.com/office/drawing/2016/5/10/chartex" xmlns:cx5="http://schemas.microsoft.com/office/drawing/2016/5/11/chartex" xmlns:cx6="http://schemas.microsoft.com/office/drawing/2016/5/12/chartex" xmlns:cx7="http://schemas.microsoft.com/office/drawing/2016/5/13/chartex" xmlns:cx8="http://schemas.microsoft.com/office/drawing/2016/5/14/chartex" xmlns:mc="http://schemas.openxmlformats.org/markup-compatibility/2006" xmlns:aink="http://schemas.microsoft.com/office/drawing/2016/ink" xmlns:am3d="http://schemas.microsoft.com/office/drawing/2017/model3d" xmlns:o="urn:schemas-microsoft-com:office:office" xmlns:oel="http://schemas.microsoft.com/office/2019/extlst" xmlns:r="http://schemas.openxmlformats.org/officeDocument/2006/relationships" xmlns:m="http://schemas.openxmlformats.org/officeDocument/2006/math" xmlns:v="urn:schemas-microsoft-com:vml" xmlns:wp14="http://schemas.microsoft.com/office/word/2010/wordprocessingDrawing" xmlns:wp="http://schemas.openxmlformats.org/drawingml/2006/wordprocessingDrawing" xmlns:w10="urn:schemas-microsoft-com:office:word" xmlns:w="http://schemas.openxmlformats.org/wordprocessingml/2006/main" xmlns:w14="http://schemas.microsoft.com/office/word/2010/wordml" xmlns:w15="http://schemas.microsoft.com/office/word/2012/wordml" xmlns:w16cex="http://schemas.microsoft.com/office/word/2018/wordml/cex" xmlns:w16cid="http://schemas.microsoft.com/office/word/2016/wordml/cid" xmlns:w16="http://schemas.microsoft.com/office/word/2018/wordml" xmlns:w16du="http://schemas.microsoft.com/office/word/2023/wordml/word16du" xmlns:w16sdtdh="http://schemas.microsoft.com/office/word/2020/wordml/sdtdatahash" xmlns:w16sdtfl="http://schemas.microsoft.com/office/word/2024/wordml/sdtformatlock" xmlns:w16se="http://schemas.microsoft.com/office/word/2015/wordml/symex" xmlns:wpg="http://schemas.microsoft.com/office/word/2010/wordprocessingGroup" xmlns:wpi="http://schemas.microsoft.com/office/word/2010/wordprocessingInk" xmlns:wne="http://schemas.microsoft.com/office/word/2006/wordml" xmlns:wps="http://schemas.microsoft.com/office/word/2010/wordprocessingShape" mc:Ignorable="w14 w15 w16se w16cid w16 w16cex w16sdtdh w16sdtfl w16du wp14">
   <w:sdt>
     <w:sdtPr>
       <w:id w:val="815151856"/>
@@ -9440,7 +9392,7 @@
     <w:sdtContent>
       <w:p>
         <w:pPr>
-          <w:pStyle w:val="Header"/>
+          <w:pStyle w:val="a4"/>
           <w:jc w:val="right"/>
         </w:pPr>
         <w:r>
@@ -9492,7 +9444,7 @@
 </file>
 
 <file path=word/numbering.xml><?xml version="1.0" encoding="utf-8"?>
-<w:numbering xmlns:wpc="http://schemas.microsoft.com/office/word/2010/wordprocessingCanvas" xmlns:cx="http://schemas.microsoft.com/office/drawing/2014/chartex" xmlns:cx1="http://schemas.microsoft.com/office/drawing/2015/9/8/chartex" xmlns:cx2="http://schemas.microsoft.com/office/drawing/2015/10/21/chartex" xmlns:cx3="http://schemas.microsoft.com/office/drawing/2016/5/9/chartex" xmlns:cx4="http://schemas.microsoft.com/office/drawing/2016/5/10/chartex" xmlns:cx5="http://schemas.microsoft.com/office/drawing/2016/5/11/chartex" xmlns:cx6="http://schemas.microsoft.com/office/drawing/2016/5/12/chartex" xmlns:cx7="http://schemas.microsoft.com/office/drawing/2016/5/13/chartex" xmlns:cx8="http://schemas.microsoft.com/office/drawing/2016/5/14/chartex" xmlns:mc="http://schemas.openxmlformats.org/markup-compatibility/2006" xmlns:aink="http://schemas.microsoft.com/office/drawing/2016/ink" xmlns:am3d="http://schemas.microsoft.com/office/drawing/2017/model3d" xmlns:o="urn:schemas-microsoft-com:office:office" xmlns:r="http://schemas.openxmlformats.org/officeDocument/2006/relationships" xmlns:m="http://schemas.openxmlformats.org/officeDocument/2006/math" xmlns:v="urn:schemas-microsoft-com:vml" xmlns:wp14="http://schemas.microsoft.com/office/word/2010/wordprocessingDrawing" xmlns:wp="http://schemas.openxmlformats.org/drawingml/2006/wordprocessingDrawing" xmlns:w10="urn:schemas-microsoft-com:office:word" xmlns:w="http://schemas.openxmlformats.org/wordprocessingml/2006/main" xmlns:w14="http://schemas.microsoft.com/office/word/2010/wordml" xmlns:w15="http://schemas.microsoft.com/office/word/2012/wordml" xmlns:w16cex="http://schemas.microsoft.com/office/word/2018/wordml/cex" xmlns:w16cid="http://schemas.microsoft.com/office/word/2016/wordml/cid" xmlns:w16="http://schemas.microsoft.com/office/word/2018/wordml" xmlns:w16sdtdh="http://schemas.microsoft.com/office/word/2020/wordml/sdtdatahash" xmlns:w16se="http://schemas.microsoft.com/office/word/2015/wordml/symex" xmlns:wpg="http://schemas.microsoft.com/office/word/2010/wordprocessingGroup" xmlns:wpi="http://schemas.microsoft.com/office/word/2010/wordprocessingInk" xmlns:wne="http://schemas.microsoft.com/office/word/2006/wordml" xmlns:wps="http://schemas.microsoft.com/office/word/2010/wordprocessingShape" mc:Ignorable="w14 w15 w16se w16cid w16 w16cex w16sdtdh wp14">
+<w:numbering xmlns:wpc="http://schemas.microsoft.com/office/word/2010/wordprocessingCanvas" xmlns:cx="http://schemas.microsoft.com/office/drawing/2014/chartex" xmlns:cx1="http://schemas.microsoft.com/office/drawing/2015/9/8/chartex" xmlns:cx2="http://schemas.microsoft.com/office/drawing/2015/10/21/chartex" xmlns:cx3="http://schemas.microsoft.com/office/drawing/2016/5/9/chartex" xmlns:cx4="http://schemas.microsoft.com/office/drawing/2016/5/10/chartex" xmlns:cx5="http://schemas.microsoft.com/office/drawing/2016/5/11/chartex" xmlns:cx6="http://schemas.microsoft.com/office/drawing/2016/5/12/chartex" xmlns:cx7="http://schemas.microsoft.com/office/drawing/2016/5/13/chartex" xmlns:cx8="http://schemas.microsoft.com/office/drawing/2016/5/14/chartex" xmlns:mc="http://schemas.openxmlformats.org/markup-compatibility/2006" xmlns:aink="http://schemas.microsoft.com/office/drawing/2016/ink" xmlns:am3d="http://schemas.microsoft.com/office/drawing/2017/model3d" xmlns:o="urn:schemas-microsoft-com:office:office" xmlns:oel="http://schemas.microsoft.com/office/2019/extlst" xmlns:r="http://schemas.openxmlformats.org/officeDocument/2006/relationships" xmlns:m="http://schemas.openxmlformats.org/officeDocument/2006/math" xmlns:v="urn:schemas-microsoft-com:vml" xmlns:wp14="http://schemas.microsoft.com/office/word/2010/wordprocessingDrawing" xmlns:wp="http://schemas.openxmlformats.org/drawingml/2006/wordprocessingDrawing" xmlns:w10="urn:schemas-microsoft-com:office:word" xmlns:w="http://schemas.openxmlformats.org/wordprocessingml/2006/main" xmlns:w14="http://schemas.microsoft.com/office/word/2010/wordml" xmlns:w15="http://schemas.microsoft.com/office/word/2012/wordml" xmlns:w16cex="http://schemas.microsoft.com/office/word/2018/wordml/cex" xmlns:w16cid="http://schemas.microsoft.com/office/word/2016/wordml/cid" xmlns:w16="http://schemas.microsoft.com/office/word/2018/wordml" xmlns:w16du="http://schemas.microsoft.com/office/word/2023/wordml/word16du" xmlns:w16sdtdh="http://schemas.microsoft.com/office/word/2020/wordml/sdtdatahash" xmlns:w16sdtfl="http://schemas.microsoft.com/office/word/2024/wordml/sdtformatlock" xmlns:w16se="http://schemas.microsoft.com/office/word/2015/wordml/symex" xmlns:wpg="http://schemas.microsoft.com/office/word/2010/wordprocessingGroup" xmlns:wpi="http://schemas.microsoft.com/office/word/2010/wordprocessingInk" xmlns:wne="http://schemas.microsoft.com/office/word/2006/wordml" xmlns:wps="http://schemas.microsoft.com/office/word/2010/wordprocessingShape" mc:Ignorable="w14 w15 w16se w16cid w16 w16cex w16sdtdh w16sdtfl w16du wp14">
   <w:abstractNum w:abstractNumId="0" w15:restartNumberingAfterBreak="0">
     <w:nsid w:val="00E457BC"/>
     <w:multiLevelType w:val="hybridMultilevel"/>
@@ -12124,86 +12076,86 @@
       </w:rPr>
     </w:lvl>
   </w:abstractNum>
-  <w:num w:numId="1">
+  <w:num w:numId="1" w16cid:durableId="944918220">
     <w:abstractNumId w:val="0"/>
   </w:num>
-  <w:num w:numId="2">
+  <w:num w:numId="2" w16cid:durableId="1484539181">
     <w:abstractNumId w:val="16"/>
   </w:num>
-  <w:num w:numId="3">
+  <w:num w:numId="3" w16cid:durableId="1271938745">
     <w:abstractNumId w:val="3"/>
   </w:num>
-  <w:num w:numId="4">
+  <w:num w:numId="4" w16cid:durableId="885529392">
     <w:abstractNumId w:val="9"/>
   </w:num>
-  <w:num w:numId="5">
+  <w:num w:numId="5" w16cid:durableId="1594972176">
     <w:abstractNumId w:val="23"/>
   </w:num>
-  <w:num w:numId="6">
+  <w:num w:numId="6" w16cid:durableId="1798523234">
     <w:abstractNumId w:val="17"/>
   </w:num>
-  <w:num w:numId="7">
+  <w:num w:numId="7" w16cid:durableId="1296133088">
     <w:abstractNumId w:val="18"/>
   </w:num>
-  <w:num w:numId="8">
+  <w:num w:numId="8" w16cid:durableId="54933898">
     <w:abstractNumId w:val="12"/>
   </w:num>
-  <w:num w:numId="9">
+  <w:num w:numId="9" w16cid:durableId="422264893">
     <w:abstractNumId w:val="6"/>
   </w:num>
-  <w:num w:numId="10">
+  <w:num w:numId="10" w16cid:durableId="1899708990">
     <w:abstractNumId w:val="14"/>
   </w:num>
-  <w:num w:numId="11">
+  <w:num w:numId="11" w16cid:durableId="1776486751">
     <w:abstractNumId w:val="15"/>
   </w:num>
-  <w:num w:numId="12">
+  <w:num w:numId="12" w16cid:durableId="1423260378">
     <w:abstractNumId w:val="22"/>
   </w:num>
-  <w:num w:numId="13">
+  <w:num w:numId="13" w16cid:durableId="1329138842">
     <w:abstractNumId w:val="13"/>
   </w:num>
-  <w:num w:numId="14">
+  <w:num w:numId="14" w16cid:durableId="1444106053">
     <w:abstractNumId w:val="21"/>
   </w:num>
-  <w:num w:numId="15">
+  <w:num w:numId="15" w16cid:durableId="1091699303">
     <w:abstractNumId w:val="8"/>
   </w:num>
-  <w:num w:numId="16">
+  <w:num w:numId="16" w16cid:durableId="1654144261">
     <w:abstractNumId w:val="19"/>
   </w:num>
-  <w:num w:numId="17">
+  <w:num w:numId="17" w16cid:durableId="254483556">
     <w:abstractNumId w:val="4"/>
   </w:num>
-  <w:num w:numId="18">
+  <w:num w:numId="18" w16cid:durableId="1048455474">
     <w:abstractNumId w:val="1"/>
   </w:num>
-  <w:num w:numId="19">
+  <w:num w:numId="19" w16cid:durableId="1205799254">
     <w:abstractNumId w:val="2"/>
   </w:num>
-  <w:num w:numId="20">
+  <w:num w:numId="20" w16cid:durableId="159657086">
     <w:abstractNumId w:val="5"/>
   </w:num>
-  <w:num w:numId="21">
+  <w:num w:numId="21" w16cid:durableId="2077780823">
     <w:abstractNumId w:val="24"/>
   </w:num>
-  <w:num w:numId="22">
+  <w:num w:numId="22" w16cid:durableId="640618740">
     <w:abstractNumId w:val="20"/>
   </w:num>
-  <w:num w:numId="23">
+  <w:num w:numId="23" w16cid:durableId="757096801">
     <w:abstractNumId w:val="11"/>
   </w:num>
-  <w:num w:numId="24">
+  <w:num w:numId="24" w16cid:durableId="1360200619">
     <w:abstractNumId w:val="10"/>
   </w:num>
-  <w:num w:numId="25">
+  <w:num w:numId="25" w16cid:durableId="804158853">
     <w:abstractNumId w:val="7"/>
   </w:num>
 </w:numbering>
 </file>
 
 <file path=word/styles.xml><?xml version="1.0" encoding="utf-8"?>
-<w:styles xmlns:mc="http://schemas.openxmlformats.org/markup-compatibility/2006" xmlns:r="http://schemas.openxmlformats.org/officeDocument/2006/relationships" xmlns:w="http://schemas.openxmlformats.org/wordprocessingml/2006/main" xmlns:w14="http://schemas.microsoft.com/office/word/2010/wordml" xmlns:w15="http://schemas.microsoft.com/office/word/2012/wordml" xmlns:w16cex="http://schemas.microsoft.com/office/word/2018/wordml/cex" xmlns:w16cid="http://schemas.microsoft.com/office/word/2016/wordml/cid" xmlns:w16="http://schemas.microsoft.com/office/word/2018/wordml" xmlns:w16sdtdh="http://schemas.microsoft.com/office/word/2020/wordml/sdtdatahash" xmlns:w16se="http://schemas.microsoft.com/office/word/2015/wordml/symex" mc:Ignorable="w14 w15 w16se w16cid w16 w16cex w16sdtdh">
+<w:styles xmlns:mc="http://schemas.openxmlformats.org/markup-compatibility/2006" xmlns:r="http://schemas.openxmlformats.org/officeDocument/2006/relationships" xmlns:w="http://schemas.openxmlformats.org/wordprocessingml/2006/main" xmlns:w14="http://schemas.microsoft.com/office/word/2010/wordml" xmlns:w15="http://schemas.microsoft.com/office/word/2012/wordml" xmlns:w16cex="http://schemas.microsoft.com/office/word/2018/wordml/cex" xmlns:w16cid="http://schemas.microsoft.com/office/word/2016/wordml/cid" xmlns:w16="http://schemas.microsoft.com/office/word/2018/wordml" xmlns:w16du="http://schemas.microsoft.com/office/word/2023/wordml/word16du" xmlns:w16sdtdh="http://schemas.microsoft.com/office/word/2020/wordml/sdtdatahash" xmlns:w16sdtfl="http://schemas.microsoft.com/office/word/2024/wordml/sdtformatlock" xmlns:w16se="http://schemas.microsoft.com/office/word/2015/wordml/symex" mc:Ignorable="w14 w15 w16se w16cid w16 w16cex w16sdtdh w16sdtfl w16du">
   <w:docDefaults>
     <w:rPrDefault>
       <w:rPr>
@@ -12597,7 +12549,7 @@
     <w:lsdException w:name="Unresolved Mention" w:semiHidden="1" w:unhideWhenUsed="1"/>
     <w:lsdException w:name="Smart Link" w:semiHidden="1" w:unhideWhenUsed="1"/>
   </w:latentStyles>
-  <w:style w:type="paragraph" w:default="1" w:styleId="Normal">
+  <w:style w:type="paragraph" w:default="1" w:styleId="a">
     <w:name w:val="Normal"/>
     <w:qFormat/>
     <w:rsid w:val="00DC1E9D"/>
@@ -12610,13 +12562,13 @@
       <w:szCs w:val="24"/>
     </w:rPr>
   </w:style>
-  <w:style w:type="character" w:default="1" w:styleId="DefaultParagraphFont">
+  <w:style w:type="character" w:default="1" w:styleId="a0">
     <w:name w:val="Default Paragraph Font"/>
     <w:uiPriority w:val="1"/>
     <w:semiHidden/>
     <w:unhideWhenUsed/>
   </w:style>
-  <w:style w:type="table" w:default="1" w:styleId="TableNormal">
+  <w:style w:type="table" w:default="1" w:styleId="a1">
     <w:name w:val="Normal Table"/>
     <w:uiPriority w:val="99"/>
     <w:semiHidden/>
@@ -12631,15 +12583,15 @@
       </w:tblCellMar>
     </w:tblPr>
   </w:style>
-  <w:style w:type="numbering" w:default="1" w:styleId="NoList">
+  <w:style w:type="numbering" w:default="1" w:styleId="a2">
     <w:name w:val="No List"/>
     <w:uiPriority w:val="99"/>
     <w:semiHidden/>
     <w:unhideWhenUsed/>
   </w:style>
-  <w:style w:type="paragraph" w:styleId="ListParagraph">
+  <w:style w:type="paragraph" w:styleId="a3">
     <w:name w:val="List Paragraph"/>
-    <w:basedOn w:val="Normal"/>
+    <w:basedOn w:val="a"/>
     <w:uiPriority w:val="34"/>
     <w:qFormat/>
     <w:rsid w:val="00EF0D9C"/>
@@ -12648,10 +12600,10 @@
       <w:contextualSpacing/>
     </w:pPr>
   </w:style>
-  <w:style w:type="paragraph" w:styleId="Header">
+  <w:style w:type="paragraph" w:styleId="a4">
     <w:name w:val="header"/>
-    <w:basedOn w:val="Normal"/>
-    <w:link w:val="HeaderChar"/>
+    <w:basedOn w:val="a"/>
+    <w:link w:val="a5"/>
     <w:uiPriority w:val="99"/>
     <w:unhideWhenUsed/>
     <w:rsid w:val="00A326F6"/>
@@ -12662,17 +12614,17 @@
       </w:tabs>
     </w:pPr>
   </w:style>
-  <w:style w:type="character" w:customStyle="1" w:styleId="HeaderChar">
-    <w:name w:val="Header Char"/>
-    <w:basedOn w:val="DefaultParagraphFont"/>
-    <w:link w:val="Header"/>
+  <w:style w:type="character" w:customStyle="1" w:styleId="a5">
+    <w:name w:val="หัวกระดาษ อักขระ"/>
+    <w:basedOn w:val="a0"/>
+    <w:link w:val="a4"/>
     <w:uiPriority w:val="99"/>
     <w:rsid w:val="00A326F6"/>
   </w:style>
-  <w:style w:type="paragraph" w:styleId="Footer">
+  <w:style w:type="paragraph" w:styleId="a6">
     <w:name w:val="footer"/>
-    <w:basedOn w:val="Normal"/>
-    <w:link w:val="FooterChar"/>
+    <w:basedOn w:val="a"/>
+    <w:link w:val="a7"/>
     <w:uiPriority w:val="99"/>
     <w:unhideWhenUsed/>
     <w:rsid w:val="00A326F6"/>
@@ -12683,17 +12635,17 @@
       </w:tabs>
     </w:pPr>
   </w:style>
-  <w:style w:type="character" w:customStyle="1" w:styleId="FooterChar">
-    <w:name w:val="Footer Char"/>
-    <w:basedOn w:val="DefaultParagraphFont"/>
-    <w:link w:val="Footer"/>
+  <w:style w:type="character" w:customStyle="1" w:styleId="a7">
+    <w:name w:val="ท้ายกระดาษ อักขระ"/>
+    <w:basedOn w:val="a0"/>
+    <w:link w:val="a6"/>
     <w:uiPriority w:val="99"/>
     <w:rsid w:val="00A326F6"/>
   </w:style>
-  <w:style w:type="paragraph" w:styleId="BalloonText">
+  <w:style w:type="paragraph" w:styleId="a8">
     <w:name w:val="Balloon Text"/>
-    <w:basedOn w:val="Normal"/>
-    <w:link w:val="BalloonTextChar"/>
+    <w:basedOn w:val="a"/>
+    <w:link w:val="a9"/>
     <w:uiPriority w:val="99"/>
     <w:semiHidden/>
     <w:unhideWhenUsed/>
@@ -12704,10 +12656,10 @@
       <w:szCs w:val="20"/>
     </w:rPr>
   </w:style>
-  <w:style w:type="character" w:customStyle="1" w:styleId="BalloonTextChar">
-    <w:name w:val="Balloon Text Char"/>
-    <w:basedOn w:val="DefaultParagraphFont"/>
-    <w:link w:val="BalloonText"/>
+  <w:style w:type="character" w:customStyle="1" w:styleId="a9">
+    <w:name w:val="ข้อความบอลลูน อักขระ"/>
+    <w:basedOn w:val="a0"/>
+    <w:link w:val="a8"/>
     <w:uiPriority w:val="99"/>
     <w:semiHidden/>
     <w:rsid w:val="006B274B"/>
@@ -12717,9 +12669,9 @@
       <w:szCs w:val="20"/>
     </w:rPr>
   </w:style>
-  <w:style w:type="table" w:styleId="TableGrid">
+  <w:style w:type="table" w:styleId="aa">
     <w:name w:val="Table Grid"/>
-    <w:basedOn w:val="TableNormal"/>
+    <w:basedOn w:val="a1"/>
     <w:uiPriority w:val="59"/>
     <w:rsid w:val="000D23C7"/>
     <w:pPr>
@@ -12736,10 +12688,10 @@
       </w:tblBorders>
     </w:tblPr>
   </w:style>
-  <w:style w:type="paragraph" w:styleId="BodyText">
+  <w:style w:type="paragraph" w:styleId="ab">
     <w:name w:val="Body Text"/>
-    <w:basedOn w:val="Normal"/>
-    <w:link w:val="BodyTextChar"/>
+    <w:basedOn w:val="a"/>
+    <w:link w:val="ac"/>
     <w:rsid w:val="00DD0958"/>
     <w:pPr>
       <w:tabs>
@@ -12753,10 +12705,10 @@
       <w:szCs w:val="32"/>
     </w:rPr>
   </w:style>
-  <w:style w:type="character" w:customStyle="1" w:styleId="BodyTextChar">
-    <w:name w:val="Body Text Char"/>
-    <w:basedOn w:val="DefaultParagraphFont"/>
-    <w:link w:val="BodyText"/>
+  <w:style w:type="character" w:customStyle="1" w:styleId="ac">
+    <w:name w:val="เนื้อความ อักขระ"/>
+    <w:basedOn w:val="a0"/>
+    <w:link w:val="ab"/>
     <w:rsid w:val="00DD0958"/>
     <w:rPr>
       <w:rFonts w:ascii="EucrosiaUPC" w:eastAsia="Cordia New" w:hAnsi="EucrosiaUPC" w:cs="EucrosiaUPC"/>
@@ -12766,12 +12718,12 @@
   </w:style>
   <w:style w:type="character" w:customStyle="1" w:styleId="apple-style-span">
     <w:name w:val="apple-style-span"/>
-    <w:basedOn w:val="DefaultParagraphFont"/>
+    <w:basedOn w:val="a0"/>
     <w:rsid w:val="00DD0958"/>
   </w:style>
-  <w:style w:type="table" w:styleId="TableGridLight">
+  <w:style w:type="table" w:styleId="ad">
     <w:name w:val="Grid Table Light"/>
-    <w:basedOn w:val="TableNormal"/>
+    <w:basedOn w:val="a1"/>
     <w:uiPriority w:val="40"/>
     <w:rsid w:val="00DD0958"/>
     <w:pPr>
@@ -12794,9 +12746,9 @@
       </w:tblBorders>
     </w:tblPr>
   </w:style>
-  <w:style w:type="paragraph" w:styleId="NormalWeb">
+  <w:style w:type="paragraph" w:styleId="ae">
     <w:name w:val="Normal (Web)"/>
-    <w:basedOn w:val="Normal"/>
+    <w:basedOn w:val="a"/>
     <w:uiPriority w:val="99"/>
     <w:unhideWhenUsed/>
     <w:rsid w:val="007B399E"/>
@@ -12804,9 +12756,9 @@
       <w:spacing w:before="100" w:beforeAutospacing="1" w:after="100" w:afterAutospacing="1"/>
     </w:pPr>
   </w:style>
-  <w:style w:type="character" w:styleId="Strong">
+  <w:style w:type="character" w:styleId="af">
     <w:name w:val="Strong"/>
-    <w:basedOn w:val="DefaultParagraphFont"/>
+    <w:basedOn w:val="a0"/>
     <w:uiPriority w:val="22"/>
     <w:qFormat/>
     <w:rsid w:val="007B399E"/>
@@ -12815,9 +12767,9 @@
       <w:bCs/>
     </w:rPr>
   </w:style>
-  <w:style w:type="character" w:styleId="Emphasis">
+  <w:style w:type="character" w:styleId="af0">
     <w:name w:val="Emphasis"/>
-    <w:basedOn w:val="DefaultParagraphFont"/>
+    <w:basedOn w:val="a0"/>
     <w:uiPriority w:val="20"/>
     <w:qFormat/>
     <w:rsid w:val="007B399E"/>
@@ -12828,12 +12780,12 @@
   </w:style>
   <w:style w:type="character" w:customStyle="1" w:styleId="notranslate">
     <w:name w:val="notranslate"/>
-    <w:basedOn w:val="DefaultParagraphFont"/>
+    <w:basedOn w:val="a0"/>
     <w:rsid w:val="00387095"/>
   </w:style>
   <w:style w:type="paragraph" w:customStyle="1" w:styleId="body">
     <w:name w:val="body"/>
-    <w:basedOn w:val="Normal"/>
+    <w:basedOn w:val="a"/>
     <w:rsid w:val="00DF63CE"/>
     <w:pPr>
       <w:spacing w:before="100" w:beforeAutospacing="1" w:after="100" w:afterAutospacing="1"/>

--- a/บทที่ 2.docx
+++ b/บทที่ 2.docx
@@ -1,6 +1,6 @@
 
 <file path=word/document.xml><?xml version="1.0" encoding="utf-8"?>
-<w:document xmlns:wpc="http://schemas.microsoft.com/office/word/2010/wordprocessingCanvas" xmlns:cx="http://schemas.microsoft.com/office/drawing/2014/chartex" xmlns:cx1="http://schemas.microsoft.com/office/drawing/2015/9/8/chartex" xmlns:cx2="http://schemas.microsoft.com/office/drawing/2015/10/21/chartex" xmlns:cx3="http://schemas.microsoft.com/office/drawing/2016/5/9/chartex" xmlns:cx4="http://schemas.microsoft.com/office/drawing/2016/5/10/chartex" xmlns:cx5="http://schemas.microsoft.com/office/drawing/2016/5/11/chartex" xmlns:cx6="http://schemas.microsoft.com/office/drawing/2016/5/12/chartex" xmlns:cx7="http://schemas.microsoft.com/office/drawing/2016/5/13/chartex" xmlns:cx8="http://schemas.microsoft.com/office/drawing/2016/5/14/chartex" xmlns:mc="http://schemas.openxmlformats.org/markup-compatibility/2006" xmlns:aink="http://schemas.microsoft.com/office/drawing/2016/ink" xmlns:am3d="http://schemas.microsoft.com/office/drawing/2017/model3d" xmlns:o="urn:schemas-microsoft-com:office:office" xmlns:oel="http://schemas.microsoft.com/office/2019/extlst" xmlns:r="http://schemas.openxmlformats.org/officeDocument/2006/relationships" xmlns:m="http://schemas.openxmlformats.org/officeDocument/2006/math" xmlns:v="urn:schemas-microsoft-com:vml" xmlns:wp14="http://schemas.microsoft.com/office/word/2010/wordprocessingDrawing" xmlns:wp="http://schemas.openxmlformats.org/drawingml/2006/wordprocessingDrawing" xmlns:w10="urn:schemas-microsoft-com:office:word" xmlns:w="http://schemas.openxmlformats.org/wordprocessingml/2006/main" xmlns:w14="http://schemas.microsoft.com/office/word/2010/wordml" xmlns:w15="http://schemas.microsoft.com/office/word/2012/wordml" xmlns:w16cex="http://schemas.microsoft.com/office/word/2018/wordml/cex" xmlns:w16cid="http://schemas.microsoft.com/office/word/2016/wordml/cid" xmlns:w16="http://schemas.microsoft.com/office/word/2018/wordml" xmlns:w16du="http://schemas.microsoft.com/office/word/2023/wordml/word16du" xmlns:w16sdtdh="http://schemas.microsoft.com/office/word/2020/wordml/sdtdatahash" xmlns:w16sdtfl="http://schemas.microsoft.com/office/word/2024/wordml/sdtformatlock" xmlns:w16se="http://schemas.microsoft.com/office/word/2015/wordml/symex" xmlns:wpg="http://schemas.microsoft.com/office/word/2010/wordprocessingGroup" xmlns:wpi="http://schemas.microsoft.com/office/word/2010/wordprocessingInk" xmlns:wne="http://schemas.microsoft.com/office/word/2006/wordml" xmlns:wps="http://schemas.microsoft.com/office/word/2010/wordprocessingShape" mc:Ignorable="w14 w15 w16se w16cid w16 w16cex w16sdtdh w16sdtfl w16du wp14">
+<w:document xmlns:wpc="http://schemas.microsoft.com/office/word/2010/wordprocessingCanvas" xmlns:cx="http://schemas.microsoft.com/office/drawing/2014/chartex" xmlns:cx1="http://schemas.microsoft.com/office/drawing/2015/9/8/chartex" xmlns:cx2="http://schemas.microsoft.com/office/drawing/2015/10/21/chartex" xmlns:cx3="http://schemas.microsoft.com/office/drawing/2016/5/9/chartex" xmlns:cx4="http://schemas.microsoft.com/office/drawing/2016/5/10/chartex" xmlns:cx5="http://schemas.microsoft.com/office/drawing/2016/5/11/chartex" xmlns:cx6="http://schemas.microsoft.com/office/drawing/2016/5/12/chartex" xmlns:cx7="http://schemas.microsoft.com/office/drawing/2016/5/13/chartex" xmlns:cx8="http://schemas.microsoft.com/office/drawing/2016/5/14/chartex" xmlns:mc="http://schemas.openxmlformats.org/markup-compatibility/2006" xmlns:aink="http://schemas.microsoft.com/office/drawing/2016/ink" xmlns:am3d="http://schemas.microsoft.com/office/drawing/2017/model3d" xmlns:o="urn:schemas-microsoft-com:office:office" xmlns:r="http://schemas.openxmlformats.org/officeDocument/2006/relationships" xmlns:m="http://schemas.openxmlformats.org/officeDocument/2006/math" xmlns:v="urn:schemas-microsoft-com:vml" xmlns:wp14="http://schemas.microsoft.com/office/word/2010/wordprocessingDrawing" xmlns:wp="http://schemas.openxmlformats.org/drawingml/2006/wordprocessingDrawing" xmlns:w10="urn:schemas-microsoft-com:office:word" xmlns:w="http://schemas.openxmlformats.org/wordprocessingml/2006/main" xmlns:w14="http://schemas.microsoft.com/office/word/2010/wordml" xmlns:w15="http://schemas.microsoft.com/office/word/2012/wordml" xmlns:w16cex="http://schemas.microsoft.com/office/word/2018/wordml/cex" xmlns:w16cid="http://schemas.microsoft.com/office/word/2016/wordml/cid" xmlns:w16="http://schemas.microsoft.com/office/word/2018/wordml" xmlns:w16sdtdh="http://schemas.microsoft.com/office/word/2020/wordml/sdtdatahash" xmlns:w16se="http://schemas.microsoft.com/office/word/2015/wordml/symex" xmlns:wpg="http://schemas.microsoft.com/office/word/2010/wordprocessingGroup" xmlns:wpi="http://schemas.microsoft.com/office/word/2010/wordprocessingInk" xmlns:wne="http://schemas.microsoft.com/office/word/2006/wordml" xmlns:wps="http://schemas.microsoft.com/office/word/2010/wordprocessingShape" mc:Ignorable="w14 w15 w16se w16cid w16 w16cex w16sdtdh wp14">
   <w:body>
     <w:p>
       <w:pPr>
@@ -77,10 +77,8 @@
         <w:jc w:val="center"/>
         <w:rPr>
           <w:rFonts w:ascii="TH SarabunPSK" w:hAnsi="TH SarabunPSK" w:cs="TH SarabunPSK"/>
-          <w:b/>
-          <w:bCs/>
-          <w:sz w:val="40"/>
-          <w:szCs w:val="40"/>
+          <w:sz w:val="32"/>
+          <w:szCs w:val="32"/>
           <w:cs/>
         </w:rPr>
       </w:pPr>
@@ -90,6 +88,7 @@
         <w:tabs>
           <w:tab w:val="left" w:pos="567"/>
         </w:tabs>
+        <w:jc w:val="thaiDistribute"/>
         <w:rPr>
           <w:rFonts w:ascii="TH SarabunPSK" w:hAnsi="TH SarabunPSK" w:cs="TH SarabunPSK"/>
           <w:sz w:val="32"/>
@@ -122,7 +121,7 @@
           <w:szCs w:val="32"/>
           <w:cs/>
         </w:rPr>
-        <w:t xml:space="preserve"> ตามหัวข้อรายการเอกสารที่ได้ไปหาข้อมูล โดยอาจแบ่งข้อมูลได้ดังต่อไปนี้</w:t>
+        <w:t xml:space="preserve"> ตามหัวข้อรายการเอกสารที่ได้ไปหาข้อมูลโดยอาจแบ่งข้อมูลได้ดังต่อไปนี้</w:t>
       </w:r>
     </w:p>
     <w:p>
@@ -476,7 +475,7 @@
           <w:tab w:val="left" w:pos="567"/>
         </w:tabs>
         <w:rPr>
-          <w:rFonts w:ascii="TH SarabunPSK" w:hAnsi="TH SarabunPSK" w:cs="TH SarabunPSK" w:hint="cs"/>
+          <w:rFonts w:ascii="TH SarabunPSK" w:hAnsi="TH SarabunPSK" w:cs="TH SarabunPSK"/>
           <w:sz w:val="32"/>
           <w:szCs w:val="32"/>
           <w:cs/>
@@ -711,7 +710,8 @@
     <w:p>
       <w:pPr>
         <w:tabs>
-          <w:tab w:val="left" w:pos="567"/>
+          <w:tab w:val="left" w:pos="426"/>
+          <w:tab w:val="left" w:pos="993"/>
         </w:tabs>
         <w:autoSpaceDE w:val="0"/>
         <w:autoSpaceDN w:val="0"/>
@@ -728,6 +728,7 @@
           <w:headerReference w:type="first" r:id="rId11"/>
           <w:pgSz w:w="11906" w:h="16838" w:code="9"/>
           <w:pgMar w:top="2880" w:right="1440" w:bottom="1418" w:left="2160" w:header="1440" w:footer="720" w:gutter="0"/>
+          <w:pgNumType w:start="4"/>
           <w:cols w:space="708"/>
           <w:docGrid w:linePitch="360"/>
         </w:sectPr>
@@ -738,7 +739,6 @@
           <w:sz w:val="32"/>
           <w:szCs w:val="32"/>
         </w:rPr>
-        <w:lastRenderedPageBreak/>
         <w:tab/>
       </w:r>
       <w:r>
@@ -764,8 +764,9 @@
           <w:color w:val="FFFFFF" w:themeColor="background1"/>
           <w:sz w:val="32"/>
           <w:szCs w:val="32"/>
-        </w:rPr>
-        <w:t>**</w:t>
+          <w:cs/>
+        </w:rPr>
+        <w:tab/>
       </w:r>
       <w:r>
         <w:rPr>
@@ -995,6 +996,7 @@
           <w:sz w:val="32"/>
           <w:szCs w:val="32"/>
         </w:rPr>
+        <w:lastRenderedPageBreak/>
         <w:t xml:space="preserve">N8n </w:t>
       </w:r>
       <w:r>
@@ -1137,6 +1139,58 @@
           <w:cs/>
         </w:rPr>
         <w:t>เหมือนบางแพลตฟอร์มที่คิดค่าบริการตามการใช้บริการ</w:t>
+      </w:r>
+      <w:r>
+        <w:rPr>
+          <w:rFonts w:ascii="TH SarabunPSK" w:hAnsi="TH SarabunPSK" w:cs="TH SarabunPSK" w:hint="cs"/>
+          <w:sz w:val="32"/>
+          <w:szCs w:val="32"/>
+          <w:cs/>
+        </w:rPr>
+        <w:t xml:space="preserve"> </w:t>
+      </w:r>
+      <w:r>
+        <w:rPr>
+          <w:rFonts w:ascii="TH SarabunPSK" w:hAnsi="TH SarabunPSK" w:cs="TH SarabunPSK" w:hint="cs"/>
+          <w:sz w:val="32"/>
+          <w:szCs w:val="32"/>
+          <w:cs/>
+        </w:rPr>
+        <w:t xml:space="preserve">องค์ประกอบของ </w:t>
+      </w:r>
+      <w:r>
+        <w:rPr>
+          <w:rFonts w:ascii="TH SarabunPSK" w:hAnsi="TH SarabunPSK" w:cs="TH SarabunPSK" w:hint="cs"/>
+          <w:sz w:val="32"/>
+          <w:szCs w:val="32"/>
+        </w:rPr>
+        <w:t>n</w:t>
+      </w:r>
+      <w:r>
+        <w:rPr>
+          <w:rFonts w:ascii="TH SarabunPSK" w:hAnsi="TH SarabunPSK" w:cs="TH SarabunPSK" w:hint="cs"/>
+          <w:sz w:val="32"/>
+          <w:szCs w:val="32"/>
+          <w:cs/>
+        </w:rPr>
+        <w:t>8</w:t>
+      </w:r>
+      <w:r>
+        <w:rPr>
+          <w:rFonts w:ascii="TH SarabunPSK" w:hAnsi="TH SarabunPSK" w:cs="TH SarabunPSK" w:hint="cs"/>
+          <w:sz w:val="32"/>
+          <w:szCs w:val="32"/>
+        </w:rPr>
+        <w:t xml:space="preserve">n </w:t>
+      </w:r>
+      <w:r>
+        <w:rPr>
+          <w:rFonts w:ascii="TH SarabunPSK" w:hAnsi="TH SarabunPSK" w:cs="TH SarabunPSK" w:hint="cs"/>
+          <w:sz w:val="32"/>
+          <w:szCs w:val="32"/>
+          <w:cs/>
+        </w:rPr>
+        <w:t>ประกอบไปด้วยดังนี้</w:t>
       </w:r>
     </w:p>
     <w:p>
@@ -1144,6 +1198,7 @@
         <w:tabs>
           <w:tab w:val="left" w:pos="426"/>
           <w:tab w:val="left" w:pos="993"/>
+          <w:tab w:val="left" w:pos="1276"/>
         </w:tabs>
         <w:jc w:val="thaiDistribute"/>
         <w:rPr>
@@ -1154,55 +1209,110 @@
       </w:pPr>
       <w:r>
         <w:rPr>
-          <w:rFonts w:ascii="TH SarabunPSK" w:hAnsi="TH SarabunPSK" w:cs="TH SarabunPSK" w:hint="cs"/>
-          <w:sz w:val="32"/>
-          <w:szCs w:val="32"/>
-          <w:cs/>
-        </w:rPr>
-        <w:t xml:space="preserve">องค์ประกอบของ </w:t>
-      </w:r>
-      <w:r>
-        <w:rPr>
-          <w:rFonts w:ascii="TH SarabunPSK" w:hAnsi="TH SarabunPSK" w:cs="TH SarabunPSK" w:hint="cs"/>
-          <w:sz w:val="32"/>
-          <w:szCs w:val="32"/>
-        </w:rPr>
-        <w:t>n</w:t>
-      </w:r>
-      <w:r>
-        <w:rPr>
-          <w:rFonts w:ascii="TH SarabunPSK" w:hAnsi="TH SarabunPSK" w:cs="TH SarabunPSK" w:hint="cs"/>
-          <w:sz w:val="32"/>
-          <w:szCs w:val="32"/>
-          <w:cs/>
-        </w:rPr>
-        <w:t>8</w:t>
-      </w:r>
-      <w:r>
-        <w:rPr>
-          <w:rFonts w:ascii="TH SarabunPSK" w:hAnsi="TH SarabunPSK" w:cs="TH SarabunPSK" w:hint="cs"/>
-          <w:sz w:val="32"/>
-          <w:szCs w:val="32"/>
-        </w:rPr>
-        <w:t xml:space="preserve">n </w:t>
-      </w:r>
-      <w:r>
-        <w:rPr>
-          <w:rFonts w:ascii="TH SarabunPSK" w:hAnsi="TH SarabunPSK" w:cs="TH SarabunPSK" w:hint="cs"/>
-          <w:sz w:val="32"/>
-          <w:szCs w:val="32"/>
-          <w:cs/>
-        </w:rPr>
-        <w:t>ประกอบไปด้วยดังนี้</w:t>
+          <w:rFonts w:ascii="TH SarabunPSK" w:hAnsi="TH SarabunPSK" w:cs="TH SarabunPSK"/>
+          <w:sz w:val="32"/>
+          <w:szCs w:val="32"/>
+        </w:rPr>
+        <w:tab/>
+      </w:r>
+      <w:r>
+        <w:rPr>
+          <w:rFonts w:ascii="TH SarabunPSK" w:hAnsi="TH SarabunPSK" w:cs="TH SarabunPSK"/>
+          <w:sz w:val="32"/>
+          <w:szCs w:val="32"/>
+        </w:rPr>
+        <w:tab/>
+        <w:t>1)</w:t>
+      </w:r>
+      <w:r>
+        <w:rPr>
+          <w:rFonts w:ascii="TH SarabunPSK" w:hAnsi="TH SarabunPSK" w:cs="TH SarabunPSK"/>
+          <w:color w:val="000000" w:themeColor="text1"/>
+          <w:sz w:val="32"/>
+          <w:szCs w:val="32"/>
+          <w:cs/>
+        </w:rPr>
+        <w:tab/>
+      </w:r>
+      <w:r>
+        <w:rPr>
+          <w:rFonts w:ascii="TH SarabunPSK" w:hAnsi="TH SarabunPSK" w:cs="TH SarabunPSK"/>
+          <w:sz w:val="32"/>
+          <w:szCs w:val="32"/>
+        </w:rPr>
+        <w:t xml:space="preserve">Trigger </w:t>
+      </w:r>
+      <w:r>
+        <w:rPr>
+          <w:rFonts w:ascii="TH SarabunPSK" w:hAnsi="TH SarabunPSK" w:cs="TH SarabunPSK" w:hint="cs"/>
+          <w:sz w:val="32"/>
+          <w:szCs w:val="32"/>
+          <w:cs/>
+        </w:rPr>
+        <w:t xml:space="preserve">จุดเริ่มต้นสำหรับการสั่งให้ </w:t>
+      </w:r>
+      <w:r>
+        <w:rPr>
+          <w:rFonts w:ascii="TH SarabunPSK" w:hAnsi="TH SarabunPSK" w:cs="TH SarabunPSK"/>
+          <w:sz w:val="32"/>
+          <w:szCs w:val="32"/>
+        </w:rPr>
+        <w:t xml:space="preserve">Workflow </w:t>
+      </w:r>
+      <w:r>
+        <w:rPr>
+          <w:rFonts w:ascii="TH SarabunPSK" w:hAnsi="TH SarabunPSK" w:cs="TH SarabunPSK" w:hint="cs"/>
+          <w:sz w:val="32"/>
+          <w:szCs w:val="32"/>
+          <w:cs/>
+        </w:rPr>
+        <w:t>ทำงาน มีทั้งรูปแบบ การกดให้ทำงานด้วยตัวเอง</w:t>
+      </w:r>
+      <w:r>
+        <w:rPr>
+          <w:rFonts w:ascii="TH SarabunPSK" w:hAnsi="TH SarabunPSK" w:cs="TH SarabunPSK"/>
+          <w:sz w:val="32"/>
+          <w:szCs w:val="32"/>
+        </w:rPr>
+        <w:t xml:space="preserve">, </w:t>
+      </w:r>
+      <w:r>
+        <w:rPr>
+          <w:rFonts w:ascii="TH SarabunPSK" w:hAnsi="TH SarabunPSK" w:cs="TH SarabunPSK" w:hint="cs"/>
+          <w:sz w:val="32"/>
+          <w:szCs w:val="32"/>
+          <w:cs/>
+        </w:rPr>
+        <w:t>การทำงานบนแพลตฟอร์มอื่นๆ</w:t>
+      </w:r>
+      <w:r>
+        <w:rPr>
+          <w:rFonts w:ascii="TH SarabunPSK" w:hAnsi="TH SarabunPSK" w:cs="TH SarabunPSK"/>
+          <w:sz w:val="32"/>
+          <w:szCs w:val="32"/>
+        </w:rPr>
+        <w:t>,</w:t>
+      </w:r>
+      <w:r>
+        <w:rPr>
+          <w:rFonts w:ascii="TH SarabunPSK" w:hAnsi="TH SarabunPSK" w:cs="TH SarabunPSK" w:hint="cs"/>
+          <w:sz w:val="32"/>
+          <w:szCs w:val="32"/>
+          <w:cs/>
+        </w:rPr>
+        <w:t xml:space="preserve"> การทำงานตามระยะเวลาที่กำหนดไว้ เป็นต้น</w:t>
       </w:r>
     </w:p>
     <w:p>
       <w:pPr>
+        <w:pStyle w:val="ListParagraph"/>
         <w:tabs>
           <w:tab w:val="left" w:pos="426"/>
           <w:tab w:val="left" w:pos="993"/>
+          <w:tab w:val="left" w:pos="1276"/>
           <w:tab w:val="left" w:pos="1418"/>
         </w:tabs>
+        <w:ind w:left="0"/>
         <w:jc w:val="thaiDistribute"/>
         <w:rPr>
           <w:rFonts w:ascii="TH SarabunPSK" w:hAnsi="TH SarabunPSK" w:cs="TH SarabunPSK"/>
@@ -1232,96 +1342,102 @@
           <w:sz w:val="32"/>
           <w:szCs w:val="32"/>
         </w:rPr>
+        <w:t>2)</w:t>
+      </w:r>
+      <w:r>
+        <w:rPr>
+          <w:rFonts w:ascii="TH SarabunPSK" w:hAnsi="TH SarabunPSK" w:cs="TH SarabunPSK"/>
+          <w:color w:val="FFFFFF" w:themeColor="background1"/>
+          <w:sz w:val="32"/>
+          <w:szCs w:val="32"/>
+          <w:cs/>
+        </w:rPr>
         <w:tab/>
-        <w:t>1)</w:t>
-      </w:r>
-      <w:r>
-        <w:rPr>
-          <w:rFonts w:ascii="TH SarabunPSK" w:hAnsi="TH SarabunPSK" w:cs="TH SarabunPSK"/>
-          <w:color w:val="FFFFFF" w:themeColor="background1"/>
-          <w:sz w:val="32"/>
-          <w:szCs w:val="32"/>
-        </w:rPr>
-        <w:t>**</w:t>
-      </w:r>
-      <w:r>
-        <w:rPr>
-          <w:rFonts w:ascii="TH SarabunPSK" w:hAnsi="TH SarabunPSK" w:cs="TH SarabunPSK"/>
-          <w:sz w:val="32"/>
-          <w:szCs w:val="32"/>
-        </w:rPr>
-        <w:t xml:space="preserve">Trigger </w:t>
-      </w:r>
-      <w:r>
-        <w:rPr>
-          <w:rFonts w:ascii="TH SarabunPSK" w:hAnsi="TH SarabunPSK" w:cs="TH SarabunPSK" w:hint="cs"/>
-          <w:sz w:val="32"/>
-          <w:szCs w:val="32"/>
-          <w:cs/>
-        </w:rPr>
-        <w:t xml:space="preserve">จุดเริ่มต้นสำหรับการสั่งให้ </w:t>
-      </w:r>
-      <w:r>
-        <w:rPr>
-          <w:rFonts w:ascii="TH SarabunPSK" w:hAnsi="TH SarabunPSK" w:cs="TH SarabunPSK"/>
-          <w:sz w:val="32"/>
-          <w:szCs w:val="32"/>
-        </w:rPr>
-        <w:t xml:space="preserve">Workflow </w:t>
-      </w:r>
-      <w:r>
-        <w:rPr>
-          <w:rFonts w:ascii="TH SarabunPSK" w:hAnsi="TH SarabunPSK" w:cs="TH SarabunPSK" w:hint="cs"/>
-          <w:sz w:val="32"/>
-          <w:szCs w:val="32"/>
-          <w:cs/>
-        </w:rPr>
-        <w:t>ทำงาน มีทั้งรูปแบบ การกดให้ทำงานด้วยตัวเอง</w:t>
-      </w:r>
-      <w:r>
-        <w:rPr>
-          <w:rFonts w:ascii="TH SarabunPSK" w:hAnsi="TH SarabunPSK" w:cs="TH SarabunPSK"/>
-          <w:sz w:val="32"/>
-          <w:szCs w:val="32"/>
-        </w:rPr>
-        <w:t xml:space="preserve">, </w:t>
-      </w:r>
-      <w:r>
-        <w:rPr>
-          <w:rFonts w:ascii="TH SarabunPSK" w:hAnsi="TH SarabunPSK" w:cs="TH SarabunPSK" w:hint="cs"/>
-          <w:sz w:val="32"/>
-          <w:szCs w:val="32"/>
-          <w:cs/>
-        </w:rPr>
-        <w:t>การทำงานบนแพลตฟอร์มอื่นๆ</w:t>
-      </w:r>
-      <w:r>
-        <w:rPr>
-          <w:rFonts w:ascii="TH SarabunPSK" w:hAnsi="TH SarabunPSK" w:cs="TH SarabunPSK"/>
-          <w:sz w:val="32"/>
-          <w:szCs w:val="32"/>
-        </w:rPr>
-        <w:t>,</w:t>
-      </w:r>
-      <w:r>
-        <w:rPr>
-          <w:rFonts w:ascii="TH SarabunPSK" w:hAnsi="TH SarabunPSK" w:cs="TH SarabunPSK" w:hint="cs"/>
-          <w:sz w:val="32"/>
-          <w:szCs w:val="32"/>
-          <w:cs/>
-        </w:rPr>
-        <w:t xml:space="preserve"> การทำงานตามระยะเวลาที่กำหนดไว้ เป็นต้น</w:t>
+      </w:r>
+      <w:r>
+        <w:rPr>
+          <w:rFonts w:ascii="TH SarabunPSK" w:hAnsi="TH SarabunPSK" w:cs="TH SarabunPSK"/>
+          <w:sz w:val="32"/>
+          <w:szCs w:val="32"/>
+        </w:rPr>
+        <w:t>Node</w:t>
+      </w:r>
+      <w:r>
+        <w:rPr>
+          <w:rFonts w:ascii="TH SarabunPSK" w:hAnsi="TH SarabunPSK" w:cs="TH SarabunPSK" w:hint="cs"/>
+          <w:sz w:val="32"/>
+          <w:szCs w:val="32"/>
+          <w:cs/>
+        </w:rPr>
+        <w:t xml:space="preserve"> หน่วยการทำงานย่อยใน </w:t>
+      </w:r>
+      <w:r>
+        <w:rPr>
+          <w:rFonts w:ascii="TH SarabunPSK" w:hAnsi="TH SarabunPSK" w:cs="TH SarabunPSK"/>
+          <w:sz w:val="32"/>
+          <w:szCs w:val="32"/>
+        </w:rPr>
+        <w:t>n8n</w:t>
+      </w:r>
+      <w:r>
+        <w:rPr>
+          <w:rFonts w:ascii="TH SarabunPSK" w:hAnsi="TH SarabunPSK" w:cs="TH SarabunPSK" w:hint="cs"/>
+          <w:sz w:val="32"/>
+          <w:szCs w:val="32"/>
+          <w:cs/>
+        </w:rPr>
+        <w:t xml:space="preserve"> ที่ต่อกันเป็นสายงานอัตโนมัติ ตั้งแต่จุดเริ่มไปถึงการประมวลผล เงื่อนไข บันทึกผล และ แจ้งเตือน</w:t>
+      </w:r>
+      <w:r>
+        <w:rPr>
+          <w:rFonts w:ascii="TH SarabunPSK" w:hAnsi="TH SarabunPSK" w:cs="TH SarabunPSK" w:hint="cs"/>
+          <w:sz w:val="32"/>
+          <w:szCs w:val="32"/>
+          <w:cs/>
+        </w:rPr>
+        <w:t xml:space="preserve"> </w:t>
+      </w:r>
+      <w:r>
+        <w:rPr>
+          <w:rFonts w:ascii="TH SarabunPSK" w:hAnsi="TH SarabunPSK" w:cs="TH SarabunPSK"/>
+          <w:sz w:val="32"/>
+          <w:szCs w:val="32"/>
+          <w:cs/>
+        </w:rPr>
+        <w:t>ชนิดของ</w:t>
+      </w:r>
+      <w:proofErr w:type="spellStart"/>
+      <w:r>
+        <w:rPr>
+          <w:rFonts w:ascii="TH SarabunPSK" w:hAnsi="TH SarabunPSK" w:cs="TH SarabunPSK"/>
+          <w:sz w:val="32"/>
+          <w:szCs w:val="32"/>
+          <w:cs/>
+        </w:rPr>
+        <w:t>โหนด</w:t>
+      </w:r>
+      <w:proofErr w:type="spellEnd"/>
+      <w:r>
+        <w:rPr>
+          <w:rFonts w:ascii="TH SarabunPSK" w:hAnsi="TH SarabunPSK" w:cs="TH SarabunPSK" w:hint="cs"/>
+          <w:sz w:val="32"/>
+          <w:szCs w:val="32"/>
+          <w:cs/>
+        </w:rPr>
+        <w:t>มีดังนี้</w:t>
       </w:r>
     </w:p>
     <w:p>
       <w:pPr>
-        <w:pStyle w:val="a3"/>
+        <w:pStyle w:val="ListParagraph"/>
         <w:tabs>
           <w:tab w:val="left" w:pos="426"/>
           <w:tab w:val="left" w:pos="993"/>
-          <w:tab w:val="left" w:pos="1418"/>
+          <w:tab w:val="left" w:pos="1276"/>
+          <w:tab w:val="left" w:pos="1560"/>
+          <w:tab w:val="left" w:pos="1701"/>
         </w:tabs>
-        <w:ind w:left="793" w:hanging="226"/>
+        <w:ind w:left="793"/>
         <w:jc w:val="thaiDistribute"/>
         <w:rPr>
           <w:rFonts w:ascii="TH SarabunPSK" w:hAnsi="TH SarabunPSK" w:cs="TH SarabunPSK"/>
@@ -1342,68 +1458,75 @@
           <w:rFonts w:ascii="TH SarabunPSK" w:hAnsi="TH SarabunPSK" w:cs="TH SarabunPSK"/>
           <w:sz w:val="32"/>
           <w:szCs w:val="32"/>
+          <w:cs/>
         </w:rPr>
         <w:tab/>
       </w:r>
       <w:r>
         <w:rPr>
-          <w:rFonts w:ascii="TH SarabunPSK" w:hAnsi="TH SarabunPSK" w:cs="TH SarabunPSK"/>
-          <w:sz w:val="32"/>
-          <w:szCs w:val="32"/>
+          <w:rFonts w:ascii="TH SarabunPSK" w:hAnsi="TH SarabunPSK" w:cs="TH SarabunPSK" w:hint="cs"/>
+          <w:sz w:val="32"/>
+          <w:szCs w:val="32"/>
+          <w:cs/>
+        </w:rPr>
+        <w:t>-</w:t>
+      </w:r>
+      <w:r>
+        <w:rPr>
+          <w:rFonts w:ascii="TH SarabunPSK" w:hAnsi="TH SarabunPSK" w:cs="TH SarabunPSK"/>
+          <w:sz w:val="32"/>
+          <w:szCs w:val="32"/>
+          <w:cs/>
         </w:rPr>
         <w:tab/>
-        <w:t>2)</w:t>
-      </w:r>
-      <w:r>
-        <w:rPr>
-          <w:rFonts w:ascii="TH SarabunPSK" w:hAnsi="TH SarabunPSK" w:cs="TH SarabunPSK"/>
-          <w:color w:val="FFFFFF" w:themeColor="background1"/>
-          <w:sz w:val="32"/>
-          <w:szCs w:val="32"/>
-        </w:rPr>
-        <w:t>**</w:t>
-      </w:r>
-      <w:r>
-        <w:rPr>
-          <w:rFonts w:ascii="TH SarabunPSK" w:hAnsi="TH SarabunPSK" w:cs="TH SarabunPSK"/>
-          <w:sz w:val="32"/>
-          <w:szCs w:val="32"/>
-        </w:rPr>
-        <w:t>Node</w:t>
-      </w:r>
-      <w:r>
-        <w:rPr>
-          <w:rFonts w:ascii="TH SarabunPSK" w:hAnsi="TH SarabunPSK" w:cs="TH SarabunPSK" w:hint="cs"/>
-          <w:sz w:val="32"/>
-          <w:szCs w:val="32"/>
-          <w:cs/>
-        </w:rPr>
-        <w:t xml:space="preserve"> หน่วยการทำงานย่อยใน </w:t>
-      </w:r>
-      <w:r>
-        <w:rPr>
-          <w:rFonts w:ascii="TH SarabunPSK" w:hAnsi="TH SarabunPSK" w:cs="TH SarabunPSK"/>
-          <w:sz w:val="32"/>
-          <w:szCs w:val="32"/>
-        </w:rPr>
-        <w:t>n8n</w:t>
-      </w:r>
-      <w:r>
-        <w:rPr>
-          <w:rFonts w:ascii="TH SarabunPSK" w:hAnsi="TH SarabunPSK" w:cs="TH SarabunPSK" w:hint="cs"/>
-          <w:sz w:val="32"/>
-          <w:szCs w:val="32"/>
-          <w:cs/>
-        </w:rPr>
-        <w:t xml:space="preserve"> ที่ต่อกันเป็นสายงานอัตโนมัติ ตั้งแต่จุดเริ่มไปถึงการประมวลผล เงื่อนไข บันทึกผล และ แจ้งเตือน</w:t>
+      </w:r>
+      <w:r>
+        <w:rPr>
+          <w:rFonts w:ascii="TH SarabunPSK" w:hAnsi="TH SarabunPSK" w:cs="TH SarabunPSK"/>
+          <w:sz w:val="32"/>
+          <w:szCs w:val="32"/>
+        </w:rPr>
+        <w:t xml:space="preserve">Trigger nodes </w:t>
+      </w:r>
+      <w:r>
+        <w:rPr>
+          <w:rFonts w:ascii="TH SarabunPSK" w:hAnsi="TH SarabunPSK" w:cs="TH SarabunPSK"/>
+          <w:sz w:val="32"/>
+          <w:szCs w:val="32"/>
+          <w:cs/>
+        </w:rPr>
+        <w:t xml:space="preserve">เริ่มงานอัตโนมัติ เช่น </w:t>
+      </w:r>
+      <w:r>
+        <w:rPr>
+          <w:rFonts w:ascii="TH SarabunPSK" w:hAnsi="TH SarabunPSK" w:cs="TH SarabunPSK"/>
+          <w:sz w:val="32"/>
+          <w:szCs w:val="32"/>
+        </w:rPr>
+        <w:t>Webhook, Cron (</w:t>
+      </w:r>
+      <w:r>
+        <w:rPr>
+          <w:rFonts w:ascii="TH SarabunPSK" w:hAnsi="TH SarabunPSK" w:cs="TH SarabunPSK"/>
+          <w:sz w:val="32"/>
+          <w:szCs w:val="32"/>
+          <w:cs/>
+        </w:rPr>
+        <w:t>ตามเวลา)</w:t>
       </w:r>
     </w:p>
     <w:p>
       <w:pPr>
+        <w:pStyle w:val="ListParagraph"/>
         <w:tabs>
           <w:tab w:val="left" w:pos="426"/>
           <w:tab w:val="left" w:pos="993"/>
+          <w:tab w:val="left" w:pos="1276"/>
+          <w:tab w:val="left" w:pos="1560"/>
+          <w:tab w:val="left" w:pos="1701"/>
+          <w:tab w:val="left" w:pos="2410"/>
         </w:tabs>
+        <w:ind w:left="0"/>
         <w:jc w:val="thaiDistribute"/>
         <w:rPr>
           <w:rFonts w:ascii="TH SarabunPSK" w:hAnsi="TH SarabunPSK" w:cs="TH SarabunPSK"/>
@@ -1416,28 +1539,244 @@
           <w:rFonts w:ascii="TH SarabunPSK" w:hAnsi="TH SarabunPSK" w:cs="TH SarabunPSK"/>
           <w:sz w:val="32"/>
           <w:szCs w:val="32"/>
-          <w:cs/>
-        </w:rPr>
-        <w:t>ชนิดของ</w:t>
-      </w:r>
-      <w:proofErr w:type="spellStart"/>
-      <w:r>
-        <w:rPr>
-          <w:rFonts w:ascii="TH SarabunPSK" w:hAnsi="TH SarabunPSK" w:cs="TH SarabunPSK"/>
-          <w:sz w:val="32"/>
-          <w:szCs w:val="32"/>
-          <w:cs/>
-        </w:rPr>
-        <w:t>โหนด</w:t>
-      </w:r>
-      <w:proofErr w:type="spellEnd"/>
+        </w:rPr>
+        <w:tab/>
+      </w:r>
+      <w:r>
+        <w:rPr>
+          <w:rFonts w:ascii="TH SarabunPSK" w:hAnsi="TH SarabunPSK" w:cs="TH SarabunPSK"/>
+          <w:sz w:val="32"/>
+          <w:szCs w:val="32"/>
+        </w:rPr>
+        <w:tab/>
+      </w:r>
+      <w:r>
+        <w:rPr>
+          <w:rFonts w:ascii="TH SarabunPSK" w:hAnsi="TH SarabunPSK" w:cs="TH SarabunPSK"/>
+          <w:sz w:val="32"/>
+          <w:szCs w:val="32"/>
+          <w:cs/>
+        </w:rPr>
+        <w:tab/>
+      </w:r>
+      <w:r>
+        <w:rPr>
+          <w:rFonts w:ascii="TH SarabunPSK" w:hAnsi="TH SarabunPSK" w:cs="TH SarabunPSK" w:hint="cs"/>
+          <w:sz w:val="32"/>
+          <w:szCs w:val="32"/>
+          <w:cs/>
+        </w:rPr>
+        <w:t>-</w:t>
+      </w:r>
+      <w:r>
+        <w:rPr>
+          <w:rFonts w:ascii="TH SarabunPSK" w:hAnsi="TH SarabunPSK" w:cs="TH SarabunPSK"/>
+          <w:sz w:val="32"/>
+          <w:szCs w:val="32"/>
+          <w:cs/>
+        </w:rPr>
+        <w:tab/>
+      </w:r>
+      <w:r>
+        <w:rPr>
+          <w:rFonts w:ascii="TH SarabunPSK" w:hAnsi="TH SarabunPSK" w:cs="TH SarabunPSK"/>
+          <w:sz w:val="32"/>
+          <w:szCs w:val="32"/>
+        </w:rPr>
+        <w:t>Action</w:t>
+      </w:r>
+      <w:r>
+        <w:rPr>
+          <w:rFonts w:ascii="TH SarabunPSK" w:hAnsi="TH SarabunPSK" w:cs="TH SarabunPSK" w:hint="cs"/>
+          <w:sz w:val="32"/>
+          <w:szCs w:val="32"/>
+          <w:cs/>
+        </w:rPr>
+        <w:t xml:space="preserve"> </w:t>
+      </w:r>
+      <w:r>
+        <w:rPr>
+          <w:rFonts w:ascii="TH SarabunPSK" w:hAnsi="TH SarabunPSK" w:cs="TH SarabunPSK"/>
+          <w:sz w:val="32"/>
+          <w:szCs w:val="32"/>
+        </w:rPr>
+        <w:t xml:space="preserve">Integration nodes </w:t>
+      </w:r>
+      <w:r>
+        <w:rPr>
+          <w:rFonts w:ascii="TH SarabunPSK" w:hAnsi="TH SarabunPSK" w:cs="TH SarabunPSK"/>
+          <w:sz w:val="32"/>
+          <w:szCs w:val="32"/>
+          <w:cs/>
+        </w:rPr>
+        <w:t xml:space="preserve">ทำงานกับบริการต่าง ๆ เช่น </w:t>
+      </w:r>
+      <w:r>
+        <w:rPr>
+          <w:rFonts w:ascii="TH SarabunPSK" w:hAnsi="TH SarabunPSK" w:cs="TH SarabunPSK"/>
+          <w:sz w:val="32"/>
+          <w:szCs w:val="32"/>
+        </w:rPr>
+        <w:t>HTTP Request, Google Sheets, Slack</w:t>
+      </w:r>
     </w:p>
     <w:p>
       <w:pPr>
-        <w:pStyle w:val="a3"/>
+        <w:pStyle w:val="ListParagraph"/>
         <w:tabs>
           <w:tab w:val="left" w:pos="426"/>
           <w:tab w:val="left" w:pos="993"/>
+          <w:tab w:val="left" w:pos="1276"/>
+          <w:tab w:val="left" w:pos="1560"/>
+          <w:tab w:val="left" w:pos="1701"/>
+        </w:tabs>
+        <w:ind w:left="0"/>
+        <w:jc w:val="thaiDistribute"/>
+        <w:rPr>
+          <w:rFonts w:ascii="TH SarabunPSK" w:hAnsi="TH SarabunPSK" w:cs="TH SarabunPSK"/>
+          <w:sz w:val="32"/>
+          <w:szCs w:val="32"/>
+        </w:rPr>
+      </w:pPr>
+      <w:r>
+        <w:rPr>
+          <w:rFonts w:ascii="TH SarabunPSK" w:hAnsi="TH SarabunPSK" w:cs="TH SarabunPSK"/>
+          <w:sz w:val="32"/>
+          <w:szCs w:val="32"/>
+        </w:rPr>
+        <w:tab/>
+      </w:r>
+      <w:r>
+        <w:rPr>
+          <w:rFonts w:ascii="TH SarabunPSK" w:hAnsi="TH SarabunPSK" w:cs="TH SarabunPSK"/>
+          <w:sz w:val="32"/>
+          <w:szCs w:val="32"/>
+          <w:cs/>
+        </w:rPr>
+        <w:tab/>
+      </w:r>
+      <w:r>
+        <w:rPr>
+          <w:rFonts w:ascii="TH SarabunPSK" w:hAnsi="TH SarabunPSK" w:cs="TH SarabunPSK"/>
+          <w:sz w:val="32"/>
+          <w:szCs w:val="32"/>
+          <w:cs/>
+        </w:rPr>
+        <w:tab/>
+      </w:r>
+      <w:r>
+        <w:rPr>
+          <w:rFonts w:ascii="TH SarabunPSK" w:hAnsi="TH SarabunPSK" w:cs="TH SarabunPSK" w:hint="cs"/>
+          <w:sz w:val="32"/>
+          <w:szCs w:val="32"/>
+          <w:cs/>
+        </w:rPr>
+        <w:t>-</w:t>
+      </w:r>
+      <w:r>
+        <w:rPr>
+          <w:rFonts w:ascii="TH SarabunPSK" w:hAnsi="TH SarabunPSK" w:cs="TH SarabunPSK"/>
+          <w:sz w:val="32"/>
+          <w:szCs w:val="32"/>
+          <w:cs/>
+        </w:rPr>
+        <w:tab/>
+      </w:r>
+      <w:r>
+        <w:rPr>
+          <w:rFonts w:ascii="TH SarabunPSK" w:hAnsi="TH SarabunPSK" w:cs="TH SarabunPSK"/>
+          <w:sz w:val="32"/>
+          <w:szCs w:val="32"/>
+        </w:rPr>
+        <w:t>Logic</w:t>
+      </w:r>
+      <w:r>
+        <w:rPr>
+          <w:rFonts w:ascii="TH SarabunPSK" w:hAnsi="TH SarabunPSK" w:cs="TH SarabunPSK" w:hint="cs"/>
+          <w:sz w:val="32"/>
+          <w:szCs w:val="32"/>
+          <w:cs/>
+        </w:rPr>
+        <w:t xml:space="preserve"> </w:t>
+      </w:r>
+      <w:r>
+        <w:rPr>
+          <w:rFonts w:ascii="TH SarabunPSK" w:hAnsi="TH SarabunPSK" w:cs="TH SarabunPSK"/>
+          <w:sz w:val="32"/>
+          <w:szCs w:val="32"/>
+        </w:rPr>
+        <w:t xml:space="preserve">Utility nodes </w:t>
+      </w:r>
+      <w:r>
+        <w:rPr>
+          <w:rFonts w:ascii="TH SarabunPSK" w:hAnsi="TH SarabunPSK" w:cs="TH SarabunPSK"/>
+          <w:sz w:val="32"/>
+          <w:szCs w:val="32"/>
+          <w:cs/>
+        </w:rPr>
+        <w:t>ควบคุมลำดับ</w:t>
+      </w:r>
+      <w:r>
+        <w:rPr>
+          <w:rFonts w:ascii="TH SarabunPSK" w:hAnsi="TH SarabunPSK" w:cs="TH SarabunPSK" w:hint="cs"/>
+          <w:sz w:val="32"/>
+          <w:szCs w:val="32"/>
+          <w:cs/>
+        </w:rPr>
+        <w:t xml:space="preserve"> </w:t>
+      </w:r>
+      <w:r>
+        <w:rPr>
+          <w:rFonts w:ascii="TH SarabunPSK" w:hAnsi="TH SarabunPSK" w:cs="TH SarabunPSK"/>
+          <w:sz w:val="32"/>
+          <w:szCs w:val="32"/>
+          <w:cs/>
+        </w:rPr>
+        <w:t xml:space="preserve">ข้อมูล เช่น </w:t>
+      </w:r>
+      <w:r>
+        <w:rPr>
+          <w:rFonts w:ascii="TH SarabunPSK" w:hAnsi="TH SarabunPSK" w:cs="TH SarabunPSK"/>
+          <w:sz w:val="32"/>
+          <w:szCs w:val="32"/>
+        </w:rPr>
+        <w:t xml:space="preserve">IF, Switch, Merge, </w:t>
+      </w:r>
+      <w:proofErr w:type="spellStart"/>
+      <w:r>
+        <w:rPr>
+          <w:rFonts w:ascii="TH SarabunPSK" w:hAnsi="TH SarabunPSK" w:cs="TH SarabunPSK"/>
+          <w:sz w:val="32"/>
+          <w:szCs w:val="32"/>
+        </w:rPr>
+        <w:t>Set,Code</w:t>
+      </w:r>
+      <w:proofErr w:type="spellEnd"/>
+      <w:r>
+        <w:rPr>
+          <w:rFonts w:ascii="TH SarabunPSK" w:hAnsi="TH SarabunPSK" w:cs="TH SarabunPSK" w:hint="cs"/>
+          <w:sz w:val="32"/>
+          <w:szCs w:val="32"/>
+          <w:cs/>
+        </w:rPr>
+        <w:t xml:space="preserve"> </w:t>
+      </w:r>
+      <w:r>
+        <w:rPr>
+          <w:rFonts w:ascii="TH SarabunPSK" w:hAnsi="TH SarabunPSK" w:cs="TH SarabunPSK"/>
+          <w:sz w:val="32"/>
+          <w:szCs w:val="32"/>
+        </w:rPr>
+        <w:t>Function</w:t>
+      </w:r>
+    </w:p>
+    <w:p>
+      <w:pPr>
+        <w:pStyle w:val="ListParagraph"/>
+        <w:tabs>
+          <w:tab w:val="left" w:pos="426"/>
+          <w:tab w:val="left" w:pos="993"/>
+          <w:tab w:val="left" w:pos="1276"/>
           <w:tab w:val="left" w:pos="1418"/>
         </w:tabs>
         <w:ind w:left="793"/>
@@ -1462,56 +1801,518 @@
           <w:sz w:val="32"/>
           <w:szCs w:val="32"/>
         </w:rPr>
+        <w:t>6)</w:t>
+      </w:r>
+      <w:r>
+        <w:rPr>
+          <w:rFonts w:ascii="TH SarabunPSK" w:hAnsi="TH SarabunPSK" w:cs="TH SarabunPSK"/>
+          <w:color w:val="FFFFFF" w:themeColor="background1"/>
+          <w:sz w:val="32"/>
+          <w:szCs w:val="32"/>
+          <w:cs/>
+        </w:rPr>
         <w:tab/>
-        <w:t>3)</w:t>
-      </w:r>
-      <w:r>
-        <w:rPr>
-          <w:rFonts w:ascii="TH SarabunPSK" w:hAnsi="TH SarabunPSK" w:cs="TH SarabunPSK"/>
-          <w:color w:val="FFFFFF" w:themeColor="background1"/>
-          <w:sz w:val="32"/>
-          <w:szCs w:val="32"/>
-        </w:rPr>
-        <w:t>**</w:t>
-      </w:r>
-      <w:r>
-        <w:rPr>
-          <w:rFonts w:ascii="TH SarabunPSK" w:hAnsi="TH SarabunPSK" w:cs="TH SarabunPSK"/>
-          <w:sz w:val="32"/>
-          <w:szCs w:val="32"/>
-        </w:rPr>
-        <w:t xml:space="preserve">Trigger nodes </w:t>
-      </w:r>
-      <w:r>
-        <w:rPr>
-          <w:rFonts w:ascii="TH SarabunPSK" w:hAnsi="TH SarabunPSK" w:cs="TH SarabunPSK"/>
-          <w:sz w:val="32"/>
-          <w:szCs w:val="32"/>
-          <w:cs/>
-        </w:rPr>
-        <w:t xml:space="preserve">เริ่มงานอัตโนมัติ เช่น </w:t>
-      </w:r>
-      <w:r>
-        <w:rPr>
-          <w:rFonts w:ascii="TH SarabunPSK" w:hAnsi="TH SarabunPSK" w:cs="TH SarabunPSK"/>
-          <w:sz w:val="32"/>
-          <w:szCs w:val="32"/>
-        </w:rPr>
-        <w:t>Webhook, Cron (</w:t>
-      </w:r>
-      <w:r>
-        <w:rPr>
-          <w:rFonts w:ascii="TH SarabunPSK" w:hAnsi="TH SarabunPSK" w:cs="TH SarabunPSK"/>
-          <w:sz w:val="32"/>
-          <w:szCs w:val="32"/>
-          <w:cs/>
-        </w:rPr>
-        <w:t>ตามเวลา)</w:t>
+      </w:r>
+      <w:r>
+        <w:rPr>
+          <w:rFonts w:ascii="TH SarabunPSK" w:hAnsi="TH SarabunPSK" w:cs="TH SarabunPSK"/>
+          <w:sz w:val="32"/>
+          <w:szCs w:val="32"/>
+        </w:rPr>
+        <w:t xml:space="preserve">Flow control </w:t>
+      </w:r>
+      <w:r>
+        <w:rPr>
+          <w:rFonts w:ascii="TH SarabunPSK" w:hAnsi="TH SarabunPSK" w:cs="TH SarabunPSK"/>
+          <w:sz w:val="32"/>
+          <w:szCs w:val="32"/>
+          <w:cs/>
+        </w:rPr>
+        <w:t xml:space="preserve">เช่น </w:t>
+      </w:r>
+      <w:r>
+        <w:rPr>
+          <w:rFonts w:ascii="TH SarabunPSK" w:hAnsi="TH SarabunPSK" w:cs="TH SarabunPSK"/>
+          <w:sz w:val="32"/>
+          <w:szCs w:val="32"/>
+        </w:rPr>
+        <w:t xml:space="preserve">Wait, Split </w:t>
+      </w:r>
+      <w:proofErr w:type="gramStart"/>
+      <w:r>
+        <w:rPr>
+          <w:rFonts w:ascii="TH SarabunPSK" w:hAnsi="TH SarabunPSK" w:cs="TH SarabunPSK"/>
+          <w:sz w:val="32"/>
+          <w:szCs w:val="32"/>
+        </w:rPr>
+        <w:t>In</w:t>
+      </w:r>
+      <w:proofErr w:type="gramEnd"/>
+      <w:r>
+        <w:rPr>
+          <w:rFonts w:ascii="TH SarabunPSK" w:hAnsi="TH SarabunPSK" w:cs="TH SarabunPSK"/>
+          <w:sz w:val="32"/>
+          <w:szCs w:val="32"/>
+        </w:rPr>
+        <w:t xml:space="preserve"> Batches, Error Trigger</w:t>
       </w:r>
     </w:p>
     <w:p>
       <w:pPr>
-        <w:pStyle w:val="a3"/>
+        <w:pStyle w:val="ListParagraph"/>
+        <w:tabs>
+          <w:tab w:val="left" w:pos="426"/>
+          <w:tab w:val="left" w:pos="993"/>
+          <w:tab w:val="left" w:pos="1276"/>
+          <w:tab w:val="left" w:pos="1418"/>
+        </w:tabs>
+        <w:ind w:left="0"/>
+        <w:jc w:val="thaiDistribute"/>
+        <w:rPr>
+          <w:rFonts w:ascii="TH SarabunPSK" w:hAnsi="TH SarabunPSK" w:cs="TH SarabunPSK"/>
+          <w:sz w:val="32"/>
+          <w:szCs w:val="32"/>
+        </w:rPr>
+      </w:pPr>
+      <w:r>
+        <w:rPr>
+          <w:rFonts w:ascii="TH SarabunPSK" w:hAnsi="TH SarabunPSK" w:cs="TH SarabunPSK"/>
+          <w:sz w:val="32"/>
+          <w:szCs w:val="32"/>
+        </w:rPr>
+        <w:tab/>
+      </w:r>
+      <w:r>
+        <w:rPr>
+          <w:rFonts w:ascii="TH SarabunPSK" w:hAnsi="TH SarabunPSK" w:cs="TH SarabunPSK"/>
+          <w:sz w:val="32"/>
+          <w:szCs w:val="32"/>
+        </w:rPr>
+        <w:tab/>
+        <w:t>7)</w:t>
+      </w:r>
+      <w:r>
+        <w:rPr>
+          <w:rFonts w:ascii="TH SarabunPSK" w:hAnsi="TH SarabunPSK" w:cs="TH SarabunPSK"/>
+          <w:color w:val="FFFFFF" w:themeColor="background1"/>
+          <w:sz w:val="32"/>
+          <w:szCs w:val="32"/>
+          <w:cs/>
+        </w:rPr>
+        <w:tab/>
+      </w:r>
+      <w:r>
+        <w:rPr>
+          <w:rFonts w:ascii="TH SarabunPSK" w:hAnsi="TH SarabunPSK" w:cs="TH SarabunPSK"/>
+          <w:sz w:val="32"/>
+          <w:szCs w:val="32"/>
+          <w:cs/>
+        </w:rPr>
+        <w:t>อินพุต</w:t>
+      </w:r>
+      <w:r>
+        <w:rPr>
+          <w:rFonts w:ascii="TH SarabunPSK" w:hAnsi="TH SarabunPSK" w:cs="TH SarabunPSK" w:hint="cs"/>
+          <w:sz w:val="32"/>
+          <w:szCs w:val="32"/>
+          <w:cs/>
+        </w:rPr>
+        <w:t xml:space="preserve"> </w:t>
+      </w:r>
+      <w:r>
+        <w:rPr>
+          <w:rFonts w:ascii="TH SarabunPSK" w:hAnsi="TH SarabunPSK" w:cs="TH SarabunPSK"/>
+          <w:sz w:val="32"/>
+          <w:szCs w:val="32"/>
+          <w:cs/>
+        </w:rPr>
+        <w:t>เอาต์พุต: แต่ละ</w:t>
+      </w:r>
+      <w:proofErr w:type="spellStart"/>
+      <w:r>
+        <w:rPr>
+          <w:rFonts w:ascii="TH SarabunPSK" w:hAnsi="TH SarabunPSK" w:cs="TH SarabunPSK"/>
+          <w:sz w:val="32"/>
+          <w:szCs w:val="32"/>
+          <w:cs/>
+        </w:rPr>
+        <w:t>โหนด</w:t>
+      </w:r>
+      <w:proofErr w:type="spellEnd"/>
+      <w:r>
+        <w:rPr>
+          <w:rFonts w:ascii="TH SarabunPSK" w:hAnsi="TH SarabunPSK" w:cs="TH SarabunPSK"/>
+          <w:sz w:val="32"/>
+          <w:szCs w:val="32"/>
+          <w:cs/>
+        </w:rPr>
+        <w:t xml:space="preserve">ทำงานเป็น </w:t>
+      </w:r>
+      <w:r>
+        <w:rPr>
+          <w:rFonts w:ascii="TH SarabunPSK" w:hAnsi="TH SarabunPSK" w:cs="TH SarabunPSK"/>
+          <w:sz w:val="32"/>
+          <w:szCs w:val="32"/>
+        </w:rPr>
+        <w:t>“</w:t>
+      </w:r>
+      <w:r>
+        <w:rPr>
+          <w:rFonts w:ascii="TH SarabunPSK" w:hAnsi="TH SarabunPSK" w:cs="TH SarabunPSK"/>
+          <w:sz w:val="32"/>
+          <w:szCs w:val="32"/>
+          <w:cs/>
+        </w:rPr>
+        <w:t>ต่อ 1 ชุดข้อมูล (</w:t>
+      </w:r>
+      <w:r>
+        <w:rPr>
+          <w:rFonts w:ascii="TH SarabunPSK" w:hAnsi="TH SarabunPSK" w:cs="TH SarabunPSK"/>
+          <w:sz w:val="32"/>
+          <w:szCs w:val="32"/>
+        </w:rPr>
+        <w:t xml:space="preserve">items)” </w:t>
+      </w:r>
+      <w:r>
+        <w:rPr>
+          <w:rFonts w:ascii="TH SarabunPSK" w:hAnsi="TH SarabunPSK" w:cs="TH SarabunPSK"/>
+          <w:sz w:val="32"/>
+          <w:szCs w:val="32"/>
+          <w:cs/>
+        </w:rPr>
+        <w:t xml:space="preserve">แล้วส่งต่อเป็นอาร์เรย์ของ </w:t>
+      </w:r>
+      <w:r>
+        <w:rPr>
+          <w:rFonts w:ascii="TH SarabunPSK" w:hAnsi="TH SarabunPSK" w:cs="TH SarabunPSK"/>
+          <w:sz w:val="32"/>
+          <w:szCs w:val="32"/>
+        </w:rPr>
+        <w:t>items (</w:t>
+      </w:r>
+      <w:r>
+        <w:rPr>
+          <w:rFonts w:ascii="TH SarabunPSK" w:hAnsi="TH SarabunPSK" w:cs="TH SarabunPSK"/>
+          <w:sz w:val="32"/>
+          <w:szCs w:val="32"/>
+          <w:cs/>
+        </w:rPr>
+        <w:t xml:space="preserve">โครงสร้าง </w:t>
+      </w:r>
+      <w:r>
+        <w:rPr>
+          <w:rFonts w:ascii="TH SarabunPSK" w:hAnsi="TH SarabunPSK" w:cs="TH SarabunPSK"/>
+          <w:sz w:val="32"/>
+          <w:szCs w:val="32"/>
+        </w:rPr>
+        <w:t>JSON)</w:t>
+      </w:r>
+    </w:p>
+    <w:p>
+      <w:pPr>
+        <w:pStyle w:val="ListParagraph"/>
+        <w:tabs>
+          <w:tab w:val="left" w:pos="426"/>
+          <w:tab w:val="left" w:pos="993"/>
+          <w:tab w:val="left" w:pos="1276"/>
+          <w:tab w:val="left" w:pos="1418"/>
+        </w:tabs>
+        <w:ind w:left="0"/>
+        <w:jc w:val="thaiDistribute"/>
+        <w:rPr>
+          <w:rFonts w:ascii="TH SarabunPSK" w:hAnsi="TH SarabunPSK" w:cs="TH SarabunPSK"/>
+          <w:sz w:val="32"/>
+          <w:szCs w:val="32"/>
+        </w:rPr>
+      </w:pPr>
+      <w:r>
+        <w:rPr>
+          <w:rFonts w:ascii="TH SarabunPSK" w:hAnsi="TH SarabunPSK" w:cs="TH SarabunPSK"/>
+          <w:sz w:val="32"/>
+          <w:szCs w:val="32"/>
+        </w:rPr>
+        <w:tab/>
+      </w:r>
+      <w:r>
+        <w:rPr>
+          <w:rFonts w:ascii="TH SarabunPSK" w:hAnsi="TH SarabunPSK" w:cs="TH SarabunPSK"/>
+          <w:sz w:val="32"/>
+          <w:szCs w:val="32"/>
+        </w:rPr>
+        <w:tab/>
+        <w:t>8)</w:t>
+      </w:r>
+      <w:r>
+        <w:rPr>
+          <w:rFonts w:ascii="TH SarabunPSK" w:hAnsi="TH SarabunPSK" w:cs="TH SarabunPSK"/>
+          <w:color w:val="FFFFFF" w:themeColor="background1"/>
+          <w:sz w:val="32"/>
+          <w:szCs w:val="32"/>
+          <w:cs/>
+        </w:rPr>
+        <w:tab/>
+      </w:r>
+      <w:r>
+        <w:rPr>
+          <w:rFonts w:ascii="TH SarabunPSK" w:hAnsi="TH SarabunPSK" w:cs="TH SarabunPSK"/>
+          <w:sz w:val="32"/>
+          <w:szCs w:val="32"/>
+          <w:cs/>
+        </w:rPr>
+        <w:t>การเชื่อมเส้น (</w:t>
+      </w:r>
+      <w:r>
+        <w:rPr>
+          <w:rFonts w:ascii="TH SarabunPSK" w:hAnsi="TH SarabunPSK" w:cs="TH SarabunPSK"/>
+          <w:sz w:val="32"/>
+          <w:szCs w:val="32"/>
+        </w:rPr>
+        <w:t xml:space="preserve">connections): </w:t>
+      </w:r>
+      <w:r>
+        <w:rPr>
+          <w:rFonts w:ascii="TH SarabunPSK" w:hAnsi="TH SarabunPSK" w:cs="TH SarabunPSK"/>
+          <w:sz w:val="32"/>
+          <w:szCs w:val="32"/>
+          <w:cs/>
+        </w:rPr>
+        <w:t>ลากเส้นออกจาก</w:t>
+      </w:r>
+      <w:proofErr w:type="spellStart"/>
+      <w:r>
+        <w:rPr>
+          <w:rFonts w:ascii="TH SarabunPSK" w:hAnsi="TH SarabunPSK" w:cs="TH SarabunPSK"/>
+          <w:sz w:val="32"/>
+          <w:szCs w:val="32"/>
+          <w:cs/>
+        </w:rPr>
+        <w:t>โหนด</w:t>
+      </w:r>
+      <w:proofErr w:type="spellEnd"/>
+      <w:r>
+        <w:rPr>
+          <w:rFonts w:ascii="TH SarabunPSK" w:hAnsi="TH SarabunPSK" w:cs="TH SarabunPSK"/>
+          <w:sz w:val="32"/>
+          <w:szCs w:val="32"/>
+          <w:cs/>
+        </w:rPr>
+        <w:t>หนึ่งไปอีก</w:t>
+      </w:r>
+      <w:proofErr w:type="spellStart"/>
+      <w:r>
+        <w:rPr>
+          <w:rFonts w:ascii="TH SarabunPSK" w:hAnsi="TH SarabunPSK" w:cs="TH SarabunPSK"/>
+          <w:sz w:val="32"/>
+          <w:szCs w:val="32"/>
+          <w:cs/>
+        </w:rPr>
+        <w:t>โหนด</w:t>
+      </w:r>
+      <w:proofErr w:type="spellEnd"/>
+      <w:r>
+        <w:rPr>
+          <w:rFonts w:ascii="TH SarabunPSK" w:hAnsi="TH SarabunPSK" w:cs="TH SarabunPSK"/>
+          <w:sz w:val="32"/>
+          <w:szCs w:val="32"/>
+          <w:cs/>
+        </w:rPr>
+        <w:t>เพื่อกำหนดเส้นทางการทำงาน (บาง</w:t>
+      </w:r>
+      <w:proofErr w:type="spellStart"/>
+      <w:r>
+        <w:rPr>
+          <w:rFonts w:ascii="TH SarabunPSK" w:hAnsi="TH SarabunPSK" w:cs="TH SarabunPSK"/>
+          <w:sz w:val="32"/>
+          <w:szCs w:val="32"/>
+          <w:cs/>
+        </w:rPr>
+        <w:t>โหนด</w:t>
+      </w:r>
+      <w:proofErr w:type="spellEnd"/>
+      <w:r>
+        <w:rPr>
+          <w:rFonts w:ascii="TH SarabunPSK" w:hAnsi="TH SarabunPSK" w:cs="TH SarabunPSK"/>
+          <w:sz w:val="32"/>
+          <w:szCs w:val="32"/>
+          <w:cs/>
+        </w:rPr>
+        <w:t xml:space="preserve">มีเอาต์พุตหลายทาง เช่น </w:t>
+      </w:r>
+      <w:r>
+        <w:rPr>
+          <w:rFonts w:ascii="TH SarabunPSK" w:hAnsi="TH SarabunPSK" w:cs="TH SarabunPSK"/>
+          <w:sz w:val="32"/>
+          <w:szCs w:val="32"/>
+        </w:rPr>
+        <w:t>true</w:t>
+      </w:r>
+      <w:r>
+        <w:rPr>
+          <w:rFonts w:ascii="TH SarabunPSK" w:hAnsi="TH SarabunPSK" w:cs="TH SarabunPSK" w:hint="cs"/>
+          <w:sz w:val="32"/>
+          <w:szCs w:val="32"/>
+          <w:cs/>
+        </w:rPr>
+        <w:t xml:space="preserve"> </w:t>
+      </w:r>
+      <w:r>
+        <w:rPr>
+          <w:rFonts w:ascii="TH SarabunPSK" w:hAnsi="TH SarabunPSK" w:cs="TH SarabunPSK"/>
+          <w:sz w:val="32"/>
+          <w:szCs w:val="32"/>
+        </w:rPr>
+        <w:t>false)</w:t>
+      </w:r>
+    </w:p>
+    <w:p>
+      <w:pPr>
+        <w:pStyle w:val="ListParagraph"/>
+        <w:tabs>
+          <w:tab w:val="left" w:pos="426"/>
+          <w:tab w:val="left" w:pos="993"/>
+          <w:tab w:val="left" w:pos="1276"/>
+          <w:tab w:val="left" w:pos="1418"/>
+        </w:tabs>
+        <w:ind w:left="0"/>
+        <w:jc w:val="thaiDistribute"/>
+        <w:rPr>
+          <w:rFonts w:ascii="TH SarabunPSK" w:hAnsi="TH SarabunPSK" w:cs="TH SarabunPSK"/>
+          <w:sz w:val="32"/>
+          <w:szCs w:val="32"/>
+        </w:rPr>
+      </w:pPr>
+      <w:r>
+        <w:rPr>
+          <w:rFonts w:ascii="TH SarabunPSK" w:hAnsi="TH SarabunPSK" w:cs="TH SarabunPSK"/>
+          <w:sz w:val="32"/>
+          <w:szCs w:val="32"/>
+        </w:rPr>
+        <w:tab/>
+      </w:r>
+      <w:r>
+        <w:rPr>
+          <w:rFonts w:ascii="TH SarabunPSK" w:hAnsi="TH SarabunPSK" w:cs="TH SarabunPSK"/>
+          <w:sz w:val="32"/>
+          <w:szCs w:val="32"/>
+        </w:rPr>
+        <w:tab/>
+        <w:t>9)</w:t>
+      </w:r>
+      <w:r>
+        <w:rPr>
+          <w:rFonts w:ascii="TH SarabunPSK" w:hAnsi="TH SarabunPSK" w:cs="TH SarabunPSK"/>
+          <w:color w:val="FFFFFF" w:themeColor="background1"/>
+          <w:sz w:val="32"/>
+          <w:szCs w:val="32"/>
+          <w:cs/>
+        </w:rPr>
+        <w:tab/>
+      </w:r>
+      <w:r>
+        <w:rPr>
+          <w:rFonts w:ascii="TH SarabunPSK" w:hAnsi="TH SarabunPSK" w:cs="TH SarabunPSK"/>
+          <w:sz w:val="32"/>
+          <w:szCs w:val="32"/>
+        </w:rPr>
+        <w:t>Credentials</w:t>
+      </w:r>
+      <w:r>
+        <w:rPr>
+          <w:rFonts w:ascii="TH SarabunPSK" w:hAnsi="TH SarabunPSK" w:cs="TH SarabunPSK" w:hint="cs"/>
+          <w:sz w:val="32"/>
+          <w:szCs w:val="32"/>
+          <w:cs/>
+        </w:rPr>
+        <w:t xml:space="preserve"> </w:t>
+      </w:r>
+      <w:r>
+        <w:rPr>
+          <w:rFonts w:ascii="TH SarabunPSK" w:hAnsi="TH SarabunPSK" w:cs="TH SarabunPSK"/>
+          <w:sz w:val="32"/>
+          <w:szCs w:val="32"/>
+          <w:cs/>
+        </w:rPr>
+        <w:t xml:space="preserve">พารามิเตอร์: </w:t>
+      </w:r>
+      <w:proofErr w:type="spellStart"/>
+      <w:r>
+        <w:rPr>
+          <w:rFonts w:ascii="TH SarabunPSK" w:hAnsi="TH SarabunPSK" w:cs="TH SarabunPSK"/>
+          <w:sz w:val="32"/>
+          <w:szCs w:val="32"/>
+          <w:cs/>
+        </w:rPr>
+        <w:t>โหนด</w:t>
+      </w:r>
+      <w:proofErr w:type="spellEnd"/>
+      <w:r>
+        <w:rPr>
+          <w:rFonts w:ascii="TH SarabunPSK" w:hAnsi="TH SarabunPSK" w:cs="TH SarabunPSK"/>
+          <w:sz w:val="32"/>
+          <w:szCs w:val="32"/>
+          <w:cs/>
+        </w:rPr>
+        <w:t>ที่คุยกับบริการภายนอกต้องตั้งค่าเครดิต</w:t>
+      </w:r>
+      <w:proofErr w:type="spellStart"/>
+      <w:r>
+        <w:rPr>
+          <w:rFonts w:ascii="TH SarabunPSK" w:hAnsi="TH SarabunPSK" w:cs="TH SarabunPSK"/>
+          <w:sz w:val="32"/>
+          <w:szCs w:val="32"/>
+          <w:cs/>
+        </w:rPr>
+        <w:t>เชีย</w:t>
+      </w:r>
+      <w:proofErr w:type="spellEnd"/>
+      <w:r>
+        <w:rPr>
+          <w:rFonts w:ascii="TH SarabunPSK" w:hAnsi="TH SarabunPSK" w:cs="TH SarabunPSK"/>
+          <w:sz w:val="32"/>
+          <w:szCs w:val="32"/>
+          <w:cs/>
+        </w:rPr>
+        <w:t>ล</w:t>
+      </w:r>
+      <w:r>
+        <w:rPr>
+          <w:rFonts w:ascii="TH SarabunPSK" w:hAnsi="TH SarabunPSK" w:cs="TH SarabunPSK" w:hint="cs"/>
+          <w:sz w:val="32"/>
+          <w:szCs w:val="32"/>
+          <w:cs/>
+        </w:rPr>
+        <w:t xml:space="preserve"> </w:t>
+      </w:r>
+      <w:r>
+        <w:rPr>
+          <w:rFonts w:ascii="TH SarabunPSK" w:hAnsi="TH SarabunPSK" w:cs="TH SarabunPSK"/>
+          <w:sz w:val="32"/>
+          <w:szCs w:val="32"/>
+          <w:cs/>
+        </w:rPr>
+        <w:t xml:space="preserve">พารามิเตอร์ (เช่น </w:t>
+      </w:r>
+      <w:r>
+        <w:rPr>
+          <w:rFonts w:ascii="TH SarabunPSK" w:hAnsi="TH SarabunPSK" w:cs="TH SarabunPSK"/>
+          <w:sz w:val="32"/>
+          <w:szCs w:val="32"/>
+        </w:rPr>
+        <w:t xml:space="preserve">URL, method, </w:t>
+      </w:r>
+      <w:r>
+        <w:rPr>
+          <w:rFonts w:ascii="TH SarabunPSK" w:hAnsi="TH SarabunPSK" w:cs="TH SarabunPSK"/>
+          <w:sz w:val="32"/>
+          <w:szCs w:val="32"/>
+          <w:cs/>
+        </w:rPr>
+        <w:t>ชื่อชีต)</w:t>
+      </w:r>
+    </w:p>
+    <w:p>
+      <w:pPr>
+        <w:pStyle w:val="ListParagraph"/>
         <w:tabs>
           <w:tab w:val="left" w:pos="426"/>
           <w:tab w:val="left" w:pos="993"/>
@@ -1540,812 +2341,121 @@
           <w:szCs w:val="32"/>
         </w:rPr>
         <w:tab/>
-      </w:r>
-      <w:r>
-        <w:rPr>
-          <w:rFonts w:ascii="TH SarabunPSK" w:hAnsi="TH SarabunPSK" w:cs="TH SarabunPSK"/>
-          <w:sz w:val="32"/>
-          <w:szCs w:val="32"/>
+        <w:t>10)</w:t>
+      </w:r>
+      <w:r>
+        <w:rPr>
+          <w:rFonts w:ascii="TH SarabunPSK" w:hAnsi="TH SarabunPSK" w:cs="TH SarabunPSK"/>
+          <w:color w:val="FFFFFF" w:themeColor="background1"/>
+          <w:sz w:val="32"/>
+          <w:szCs w:val="32"/>
+          <w:cs/>
         </w:rPr>
         <w:tab/>
-        <w:t>4)</w:t>
-      </w:r>
-      <w:r>
-        <w:rPr>
-          <w:rFonts w:ascii="TH SarabunPSK" w:hAnsi="TH SarabunPSK" w:cs="TH SarabunPSK"/>
-          <w:color w:val="FFFFFF" w:themeColor="background1"/>
-          <w:sz w:val="32"/>
-          <w:szCs w:val="32"/>
-        </w:rPr>
-        <w:t>**</w:t>
-      </w:r>
-      <w:r>
-        <w:rPr>
-          <w:rFonts w:ascii="TH SarabunPSK" w:hAnsi="TH SarabunPSK" w:cs="TH SarabunPSK"/>
-          <w:sz w:val="32"/>
-          <w:szCs w:val="32"/>
-        </w:rPr>
-        <w:t xml:space="preserve">Action/Integration nodes </w:t>
-      </w:r>
-      <w:r>
-        <w:rPr>
-          <w:rFonts w:ascii="TH SarabunPSK" w:hAnsi="TH SarabunPSK" w:cs="TH SarabunPSK"/>
-          <w:sz w:val="32"/>
-          <w:szCs w:val="32"/>
-          <w:cs/>
-        </w:rPr>
-        <w:t xml:space="preserve">ทำงานกับบริการต่าง ๆ เช่น </w:t>
-      </w:r>
-      <w:r>
-        <w:rPr>
-          <w:rFonts w:ascii="TH SarabunPSK" w:hAnsi="TH SarabunPSK" w:cs="TH SarabunPSK"/>
-          <w:sz w:val="32"/>
-          <w:szCs w:val="32"/>
-        </w:rPr>
-        <w:t>HTTP Request, Google Sheets, Slack</w:t>
+      </w:r>
+      <w:r>
+        <w:rPr>
+          <w:rFonts w:ascii="TH SarabunPSK" w:hAnsi="TH SarabunPSK" w:cs="TH SarabunPSK"/>
+          <w:sz w:val="32"/>
+          <w:szCs w:val="32"/>
+          <w:cs/>
+        </w:rPr>
+        <w:t xml:space="preserve">ตัวเลือกทำงาน: เช่น </w:t>
+      </w:r>
+      <w:r>
+        <w:rPr>
+          <w:rFonts w:ascii="TH SarabunPSK" w:hAnsi="TH SarabunPSK" w:cs="TH SarabunPSK"/>
+          <w:sz w:val="32"/>
+          <w:szCs w:val="32"/>
+        </w:rPr>
+        <w:t xml:space="preserve">Continue </w:t>
+      </w:r>
+      <w:proofErr w:type="gramStart"/>
+      <w:r>
+        <w:rPr>
+          <w:rFonts w:ascii="TH SarabunPSK" w:hAnsi="TH SarabunPSK" w:cs="TH SarabunPSK"/>
+          <w:sz w:val="32"/>
+          <w:szCs w:val="32"/>
+        </w:rPr>
+        <w:t>On</w:t>
+      </w:r>
+      <w:proofErr w:type="gramEnd"/>
+      <w:r>
+        <w:rPr>
+          <w:rFonts w:ascii="TH SarabunPSK" w:hAnsi="TH SarabunPSK" w:cs="TH SarabunPSK"/>
+          <w:sz w:val="32"/>
+          <w:szCs w:val="32"/>
+        </w:rPr>
+        <w:t xml:space="preserve"> Fail, Run Once For All Items (</w:t>
+      </w:r>
+      <w:r>
+        <w:rPr>
+          <w:rFonts w:ascii="TH SarabunPSK" w:hAnsi="TH SarabunPSK" w:cs="TH SarabunPSK"/>
+          <w:sz w:val="32"/>
+          <w:szCs w:val="32"/>
+          <w:cs/>
+        </w:rPr>
+        <w:t>บาง</w:t>
+      </w:r>
+      <w:proofErr w:type="spellStart"/>
+      <w:r>
+        <w:rPr>
+          <w:rFonts w:ascii="TH SarabunPSK" w:hAnsi="TH SarabunPSK" w:cs="TH SarabunPSK"/>
+          <w:sz w:val="32"/>
+          <w:szCs w:val="32"/>
+          <w:cs/>
+        </w:rPr>
+        <w:t>โหนด</w:t>
+      </w:r>
+      <w:proofErr w:type="spellEnd"/>
+      <w:r>
+        <w:rPr>
+          <w:rFonts w:ascii="TH SarabunPSK" w:hAnsi="TH SarabunPSK" w:cs="TH SarabunPSK"/>
+          <w:sz w:val="32"/>
+          <w:szCs w:val="32"/>
+          <w:cs/>
+        </w:rPr>
+        <w:t>)</w:t>
+      </w:r>
+      <w:r>
+        <w:rPr>
+          <w:rFonts w:ascii="TH SarabunPSK" w:hAnsi="TH SarabunPSK" w:cs="TH SarabunPSK"/>
+          <w:sz w:val="32"/>
+          <w:szCs w:val="32"/>
+        </w:rPr>
+        <w:t xml:space="preserve">, </w:t>
+      </w:r>
+      <w:r>
+        <w:rPr>
+          <w:rFonts w:ascii="TH SarabunPSK" w:hAnsi="TH SarabunPSK" w:cs="TH SarabunPSK"/>
+          <w:sz w:val="32"/>
+          <w:szCs w:val="32"/>
+          <w:cs/>
+        </w:rPr>
+        <w:t xml:space="preserve">และการกำกับข้อผิดพลาดด้วย </w:t>
+      </w:r>
+      <w:r>
+        <w:rPr>
+          <w:rFonts w:ascii="TH SarabunPSK" w:hAnsi="TH SarabunPSK" w:cs="TH SarabunPSK"/>
+          <w:sz w:val="32"/>
+          <w:szCs w:val="32"/>
+        </w:rPr>
+        <w:t>Error Workflow</w:t>
+      </w:r>
+      <w:r>
+        <w:rPr>
+          <w:rFonts w:ascii="TH SarabunPSK" w:hAnsi="TH SarabunPSK" w:cs="TH SarabunPSK" w:hint="cs"/>
+          <w:sz w:val="32"/>
+          <w:szCs w:val="32"/>
+          <w:cs/>
+        </w:rPr>
+        <w:t xml:space="preserve"> เป็นต้น</w:t>
       </w:r>
     </w:p>
     <w:p>
       <w:pPr>
-        <w:pStyle w:val="a3"/>
         <w:tabs>
-          <w:tab w:val="left" w:pos="426"/>
           <w:tab w:val="left" w:pos="993"/>
-          <w:tab w:val="left" w:pos="1418"/>
-        </w:tabs>
-        <w:ind w:left="0"/>
-        <w:jc w:val="thaiDistribute"/>
-        <w:rPr>
-          <w:rFonts w:ascii="TH SarabunPSK" w:hAnsi="TH SarabunPSK" w:cs="TH SarabunPSK"/>
-          <w:sz w:val="32"/>
-          <w:szCs w:val="32"/>
-        </w:rPr>
-      </w:pPr>
-      <w:r>
-        <w:rPr>
-          <w:rFonts w:ascii="TH SarabunPSK" w:hAnsi="TH SarabunPSK" w:cs="TH SarabunPSK"/>
-          <w:sz w:val="32"/>
-          <w:szCs w:val="32"/>
-        </w:rPr>
-        <w:tab/>
-      </w:r>
-      <w:r>
-        <w:rPr>
-          <w:rFonts w:ascii="TH SarabunPSK" w:hAnsi="TH SarabunPSK" w:cs="TH SarabunPSK"/>
-          <w:sz w:val="32"/>
-          <w:szCs w:val="32"/>
-        </w:rPr>
-        <w:tab/>
-      </w:r>
-      <w:r>
-        <w:rPr>
-          <w:rFonts w:ascii="TH SarabunPSK" w:hAnsi="TH SarabunPSK" w:cs="TH SarabunPSK"/>
-          <w:sz w:val="32"/>
-          <w:szCs w:val="32"/>
-        </w:rPr>
-        <w:tab/>
-        <w:t>5)</w:t>
-      </w:r>
-      <w:r>
-        <w:rPr>
-          <w:rFonts w:ascii="TH SarabunPSK" w:hAnsi="TH SarabunPSK" w:cs="TH SarabunPSK"/>
-          <w:color w:val="FFFFFF" w:themeColor="background1"/>
-          <w:sz w:val="32"/>
-          <w:szCs w:val="32"/>
-        </w:rPr>
-        <w:t>**</w:t>
-      </w:r>
-      <w:r>
-        <w:rPr>
-          <w:rFonts w:ascii="TH SarabunPSK" w:hAnsi="TH SarabunPSK" w:cs="TH SarabunPSK"/>
-          <w:sz w:val="32"/>
-          <w:szCs w:val="32"/>
-        </w:rPr>
-        <w:t xml:space="preserve">Logic/Utility nodes </w:t>
-      </w:r>
-      <w:r>
-        <w:rPr>
-          <w:rFonts w:ascii="TH SarabunPSK" w:hAnsi="TH SarabunPSK" w:cs="TH SarabunPSK"/>
-          <w:sz w:val="32"/>
-          <w:szCs w:val="32"/>
-          <w:cs/>
-        </w:rPr>
-        <w:t xml:space="preserve">ควบคุมลำดับ/ข้อมูล เช่น </w:t>
-      </w:r>
-      <w:r>
-        <w:rPr>
-          <w:rFonts w:ascii="TH SarabunPSK" w:hAnsi="TH SarabunPSK" w:cs="TH SarabunPSK"/>
-          <w:sz w:val="32"/>
-          <w:szCs w:val="32"/>
-        </w:rPr>
-        <w:t xml:space="preserve">IF, Switch, Merge, </w:t>
-      </w:r>
-      <w:proofErr w:type="spellStart"/>
-      <w:proofErr w:type="gramStart"/>
-      <w:r>
-        <w:rPr>
-          <w:rFonts w:ascii="TH SarabunPSK" w:hAnsi="TH SarabunPSK" w:cs="TH SarabunPSK"/>
-          <w:sz w:val="32"/>
-          <w:szCs w:val="32"/>
-        </w:rPr>
-        <w:t>Set,Code</w:t>
-      </w:r>
-      <w:proofErr w:type="spellEnd"/>
-      <w:proofErr w:type="gramEnd"/>
-      <w:r>
-        <w:rPr>
-          <w:rFonts w:ascii="TH SarabunPSK" w:hAnsi="TH SarabunPSK" w:cs="TH SarabunPSK"/>
-          <w:sz w:val="32"/>
-          <w:szCs w:val="32"/>
-        </w:rPr>
-        <w:t>/Function</w:t>
-      </w:r>
-    </w:p>
-    <w:p>
-      <w:pPr>
-        <w:pStyle w:val="a3"/>
-        <w:tabs>
-          <w:tab w:val="left" w:pos="426"/>
-          <w:tab w:val="left" w:pos="993"/>
-          <w:tab w:val="left" w:pos="1418"/>
-        </w:tabs>
-        <w:ind w:left="793"/>
-        <w:jc w:val="thaiDistribute"/>
-        <w:rPr>
-          <w:rFonts w:ascii="TH SarabunPSK" w:hAnsi="TH SarabunPSK" w:cs="TH SarabunPSK"/>
-          <w:sz w:val="32"/>
-          <w:szCs w:val="32"/>
-        </w:rPr>
-      </w:pPr>
-      <w:r>
-        <w:rPr>
-          <w:rFonts w:ascii="TH SarabunPSK" w:hAnsi="TH SarabunPSK" w:cs="TH SarabunPSK"/>
-          <w:sz w:val="32"/>
-          <w:szCs w:val="32"/>
-        </w:rPr>
-        <w:tab/>
-      </w:r>
-      <w:r>
-        <w:rPr>
-          <w:rFonts w:ascii="TH SarabunPSK" w:hAnsi="TH SarabunPSK" w:cs="TH SarabunPSK"/>
-          <w:sz w:val="32"/>
-          <w:szCs w:val="32"/>
-        </w:rPr>
-        <w:tab/>
-        <w:t>6)</w:t>
-      </w:r>
-      <w:r>
-        <w:rPr>
-          <w:rFonts w:ascii="TH SarabunPSK" w:hAnsi="TH SarabunPSK" w:cs="TH SarabunPSK"/>
-          <w:color w:val="FFFFFF" w:themeColor="background1"/>
-          <w:sz w:val="32"/>
-          <w:szCs w:val="32"/>
-        </w:rPr>
-        <w:t>**</w:t>
-      </w:r>
-      <w:r>
-        <w:rPr>
-          <w:rFonts w:ascii="TH SarabunPSK" w:hAnsi="TH SarabunPSK" w:cs="TH SarabunPSK"/>
-          <w:sz w:val="32"/>
-          <w:szCs w:val="32"/>
-        </w:rPr>
-        <w:t xml:space="preserve">Flow control </w:t>
-      </w:r>
-      <w:r>
-        <w:rPr>
-          <w:rFonts w:ascii="TH SarabunPSK" w:hAnsi="TH SarabunPSK" w:cs="TH SarabunPSK"/>
-          <w:sz w:val="32"/>
-          <w:szCs w:val="32"/>
-          <w:cs/>
-        </w:rPr>
-        <w:t xml:space="preserve">เช่น </w:t>
-      </w:r>
-      <w:r>
-        <w:rPr>
-          <w:rFonts w:ascii="TH SarabunPSK" w:hAnsi="TH SarabunPSK" w:cs="TH SarabunPSK"/>
-          <w:sz w:val="32"/>
-          <w:szCs w:val="32"/>
-        </w:rPr>
-        <w:t xml:space="preserve">Wait, Split </w:t>
-      </w:r>
-      <w:proofErr w:type="gramStart"/>
-      <w:r>
-        <w:rPr>
-          <w:rFonts w:ascii="TH SarabunPSK" w:hAnsi="TH SarabunPSK" w:cs="TH SarabunPSK"/>
-          <w:sz w:val="32"/>
-          <w:szCs w:val="32"/>
-        </w:rPr>
-        <w:t>In</w:t>
-      </w:r>
-      <w:proofErr w:type="gramEnd"/>
-      <w:r>
-        <w:rPr>
-          <w:rFonts w:ascii="TH SarabunPSK" w:hAnsi="TH SarabunPSK" w:cs="TH SarabunPSK"/>
-          <w:sz w:val="32"/>
-          <w:szCs w:val="32"/>
-        </w:rPr>
-        <w:t xml:space="preserve"> Batches, Error Trigger</w:t>
-      </w:r>
-    </w:p>
-    <w:p>
-      <w:pPr>
-        <w:pStyle w:val="a3"/>
-        <w:tabs>
-          <w:tab w:val="left" w:pos="426"/>
-          <w:tab w:val="left" w:pos="993"/>
-          <w:tab w:val="left" w:pos="1418"/>
-        </w:tabs>
-        <w:ind w:left="0"/>
-        <w:jc w:val="thaiDistribute"/>
-        <w:rPr>
-          <w:rFonts w:ascii="TH SarabunPSK" w:hAnsi="TH SarabunPSK" w:cs="TH SarabunPSK"/>
-          <w:sz w:val="32"/>
-          <w:szCs w:val="32"/>
-        </w:rPr>
-      </w:pPr>
-      <w:r>
-        <w:rPr>
-          <w:rFonts w:ascii="TH SarabunPSK" w:hAnsi="TH SarabunPSK" w:cs="TH SarabunPSK"/>
-          <w:sz w:val="32"/>
-          <w:szCs w:val="32"/>
-        </w:rPr>
-        <w:tab/>
-      </w:r>
-      <w:r>
-        <w:rPr>
-          <w:rFonts w:ascii="TH SarabunPSK" w:hAnsi="TH SarabunPSK" w:cs="TH SarabunPSK"/>
-          <w:sz w:val="32"/>
-          <w:szCs w:val="32"/>
-        </w:rPr>
-        <w:tab/>
-      </w:r>
-      <w:r>
-        <w:rPr>
-          <w:rFonts w:ascii="TH SarabunPSK" w:hAnsi="TH SarabunPSK" w:cs="TH SarabunPSK"/>
-          <w:sz w:val="32"/>
-          <w:szCs w:val="32"/>
-        </w:rPr>
-        <w:tab/>
-        <w:t>7)</w:t>
-      </w:r>
-      <w:r>
-        <w:rPr>
-          <w:rFonts w:ascii="TH SarabunPSK" w:hAnsi="TH SarabunPSK" w:cs="TH SarabunPSK"/>
-          <w:color w:val="FFFFFF" w:themeColor="background1"/>
-          <w:sz w:val="32"/>
-          <w:szCs w:val="32"/>
-        </w:rPr>
-        <w:t>**</w:t>
-      </w:r>
-      <w:r>
-        <w:rPr>
-          <w:rFonts w:ascii="TH SarabunPSK" w:hAnsi="TH SarabunPSK" w:cs="TH SarabunPSK"/>
-          <w:sz w:val="32"/>
-          <w:szCs w:val="32"/>
-          <w:cs/>
-        </w:rPr>
-        <w:t>อินพุต/เอาต์พุต: แต่ละ</w:t>
-      </w:r>
-      <w:proofErr w:type="spellStart"/>
-      <w:r>
-        <w:rPr>
-          <w:rFonts w:ascii="TH SarabunPSK" w:hAnsi="TH SarabunPSK" w:cs="TH SarabunPSK"/>
-          <w:sz w:val="32"/>
-          <w:szCs w:val="32"/>
-          <w:cs/>
-        </w:rPr>
-        <w:t>โหนด</w:t>
-      </w:r>
-      <w:proofErr w:type="spellEnd"/>
-      <w:r>
-        <w:rPr>
-          <w:rFonts w:ascii="TH SarabunPSK" w:hAnsi="TH SarabunPSK" w:cs="TH SarabunPSK"/>
-          <w:sz w:val="32"/>
-          <w:szCs w:val="32"/>
-          <w:cs/>
-        </w:rPr>
-        <w:t xml:space="preserve">ทำงานเป็น </w:t>
-      </w:r>
-      <w:r>
-        <w:rPr>
-          <w:rFonts w:ascii="TH SarabunPSK" w:hAnsi="TH SarabunPSK" w:cs="TH SarabunPSK"/>
-          <w:sz w:val="32"/>
-          <w:szCs w:val="32"/>
-        </w:rPr>
-        <w:t>“</w:t>
-      </w:r>
-      <w:r>
-        <w:rPr>
-          <w:rFonts w:ascii="TH SarabunPSK" w:hAnsi="TH SarabunPSK" w:cs="TH SarabunPSK"/>
-          <w:sz w:val="32"/>
-          <w:szCs w:val="32"/>
-          <w:cs/>
-        </w:rPr>
-        <w:t>ต่อ 1 ชุดข้อมูล (</w:t>
-      </w:r>
-      <w:r>
-        <w:rPr>
-          <w:rFonts w:ascii="TH SarabunPSK" w:hAnsi="TH SarabunPSK" w:cs="TH SarabunPSK"/>
-          <w:sz w:val="32"/>
-          <w:szCs w:val="32"/>
-        </w:rPr>
-        <w:t xml:space="preserve">items)” </w:t>
-      </w:r>
-      <w:r>
-        <w:rPr>
-          <w:rFonts w:ascii="TH SarabunPSK" w:hAnsi="TH SarabunPSK" w:cs="TH SarabunPSK"/>
-          <w:sz w:val="32"/>
-          <w:szCs w:val="32"/>
-          <w:cs/>
-        </w:rPr>
-        <w:t xml:space="preserve">แล้วส่งต่อเป็นอาร์เรย์ของ </w:t>
-      </w:r>
-      <w:r>
-        <w:rPr>
-          <w:rFonts w:ascii="TH SarabunPSK" w:hAnsi="TH SarabunPSK" w:cs="TH SarabunPSK"/>
-          <w:sz w:val="32"/>
-          <w:szCs w:val="32"/>
-        </w:rPr>
-        <w:t>items (</w:t>
-      </w:r>
-      <w:r>
-        <w:rPr>
-          <w:rFonts w:ascii="TH SarabunPSK" w:hAnsi="TH SarabunPSK" w:cs="TH SarabunPSK"/>
-          <w:sz w:val="32"/>
-          <w:szCs w:val="32"/>
-          <w:cs/>
-        </w:rPr>
-        <w:t xml:space="preserve">โครงสร้าง </w:t>
-      </w:r>
-      <w:r>
-        <w:rPr>
-          <w:rFonts w:ascii="TH SarabunPSK" w:hAnsi="TH SarabunPSK" w:cs="TH SarabunPSK"/>
-          <w:sz w:val="32"/>
-          <w:szCs w:val="32"/>
-        </w:rPr>
-        <w:t>JSON)</w:t>
-      </w:r>
-    </w:p>
-    <w:p>
-      <w:pPr>
-        <w:pStyle w:val="a3"/>
-        <w:tabs>
-          <w:tab w:val="left" w:pos="426"/>
-          <w:tab w:val="left" w:pos="993"/>
-          <w:tab w:val="left" w:pos="1418"/>
-        </w:tabs>
-        <w:ind w:left="0"/>
-        <w:jc w:val="thaiDistribute"/>
-        <w:rPr>
-          <w:rFonts w:ascii="TH SarabunPSK" w:hAnsi="TH SarabunPSK" w:cs="TH SarabunPSK"/>
-          <w:sz w:val="32"/>
-          <w:szCs w:val="32"/>
-        </w:rPr>
-      </w:pPr>
-      <w:r>
-        <w:rPr>
-          <w:rFonts w:ascii="TH SarabunPSK" w:hAnsi="TH SarabunPSK" w:cs="TH SarabunPSK"/>
-          <w:sz w:val="32"/>
-          <w:szCs w:val="32"/>
-        </w:rPr>
-        <w:tab/>
-      </w:r>
-      <w:r>
-        <w:rPr>
-          <w:rFonts w:ascii="TH SarabunPSK" w:hAnsi="TH SarabunPSK" w:cs="TH SarabunPSK"/>
-          <w:sz w:val="32"/>
-          <w:szCs w:val="32"/>
-        </w:rPr>
-        <w:tab/>
-      </w:r>
-      <w:r>
-        <w:rPr>
-          <w:rFonts w:ascii="TH SarabunPSK" w:hAnsi="TH SarabunPSK" w:cs="TH SarabunPSK"/>
-          <w:sz w:val="32"/>
-          <w:szCs w:val="32"/>
-        </w:rPr>
-        <w:tab/>
-        <w:t>8)</w:t>
-      </w:r>
-      <w:r>
-        <w:rPr>
-          <w:rFonts w:ascii="TH SarabunPSK" w:hAnsi="TH SarabunPSK" w:cs="TH SarabunPSK"/>
-          <w:color w:val="FFFFFF" w:themeColor="background1"/>
-          <w:sz w:val="32"/>
-          <w:szCs w:val="32"/>
-        </w:rPr>
-        <w:t>**</w:t>
-      </w:r>
-      <w:r>
-        <w:rPr>
-          <w:rFonts w:ascii="TH SarabunPSK" w:hAnsi="TH SarabunPSK" w:cs="TH SarabunPSK"/>
-          <w:sz w:val="32"/>
-          <w:szCs w:val="32"/>
-          <w:cs/>
-        </w:rPr>
-        <w:t>การเชื่อมเส้น (</w:t>
-      </w:r>
-      <w:r>
-        <w:rPr>
-          <w:rFonts w:ascii="TH SarabunPSK" w:hAnsi="TH SarabunPSK" w:cs="TH SarabunPSK"/>
-          <w:sz w:val="32"/>
-          <w:szCs w:val="32"/>
-        </w:rPr>
-        <w:t xml:space="preserve">connections): </w:t>
-      </w:r>
-      <w:r>
-        <w:rPr>
-          <w:rFonts w:ascii="TH SarabunPSK" w:hAnsi="TH SarabunPSK" w:cs="TH SarabunPSK"/>
-          <w:sz w:val="32"/>
-          <w:szCs w:val="32"/>
-          <w:cs/>
-        </w:rPr>
-        <w:t>ลากเส้นออกจาก</w:t>
-      </w:r>
-      <w:proofErr w:type="spellStart"/>
-      <w:r>
-        <w:rPr>
-          <w:rFonts w:ascii="TH SarabunPSK" w:hAnsi="TH SarabunPSK" w:cs="TH SarabunPSK"/>
-          <w:sz w:val="32"/>
-          <w:szCs w:val="32"/>
-          <w:cs/>
-        </w:rPr>
-        <w:t>โหนด</w:t>
-      </w:r>
-      <w:proofErr w:type="spellEnd"/>
-      <w:r>
-        <w:rPr>
-          <w:rFonts w:ascii="TH SarabunPSK" w:hAnsi="TH SarabunPSK" w:cs="TH SarabunPSK"/>
-          <w:sz w:val="32"/>
-          <w:szCs w:val="32"/>
-          <w:cs/>
-        </w:rPr>
-        <w:t>หนึ่งไปอีก</w:t>
-      </w:r>
-      <w:proofErr w:type="spellStart"/>
-      <w:r>
-        <w:rPr>
-          <w:rFonts w:ascii="TH SarabunPSK" w:hAnsi="TH SarabunPSK" w:cs="TH SarabunPSK"/>
-          <w:sz w:val="32"/>
-          <w:szCs w:val="32"/>
-          <w:cs/>
-        </w:rPr>
-        <w:t>โหนด</w:t>
-      </w:r>
-      <w:proofErr w:type="spellEnd"/>
-      <w:r>
-        <w:rPr>
-          <w:rFonts w:ascii="TH SarabunPSK" w:hAnsi="TH SarabunPSK" w:cs="TH SarabunPSK"/>
-          <w:sz w:val="32"/>
-          <w:szCs w:val="32"/>
-          <w:cs/>
-        </w:rPr>
-        <w:t>เพื่อกำหนดเส้นทางการทำงาน (บาง</w:t>
-      </w:r>
-      <w:proofErr w:type="spellStart"/>
-      <w:r>
-        <w:rPr>
-          <w:rFonts w:ascii="TH SarabunPSK" w:hAnsi="TH SarabunPSK" w:cs="TH SarabunPSK"/>
-          <w:sz w:val="32"/>
-          <w:szCs w:val="32"/>
-          <w:cs/>
-        </w:rPr>
-        <w:t>โหนด</w:t>
-      </w:r>
-      <w:proofErr w:type="spellEnd"/>
-      <w:r>
-        <w:rPr>
-          <w:rFonts w:ascii="TH SarabunPSK" w:hAnsi="TH SarabunPSK" w:cs="TH SarabunPSK"/>
-          <w:sz w:val="32"/>
-          <w:szCs w:val="32"/>
-          <w:cs/>
-        </w:rPr>
-        <w:t xml:space="preserve">มีเอาต์พุตหลายทาง เช่น </w:t>
-      </w:r>
-      <w:r>
-        <w:rPr>
-          <w:rFonts w:ascii="TH SarabunPSK" w:hAnsi="TH SarabunPSK" w:cs="TH SarabunPSK"/>
-          <w:sz w:val="32"/>
-          <w:szCs w:val="32"/>
-        </w:rPr>
-        <w:t>true/false)</w:t>
-      </w:r>
-    </w:p>
-    <w:p>
-      <w:pPr>
-        <w:pStyle w:val="a3"/>
-        <w:tabs>
-          <w:tab w:val="left" w:pos="426"/>
-          <w:tab w:val="left" w:pos="993"/>
-          <w:tab w:val="left" w:pos="1418"/>
-        </w:tabs>
-        <w:ind w:left="0"/>
-        <w:jc w:val="thaiDistribute"/>
-        <w:rPr>
-          <w:rFonts w:ascii="TH SarabunPSK" w:hAnsi="TH SarabunPSK" w:cs="TH SarabunPSK"/>
-          <w:sz w:val="32"/>
-          <w:szCs w:val="32"/>
-        </w:rPr>
-      </w:pPr>
-      <w:r>
-        <w:rPr>
-          <w:rFonts w:ascii="TH SarabunPSK" w:hAnsi="TH SarabunPSK" w:cs="TH SarabunPSK"/>
-          <w:sz w:val="32"/>
-          <w:szCs w:val="32"/>
-        </w:rPr>
-        <w:tab/>
-      </w:r>
-      <w:r>
-        <w:rPr>
-          <w:rFonts w:ascii="TH SarabunPSK" w:hAnsi="TH SarabunPSK" w:cs="TH SarabunPSK"/>
-          <w:sz w:val="32"/>
-          <w:szCs w:val="32"/>
-        </w:rPr>
-        <w:tab/>
-      </w:r>
-      <w:r>
-        <w:rPr>
-          <w:rFonts w:ascii="TH SarabunPSK" w:hAnsi="TH SarabunPSK" w:cs="TH SarabunPSK"/>
-          <w:sz w:val="32"/>
-          <w:szCs w:val="32"/>
-        </w:rPr>
-        <w:tab/>
-        <w:t>9)</w:t>
-      </w:r>
-      <w:r>
-        <w:rPr>
-          <w:rFonts w:ascii="TH SarabunPSK" w:hAnsi="TH SarabunPSK" w:cs="TH SarabunPSK"/>
-          <w:color w:val="FFFFFF" w:themeColor="background1"/>
-          <w:sz w:val="32"/>
-          <w:szCs w:val="32"/>
-        </w:rPr>
-        <w:t>**</w:t>
-      </w:r>
-      <w:r>
-        <w:rPr>
-          <w:rFonts w:ascii="TH SarabunPSK" w:hAnsi="TH SarabunPSK" w:cs="TH SarabunPSK"/>
-          <w:sz w:val="32"/>
-          <w:szCs w:val="32"/>
-        </w:rPr>
-        <w:t>Credentials/</w:t>
-      </w:r>
-      <w:r>
-        <w:rPr>
-          <w:rFonts w:ascii="TH SarabunPSK" w:hAnsi="TH SarabunPSK" w:cs="TH SarabunPSK"/>
-          <w:sz w:val="32"/>
-          <w:szCs w:val="32"/>
-          <w:cs/>
-        </w:rPr>
-        <w:t xml:space="preserve">พารามิเตอร์: </w:t>
-      </w:r>
-      <w:proofErr w:type="spellStart"/>
-      <w:r>
-        <w:rPr>
-          <w:rFonts w:ascii="TH SarabunPSK" w:hAnsi="TH SarabunPSK" w:cs="TH SarabunPSK"/>
-          <w:sz w:val="32"/>
-          <w:szCs w:val="32"/>
-          <w:cs/>
-        </w:rPr>
-        <w:t>โหนด</w:t>
-      </w:r>
-      <w:proofErr w:type="spellEnd"/>
-      <w:r>
-        <w:rPr>
-          <w:rFonts w:ascii="TH SarabunPSK" w:hAnsi="TH SarabunPSK" w:cs="TH SarabunPSK"/>
-          <w:sz w:val="32"/>
-          <w:szCs w:val="32"/>
-          <w:cs/>
-        </w:rPr>
-        <w:t>ที่คุยกับบริการภายนอกต้องตั้งค่าเครดิต</w:t>
-      </w:r>
-      <w:proofErr w:type="spellStart"/>
-      <w:r>
-        <w:rPr>
-          <w:rFonts w:ascii="TH SarabunPSK" w:hAnsi="TH SarabunPSK" w:cs="TH SarabunPSK"/>
-          <w:sz w:val="32"/>
-          <w:szCs w:val="32"/>
-          <w:cs/>
-        </w:rPr>
-        <w:t>เชีย</w:t>
-      </w:r>
-      <w:proofErr w:type="spellEnd"/>
-      <w:r>
-        <w:rPr>
-          <w:rFonts w:ascii="TH SarabunPSK" w:hAnsi="TH SarabunPSK" w:cs="TH SarabunPSK"/>
-          <w:sz w:val="32"/>
-          <w:szCs w:val="32"/>
-          <w:cs/>
-        </w:rPr>
-        <w:t xml:space="preserve">ล/พารามิเตอร์ (เช่น </w:t>
-      </w:r>
-      <w:r>
-        <w:rPr>
-          <w:rFonts w:ascii="TH SarabunPSK" w:hAnsi="TH SarabunPSK" w:cs="TH SarabunPSK"/>
-          <w:sz w:val="32"/>
-          <w:szCs w:val="32"/>
-        </w:rPr>
-        <w:t xml:space="preserve">URL, method, </w:t>
-      </w:r>
-      <w:r>
-        <w:rPr>
-          <w:rFonts w:ascii="TH SarabunPSK" w:hAnsi="TH SarabunPSK" w:cs="TH SarabunPSK"/>
-          <w:sz w:val="32"/>
-          <w:szCs w:val="32"/>
-          <w:cs/>
-        </w:rPr>
-        <w:t>ชื่อชีต)</w:t>
-      </w:r>
-    </w:p>
-    <w:p>
-      <w:pPr>
-        <w:pStyle w:val="a3"/>
-        <w:tabs>
-          <w:tab w:val="left" w:pos="426"/>
-          <w:tab w:val="left" w:pos="993"/>
-          <w:tab w:val="left" w:pos="1418"/>
-        </w:tabs>
-        <w:ind w:left="0"/>
-        <w:jc w:val="thaiDistribute"/>
-        <w:rPr>
-          <w:rFonts w:ascii="TH SarabunPSK" w:hAnsi="TH SarabunPSK" w:cs="TH SarabunPSK"/>
-          <w:sz w:val="32"/>
-          <w:szCs w:val="32"/>
-        </w:rPr>
-      </w:pPr>
-      <w:r>
-        <w:rPr>
-          <w:rFonts w:ascii="TH SarabunPSK" w:hAnsi="TH SarabunPSK" w:cs="TH SarabunPSK"/>
-          <w:sz w:val="32"/>
-          <w:szCs w:val="32"/>
-        </w:rPr>
-        <w:tab/>
-      </w:r>
-      <w:r>
-        <w:rPr>
-          <w:rFonts w:ascii="TH SarabunPSK" w:hAnsi="TH SarabunPSK" w:cs="TH SarabunPSK"/>
-          <w:sz w:val="32"/>
-          <w:szCs w:val="32"/>
-        </w:rPr>
-        <w:tab/>
-      </w:r>
-      <w:r>
-        <w:rPr>
-          <w:rFonts w:ascii="TH SarabunPSK" w:hAnsi="TH SarabunPSK" w:cs="TH SarabunPSK"/>
-          <w:sz w:val="32"/>
-          <w:szCs w:val="32"/>
-        </w:rPr>
-        <w:tab/>
-        <w:t>10)</w:t>
-      </w:r>
-      <w:r>
-        <w:rPr>
-          <w:rFonts w:ascii="TH SarabunPSK" w:hAnsi="TH SarabunPSK" w:cs="TH SarabunPSK"/>
-          <w:color w:val="FFFFFF" w:themeColor="background1"/>
-          <w:sz w:val="32"/>
-          <w:szCs w:val="32"/>
-        </w:rPr>
-        <w:t>**</w:t>
-      </w:r>
-      <w:r>
-        <w:rPr>
-          <w:rFonts w:ascii="TH SarabunPSK" w:hAnsi="TH SarabunPSK" w:cs="TH SarabunPSK"/>
-          <w:sz w:val="32"/>
-          <w:szCs w:val="32"/>
-          <w:cs/>
-        </w:rPr>
-        <w:t xml:space="preserve">ตัวเลือกทำงาน: เช่น </w:t>
-      </w:r>
-      <w:r>
-        <w:rPr>
-          <w:rFonts w:ascii="TH SarabunPSK" w:hAnsi="TH SarabunPSK" w:cs="TH SarabunPSK"/>
-          <w:sz w:val="32"/>
-          <w:szCs w:val="32"/>
-        </w:rPr>
-        <w:t xml:space="preserve">Continue </w:t>
-      </w:r>
-      <w:proofErr w:type="gramStart"/>
-      <w:r>
-        <w:rPr>
-          <w:rFonts w:ascii="TH SarabunPSK" w:hAnsi="TH SarabunPSK" w:cs="TH SarabunPSK"/>
-          <w:sz w:val="32"/>
-          <w:szCs w:val="32"/>
-        </w:rPr>
-        <w:t>On</w:t>
-      </w:r>
-      <w:proofErr w:type="gramEnd"/>
-      <w:r>
-        <w:rPr>
-          <w:rFonts w:ascii="TH SarabunPSK" w:hAnsi="TH SarabunPSK" w:cs="TH SarabunPSK"/>
-          <w:sz w:val="32"/>
-          <w:szCs w:val="32"/>
-        </w:rPr>
-        <w:t xml:space="preserve"> Fail, Run Once </w:t>
-      </w:r>
-      <w:proofErr w:type="gramStart"/>
-      <w:r>
-        <w:rPr>
-          <w:rFonts w:ascii="TH SarabunPSK" w:hAnsi="TH SarabunPSK" w:cs="TH SarabunPSK"/>
-          <w:sz w:val="32"/>
-          <w:szCs w:val="32"/>
-        </w:rPr>
-        <w:t>For</w:t>
-      </w:r>
-      <w:proofErr w:type="gramEnd"/>
-      <w:r>
-        <w:rPr>
-          <w:rFonts w:ascii="TH SarabunPSK" w:hAnsi="TH SarabunPSK" w:cs="TH SarabunPSK"/>
-          <w:sz w:val="32"/>
-          <w:szCs w:val="32"/>
-        </w:rPr>
-        <w:t xml:space="preserve"> All Items (</w:t>
-      </w:r>
-      <w:r>
-        <w:rPr>
-          <w:rFonts w:ascii="TH SarabunPSK" w:hAnsi="TH SarabunPSK" w:cs="TH SarabunPSK"/>
-          <w:sz w:val="32"/>
-          <w:szCs w:val="32"/>
-          <w:cs/>
-        </w:rPr>
-        <w:t>บาง</w:t>
-      </w:r>
-      <w:proofErr w:type="spellStart"/>
-      <w:r>
-        <w:rPr>
-          <w:rFonts w:ascii="TH SarabunPSK" w:hAnsi="TH SarabunPSK" w:cs="TH SarabunPSK"/>
-          <w:sz w:val="32"/>
-          <w:szCs w:val="32"/>
-          <w:cs/>
-        </w:rPr>
-        <w:t>โหนด</w:t>
-      </w:r>
-      <w:proofErr w:type="spellEnd"/>
-      <w:r>
-        <w:rPr>
-          <w:rFonts w:ascii="TH SarabunPSK" w:hAnsi="TH SarabunPSK" w:cs="TH SarabunPSK"/>
-          <w:sz w:val="32"/>
-          <w:szCs w:val="32"/>
-          <w:cs/>
-        </w:rPr>
-        <w:t>)</w:t>
-      </w:r>
-      <w:r>
-        <w:rPr>
-          <w:rFonts w:ascii="TH SarabunPSK" w:hAnsi="TH SarabunPSK" w:cs="TH SarabunPSK"/>
-          <w:sz w:val="32"/>
-          <w:szCs w:val="32"/>
-        </w:rPr>
-        <w:t xml:space="preserve">, </w:t>
-      </w:r>
-      <w:r>
-        <w:rPr>
-          <w:rFonts w:ascii="TH SarabunPSK" w:hAnsi="TH SarabunPSK" w:cs="TH SarabunPSK"/>
-          <w:sz w:val="32"/>
-          <w:szCs w:val="32"/>
-          <w:cs/>
-        </w:rPr>
-        <w:t xml:space="preserve">และการกำกับข้อผิดพลาดด้วย </w:t>
-      </w:r>
-      <w:r>
-        <w:rPr>
-          <w:rFonts w:ascii="TH SarabunPSK" w:hAnsi="TH SarabunPSK" w:cs="TH SarabunPSK"/>
-          <w:sz w:val="32"/>
-          <w:szCs w:val="32"/>
-        </w:rPr>
-        <w:t>Error Workflow</w:t>
-      </w:r>
-      <w:r>
-        <w:rPr>
-          <w:rFonts w:ascii="TH SarabunPSK" w:hAnsi="TH SarabunPSK" w:cs="TH SarabunPSK" w:hint="cs"/>
-          <w:sz w:val="32"/>
-          <w:szCs w:val="32"/>
-          <w:cs/>
-        </w:rPr>
-        <w:t xml:space="preserve"> เป็นต้น</w:t>
-      </w:r>
-    </w:p>
-    <w:p>
-      <w:pPr>
-        <w:tabs>
           <w:tab w:val="left" w:pos="1418"/>
         </w:tabs>
         <w:spacing w:before="60"/>
@@ -2430,6 +2540,7 @@
         <w:tabs>
           <w:tab w:val="left" w:pos="426"/>
           <w:tab w:val="left" w:pos="993"/>
+          <w:tab w:val="left" w:pos="1276"/>
           <w:tab w:val="left" w:pos="1418"/>
         </w:tabs>
         <w:jc w:val="thaiDistribute"/>
@@ -2445,7 +2556,6 @@
           <w:sz w:val="32"/>
           <w:szCs w:val="32"/>
         </w:rPr>
-        <w:lastRenderedPageBreak/>
         <w:tab/>
       </w:r>
       <w:r>
@@ -2453,6 +2563,7 @@
           <w:rFonts w:ascii="TH SarabunPSK" w:hAnsi="TH SarabunPSK" w:cs="TH SarabunPSK"/>
           <w:sz w:val="32"/>
           <w:szCs w:val="32"/>
+          <w:cs/>
         </w:rPr>
         <w:tab/>
       </w:r>
@@ -2462,17 +2573,17 @@
           <w:sz w:val="32"/>
           <w:szCs w:val="32"/>
         </w:rPr>
+        <w:t>1)</w:t>
+      </w:r>
+      <w:r>
+        <w:rPr>
+          <w:rFonts w:ascii="TH SarabunPSK" w:hAnsi="TH SarabunPSK" w:cs="TH SarabunPSK"/>
+          <w:color w:val="FFFFFF" w:themeColor="background1"/>
+          <w:sz w:val="32"/>
+          <w:szCs w:val="32"/>
+          <w:cs/>
+        </w:rPr>
         <w:tab/>
-        <w:t>1)</w:t>
-      </w:r>
-      <w:r>
-        <w:rPr>
-          <w:rFonts w:ascii="TH SarabunPSK" w:hAnsi="TH SarabunPSK" w:cs="TH SarabunPSK"/>
-          <w:color w:val="FFFFFF" w:themeColor="background1"/>
-          <w:sz w:val="32"/>
-          <w:szCs w:val="32"/>
-        </w:rPr>
-        <w:t>**</w:t>
       </w:r>
       <w:r>
         <w:rPr>
@@ -2551,6 +2662,7 @@
         <w:tabs>
           <w:tab w:val="left" w:pos="426"/>
           <w:tab w:val="left" w:pos="993"/>
+          <w:tab w:val="left" w:pos="1276"/>
           <w:tab w:val="left" w:pos="1418"/>
         </w:tabs>
         <w:jc w:val="thaiDistribute"/>
@@ -2573,6 +2685,7 @@
           <w:rFonts w:ascii="TH SarabunPSK" w:hAnsi="TH SarabunPSK" w:cs="TH SarabunPSK"/>
           <w:sz w:val="32"/>
           <w:szCs w:val="32"/>
+          <w:cs/>
         </w:rPr>
         <w:tab/>
       </w:r>
@@ -2582,17 +2695,17 @@
           <w:sz w:val="32"/>
           <w:szCs w:val="32"/>
         </w:rPr>
+        <w:t>2)</w:t>
+      </w:r>
+      <w:r>
+        <w:rPr>
+          <w:rFonts w:ascii="TH SarabunPSK" w:hAnsi="TH SarabunPSK" w:cs="TH SarabunPSK"/>
+          <w:color w:val="FFFFFF" w:themeColor="background1"/>
+          <w:sz w:val="32"/>
+          <w:szCs w:val="32"/>
+          <w:cs/>
+        </w:rPr>
         <w:tab/>
-        <w:t>2)</w:t>
-      </w:r>
-      <w:r>
-        <w:rPr>
-          <w:rFonts w:ascii="TH SarabunPSK" w:hAnsi="TH SarabunPSK" w:cs="TH SarabunPSK"/>
-          <w:color w:val="FFFFFF" w:themeColor="background1"/>
-          <w:sz w:val="32"/>
-          <w:szCs w:val="32"/>
-        </w:rPr>
-        <w:t>**</w:t>
       </w:r>
       <w:r>
         <w:rPr>
@@ -2680,7 +2793,43 @@
           <w:szCs w:val="32"/>
           <w:cs/>
         </w:rPr>
-        <w:t>เวลา/เว็บฮุก/อีเวน</w:t>
+        <w:t>เวลา</w:t>
+      </w:r>
+      <w:r>
+        <w:rPr>
+          <w:rFonts w:ascii="TH SarabunPSK" w:hAnsi="TH SarabunPSK" w:cs="TH SarabunPSK" w:hint="cs"/>
+          <w:sz w:val="32"/>
+          <w:szCs w:val="32"/>
+          <w:cs/>
+        </w:rPr>
+        <w:t xml:space="preserve"> </w:t>
+      </w:r>
+      <w:r>
+        <w:rPr>
+          <w:rFonts w:ascii="TH SarabunPSK" w:hAnsi="TH SarabunPSK" w:cs="TH SarabunPSK"/>
+          <w:sz w:val="32"/>
+          <w:szCs w:val="32"/>
+          <w:cs/>
+        </w:rPr>
+        <w:t>เว็บฮุก</w:t>
+      </w:r>
+      <w:r>
+        <w:rPr>
+          <w:rFonts w:ascii="TH SarabunPSK" w:hAnsi="TH SarabunPSK" w:cs="TH SarabunPSK" w:hint="cs"/>
+          <w:sz w:val="32"/>
+          <w:szCs w:val="32"/>
+          <w:cs/>
+        </w:rPr>
+        <w:t xml:space="preserve"> </w:t>
+      </w:r>
+      <w:r>
+        <w:rPr>
+          <w:rFonts w:ascii="TH SarabunPSK" w:hAnsi="TH SarabunPSK" w:cs="TH SarabunPSK"/>
+          <w:sz w:val="32"/>
+          <w:szCs w:val="32"/>
+          <w:cs/>
+        </w:rPr>
+        <w:t>อีเวน</w:t>
       </w:r>
       <w:proofErr w:type="spellStart"/>
       <w:r>
@@ -2708,7 +2857,7 @@
         <w:tabs>
           <w:tab w:val="left" w:pos="426"/>
           <w:tab w:val="left" w:pos="993"/>
-          <w:tab w:val="left" w:pos="1418"/>
+          <w:tab w:val="left" w:pos="1276"/>
         </w:tabs>
         <w:jc w:val="thaiDistribute"/>
         <w:rPr>
@@ -2730,6 +2879,7 @@
           <w:rFonts w:ascii="TH SarabunPSK" w:hAnsi="TH SarabunPSK" w:cs="TH SarabunPSK"/>
           <w:sz w:val="32"/>
           <w:szCs w:val="32"/>
+          <w:cs/>
         </w:rPr>
         <w:tab/>
       </w:r>
@@ -2739,17 +2889,17 @@
           <w:sz w:val="32"/>
           <w:szCs w:val="32"/>
         </w:rPr>
+        <w:t>3)</w:t>
+      </w:r>
+      <w:r>
+        <w:rPr>
+          <w:rFonts w:ascii="TH SarabunPSK" w:hAnsi="TH SarabunPSK" w:cs="TH SarabunPSK"/>
+          <w:color w:val="FFFFFF" w:themeColor="background1"/>
+          <w:sz w:val="32"/>
+          <w:szCs w:val="32"/>
+          <w:cs/>
+        </w:rPr>
         <w:tab/>
-        <w:t>3)</w:t>
-      </w:r>
-      <w:r>
-        <w:rPr>
-          <w:rFonts w:ascii="TH SarabunPSK" w:hAnsi="TH SarabunPSK" w:cs="TH SarabunPSK"/>
-          <w:color w:val="FFFFFF" w:themeColor="background1"/>
-          <w:sz w:val="32"/>
-          <w:szCs w:val="32"/>
-        </w:rPr>
-        <w:t>**</w:t>
       </w:r>
       <w:r>
         <w:rPr>
@@ -2794,7 +2944,7 @@
         <w:tabs>
           <w:tab w:val="left" w:pos="426"/>
           <w:tab w:val="left" w:pos="993"/>
-          <w:tab w:val="left" w:pos="1418"/>
+          <w:tab w:val="left" w:pos="1276"/>
         </w:tabs>
         <w:jc w:val="thaiDistribute"/>
         <w:rPr>
@@ -2816,6 +2966,7 @@
           <w:rFonts w:ascii="TH SarabunPSK" w:hAnsi="TH SarabunPSK" w:cs="TH SarabunPSK"/>
           <w:sz w:val="32"/>
           <w:szCs w:val="32"/>
+          <w:cs/>
         </w:rPr>
         <w:tab/>
       </w:r>
@@ -2825,7 +2976,6 @@
           <w:sz w:val="32"/>
           <w:szCs w:val="32"/>
         </w:rPr>
-        <w:tab/>
         <w:t>4)</w:t>
       </w:r>
       <w:r>
@@ -2835,7 +2985,7 @@
           <w:sz w:val="32"/>
           <w:szCs w:val="32"/>
         </w:rPr>
-        <w:t>**</w:t>
+        <w:t>*</w:t>
       </w:r>
       <w:r>
         <w:rPr>
@@ -3045,7 +3195,7 @@
       </w:r>
       <w:r>
         <w:rPr>
-          <w:rStyle w:val="af"/>
+          <w:rStyle w:val="Strong"/>
           <w:rFonts w:ascii="TH SarabunPSK" w:hAnsi="TH SarabunPSK" w:cs="TH SarabunPSK" w:hint="cs"/>
           <w:b w:val="0"/>
           <w:bCs w:val="0"/>
@@ -3153,6 +3303,7 @@
         </w:rPr>
         <w:t xml:space="preserve">มาใช้ได้ เช่น </w:t>
       </w:r>
+      <w:proofErr w:type="spellStart"/>
       <w:r>
         <w:rPr>
           <w:rFonts w:ascii="TH SarabunPSK" w:hAnsi="TH SarabunPSK" w:cs="TH SarabunPSK"/>
@@ -3161,6 +3312,7 @@
         </w:rPr>
         <w:t>OpenAI</w:t>
       </w:r>
+      <w:proofErr w:type="spellEnd"/>
       <w:r>
         <w:rPr>
           <w:rFonts w:ascii="TH SarabunPSK" w:hAnsi="TH SarabunPSK" w:cs="TH SarabunPSK"/>
@@ -3184,6 +3336,41 @@
           <w:szCs w:val="32"/>
         </w:rPr>
         <w:t xml:space="preserve">, </w:t>
+      </w:r>
+      <w:proofErr w:type="spellStart"/>
+      <w:r>
+        <w:rPr>
+          <w:rFonts w:ascii="TH SarabunPSK" w:hAnsi="TH SarabunPSK" w:cs="TH SarabunPSK"/>
+          <w:sz w:val="32"/>
+          <w:szCs w:val="32"/>
+        </w:rPr>
+        <w:t>Deepseek</w:t>
+      </w:r>
+      <w:proofErr w:type="spellEnd"/>
+      <w:r>
+        <w:rPr>
+          <w:rFonts w:ascii="TH SarabunPSK" w:hAnsi="TH SarabunPSK" w:cs="TH SarabunPSK"/>
+          <w:sz w:val="32"/>
+          <w:szCs w:val="32"/>
+        </w:rPr>
+        <w:t xml:space="preserve"> </w:t>
+      </w:r>
+      <w:r>
+        <w:rPr>
+          <w:rFonts w:ascii="TH SarabunPSK" w:hAnsi="TH SarabunPSK" w:cs="TH SarabunPSK" w:hint="cs"/>
+          <w:sz w:val="32"/>
+          <w:szCs w:val="32"/>
+          <w:cs/>
+        </w:rPr>
+        <w:t xml:space="preserve">และอื่นๆ เป็นต้น </w:t>
+      </w:r>
+      <w:r>
+        <w:rPr>
+          <w:rFonts w:ascii="TH SarabunPSK" w:hAnsi="TH SarabunPSK" w:cs="TH SarabunPSK"/>
+          <w:sz w:val="32"/>
+          <w:szCs w:val="32"/>
+        </w:rPr>
+        <w:t xml:space="preserve"> </w:t>
       </w:r>
     </w:p>
     <w:p>
@@ -3198,41 +3385,6 @@
           <w:szCs w:val="32"/>
         </w:rPr>
       </w:pPr>
-      <w:proofErr w:type="spellStart"/>
-      <w:r>
-        <w:rPr>
-          <w:rFonts w:ascii="TH SarabunPSK" w:hAnsi="TH SarabunPSK" w:cs="TH SarabunPSK"/>
-          <w:sz w:val="32"/>
-          <w:szCs w:val="32"/>
-        </w:rPr>
-        <w:t>Deepseek</w:t>
-      </w:r>
-      <w:proofErr w:type="spellEnd"/>
-      <w:r>
-        <w:rPr>
-          <w:rFonts w:ascii="TH SarabunPSK" w:hAnsi="TH SarabunPSK" w:cs="TH SarabunPSK"/>
-          <w:sz w:val="32"/>
-          <w:szCs w:val="32"/>
-        </w:rPr>
-        <w:t xml:space="preserve"> </w:t>
-      </w:r>
-      <w:r>
-        <w:rPr>
-          <w:rFonts w:ascii="TH SarabunPSK" w:hAnsi="TH SarabunPSK" w:cs="TH SarabunPSK" w:hint="cs"/>
-          <w:sz w:val="32"/>
-          <w:szCs w:val="32"/>
-          <w:cs/>
-        </w:rPr>
-        <w:t xml:space="preserve">และอื่นๆ เป็นต้น </w:t>
-      </w:r>
-      <w:r>
-        <w:rPr>
-          <w:rFonts w:ascii="TH SarabunPSK" w:hAnsi="TH SarabunPSK" w:cs="TH SarabunPSK"/>
-          <w:sz w:val="32"/>
-          <w:szCs w:val="32"/>
-        </w:rPr>
-        <w:t xml:space="preserve"> </w:t>
-      </w:r>
     </w:p>
     <w:p>
       <w:pPr>
@@ -3252,6 +3404,19 @@
         <w:tabs>
           <w:tab w:val="left" w:pos="426"/>
         </w:tabs>
+        <w:jc w:val="thaiDistribute"/>
+        <w:rPr>
+          <w:rFonts w:ascii="TH SarabunPSK" w:hAnsi="TH SarabunPSK" w:cs="TH SarabunPSK"/>
+          <w:sz w:val="32"/>
+          <w:szCs w:val="32"/>
+        </w:rPr>
+      </w:pPr>
+    </w:p>
+    <w:p>
+      <w:pPr>
+        <w:tabs>
+          <w:tab w:val="left" w:pos="426"/>
+        </w:tabs>
         <w:rPr>
           <w:rFonts w:ascii="TH SarabunPSK" w:hAnsi="TH SarabunPSK" w:cs="TH SarabunPSK"/>
           <w:b/>
@@ -3268,6 +3433,7 @@
           <w:sz w:val="32"/>
           <w:szCs w:val="32"/>
         </w:rPr>
+        <w:lastRenderedPageBreak/>
         <w:t>2.</w:t>
       </w:r>
       <w:r>
@@ -3287,6 +3453,7 @@
           <w:bCs/>
           <w:sz w:val="32"/>
           <w:szCs w:val="32"/>
+          <w:cs/>
         </w:rPr>
         <w:tab/>
       </w:r>
@@ -3501,7 +3668,7 @@
         </w:tabs>
         <w:jc w:val="center"/>
         <w:rPr>
-          <w:rFonts w:ascii="TH SarabunPSK" w:hAnsi="TH SarabunPSK" w:cs="TH SarabunPSK" w:hint="cs"/>
+          <w:rFonts w:ascii="TH SarabunPSK" w:hAnsi="TH SarabunPSK" w:cs="TH SarabunPSK"/>
           <w:sz w:val="32"/>
           <w:szCs w:val="32"/>
         </w:rPr>
@@ -3545,6 +3712,21 @@
           <w:tab w:val="left" w:pos="426"/>
           <w:tab w:val="left" w:pos="993"/>
         </w:tabs>
+        <w:jc w:val="center"/>
+        <w:rPr>
+          <w:rFonts w:ascii="TH SarabunPSK" w:hAnsi="TH SarabunPSK" w:cs="TH SarabunPSK"/>
+          <w:sz w:val="32"/>
+          <w:szCs w:val="32"/>
+        </w:rPr>
+      </w:pPr>
+    </w:p>
+    <w:p>
+      <w:pPr>
+        <w:tabs>
+          <w:tab w:val="left" w:pos="426"/>
+          <w:tab w:val="left" w:pos="709"/>
+          <w:tab w:val="left" w:pos="993"/>
+        </w:tabs>
         <w:jc w:val="thaiDistribute"/>
         <w:rPr>
           <w:rFonts w:ascii="TH SarabunPSK" w:hAnsi="TH SarabunPSK" w:cs="TH SarabunPSK"/>
@@ -3573,12 +3755,23 @@
       <w:r>
         <w:rPr>
           <w:rFonts w:ascii="TH SarabunPSK" w:hAnsi="TH SarabunPSK" w:cs="TH SarabunPSK"/>
+          <w:color w:val="000000" w:themeColor="text1"/>
           <w:sz w:val="32"/>
           <w:szCs w:val="32"/>
           <w:cs/>
         </w:rPr>
         <w:tab/>
       </w:r>
+      <w:proofErr w:type="spellStart"/>
+      <w:r>
+        <w:rPr>
+          <w:rFonts w:ascii="TH SarabunPSK" w:hAnsi="TH SarabunPSK" w:cs="TH SarabunPSK"/>
+          <w:sz w:val="32"/>
+          <w:szCs w:val="32"/>
+        </w:rPr>
+        <w:t>Supabase</w:t>
+      </w:r>
+      <w:proofErr w:type="spellEnd"/>
       <w:r>
         <w:rPr>
           <w:rFonts w:ascii="TH SarabunPSK" w:hAnsi="TH SarabunPSK" w:cs="TH SarabunPSK"/>
@@ -3587,6 +3780,59 @@
         </w:rPr>
         <w:t xml:space="preserve"> </w:t>
       </w:r>
+      <w:r>
+        <w:rPr>
+          <w:rFonts w:ascii="TH SarabunPSK" w:hAnsi="TH SarabunPSK" w:cs="TH SarabunPSK"/>
+          <w:sz w:val="32"/>
+          <w:szCs w:val="32"/>
+          <w:cs/>
+        </w:rPr>
+        <w:t xml:space="preserve">คือ </w:t>
+      </w:r>
+      <w:proofErr w:type="gramStart"/>
+      <w:r>
+        <w:rPr>
+          <w:rFonts w:ascii="TH SarabunPSK" w:hAnsi="TH SarabunPSK" w:cs="TH SarabunPSK"/>
+          <w:sz w:val="32"/>
+          <w:szCs w:val="32"/>
+        </w:rPr>
+        <w:t>open source</w:t>
+      </w:r>
+      <w:proofErr w:type="gramEnd"/>
+      <w:r>
+        <w:rPr>
+          <w:rFonts w:ascii="TH SarabunPSK" w:hAnsi="TH SarabunPSK" w:cs="TH SarabunPSK"/>
+          <w:sz w:val="32"/>
+          <w:szCs w:val="32"/>
+        </w:rPr>
+        <w:t xml:space="preserve"> platform </w:t>
+      </w:r>
+      <w:r>
+        <w:rPr>
+          <w:rFonts w:ascii="TH SarabunPSK" w:hAnsi="TH SarabunPSK" w:cs="TH SarabunPSK"/>
+          <w:sz w:val="32"/>
+          <w:szCs w:val="32"/>
+          <w:cs/>
+        </w:rPr>
+        <w:t xml:space="preserve">ที่ทำการเตรียมเครื่องมือให้นักพัฒนาสามารถขึ้นงาน </w:t>
+      </w:r>
+      <w:r>
+        <w:rPr>
+          <w:rFonts w:ascii="TH SarabunPSK" w:hAnsi="TH SarabunPSK" w:cs="TH SarabunPSK"/>
+          <w:sz w:val="32"/>
+          <w:szCs w:val="32"/>
+        </w:rPr>
+        <w:t xml:space="preserve">application </w:t>
+      </w:r>
+      <w:r>
+        <w:rPr>
+          <w:rFonts w:ascii="TH SarabunPSK" w:hAnsi="TH SarabunPSK" w:cs="TH SarabunPSK"/>
+          <w:sz w:val="32"/>
+          <w:szCs w:val="32"/>
+          <w:cs/>
+        </w:rPr>
+        <w:t xml:space="preserve">ได้อย่างรวดเร็วขึ้น ซึ่งหลายๆคนจะมองว่า </w:t>
+      </w:r>
       <w:proofErr w:type="spellStart"/>
       <w:r>
         <w:rPr>
@@ -3612,51 +3858,58 @@
           <w:szCs w:val="32"/>
           <w:cs/>
         </w:rPr>
-        <w:t xml:space="preserve">คือ </w:t>
-      </w:r>
-      <w:proofErr w:type="gramStart"/>
-      <w:r>
-        <w:rPr>
-          <w:rFonts w:ascii="TH SarabunPSK" w:hAnsi="TH SarabunPSK" w:cs="TH SarabunPSK"/>
-          <w:sz w:val="32"/>
-          <w:szCs w:val="32"/>
-        </w:rPr>
-        <w:t>open source</w:t>
-      </w:r>
-      <w:proofErr w:type="gramEnd"/>
-      <w:r>
-        <w:rPr>
-          <w:rFonts w:ascii="TH SarabunPSK" w:hAnsi="TH SarabunPSK" w:cs="TH SarabunPSK"/>
-          <w:sz w:val="32"/>
-          <w:szCs w:val="32"/>
-        </w:rPr>
-        <w:t xml:space="preserve"> platform </w:t>
-      </w:r>
-      <w:r>
-        <w:rPr>
-          <w:rFonts w:ascii="TH SarabunPSK" w:hAnsi="TH SarabunPSK" w:cs="TH SarabunPSK"/>
-          <w:sz w:val="32"/>
-          <w:szCs w:val="32"/>
-          <w:cs/>
-        </w:rPr>
-        <w:t xml:space="preserve">ที่ทำการเตรียมเครื่องมือให้นักพัฒนาสามารถขึ้นงาน </w:t>
-      </w:r>
-      <w:r>
-        <w:rPr>
-          <w:rFonts w:ascii="TH SarabunPSK" w:hAnsi="TH SarabunPSK" w:cs="TH SarabunPSK"/>
-          <w:sz w:val="32"/>
-          <w:szCs w:val="32"/>
-        </w:rPr>
-        <w:t xml:space="preserve">application </w:t>
-      </w:r>
-      <w:r>
-        <w:rPr>
-          <w:rFonts w:ascii="TH SarabunPSK" w:hAnsi="TH SarabunPSK" w:cs="TH SarabunPSK"/>
-          <w:sz w:val="32"/>
-          <w:szCs w:val="32"/>
-          <w:cs/>
-        </w:rPr>
-        <w:t xml:space="preserve">ได้อย่างรวดเร็วขึ้น ซึ่งหลายๆคนจะมองว่า </w:t>
+        <w:t xml:space="preserve">มีลักษณะใกล้เคียงกันกับ </w:t>
+      </w:r>
+      <w:r>
+        <w:rPr>
+          <w:rFonts w:ascii="TH SarabunPSK" w:hAnsi="TH SarabunPSK" w:cs="TH SarabunPSK"/>
+          <w:sz w:val="32"/>
+          <w:szCs w:val="32"/>
+        </w:rPr>
+        <w:t xml:space="preserve">Firebase </w:t>
+      </w:r>
+      <w:r>
+        <w:rPr>
+          <w:rFonts w:ascii="TH SarabunPSK" w:hAnsi="TH SarabunPSK" w:cs="TH SarabunPSK"/>
+          <w:sz w:val="32"/>
+          <w:szCs w:val="32"/>
+          <w:cs/>
+        </w:rPr>
+        <w:t xml:space="preserve">เลย (มี </w:t>
+      </w:r>
+      <w:r>
+        <w:rPr>
+          <w:rFonts w:ascii="TH SarabunPSK" w:hAnsi="TH SarabunPSK" w:cs="TH SarabunPSK"/>
+          <w:sz w:val="32"/>
+          <w:szCs w:val="32"/>
+        </w:rPr>
+        <w:t xml:space="preserve">Service </w:t>
+      </w:r>
+      <w:r>
+        <w:rPr>
+          <w:rFonts w:ascii="TH SarabunPSK" w:hAnsi="TH SarabunPSK" w:cs="TH SarabunPSK"/>
+          <w:sz w:val="32"/>
+          <w:szCs w:val="32"/>
+          <w:cs/>
+        </w:rPr>
+        <w:t xml:space="preserve">หลายๆตัวใกล้เคียงกันด้วย) โดย </w:t>
+      </w:r>
+      <w:r>
+        <w:rPr>
+          <w:rFonts w:ascii="TH SarabunPSK" w:hAnsi="TH SarabunPSK" w:cs="TH SarabunPSK"/>
+          <w:sz w:val="32"/>
+          <w:szCs w:val="32"/>
+        </w:rPr>
+        <w:t xml:space="preserve">feature </w:t>
+      </w:r>
+      <w:r>
+        <w:rPr>
+          <w:rFonts w:ascii="TH SarabunPSK" w:hAnsi="TH SarabunPSK" w:cs="TH SarabunPSK"/>
+          <w:sz w:val="32"/>
+          <w:szCs w:val="32"/>
+          <w:cs/>
+        </w:rPr>
+        <w:t xml:space="preserve">หลักๆของ </w:t>
       </w:r>
       <w:proofErr w:type="spellStart"/>
       <w:r>
@@ -3683,24 +3936,954 @@
           <w:szCs w:val="32"/>
           <w:cs/>
         </w:rPr>
-        <w:t xml:space="preserve">มีลักษณะใกล้เคียงกันกับ </w:t>
-      </w:r>
-      <w:r>
-        <w:rPr>
-          <w:rFonts w:ascii="TH SarabunPSK" w:hAnsi="TH SarabunPSK" w:cs="TH SarabunPSK"/>
-          <w:sz w:val="32"/>
-          <w:szCs w:val="32"/>
-        </w:rPr>
-        <w:t xml:space="preserve">Firebase </w:t>
-      </w:r>
-      <w:r>
-        <w:rPr>
-          <w:rFonts w:ascii="TH SarabunPSK" w:hAnsi="TH SarabunPSK" w:cs="TH SarabunPSK"/>
-          <w:sz w:val="32"/>
-          <w:szCs w:val="32"/>
-          <w:cs/>
-        </w:rPr>
-        <w:t xml:space="preserve">เลย (มี </w:t>
+        <w:t>คือ</w:t>
+      </w:r>
+      <w:r>
+        <w:rPr>
+          <w:rFonts w:ascii="TH SarabunPSK" w:hAnsi="TH SarabunPSK" w:cs="TH SarabunPSK"/>
+          <w:sz w:val="32"/>
+          <w:szCs w:val="32"/>
+        </w:rPr>
+        <w:t xml:space="preserve"> </w:t>
+      </w:r>
+    </w:p>
+    <w:p>
+      <w:pPr>
+        <w:tabs>
+          <w:tab w:val="left" w:pos="993"/>
+          <w:tab w:val="left" w:pos="1276"/>
+        </w:tabs>
+        <w:ind w:left="360"/>
+        <w:jc w:val="thaiDistribute"/>
+        <w:rPr>
+          <w:rFonts w:ascii="TH SarabunPSK" w:hAnsi="TH SarabunPSK" w:cs="TH SarabunPSK"/>
+          <w:sz w:val="32"/>
+          <w:szCs w:val="32"/>
+        </w:rPr>
+      </w:pPr>
+      <w:r>
+        <w:rPr>
+          <w:rFonts w:ascii="TH SarabunPSK" w:hAnsi="TH SarabunPSK" w:cs="TH SarabunPSK"/>
+          <w:sz w:val="32"/>
+          <w:szCs w:val="32"/>
+          <w:cs/>
+        </w:rPr>
+        <w:tab/>
+      </w:r>
+      <w:r>
+        <w:rPr>
+          <w:rFonts w:ascii="TH SarabunPSK" w:hAnsi="TH SarabunPSK" w:cs="TH SarabunPSK"/>
+          <w:sz w:val="32"/>
+          <w:szCs w:val="32"/>
+        </w:rPr>
+        <w:t>1)</w:t>
+      </w:r>
+      <w:r>
+        <w:rPr>
+          <w:rFonts w:ascii="TH SarabunPSK" w:hAnsi="TH SarabunPSK" w:cs="TH SarabunPSK"/>
+          <w:color w:val="FFFFFF" w:themeColor="background1"/>
+          <w:sz w:val="32"/>
+          <w:szCs w:val="32"/>
+        </w:rPr>
+        <w:t>*</w:t>
+      </w:r>
+      <w:r>
+        <w:rPr>
+          <w:rFonts w:ascii="TH SarabunPSK" w:hAnsi="TH SarabunPSK" w:cs="TH SarabunPSK"/>
+          <w:sz w:val="32"/>
+          <w:szCs w:val="32"/>
+        </w:rPr>
+        <w:t xml:space="preserve">Database </w:t>
+      </w:r>
+      <w:r>
+        <w:rPr>
+          <w:rFonts w:ascii="TH SarabunPSK" w:hAnsi="TH SarabunPSK" w:cs="TH SarabunPSK"/>
+          <w:sz w:val="32"/>
+          <w:szCs w:val="32"/>
+          <w:cs/>
+        </w:rPr>
+        <w:t xml:space="preserve">ใช้ </w:t>
+      </w:r>
+      <w:r>
+        <w:rPr>
+          <w:rFonts w:ascii="TH SarabunPSK" w:hAnsi="TH SarabunPSK" w:cs="TH SarabunPSK"/>
+          <w:sz w:val="32"/>
+          <w:szCs w:val="32"/>
+        </w:rPr>
+        <w:t xml:space="preserve">PostgreSQL </w:t>
+      </w:r>
+      <w:r>
+        <w:rPr>
+          <w:rFonts w:ascii="TH SarabunPSK" w:hAnsi="TH SarabunPSK" w:cs="TH SarabunPSK"/>
+          <w:sz w:val="32"/>
+          <w:szCs w:val="32"/>
+          <w:cs/>
+        </w:rPr>
+        <w:t xml:space="preserve">ซึ่งถือว่าเป็น </w:t>
+      </w:r>
+      <w:r>
+        <w:rPr>
+          <w:rFonts w:ascii="TH SarabunPSK" w:hAnsi="TH SarabunPSK" w:cs="TH SarabunPSK"/>
+          <w:sz w:val="32"/>
+          <w:szCs w:val="32"/>
+        </w:rPr>
+        <w:t xml:space="preserve">DB </w:t>
+      </w:r>
+      <w:r>
+        <w:rPr>
+          <w:rFonts w:ascii="TH SarabunPSK" w:hAnsi="TH SarabunPSK" w:cs="TH SarabunPSK"/>
+          <w:sz w:val="32"/>
+          <w:szCs w:val="32"/>
+          <w:cs/>
+        </w:rPr>
+        <w:t xml:space="preserve">สุดทรงพลังที่สามารถ </w:t>
+      </w:r>
+      <w:r>
+        <w:rPr>
+          <w:rFonts w:ascii="TH SarabunPSK" w:hAnsi="TH SarabunPSK" w:cs="TH SarabunPSK"/>
+          <w:sz w:val="32"/>
+          <w:szCs w:val="32"/>
+        </w:rPr>
+        <w:t xml:space="preserve">query </w:t>
+      </w:r>
+      <w:r>
+        <w:rPr>
+          <w:rFonts w:ascii="TH SarabunPSK" w:hAnsi="TH SarabunPSK" w:cs="TH SarabunPSK"/>
+          <w:sz w:val="32"/>
+          <w:szCs w:val="32"/>
+          <w:cs/>
+        </w:rPr>
+        <w:t xml:space="preserve">ข้อมูลได้หลากหลายประเภท รวมถึงสามารถทำ </w:t>
+      </w:r>
+      <w:r>
+        <w:rPr>
+          <w:rFonts w:ascii="TH SarabunPSK" w:hAnsi="TH SarabunPSK" w:cs="TH SarabunPSK"/>
+          <w:sz w:val="32"/>
+          <w:szCs w:val="32"/>
+        </w:rPr>
+        <w:t>complex queries, relation (</w:t>
+      </w:r>
+      <w:r>
+        <w:rPr>
+          <w:rFonts w:ascii="TH SarabunPSK" w:hAnsi="TH SarabunPSK" w:cs="TH SarabunPSK"/>
+          <w:sz w:val="32"/>
+          <w:szCs w:val="32"/>
+          <w:cs/>
+        </w:rPr>
+        <w:t xml:space="preserve">ตามคุณสมบัติของ </w:t>
+      </w:r>
+      <w:r>
+        <w:rPr>
+          <w:rFonts w:ascii="TH SarabunPSK" w:hAnsi="TH SarabunPSK" w:cs="TH SarabunPSK"/>
+          <w:sz w:val="32"/>
+          <w:szCs w:val="32"/>
+        </w:rPr>
+        <w:t xml:space="preserve">SQL) </w:t>
+      </w:r>
+      <w:r>
+        <w:rPr>
+          <w:rFonts w:ascii="TH SarabunPSK" w:hAnsi="TH SarabunPSK" w:cs="TH SarabunPSK"/>
+          <w:sz w:val="32"/>
+          <w:szCs w:val="32"/>
+          <w:cs/>
+        </w:rPr>
+        <w:t>ได้</w:t>
+      </w:r>
+    </w:p>
+    <w:p>
+      <w:pPr>
+        <w:tabs>
+          <w:tab w:val="left" w:pos="567"/>
+          <w:tab w:val="left" w:pos="993"/>
+          <w:tab w:val="left" w:pos="1276"/>
+        </w:tabs>
+        <w:ind w:left="360"/>
+        <w:jc w:val="thaiDistribute"/>
+        <w:rPr>
+          <w:rFonts w:ascii="TH SarabunPSK" w:hAnsi="TH SarabunPSK" w:cs="TH SarabunPSK"/>
+          <w:sz w:val="32"/>
+          <w:szCs w:val="32"/>
+        </w:rPr>
+      </w:pPr>
+      <w:r>
+        <w:rPr>
+          <w:rFonts w:ascii="TH SarabunPSK" w:hAnsi="TH SarabunPSK" w:cs="TH SarabunPSK"/>
+          <w:sz w:val="32"/>
+          <w:szCs w:val="32"/>
+          <w:cs/>
+        </w:rPr>
+        <w:tab/>
+      </w:r>
+      <w:r>
+        <w:rPr>
+          <w:rFonts w:ascii="TH SarabunPSK" w:hAnsi="TH SarabunPSK" w:cs="TH SarabunPSK"/>
+          <w:sz w:val="32"/>
+          <w:szCs w:val="32"/>
+          <w:cs/>
+        </w:rPr>
+        <w:tab/>
+      </w:r>
+      <w:r>
+        <w:rPr>
+          <w:rFonts w:ascii="TH SarabunPSK" w:hAnsi="TH SarabunPSK" w:cs="TH SarabunPSK"/>
+          <w:sz w:val="32"/>
+          <w:szCs w:val="32"/>
+        </w:rPr>
+        <w:t>2)</w:t>
+      </w:r>
+      <w:r>
+        <w:rPr>
+          <w:rFonts w:ascii="TH SarabunPSK" w:hAnsi="TH SarabunPSK" w:cs="TH SarabunPSK"/>
+          <w:color w:val="FFFFFF" w:themeColor="background1"/>
+          <w:sz w:val="32"/>
+          <w:szCs w:val="32"/>
+        </w:rPr>
+        <w:t>*</w:t>
+      </w:r>
+      <w:r>
+        <w:rPr>
+          <w:rFonts w:ascii="TH SarabunPSK" w:hAnsi="TH SarabunPSK" w:cs="TH SarabunPSK"/>
+          <w:sz w:val="32"/>
+          <w:szCs w:val="32"/>
+          <w:cs/>
+        </w:rPr>
+        <w:t xml:space="preserve">มี </w:t>
+      </w:r>
+      <w:r>
+        <w:rPr>
+          <w:rFonts w:ascii="TH SarabunPSK" w:hAnsi="TH SarabunPSK" w:cs="TH SarabunPSK"/>
+          <w:sz w:val="32"/>
+          <w:szCs w:val="32"/>
+        </w:rPr>
+        <w:t xml:space="preserve">Authentication service </w:t>
+      </w:r>
+      <w:r>
+        <w:rPr>
+          <w:rFonts w:ascii="TH SarabunPSK" w:hAnsi="TH SarabunPSK" w:cs="TH SarabunPSK"/>
+          <w:sz w:val="32"/>
+          <w:szCs w:val="32"/>
+          <w:cs/>
+        </w:rPr>
+        <w:t xml:space="preserve">ที่สามารถทำ </w:t>
+      </w:r>
+      <w:r>
+        <w:rPr>
+          <w:rFonts w:ascii="TH SarabunPSK" w:hAnsi="TH SarabunPSK" w:cs="TH SarabunPSK"/>
+          <w:sz w:val="32"/>
+          <w:szCs w:val="32"/>
+        </w:rPr>
+        <w:t xml:space="preserve">Service Auth </w:t>
+      </w:r>
+      <w:r>
+        <w:rPr>
+          <w:rFonts w:ascii="TH SarabunPSK" w:hAnsi="TH SarabunPSK" w:cs="TH SarabunPSK"/>
+          <w:sz w:val="32"/>
+          <w:szCs w:val="32"/>
+          <w:cs/>
+        </w:rPr>
+        <w:t xml:space="preserve">เอง หรือจะใช้ร่วมกับ </w:t>
+      </w:r>
+      <w:r>
+        <w:rPr>
+          <w:rFonts w:ascii="TH SarabunPSK" w:hAnsi="TH SarabunPSK" w:cs="TH SarabunPSK"/>
+          <w:sz w:val="32"/>
+          <w:szCs w:val="32"/>
+        </w:rPr>
+        <w:t xml:space="preserve">3rd party </w:t>
+      </w:r>
+      <w:r>
+        <w:rPr>
+          <w:rFonts w:ascii="TH SarabunPSK" w:hAnsi="TH SarabunPSK" w:cs="TH SarabunPSK"/>
+          <w:sz w:val="32"/>
+          <w:szCs w:val="32"/>
+          <w:cs/>
+        </w:rPr>
+        <w:t xml:space="preserve">อย่าง </w:t>
+      </w:r>
+      <w:r>
+        <w:rPr>
+          <w:rFonts w:ascii="TH SarabunPSK" w:hAnsi="TH SarabunPSK" w:cs="TH SarabunPSK"/>
+          <w:sz w:val="32"/>
+          <w:szCs w:val="32"/>
+        </w:rPr>
+        <w:t xml:space="preserve">n8n, </w:t>
+      </w:r>
+      <w:r>
+        <w:rPr>
+          <w:rFonts w:ascii="TH SarabunPSK" w:hAnsi="TH SarabunPSK" w:cs="TH SarabunPSK"/>
+          <w:sz w:val="32"/>
+          <w:szCs w:val="32"/>
+        </w:rPr>
+        <w:t xml:space="preserve">Google, GitHub, Facebook, X (Twitter) </w:t>
+      </w:r>
+      <w:r>
+        <w:rPr>
+          <w:rFonts w:ascii="TH SarabunPSK" w:hAnsi="TH SarabunPSK" w:cs="TH SarabunPSK"/>
+          <w:sz w:val="32"/>
+          <w:szCs w:val="32"/>
+          <w:cs/>
+        </w:rPr>
+        <w:t>ก็ได้</w:t>
+      </w:r>
+    </w:p>
+    <w:p>
+      <w:pPr>
+        <w:tabs>
+          <w:tab w:val="left" w:pos="567"/>
+          <w:tab w:val="left" w:pos="993"/>
+          <w:tab w:val="left" w:pos="1276"/>
+        </w:tabs>
+        <w:ind w:left="360"/>
+        <w:jc w:val="thaiDistribute"/>
+        <w:rPr>
+          <w:rFonts w:ascii="TH SarabunPSK" w:hAnsi="TH SarabunPSK" w:cs="TH SarabunPSK"/>
+          <w:sz w:val="32"/>
+          <w:szCs w:val="32"/>
+        </w:rPr>
+      </w:pPr>
+      <w:r>
+        <w:rPr>
+          <w:rFonts w:ascii="TH SarabunPSK" w:hAnsi="TH SarabunPSK" w:cs="TH SarabunPSK"/>
+          <w:sz w:val="32"/>
+          <w:szCs w:val="32"/>
+        </w:rPr>
+        <w:tab/>
+      </w:r>
+      <w:r>
+        <w:rPr>
+          <w:rFonts w:ascii="TH SarabunPSK" w:hAnsi="TH SarabunPSK" w:cs="TH SarabunPSK"/>
+          <w:sz w:val="32"/>
+          <w:szCs w:val="32"/>
+          <w:cs/>
+        </w:rPr>
+        <w:tab/>
+      </w:r>
+      <w:r>
+        <w:rPr>
+          <w:rFonts w:ascii="TH SarabunPSK" w:hAnsi="TH SarabunPSK" w:cs="TH SarabunPSK"/>
+          <w:sz w:val="32"/>
+          <w:szCs w:val="32"/>
+        </w:rPr>
+        <w:t>3)</w:t>
+      </w:r>
+      <w:r>
+        <w:rPr>
+          <w:rFonts w:ascii="TH SarabunPSK" w:hAnsi="TH SarabunPSK" w:cs="TH SarabunPSK"/>
+          <w:color w:val="FFFFFF" w:themeColor="background1"/>
+          <w:sz w:val="32"/>
+          <w:szCs w:val="32"/>
+          <w:cs/>
+        </w:rPr>
+        <w:tab/>
+      </w:r>
+      <w:r>
+        <w:rPr>
+          <w:rFonts w:ascii="TH SarabunPSK" w:hAnsi="TH SarabunPSK" w:cs="TH SarabunPSK"/>
+          <w:sz w:val="32"/>
+          <w:szCs w:val="32"/>
+          <w:cs/>
+        </w:rPr>
+        <w:t xml:space="preserve">มี </w:t>
+      </w:r>
+      <w:r>
+        <w:rPr>
+          <w:rFonts w:ascii="TH SarabunPSK" w:hAnsi="TH SarabunPSK" w:cs="TH SarabunPSK"/>
+          <w:sz w:val="32"/>
+          <w:szCs w:val="32"/>
+        </w:rPr>
+        <w:t xml:space="preserve">Feature </w:t>
+      </w:r>
+      <w:proofErr w:type="spellStart"/>
+      <w:r>
+        <w:rPr>
+          <w:rFonts w:ascii="TH SarabunPSK" w:hAnsi="TH SarabunPSK" w:cs="TH SarabunPSK"/>
+          <w:sz w:val="32"/>
+          <w:szCs w:val="32"/>
+        </w:rPr>
+        <w:t>realtime</w:t>
+      </w:r>
+      <w:proofErr w:type="spellEnd"/>
+      <w:r>
+        <w:rPr>
+          <w:rFonts w:ascii="TH SarabunPSK" w:hAnsi="TH SarabunPSK" w:cs="TH SarabunPSK"/>
+          <w:sz w:val="32"/>
+          <w:szCs w:val="32"/>
+        </w:rPr>
+        <w:t xml:space="preserve"> </w:t>
+      </w:r>
+      <w:r>
+        <w:rPr>
+          <w:rFonts w:ascii="TH SarabunPSK" w:hAnsi="TH SarabunPSK" w:cs="TH SarabunPSK"/>
+          <w:sz w:val="32"/>
+          <w:szCs w:val="32"/>
+          <w:cs/>
+        </w:rPr>
+        <w:t xml:space="preserve">ที่สามารถดึงข้อมูลแบบ </w:t>
+      </w:r>
+      <w:proofErr w:type="spellStart"/>
+      <w:r>
+        <w:rPr>
+          <w:rFonts w:ascii="TH SarabunPSK" w:hAnsi="TH SarabunPSK" w:cs="TH SarabunPSK"/>
+          <w:sz w:val="32"/>
+          <w:szCs w:val="32"/>
+        </w:rPr>
+        <w:t>realtime</w:t>
+      </w:r>
+      <w:proofErr w:type="spellEnd"/>
+      <w:r>
+        <w:rPr>
+          <w:rFonts w:ascii="TH SarabunPSK" w:hAnsi="TH SarabunPSK" w:cs="TH SarabunPSK"/>
+          <w:sz w:val="32"/>
+          <w:szCs w:val="32"/>
+        </w:rPr>
+        <w:t xml:space="preserve"> </w:t>
+      </w:r>
+      <w:r>
+        <w:rPr>
+          <w:rFonts w:ascii="TH SarabunPSK" w:hAnsi="TH SarabunPSK" w:cs="TH SarabunPSK"/>
+          <w:sz w:val="32"/>
+          <w:szCs w:val="32"/>
+          <w:cs/>
+        </w:rPr>
+        <w:t xml:space="preserve">เมื่อมี </w:t>
+      </w:r>
+      <w:r>
+        <w:rPr>
+          <w:rFonts w:ascii="TH SarabunPSK" w:hAnsi="TH SarabunPSK" w:cs="TH SarabunPSK"/>
+          <w:sz w:val="32"/>
+          <w:szCs w:val="32"/>
+        </w:rPr>
+        <w:t xml:space="preserve">change </w:t>
+      </w:r>
+      <w:r>
+        <w:rPr>
+          <w:rFonts w:ascii="TH SarabunPSK" w:hAnsi="TH SarabunPSK" w:cs="TH SarabunPSK"/>
+          <w:sz w:val="32"/>
+          <w:szCs w:val="32"/>
+          <w:cs/>
+        </w:rPr>
+        <w:t xml:space="preserve">กับ </w:t>
+      </w:r>
+      <w:r>
+        <w:rPr>
+          <w:rFonts w:ascii="TH SarabunPSK" w:hAnsi="TH SarabunPSK" w:cs="TH SarabunPSK"/>
+          <w:sz w:val="32"/>
+          <w:szCs w:val="32"/>
+        </w:rPr>
+        <w:t xml:space="preserve">data </w:t>
+      </w:r>
+      <w:r>
+        <w:rPr>
+          <w:rFonts w:ascii="TH SarabunPSK" w:hAnsi="TH SarabunPSK" w:cs="TH SarabunPSK"/>
+          <w:sz w:val="32"/>
+          <w:szCs w:val="32"/>
+          <w:cs/>
+        </w:rPr>
+        <w:t>เกิดขึ้นได้</w:t>
+      </w:r>
+    </w:p>
+    <w:p>
+      <w:pPr>
+        <w:tabs>
+          <w:tab w:val="left" w:pos="567"/>
+          <w:tab w:val="left" w:pos="993"/>
+          <w:tab w:val="left" w:pos="1276"/>
+        </w:tabs>
+        <w:ind w:left="360"/>
+        <w:jc w:val="thaiDistribute"/>
+        <w:rPr>
+          <w:rFonts w:ascii="TH SarabunPSK" w:hAnsi="TH SarabunPSK" w:cs="TH SarabunPSK"/>
+          <w:sz w:val="32"/>
+          <w:szCs w:val="32"/>
+        </w:rPr>
+      </w:pPr>
+      <w:r>
+        <w:rPr>
+          <w:rFonts w:ascii="TH SarabunPSK" w:hAnsi="TH SarabunPSK" w:cs="TH SarabunPSK"/>
+          <w:sz w:val="32"/>
+          <w:szCs w:val="32"/>
+          <w:cs/>
+        </w:rPr>
+        <w:tab/>
+      </w:r>
+      <w:r>
+        <w:rPr>
+          <w:rFonts w:ascii="TH SarabunPSK" w:hAnsi="TH SarabunPSK" w:cs="TH SarabunPSK"/>
+          <w:sz w:val="32"/>
+          <w:szCs w:val="32"/>
+          <w:cs/>
+        </w:rPr>
+        <w:tab/>
+      </w:r>
+      <w:r>
+        <w:rPr>
+          <w:rFonts w:ascii="TH SarabunPSK" w:hAnsi="TH SarabunPSK" w:cs="TH SarabunPSK"/>
+          <w:sz w:val="32"/>
+          <w:szCs w:val="32"/>
+        </w:rPr>
+        <w:t>4)</w:t>
+      </w:r>
+      <w:r>
+        <w:rPr>
+          <w:rFonts w:ascii="TH SarabunPSK" w:hAnsi="TH SarabunPSK" w:cs="TH SarabunPSK"/>
+          <w:color w:val="FFFFFF" w:themeColor="background1"/>
+          <w:sz w:val="32"/>
+          <w:szCs w:val="32"/>
+          <w:cs/>
+        </w:rPr>
+        <w:tab/>
+      </w:r>
+      <w:r>
+        <w:rPr>
+          <w:rFonts w:ascii="TH SarabunPSK" w:hAnsi="TH SarabunPSK" w:cs="TH SarabunPSK"/>
+          <w:sz w:val="32"/>
+          <w:szCs w:val="32"/>
+          <w:cs/>
+        </w:rPr>
+        <w:t xml:space="preserve">มี </w:t>
+      </w:r>
+      <w:r>
+        <w:rPr>
+          <w:rFonts w:ascii="TH SarabunPSK" w:hAnsi="TH SarabunPSK" w:cs="TH SarabunPSK"/>
+          <w:sz w:val="32"/>
+          <w:szCs w:val="32"/>
+        </w:rPr>
+        <w:t xml:space="preserve">Storage </w:t>
+      </w:r>
+      <w:r>
+        <w:rPr>
+          <w:rFonts w:ascii="TH SarabunPSK" w:hAnsi="TH SarabunPSK" w:cs="TH SarabunPSK"/>
+          <w:sz w:val="32"/>
+          <w:szCs w:val="32"/>
+          <w:cs/>
+        </w:rPr>
+        <w:t>ที่สามารถเก็บไฟล์ขนาดใหญ่เช่น ภาพ</w:t>
+      </w:r>
+      <w:r>
+        <w:rPr>
+          <w:rFonts w:ascii="TH SarabunPSK" w:hAnsi="TH SarabunPSK" w:cs="TH SarabunPSK"/>
+          <w:sz w:val="32"/>
+          <w:szCs w:val="32"/>
+        </w:rPr>
+        <w:t xml:space="preserve">, video </w:t>
+      </w:r>
+      <w:r>
+        <w:rPr>
+          <w:rFonts w:ascii="TH SarabunPSK" w:hAnsi="TH SarabunPSK" w:cs="TH SarabunPSK"/>
+          <w:sz w:val="32"/>
+          <w:szCs w:val="32"/>
+          <w:cs/>
+        </w:rPr>
+        <w:t xml:space="preserve">หรือไฟล์ประเภทต่างๆที่อนุญาตให้ </w:t>
+      </w:r>
+      <w:r>
+        <w:rPr>
+          <w:rFonts w:ascii="TH SarabunPSK" w:hAnsi="TH SarabunPSK" w:cs="TH SarabunPSK"/>
+          <w:sz w:val="32"/>
+          <w:szCs w:val="32"/>
+        </w:rPr>
+        <w:t xml:space="preserve">user upload </w:t>
+      </w:r>
+      <w:r>
+        <w:rPr>
+          <w:rFonts w:ascii="TH SarabunPSK" w:hAnsi="TH SarabunPSK" w:cs="TH SarabunPSK"/>
+          <w:sz w:val="32"/>
+          <w:szCs w:val="32"/>
+          <w:cs/>
+        </w:rPr>
+        <w:t>เข้ามาได้</w:t>
+      </w:r>
+    </w:p>
+    <w:p>
+      <w:pPr>
+        <w:tabs>
+          <w:tab w:val="left" w:pos="567"/>
+          <w:tab w:val="left" w:pos="993"/>
+          <w:tab w:val="left" w:pos="1276"/>
+        </w:tabs>
+        <w:ind w:left="360"/>
+        <w:jc w:val="thaiDistribute"/>
+        <w:rPr>
+          <w:rFonts w:ascii="TH SarabunPSK" w:hAnsi="TH SarabunPSK" w:cs="TH SarabunPSK"/>
+          <w:sz w:val="32"/>
+          <w:szCs w:val="32"/>
+        </w:rPr>
+      </w:pPr>
+      <w:r>
+        <w:rPr>
+          <w:rFonts w:ascii="TH SarabunPSK" w:hAnsi="TH SarabunPSK" w:cs="TH SarabunPSK"/>
+          <w:sz w:val="32"/>
+          <w:szCs w:val="32"/>
+          <w:cs/>
+        </w:rPr>
+        <w:tab/>
+      </w:r>
+      <w:r>
+        <w:rPr>
+          <w:rFonts w:ascii="TH SarabunPSK" w:hAnsi="TH SarabunPSK" w:cs="TH SarabunPSK"/>
+          <w:sz w:val="32"/>
+          <w:szCs w:val="32"/>
+          <w:cs/>
+        </w:rPr>
+        <w:tab/>
+      </w:r>
+      <w:r>
+        <w:rPr>
+          <w:rFonts w:ascii="TH SarabunPSK" w:hAnsi="TH SarabunPSK" w:cs="TH SarabunPSK"/>
+          <w:sz w:val="32"/>
+          <w:szCs w:val="32"/>
+        </w:rPr>
+        <w:t>5)</w:t>
+      </w:r>
+      <w:r>
+        <w:rPr>
+          <w:rFonts w:ascii="TH SarabunPSK" w:hAnsi="TH SarabunPSK" w:cs="TH SarabunPSK"/>
+          <w:color w:val="FFFFFF" w:themeColor="background1"/>
+          <w:sz w:val="32"/>
+          <w:szCs w:val="32"/>
+          <w:cs/>
+        </w:rPr>
+        <w:tab/>
+      </w:r>
+      <w:r>
+        <w:rPr>
+          <w:rFonts w:ascii="TH SarabunPSK" w:hAnsi="TH SarabunPSK" w:cs="TH SarabunPSK"/>
+          <w:sz w:val="32"/>
+          <w:szCs w:val="32"/>
+          <w:cs/>
+        </w:rPr>
+        <w:t xml:space="preserve">มี </w:t>
+      </w:r>
+      <w:r>
+        <w:rPr>
+          <w:rFonts w:ascii="TH SarabunPSK" w:hAnsi="TH SarabunPSK" w:cs="TH SarabunPSK"/>
+          <w:sz w:val="32"/>
+          <w:szCs w:val="32"/>
+        </w:rPr>
+        <w:t xml:space="preserve">API </w:t>
+      </w:r>
+      <w:r>
+        <w:rPr>
+          <w:rFonts w:ascii="TH SarabunPSK" w:hAnsi="TH SarabunPSK" w:cs="TH SarabunPSK"/>
+          <w:sz w:val="32"/>
+          <w:szCs w:val="32"/>
+          <w:cs/>
+        </w:rPr>
+        <w:t xml:space="preserve">ที่ </w:t>
+      </w:r>
+      <w:proofErr w:type="spellStart"/>
+      <w:r>
+        <w:rPr>
+          <w:rFonts w:ascii="TH SarabunPSK" w:hAnsi="TH SarabunPSK" w:cs="TH SarabunPSK"/>
+          <w:sz w:val="32"/>
+          <w:szCs w:val="32"/>
+        </w:rPr>
+        <w:t>supabase</w:t>
+      </w:r>
+      <w:proofErr w:type="spellEnd"/>
+      <w:r>
+        <w:rPr>
+          <w:rFonts w:ascii="TH SarabunPSK" w:hAnsi="TH SarabunPSK" w:cs="TH SarabunPSK"/>
+          <w:sz w:val="32"/>
+          <w:szCs w:val="32"/>
+        </w:rPr>
+        <w:t xml:space="preserve"> </w:t>
+      </w:r>
+      <w:r>
+        <w:rPr>
+          <w:rFonts w:ascii="TH SarabunPSK" w:hAnsi="TH SarabunPSK" w:cs="TH SarabunPSK"/>
+          <w:sz w:val="32"/>
+          <w:szCs w:val="32"/>
+          <w:cs/>
+        </w:rPr>
+        <w:t xml:space="preserve">ได้ทำการ </w:t>
+      </w:r>
+      <w:r>
+        <w:rPr>
+          <w:rFonts w:ascii="TH SarabunPSK" w:hAnsi="TH SarabunPSK" w:cs="TH SarabunPSK"/>
+          <w:sz w:val="32"/>
+          <w:szCs w:val="32"/>
+        </w:rPr>
+        <w:t xml:space="preserve">generate </w:t>
+      </w:r>
+      <w:r>
+        <w:rPr>
+          <w:rFonts w:ascii="TH SarabunPSK" w:hAnsi="TH SarabunPSK" w:cs="TH SarabunPSK"/>
+          <w:sz w:val="32"/>
+          <w:szCs w:val="32"/>
+          <w:cs/>
+        </w:rPr>
+        <w:t xml:space="preserve">ออกมาเพื่อให้สามารถต่อไปยัง </w:t>
+      </w:r>
+      <w:r>
+        <w:rPr>
+          <w:rFonts w:ascii="TH SarabunPSK" w:hAnsi="TH SarabunPSK" w:cs="TH SarabunPSK"/>
+          <w:sz w:val="32"/>
+          <w:szCs w:val="32"/>
+        </w:rPr>
+        <w:t xml:space="preserve">database </w:t>
+      </w:r>
+      <w:r>
+        <w:rPr>
+          <w:rFonts w:ascii="TH SarabunPSK" w:hAnsi="TH SarabunPSK" w:cs="TH SarabunPSK"/>
+          <w:sz w:val="32"/>
+          <w:szCs w:val="32"/>
+          <w:cs/>
+        </w:rPr>
+        <w:t xml:space="preserve">เพื่อให้สามารถจัดการ </w:t>
+      </w:r>
+      <w:r>
+        <w:rPr>
+          <w:rFonts w:ascii="TH SarabunPSK" w:hAnsi="TH SarabunPSK" w:cs="TH SarabunPSK"/>
+          <w:sz w:val="32"/>
+          <w:szCs w:val="32"/>
+        </w:rPr>
+        <w:t xml:space="preserve">CRUD (Create, Read, Update, Delete) </w:t>
+      </w:r>
+      <w:r>
+        <w:rPr>
+          <w:rFonts w:ascii="TH SarabunPSK" w:hAnsi="TH SarabunPSK" w:cs="TH SarabunPSK"/>
+          <w:sz w:val="32"/>
+          <w:szCs w:val="32"/>
+          <w:cs/>
+        </w:rPr>
+        <w:t xml:space="preserve">กับ </w:t>
+      </w:r>
+      <w:r>
+        <w:rPr>
+          <w:rFonts w:ascii="TH SarabunPSK" w:hAnsi="TH SarabunPSK" w:cs="TH SarabunPSK"/>
+          <w:sz w:val="32"/>
+          <w:szCs w:val="32"/>
+        </w:rPr>
+        <w:t xml:space="preserve">Database </w:t>
+      </w:r>
+      <w:r>
+        <w:rPr>
+          <w:rFonts w:ascii="TH SarabunPSK" w:hAnsi="TH SarabunPSK" w:cs="TH SarabunPSK"/>
+          <w:sz w:val="32"/>
+          <w:szCs w:val="32"/>
+          <w:cs/>
+        </w:rPr>
+        <w:t>ได้ง่ายขึ้น</w:t>
+      </w:r>
+    </w:p>
+    <w:p>
+      <w:pPr>
+        <w:tabs>
+          <w:tab w:val="left" w:pos="567"/>
+          <w:tab w:val="left" w:pos="993"/>
+          <w:tab w:val="left" w:pos="1276"/>
+        </w:tabs>
+        <w:ind w:left="360"/>
+        <w:jc w:val="thaiDistribute"/>
+        <w:rPr>
+          <w:rFonts w:ascii="TH SarabunPSK" w:hAnsi="TH SarabunPSK" w:cs="TH SarabunPSK"/>
+          <w:sz w:val="32"/>
+          <w:szCs w:val="32"/>
+        </w:rPr>
+      </w:pPr>
+      <w:r>
+        <w:rPr>
+          <w:rFonts w:ascii="TH SarabunPSK" w:hAnsi="TH SarabunPSK" w:cs="TH SarabunPSK"/>
+          <w:sz w:val="32"/>
+          <w:szCs w:val="32"/>
+          <w:cs/>
+        </w:rPr>
+        <w:tab/>
+      </w:r>
+      <w:r>
+        <w:rPr>
+          <w:rFonts w:ascii="TH SarabunPSK" w:hAnsi="TH SarabunPSK" w:cs="TH SarabunPSK"/>
+          <w:sz w:val="32"/>
+          <w:szCs w:val="32"/>
+          <w:cs/>
+        </w:rPr>
+        <w:tab/>
+      </w:r>
+      <w:r>
+        <w:rPr>
+          <w:rFonts w:ascii="TH SarabunPSK" w:hAnsi="TH SarabunPSK" w:cs="TH SarabunPSK"/>
+          <w:sz w:val="32"/>
+          <w:szCs w:val="32"/>
+        </w:rPr>
+        <w:t>6)</w:t>
+      </w:r>
+      <w:r>
+        <w:rPr>
+          <w:rFonts w:ascii="TH SarabunPSK" w:hAnsi="TH SarabunPSK" w:cs="TH SarabunPSK"/>
+          <w:color w:val="FFFFFF" w:themeColor="background1"/>
+          <w:sz w:val="32"/>
+          <w:szCs w:val="32"/>
+          <w:cs/>
+        </w:rPr>
+        <w:tab/>
+      </w:r>
+      <w:r>
+        <w:rPr>
+          <w:rFonts w:ascii="TH SarabunPSK" w:hAnsi="TH SarabunPSK" w:cs="TH SarabunPSK"/>
+          <w:sz w:val="32"/>
+          <w:szCs w:val="32"/>
+          <w:cs/>
+        </w:rPr>
+        <w:t xml:space="preserve">มี </w:t>
+      </w:r>
+      <w:r>
+        <w:rPr>
+          <w:rFonts w:ascii="TH SarabunPSK" w:hAnsi="TH SarabunPSK" w:cs="TH SarabunPSK"/>
+          <w:sz w:val="32"/>
+          <w:szCs w:val="32"/>
+        </w:rPr>
+        <w:t xml:space="preserve">Edge Functions </w:t>
+      </w:r>
+      <w:r>
+        <w:rPr>
+          <w:rFonts w:ascii="TH SarabunPSK" w:hAnsi="TH SarabunPSK" w:cs="TH SarabunPSK"/>
+          <w:sz w:val="32"/>
+          <w:szCs w:val="32"/>
+          <w:cs/>
+        </w:rPr>
+        <w:t xml:space="preserve">ที่ทำให้ </w:t>
+      </w:r>
+      <w:proofErr w:type="spellStart"/>
+      <w:r>
+        <w:rPr>
+          <w:rFonts w:ascii="TH SarabunPSK" w:hAnsi="TH SarabunPSK" w:cs="TH SarabunPSK"/>
+          <w:sz w:val="32"/>
+          <w:szCs w:val="32"/>
+        </w:rPr>
+        <w:t>supabase</w:t>
+      </w:r>
+      <w:proofErr w:type="spellEnd"/>
+      <w:r>
+        <w:rPr>
+          <w:rFonts w:ascii="TH SarabunPSK" w:hAnsi="TH SarabunPSK" w:cs="TH SarabunPSK"/>
+          <w:sz w:val="32"/>
+          <w:szCs w:val="32"/>
+        </w:rPr>
+        <w:t xml:space="preserve"> </w:t>
+      </w:r>
+      <w:r>
+        <w:rPr>
+          <w:rFonts w:ascii="TH SarabunPSK" w:hAnsi="TH SarabunPSK" w:cs="TH SarabunPSK"/>
+          <w:sz w:val="32"/>
+          <w:szCs w:val="32"/>
+          <w:cs/>
+        </w:rPr>
+        <w:t xml:space="preserve">สามารถ </w:t>
+      </w:r>
+      <w:r>
+        <w:rPr>
+          <w:rFonts w:ascii="TH SarabunPSK" w:hAnsi="TH SarabunPSK" w:cs="TH SarabunPSK"/>
+          <w:sz w:val="32"/>
+          <w:szCs w:val="32"/>
+        </w:rPr>
+        <w:t xml:space="preserve">run code </w:t>
+      </w:r>
+      <w:r>
+        <w:rPr>
+          <w:rFonts w:ascii="TH SarabunPSK" w:hAnsi="TH SarabunPSK" w:cs="TH SarabunPSK"/>
+          <w:sz w:val="32"/>
+          <w:szCs w:val="32"/>
+          <w:cs/>
+        </w:rPr>
+        <w:t xml:space="preserve">แบบ </w:t>
+      </w:r>
+      <w:r>
+        <w:rPr>
+          <w:rFonts w:ascii="TH SarabunPSK" w:hAnsi="TH SarabunPSK" w:cs="TH SarabunPSK"/>
+          <w:sz w:val="32"/>
+          <w:szCs w:val="32"/>
+        </w:rPr>
+        <w:t xml:space="preserve">server-side code </w:t>
+      </w:r>
+      <w:r>
+        <w:rPr>
+          <w:rFonts w:ascii="TH SarabunPSK" w:hAnsi="TH SarabunPSK" w:cs="TH SarabunPSK"/>
+          <w:sz w:val="32"/>
+          <w:szCs w:val="32"/>
+          <w:cs/>
+        </w:rPr>
+        <w:t>ออกมาได้</w:t>
+      </w:r>
+    </w:p>
+    <w:p>
+      <w:pPr>
+        <w:tabs>
+          <w:tab w:val="left" w:pos="567"/>
+          <w:tab w:val="left" w:pos="993"/>
+          <w:tab w:val="left" w:pos="1276"/>
+        </w:tabs>
+        <w:ind w:left="360"/>
+        <w:jc w:val="thaiDistribute"/>
+        <w:rPr>
+          <w:rFonts w:ascii="TH SarabunPSK" w:hAnsi="TH SarabunPSK" w:cs="TH SarabunPSK"/>
+          <w:b/>
+          <w:bCs/>
+          <w:sz w:val="32"/>
+          <w:szCs w:val="32"/>
+        </w:rPr>
+      </w:pPr>
+      <w:r>
+        <w:rPr>
+          <w:rFonts w:ascii="TH SarabunPSK" w:hAnsi="TH SarabunPSK" w:cs="TH SarabunPSK"/>
+          <w:sz w:val="32"/>
+          <w:szCs w:val="32"/>
+          <w:cs/>
+        </w:rPr>
+        <w:tab/>
+      </w:r>
+      <w:r>
+        <w:rPr>
+          <w:rFonts w:ascii="TH SarabunPSK" w:hAnsi="TH SarabunPSK" w:cs="TH SarabunPSK"/>
+          <w:sz w:val="32"/>
+          <w:szCs w:val="32"/>
+          <w:cs/>
+        </w:rPr>
+        <w:tab/>
+      </w:r>
+      <w:r>
+        <w:rPr>
+          <w:rFonts w:ascii="TH SarabunPSK" w:hAnsi="TH SarabunPSK" w:cs="TH SarabunPSK"/>
+          <w:sz w:val="32"/>
+          <w:szCs w:val="32"/>
+        </w:rPr>
+        <w:t>7)</w:t>
+      </w:r>
+      <w:r>
+        <w:rPr>
+          <w:rFonts w:ascii="TH SarabunPSK" w:hAnsi="TH SarabunPSK" w:cs="TH SarabunPSK"/>
+          <w:color w:val="FFFFFF" w:themeColor="background1"/>
+          <w:sz w:val="32"/>
+          <w:szCs w:val="32"/>
+          <w:cs/>
+        </w:rPr>
+        <w:tab/>
+      </w:r>
+      <w:r>
+        <w:rPr>
+          <w:rFonts w:ascii="TH SarabunPSK" w:hAnsi="TH SarabunPSK" w:cs="TH SarabunPSK"/>
+          <w:sz w:val="32"/>
+          <w:szCs w:val="32"/>
+          <w:cs/>
+        </w:rPr>
+        <w:t xml:space="preserve">มี </w:t>
+      </w:r>
+      <w:r>
+        <w:rPr>
+          <w:rFonts w:ascii="TH SarabunPSK" w:hAnsi="TH SarabunPSK" w:cs="TH SarabunPSK"/>
+          <w:sz w:val="32"/>
+          <w:szCs w:val="32"/>
+        </w:rPr>
+        <w:t xml:space="preserve">Dashboard </w:t>
+      </w:r>
+      <w:r>
+        <w:rPr>
+          <w:rFonts w:ascii="TH SarabunPSK" w:hAnsi="TH SarabunPSK" w:cs="TH SarabunPSK"/>
+          <w:sz w:val="32"/>
+          <w:szCs w:val="32"/>
+          <w:cs/>
+        </w:rPr>
+        <w:t xml:space="preserve">สามารถจัดการกับทุก </w:t>
       </w:r>
       <w:r>
         <w:rPr>
@@ -3717,24 +4900,7 @@
           <w:szCs w:val="32"/>
           <w:cs/>
         </w:rPr>
-        <w:t xml:space="preserve">หลายๆตัวใกล้เคียงกันด้วย) โดย </w:t>
-      </w:r>
-      <w:r>
-        <w:rPr>
-          <w:rFonts w:ascii="TH SarabunPSK" w:hAnsi="TH SarabunPSK" w:cs="TH SarabunPSK"/>
-          <w:sz w:val="32"/>
-          <w:szCs w:val="32"/>
-        </w:rPr>
-        <w:t xml:space="preserve">feature </w:t>
-      </w:r>
-      <w:r>
-        <w:rPr>
-          <w:rFonts w:ascii="TH SarabunPSK" w:hAnsi="TH SarabunPSK" w:cs="TH SarabunPSK"/>
-          <w:sz w:val="32"/>
-          <w:szCs w:val="32"/>
-          <w:cs/>
-        </w:rPr>
-        <w:t xml:space="preserve">หลักๆของ </w:t>
+        <w:t xml:space="preserve">ของ </w:t>
       </w:r>
       <w:proofErr w:type="spellStart"/>
       <w:r>
@@ -3743,7 +4909,7 @@
           <w:sz w:val="32"/>
           <w:szCs w:val="32"/>
         </w:rPr>
-        <w:t>Supabase</w:t>
+        <w:t>supabase</w:t>
       </w:r>
       <w:proofErr w:type="spellEnd"/>
       <w:r>
@@ -3761,15 +4927,111 @@
           <w:szCs w:val="32"/>
           <w:cs/>
         </w:rPr>
-        <w:t>คือ</w:t>
-      </w:r>
-      <w:r>
-        <w:rPr>
-          <w:rFonts w:ascii="TH SarabunPSK" w:hAnsi="TH SarabunPSK" w:cs="TH SarabunPSK"/>
-          <w:sz w:val="32"/>
-          <w:szCs w:val="32"/>
+        <w:t xml:space="preserve">ได้ (รวมถึงสามารถใช้คำสั่ง </w:t>
+      </w:r>
+      <w:r>
+        <w:rPr>
+          <w:rFonts w:ascii="TH SarabunPSK" w:hAnsi="TH SarabunPSK" w:cs="TH SarabunPSK"/>
+          <w:sz w:val="32"/>
+          <w:szCs w:val="32"/>
+        </w:rPr>
+        <w:t xml:space="preserve">query </w:t>
+      </w:r>
+      <w:r>
+        <w:rPr>
+          <w:rFonts w:ascii="TH SarabunPSK" w:hAnsi="TH SarabunPSK" w:cs="TH SarabunPSK"/>
+          <w:sz w:val="32"/>
+          <w:szCs w:val="32"/>
+          <w:cs/>
+        </w:rPr>
+        <w:t xml:space="preserve">ใน </w:t>
+      </w:r>
+      <w:r>
+        <w:rPr>
+          <w:rFonts w:ascii="TH SarabunPSK" w:hAnsi="TH SarabunPSK" w:cs="TH SarabunPSK"/>
+          <w:sz w:val="32"/>
+          <w:szCs w:val="32"/>
+        </w:rPr>
+        <w:t xml:space="preserve">Dashboard </w:t>
+      </w:r>
+      <w:r>
+        <w:rPr>
+          <w:rFonts w:ascii="TH SarabunPSK" w:hAnsi="TH SarabunPSK" w:cs="TH SarabunPSK"/>
+          <w:sz w:val="32"/>
+          <w:szCs w:val="32"/>
+          <w:cs/>
+        </w:rPr>
+        <w:t>ได้)</w:t>
+      </w:r>
+      <w:r>
+        <w:rPr>
+          <w:rFonts w:ascii="TH SarabunPSK" w:hAnsi="TH SarabunPSK" w:cs="TH SarabunPSK" w:hint="cs"/>
+          <w:b/>
+          <w:bCs/>
+          <w:sz w:val="32"/>
+          <w:szCs w:val="32"/>
+          <w:cs/>
         </w:rPr>
         <w:t xml:space="preserve"> </w:t>
+      </w:r>
+      <w:r>
+        <w:rPr>
+          <w:rFonts w:ascii="TH SarabunPSK" w:hAnsi="TH SarabunPSK" w:cs="TH SarabunPSK"/>
+          <w:sz w:val="32"/>
+          <w:szCs w:val="32"/>
+        </w:rPr>
+        <w:t>(</w:t>
+      </w:r>
+      <w:proofErr w:type="spellStart"/>
+      <w:r>
+        <w:rPr>
+          <w:rFonts w:ascii="TH SarabunPSK" w:hAnsi="TH SarabunPSK" w:cs="TH SarabunPSK"/>
+          <w:sz w:val="32"/>
+          <w:szCs w:val="32"/>
+        </w:rPr>
+        <w:t>mikelopster.dev</w:t>
+      </w:r>
+      <w:proofErr w:type="spellEnd"/>
+      <w:r>
+        <w:rPr>
+          <w:rFonts w:ascii="TH SarabunPSK" w:hAnsi="TH SarabunPSK" w:cs="TH SarabunPSK"/>
+          <w:sz w:val="32"/>
+          <w:szCs w:val="32"/>
+        </w:rPr>
+        <w:t>,</w:t>
+      </w:r>
+      <w:r>
+        <w:rPr>
+          <w:rFonts w:ascii="TH SarabunPSK" w:hAnsi="TH SarabunPSK" w:cs="TH SarabunPSK" w:hint="cs"/>
+          <w:sz w:val="32"/>
+          <w:szCs w:val="32"/>
+          <w:cs/>
+        </w:rPr>
+        <w:t xml:space="preserve"> </w:t>
+      </w:r>
+      <w:r>
+        <w:rPr>
+          <w:rFonts w:ascii="TH SarabunPSK" w:hAnsi="TH SarabunPSK" w:cs="TH SarabunPSK"/>
+          <w:sz w:val="32"/>
+          <w:szCs w:val="32"/>
+        </w:rPr>
+        <w:t>256</w:t>
+      </w:r>
+      <w:r>
+        <w:rPr>
+          <w:rFonts w:ascii="TH SarabunPSK" w:hAnsi="TH SarabunPSK" w:cs="TH SarabunPSK"/>
+          <w:sz w:val="32"/>
+          <w:szCs w:val="32"/>
+        </w:rPr>
+        <w:t>7</w:t>
+      </w:r>
+      <w:r>
+        <w:rPr>
+          <w:rFonts w:ascii="TH SarabunPSK" w:hAnsi="TH SarabunPSK" w:cs="TH SarabunPSK"/>
+          <w:sz w:val="32"/>
+          <w:szCs w:val="32"/>
+        </w:rPr>
+        <w:t>)</w:t>
       </w:r>
     </w:p>
     <w:p>
@@ -3778,950 +5040,20 @@
           <w:tab w:val="left" w:pos="567"/>
           <w:tab w:val="left" w:pos="993"/>
         </w:tabs>
-        <w:ind w:left="360"/>
-        <w:jc w:val="thaiDistribute"/>
-        <w:rPr>
-          <w:rFonts w:ascii="TH SarabunPSK" w:hAnsi="TH SarabunPSK" w:cs="TH SarabunPSK"/>
-          <w:sz w:val="32"/>
-          <w:szCs w:val="32"/>
-        </w:rPr>
-      </w:pPr>
-      <w:r>
-        <w:rPr>
-          <w:rFonts w:ascii="TH SarabunPSK" w:hAnsi="TH SarabunPSK" w:cs="TH SarabunPSK"/>
-          <w:sz w:val="32"/>
-          <w:szCs w:val="32"/>
-        </w:rPr>
-        <w:tab/>
-        <w:t>1)</w:t>
-      </w:r>
-      <w:r>
-        <w:rPr>
-          <w:rFonts w:ascii="TH SarabunPSK" w:hAnsi="TH SarabunPSK" w:cs="TH SarabunPSK"/>
-          <w:color w:val="FFFFFF" w:themeColor="background1"/>
-          <w:sz w:val="32"/>
-          <w:szCs w:val="32"/>
-        </w:rPr>
-        <w:t>**</w:t>
-      </w:r>
-      <w:r>
-        <w:rPr>
-          <w:rFonts w:ascii="TH SarabunPSK" w:hAnsi="TH SarabunPSK" w:cs="TH SarabunPSK"/>
-          <w:sz w:val="32"/>
-          <w:szCs w:val="32"/>
-        </w:rPr>
-        <w:t xml:space="preserve">Database </w:t>
-      </w:r>
-      <w:r>
-        <w:rPr>
-          <w:rFonts w:ascii="TH SarabunPSK" w:hAnsi="TH SarabunPSK" w:cs="TH SarabunPSK"/>
-          <w:sz w:val="32"/>
-          <w:szCs w:val="32"/>
-          <w:cs/>
-        </w:rPr>
-        <w:t xml:space="preserve">ใช้ </w:t>
-      </w:r>
-      <w:r>
-        <w:rPr>
-          <w:rFonts w:ascii="TH SarabunPSK" w:hAnsi="TH SarabunPSK" w:cs="TH SarabunPSK"/>
-          <w:sz w:val="32"/>
-          <w:szCs w:val="32"/>
-        </w:rPr>
-        <w:t xml:space="preserve">PostgreSQL </w:t>
-      </w:r>
-      <w:r>
-        <w:rPr>
-          <w:rFonts w:ascii="TH SarabunPSK" w:hAnsi="TH SarabunPSK" w:cs="TH SarabunPSK"/>
-          <w:sz w:val="32"/>
-          <w:szCs w:val="32"/>
-          <w:cs/>
-        </w:rPr>
-        <w:t xml:space="preserve">ซึ่งถือว่าเป็น </w:t>
-      </w:r>
-      <w:r>
-        <w:rPr>
-          <w:rFonts w:ascii="TH SarabunPSK" w:hAnsi="TH SarabunPSK" w:cs="TH SarabunPSK"/>
-          <w:sz w:val="32"/>
-          <w:szCs w:val="32"/>
-        </w:rPr>
-        <w:t xml:space="preserve">DB </w:t>
-      </w:r>
-      <w:r>
-        <w:rPr>
-          <w:rFonts w:ascii="TH SarabunPSK" w:hAnsi="TH SarabunPSK" w:cs="TH SarabunPSK"/>
-          <w:sz w:val="32"/>
-          <w:szCs w:val="32"/>
-          <w:cs/>
-        </w:rPr>
-        <w:t xml:space="preserve">สุดทรงพลังที่สามารถ </w:t>
-      </w:r>
-      <w:r>
-        <w:rPr>
-          <w:rFonts w:ascii="TH SarabunPSK" w:hAnsi="TH SarabunPSK" w:cs="TH SarabunPSK"/>
-          <w:sz w:val="32"/>
-          <w:szCs w:val="32"/>
-        </w:rPr>
-        <w:t xml:space="preserve">query </w:t>
-      </w:r>
-      <w:r>
-        <w:rPr>
-          <w:rFonts w:ascii="TH SarabunPSK" w:hAnsi="TH SarabunPSK" w:cs="TH SarabunPSK"/>
-          <w:sz w:val="32"/>
-          <w:szCs w:val="32"/>
-          <w:cs/>
-        </w:rPr>
-        <w:t xml:space="preserve">ข้อมูลได้หลากหลายประเภท รวมถึงสามารถทำ </w:t>
-      </w:r>
-      <w:r>
-        <w:rPr>
-          <w:rFonts w:ascii="TH SarabunPSK" w:hAnsi="TH SarabunPSK" w:cs="TH SarabunPSK"/>
-          <w:sz w:val="32"/>
-          <w:szCs w:val="32"/>
-        </w:rPr>
-        <w:t>complex queries, relation (</w:t>
-      </w:r>
-      <w:r>
-        <w:rPr>
-          <w:rFonts w:ascii="TH SarabunPSK" w:hAnsi="TH SarabunPSK" w:cs="TH SarabunPSK"/>
-          <w:sz w:val="32"/>
-          <w:szCs w:val="32"/>
-          <w:cs/>
-        </w:rPr>
-        <w:t xml:space="preserve">ตามคุณสมบัติของ </w:t>
-      </w:r>
-      <w:r>
-        <w:rPr>
-          <w:rFonts w:ascii="TH SarabunPSK" w:hAnsi="TH SarabunPSK" w:cs="TH SarabunPSK"/>
-          <w:sz w:val="32"/>
-          <w:szCs w:val="32"/>
-        </w:rPr>
-        <w:t xml:space="preserve">SQL) </w:t>
-      </w:r>
-      <w:r>
-        <w:rPr>
-          <w:rFonts w:ascii="TH SarabunPSK" w:hAnsi="TH SarabunPSK" w:cs="TH SarabunPSK"/>
-          <w:sz w:val="32"/>
-          <w:szCs w:val="32"/>
-          <w:cs/>
-        </w:rPr>
-        <w:t>ได้</w:t>
-      </w:r>
-    </w:p>
-    <w:p>
-      <w:pPr>
-        <w:tabs>
-          <w:tab w:val="left" w:pos="567"/>
-          <w:tab w:val="left" w:pos="993"/>
-        </w:tabs>
-        <w:ind w:left="360"/>
-        <w:jc w:val="thaiDistribute"/>
-        <w:rPr>
-          <w:rFonts w:ascii="TH SarabunPSK" w:hAnsi="TH SarabunPSK" w:cs="TH SarabunPSK"/>
-          <w:sz w:val="32"/>
-          <w:szCs w:val="32"/>
-        </w:rPr>
-      </w:pPr>
-      <w:r>
-        <w:rPr>
-          <w:rFonts w:ascii="TH SarabunPSK" w:hAnsi="TH SarabunPSK" w:cs="TH SarabunPSK"/>
-          <w:sz w:val="32"/>
-          <w:szCs w:val="32"/>
-        </w:rPr>
-        <w:tab/>
-        <w:t>2)</w:t>
-      </w:r>
-      <w:r>
-        <w:rPr>
-          <w:rFonts w:ascii="TH SarabunPSK" w:hAnsi="TH SarabunPSK" w:cs="TH SarabunPSK"/>
-          <w:color w:val="FFFFFF" w:themeColor="background1"/>
-          <w:sz w:val="32"/>
-          <w:szCs w:val="32"/>
-        </w:rPr>
-        <w:t>**</w:t>
-      </w:r>
-      <w:r>
-        <w:rPr>
-          <w:rFonts w:ascii="TH SarabunPSK" w:hAnsi="TH SarabunPSK" w:cs="TH SarabunPSK"/>
-          <w:sz w:val="32"/>
-          <w:szCs w:val="32"/>
-          <w:cs/>
-        </w:rPr>
-        <w:t xml:space="preserve">มี </w:t>
-      </w:r>
-      <w:r>
-        <w:rPr>
-          <w:rFonts w:ascii="TH SarabunPSK" w:hAnsi="TH SarabunPSK" w:cs="TH SarabunPSK"/>
-          <w:sz w:val="32"/>
-          <w:szCs w:val="32"/>
-        </w:rPr>
-        <w:t xml:space="preserve">Authentication service </w:t>
-      </w:r>
-      <w:r>
-        <w:rPr>
-          <w:rFonts w:ascii="TH SarabunPSK" w:hAnsi="TH SarabunPSK" w:cs="TH SarabunPSK"/>
-          <w:sz w:val="32"/>
-          <w:szCs w:val="32"/>
-          <w:cs/>
-        </w:rPr>
-        <w:t xml:space="preserve">ที่สามารถทำ </w:t>
-      </w:r>
-      <w:r>
-        <w:rPr>
-          <w:rFonts w:ascii="TH SarabunPSK" w:hAnsi="TH SarabunPSK" w:cs="TH SarabunPSK"/>
-          <w:sz w:val="32"/>
-          <w:szCs w:val="32"/>
-        </w:rPr>
-        <w:t xml:space="preserve">Service Auth </w:t>
-      </w:r>
-      <w:r>
-        <w:rPr>
-          <w:rFonts w:ascii="TH SarabunPSK" w:hAnsi="TH SarabunPSK" w:cs="TH SarabunPSK"/>
-          <w:sz w:val="32"/>
-          <w:szCs w:val="32"/>
-          <w:cs/>
-        </w:rPr>
-        <w:t xml:space="preserve">เอง หรือจะใช้ร่วมกับ </w:t>
-      </w:r>
-      <w:r>
-        <w:rPr>
-          <w:rFonts w:ascii="TH SarabunPSK" w:hAnsi="TH SarabunPSK" w:cs="TH SarabunPSK"/>
-          <w:sz w:val="32"/>
-          <w:szCs w:val="32"/>
-        </w:rPr>
-        <w:t xml:space="preserve">3rd party </w:t>
-      </w:r>
-      <w:r>
-        <w:rPr>
-          <w:rFonts w:ascii="TH SarabunPSK" w:hAnsi="TH SarabunPSK" w:cs="TH SarabunPSK"/>
-          <w:sz w:val="32"/>
-          <w:szCs w:val="32"/>
-          <w:cs/>
-        </w:rPr>
-        <w:t xml:space="preserve">อย่าง </w:t>
-      </w:r>
-      <w:r>
-        <w:rPr>
-          <w:rFonts w:ascii="TH SarabunPSK" w:hAnsi="TH SarabunPSK" w:cs="TH SarabunPSK"/>
-          <w:sz w:val="32"/>
-          <w:szCs w:val="32"/>
-        </w:rPr>
-        <w:t xml:space="preserve">n8n, </w:t>
-      </w:r>
-      <w:r>
-        <w:rPr>
-          <w:rFonts w:ascii="TH SarabunPSK" w:hAnsi="TH SarabunPSK" w:cs="TH SarabunPSK"/>
-          <w:sz w:val="32"/>
-          <w:szCs w:val="32"/>
-        </w:rPr>
-        <w:t xml:space="preserve">Google, GitHub, Facebook, X (Twitter) </w:t>
-      </w:r>
-      <w:r>
-        <w:rPr>
-          <w:rFonts w:ascii="TH SarabunPSK" w:hAnsi="TH SarabunPSK" w:cs="TH SarabunPSK"/>
-          <w:sz w:val="32"/>
-          <w:szCs w:val="32"/>
-          <w:cs/>
-        </w:rPr>
-        <w:t>ก็ได้</w:t>
-      </w:r>
-    </w:p>
-    <w:p>
-      <w:pPr>
-        <w:tabs>
-          <w:tab w:val="left" w:pos="567"/>
-          <w:tab w:val="left" w:pos="993"/>
-        </w:tabs>
-        <w:ind w:left="360"/>
-        <w:jc w:val="thaiDistribute"/>
-        <w:rPr>
-          <w:rFonts w:ascii="TH SarabunPSK" w:hAnsi="TH SarabunPSK" w:cs="TH SarabunPSK"/>
-          <w:sz w:val="32"/>
-          <w:szCs w:val="32"/>
-        </w:rPr>
-      </w:pPr>
-      <w:r>
-        <w:rPr>
-          <w:rFonts w:ascii="TH SarabunPSK" w:hAnsi="TH SarabunPSK" w:cs="TH SarabunPSK"/>
-          <w:sz w:val="32"/>
-          <w:szCs w:val="32"/>
-        </w:rPr>
-        <w:tab/>
-        <w:t>3)</w:t>
-      </w:r>
-      <w:r>
-        <w:rPr>
-          <w:rFonts w:ascii="TH SarabunPSK" w:hAnsi="TH SarabunPSK" w:cs="TH SarabunPSK"/>
-          <w:color w:val="FFFFFF" w:themeColor="background1"/>
-          <w:sz w:val="32"/>
-          <w:szCs w:val="32"/>
-        </w:rPr>
-        <w:t>**</w:t>
-      </w:r>
-      <w:r>
-        <w:rPr>
-          <w:rFonts w:ascii="TH SarabunPSK" w:hAnsi="TH SarabunPSK" w:cs="TH SarabunPSK"/>
-          <w:sz w:val="32"/>
-          <w:szCs w:val="32"/>
-          <w:cs/>
-        </w:rPr>
-        <w:t xml:space="preserve">มี </w:t>
-      </w:r>
-      <w:r>
-        <w:rPr>
-          <w:rFonts w:ascii="TH SarabunPSK" w:hAnsi="TH SarabunPSK" w:cs="TH SarabunPSK"/>
-          <w:sz w:val="32"/>
-          <w:szCs w:val="32"/>
-        </w:rPr>
-        <w:t xml:space="preserve">Feature </w:t>
-      </w:r>
-      <w:proofErr w:type="spellStart"/>
-      <w:r>
-        <w:rPr>
-          <w:rFonts w:ascii="TH SarabunPSK" w:hAnsi="TH SarabunPSK" w:cs="TH SarabunPSK"/>
-          <w:sz w:val="32"/>
-          <w:szCs w:val="32"/>
-        </w:rPr>
-        <w:t>realtime</w:t>
-      </w:r>
-      <w:proofErr w:type="spellEnd"/>
-      <w:r>
-        <w:rPr>
-          <w:rFonts w:ascii="TH SarabunPSK" w:hAnsi="TH SarabunPSK" w:cs="TH SarabunPSK"/>
-          <w:sz w:val="32"/>
-          <w:szCs w:val="32"/>
-        </w:rPr>
-        <w:t xml:space="preserve"> </w:t>
-      </w:r>
-      <w:r>
-        <w:rPr>
-          <w:rFonts w:ascii="TH SarabunPSK" w:hAnsi="TH SarabunPSK" w:cs="TH SarabunPSK"/>
-          <w:sz w:val="32"/>
-          <w:szCs w:val="32"/>
-          <w:cs/>
-        </w:rPr>
-        <w:t xml:space="preserve">ที่สามารถดึงข้อมูลแบบ </w:t>
-      </w:r>
-      <w:proofErr w:type="spellStart"/>
-      <w:r>
-        <w:rPr>
-          <w:rFonts w:ascii="TH SarabunPSK" w:hAnsi="TH SarabunPSK" w:cs="TH SarabunPSK"/>
-          <w:sz w:val="32"/>
-          <w:szCs w:val="32"/>
-        </w:rPr>
-        <w:t>realtime</w:t>
-      </w:r>
-      <w:proofErr w:type="spellEnd"/>
-      <w:r>
-        <w:rPr>
-          <w:rFonts w:ascii="TH SarabunPSK" w:hAnsi="TH SarabunPSK" w:cs="TH SarabunPSK"/>
-          <w:sz w:val="32"/>
-          <w:szCs w:val="32"/>
-        </w:rPr>
-        <w:t xml:space="preserve"> </w:t>
-      </w:r>
-      <w:r>
-        <w:rPr>
-          <w:rFonts w:ascii="TH SarabunPSK" w:hAnsi="TH SarabunPSK" w:cs="TH SarabunPSK"/>
-          <w:sz w:val="32"/>
-          <w:szCs w:val="32"/>
-          <w:cs/>
-        </w:rPr>
-        <w:t xml:space="preserve">เมื่อมี </w:t>
-      </w:r>
-      <w:r>
-        <w:rPr>
-          <w:rFonts w:ascii="TH SarabunPSK" w:hAnsi="TH SarabunPSK" w:cs="TH SarabunPSK"/>
-          <w:sz w:val="32"/>
-          <w:szCs w:val="32"/>
-        </w:rPr>
-        <w:t xml:space="preserve">change </w:t>
-      </w:r>
-      <w:r>
-        <w:rPr>
-          <w:rFonts w:ascii="TH SarabunPSK" w:hAnsi="TH SarabunPSK" w:cs="TH SarabunPSK"/>
-          <w:sz w:val="32"/>
-          <w:szCs w:val="32"/>
-          <w:cs/>
-        </w:rPr>
-        <w:t xml:space="preserve">กับ </w:t>
-      </w:r>
-      <w:r>
-        <w:rPr>
-          <w:rFonts w:ascii="TH SarabunPSK" w:hAnsi="TH SarabunPSK" w:cs="TH SarabunPSK"/>
-          <w:sz w:val="32"/>
-          <w:szCs w:val="32"/>
-        </w:rPr>
-        <w:t xml:space="preserve">data </w:t>
-      </w:r>
-      <w:r>
-        <w:rPr>
-          <w:rFonts w:ascii="TH SarabunPSK" w:hAnsi="TH SarabunPSK" w:cs="TH SarabunPSK"/>
-          <w:sz w:val="32"/>
-          <w:szCs w:val="32"/>
-          <w:cs/>
-        </w:rPr>
-        <w:t>เกิดขึ้นได้</w:t>
-      </w:r>
-    </w:p>
-    <w:p>
-      <w:pPr>
-        <w:tabs>
-          <w:tab w:val="left" w:pos="567"/>
-          <w:tab w:val="left" w:pos="993"/>
-        </w:tabs>
-        <w:ind w:left="360"/>
-        <w:jc w:val="thaiDistribute"/>
-        <w:rPr>
-          <w:rFonts w:ascii="TH SarabunPSK" w:hAnsi="TH SarabunPSK" w:cs="TH SarabunPSK"/>
-          <w:sz w:val="32"/>
-          <w:szCs w:val="32"/>
-        </w:rPr>
-      </w:pPr>
-      <w:r>
-        <w:rPr>
-          <w:rFonts w:ascii="TH SarabunPSK" w:hAnsi="TH SarabunPSK" w:cs="TH SarabunPSK"/>
-          <w:sz w:val="32"/>
-          <w:szCs w:val="32"/>
+        <w:rPr>
+          <w:rFonts w:ascii="TH SarabunPSK" w:eastAsia="EucrosiaDSE" w:hAnsi="TH SarabunPSK" w:cs="TH SarabunPSK"/>
+          <w:sz w:val="32"/>
+          <w:szCs w:val="32"/>
+        </w:rPr>
+      </w:pPr>
+      <w:r>
+        <w:rPr>
+          <w:rFonts w:ascii="TH SarabunPSK" w:eastAsia="EucrosiaDSE" w:hAnsi="TH SarabunPSK" w:cs="TH SarabunPSK"/>
+          <w:sz w:val="32"/>
+          <w:szCs w:val="32"/>
+          <w:cs/>
         </w:rPr>
         <w:lastRenderedPageBreak/>
-        <w:tab/>
-        <w:t>4)</w:t>
-      </w:r>
-      <w:r>
-        <w:rPr>
-          <w:rFonts w:ascii="TH SarabunPSK" w:hAnsi="TH SarabunPSK" w:cs="TH SarabunPSK"/>
-          <w:color w:val="FFFFFF" w:themeColor="background1"/>
-          <w:sz w:val="32"/>
-          <w:szCs w:val="32"/>
-        </w:rPr>
-        <w:t>**</w:t>
-      </w:r>
-      <w:r>
-        <w:rPr>
-          <w:rFonts w:ascii="TH SarabunPSK" w:hAnsi="TH SarabunPSK" w:cs="TH SarabunPSK"/>
-          <w:sz w:val="32"/>
-          <w:szCs w:val="32"/>
-          <w:cs/>
-        </w:rPr>
-        <w:t xml:space="preserve">มี </w:t>
-      </w:r>
-      <w:r>
-        <w:rPr>
-          <w:rFonts w:ascii="TH SarabunPSK" w:hAnsi="TH SarabunPSK" w:cs="TH SarabunPSK"/>
-          <w:sz w:val="32"/>
-          <w:szCs w:val="32"/>
-        </w:rPr>
-        <w:t xml:space="preserve">Storage </w:t>
-      </w:r>
-      <w:r>
-        <w:rPr>
-          <w:rFonts w:ascii="TH SarabunPSK" w:hAnsi="TH SarabunPSK" w:cs="TH SarabunPSK"/>
-          <w:sz w:val="32"/>
-          <w:szCs w:val="32"/>
-          <w:cs/>
-        </w:rPr>
-        <w:t>ที่สามารถเก็บไฟล์ขนาดใหญ่เช่น ภาพ</w:t>
-      </w:r>
-      <w:r>
-        <w:rPr>
-          <w:rFonts w:ascii="TH SarabunPSK" w:hAnsi="TH SarabunPSK" w:cs="TH SarabunPSK"/>
-          <w:sz w:val="32"/>
-          <w:szCs w:val="32"/>
-        </w:rPr>
-        <w:t xml:space="preserve">, video </w:t>
-      </w:r>
-      <w:r>
-        <w:rPr>
-          <w:rFonts w:ascii="TH SarabunPSK" w:hAnsi="TH SarabunPSK" w:cs="TH SarabunPSK"/>
-          <w:sz w:val="32"/>
-          <w:szCs w:val="32"/>
-          <w:cs/>
-        </w:rPr>
-        <w:t xml:space="preserve">หรือไฟล์ประเภทต่างๆที่อนุญาตให้ </w:t>
-      </w:r>
-      <w:r>
-        <w:rPr>
-          <w:rFonts w:ascii="TH SarabunPSK" w:hAnsi="TH SarabunPSK" w:cs="TH SarabunPSK"/>
-          <w:sz w:val="32"/>
-          <w:szCs w:val="32"/>
-        </w:rPr>
-        <w:t xml:space="preserve">user upload </w:t>
-      </w:r>
-      <w:r>
-        <w:rPr>
-          <w:rFonts w:ascii="TH SarabunPSK" w:hAnsi="TH SarabunPSK" w:cs="TH SarabunPSK"/>
-          <w:sz w:val="32"/>
-          <w:szCs w:val="32"/>
-          <w:cs/>
-        </w:rPr>
-        <w:t>เข้ามาได้</w:t>
-      </w:r>
-    </w:p>
-    <w:p>
-      <w:pPr>
-        <w:tabs>
-          <w:tab w:val="left" w:pos="567"/>
-          <w:tab w:val="left" w:pos="993"/>
-        </w:tabs>
-        <w:ind w:left="360"/>
-        <w:jc w:val="thaiDistribute"/>
-        <w:rPr>
-          <w:rFonts w:ascii="TH SarabunPSK" w:hAnsi="TH SarabunPSK" w:cs="TH SarabunPSK"/>
-          <w:sz w:val="32"/>
-          <w:szCs w:val="32"/>
-        </w:rPr>
-      </w:pPr>
-      <w:r>
-        <w:rPr>
-          <w:rFonts w:ascii="TH SarabunPSK" w:hAnsi="TH SarabunPSK" w:cs="TH SarabunPSK"/>
-          <w:sz w:val="32"/>
-          <w:szCs w:val="32"/>
-        </w:rPr>
-        <w:tab/>
-        <w:t>5)</w:t>
-      </w:r>
-      <w:r>
-        <w:rPr>
-          <w:rFonts w:ascii="TH SarabunPSK" w:hAnsi="TH SarabunPSK" w:cs="TH SarabunPSK"/>
-          <w:color w:val="FFFFFF" w:themeColor="background1"/>
-          <w:sz w:val="32"/>
-          <w:szCs w:val="32"/>
-        </w:rPr>
-        <w:t>**</w:t>
-      </w:r>
-      <w:r>
-        <w:rPr>
-          <w:rFonts w:ascii="TH SarabunPSK" w:hAnsi="TH SarabunPSK" w:cs="TH SarabunPSK"/>
-          <w:sz w:val="32"/>
-          <w:szCs w:val="32"/>
-          <w:cs/>
-        </w:rPr>
-        <w:t xml:space="preserve">มี </w:t>
-      </w:r>
-      <w:r>
-        <w:rPr>
-          <w:rFonts w:ascii="TH SarabunPSK" w:hAnsi="TH SarabunPSK" w:cs="TH SarabunPSK"/>
-          <w:sz w:val="32"/>
-          <w:szCs w:val="32"/>
-        </w:rPr>
-        <w:t xml:space="preserve">API </w:t>
-      </w:r>
-      <w:r>
-        <w:rPr>
-          <w:rFonts w:ascii="TH SarabunPSK" w:hAnsi="TH SarabunPSK" w:cs="TH SarabunPSK"/>
-          <w:sz w:val="32"/>
-          <w:szCs w:val="32"/>
-          <w:cs/>
-        </w:rPr>
-        <w:t xml:space="preserve">ที่ </w:t>
-      </w:r>
-      <w:proofErr w:type="spellStart"/>
-      <w:r>
-        <w:rPr>
-          <w:rFonts w:ascii="TH SarabunPSK" w:hAnsi="TH SarabunPSK" w:cs="TH SarabunPSK"/>
-          <w:sz w:val="32"/>
-          <w:szCs w:val="32"/>
-        </w:rPr>
-        <w:t>supabase</w:t>
-      </w:r>
-      <w:proofErr w:type="spellEnd"/>
-      <w:r>
-        <w:rPr>
-          <w:rFonts w:ascii="TH SarabunPSK" w:hAnsi="TH SarabunPSK" w:cs="TH SarabunPSK"/>
-          <w:sz w:val="32"/>
-          <w:szCs w:val="32"/>
-        </w:rPr>
-        <w:t xml:space="preserve"> </w:t>
-      </w:r>
-      <w:r>
-        <w:rPr>
-          <w:rFonts w:ascii="TH SarabunPSK" w:hAnsi="TH SarabunPSK" w:cs="TH SarabunPSK"/>
-          <w:sz w:val="32"/>
-          <w:szCs w:val="32"/>
-          <w:cs/>
-        </w:rPr>
-        <w:t xml:space="preserve">ได้ทำการ </w:t>
-      </w:r>
-      <w:r>
-        <w:rPr>
-          <w:rFonts w:ascii="TH SarabunPSK" w:hAnsi="TH SarabunPSK" w:cs="TH SarabunPSK"/>
-          <w:sz w:val="32"/>
-          <w:szCs w:val="32"/>
-        </w:rPr>
-        <w:t xml:space="preserve">generate </w:t>
-      </w:r>
-      <w:r>
-        <w:rPr>
-          <w:rFonts w:ascii="TH SarabunPSK" w:hAnsi="TH SarabunPSK" w:cs="TH SarabunPSK"/>
-          <w:sz w:val="32"/>
-          <w:szCs w:val="32"/>
-          <w:cs/>
-        </w:rPr>
-        <w:t xml:space="preserve">ออกมาเพื่อให้สามารถต่อไปยัง </w:t>
-      </w:r>
-      <w:r>
-        <w:rPr>
-          <w:rFonts w:ascii="TH SarabunPSK" w:hAnsi="TH SarabunPSK" w:cs="TH SarabunPSK"/>
-          <w:sz w:val="32"/>
-          <w:szCs w:val="32"/>
-        </w:rPr>
-        <w:t xml:space="preserve">database </w:t>
-      </w:r>
-      <w:r>
-        <w:rPr>
-          <w:rFonts w:ascii="TH SarabunPSK" w:hAnsi="TH SarabunPSK" w:cs="TH SarabunPSK"/>
-          <w:sz w:val="32"/>
-          <w:szCs w:val="32"/>
-          <w:cs/>
-        </w:rPr>
-        <w:t xml:space="preserve">เพื่อให้สามารถจัดการ </w:t>
-      </w:r>
-      <w:r>
-        <w:rPr>
-          <w:rFonts w:ascii="TH SarabunPSK" w:hAnsi="TH SarabunPSK" w:cs="TH SarabunPSK"/>
-          <w:sz w:val="32"/>
-          <w:szCs w:val="32"/>
-        </w:rPr>
-        <w:t xml:space="preserve">CRUD (Create, Read, Update, Delete) </w:t>
-      </w:r>
-      <w:r>
-        <w:rPr>
-          <w:rFonts w:ascii="TH SarabunPSK" w:hAnsi="TH SarabunPSK" w:cs="TH SarabunPSK"/>
-          <w:sz w:val="32"/>
-          <w:szCs w:val="32"/>
-          <w:cs/>
-        </w:rPr>
-        <w:t xml:space="preserve">กับ </w:t>
-      </w:r>
-      <w:r>
-        <w:rPr>
-          <w:rFonts w:ascii="TH SarabunPSK" w:hAnsi="TH SarabunPSK" w:cs="TH SarabunPSK"/>
-          <w:sz w:val="32"/>
-          <w:szCs w:val="32"/>
-        </w:rPr>
-        <w:t xml:space="preserve">Database </w:t>
-      </w:r>
-      <w:r>
-        <w:rPr>
-          <w:rFonts w:ascii="TH SarabunPSK" w:hAnsi="TH SarabunPSK" w:cs="TH SarabunPSK"/>
-          <w:sz w:val="32"/>
-          <w:szCs w:val="32"/>
-          <w:cs/>
-        </w:rPr>
-        <w:t>ได้ง่ายขึ้น</w:t>
-      </w:r>
-    </w:p>
-    <w:p>
-      <w:pPr>
-        <w:tabs>
-          <w:tab w:val="left" w:pos="567"/>
-          <w:tab w:val="left" w:pos="993"/>
-        </w:tabs>
-        <w:ind w:left="360"/>
-        <w:rPr>
-          <w:rFonts w:ascii="TH SarabunPSK" w:hAnsi="TH SarabunPSK" w:cs="TH SarabunPSK"/>
-          <w:sz w:val="32"/>
-          <w:szCs w:val="32"/>
-        </w:rPr>
-      </w:pPr>
-      <w:r>
-        <w:rPr>
-          <w:rFonts w:ascii="TH SarabunPSK" w:hAnsi="TH SarabunPSK" w:cs="TH SarabunPSK"/>
-          <w:sz w:val="32"/>
-          <w:szCs w:val="32"/>
-        </w:rPr>
-        <w:tab/>
-        <w:t>6)</w:t>
-      </w:r>
-      <w:r>
-        <w:rPr>
-          <w:rFonts w:ascii="TH SarabunPSK" w:hAnsi="TH SarabunPSK" w:cs="TH SarabunPSK"/>
-          <w:color w:val="FFFFFF" w:themeColor="background1"/>
-          <w:sz w:val="32"/>
-          <w:szCs w:val="32"/>
-        </w:rPr>
-        <w:t>**</w:t>
-      </w:r>
-      <w:r>
-        <w:rPr>
-          <w:rFonts w:ascii="TH SarabunPSK" w:hAnsi="TH SarabunPSK" w:cs="TH SarabunPSK"/>
-          <w:sz w:val="32"/>
-          <w:szCs w:val="32"/>
-          <w:cs/>
-        </w:rPr>
-        <w:t xml:space="preserve">มี </w:t>
-      </w:r>
-      <w:r>
-        <w:rPr>
-          <w:rFonts w:ascii="TH SarabunPSK" w:hAnsi="TH SarabunPSK" w:cs="TH SarabunPSK"/>
-          <w:sz w:val="32"/>
-          <w:szCs w:val="32"/>
-        </w:rPr>
-        <w:t xml:space="preserve">Edge Functions </w:t>
-      </w:r>
-      <w:r>
-        <w:rPr>
-          <w:rFonts w:ascii="TH SarabunPSK" w:hAnsi="TH SarabunPSK" w:cs="TH SarabunPSK"/>
-          <w:sz w:val="32"/>
-          <w:szCs w:val="32"/>
-          <w:cs/>
-        </w:rPr>
-        <w:t xml:space="preserve">ที่ทำให้ </w:t>
-      </w:r>
-      <w:proofErr w:type="spellStart"/>
-      <w:r>
-        <w:rPr>
-          <w:rFonts w:ascii="TH SarabunPSK" w:hAnsi="TH SarabunPSK" w:cs="TH SarabunPSK"/>
-          <w:sz w:val="32"/>
-          <w:szCs w:val="32"/>
-        </w:rPr>
-        <w:t>supabase</w:t>
-      </w:r>
-      <w:proofErr w:type="spellEnd"/>
-      <w:r>
-        <w:rPr>
-          <w:rFonts w:ascii="TH SarabunPSK" w:hAnsi="TH SarabunPSK" w:cs="TH SarabunPSK"/>
-          <w:sz w:val="32"/>
-          <w:szCs w:val="32"/>
-        </w:rPr>
-        <w:t xml:space="preserve"> </w:t>
-      </w:r>
-      <w:r>
-        <w:rPr>
-          <w:rFonts w:ascii="TH SarabunPSK" w:hAnsi="TH SarabunPSK" w:cs="TH SarabunPSK"/>
-          <w:sz w:val="32"/>
-          <w:szCs w:val="32"/>
-          <w:cs/>
-        </w:rPr>
-        <w:t xml:space="preserve">สามารถ </w:t>
-      </w:r>
-      <w:r>
-        <w:rPr>
-          <w:rFonts w:ascii="TH SarabunPSK" w:hAnsi="TH SarabunPSK" w:cs="TH SarabunPSK"/>
-          <w:sz w:val="32"/>
-          <w:szCs w:val="32"/>
-        </w:rPr>
-        <w:t xml:space="preserve">run code </w:t>
-      </w:r>
-      <w:r>
-        <w:rPr>
-          <w:rFonts w:ascii="TH SarabunPSK" w:hAnsi="TH SarabunPSK" w:cs="TH SarabunPSK"/>
-          <w:sz w:val="32"/>
-          <w:szCs w:val="32"/>
-          <w:cs/>
-        </w:rPr>
-        <w:t xml:space="preserve">แบบ </w:t>
-      </w:r>
-      <w:r>
-        <w:rPr>
-          <w:rFonts w:ascii="TH SarabunPSK" w:hAnsi="TH SarabunPSK" w:cs="TH SarabunPSK"/>
-          <w:sz w:val="32"/>
-          <w:szCs w:val="32"/>
-        </w:rPr>
-        <w:t xml:space="preserve">server-side code </w:t>
-      </w:r>
-      <w:r>
-        <w:rPr>
-          <w:rFonts w:ascii="TH SarabunPSK" w:hAnsi="TH SarabunPSK" w:cs="TH SarabunPSK"/>
-          <w:sz w:val="32"/>
-          <w:szCs w:val="32"/>
-          <w:cs/>
-        </w:rPr>
-        <w:t>ออกมาได้</w:t>
-      </w:r>
-    </w:p>
-    <w:p>
-      <w:pPr>
-        <w:tabs>
-          <w:tab w:val="left" w:pos="567"/>
-          <w:tab w:val="left" w:pos="993"/>
-        </w:tabs>
-        <w:ind w:left="360"/>
-        <w:rPr>
-          <w:rFonts w:ascii="TH SarabunPSK" w:hAnsi="TH SarabunPSK" w:cs="TH SarabunPSK"/>
-          <w:b/>
-          <w:bCs/>
-          <w:sz w:val="32"/>
-          <w:szCs w:val="32"/>
-        </w:rPr>
-      </w:pPr>
-      <w:r>
-        <w:rPr>
-          <w:rFonts w:ascii="TH SarabunPSK" w:hAnsi="TH SarabunPSK" w:cs="TH SarabunPSK"/>
-          <w:sz w:val="32"/>
-          <w:szCs w:val="32"/>
-        </w:rPr>
-        <w:tab/>
-        <w:t>7)</w:t>
-      </w:r>
-      <w:r>
-        <w:rPr>
-          <w:rFonts w:ascii="TH SarabunPSK" w:hAnsi="TH SarabunPSK" w:cs="TH SarabunPSK"/>
-          <w:color w:val="FFFFFF" w:themeColor="background1"/>
-          <w:sz w:val="32"/>
-          <w:szCs w:val="32"/>
-        </w:rPr>
-        <w:t>**</w:t>
-      </w:r>
-      <w:r>
-        <w:rPr>
-          <w:rFonts w:ascii="TH SarabunPSK" w:hAnsi="TH SarabunPSK" w:cs="TH SarabunPSK"/>
-          <w:sz w:val="32"/>
-          <w:szCs w:val="32"/>
-          <w:cs/>
-        </w:rPr>
-        <w:t xml:space="preserve">มี </w:t>
-      </w:r>
-      <w:r>
-        <w:rPr>
-          <w:rFonts w:ascii="TH SarabunPSK" w:hAnsi="TH SarabunPSK" w:cs="TH SarabunPSK"/>
-          <w:sz w:val="32"/>
-          <w:szCs w:val="32"/>
-        </w:rPr>
-        <w:t xml:space="preserve">Dashboard </w:t>
-      </w:r>
-      <w:r>
-        <w:rPr>
-          <w:rFonts w:ascii="TH SarabunPSK" w:hAnsi="TH SarabunPSK" w:cs="TH SarabunPSK"/>
-          <w:sz w:val="32"/>
-          <w:szCs w:val="32"/>
-          <w:cs/>
-        </w:rPr>
-        <w:t xml:space="preserve">สามารถจัดการกับทุก </w:t>
-      </w:r>
-      <w:r>
-        <w:rPr>
-          <w:rFonts w:ascii="TH SarabunPSK" w:hAnsi="TH SarabunPSK" w:cs="TH SarabunPSK"/>
-          <w:sz w:val="32"/>
-          <w:szCs w:val="32"/>
-        </w:rPr>
-        <w:t xml:space="preserve">Service </w:t>
-      </w:r>
-      <w:r>
-        <w:rPr>
-          <w:rFonts w:ascii="TH SarabunPSK" w:hAnsi="TH SarabunPSK" w:cs="TH SarabunPSK"/>
-          <w:sz w:val="32"/>
-          <w:szCs w:val="32"/>
-          <w:cs/>
-        </w:rPr>
-        <w:t xml:space="preserve">ของ </w:t>
-      </w:r>
-      <w:proofErr w:type="spellStart"/>
-      <w:r>
-        <w:rPr>
-          <w:rFonts w:ascii="TH SarabunPSK" w:hAnsi="TH SarabunPSK" w:cs="TH SarabunPSK"/>
-          <w:sz w:val="32"/>
-          <w:szCs w:val="32"/>
-        </w:rPr>
-        <w:t>supabase</w:t>
-      </w:r>
-      <w:proofErr w:type="spellEnd"/>
-      <w:r>
-        <w:rPr>
-          <w:rFonts w:ascii="TH SarabunPSK" w:hAnsi="TH SarabunPSK" w:cs="TH SarabunPSK"/>
-          <w:sz w:val="32"/>
-          <w:szCs w:val="32"/>
-        </w:rPr>
-        <w:t xml:space="preserve"> </w:t>
-      </w:r>
-      <w:r>
-        <w:rPr>
-          <w:rFonts w:ascii="TH SarabunPSK" w:hAnsi="TH SarabunPSK" w:cs="TH SarabunPSK"/>
-          <w:sz w:val="32"/>
-          <w:szCs w:val="32"/>
-          <w:cs/>
-        </w:rPr>
-        <w:t xml:space="preserve">ได้ (รวมถึงสามารถใช้คำสั่ง </w:t>
-      </w:r>
-      <w:r>
-        <w:rPr>
-          <w:rFonts w:ascii="TH SarabunPSK" w:hAnsi="TH SarabunPSK" w:cs="TH SarabunPSK"/>
-          <w:sz w:val="32"/>
-          <w:szCs w:val="32"/>
-        </w:rPr>
-        <w:t xml:space="preserve">query </w:t>
-      </w:r>
-      <w:r>
-        <w:rPr>
-          <w:rFonts w:ascii="TH SarabunPSK" w:hAnsi="TH SarabunPSK" w:cs="TH SarabunPSK"/>
-          <w:sz w:val="32"/>
-          <w:szCs w:val="32"/>
-          <w:cs/>
-        </w:rPr>
-        <w:t xml:space="preserve">ใน </w:t>
-      </w:r>
-      <w:r>
-        <w:rPr>
-          <w:rFonts w:ascii="TH SarabunPSK" w:hAnsi="TH SarabunPSK" w:cs="TH SarabunPSK"/>
-          <w:sz w:val="32"/>
-          <w:szCs w:val="32"/>
-        </w:rPr>
-        <w:t xml:space="preserve">Dashboard </w:t>
-      </w:r>
-      <w:r>
-        <w:rPr>
-          <w:rFonts w:ascii="TH SarabunPSK" w:hAnsi="TH SarabunPSK" w:cs="TH SarabunPSK"/>
-          <w:sz w:val="32"/>
-          <w:szCs w:val="32"/>
-          <w:cs/>
-        </w:rPr>
-        <w:t>ได้)</w:t>
-      </w:r>
-      <w:r>
-        <w:rPr>
-          <w:rFonts w:ascii="TH SarabunPSK" w:hAnsi="TH SarabunPSK" w:cs="TH SarabunPSK" w:hint="cs"/>
-          <w:b/>
-          <w:bCs/>
-          <w:sz w:val="32"/>
-          <w:szCs w:val="32"/>
-          <w:cs/>
-        </w:rPr>
-        <w:t xml:space="preserve"> </w:t>
-      </w:r>
-      <w:r>
-        <w:rPr>
-          <w:rFonts w:ascii="TH SarabunPSK" w:hAnsi="TH SarabunPSK" w:cs="TH SarabunPSK"/>
-          <w:sz w:val="32"/>
-          <w:szCs w:val="32"/>
-        </w:rPr>
-        <w:t>(mikelopster.dev,256</w:t>
-      </w:r>
-      <w:r>
-        <w:rPr>
-          <w:rFonts w:ascii="TH SarabunPSK" w:hAnsi="TH SarabunPSK" w:cs="TH SarabunPSK"/>
-          <w:sz w:val="32"/>
-          <w:szCs w:val="32"/>
-        </w:rPr>
-        <w:t>7</w:t>
-      </w:r>
-      <w:r>
-        <w:rPr>
-          <w:rFonts w:ascii="TH SarabunPSK" w:hAnsi="TH SarabunPSK" w:cs="TH SarabunPSK"/>
-          <w:sz w:val="32"/>
-          <w:szCs w:val="32"/>
-        </w:rPr>
-        <w:t>)</w:t>
-      </w:r>
-    </w:p>
-    <w:p>
-      <w:pPr>
-        <w:tabs>
-          <w:tab w:val="left" w:pos="426"/>
-          <w:tab w:val="left" w:pos="993"/>
-        </w:tabs>
-        <w:rPr>
-          <w:rFonts w:ascii="TH SarabunPSK" w:eastAsia="EucrosiaDSE" w:hAnsi="TH SarabunPSK" w:cs="TH SarabunPSK"/>
-          <w:sz w:val="32"/>
-          <w:szCs w:val="32"/>
-        </w:rPr>
-      </w:pPr>
-      <w:r>
-        <w:rPr>
-          <w:rFonts w:ascii="TH SarabunPSK" w:eastAsia="EucrosiaDSE" w:hAnsi="TH SarabunPSK" w:cs="TH SarabunPSK"/>
-          <w:sz w:val="32"/>
-          <w:szCs w:val="32"/>
-          <w:cs/>
-        </w:rPr>
         <w:tab/>
       </w:r>
       <w:r>
@@ -4829,9 +5161,9 @@
           <w:tab w:val="left" w:pos="426"/>
           <w:tab w:val="left" w:pos="993"/>
         </w:tabs>
-        <w:jc w:val="center"/>
-        <w:rPr>
-          <w:rFonts w:ascii="TH SarabunPSK" w:eastAsia="EucrosiaDSE" w:hAnsi="TH SarabunPSK" w:cs="TH SarabunPSK" w:hint="cs"/>
+        <w:jc w:val="thaiDistribute"/>
+        <w:rPr>
+          <w:rFonts w:ascii="TH SarabunPSK" w:eastAsia="EucrosiaDSE" w:hAnsi="TH SarabunPSK" w:cs="TH SarabunPSK"/>
           <w:sz w:val="32"/>
           <w:szCs w:val="32"/>
         </w:rPr>
@@ -4843,7 +5175,6 @@
           <w:tab w:val="left" w:pos="426"/>
           <w:tab w:val="left" w:pos="993"/>
         </w:tabs>
-        <w:ind w:firstLine="426"/>
         <w:jc w:val="thaiDistribute"/>
         <w:rPr>
           <w:rFonts w:ascii="TH SarabunPSK" w:eastAsia="EucrosiaDSE" w:hAnsi="TH SarabunPSK" w:cs="TH SarabunPSK"/>
@@ -4851,13 +5182,6 @@
           <w:sz w:val="32"/>
           <w:szCs w:val="32"/>
         </w:rPr>
-        <w:sectPr>
-          <w:type w:val="continuous"/>
-          <w:pgSz w:w="11906" w:h="16838" w:code="9"/>
-          <w:pgMar w:top="2160" w:right="1440" w:bottom="1418" w:left="2160" w:header="1440" w:footer="720" w:gutter="0"/>
-          <w:cols w:space="708"/>
-          <w:docGrid w:linePitch="360"/>
-        </w:sectPr>
       </w:pPr>
       <w:r>
         <w:rPr>
@@ -4866,6 +5190,15 @@
           <w:szCs w:val="32"/>
           <w:cs/>
         </w:rPr>
+        <w:tab/>
+      </w:r>
+      <w:r>
+        <w:rPr>
+          <w:rFonts w:ascii="TH SarabunPSK" w:eastAsia="EucrosiaDSE" w:hAnsi="TH SarabunPSK" w:cs="TH SarabunPSK"/>
+          <w:sz w:val="32"/>
+          <w:szCs w:val="32"/>
+          <w:cs/>
+        </w:rPr>
         <w:t>2.</w:t>
       </w:r>
       <w:r>
@@ -4883,8 +5216,9 @@
           <w:color w:val="FFFFFF" w:themeColor="background1"/>
           <w:sz w:val="32"/>
           <w:szCs w:val="32"/>
-        </w:rPr>
-        <w:t>**</w:t>
+          <w:cs/>
+        </w:rPr>
+        <w:tab/>
       </w:r>
       <w:proofErr w:type="spellStart"/>
       <w:r>
@@ -5088,16 +5422,32 @@
           <w:szCs w:val="32"/>
           <w:cs/>
         </w:rPr>
-        <w:t xml:space="preserve">รองรับประเภทข้อมูลที่ซับซ้อน ในความเป็นจริง ฐานข้อมูลถูกสร้างขึ้นโดยคำนึงถึงประเภทข้อมูลจำนวนมาก ประสิทธิภาพของฐานข้อมูลนั้นใกล้เคียงกับของคู่แข่งเช่น </w:t>
-      </w:r>
+        <w:t xml:space="preserve">รองรับประเภทข้อมูลที่ซับซ้อน ในความเป็นจริง </w:t>
+      </w:r>
+    </w:p>
+    <w:p>
+      <w:pPr>
+        <w:tabs>
+          <w:tab w:val="left" w:pos="567"/>
+          <w:tab w:val="left" w:pos="993"/>
+        </w:tabs>
+        <w:jc w:val="thaiDistribute"/>
+        <w:rPr>
+          <w:rFonts w:ascii="TH SarabunPSK" w:hAnsi="TH SarabunPSK" w:cs="TH SarabunPSK"/>
+          <w:color w:val="000000" w:themeColor="text1"/>
+          <w:sz w:val="32"/>
+          <w:szCs w:val="32"/>
+        </w:rPr>
+      </w:pPr>
       <w:r>
         <w:rPr>
           <w:rFonts w:ascii="TH SarabunPSK" w:eastAsia="EucrosiaDSE" w:hAnsi="TH SarabunPSK" w:cs="TH SarabunPSK"/>
           <w:color w:val="000000" w:themeColor="text1"/>
           <w:sz w:val="32"/>
           <w:szCs w:val="32"/>
-        </w:rPr>
-        <w:t xml:space="preserve">Oracle </w:t>
+          <w:cs/>
+        </w:rPr>
+        <w:tab/>
       </w:r>
       <w:r>
         <w:rPr>
@@ -5107,7 +5457,7 @@
           <w:szCs w:val="32"/>
           <w:cs/>
         </w:rPr>
-        <w:t xml:space="preserve">และ </w:t>
+        <w:t xml:space="preserve">ฐานข้อมูลถูกสร้างขึ้นโดยคำนึงถึงประเภทข้อมูลจำนวนมาก ประสิทธิภาพของฐานข้อมูลนั้นใกล้เคียงกับของคู่แข่งเช่น </w:t>
       </w:r>
       <w:r>
         <w:rPr>
@@ -5116,7 +5466,7 @@
           <w:sz w:val="32"/>
           <w:szCs w:val="32"/>
         </w:rPr>
-        <w:t xml:space="preserve">SQL Server AWS </w:t>
+        <w:t xml:space="preserve">Oracle </w:t>
       </w:r>
       <w:r>
         <w:rPr>
@@ -5126,7 +5476,7 @@
           <w:szCs w:val="32"/>
           <w:cs/>
         </w:rPr>
-        <w:t xml:space="preserve">ให้บริการฐานข้อมูลที่ได้รับการบำรุงรักษาอย่างสมบูรณ์สำหรับ </w:t>
+        <w:t xml:space="preserve">และ </w:t>
       </w:r>
       <w:r>
         <w:rPr>
@@ -5135,7 +5485,7 @@
           <w:sz w:val="32"/>
           <w:szCs w:val="32"/>
         </w:rPr>
-        <w:t xml:space="preserve">PostgreSQL </w:t>
+        <w:t xml:space="preserve">SQL Server AWS </w:t>
       </w:r>
       <w:r>
         <w:rPr>
@@ -5145,7 +5495,7 @@
           <w:szCs w:val="32"/>
           <w:cs/>
         </w:rPr>
-        <w:t xml:space="preserve">ด้วยบริการฐานข้อมูลเชิงสัมพันธ์ของ </w:t>
+        <w:t xml:space="preserve">ให้บริการฐานข้อมูลที่ได้รับการบำรุงรักษาอย่างสมบูรณ์สำหรับ </w:t>
       </w:r>
       <w:r>
         <w:rPr>
@@ -5154,7 +5504,7 @@
           <w:sz w:val="32"/>
           <w:szCs w:val="32"/>
         </w:rPr>
-        <w:t xml:space="preserve">Amazon PostgreSQL </w:t>
+        <w:t xml:space="preserve">PostgreSQL </w:t>
       </w:r>
       <w:r>
         <w:rPr>
@@ -5164,7 +5514,7 @@
           <w:szCs w:val="32"/>
           <w:cs/>
         </w:rPr>
-        <w:t xml:space="preserve">ยังใช้ในการสร้าง </w:t>
+        <w:t xml:space="preserve">ด้วยบริการฐานข้อมูลเชิงสัมพันธ์ของ </w:t>
       </w:r>
       <w:r>
         <w:rPr>
@@ -5173,6 +5523,25 @@
           <w:sz w:val="32"/>
           <w:szCs w:val="32"/>
         </w:rPr>
+        <w:t xml:space="preserve">Amazon PostgreSQL </w:t>
+      </w:r>
+      <w:r>
+        <w:rPr>
+          <w:rFonts w:ascii="TH SarabunPSK" w:eastAsia="EucrosiaDSE" w:hAnsi="TH SarabunPSK" w:cs="TH SarabunPSK"/>
+          <w:color w:val="000000" w:themeColor="text1"/>
+          <w:sz w:val="32"/>
+          <w:szCs w:val="32"/>
+          <w:cs/>
+        </w:rPr>
+        <w:t xml:space="preserve">ยังใช้ในการสร้าง </w:t>
+      </w:r>
+      <w:r>
+        <w:rPr>
+          <w:rFonts w:ascii="TH SarabunPSK" w:eastAsia="EucrosiaDSE" w:hAnsi="TH SarabunPSK" w:cs="TH SarabunPSK"/>
+          <w:color w:val="000000" w:themeColor="text1"/>
+          <w:sz w:val="32"/>
+          <w:szCs w:val="32"/>
+        </w:rPr>
         <w:t>Amazon Aurora</w:t>
       </w:r>
       <w:r>
@@ -5220,52 +5589,92 @@
           <w:sz w:val="32"/>
           <w:szCs w:val="32"/>
         </w:rPr>
-        <w:t xml:space="preserve">PostgreSQL </w:t>
+        <w:t>PostgreSQL</w:t>
+      </w:r>
+      <w:r>
+        <w:rPr>
+          <w:rFonts w:ascii="TH SarabunPSK" w:hAnsi="TH SarabunPSK" w:cs="TH SarabunPSK"/>
+          <w:color w:val="000000" w:themeColor="text1"/>
+          <w:sz w:val="32"/>
+          <w:szCs w:val="32"/>
+          <w:cs/>
+        </w:rPr>
+        <w:t>สามารถเข้าถึงได้ฟรีผ่านใบอนุญาตโอเพ่นซอร์ส ด้วยเหตุนี้ คุณจึงได้รับอนุญาตให้ใช้ ดัดแปลง และใช้งานได้ตามที่บริษัทของคุณต้องการ คุณไม่ต้องการคำแนะนำมากมายในการทำ</w:t>
+      </w:r>
+      <w:r>
+        <w:rPr>
+          <w:rFonts w:ascii="TH SarabunPSK" w:hAnsi="TH SarabunPSK" w:cs="TH SarabunPSK"/>
+          <w:color w:val="000000" w:themeColor="text1"/>
+          <w:sz w:val="32"/>
+          <w:szCs w:val="32"/>
+        </w:rPr>
+        <w:t>(</w:t>
+      </w:r>
+      <w:proofErr w:type="spellStart"/>
+      <w:r>
+        <w:rPr>
+          <w:rFonts w:ascii="TH SarabunPSK" w:hAnsi="TH SarabunPSK" w:cs="TH SarabunPSK"/>
+          <w:color w:val="000000" w:themeColor="text1"/>
+          <w:sz w:val="32"/>
+          <w:szCs w:val="32"/>
+        </w:rPr>
+        <w:t>appmaster</w:t>
+      </w:r>
+      <w:proofErr w:type="spellEnd"/>
+      <w:r>
+        <w:rPr>
+          <w:rFonts w:ascii="TH SarabunPSK" w:hAnsi="TH SarabunPSK" w:cs="TH SarabunPSK"/>
+          <w:color w:val="000000" w:themeColor="text1"/>
+          <w:sz w:val="32"/>
+          <w:szCs w:val="32"/>
+        </w:rPr>
+        <w:t>,</w:t>
+      </w:r>
+      <w:r>
+        <w:rPr>
+          <w:rFonts w:ascii="TH SarabunPSK" w:hAnsi="TH SarabunPSK" w:cs="TH SarabunPSK" w:hint="cs"/>
+          <w:color w:val="000000" w:themeColor="text1"/>
+          <w:sz w:val="32"/>
+          <w:szCs w:val="32"/>
+          <w:cs/>
+        </w:rPr>
+        <w:t xml:space="preserve"> </w:t>
+      </w:r>
+      <w:r>
+        <w:rPr>
+          <w:rFonts w:ascii="TH SarabunPSK" w:hAnsi="TH SarabunPSK" w:cs="TH SarabunPSK"/>
+          <w:color w:val="000000" w:themeColor="text1"/>
+          <w:sz w:val="32"/>
+          <w:szCs w:val="32"/>
+        </w:rPr>
+        <w:t>2022)</w:t>
       </w:r>
     </w:p>
     <w:p>
       <w:pPr>
         <w:tabs>
-          <w:tab w:val="left" w:pos="426"/>
+          <w:tab w:val="left" w:pos="567"/>
+          <w:tab w:val="left" w:pos="993"/>
         </w:tabs>
-        <w:rPr>
-          <w:rFonts w:ascii="TH SarabunPSK" w:hAnsi="TH SarabunPSK" w:cs="TH SarabunPSK"/>
-          <w:b/>
-          <w:bCs/>
-          <w:sz w:val="32"/>
-          <w:szCs w:val="32"/>
-        </w:rPr>
-      </w:pPr>
-      <w:r>
+        <w:jc w:val="thaiDistribute"/>
         <w:rPr>
           <w:rFonts w:ascii="TH SarabunPSK" w:hAnsi="TH SarabunPSK" w:cs="TH SarabunPSK"/>
           <w:color w:val="000000" w:themeColor="text1"/>
           <w:sz w:val="32"/>
           <w:szCs w:val="32"/>
-          <w:cs/>
-        </w:rPr>
-        <w:lastRenderedPageBreak/>
-        <w:t>สามารถเข้าถึงได้ฟรีผ่านใบอนุญาตโอเพ่นซอร์ส ด้วยเหตุนี้ คุณจึงได้รับอนุญาตให้ใช้ ดัดแปลง และใช้งานได้ตามที่บริษัทของคุณต้องการ คุณไม่ต้องการคำแนะนำมากมายในการทำ</w:t>
-      </w:r>
-      <w:r>
-        <w:rPr>
-          <w:rFonts w:ascii="TH SarabunPSK" w:hAnsi="TH SarabunPSK" w:cs="TH SarabunPSK"/>
-          <w:color w:val="000000" w:themeColor="text1"/>
-          <w:sz w:val="32"/>
-          <w:szCs w:val="32"/>
-        </w:rPr>
-        <w:t>(appmaster,2022)</w:t>
-      </w:r>
+        </w:rPr>
+      </w:pPr>
     </w:p>
     <w:p>
       <w:pPr>
         <w:tabs>
-          <w:tab w:val="left" w:pos="426"/>
+          <w:tab w:val="left" w:pos="567"/>
+          <w:tab w:val="left" w:pos="993"/>
         </w:tabs>
-        <w:rPr>
-          <w:rFonts w:ascii="TH SarabunPSK" w:hAnsi="TH SarabunPSK" w:cs="TH SarabunPSK"/>
-          <w:b/>
-          <w:bCs/>
+        <w:jc w:val="thaiDistribute"/>
+        <w:rPr>
+          <w:rFonts w:ascii="TH SarabunPSK" w:hAnsi="TH SarabunPSK" w:cs="TH SarabunPSK"/>
+          <w:color w:val="000000" w:themeColor="text1"/>
           <w:sz w:val="32"/>
           <w:szCs w:val="32"/>
         </w:rPr>
@@ -5274,7 +5683,128 @@
     <w:p>
       <w:pPr>
         <w:tabs>
+          <w:tab w:val="left" w:pos="567"/>
+          <w:tab w:val="left" w:pos="993"/>
+        </w:tabs>
+        <w:jc w:val="thaiDistribute"/>
+        <w:rPr>
+          <w:rFonts w:ascii="TH SarabunPSK" w:hAnsi="TH SarabunPSK" w:cs="TH SarabunPSK"/>
+          <w:color w:val="000000" w:themeColor="text1"/>
+          <w:sz w:val="32"/>
+          <w:szCs w:val="32"/>
+        </w:rPr>
+      </w:pPr>
+    </w:p>
+    <w:p>
+      <w:pPr>
+        <w:tabs>
+          <w:tab w:val="left" w:pos="567"/>
+          <w:tab w:val="left" w:pos="993"/>
+        </w:tabs>
+        <w:jc w:val="thaiDistribute"/>
+        <w:rPr>
+          <w:rFonts w:ascii="TH SarabunPSK" w:hAnsi="TH SarabunPSK" w:cs="TH SarabunPSK"/>
+          <w:color w:val="000000" w:themeColor="text1"/>
+          <w:sz w:val="32"/>
+          <w:szCs w:val="32"/>
+        </w:rPr>
+      </w:pPr>
+    </w:p>
+    <w:p>
+      <w:pPr>
+        <w:tabs>
+          <w:tab w:val="left" w:pos="567"/>
+          <w:tab w:val="left" w:pos="993"/>
+        </w:tabs>
+        <w:jc w:val="thaiDistribute"/>
+        <w:rPr>
+          <w:rFonts w:ascii="TH SarabunPSK" w:hAnsi="TH SarabunPSK" w:cs="TH SarabunPSK"/>
+          <w:color w:val="000000" w:themeColor="text1"/>
+          <w:sz w:val="32"/>
+          <w:szCs w:val="32"/>
+        </w:rPr>
+      </w:pPr>
+    </w:p>
+    <w:p>
+      <w:pPr>
+        <w:tabs>
+          <w:tab w:val="left" w:pos="567"/>
+          <w:tab w:val="left" w:pos="993"/>
+        </w:tabs>
+        <w:jc w:val="thaiDistribute"/>
+        <w:rPr>
+          <w:rFonts w:ascii="TH SarabunPSK" w:hAnsi="TH SarabunPSK" w:cs="TH SarabunPSK"/>
+          <w:color w:val="000000" w:themeColor="text1"/>
+          <w:sz w:val="32"/>
+          <w:szCs w:val="32"/>
+        </w:rPr>
+      </w:pPr>
+    </w:p>
+    <w:p>
+      <w:pPr>
+        <w:tabs>
+          <w:tab w:val="left" w:pos="567"/>
+          <w:tab w:val="left" w:pos="993"/>
+        </w:tabs>
+        <w:jc w:val="thaiDistribute"/>
+        <w:rPr>
+          <w:rFonts w:ascii="TH SarabunPSK" w:hAnsi="TH SarabunPSK" w:cs="TH SarabunPSK"/>
+          <w:color w:val="000000" w:themeColor="text1"/>
+          <w:sz w:val="32"/>
+          <w:szCs w:val="32"/>
+        </w:rPr>
+      </w:pPr>
+    </w:p>
+    <w:p>
+      <w:pPr>
+        <w:tabs>
+          <w:tab w:val="left" w:pos="567"/>
+          <w:tab w:val="left" w:pos="993"/>
+        </w:tabs>
+        <w:jc w:val="thaiDistribute"/>
+        <w:rPr>
+          <w:rFonts w:ascii="TH SarabunPSK" w:hAnsi="TH SarabunPSK" w:cs="TH SarabunPSK"/>
+          <w:color w:val="000000" w:themeColor="text1"/>
+          <w:sz w:val="32"/>
+          <w:szCs w:val="32"/>
+        </w:rPr>
+      </w:pPr>
+    </w:p>
+    <w:p>
+      <w:pPr>
+        <w:tabs>
+          <w:tab w:val="left" w:pos="567"/>
+          <w:tab w:val="left" w:pos="993"/>
+        </w:tabs>
+        <w:jc w:val="thaiDistribute"/>
+        <w:rPr>
+          <w:rFonts w:ascii="TH SarabunPSK" w:hAnsi="TH SarabunPSK" w:cs="TH SarabunPSK"/>
+          <w:color w:val="000000" w:themeColor="text1"/>
+          <w:sz w:val="32"/>
+          <w:szCs w:val="32"/>
+        </w:rPr>
+      </w:pPr>
+    </w:p>
+    <w:p>
+      <w:pPr>
+        <w:tabs>
+          <w:tab w:val="left" w:pos="567"/>
+          <w:tab w:val="left" w:pos="993"/>
+        </w:tabs>
+        <w:jc w:val="thaiDistribute"/>
+        <w:rPr>
+          <w:rFonts w:ascii="TH SarabunPSK" w:hAnsi="TH SarabunPSK" w:cs="TH SarabunPSK"/>
+          <w:color w:val="000000" w:themeColor="text1"/>
+          <w:sz w:val="32"/>
+          <w:szCs w:val="32"/>
+        </w:rPr>
+      </w:pPr>
+    </w:p>
+    <w:p>
+      <w:pPr>
+        <w:tabs>
           <w:tab w:val="left" w:pos="426"/>
+          <w:tab w:val="left" w:pos="993"/>
         </w:tabs>
         <w:rPr>
           <w:rFonts w:ascii="TH SarabunPSK" w:hAnsi="TH SarabunPSK" w:cs="TH SarabunPSK"/>
@@ -5303,8 +5833,9 @@
           <w:color w:val="FFFFFF" w:themeColor="background1"/>
           <w:sz w:val="32"/>
           <w:szCs w:val="32"/>
-        </w:rPr>
-        <w:t>**</w:t>
+          <w:cs/>
+        </w:rPr>
+        <w:tab/>
       </w:r>
       <w:r>
         <w:rPr>
@@ -5473,258 +6004,292 @@
       <w:pPr>
         <w:pStyle w:val="body"/>
         <w:shd w:val="clear" w:color="auto" w:fill="FFFFFF"/>
-        <w:ind w:firstLine="567"/>
-        <w:jc w:val="thaiDistribute"/>
-        <w:rPr>
-          <w:rFonts w:ascii="TH SarabunPSK" w:hAnsi="TH SarabunPSK" w:cs="TH SarabunPSK"/>
-          <w:color w:val="000000"/>
-          <w:sz w:val="32"/>
-          <w:szCs w:val="32"/>
-        </w:rPr>
-      </w:pPr>
-      <w:r>
-        <w:rPr>
-          <w:rFonts w:ascii="TH SarabunPSK" w:hAnsi="TH SarabunPSK" w:cs="TH SarabunPSK"/>
-          <w:sz w:val="32"/>
-          <w:szCs w:val="32"/>
-        </w:rPr>
-        <w:t>2.3.1</w:t>
-      </w:r>
-      <w:r>
-        <w:rPr>
-          <w:rFonts w:ascii="TH SarabunPSK" w:hAnsi="TH SarabunPSK" w:cs="TH SarabunPSK"/>
-          <w:color w:val="FFFFFF" w:themeColor="background1"/>
-          <w:sz w:val="32"/>
-          <w:szCs w:val="32"/>
-        </w:rPr>
-        <w:t>**</w:t>
-      </w:r>
-      <w:r>
-        <w:rPr>
-          <w:rFonts w:ascii="TH SarabunPSK" w:hAnsi="TH SarabunPSK" w:cs="TH SarabunPSK" w:hint="cs"/>
-          <w:color w:val="000000"/>
-          <w:sz w:val="32"/>
-          <w:szCs w:val="32"/>
-        </w:rPr>
-        <w:t xml:space="preserve">LINE Official Account </w:t>
-      </w:r>
-      <w:r>
-        <w:rPr>
-          <w:rFonts w:ascii="TH SarabunPSK" w:hAnsi="TH SarabunPSK" w:cs="TH SarabunPSK" w:hint="cs"/>
-          <w:color w:val="000000"/>
-          <w:sz w:val="32"/>
-          <w:szCs w:val="32"/>
-          <w:cs/>
-        </w:rPr>
-        <w:t xml:space="preserve">คือ บัญชี </w:t>
-      </w:r>
-      <w:r>
-        <w:rPr>
-          <w:rFonts w:ascii="TH SarabunPSK" w:hAnsi="TH SarabunPSK" w:cs="TH SarabunPSK" w:hint="cs"/>
-          <w:color w:val="000000"/>
-          <w:sz w:val="32"/>
-          <w:szCs w:val="32"/>
-        </w:rPr>
-        <w:t xml:space="preserve">LINE </w:t>
-      </w:r>
-      <w:r>
-        <w:rPr>
-          <w:rFonts w:ascii="TH SarabunPSK" w:hAnsi="TH SarabunPSK" w:cs="TH SarabunPSK" w:hint="cs"/>
-          <w:color w:val="000000"/>
-          <w:sz w:val="32"/>
-          <w:szCs w:val="32"/>
-          <w:cs/>
-        </w:rPr>
-        <w:t xml:space="preserve">ที่ถูกออกแบบมาสำหรับการใช้งานทางธุรกิจ โดยเฉพาะร้านค้า ไม่ว่าจะเป็นออนไลน์หรือออฟไลน์ รวมถึงองค์กรที่ต้องพูดคุยสื่อสารกับผู้คนจำนวนมาก ซึ่ง </w:t>
-      </w:r>
-      <w:r>
-        <w:rPr>
-          <w:rFonts w:ascii="TH SarabunPSK" w:hAnsi="TH SarabunPSK" w:cs="TH SarabunPSK" w:hint="cs"/>
-          <w:color w:val="000000"/>
-          <w:sz w:val="32"/>
-          <w:szCs w:val="32"/>
-        </w:rPr>
-        <w:t xml:space="preserve">LINE OA </w:t>
-      </w:r>
-      <w:r>
-        <w:rPr>
-          <w:rFonts w:ascii="TH SarabunPSK" w:hAnsi="TH SarabunPSK" w:cs="TH SarabunPSK" w:hint="cs"/>
-          <w:color w:val="000000"/>
-          <w:sz w:val="32"/>
-          <w:szCs w:val="32"/>
-          <w:cs/>
-        </w:rPr>
-        <w:t xml:space="preserve">สามารถส่งข้อความ รูปภาพ วีดีโอต่างๆ เพื่อติดต่อสื่อสารกับผู้ติดตามได้เหมือนกับบัญชี </w:t>
-      </w:r>
-      <w:r>
-        <w:rPr>
-          <w:rFonts w:ascii="TH SarabunPSK" w:hAnsi="TH SarabunPSK" w:cs="TH SarabunPSK" w:hint="cs"/>
-          <w:color w:val="000000"/>
-          <w:sz w:val="32"/>
-          <w:szCs w:val="32"/>
-        </w:rPr>
-        <w:t xml:space="preserve">LINE </w:t>
-      </w:r>
-      <w:r>
-        <w:rPr>
-          <w:rFonts w:ascii="TH SarabunPSK" w:hAnsi="TH SarabunPSK" w:cs="TH SarabunPSK" w:hint="cs"/>
-          <w:color w:val="000000"/>
-          <w:sz w:val="32"/>
-          <w:szCs w:val="32"/>
-          <w:cs/>
-        </w:rPr>
-        <w:t>ทั่วไป</w:t>
-      </w:r>
-      <w:r>
-        <w:rPr>
-          <w:rFonts w:ascii="TH SarabunPSK" w:hAnsi="TH SarabunPSK" w:cs="TH SarabunPSK"/>
-          <w:color w:val="000000"/>
-          <w:sz w:val="32"/>
-          <w:szCs w:val="32"/>
-        </w:rPr>
-        <w:t xml:space="preserve">  </w:t>
-      </w:r>
-      <w:r>
-        <w:rPr>
-          <w:rFonts w:ascii="TH SarabunPSK" w:hAnsi="TH SarabunPSK" w:cs="TH SarabunPSK" w:hint="cs"/>
-          <w:color w:val="000000"/>
-          <w:sz w:val="32"/>
-          <w:szCs w:val="32"/>
-          <w:cs/>
-        </w:rPr>
-        <w:t xml:space="preserve">แต่ความพิเศษของ </w:t>
-      </w:r>
-      <w:r>
-        <w:rPr>
-          <w:rFonts w:ascii="TH SarabunPSK" w:hAnsi="TH SarabunPSK" w:cs="TH SarabunPSK" w:hint="cs"/>
-          <w:color w:val="000000"/>
-          <w:sz w:val="32"/>
-          <w:szCs w:val="32"/>
-        </w:rPr>
-        <w:t xml:space="preserve">LINE OA </w:t>
-      </w:r>
-      <w:r>
-        <w:rPr>
-          <w:rFonts w:ascii="TH SarabunPSK" w:hAnsi="TH SarabunPSK" w:cs="TH SarabunPSK" w:hint="cs"/>
-          <w:color w:val="000000"/>
-          <w:sz w:val="32"/>
-          <w:szCs w:val="32"/>
-          <w:cs/>
-        </w:rPr>
-        <w:t>คือ ฟีเจอร์สุดเจ๋งมากมายที่จะช่วยโป</w:t>
-      </w:r>
-      <w:proofErr w:type="spellStart"/>
-      <w:r>
-        <w:rPr>
-          <w:rFonts w:ascii="TH SarabunPSK" w:hAnsi="TH SarabunPSK" w:cs="TH SarabunPSK" w:hint="cs"/>
-          <w:color w:val="000000"/>
-          <w:sz w:val="32"/>
-          <w:szCs w:val="32"/>
-          <w:cs/>
-        </w:rPr>
-        <w:t>รโ</w:t>
-      </w:r>
-      <w:proofErr w:type="spellEnd"/>
-      <w:r>
-        <w:rPr>
-          <w:rFonts w:ascii="TH SarabunPSK" w:hAnsi="TH SarabunPSK" w:cs="TH SarabunPSK" w:hint="cs"/>
-          <w:color w:val="000000"/>
-          <w:sz w:val="32"/>
-          <w:szCs w:val="32"/>
-          <w:cs/>
-        </w:rPr>
-        <w:t xml:space="preserve">มทธุรกิจของคุณ เช่น การบรอดแคสข่าวสาร โปรโมชั่น ของแบรนด์ หรือ </w:t>
-      </w:r>
-      <w:r>
-        <w:rPr>
-          <w:rFonts w:ascii="TH SarabunPSK" w:hAnsi="TH SarabunPSK" w:cs="TH SarabunPSK" w:hint="cs"/>
-          <w:color w:val="000000"/>
-          <w:sz w:val="32"/>
-          <w:szCs w:val="32"/>
-        </w:rPr>
-        <w:t xml:space="preserve">LINE Rich Menu </w:t>
-      </w:r>
-      <w:r>
-        <w:rPr>
-          <w:rFonts w:ascii="TH SarabunPSK" w:hAnsi="TH SarabunPSK" w:cs="TH SarabunPSK" w:hint="cs"/>
-          <w:color w:val="000000"/>
-          <w:sz w:val="32"/>
-          <w:szCs w:val="32"/>
-          <w:cs/>
-        </w:rPr>
-        <w:t xml:space="preserve">ที่คุณสามารถกำหนดเองได้ว่าต้องการให้มีอะไรบ้าง และ ไลน์ </w:t>
-      </w:r>
-      <w:r>
-        <w:rPr>
-          <w:rFonts w:ascii="TH SarabunPSK" w:hAnsi="TH SarabunPSK" w:cs="TH SarabunPSK" w:hint="cs"/>
-          <w:color w:val="000000"/>
-          <w:sz w:val="32"/>
-          <w:szCs w:val="32"/>
-        </w:rPr>
-        <w:t xml:space="preserve">OA </w:t>
-      </w:r>
-      <w:r>
-        <w:rPr>
-          <w:rFonts w:ascii="TH SarabunPSK" w:hAnsi="TH SarabunPSK" w:cs="TH SarabunPSK" w:hint="cs"/>
-          <w:color w:val="000000"/>
-          <w:sz w:val="32"/>
-          <w:szCs w:val="32"/>
-          <w:cs/>
-        </w:rPr>
-        <w:t xml:space="preserve">ยังสามารถเชื่อมต่อกับบัญชี </w:t>
-      </w:r>
-      <w:r>
-        <w:rPr>
-          <w:rFonts w:ascii="TH SarabunPSK" w:hAnsi="TH SarabunPSK" w:cs="TH SarabunPSK" w:hint="cs"/>
-          <w:color w:val="000000"/>
-          <w:sz w:val="32"/>
-          <w:szCs w:val="32"/>
-        </w:rPr>
-        <w:t xml:space="preserve">LINE </w:t>
-      </w:r>
-      <w:r>
-        <w:rPr>
-          <w:rFonts w:ascii="TH SarabunPSK" w:hAnsi="TH SarabunPSK" w:cs="TH SarabunPSK" w:hint="cs"/>
-          <w:color w:val="000000"/>
-          <w:sz w:val="32"/>
-          <w:szCs w:val="32"/>
-          <w:cs/>
-        </w:rPr>
-        <w:t xml:space="preserve">โดยตรง การแจ้งเตือนจึงจะแสดงที่หน้าจอ </w:t>
-      </w:r>
-      <w:r>
-        <w:rPr>
-          <w:rFonts w:ascii="TH SarabunPSK" w:hAnsi="TH SarabunPSK" w:cs="TH SarabunPSK" w:hint="cs"/>
-          <w:color w:val="000000"/>
-          <w:sz w:val="32"/>
-          <w:szCs w:val="32"/>
-        </w:rPr>
-        <w:t xml:space="preserve">LINE </w:t>
-      </w:r>
-      <w:r>
-        <w:rPr>
-          <w:rFonts w:ascii="TH SarabunPSK" w:hAnsi="TH SarabunPSK" w:cs="TH SarabunPSK" w:hint="cs"/>
-          <w:color w:val="000000"/>
-          <w:sz w:val="32"/>
-          <w:szCs w:val="32"/>
-          <w:cs/>
-        </w:rPr>
-        <w:t>ส่วนตัวของผู้ติดตามทันที สะดวกในการใช้งานของลูกค้า เพราะไม่จำเป็นต้องเข้าออกหลายแอพ และยังได้รับข่าวสารต่างๆที่ครบถ้วน รวดเร็วทันใจ</w:t>
-      </w:r>
-    </w:p>
-    <w:p>
-      <w:pPr>
         <w:tabs>
           <w:tab w:val="left" w:pos="426"/>
           <w:tab w:val="left" w:pos="993"/>
         </w:tabs>
-        <w:ind w:firstLine="1134"/>
-        <w:rPr>
-          <w:rFonts w:ascii="TH SarabunPSK" w:hAnsi="TH SarabunPSK" w:cs="TH SarabunPSK"/>
-          <w:sz w:val="32"/>
-          <w:szCs w:val="32"/>
-        </w:rPr>
-      </w:pPr>
+        <w:spacing w:after="0" w:afterAutospacing="0"/>
+        <w:jc w:val="thaiDistribute"/>
+        <w:rPr>
+          <w:rFonts w:ascii="TH SarabunPSK" w:hAnsi="TH SarabunPSK" w:cs="TH SarabunPSK"/>
+          <w:color w:val="000000"/>
+          <w:sz w:val="32"/>
+          <w:szCs w:val="32"/>
+        </w:rPr>
+      </w:pPr>
+      <w:r>
+        <w:rPr>
+          <w:rFonts w:ascii="TH SarabunPSK" w:hAnsi="TH SarabunPSK" w:cs="TH SarabunPSK"/>
+          <w:sz w:val="32"/>
+          <w:szCs w:val="32"/>
+          <w:cs/>
+        </w:rPr>
+        <w:tab/>
+      </w:r>
+      <w:r>
+        <w:rPr>
+          <w:rFonts w:ascii="TH SarabunPSK" w:hAnsi="TH SarabunPSK" w:cs="TH SarabunPSK"/>
+          <w:sz w:val="32"/>
+          <w:szCs w:val="32"/>
+        </w:rPr>
+        <w:t>2.3.1</w:t>
+      </w:r>
+      <w:r>
+        <w:rPr>
+          <w:rFonts w:ascii="TH SarabunPSK" w:hAnsi="TH SarabunPSK" w:cs="TH SarabunPSK"/>
+          <w:color w:val="FFFFFF" w:themeColor="background1"/>
+          <w:sz w:val="32"/>
+          <w:szCs w:val="32"/>
+          <w:cs/>
+        </w:rPr>
+        <w:tab/>
+      </w:r>
+      <w:r>
+        <w:rPr>
+          <w:rFonts w:ascii="TH SarabunPSK" w:hAnsi="TH SarabunPSK" w:cs="TH SarabunPSK" w:hint="cs"/>
+          <w:color w:val="000000"/>
+          <w:sz w:val="32"/>
+          <w:szCs w:val="32"/>
+        </w:rPr>
+        <w:t xml:space="preserve">LINE Official Account </w:t>
+      </w:r>
+      <w:r>
+        <w:rPr>
+          <w:rFonts w:ascii="TH SarabunPSK" w:hAnsi="TH SarabunPSK" w:cs="TH SarabunPSK" w:hint="cs"/>
+          <w:color w:val="000000"/>
+          <w:sz w:val="32"/>
+          <w:szCs w:val="32"/>
+          <w:cs/>
+        </w:rPr>
+        <w:t xml:space="preserve">คือ บัญชี </w:t>
+      </w:r>
+      <w:r>
+        <w:rPr>
+          <w:rFonts w:ascii="TH SarabunPSK" w:hAnsi="TH SarabunPSK" w:cs="TH SarabunPSK" w:hint="cs"/>
+          <w:color w:val="000000"/>
+          <w:sz w:val="32"/>
+          <w:szCs w:val="32"/>
+        </w:rPr>
+        <w:t xml:space="preserve">LINE </w:t>
+      </w:r>
+      <w:r>
+        <w:rPr>
+          <w:rFonts w:ascii="TH SarabunPSK" w:hAnsi="TH SarabunPSK" w:cs="TH SarabunPSK" w:hint="cs"/>
+          <w:color w:val="000000"/>
+          <w:sz w:val="32"/>
+          <w:szCs w:val="32"/>
+          <w:cs/>
+        </w:rPr>
+        <w:t xml:space="preserve">ที่ถูกออกแบบมาสำหรับการใช้งานทางธุรกิจ โดยเฉพาะร้านค้า ไม่ว่าจะเป็นออนไลน์หรือออฟไลน์ รวมถึงองค์กรที่ต้องพูดคุยสื่อสารกับผู้คนจำนวนมาก ซึ่ง </w:t>
+      </w:r>
+      <w:r>
+        <w:rPr>
+          <w:rFonts w:ascii="TH SarabunPSK" w:hAnsi="TH SarabunPSK" w:cs="TH SarabunPSK" w:hint="cs"/>
+          <w:color w:val="000000"/>
+          <w:sz w:val="32"/>
+          <w:szCs w:val="32"/>
+        </w:rPr>
+        <w:t xml:space="preserve">LINE OA </w:t>
+      </w:r>
+      <w:r>
+        <w:rPr>
+          <w:rFonts w:ascii="TH SarabunPSK" w:hAnsi="TH SarabunPSK" w:cs="TH SarabunPSK" w:hint="cs"/>
+          <w:color w:val="000000"/>
+          <w:sz w:val="32"/>
+          <w:szCs w:val="32"/>
+          <w:cs/>
+        </w:rPr>
+        <w:t xml:space="preserve">สามารถส่งข้อความ รูปภาพ วีดีโอต่างๆ เพื่อติดต่อสื่อสารกับผู้ติดตามได้เหมือนกับบัญชี </w:t>
+      </w:r>
+      <w:r>
+        <w:rPr>
+          <w:rFonts w:ascii="TH SarabunPSK" w:hAnsi="TH SarabunPSK" w:cs="TH SarabunPSK" w:hint="cs"/>
+          <w:color w:val="000000"/>
+          <w:sz w:val="32"/>
+          <w:szCs w:val="32"/>
+        </w:rPr>
+        <w:t xml:space="preserve">LINE </w:t>
+      </w:r>
+      <w:r>
+        <w:rPr>
+          <w:rFonts w:ascii="TH SarabunPSK" w:hAnsi="TH SarabunPSK" w:cs="TH SarabunPSK" w:hint="cs"/>
+          <w:color w:val="000000"/>
+          <w:sz w:val="32"/>
+          <w:szCs w:val="32"/>
+          <w:cs/>
+        </w:rPr>
+        <w:t>ทั่วไป</w:t>
+      </w:r>
+      <w:r>
+        <w:rPr>
+          <w:rFonts w:ascii="TH SarabunPSK" w:hAnsi="TH SarabunPSK" w:cs="TH SarabunPSK"/>
+          <w:color w:val="000000"/>
+          <w:sz w:val="32"/>
+          <w:szCs w:val="32"/>
+        </w:rPr>
+        <w:t xml:space="preserve">  </w:t>
+      </w:r>
+      <w:r>
+        <w:rPr>
+          <w:rFonts w:ascii="TH SarabunPSK" w:hAnsi="TH SarabunPSK" w:cs="TH SarabunPSK" w:hint="cs"/>
+          <w:color w:val="000000"/>
+          <w:sz w:val="32"/>
+          <w:szCs w:val="32"/>
+          <w:cs/>
+        </w:rPr>
+        <w:t xml:space="preserve">แต่ความพิเศษของ </w:t>
+      </w:r>
+      <w:r>
+        <w:rPr>
+          <w:rFonts w:ascii="TH SarabunPSK" w:hAnsi="TH SarabunPSK" w:cs="TH SarabunPSK" w:hint="cs"/>
+          <w:color w:val="000000"/>
+          <w:sz w:val="32"/>
+          <w:szCs w:val="32"/>
+        </w:rPr>
+        <w:t xml:space="preserve">LINE OA </w:t>
+      </w:r>
+      <w:r>
+        <w:rPr>
+          <w:rFonts w:ascii="TH SarabunPSK" w:hAnsi="TH SarabunPSK" w:cs="TH SarabunPSK" w:hint="cs"/>
+          <w:color w:val="000000"/>
+          <w:sz w:val="32"/>
+          <w:szCs w:val="32"/>
+          <w:cs/>
+        </w:rPr>
+        <w:t>คือ ฟีเจอร์สุดเจ๋งมากมายที่จะช่วยโป</w:t>
+      </w:r>
+      <w:proofErr w:type="spellStart"/>
+      <w:r>
+        <w:rPr>
+          <w:rFonts w:ascii="TH SarabunPSK" w:hAnsi="TH SarabunPSK" w:cs="TH SarabunPSK" w:hint="cs"/>
+          <w:color w:val="000000"/>
+          <w:sz w:val="32"/>
+          <w:szCs w:val="32"/>
+          <w:cs/>
+        </w:rPr>
+        <w:t>รโ</w:t>
+      </w:r>
+      <w:proofErr w:type="spellEnd"/>
+      <w:r>
+        <w:rPr>
+          <w:rFonts w:ascii="TH SarabunPSK" w:hAnsi="TH SarabunPSK" w:cs="TH SarabunPSK" w:hint="cs"/>
+          <w:color w:val="000000"/>
+          <w:sz w:val="32"/>
+          <w:szCs w:val="32"/>
+          <w:cs/>
+        </w:rPr>
+        <w:t xml:space="preserve">มทธุรกิจของคุณ เช่น การบรอดแคสข่าวสาร โปรโมชั่น ของแบรนด์ หรือ </w:t>
+      </w:r>
+      <w:r>
+        <w:rPr>
+          <w:rFonts w:ascii="TH SarabunPSK" w:hAnsi="TH SarabunPSK" w:cs="TH SarabunPSK" w:hint="cs"/>
+          <w:color w:val="000000"/>
+          <w:sz w:val="32"/>
+          <w:szCs w:val="32"/>
+        </w:rPr>
+        <w:t xml:space="preserve">LINE Rich Menu </w:t>
+      </w:r>
+      <w:r>
+        <w:rPr>
+          <w:rFonts w:ascii="TH SarabunPSK" w:hAnsi="TH SarabunPSK" w:cs="TH SarabunPSK" w:hint="cs"/>
+          <w:color w:val="000000"/>
+          <w:sz w:val="32"/>
+          <w:szCs w:val="32"/>
+          <w:cs/>
+        </w:rPr>
+        <w:t xml:space="preserve">ที่คุณสามารถกำหนดเองได้ว่าต้องการให้มีอะไรบ้าง และ ไลน์ </w:t>
+      </w:r>
+      <w:r>
+        <w:rPr>
+          <w:rFonts w:ascii="TH SarabunPSK" w:hAnsi="TH SarabunPSK" w:cs="TH SarabunPSK" w:hint="cs"/>
+          <w:color w:val="000000"/>
+          <w:sz w:val="32"/>
+          <w:szCs w:val="32"/>
+        </w:rPr>
+        <w:t xml:space="preserve">OA </w:t>
+      </w:r>
+      <w:r>
+        <w:rPr>
+          <w:rFonts w:ascii="TH SarabunPSK" w:hAnsi="TH SarabunPSK" w:cs="TH SarabunPSK" w:hint="cs"/>
+          <w:color w:val="000000"/>
+          <w:sz w:val="32"/>
+          <w:szCs w:val="32"/>
+          <w:cs/>
+        </w:rPr>
+        <w:t xml:space="preserve">ยังสามารถเชื่อมต่อกับบัญชี </w:t>
+      </w:r>
+      <w:r>
+        <w:rPr>
+          <w:rFonts w:ascii="TH SarabunPSK" w:hAnsi="TH SarabunPSK" w:cs="TH SarabunPSK" w:hint="cs"/>
+          <w:color w:val="000000"/>
+          <w:sz w:val="32"/>
+          <w:szCs w:val="32"/>
+        </w:rPr>
+        <w:t xml:space="preserve">LINE </w:t>
+      </w:r>
+      <w:r>
+        <w:rPr>
+          <w:rFonts w:ascii="TH SarabunPSK" w:hAnsi="TH SarabunPSK" w:cs="TH SarabunPSK" w:hint="cs"/>
+          <w:color w:val="000000"/>
+          <w:sz w:val="32"/>
+          <w:szCs w:val="32"/>
+          <w:cs/>
+        </w:rPr>
+        <w:t xml:space="preserve">โดยตรง การแจ้งเตือนจึงจะแสดงที่หน้าจอ </w:t>
+      </w:r>
+      <w:r>
+        <w:rPr>
+          <w:rFonts w:ascii="TH SarabunPSK" w:hAnsi="TH SarabunPSK" w:cs="TH SarabunPSK" w:hint="cs"/>
+          <w:color w:val="000000"/>
+          <w:sz w:val="32"/>
+          <w:szCs w:val="32"/>
+        </w:rPr>
+        <w:t xml:space="preserve">LINE </w:t>
+      </w:r>
+      <w:r>
+        <w:rPr>
+          <w:rFonts w:ascii="TH SarabunPSK" w:hAnsi="TH SarabunPSK" w:cs="TH SarabunPSK" w:hint="cs"/>
+          <w:color w:val="000000"/>
+          <w:sz w:val="32"/>
+          <w:szCs w:val="32"/>
+          <w:cs/>
+        </w:rPr>
+        <w:t>ส่วนตัวของผู้ติดตามทันที สะดวกในการใช้งานของลูกค้า เพราะไม่จำเป็นต้องเข้าออกหลายแอพ และยังได้รับข่าวสารต่างๆที่ครบถ้วน รวดเร็วทันใจ</w:t>
+      </w:r>
+    </w:p>
+    <w:p>
+      <w:pPr>
+        <w:tabs>
+          <w:tab w:val="left" w:pos="426"/>
+          <w:tab w:val="left" w:pos="993"/>
+          <w:tab w:val="left" w:pos="1276"/>
+          <w:tab w:val="left" w:pos="1701"/>
+        </w:tabs>
+        <w:jc w:val="thaiDistribute"/>
+        <w:rPr>
+          <w:rFonts w:ascii="TH SarabunPSK" w:hAnsi="TH SarabunPSK" w:cs="TH SarabunPSK"/>
+          <w:sz w:val="32"/>
+          <w:szCs w:val="32"/>
+        </w:rPr>
+      </w:pPr>
+      <w:r>
+        <w:rPr>
+          <w:rFonts w:ascii="TH SarabunPSK" w:hAnsi="TH SarabunPSK" w:cs="TH SarabunPSK"/>
+          <w:sz w:val="32"/>
+          <w:szCs w:val="32"/>
+          <w:cs/>
+        </w:rPr>
+        <w:tab/>
+      </w:r>
+      <w:r>
+        <w:rPr>
+          <w:rFonts w:ascii="TH SarabunPSK" w:hAnsi="TH SarabunPSK" w:cs="TH SarabunPSK"/>
+          <w:sz w:val="32"/>
+          <w:szCs w:val="32"/>
+          <w:cs/>
+        </w:rPr>
+        <w:tab/>
+      </w:r>
       <w:r>
         <w:rPr>
           <w:rFonts w:ascii="TH SarabunPSK" w:hAnsi="TH SarabunPSK" w:cs="TH SarabunPSK"/>
@@ -5743,12 +6308,13 @@
       </w:r>
       <w:r>
         <w:rPr>
-          <w:rFonts w:ascii="TH SarabunPSK" w:hAnsi="TH SarabunPSK" w:cs="TH SarabunPSK"/>
+          <w:rFonts w:ascii="TH SarabunPSK" w:hAnsi="TH SarabunPSK" w:cs="TH SarabunPSK" w:hint="cs"/>
           <w:color w:val="FFFFFF" w:themeColor="background1"/>
           <w:sz w:val="32"/>
           <w:szCs w:val="32"/>
-        </w:rPr>
-        <w:t>**</w:t>
+          <w:cs/>
+        </w:rPr>
+        <w:t xml:space="preserve"> </w:t>
       </w:r>
       <w:r>
         <w:rPr>
@@ -5802,6 +6368,536 @@
         </w:rPr>
         <w:t>แบบด้วยกัน</w:t>
       </w:r>
+    </w:p>
+    <w:p>
+      <w:pPr>
+        <w:tabs>
+          <w:tab w:val="left" w:pos="426"/>
+          <w:tab w:val="left" w:pos="993"/>
+          <w:tab w:val="left" w:pos="1701"/>
+          <w:tab w:val="left" w:pos="1985"/>
+        </w:tabs>
+        <w:jc w:val="thaiDistribute"/>
+        <w:rPr>
+          <w:rFonts w:ascii="TH SarabunPSK" w:hAnsi="TH SarabunPSK" w:cs="TH SarabunPSK"/>
+          <w:sz w:val="32"/>
+          <w:szCs w:val="32"/>
+        </w:rPr>
+      </w:pPr>
+      <w:r>
+        <w:rPr>
+          <w:rFonts w:ascii="TH SarabunPSK" w:hAnsi="TH SarabunPSK" w:cs="TH SarabunPSK"/>
+          <w:sz w:val="32"/>
+          <w:szCs w:val="32"/>
+          <w:cs/>
+        </w:rPr>
+        <w:tab/>
+      </w:r>
+      <w:r>
+        <w:rPr>
+          <w:rFonts w:ascii="TH SarabunPSK" w:hAnsi="TH SarabunPSK" w:cs="TH SarabunPSK"/>
+          <w:sz w:val="32"/>
+          <w:szCs w:val="32"/>
+          <w:cs/>
+        </w:rPr>
+        <w:tab/>
+      </w:r>
+      <w:r>
+        <w:rPr>
+          <w:rFonts w:ascii="TH SarabunPSK" w:hAnsi="TH SarabunPSK" w:cs="TH SarabunPSK"/>
+          <w:sz w:val="32"/>
+          <w:szCs w:val="32"/>
+          <w:cs/>
+        </w:rPr>
+        <w:tab/>
+      </w:r>
+      <w:r>
+        <w:rPr>
+          <w:rFonts w:ascii="TH SarabunPSK" w:hAnsi="TH SarabunPSK" w:cs="TH SarabunPSK"/>
+          <w:sz w:val="32"/>
+          <w:szCs w:val="32"/>
+        </w:rPr>
+        <w:t>1)</w:t>
+      </w:r>
+      <w:r>
+        <w:rPr>
+          <w:rFonts w:ascii="TH SarabunPSK" w:hAnsi="TH SarabunPSK" w:cs="TH SarabunPSK"/>
+          <w:color w:val="FFFFFF" w:themeColor="background1"/>
+          <w:sz w:val="32"/>
+          <w:szCs w:val="32"/>
+          <w:cs/>
+        </w:rPr>
+        <w:tab/>
+      </w:r>
+      <w:r>
+        <w:rPr>
+          <w:rFonts w:ascii="TH SarabunPSK" w:hAnsi="TH SarabunPSK" w:cs="TH SarabunPSK" w:hint="cs"/>
+          <w:sz w:val="32"/>
+          <w:szCs w:val="32"/>
+          <w:cs/>
+        </w:rPr>
+        <w:t>บัญชีทั่วไป</w:t>
+      </w:r>
+      <w:r>
+        <w:rPr>
+          <w:rFonts w:ascii="TH SarabunPSK" w:hAnsi="TH SarabunPSK" w:cs="TH SarabunPSK"/>
+          <w:sz w:val="32"/>
+          <w:szCs w:val="32"/>
+        </w:rPr>
+        <w:t xml:space="preserve"> </w:t>
+      </w:r>
+      <w:r>
+        <w:rPr>
+          <w:rFonts w:ascii="TH SarabunPSK" w:hAnsi="TH SarabunPSK" w:cs="TH SarabunPSK"/>
+          <w:sz w:val="32"/>
+          <w:szCs w:val="32"/>
+        </w:rPr>
+        <w:t>(</w:t>
+      </w:r>
+      <w:r>
+        <w:rPr>
+          <w:rFonts w:ascii="TH SarabunPSK" w:hAnsi="TH SarabunPSK" w:cs="TH SarabunPSK"/>
+          <w:sz w:val="32"/>
+          <w:szCs w:val="32"/>
+        </w:rPr>
+        <w:t xml:space="preserve">Unverified) </w:t>
+      </w:r>
+      <w:r>
+        <w:rPr>
+          <w:rFonts w:ascii="TH SarabunPSK" w:hAnsi="TH SarabunPSK" w:cs="TH SarabunPSK" w:hint="cs"/>
+          <w:color w:val="000000"/>
+          <w:sz w:val="32"/>
+          <w:szCs w:val="32"/>
+          <w:shd w:val="clear" w:color="auto" w:fill="FFFFFF"/>
+          <w:cs/>
+        </w:rPr>
+        <w:t xml:space="preserve">เป็นประเภทบัญชีสำหรับร้านค้าทั่วไป โดยเมื่อสมัครใช้งาน </w:t>
+      </w:r>
+      <w:r>
+        <w:rPr>
+          <w:rFonts w:ascii="TH SarabunPSK" w:hAnsi="TH SarabunPSK" w:cs="TH SarabunPSK" w:hint="cs"/>
+          <w:color w:val="000000"/>
+          <w:sz w:val="32"/>
+          <w:szCs w:val="32"/>
+          <w:shd w:val="clear" w:color="auto" w:fill="FFFFFF"/>
+        </w:rPr>
+        <w:t xml:space="preserve">LINE Official Account </w:t>
+      </w:r>
+      <w:r>
+        <w:rPr>
+          <w:rFonts w:ascii="TH SarabunPSK" w:hAnsi="TH SarabunPSK" w:cs="TH SarabunPSK" w:hint="cs"/>
+          <w:color w:val="000000"/>
+          <w:sz w:val="32"/>
+          <w:szCs w:val="32"/>
+          <w:shd w:val="clear" w:color="auto" w:fill="FFFFFF"/>
+          <w:cs/>
+        </w:rPr>
+        <w:t>เป็นครั้งแรก จะได้รับโล่สีเทา ซึ่งสามารถอัพเกรดให้เป็นสีฟ้าหรือสีเขียวได้จากการซื้อ สามารถใช้ได้เพียงฟีเจอร์พื้นฐาน เช่น ส่งข้อความ รูปภาพ เพื่อสื่อสารกับผู้ติดตามได้ปกติ เหมาะสำหรับธุรกิจขนาดเล็ก และยังมีงบที่ไม่มากนัก</w:t>
+      </w:r>
+    </w:p>
+    <w:p>
+      <w:pPr>
+        <w:tabs>
+          <w:tab w:val="left" w:pos="426"/>
+          <w:tab w:val="left" w:pos="993"/>
+          <w:tab w:val="left" w:pos="1701"/>
+          <w:tab w:val="left" w:pos="1985"/>
+        </w:tabs>
+        <w:jc w:val="thaiDistribute"/>
+        <w:rPr>
+          <w:rFonts w:ascii="TH SarabunPSK" w:hAnsi="TH SarabunPSK" w:cs="TH SarabunPSK"/>
+          <w:sz w:val="32"/>
+          <w:szCs w:val="32"/>
+        </w:rPr>
+      </w:pPr>
+      <w:r>
+        <w:rPr>
+          <w:rFonts w:ascii="TH SarabunPSK" w:hAnsi="TH SarabunPSK" w:cs="TH SarabunPSK"/>
+          <w:sz w:val="32"/>
+          <w:szCs w:val="32"/>
+          <w:cs/>
+        </w:rPr>
+        <w:tab/>
+      </w:r>
+      <w:r>
+        <w:rPr>
+          <w:rFonts w:ascii="TH SarabunPSK" w:hAnsi="TH SarabunPSK" w:cs="TH SarabunPSK"/>
+          <w:sz w:val="32"/>
+          <w:szCs w:val="32"/>
+          <w:cs/>
+        </w:rPr>
+        <w:tab/>
+      </w:r>
+      <w:r>
+        <w:rPr>
+          <w:rFonts w:ascii="TH SarabunPSK" w:hAnsi="TH SarabunPSK" w:cs="TH SarabunPSK"/>
+          <w:sz w:val="32"/>
+          <w:szCs w:val="32"/>
+          <w:cs/>
+        </w:rPr>
+        <w:tab/>
+      </w:r>
+      <w:r>
+        <w:rPr>
+          <w:rFonts w:ascii="TH SarabunPSK" w:hAnsi="TH SarabunPSK" w:cs="TH SarabunPSK"/>
+          <w:sz w:val="32"/>
+          <w:szCs w:val="32"/>
+        </w:rPr>
+        <w:t>2)</w:t>
+      </w:r>
+      <w:r>
+        <w:rPr>
+          <w:rFonts w:ascii="TH SarabunPSK" w:hAnsi="TH SarabunPSK" w:cs="TH SarabunPSK"/>
+          <w:color w:val="FFFFFF" w:themeColor="background1"/>
+          <w:sz w:val="32"/>
+          <w:szCs w:val="32"/>
+          <w:cs/>
+        </w:rPr>
+        <w:tab/>
+      </w:r>
+      <w:r>
+        <w:rPr>
+          <w:rFonts w:ascii="TH SarabunPSK" w:hAnsi="TH SarabunPSK" w:cs="TH SarabunPSK" w:hint="cs"/>
+          <w:sz w:val="32"/>
+          <w:szCs w:val="32"/>
+          <w:cs/>
+        </w:rPr>
+        <w:t>บัญชี</w:t>
+      </w:r>
+      <w:r>
+        <w:rPr>
+          <w:rFonts w:ascii="TH SarabunPSK" w:hAnsi="TH SarabunPSK" w:cs="TH SarabunPSK" w:hint="cs"/>
+          <w:sz w:val="32"/>
+          <w:szCs w:val="32"/>
+          <w:cs/>
+        </w:rPr>
+        <w:t xml:space="preserve">รับรอง </w:t>
+      </w:r>
+      <w:r>
+        <w:rPr>
+          <w:rFonts w:ascii="TH SarabunPSK" w:hAnsi="TH SarabunPSK" w:cs="TH SarabunPSK"/>
+          <w:sz w:val="32"/>
+          <w:szCs w:val="32"/>
+        </w:rPr>
+        <w:t>(</w:t>
+      </w:r>
+      <w:r>
+        <w:rPr>
+          <w:rFonts w:ascii="TH SarabunPSK" w:hAnsi="TH SarabunPSK" w:cs="TH SarabunPSK"/>
+          <w:sz w:val="32"/>
+          <w:szCs w:val="32"/>
+        </w:rPr>
+        <w:t>Verified</w:t>
+      </w:r>
+      <w:r>
+        <w:rPr>
+          <w:rFonts w:ascii="TH SarabunPSK" w:hAnsi="TH SarabunPSK" w:cs="TH SarabunPSK"/>
+          <w:sz w:val="32"/>
+          <w:szCs w:val="32"/>
+        </w:rPr>
+        <w:t>)</w:t>
+      </w:r>
+      <w:r>
+        <w:rPr>
+          <w:rFonts w:ascii="TH SarabunPSK" w:hAnsi="TH SarabunPSK" w:cs="TH SarabunPSK"/>
+          <w:sz w:val="32"/>
+          <w:szCs w:val="32"/>
+        </w:rPr>
+        <w:t xml:space="preserve"> </w:t>
+      </w:r>
+      <w:r>
+        <w:rPr>
+          <w:rFonts w:ascii="TH SarabunPSK" w:hAnsi="TH SarabunPSK" w:cs="TH SarabunPSK" w:hint="cs"/>
+          <w:sz w:val="32"/>
+          <w:szCs w:val="32"/>
+          <w:cs/>
+        </w:rPr>
+        <w:t>เป็น</w:t>
+      </w:r>
+      <w:r>
+        <w:rPr>
+          <w:rFonts w:ascii="TH SarabunPSK" w:hAnsi="TH SarabunPSK" w:cs="TH SarabunPSK" w:hint="cs"/>
+          <w:color w:val="000000"/>
+          <w:sz w:val="32"/>
+          <w:szCs w:val="32"/>
+          <w:shd w:val="clear" w:color="auto" w:fill="FFFFFF"/>
+          <w:cs/>
+        </w:rPr>
+        <w:t xml:space="preserve">ประเภทบัญชีที่ผ่านการตรวจสอบจาก </w:t>
+      </w:r>
+      <w:r>
+        <w:rPr>
+          <w:rFonts w:ascii="TH SarabunPSK" w:hAnsi="TH SarabunPSK" w:cs="TH SarabunPSK" w:hint="cs"/>
+          <w:color w:val="000000"/>
+          <w:sz w:val="32"/>
+          <w:szCs w:val="32"/>
+          <w:shd w:val="clear" w:color="auto" w:fill="FFFFFF"/>
+        </w:rPr>
+        <w:t xml:space="preserve">LINE </w:t>
+      </w:r>
+      <w:r>
+        <w:rPr>
+          <w:rFonts w:ascii="TH SarabunPSK" w:hAnsi="TH SarabunPSK" w:cs="TH SarabunPSK" w:hint="cs"/>
+          <w:color w:val="000000"/>
+          <w:sz w:val="32"/>
+          <w:szCs w:val="32"/>
+          <w:shd w:val="clear" w:color="auto" w:fill="FFFFFF"/>
+          <w:cs/>
+        </w:rPr>
+        <w:t xml:space="preserve">จะได้รับเป็นโล่สีฟ้า และต้องเสียค่าใช้จ่ายเพื่ออัพเกรดเป็นประเภทนี้ เมื่อคุณอัพเกรดเป็นบัญชีรับรอง ประโยชน์ที่คุณจะได้รับคือภาพลักษณ์ของแบรนด์ ที่มีความน่าเชื่อถือ ลูกค้าวางใจได้ว่าเป็นธุรกิจจริง มีข้อมูลที่ติดต่อได้จริง เพราะผ่านการตรวจสอบและอนุมัติจากทาง </w:t>
+      </w:r>
+      <w:r>
+        <w:rPr>
+          <w:rFonts w:ascii="TH SarabunPSK" w:hAnsi="TH SarabunPSK" w:cs="TH SarabunPSK" w:hint="cs"/>
+          <w:color w:val="000000"/>
+          <w:sz w:val="32"/>
+          <w:szCs w:val="32"/>
+          <w:shd w:val="clear" w:color="auto" w:fill="FFFFFF"/>
+        </w:rPr>
+        <w:t xml:space="preserve">LINE </w:t>
+      </w:r>
+      <w:r>
+        <w:rPr>
+          <w:rFonts w:ascii="TH SarabunPSK" w:hAnsi="TH SarabunPSK" w:cs="TH SarabunPSK" w:hint="cs"/>
+          <w:color w:val="000000"/>
+          <w:sz w:val="32"/>
+          <w:szCs w:val="32"/>
+          <w:shd w:val="clear" w:color="auto" w:fill="FFFFFF"/>
+          <w:cs/>
+        </w:rPr>
+        <w:t>โดยตรง</w:t>
+      </w:r>
+    </w:p>
+    <w:p>
+      <w:pPr>
+        <w:tabs>
+          <w:tab w:val="left" w:pos="426"/>
+          <w:tab w:val="left" w:pos="993"/>
+          <w:tab w:val="left" w:pos="1701"/>
+          <w:tab w:val="left" w:pos="1985"/>
+        </w:tabs>
+        <w:jc w:val="thaiDistribute"/>
+        <w:rPr>
+          <w:rFonts w:ascii="TH SarabunPSK" w:hAnsi="TH SarabunPSK" w:cs="TH SarabunPSK"/>
+          <w:sz w:val="32"/>
+          <w:szCs w:val="32"/>
+        </w:rPr>
+      </w:pPr>
+      <w:r>
+        <w:rPr>
+          <w:rFonts w:ascii="TH SarabunPSK" w:hAnsi="TH SarabunPSK" w:cs="TH SarabunPSK"/>
+          <w:sz w:val="32"/>
+          <w:szCs w:val="32"/>
+          <w:cs/>
+        </w:rPr>
+        <w:tab/>
+      </w:r>
+      <w:r>
+        <w:rPr>
+          <w:rFonts w:ascii="TH SarabunPSK" w:hAnsi="TH SarabunPSK" w:cs="TH SarabunPSK"/>
+          <w:sz w:val="32"/>
+          <w:szCs w:val="32"/>
+          <w:cs/>
+        </w:rPr>
+        <w:tab/>
+      </w:r>
+      <w:r>
+        <w:rPr>
+          <w:rFonts w:ascii="TH SarabunPSK" w:hAnsi="TH SarabunPSK" w:cs="TH SarabunPSK"/>
+          <w:sz w:val="32"/>
+          <w:szCs w:val="32"/>
+          <w:cs/>
+        </w:rPr>
+        <w:tab/>
+      </w:r>
+      <w:r>
+        <w:rPr>
+          <w:rFonts w:ascii="TH SarabunPSK" w:hAnsi="TH SarabunPSK" w:cs="TH SarabunPSK"/>
+          <w:sz w:val="32"/>
+          <w:szCs w:val="32"/>
+        </w:rPr>
+        <w:t>3)</w:t>
+      </w:r>
+      <w:r>
+        <w:rPr>
+          <w:rFonts w:ascii="TH SarabunPSK" w:hAnsi="TH SarabunPSK" w:cs="TH SarabunPSK"/>
+          <w:color w:val="000000" w:themeColor="text1"/>
+          <w:sz w:val="32"/>
+          <w:szCs w:val="32"/>
+          <w:cs/>
+        </w:rPr>
+        <w:tab/>
+      </w:r>
+      <w:r>
+        <w:rPr>
+          <w:rFonts w:ascii="TH SarabunPSK" w:hAnsi="TH SarabunPSK" w:cs="TH SarabunPSK" w:hint="cs"/>
+          <w:sz w:val="32"/>
+          <w:szCs w:val="32"/>
+          <w:cs/>
+        </w:rPr>
+        <w:t>บัญช</w:t>
+      </w:r>
+      <w:r>
+        <w:rPr>
+          <w:rFonts w:ascii="TH SarabunPSK" w:hAnsi="TH SarabunPSK" w:cs="TH SarabunPSK" w:hint="cs"/>
+          <w:sz w:val="32"/>
+          <w:szCs w:val="32"/>
+          <w:cs/>
+        </w:rPr>
+        <w:t>ีพรีเมี่ยม</w:t>
+      </w:r>
+      <w:r>
+        <w:rPr>
+          <w:rFonts w:ascii="TH SarabunPSK" w:hAnsi="TH SarabunPSK" w:cs="TH SarabunPSK"/>
+          <w:sz w:val="32"/>
+          <w:szCs w:val="32"/>
+        </w:rPr>
+        <w:t xml:space="preserve"> </w:t>
+      </w:r>
+      <w:r>
+        <w:rPr>
+          <w:rFonts w:ascii="TH SarabunPSK" w:hAnsi="TH SarabunPSK" w:cs="TH SarabunPSK"/>
+          <w:sz w:val="32"/>
+          <w:szCs w:val="32"/>
+        </w:rPr>
+        <w:t>(</w:t>
+      </w:r>
+      <w:r>
+        <w:rPr>
+          <w:rFonts w:ascii="TH SarabunPSK" w:hAnsi="TH SarabunPSK" w:cs="TH SarabunPSK"/>
+          <w:sz w:val="32"/>
+          <w:szCs w:val="32"/>
+        </w:rPr>
+        <w:t xml:space="preserve">Premium) </w:t>
+      </w:r>
+      <w:r>
+        <w:rPr>
+          <w:rFonts w:ascii="TH SarabunPSK" w:hAnsi="TH SarabunPSK" w:cs="TH SarabunPSK" w:hint="cs"/>
+          <w:color w:val="000000"/>
+          <w:sz w:val="32"/>
+          <w:szCs w:val="32"/>
+          <w:shd w:val="clear" w:color="auto" w:fill="FFFFFF"/>
+          <w:cs/>
+        </w:rPr>
+        <w:t xml:space="preserve">บัญชีระดับพรีเมียม จะได้รับโล่สีเขียวประดับบนโปรไฟล์ และสามารถใช้งานฟีเจอร์ได้มากกว่าประเภทอื่นๆ เหมาะสำหรับธุรกิจขนาดใหญ่หรือธุรกิจที่มีผู้ติดตามเป็นจำนวนมาก สามารถค้นหาร้านค้าได้ผ่านหน้า ค้นหาเพื่อน หรือสามารถค้นหาได้ผ่าน </w:t>
+      </w:r>
+      <w:r>
+        <w:rPr>
+          <w:rFonts w:ascii="TH SarabunPSK" w:hAnsi="TH SarabunPSK" w:cs="TH SarabunPSK" w:hint="cs"/>
+          <w:color w:val="000000"/>
+          <w:sz w:val="32"/>
+          <w:szCs w:val="32"/>
+          <w:shd w:val="clear" w:color="auto" w:fill="FFFFFF"/>
+        </w:rPr>
+        <w:t xml:space="preserve">Search Engine </w:t>
+      </w:r>
+      <w:r>
+        <w:rPr>
+          <w:rFonts w:ascii="TH SarabunPSK" w:hAnsi="TH SarabunPSK" w:cs="TH SarabunPSK" w:hint="cs"/>
+          <w:color w:val="000000"/>
+          <w:sz w:val="32"/>
+          <w:szCs w:val="32"/>
+          <w:shd w:val="clear" w:color="auto" w:fill="FFFFFF"/>
+          <w:cs/>
+        </w:rPr>
+        <w:t xml:space="preserve">ค่าใช้จ่ายในการอัพเกรดนั้นจะขึ้นอยู่กับข้อกำหนดของทาง </w:t>
+      </w:r>
+      <w:r>
+        <w:rPr>
+          <w:rFonts w:ascii="TH SarabunPSK" w:hAnsi="TH SarabunPSK" w:cs="TH SarabunPSK" w:hint="cs"/>
+          <w:color w:val="000000"/>
+          <w:sz w:val="32"/>
+          <w:szCs w:val="32"/>
+          <w:shd w:val="clear" w:color="auto" w:fill="FFFFFF"/>
+        </w:rPr>
+        <w:t>LINE</w:t>
+      </w:r>
+      <w:r>
+        <w:rPr>
+          <w:rFonts w:ascii="TH SarabunPSK" w:hAnsi="TH SarabunPSK" w:cs="TH SarabunPSK"/>
+          <w:sz w:val="32"/>
+          <w:szCs w:val="32"/>
+        </w:rPr>
+        <w:t xml:space="preserve"> (</w:t>
+      </w:r>
+      <w:r>
+        <w:rPr>
+          <w:rFonts w:ascii="TH SarabunPSK" w:hAnsi="TH SarabunPSK" w:cs="TH SarabunPSK"/>
+          <w:sz w:val="32"/>
+          <w:szCs w:val="32"/>
+        </w:rPr>
+        <w:t>rocket</w:t>
+      </w:r>
+      <w:r>
+        <w:rPr>
+          <w:rFonts w:ascii="TH SarabunPSK" w:hAnsi="TH SarabunPSK" w:cs="TH SarabunPSK"/>
+          <w:sz w:val="32"/>
+          <w:szCs w:val="32"/>
+        </w:rPr>
+        <w:t>,</w:t>
+      </w:r>
+      <w:r>
+        <w:rPr>
+          <w:rFonts w:ascii="TH SarabunPSK" w:hAnsi="TH SarabunPSK" w:cs="TH SarabunPSK" w:hint="cs"/>
+          <w:sz w:val="32"/>
+          <w:szCs w:val="32"/>
+          <w:cs/>
+        </w:rPr>
+        <w:t xml:space="preserve"> </w:t>
+      </w:r>
+      <w:r>
+        <w:rPr>
+          <w:rFonts w:ascii="TH SarabunPSK" w:hAnsi="TH SarabunPSK" w:cs="TH SarabunPSK"/>
+          <w:sz w:val="32"/>
+          <w:szCs w:val="32"/>
+        </w:rPr>
+        <w:t>2567)</w:t>
+      </w:r>
+    </w:p>
+    <w:p>
+      <w:pPr>
+        <w:tabs>
+          <w:tab w:val="left" w:pos="426"/>
+          <w:tab w:val="left" w:pos="993"/>
+          <w:tab w:val="left" w:pos="2127"/>
+        </w:tabs>
+        <w:jc w:val="thaiDistribute"/>
+        <w:rPr>
+          <w:rFonts w:ascii="TH SarabunPSK" w:hAnsi="TH SarabunPSK" w:cs="TH SarabunPSK"/>
+          <w:sz w:val="32"/>
+          <w:szCs w:val="32"/>
+        </w:rPr>
+      </w:pPr>
+    </w:p>
+    <w:p>
+      <w:pPr>
+        <w:tabs>
+          <w:tab w:val="left" w:pos="426"/>
+          <w:tab w:val="left" w:pos="993"/>
+          <w:tab w:val="left" w:pos="2127"/>
+        </w:tabs>
+        <w:jc w:val="thaiDistribute"/>
+        <w:rPr>
+          <w:rFonts w:ascii="TH SarabunPSK" w:hAnsi="TH SarabunPSK" w:cs="TH SarabunPSK"/>
+          <w:sz w:val="32"/>
+          <w:szCs w:val="32"/>
+        </w:rPr>
+      </w:pPr>
+    </w:p>
+    <w:p>
+      <w:pPr>
+        <w:tabs>
+          <w:tab w:val="left" w:pos="426"/>
+          <w:tab w:val="left" w:pos="993"/>
+          <w:tab w:val="left" w:pos="2127"/>
+        </w:tabs>
+        <w:jc w:val="thaiDistribute"/>
+        <w:rPr>
+          <w:rFonts w:ascii="TH SarabunPSK" w:hAnsi="TH SarabunPSK" w:cs="TH SarabunPSK"/>
+          <w:sz w:val="32"/>
+          <w:szCs w:val="32"/>
+        </w:rPr>
+      </w:pPr>
     </w:p>
     <w:p>
       <w:pPr>
@@ -5815,394 +6911,9 @@
           <w:rFonts w:ascii="TH SarabunPSK" w:hAnsi="TH SarabunPSK" w:cs="TH SarabunPSK"/>
           <w:sz w:val="32"/>
           <w:szCs w:val="32"/>
-        </w:rPr>
-      </w:pPr>
-      <w:r>
-        <w:rPr>
-          <w:rFonts w:ascii="TH SarabunPSK" w:hAnsi="TH SarabunPSK" w:cs="TH SarabunPSK"/>
-          <w:sz w:val="32"/>
-          <w:szCs w:val="32"/>
-        </w:rPr>
-        <w:t>1)</w:t>
-      </w:r>
-      <w:r>
-        <w:rPr>
-          <w:rFonts w:ascii="TH SarabunPSK" w:hAnsi="TH SarabunPSK" w:cs="TH SarabunPSK"/>
-          <w:color w:val="FFFFFF" w:themeColor="background1"/>
-          <w:sz w:val="32"/>
-          <w:szCs w:val="32"/>
-        </w:rPr>
-        <w:t>**</w:t>
-      </w:r>
-      <w:r>
-        <w:rPr>
-          <w:rFonts w:ascii="TH SarabunPSK" w:hAnsi="TH SarabunPSK" w:cs="TH SarabunPSK" w:hint="cs"/>
-          <w:sz w:val="32"/>
-          <w:szCs w:val="32"/>
-          <w:cs/>
-        </w:rPr>
-        <w:t>บัญชีทั่วไป</w:t>
-      </w:r>
-      <w:r>
-        <w:rPr>
-          <w:rFonts w:ascii="TH SarabunPSK" w:hAnsi="TH SarabunPSK" w:cs="TH SarabunPSK"/>
-          <w:sz w:val="32"/>
-          <w:szCs w:val="32"/>
-        </w:rPr>
-        <w:t xml:space="preserve"> </w:t>
-      </w:r>
-      <w:r>
-        <w:rPr>
-          <w:rFonts w:ascii="TH SarabunPSK" w:hAnsi="TH SarabunPSK" w:cs="TH SarabunPSK"/>
-          <w:sz w:val="32"/>
-          <w:szCs w:val="32"/>
-        </w:rPr>
-        <w:t>(</w:t>
-      </w:r>
-      <w:r>
-        <w:rPr>
-          <w:rFonts w:ascii="TH SarabunPSK" w:hAnsi="TH SarabunPSK" w:cs="TH SarabunPSK"/>
-          <w:sz w:val="32"/>
-          <w:szCs w:val="32"/>
-        </w:rPr>
-        <w:t xml:space="preserve">Unverified) </w:t>
-      </w:r>
-      <w:r>
-        <w:rPr>
-          <w:rFonts w:ascii="TH SarabunPSK" w:hAnsi="TH SarabunPSK" w:cs="TH SarabunPSK" w:hint="cs"/>
-          <w:color w:val="000000"/>
-          <w:sz w:val="32"/>
-          <w:szCs w:val="32"/>
-          <w:shd w:val="clear" w:color="auto" w:fill="FFFFFF"/>
-          <w:cs/>
-        </w:rPr>
-        <w:t xml:space="preserve">เป็นประเภทบัญชีสำหรับร้านค้าทั่วไป โดยเมื่อสมัครใช้งาน </w:t>
-      </w:r>
-      <w:r>
-        <w:rPr>
-          <w:rFonts w:ascii="TH SarabunPSK" w:hAnsi="TH SarabunPSK" w:cs="TH SarabunPSK" w:hint="cs"/>
-          <w:color w:val="000000"/>
-          <w:sz w:val="32"/>
-          <w:szCs w:val="32"/>
-          <w:shd w:val="clear" w:color="auto" w:fill="FFFFFF"/>
-        </w:rPr>
-        <w:t xml:space="preserve">LINE Official Account </w:t>
-      </w:r>
-      <w:r>
-        <w:rPr>
-          <w:rFonts w:ascii="TH SarabunPSK" w:hAnsi="TH SarabunPSK" w:cs="TH SarabunPSK" w:hint="cs"/>
-          <w:color w:val="000000"/>
-          <w:sz w:val="32"/>
-          <w:szCs w:val="32"/>
-          <w:shd w:val="clear" w:color="auto" w:fill="FFFFFF"/>
-          <w:cs/>
-        </w:rPr>
-        <w:t>เป็นครั้งแรก จะได้รับโล่สีเทา ซึ่งสามารถอัพเกรดให้เป็นสีฟ้าหรือสีเขียวได้จากการซื้อ สามารถใช้ได้เพียงฟีเจอร์พื้นฐาน เช่น ส่งข้อความ รูปภาพ เพื่อสื่อสารกับผู้ติดตามได้ปกติ เหมาะสำหรับธุรกิจขนาดเล็ก และยังมีงบที่ไม่มากนัก</w:t>
-      </w:r>
-    </w:p>
-    <w:p>
-      <w:pPr>
-        <w:tabs>
-          <w:tab w:val="left" w:pos="426"/>
-          <w:tab w:val="left" w:pos="993"/>
-        </w:tabs>
-        <w:ind w:firstLine="1985"/>
-        <w:jc w:val="thaiDistribute"/>
-        <w:rPr>
-          <w:rFonts w:ascii="TH SarabunPSK" w:hAnsi="TH SarabunPSK" w:cs="TH SarabunPSK"/>
-          <w:sz w:val="32"/>
-          <w:szCs w:val="32"/>
-        </w:rPr>
-      </w:pPr>
-      <w:r>
-        <w:rPr>
-          <w:rFonts w:ascii="TH SarabunPSK" w:hAnsi="TH SarabunPSK" w:cs="TH SarabunPSK"/>
-          <w:sz w:val="32"/>
-          <w:szCs w:val="32"/>
-        </w:rPr>
-        <w:t>2)</w:t>
-      </w:r>
-      <w:r>
-        <w:rPr>
-          <w:rFonts w:ascii="TH SarabunPSK" w:hAnsi="TH SarabunPSK" w:cs="TH SarabunPSK"/>
-          <w:color w:val="FFFFFF" w:themeColor="background1"/>
-          <w:sz w:val="32"/>
-          <w:szCs w:val="32"/>
-        </w:rPr>
-        <w:t>**</w:t>
-      </w:r>
-      <w:r>
-        <w:rPr>
-          <w:rFonts w:ascii="TH SarabunPSK" w:hAnsi="TH SarabunPSK" w:cs="TH SarabunPSK" w:hint="cs"/>
-          <w:sz w:val="32"/>
-          <w:szCs w:val="32"/>
-          <w:cs/>
-        </w:rPr>
-        <w:t>บัญชี</w:t>
-      </w:r>
-      <w:r>
-        <w:rPr>
-          <w:rFonts w:ascii="TH SarabunPSK" w:hAnsi="TH SarabunPSK" w:cs="TH SarabunPSK" w:hint="cs"/>
-          <w:sz w:val="32"/>
-          <w:szCs w:val="32"/>
-          <w:cs/>
-        </w:rPr>
-        <w:t xml:space="preserve">รับรอง </w:t>
-      </w:r>
-      <w:r>
-        <w:rPr>
-          <w:rFonts w:ascii="TH SarabunPSK" w:hAnsi="TH SarabunPSK" w:cs="TH SarabunPSK"/>
-          <w:sz w:val="32"/>
-          <w:szCs w:val="32"/>
-        </w:rPr>
-        <w:t>(</w:t>
-      </w:r>
-      <w:r>
-        <w:rPr>
-          <w:rFonts w:ascii="TH SarabunPSK" w:hAnsi="TH SarabunPSK" w:cs="TH SarabunPSK"/>
-          <w:sz w:val="32"/>
-          <w:szCs w:val="32"/>
-        </w:rPr>
-        <w:t>Verified</w:t>
-      </w:r>
-      <w:r>
-        <w:rPr>
-          <w:rFonts w:ascii="TH SarabunPSK" w:hAnsi="TH SarabunPSK" w:cs="TH SarabunPSK"/>
-          <w:sz w:val="32"/>
-          <w:szCs w:val="32"/>
-        </w:rPr>
-        <w:t>)</w:t>
-      </w:r>
-      <w:r>
-        <w:rPr>
-          <w:rFonts w:ascii="TH SarabunPSK" w:hAnsi="TH SarabunPSK" w:cs="TH SarabunPSK"/>
-          <w:sz w:val="32"/>
-          <w:szCs w:val="32"/>
-        </w:rPr>
-        <w:t xml:space="preserve"> </w:t>
-      </w:r>
-      <w:r>
-        <w:rPr>
-          <w:rFonts w:ascii="TH SarabunPSK" w:hAnsi="TH SarabunPSK" w:cs="TH SarabunPSK" w:hint="cs"/>
-          <w:sz w:val="32"/>
-          <w:szCs w:val="32"/>
-          <w:cs/>
-        </w:rPr>
-        <w:t>เป็น</w:t>
-      </w:r>
-      <w:r>
-        <w:rPr>
-          <w:rFonts w:ascii="TH SarabunPSK" w:hAnsi="TH SarabunPSK" w:cs="TH SarabunPSK" w:hint="cs"/>
-          <w:color w:val="000000"/>
-          <w:sz w:val="32"/>
-          <w:szCs w:val="32"/>
-          <w:shd w:val="clear" w:color="auto" w:fill="FFFFFF"/>
-          <w:cs/>
-        </w:rPr>
-        <w:t xml:space="preserve">ประเภทบัญชีที่ผ่านการตรวจสอบจาก </w:t>
-      </w:r>
-      <w:r>
-        <w:rPr>
-          <w:rFonts w:ascii="TH SarabunPSK" w:hAnsi="TH SarabunPSK" w:cs="TH SarabunPSK" w:hint="cs"/>
-          <w:color w:val="000000"/>
-          <w:sz w:val="32"/>
-          <w:szCs w:val="32"/>
-          <w:shd w:val="clear" w:color="auto" w:fill="FFFFFF"/>
-        </w:rPr>
-        <w:t xml:space="preserve">LINE </w:t>
-      </w:r>
-      <w:r>
-        <w:rPr>
-          <w:rFonts w:ascii="TH SarabunPSK" w:hAnsi="TH SarabunPSK" w:cs="TH SarabunPSK" w:hint="cs"/>
-          <w:color w:val="000000"/>
-          <w:sz w:val="32"/>
-          <w:szCs w:val="32"/>
-          <w:shd w:val="clear" w:color="auto" w:fill="FFFFFF"/>
-          <w:cs/>
-        </w:rPr>
-        <w:t xml:space="preserve">จะได้รับเป็นโล่สีฟ้า และต้องเสียค่าใช้จ่ายเพื่ออัพเกรดเป็นประเภทนี้ เมื่อคุณอัพเกรดเป็นบัญชีรับรอง ประโยชน์ที่คุณจะได้รับคือภาพลักษณ์ของแบรนด์ ที่มีความน่าเชื่อถือ ลูกค้าวางใจได้ว่าเป็นธุรกิจจริง มีข้อมูลที่ติดต่อได้จริง เพราะผ่านการตรวจสอบและอนุมัติจากทาง </w:t>
-      </w:r>
-      <w:r>
-        <w:rPr>
-          <w:rFonts w:ascii="TH SarabunPSK" w:hAnsi="TH SarabunPSK" w:cs="TH SarabunPSK" w:hint="cs"/>
-          <w:color w:val="000000"/>
-          <w:sz w:val="32"/>
-          <w:szCs w:val="32"/>
-          <w:shd w:val="clear" w:color="auto" w:fill="FFFFFF"/>
-        </w:rPr>
-        <w:t xml:space="preserve">LINE </w:t>
-      </w:r>
-      <w:r>
-        <w:rPr>
-          <w:rFonts w:ascii="TH SarabunPSK" w:hAnsi="TH SarabunPSK" w:cs="TH SarabunPSK" w:hint="cs"/>
-          <w:color w:val="000000"/>
-          <w:sz w:val="32"/>
-          <w:szCs w:val="32"/>
-          <w:shd w:val="clear" w:color="auto" w:fill="FFFFFF"/>
-          <w:cs/>
-        </w:rPr>
-        <w:t>โดยตรง</w:t>
-      </w:r>
-    </w:p>
-    <w:p>
-      <w:pPr>
-        <w:tabs>
-          <w:tab w:val="left" w:pos="426"/>
-          <w:tab w:val="left" w:pos="993"/>
-        </w:tabs>
-        <w:ind w:firstLine="1985"/>
-        <w:jc w:val="thaiDistribute"/>
-        <w:rPr>
-          <w:rFonts w:ascii="TH SarabunPSK" w:hAnsi="TH SarabunPSK" w:cs="TH SarabunPSK"/>
-          <w:sz w:val="32"/>
-          <w:szCs w:val="32"/>
-        </w:rPr>
-      </w:pPr>
-      <w:r>
-        <w:rPr>
-          <w:rFonts w:ascii="TH SarabunPSK" w:hAnsi="TH SarabunPSK" w:cs="TH SarabunPSK"/>
-          <w:sz w:val="32"/>
-          <w:szCs w:val="32"/>
-        </w:rPr>
-        <w:t>3)</w:t>
-      </w:r>
-      <w:r>
-        <w:rPr>
-          <w:rFonts w:ascii="TH SarabunPSK" w:hAnsi="TH SarabunPSK" w:cs="TH SarabunPSK"/>
-          <w:color w:val="FFFFFF" w:themeColor="background1"/>
-          <w:sz w:val="32"/>
-          <w:szCs w:val="32"/>
-        </w:rPr>
-        <w:t>**</w:t>
-      </w:r>
-      <w:r>
-        <w:rPr>
-          <w:rFonts w:ascii="TH SarabunPSK" w:hAnsi="TH SarabunPSK" w:cs="TH SarabunPSK" w:hint="cs"/>
-          <w:sz w:val="32"/>
-          <w:szCs w:val="32"/>
-          <w:cs/>
-        </w:rPr>
-        <w:t>บัญช</w:t>
-      </w:r>
-      <w:r>
-        <w:rPr>
-          <w:rFonts w:ascii="TH SarabunPSK" w:hAnsi="TH SarabunPSK" w:cs="TH SarabunPSK" w:hint="cs"/>
-          <w:sz w:val="32"/>
-          <w:szCs w:val="32"/>
-          <w:cs/>
-        </w:rPr>
-        <w:t>ีพรีเมี่ยม</w:t>
-      </w:r>
-      <w:r>
-        <w:rPr>
-          <w:rFonts w:ascii="TH SarabunPSK" w:hAnsi="TH SarabunPSK" w:cs="TH SarabunPSK"/>
-          <w:sz w:val="32"/>
-          <w:szCs w:val="32"/>
-        </w:rPr>
-        <w:t xml:space="preserve"> </w:t>
-      </w:r>
-      <w:r>
-        <w:rPr>
-          <w:rFonts w:ascii="TH SarabunPSK" w:hAnsi="TH SarabunPSK" w:cs="TH SarabunPSK"/>
-          <w:sz w:val="32"/>
-          <w:szCs w:val="32"/>
-        </w:rPr>
-        <w:t>(</w:t>
-      </w:r>
-      <w:r>
-        <w:rPr>
-          <w:rFonts w:ascii="TH SarabunPSK" w:hAnsi="TH SarabunPSK" w:cs="TH SarabunPSK"/>
-          <w:sz w:val="32"/>
-          <w:szCs w:val="32"/>
-        </w:rPr>
-        <w:t xml:space="preserve">Premium) </w:t>
-      </w:r>
-      <w:r>
-        <w:rPr>
-          <w:rFonts w:ascii="TH SarabunPSK" w:hAnsi="TH SarabunPSK" w:cs="TH SarabunPSK" w:hint="cs"/>
-          <w:color w:val="000000"/>
-          <w:sz w:val="32"/>
-          <w:szCs w:val="32"/>
-          <w:shd w:val="clear" w:color="auto" w:fill="FFFFFF"/>
-          <w:cs/>
-        </w:rPr>
-        <w:t>บัญชีระดับพรีเมียม จะได้รับโล่สีเขียวประดับบนโปรไฟล์ และสามารถใช้งานฟีเจอร์ได้มากกว่าประเภทอื่นๆ เหมาะสำหรับธุรกิจขนาดใหญ่หรือ</w:t>
-      </w:r>
-      <w:r>
-        <w:rPr>
-          <w:rFonts w:ascii="TH SarabunPSK" w:hAnsi="TH SarabunPSK" w:cs="TH SarabunPSK" w:hint="cs"/>
-          <w:color w:val="000000"/>
-          <w:sz w:val="32"/>
-          <w:szCs w:val="32"/>
-          <w:shd w:val="clear" w:color="auto" w:fill="FFFFFF"/>
-          <w:cs/>
-        </w:rPr>
-        <w:lastRenderedPageBreak/>
-        <w:t xml:space="preserve">ธุรกิจที่มีผู้ติดตามเป็นจำนวนมาก สามารถค้นหาร้านค้าได้ผ่านหน้า ค้นหาเพื่อน หรือสามารถค้นหาได้ผ่าน </w:t>
-      </w:r>
-      <w:r>
-        <w:rPr>
-          <w:rFonts w:ascii="TH SarabunPSK" w:hAnsi="TH SarabunPSK" w:cs="TH SarabunPSK" w:hint="cs"/>
-          <w:color w:val="000000"/>
-          <w:sz w:val="32"/>
-          <w:szCs w:val="32"/>
-          <w:shd w:val="clear" w:color="auto" w:fill="FFFFFF"/>
-        </w:rPr>
-        <w:t xml:space="preserve">Search Engine </w:t>
-      </w:r>
-      <w:r>
-        <w:rPr>
-          <w:rFonts w:ascii="TH SarabunPSK" w:hAnsi="TH SarabunPSK" w:cs="TH SarabunPSK" w:hint="cs"/>
-          <w:color w:val="000000"/>
-          <w:sz w:val="32"/>
-          <w:szCs w:val="32"/>
-          <w:shd w:val="clear" w:color="auto" w:fill="FFFFFF"/>
-          <w:cs/>
-        </w:rPr>
-        <w:t xml:space="preserve">ค่าใช้จ่ายในการอัพเกรดนั้นจะขึ้นอยู่กับข้อกำหนดของทาง </w:t>
-      </w:r>
-      <w:r>
-        <w:rPr>
-          <w:rFonts w:ascii="TH SarabunPSK" w:hAnsi="TH SarabunPSK" w:cs="TH SarabunPSK" w:hint="cs"/>
-          <w:color w:val="000000"/>
-          <w:sz w:val="32"/>
-          <w:szCs w:val="32"/>
-          <w:shd w:val="clear" w:color="auto" w:fill="FFFFFF"/>
-        </w:rPr>
-        <w:t>LINE</w:t>
-      </w:r>
-      <w:r>
-        <w:rPr>
-          <w:rFonts w:ascii="TH SarabunPSK" w:hAnsi="TH SarabunPSK" w:cs="TH SarabunPSK"/>
-          <w:sz w:val="32"/>
-          <w:szCs w:val="32"/>
-        </w:rPr>
-        <w:t xml:space="preserve"> (</w:t>
-      </w:r>
-      <w:r>
-        <w:rPr>
-          <w:rFonts w:ascii="TH SarabunPSK" w:hAnsi="TH SarabunPSK" w:cs="TH SarabunPSK"/>
-          <w:sz w:val="32"/>
-          <w:szCs w:val="32"/>
-        </w:rPr>
-        <w:t>rocket</w:t>
-      </w:r>
-      <w:r>
-        <w:rPr>
-          <w:rFonts w:ascii="TH SarabunPSK" w:hAnsi="TH SarabunPSK" w:cs="TH SarabunPSK"/>
-          <w:sz w:val="32"/>
-          <w:szCs w:val="32"/>
-        </w:rPr>
-        <w:t>,2567)</w:t>
-      </w:r>
-      <w:r>
-        <w:rPr>
-          <w:rFonts w:ascii="TH SarabunPSK" w:hAnsi="TH SarabunPSK" w:cs="TH SarabunPSK"/>
-          <w:sz w:val="32"/>
-          <w:szCs w:val="32"/>
-        </w:rPr>
-        <w:t xml:space="preserve">. </w:t>
-      </w:r>
+          <w:cs/>
+        </w:rPr>
+      </w:pPr>
     </w:p>
     <w:p>
       <w:pPr>
@@ -6224,6 +6935,7 @@
           <w:sz w:val="32"/>
           <w:szCs w:val="32"/>
         </w:rPr>
+        <w:lastRenderedPageBreak/>
         <w:t>2.4</w:t>
       </w:r>
       <w:r>
@@ -6234,8 +6946,9 @@
           <w:color w:val="FFFFFF" w:themeColor="background1"/>
           <w:sz w:val="32"/>
           <w:szCs w:val="32"/>
-        </w:rPr>
-        <w:t>**</w:t>
+          <w:cs/>
+        </w:rPr>
+        <w:tab/>
       </w:r>
       <w:r>
         <w:rPr>
@@ -6319,13 +7032,13 @@
           <w:noProof/>
         </w:rPr>
         <w:drawing>
-          <wp:anchor distT="0" distB="0" distL="114300" distR="114300" simplePos="0" relativeHeight="251659264" behindDoc="0" locked="0" layoutInCell="1" allowOverlap="1" wp14:anchorId="31043F57" wp14:editId="2342EA5C">
+          <wp:anchor distT="0" distB="0" distL="114300" distR="114300" simplePos="0" relativeHeight="251659264" behindDoc="0" locked="0" layoutInCell="1" allowOverlap="1" wp14:anchorId="31043F57" wp14:editId="0A2597E4">
             <wp:simplePos x="0" y="0"/>
             <wp:positionH relativeFrom="margin">
               <wp:align>center</wp:align>
             </wp:positionH>
             <wp:positionV relativeFrom="paragraph">
-              <wp:posOffset>3480</wp:posOffset>
+              <wp:posOffset>3175</wp:posOffset>
             </wp:positionV>
             <wp:extent cx="2025022" cy="1850746"/>
             <wp:effectExtent l="0" t="0" r="0" b="0"/>
@@ -6554,7 +7267,6 @@
           <w:tab w:val="left" w:pos="426"/>
           <w:tab w:val="left" w:pos="993"/>
         </w:tabs>
-        <w:ind w:firstLine="567"/>
         <w:jc w:val="thaiDistribute"/>
         <w:rPr>
           <w:rFonts w:ascii="TH SarabunPSK" w:hAnsi="TH SarabunPSK" w:cs="TH SarabunPSK"/>
@@ -6568,6 +7280,15 @@
           <w:rFonts w:ascii="TH SarabunPSK" w:hAnsi="TH SarabunPSK" w:cs="TH SarabunPSK"/>
           <w:sz w:val="32"/>
           <w:szCs w:val="32"/>
+          <w:cs/>
+        </w:rPr>
+        <w:tab/>
+      </w:r>
+      <w:r>
+        <w:rPr>
+          <w:rFonts w:ascii="TH SarabunPSK" w:hAnsi="TH SarabunPSK" w:cs="TH SarabunPSK"/>
+          <w:sz w:val="32"/>
+          <w:szCs w:val="32"/>
         </w:rPr>
         <w:t>2.3.1</w:t>
       </w:r>
@@ -6577,16 +7298,9 @@
           <w:color w:val="FFFFFF" w:themeColor="background1"/>
           <w:sz w:val="32"/>
           <w:szCs w:val="32"/>
-        </w:rPr>
-        <w:t>**</w:t>
-      </w:r>
-      <w:r>
-        <w:rPr>
-          <w:rFonts w:ascii="TH SarabunPSK" w:hAnsi="TH SarabunPSK" w:cs="TH SarabunPSK"/>
-          <w:sz w:val="32"/>
-          <w:szCs w:val="32"/>
-        </w:rPr>
-        <w:t>Google Sheets (</w:t>
+          <w:cs/>
+        </w:rPr>
+        <w:tab/>
       </w:r>
       <w:r>
         <w:rPr>
@@ -6615,15 +7329,41 @@
           <w:szCs w:val="32"/>
           <w:cs/>
         </w:rPr>
-        <w:t xml:space="preserve"> ชีท) เป็นแอปพลิเคชันในกลุ่มของ </w:t>
-      </w:r>
-      <w:r>
-        <w:rPr>
-          <w:rFonts w:ascii="TH SarabunPSK" w:hAnsi="TH SarabunPSK" w:cs="TH SarabunPSK"/>
-          <w:sz w:val="32"/>
-          <w:szCs w:val="32"/>
-        </w:rPr>
-        <w:t>Google Drive (</w:t>
+        <w:t xml:space="preserve"> ชีท</w:t>
+      </w:r>
+      <w:r>
+        <w:rPr>
+          <w:rFonts w:ascii="TH SarabunPSK" w:hAnsi="TH SarabunPSK" w:cs="TH SarabunPSK" w:hint="cs"/>
+          <w:sz w:val="32"/>
+          <w:szCs w:val="32"/>
+          <w:cs/>
+        </w:rPr>
+        <w:t xml:space="preserve"> </w:t>
+      </w:r>
+      <w:r>
+        <w:rPr>
+          <w:rFonts w:ascii="TH SarabunPSK" w:hAnsi="TH SarabunPSK" w:cs="TH SarabunPSK"/>
+          <w:sz w:val="32"/>
+          <w:szCs w:val="32"/>
+        </w:rPr>
+        <w:t>(</w:t>
+      </w:r>
+      <w:r>
+        <w:rPr>
+          <w:rFonts w:ascii="TH SarabunPSK" w:hAnsi="TH SarabunPSK" w:cs="TH SarabunPSK"/>
+          <w:sz w:val="32"/>
+          <w:szCs w:val="32"/>
+        </w:rPr>
+        <w:t>Google Sheets</w:t>
+      </w:r>
+      <w:r>
+        <w:rPr>
+          <w:rFonts w:ascii="TH SarabunPSK" w:hAnsi="TH SarabunPSK" w:cs="TH SarabunPSK"/>
+          <w:sz w:val="32"/>
+          <w:szCs w:val="32"/>
+          <w:cs/>
+        </w:rPr>
+        <w:t xml:space="preserve">) เป็นแอปพลิเคชันในกลุ่มของ </w:t>
       </w:r>
       <w:r>
         <w:rPr>
@@ -6667,6 +7407,31 @@
       <w:proofErr w:type="spellEnd"/>
       <w:r>
         <w:rPr>
+          <w:rFonts w:ascii="TH SarabunPSK" w:hAnsi="TH SarabunPSK" w:cs="TH SarabunPSK" w:hint="cs"/>
+          <w:sz w:val="32"/>
+          <w:szCs w:val="32"/>
+          <w:cs/>
+        </w:rPr>
+        <w:t xml:space="preserve"> </w:t>
+      </w:r>
+      <w:r>
+        <w:rPr>
+          <w:rFonts w:ascii="TH SarabunPSK" w:hAnsi="TH SarabunPSK" w:cs="TH SarabunPSK"/>
+          <w:sz w:val="32"/>
+          <w:szCs w:val="32"/>
+        </w:rPr>
+        <w:t>(</w:t>
+      </w:r>
+      <w:r>
+        <w:rPr>
+          <w:rFonts w:ascii="TH SarabunPSK" w:hAnsi="TH SarabunPSK" w:cs="TH SarabunPSK" w:hint="cs"/>
+          <w:sz w:val="32"/>
+          <w:szCs w:val="32"/>
+        </w:rPr>
+        <w:t>Google Drive</w:t>
+      </w:r>
+      <w:r>
+        <w:rPr>
           <w:rFonts w:ascii="TH SarabunPSK" w:hAnsi="TH SarabunPSK" w:cs="TH SarabunPSK"/>
           <w:sz w:val="32"/>
           <w:szCs w:val="32"/>
@@ -6679,14 +7444,6 @@
           <w:rFonts w:ascii="TH SarabunPSK" w:hAnsi="TH SarabunPSK" w:cs="TH SarabunPSK"/>
           <w:sz w:val="32"/>
           <w:szCs w:val="32"/>
-        </w:rPr>
-        <w:t>Google (</w:t>
-      </w:r>
-      <w:r>
-        <w:rPr>
-          <w:rFonts w:ascii="TH SarabunPSK" w:hAnsi="TH SarabunPSK" w:cs="TH SarabunPSK"/>
-          <w:sz w:val="32"/>
-          <w:szCs w:val="32"/>
           <w:cs/>
         </w:rPr>
         <w:t>กูเก</w:t>
@@ -6707,6 +7464,22 @@
           <w:rFonts w:ascii="TH SarabunPSK" w:hAnsi="TH SarabunPSK" w:cs="TH SarabunPSK"/>
           <w:sz w:val="32"/>
           <w:szCs w:val="32"/>
+        </w:rPr>
+        <w:t xml:space="preserve"> (</w:t>
+      </w:r>
+      <w:r>
+        <w:rPr>
+          <w:rFonts w:ascii="TH SarabunPSK" w:hAnsi="TH SarabunPSK" w:cs="TH SarabunPSK"/>
+          <w:sz w:val="32"/>
+          <w:szCs w:val="32"/>
+        </w:rPr>
+        <w:t>Google</w:t>
+      </w:r>
+      <w:r>
+        <w:rPr>
+          <w:rFonts w:ascii="TH SarabunPSK" w:hAnsi="TH SarabunPSK" w:cs="TH SarabunPSK"/>
+          <w:sz w:val="32"/>
+          <w:szCs w:val="32"/>
           <w:cs/>
         </w:rPr>
         <w:t xml:space="preserve">) มีลักษณะการทำงานคล้ายกันกับ </w:t>
@@ -6716,14 +7489,6 @@
           <w:rFonts w:ascii="TH SarabunPSK" w:hAnsi="TH SarabunPSK" w:cs="TH SarabunPSK"/>
           <w:sz w:val="32"/>
           <w:szCs w:val="32"/>
-        </w:rPr>
-        <w:t>Microsoft Excel (</w:t>
-      </w:r>
-      <w:r>
-        <w:rPr>
-          <w:rFonts w:ascii="TH SarabunPSK" w:hAnsi="TH SarabunPSK" w:cs="TH SarabunPSK"/>
-          <w:sz w:val="32"/>
-          <w:szCs w:val="32"/>
           <w:cs/>
         </w:rPr>
         <w:t>ไมโครซอฟท์ เอ</w:t>
@@ -6739,6 +7504,22 @@
         <w:t>็กเซล</w:t>
       </w:r>
       <w:proofErr w:type="spellEnd"/>
+      <w:r>
+        <w:rPr>
+          <w:rFonts w:ascii="TH SarabunPSK" w:hAnsi="TH SarabunPSK" w:cs="TH SarabunPSK"/>
+          <w:sz w:val="32"/>
+          <w:szCs w:val="32"/>
+        </w:rPr>
+        <w:t xml:space="preserve"> (</w:t>
+      </w:r>
+      <w:r>
+        <w:rPr>
+          <w:rFonts w:ascii="TH SarabunPSK" w:hAnsi="TH SarabunPSK" w:cs="TH SarabunPSK"/>
+          <w:sz w:val="32"/>
+          <w:szCs w:val="32"/>
+        </w:rPr>
+        <w:t>Microsoft Excel</w:t>
+      </w:r>
       <w:r>
         <w:rPr>
           <w:rFonts w:ascii="TH SarabunPSK" w:hAnsi="TH SarabunPSK" w:cs="TH SarabunPSK"/>
@@ -6789,13 +7570,22 @@
           <w:tab w:val="left" w:pos="426"/>
           <w:tab w:val="left" w:pos="993"/>
         </w:tabs>
-        <w:ind w:firstLine="567"/>
-        <w:rPr>
-          <w:rFonts w:ascii="TH SarabunPSK" w:hAnsi="TH SarabunPSK" w:cs="TH SarabunPSK"/>
-          <w:sz w:val="32"/>
-          <w:szCs w:val="32"/>
-        </w:rPr>
-      </w:pPr>
+        <w:jc w:val="thaiDistribute"/>
+        <w:rPr>
+          <w:rFonts w:ascii="TH SarabunPSK" w:hAnsi="TH SarabunPSK" w:cs="TH SarabunPSK"/>
+          <w:sz w:val="32"/>
+          <w:szCs w:val="32"/>
+        </w:rPr>
+      </w:pPr>
+      <w:r>
+        <w:rPr>
+          <w:rFonts w:ascii="TH SarabunPSK" w:hAnsi="TH SarabunPSK" w:cs="TH SarabunPSK"/>
+          <w:sz w:val="32"/>
+          <w:szCs w:val="32"/>
+          <w:cs/>
+        </w:rPr>
+        <w:tab/>
+      </w:r>
       <w:r>
         <w:rPr>
           <w:rFonts w:ascii="TH SarabunPSK" w:hAnsi="TH SarabunPSK" w:cs="TH SarabunPSK"/>
@@ -6812,16 +7602,16 @@
           <w:sz w:val="32"/>
           <w:szCs w:val="32"/>
         </w:rPr>
-        <w:t>**</w:t>
-      </w:r>
-      <w:r>
-        <w:rPr>
-          <w:rFonts w:ascii="TH SarabunPSK" w:hAnsi="TH SarabunPSK" w:cs="TH SarabunPSK" w:hint="cs"/>
-          <w:sz w:val="32"/>
-          <w:szCs w:val="32"/>
-          <w:cs/>
-        </w:rPr>
-        <w:t xml:space="preserve"> ประโยช</w:t>
+        <w:t>*</w:t>
+      </w:r>
+      <w:r>
+        <w:rPr>
+          <w:rFonts w:ascii="TH SarabunPSK" w:hAnsi="TH SarabunPSK" w:cs="TH SarabunPSK" w:hint="cs"/>
+          <w:sz w:val="32"/>
+          <w:szCs w:val="32"/>
+          <w:cs/>
+        </w:rPr>
+        <w:t>ประโยช</w:t>
       </w:r>
       <w:r>
         <w:rPr>
@@ -6884,14 +7674,33 @@
         <w:tabs>
           <w:tab w:val="left" w:pos="426"/>
           <w:tab w:val="left" w:pos="993"/>
+          <w:tab w:val="left" w:pos="1276"/>
         </w:tabs>
-        <w:ind w:firstLine="1276"/>
-        <w:rPr>
-          <w:rFonts w:ascii="TH SarabunPSK" w:hAnsi="TH SarabunPSK" w:cs="TH SarabunPSK"/>
-          <w:sz w:val="32"/>
-          <w:szCs w:val="32"/>
-        </w:rPr>
-      </w:pPr>
+        <w:jc w:val="thaiDistribute"/>
+        <w:rPr>
+          <w:rFonts w:ascii="TH SarabunPSK" w:hAnsi="TH SarabunPSK" w:cs="TH SarabunPSK"/>
+          <w:sz w:val="32"/>
+          <w:szCs w:val="32"/>
+        </w:rPr>
+      </w:pPr>
+      <w:r>
+        <w:rPr>
+          <w:rFonts w:ascii="TH SarabunPSK" w:hAnsi="TH SarabunPSK" w:cs="TH SarabunPSK"/>
+          <w:sz w:val="32"/>
+          <w:szCs w:val="32"/>
+          <w:cs/>
+        </w:rPr>
+        <w:tab/>
+      </w:r>
+      <w:r>
+        <w:rPr>
+          <w:rFonts w:ascii="TH SarabunPSK" w:hAnsi="TH SarabunPSK" w:cs="TH SarabunPSK"/>
+          <w:sz w:val="32"/>
+          <w:szCs w:val="32"/>
+          <w:cs/>
+        </w:rPr>
+        <w:tab/>
+      </w:r>
       <w:r>
         <w:rPr>
           <w:rFonts w:ascii="TH SarabunPSK" w:hAnsi="TH SarabunPSK" w:cs="TH SarabunPSK"/>
@@ -6912,11 +7721,11 @@
       <w:r>
         <w:rPr>
           <w:rFonts w:ascii="TH SarabunPSK" w:hAnsi="TH SarabunPSK" w:cs="TH SarabunPSK"/>
-          <w:color w:val="FFFFFF" w:themeColor="background1"/>
-          <w:sz w:val="32"/>
-          <w:szCs w:val="32"/>
-        </w:rPr>
-        <w:t>**</w:t>
+          <w:sz w:val="32"/>
+          <w:szCs w:val="32"/>
+          <w:cs/>
+        </w:rPr>
+        <w:tab/>
       </w:r>
       <w:r>
         <w:rPr>
@@ -6970,14 +7779,33 @@
         <w:tabs>
           <w:tab w:val="left" w:pos="426"/>
           <w:tab w:val="left" w:pos="993"/>
+          <w:tab w:val="left" w:pos="1276"/>
         </w:tabs>
-        <w:ind w:firstLine="1276"/>
-        <w:rPr>
-          <w:rFonts w:ascii="TH SarabunPSK" w:hAnsi="TH SarabunPSK" w:cs="TH SarabunPSK"/>
-          <w:sz w:val="32"/>
-          <w:szCs w:val="32"/>
-        </w:rPr>
-      </w:pPr>
+        <w:jc w:val="thaiDistribute"/>
+        <w:rPr>
+          <w:rFonts w:ascii="TH SarabunPSK" w:hAnsi="TH SarabunPSK" w:cs="TH SarabunPSK"/>
+          <w:sz w:val="32"/>
+          <w:szCs w:val="32"/>
+        </w:rPr>
+      </w:pPr>
+      <w:r>
+        <w:rPr>
+          <w:rFonts w:ascii="TH SarabunPSK" w:hAnsi="TH SarabunPSK" w:cs="TH SarabunPSK"/>
+          <w:sz w:val="32"/>
+          <w:szCs w:val="32"/>
+          <w:cs/>
+        </w:rPr>
+        <w:tab/>
+      </w:r>
+      <w:r>
+        <w:rPr>
+          <w:rFonts w:ascii="TH SarabunPSK" w:hAnsi="TH SarabunPSK" w:cs="TH SarabunPSK"/>
+          <w:sz w:val="32"/>
+          <w:szCs w:val="32"/>
+          <w:cs/>
+        </w:rPr>
+        <w:tab/>
+      </w:r>
       <w:r>
         <w:rPr>
           <w:rFonts w:ascii="TH SarabunPSK" w:hAnsi="TH SarabunPSK" w:cs="TH SarabunPSK"/>
@@ -6998,11 +7826,11 @@
       <w:r>
         <w:rPr>
           <w:rFonts w:ascii="TH SarabunPSK" w:hAnsi="TH SarabunPSK" w:cs="TH SarabunPSK"/>
-          <w:color w:val="FFFFFF" w:themeColor="background1"/>
-          <w:sz w:val="32"/>
-          <w:szCs w:val="32"/>
-        </w:rPr>
-        <w:t>**</w:t>
+          <w:sz w:val="32"/>
+          <w:szCs w:val="32"/>
+          <w:cs/>
+        </w:rPr>
+        <w:tab/>
       </w:r>
       <w:r>
         <w:rPr>
@@ -7036,14 +7864,33 @@
         <w:tabs>
           <w:tab w:val="left" w:pos="426"/>
           <w:tab w:val="left" w:pos="993"/>
+          <w:tab w:val="left" w:pos="1276"/>
         </w:tabs>
-        <w:ind w:firstLine="1276"/>
-        <w:rPr>
-          <w:rFonts w:ascii="TH SarabunPSK" w:hAnsi="TH SarabunPSK" w:cs="TH SarabunPSK"/>
-          <w:sz w:val="32"/>
-          <w:szCs w:val="32"/>
-        </w:rPr>
-      </w:pPr>
+        <w:jc w:val="thaiDistribute"/>
+        <w:rPr>
+          <w:rFonts w:ascii="TH SarabunPSK" w:hAnsi="TH SarabunPSK" w:cs="TH SarabunPSK"/>
+          <w:sz w:val="32"/>
+          <w:szCs w:val="32"/>
+        </w:rPr>
+      </w:pPr>
+      <w:r>
+        <w:rPr>
+          <w:rFonts w:ascii="TH SarabunPSK" w:hAnsi="TH SarabunPSK" w:cs="TH SarabunPSK"/>
+          <w:sz w:val="32"/>
+          <w:szCs w:val="32"/>
+          <w:cs/>
+        </w:rPr>
+        <w:tab/>
+      </w:r>
+      <w:r>
+        <w:rPr>
+          <w:rFonts w:ascii="TH SarabunPSK" w:hAnsi="TH SarabunPSK" w:cs="TH SarabunPSK"/>
+          <w:sz w:val="32"/>
+          <w:szCs w:val="32"/>
+          <w:cs/>
+        </w:rPr>
+        <w:tab/>
+      </w:r>
       <w:r>
         <w:rPr>
           <w:rFonts w:ascii="TH SarabunPSK" w:hAnsi="TH SarabunPSK" w:cs="TH SarabunPSK"/>
@@ -7067,8 +7914,9 @@
           <w:color w:val="FFFFFF" w:themeColor="background1"/>
           <w:sz w:val="32"/>
           <w:szCs w:val="32"/>
-        </w:rPr>
-        <w:t>**</w:t>
+          <w:cs/>
+        </w:rPr>
+        <w:tab/>
       </w:r>
       <w:r>
         <w:rPr>
@@ -7102,14 +7950,36 @@
     </w:p>
     <w:p>
       <w:pPr>
+        <w:tabs>
+          <w:tab w:val="left" w:pos="993"/>
+          <w:tab w:val="left" w:pos="1276"/>
+        </w:tabs>
         <w:spacing w:after="160" w:line="259" w:lineRule="auto"/>
-        <w:ind w:firstLine="1276"/>
-        <w:rPr>
-          <w:rFonts w:ascii="TH SarabunPSK" w:hAnsi="TH SarabunPSK" w:cs="TH SarabunPSK"/>
-          <w:sz w:val="32"/>
-          <w:szCs w:val="32"/>
-        </w:rPr>
-      </w:pPr>
+        <w:jc w:val="thaiDistribute"/>
+        <w:rPr>
+          <w:rFonts w:ascii="TH SarabunPSK" w:hAnsi="TH SarabunPSK" w:cs="TH SarabunPSK"/>
+          <w:sz w:val="32"/>
+          <w:szCs w:val="32"/>
+        </w:rPr>
+      </w:pPr>
+      <w:r>
+        <w:rPr>
+          <w:rFonts w:ascii="TH SarabunPSK" w:hAnsi="TH SarabunPSK" w:cs="TH SarabunPSK" w:hint="cs"/>
+          <w:sz w:val="32"/>
+          <w:szCs w:val="32"/>
+          <w:cs/>
+        </w:rPr>
+        <w:t xml:space="preserve"> </w:t>
+      </w:r>
+      <w:r>
+        <w:rPr>
+          <w:rFonts w:ascii="TH SarabunPSK" w:hAnsi="TH SarabunPSK" w:cs="TH SarabunPSK"/>
+          <w:sz w:val="32"/>
+          <w:szCs w:val="32"/>
+          <w:cs/>
+        </w:rPr>
+        <w:tab/>
+      </w:r>
       <w:r>
         <w:rPr>
           <w:rFonts w:ascii="TH SarabunPSK" w:hAnsi="TH SarabunPSK" w:cs="TH SarabunPSK"/>
@@ -7130,11 +8000,11 @@
       <w:r>
         <w:rPr>
           <w:rFonts w:ascii="TH SarabunPSK" w:hAnsi="TH SarabunPSK" w:cs="TH SarabunPSK"/>
-          <w:color w:val="FFFFFF" w:themeColor="background1"/>
-          <w:sz w:val="32"/>
-          <w:szCs w:val="32"/>
-        </w:rPr>
-        <w:t>**</w:t>
+          <w:sz w:val="32"/>
+          <w:szCs w:val="32"/>
+          <w:cs/>
+        </w:rPr>
+        <w:tab/>
       </w:r>
       <w:r>
         <w:rPr>
@@ -7269,7 +8139,6 @@
           <w:szCs w:val="32"/>
           <w:cs/>
         </w:rPr>
-        <w:lastRenderedPageBreak/>
         <w:drawing>
           <wp:anchor distT="0" distB="0" distL="114300" distR="114300" simplePos="0" relativeHeight="251660288" behindDoc="0" locked="0" layoutInCell="1" allowOverlap="1" wp14:anchorId="392E86BF" wp14:editId="05CD85B8">
             <wp:simplePos x="0" y="0"/>
@@ -7429,6 +8298,32 @@
         <w:tabs>
           <w:tab w:val="left" w:pos="426"/>
         </w:tabs>
+        <w:jc w:val="center"/>
+        <w:rPr>
+          <w:rFonts w:ascii="TH SarabunPSK" w:hAnsi="TH SarabunPSK" w:cs="TH SarabunPSK"/>
+          <w:sz w:val="32"/>
+          <w:szCs w:val="32"/>
+        </w:rPr>
+      </w:pPr>
+    </w:p>
+    <w:p>
+      <w:pPr>
+        <w:tabs>
+          <w:tab w:val="left" w:pos="426"/>
+        </w:tabs>
+        <w:jc w:val="center"/>
+        <w:rPr>
+          <w:rFonts w:ascii="TH SarabunPSK" w:hAnsi="TH SarabunPSK" w:cs="TH SarabunPSK"/>
+          <w:sz w:val="32"/>
+          <w:szCs w:val="32"/>
+        </w:rPr>
+      </w:pPr>
+    </w:p>
+    <w:p>
+      <w:pPr>
+        <w:tabs>
+          <w:tab w:val="left" w:pos="426"/>
+        </w:tabs>
         <w:rPr>
           <w:rFonts w:ascii="TH SarabunPSK" w:hAnsi="TH SarabunPSK" w:cs="TH SarabunPSK"/>
           <w:sz w:val="32"/>
@@ -7454,8 +8349,9 @@
           <w:color w:val="FFFFFF" w:themeColor="background1"/>
           <w:sz w:val="32"/>
           <w:szCs w:val="32"/>
-        </w:rPr>
-        <w:t>**</w:t>
+          <w:cs/>
+        </w:rPr>
+        <w:tab/>
       </w:r>
       <w:r>
         <w:rPr>
@@ -7474,7 +8370,6 @@
         <w:tabs>
           <w:tab w:val="left" w:pos="567"/>
         </w:tabs>
-        <w:ind w:firstLine="426"/>
         <w:jc w:val="thaiDistribute"/>
         <w:rPr>
           <w:rFonts w:ascii="TH SarabunPSK" w:hAnsi="TH SarabunPSK" w:cs="TH SarabunPSK"/>
@@ -7484,11 +8379,38 @@
       </w:pPr>
       <w:r>
         <w:rPr>
-          <w:rFonts w:ascii="TH SarabunPSK" w:hAnsi="TH SarabunPSK" w:cs="TH SarabunPSK" w:hint="cs"/>
-          <w:sz w:val="32"/>
-          <w:szCs w:val="32"/>
-        </w:rPr>
-        <w:t>(Tran Duy Huynh An, 2025)</w:t>
+          <w:rFonts w:ascii="TH SarabunPSK" w:hAnsi="TH SarabunPSK" w:cs="TH SarabunPSK"/>
+          <w:sz w:val="32"/>
+          <w:szCs w:val="32"/>
+          <w:cs/>
+        </w:rPr>
+        <w:tab/>
+      </w:r>
+      <w:r>
+        <w:rPr>
+          <w:rFonts w:ascii="TH SarabunPSK" w:hAnsi="TH SarabunPSK" w:cs="TH SarabunPSK" w:hint="cs"/>
+          <w:sz w:val="32"/>
+          <w:szCs w:val="32"/>
+        </w:rPr>
+        <w:t xml:space="preserve">(Tran </w:t>
+      </w:r>
+      <w:proofErr w:type="spellStart"/>
+      <w:r>
+        <w:rPr>
+          <w:rFonts w:ascii="TH SarabunPSK" w:hAnsi="TH SarabunPSK" w:cs="TH SarabunPSK" w:hint="cs"/>
+          <w:sz w:val="32"/>
+          <w:szCs w:val="32"/>
+        </w:rPr>
+        <w:t>Duy</w:t>
+      </w:r>
+      <w:proofErr w:type="spellEnd"/>
+      <w:r>
+        <w:rPr>
+          <w:rFonts w:ascii="TH SarabunPSK" w:hAnsi="TH SarabunPSK" w:cs="TH SarabunPSK" w:hint="cs"/>
+          <w:sz w:val="32"/>
+          <w:szCs w:val="32"/>
+        </w:rPr>
+        <w:t xml:space="preserve"> Huynh An, 2025)</w:t>
       </w:r>
       <w:r>
         <w:rPr>
@@ -7518,7 +8440,7 @@
       </w:r>
       <w:r>
         <w:rPr>
-          <w:rStyle w:val="af"/>
+          <w:rStyle w:val="Strong"/>
           <w:rFonts w:ascii="TH SarabunPSK" w:hAnsi="TH SarabunPSK" w:cs="TH SarabunPSK" w:hint="cs"/>
           <w:b w:val="0"/>
           <w:bCs w:val="0"/>
@@ -7581,7 +8503,7 @@
       </w:r>
       <w:r>
         <w:rPr>
-          <w:rStyle w:val="af"/>
+          <w:rStyle w:val="Strong"/>
           <w:rFonts w:ascii="TH SarabunPSK" w:hAnsi="TH SarabunPSK" w:cs="TH SarabunPSK" w:hint="cs"/>
           <w:b w:val="0"/>
           <w:bCs w:val="0"/>
@@ -7617,7 +8539,7 @@
       </w:r>
       <w:r>
         <w:rPr>
-          <w:rStyle w:val="af"/>
+          <w:rStyle w:val="Strong"/>
           <w:rFonts w:ascii="TH SarabunPSK" w:hAnsi="TH SarabunPSK" w:cs="TH SarabunPSK" w:hint="cs"/>
           <w:b w:val="0"/>
           <w:bCs w:val="0"/>
@@ -7629,7 +8551,7 @@
       </w:r>
       <w:r>
         <w:rPr>
-          <w:rStyle w:val="af"/>
+          <w:rStyle w:val="Strong"/>
           <w:rFonts w:ascii="TH SarabunPSK" w:hAnsi="TH SarabunPSK" w:cs="TH SarabunPSK" w:hint="cs"/>
           <w:b w:val="0"/>
           <w:bCs w:val="0"/>
@@ -7687,7 +8609,7 @@
       </w:r>
       <w:r>
         <w:rPr>
-          <w:rStyle w:val="af"/>
+          <w:rStyle w:val="Strong"/>
           <w:rFonts w:ascii="TH SarabunPSK" w:hAnsi="TH SarabunPSK" w:cs="TH SarabunPSK" w:hint="cs"/>
           <w:b w:val="0"/>
           <w:bCs w:val="0"/>
@@ -7723,7 +8645,7 @@
       </w:r>
       <w:r>
         <w:rPr>
-          <w:rStyle w:val="af"/>
+          <w:rStyle w:val="Strong"/>
           <w:rFonts w:ascii="TH SarabunPSK" w:hAnsi="TH SarabunPSK" w:cs="TH SarabunPSK" w:hint="cs"/>
           <w:b w:val="0"/>
           <w:bCs w:val="0"/>
@@ -7734,7 +8656,7 @@
       </w:r>
       <w:r>
         <w:rPr>
-          <w:rStyle w:val="af"/>
+          <w:rStyle w:val="Strong"/>
           <w:rFonts w:ascii="TH SarabunPSK" w:hAnsi="TH SarabunPSK" w:cs="TH SarabunPSK" w:hint="cs"/>
           <w:b w:val="0"/>
           <w:bCs w:val="0"/>
@@ -7767,7 +8689,6 @@
         <w:tabs>
           <w:tab w:val="left" w:pos="567"/>
         </w:tabs>
-        <w:ind w:firstLine="426"/>
         <w:jc w:val="thaiDistribute"/>
         <w:rPr>
           <w:rFonts w:ascii="TH SarabunPSK" w:hAnsi="TH SarabunPSK" w:cs="TH SarabunPSK"/>
@@ -7778,6 +8699,15 @@
       </w:pPr>
       <w:r>
         <w:rPr>
+          <w:rFonts w:ascii="TH SarabunPSK" w:hAnsi="TH SarabunPSK" w:cs="TH SarabunPSK"/>
+          <w:sz w:val="32"/>
+          <w:szCs w:val="32"/>
+          <w:cs/>
+        </w:rPr>
+        <w:tab/>
+      </w:r>
+      <w:r>
+        <w:rPr>
           <w:rFonts w:ascii="TH SarabunPSK" w:hAnsi="TH SarabunPSK" w:cs="TH SarabunPSK" w:hint="cs"/>
           <w:sz w:val="32"/>
           <w:szCs w:val="32"/>
@@ -7786,7 +8716,7 @@
       </w:r>
       <w:r>
         <w:rPr>
-          <w:rStyle w:val="af"/>
+          <w:rStyle w:val="Strong"/>
           <w:rFonts w:ascii="TH SarabunPSK" w:hAnsi="TH SarabunPSK" w:cs="TH SarabunPSK" w:hint="cs"/>
           <w:b w:val="0"/>
           <w:bCs w:val="0"/>
@@ -7823,7 +8753,7 @@
       </w:r>
       <w:r>
         <w:rPr>
-          <w:rStyle w:val="af"/>
+          <w:rStyle w:val="Strong"/>
           <w:rFonts w:ascii="TH SarabunPSK" w:hAnsi="TH SarabunPSK" w:cs="TH SarabunPSK" w:hint="cs"/>
           <w:b w:val="0"/>
           <w:bCs w:val="0"/>
@@ -7860,7 +8790,7 @@
       </w:r>
       <w:r>
         <w:rPr>
-          <w:rStyle w:val="af"/>
+          <w:rStyle w:val="Strong"/>
           <w:rFonts w:ascii="TH SarabunPSK" w:hAnsi="TH SarabunPSK" w:cs="TH SarabunPSK" w:hint="cs"/>
           <w:b w:val="0"/>
           <w:bCs w:val="0"/>
@@ -7896,7 +8826,7 @@
       </w:r>
       <w:r>
         <w:rPr>
-          <w:rStyle w:val="af"/>
+          <w:rStyle w:val="Strong"/>
           <w:rFonts w:ascii="TH SarabunPSK" w:hAnsi="TH SarabunPSK" w:cs="TH SarabunPSK" w:hint="cs"/>
           <w:b w:val="0"/>
           <w:bCs w:val="0"/>
@@ -7952,7 +8882,7 @@
       </w:r>
       <w:r>
         <w:rPr>
-          <w:rStyle w:val="af"/>
+          <w:rStyle w:val="Strong"/>
           <w:rFonts w:ascii="TH SarabunPSK" w:hAnsi="TH SarabunPSK" w:cs="TH SarabunPSK" w:hint="cs"/>
           <w:b w:val="0"/>
           <w:bCs w:val="0"/>
@@ -7964,7 +8894,7 @@
       </w:r>
       <w:r>
         <w:rPr>
-          <w:rStyle w:val="af"/>
+          <w:rStyle w:val="Strong"/>
           <w:rFonts w:ascii="TH SarabunPSK" w:hAnsi="TH SarabunPSK" w:cs="TH SarabunPSK" w:hint="cs"/>
           <w:b w:val="0"/>
           <w:bCs w:val="0"/>
@@ -8000,7 +8930,7 @@
       </w:r>
       <w:r>
         <w:rPr>
-          <w:rStyle w:val="af"/>
+          <w:rStyle w:val="Strong"/>
           <w:rFonts w:ascii="TH SarabunPSK" w:hAnsi="TH SarabunPSK" w:cs="TH SarabunPSK" w:hint="cs"/>
           <w:b w:val="0"/>
           <w:bCs w:val="0"/>
@@ -8012,7 +8942,7 @@
       </w:r>
       <w:r>
         <w:rPr>
-          <w:rStyle w:val="af"/>
+          <w:rStyle w:val="Strong"/>
           <w:rFonts w:ascii="TH SarabunPSK" w:hAnsi="TH SarabunPSK" w:cs="TH SarabunPSK" w:hint="cs"/>
           <w:b w:val="0"/>
           <w:bCs w:val="0"/>
@@ -8223,7 +9153,6 @@
         <w:tabs>
           <w:tab w:val="left" w:pos="567"/>
         </w:tabs>
-        <w:ind w:firstLine="426"/>
         <w:jc w:val="thaiDistribute"/>
         <w:rPr>
           <w:rFonts w:ascii="TH SarabunPSK" w:hAnsi="TH SarabunPSK" w:cs="TH SarabunPSK"/>
@@ -8237,6 +9166,15 @@
           <w:rFonts w:ascii="TH SarabunPSK" w:hAnsi="TH SarabunPSK" w:cs="TH SarabunPSK"/>
           <w:sz w:val="32"/>
           <w:szCs w:val="32"/>
+          <w:cs/>
+        </w:rPr>
+        <w:tab/>
+      </w:r>
+      <w:r>
+        <w:rPr>
+          <w:rFonts w:ascii="TH SarabunPSK" w:hAnsi="TH SarabunPSK" w:cs="TH SarabunPSK"/>
+          <w:sz w:val="32"/>
+          <w:szCs w:val="32"/>
         </w:rPr>
         <w:t>(</w:t>
       </w:r>
@@ -8256,8 +9194,18 @@
           <w:sz w:val="32"/>
           <w:szCs w:val="32"/>
         </w:rPr>
-        <w:t xml:space="preserve"> Raboso</w:t>
-      </w:r>
+        <w:t xml:space="preserve"> </w:t>
+      </w:r>
+      <w:proofErr w:type="spellStart"/>
+      <w:r>
+        <w:rPr>
+          <w:rFonts w:ascii="TH SarabunPSK" w:hAnsi="TH SarabunPSK" w:cs="TH SarabunPSK"/>
+          <w:sz w:val="32"/>
+          <w:szCs w:val="32"/>
+        </w:rPr>
+        <w:t>Raboso</w:t>
+      </w:r>
+      <w:proofErr w:type="spellEnd"/>
       <w:r>
         <w:rPr>
           <w:rFonts w:ascii="TH SarabunPSK" w:hAnsi="TH SarabunPSK" w:cs="TH SarabunPSK"/>
@@ -8438,17 +9386,352 @@
           <w:szCs w:val="32"/>
           <w:cs/>
         </w:rPr>
-        <w:t>สามารถยกระดับประสิทธิภาพการออกแบบข้อสอบ การตรวจให้คะแนน และการป้อนกลับผลลัพธ์ได้อย่าง</w:t>
-      </w:r>
-      <w:r>
-        <w:rPr>
-          <w:rFonts w:ascii="TH SarabunPSK" w:hAnsi="TH SarabunPSK" w:cs="TH SarabunPSK"/>
+        <w:t>สามารถยกระดับประสิทธิภาพการออกแบบข้อสอบ การตรวจให้คะแนน และการป้อนกลับผลลัพธ์ได้อย่างเป็นระบบในบริบทสถาบันการศึกษา ซึ่งเป็นแนวทางที่สอดคล้องกับงานพัฒนาผู้ช่วยอัตโนมัติด้านการศึกษาในปัจจุบันของผู้วิจัยด้วย.</w:t>
+      </w:r>
+    </w:p>
+    <w:p>
+      <w:pPr>
+        <w:tabs>
+          <w:tab w:val="left" w:pos="567"/>
+        </w:tabs>
+        <w:jc w:val="thaiDistribute"/>
+        <w:rPr>
+          <w:rFonts w:ascii="TH SarabunPSK" w:hAnsi="TH SarabunPSK" w:cs="TH SarabunPSK"/>
+          <w:color w:val="000000" w:themeColor="text1"/>
+          <w:sz w:val="32"/>
+          <w:szCs w:val="32"/>
+        </w:rPr>
+      </w:pPr>
+      <w:r>
+        <w:rPr>
+          <w:rFonts w:ascii="TH SarabunPSK" w:hAnsi="TH SarabunPSK" w:cs="TH SarabunPSK"/>
+          <w:sz w:val="32"/>
+          <w:szCs w:val="32"/>
+          <w:cs/>
+        </w:rPr>
+        <w:tab/>
+      </w:r>
+      <w:r>
+        <w:rPr>
+          <w:rFonts w:ascii="TH SarabunPSK" w:hAnsi="TH SarabunPSK" w:cs="TH SarabunPSK" w:hint="cs"/>
+          <w:sz w:val="32"/>
+          <w:szCs w:val="32"/>
+        </w:rPr>
+        <w:t>(</w:t>
+      </w:r>
+      <w:r>
+        <w:rPr>
+          <w:rFonts w:ascii="TH SarabunPSK" w:hAnsi="TH SarabunPSK" w:cs="TH SarabunPSK" w:hint="cs"/>
+          <w:sz w:val="32"/>
+          <w:szCs w:val="32"/>
+          <w:cs/>
+        </w:rPr>
+        <w:t>พีระยุทธ คำสอนพันธ์</w:t>
+      </w:r>
+      <w:r>
+        <w:rPr>
+          <w:rFonts w:ascii="TH SarabunPSK" w:hAnsi="TH SarabunPSK" w:cs="TH SarabunPSK" w:hint="cs"/>
+          <w:sz w:val="32"/>
+          <w:szCs w:val="32"/>
+        </w:rPr>
+        <w:t>, 2020)</w:t>
+      </w:r>
+      <w:r>
+        <w:rPr>
+          <w:rFonts w:ascii="TH SarabunPSK" w:hAnsi="TH SarabunPSK" w:cs="TH SarabunPSK"/>
+          <w:color w:val="FFFFFF" w:themeColor="background1"/>
+          <w:sz w:val="32"/>
+          <w:szCs w:val="32"/>
+        </w:rPr>
+        <w:t>**</w:t>
+      </w:r>
+      <w:r>
+        <w:rPr>
+          <w:rFonts w:ascii="TH SarabunPSK" w:hAnsi="TH SarabunPSK" w:cs="TH SarabunPSK"/>
+          <w:color w:val="000000" w:themeColor="text1"/>
+          <w:sz w:val="32"/>
+          <w:szCs w:val="32"/>
+          <w:cs/>
+        </w:rPr>
+        <w:t xml:space="preserve">การพัฒนาระบบการเข้าออกบริษัท โดยใช้สัญญาณ </w:t>
+      </w:r>
+      <w:r>
+        <w:rPr>
+          <w:rFonts w:ascii="TH SarabunPSK" w:hAnsi="TH SarabunPSK" w:cs="TH SarabunPSK"/>
+          <w:color w:val="000000" w:themeColor="text1"/>
+          <w:sz w:val="32"/>
+          <w:szCs w:val="32"/>
+        </w:rPr>
+        <w:t>GPS</w:t>
+      </w:r>
+      <w:r>
+        <w:rPr>
+          <w:rFonts w:ascii="TH SarabunPSK" w:hAnsi="TH SarabunPSK" w:cs="TH SarabunPSK" w:hint="cs"/>
+          <w:color w:val="000000" w:themeColor="text1"/>
+          <w:sz w:val="32"/>
+          <w:szCs w:val="32"/>
+          <w:cs/>
+        </w:rPr>
+        <w:t xml:space="preserve"> </w:t>
+      </w:r>
+      <w:r>
+        <w:rPr>
+          <w:rFonts w:ascii="TH SarabunPSK" w:hAnsi="TH SarabunPSK" w:cs="TH SarabunPSK"/>
+          <w:color w:val="000000" w:themeColor="text1"/>
+          <w:sz w:val="32"/>
+          <w:szCs w:val="32"/>
+          <w:cs/>
+        </w:rPr>
+        <w:t>ในการเช็คอินเข้างาน ระบบจะทำงานบนแพลตฟอร์มรูปแบบเว็บแอปพลิเคชันและพัฒนาเว็บไซต์</w:t>
+      </w:r>
+      <w:r>
+        <w:rPr>
+          <w:rFonts w:ascii="TH SarabunPSK" w:hAnsi="TH SarabunPSK" w:cs="TH SarabunPSK" w:hint="cs"/>
+          <w:color w:val="000000" w:themeColor="text1"/>
+          <w:sz w:val="32"/>
+          <w:szCs w:val="32"/>
+          <w:cs/>
+        </w:rPr>
+        <w:t xml:space="preserve"> </w:t>
+      </w:r>
+      <w:r>
+        <w:rPr>
+          <w:rFonts w:ascii="TH SarabunPSK" w:hAnsi="TH SarabunPSK" w:cs="TH SarabunPSK"/>
+          <w:color w:val="000000" w:themeColor="text1"/>
+          <w:sz w:val="32"/>
+          <w:szCs w:val="32"/>
+          <w:cs/>
+        </w:rPr>
+        <w:t xml:space="preserve">เป็นแบบ </w:t>
+      </w:r>
+      <w:r>
+        <w:rPr>
+          <w:rFonts w:ascii="TH SarabunPSK" w:hAnsi="TH SarabunPSK" w:cs="TH SarabunPSK"/>
+          <w:color w:val="000000" w:themeColor="text1"/>
+          <w:sz w:val="32"/>
+          <w:szCs w:val="32"/>
+        </w:rPr>
+        <w:t xml:space="preserve">Responsive </w:t>
+      </w:r>
+      <w:r>
+        <w:rPr>
+          <w:rFonts w:ascii="TH SarabunPSK" w:hAnsi="TH SarabunPSK" w:cs="TH SarabunPSK"/>
+          <w:color w:val="000000" w:themeColor="text1"/>
+          <w:sz w:val="32"/>
+          <w:szCs w:val="32"/>
+          <w:cs/>
+        </w:rPr>
+        <w:t>เพื่อสะดวกต่อการใช้งานและสามารถรองรับการใช้งานได้ทุกขนาดหน้าจอ</w:t>
+      </w:r>
+      <w:r>
+        <w:rPr>
+          <w:rFonts w:ascii="TH SarabunPSK" w:hAnsi="TH SarabunPSK" w:cs="TH SarabunPSK" w:hint="cs"/>
+          <w:color w:val="000000" w:themeColor="text1"/>
+          <w:sz w:val="32"/>
+          <w:szCs w:val="32"/>
+          <w:cs/>
+        </w:rPr>
+        <w:t xml:space="preserve"> </w:t>
+      </w:r>
+      <w:r>
+        <w:rPr>
+          <w:rFonts w:ascii="TH SarabunPSK" w:hAnsi="TH SarabunPSK" w:cs="TH SarabunPSK"/>
+          <w:color w:val="000000" w:themeColor="text1"/>
+          <w:sz w:val="32"/>
+          <w:szCs w:val="32"/>
+          <w:cs/>
+        </w:rPr>
+        <w:t xml:space="preserve">ให้เหมาะสมกับยุคปัจจุบัน โดยใช้ </w:t>
+      </w:r>
+      <w:r>
+        <w:rPr>
+          <w:rFonts w:ascii="TH SarabunPSK" w:hAnsi="TH SarabunPSK" w:cs="TH SarabunPSK"/>
+          <w:color w:val="000000" w:themeColor="text1"/>
+          <w:sz w:val="32"/>
+          <w:szCs w:val="32"/>
+        </w:rPr>
+        <w:t xml:space="preserve">Framework </w:t>
+      </w:r>
+      <w:r>
+        <w:rPr>
+          <w:rFonts w:ascii="TH SarabunPSK" w:hAnsi="TH SarabunPSK" w:cs="TH SarabunPSK"/>
+          <w:color w:val="000000" w:themeColor="text1"/>
+          <w:sz w:val="32"/>
+          <w:szCs w:val="32"/>
+          <w:cs/>
+        </w:rPr>
+        <w:t xml:space="preserve">ของ </w:t>
+      </w:r>
+      <w:r>
+        <w:rPr>
+          <w:rFonts w:ascii="TH SarabunPSK" w:hAnsi="TH SarabunPSK" w:cs="TH SarabunPSK"/>
+          <w:color w:val="000000" w:themeColor="text1"/>
+          <w:sz w:val="32"/>
+          <w:szCs w:val="32"/>
+        </w:rPr>
+        <w:t xml:space="preserve">Bootstrap </w:t>
+      </w:r>
+      <w:r>
+        <w:rPr>
+          <w:rFonts w:ascii="TH SarabunPSK" w:hAnsi="TH SarabunPSK" w:cs="TH SarabunPSK"/>
+          <w:color w:val="000000" w:themeColor="text1"/>
+          <w:sz w:val="32"/>
+          <w:szCs w:val="32"/>
+          <w:cs/>
+        </w:rPr>
+        <w:t>เป็นเครื่องมือที่ช่วยให้สามารถพัฒนา</w:t>
+      </w:r>
+      <w:r>
+        <w:rPr>
+          <w:rFonts w:ascii="TH SarabunPSK" w:hAnsi="TH SarabunPSK" w:cs="TH SarabunPSK" w:hint="cs"/>
+          <w:color w:val="000000" w:themeColor="text1"/>
+          <w:sz w:val="32"/>
+          <w:szCs w:val="32"/>
+          <w:cs/>
+        </w:rPr>
+        <w:t xml:space="preserve"> </w:t>
+      </w:r>
+      <w:r>
+        <w:rPr>
+          <w:rFonts w:ascii="TH SarabunPSK" w:hAnsi="TH SarabunPSK" w:cs="TH SarabunPSK"/>
+          <w:color w:val="000000" w:themeColor="text1"/>
+          <w:sz w:val="32"/>
+          <w:szCs w:val="32"/>
+          <w:cs/>
+        </w:rPr>
+        <w:t>เว็บไซต์ได้อย่างรวดเร็ว สวยงาม เป็นระบบมากขึ้น และตามความต้องการของบริษัท เนื่องจากในปัจจุบันการเข้างานจำเป็นต้องต่อคิวสแกนนิ้วหรือลืมสแกนในช่วงเวลาเลิกงานหรือเข้างาน กา</w:t>
+      </w:r>
+      <w:r>
+        <w:rPr>
+          <w:rFonts w:ascii="TH SarabunPSK" w:hAnsi="TH SarabunPSK" w:cs="TH SarabunPSK" w:hint="cs"/>
+          <w:color w:val="000000" w:themeColor="text1"/>
+          <w:sz w:val="32"/>
+          <w:szCs w:val="32"/>
+          <w:cs/>
+        </w:rPr>
+        <w:t>ร</w:t>
+      </w:r>
+      <w:r>
+        <w:rPr>
+          <w:rFonts w:ascii="TH SarabunPSK" w:hAnsi="TH SarabunPSK" w:cs="TH SarabunPSK"/>
+          <w:color w:val="000000" w:themeColor="text1"/>
+          <w:sz w:val="32"/>
+          <w:szCs w:val="32"/>
+          <w:cs/>
+        </w:rPr>
+        <w:t xml:space="preserve">เช็คอินเข้าออกงานสามารถใช้งานได้ง่ายและพนักงานสามารถเข้าถึงแพลตฟอร์มในเวลาเดียวกันได้โดยไม่ต้องต่อคิวและสามารถกดเข้าออกงานผ่านแพลตฟอร์มได้ทันที ในระยะที่กำหนด </w:t>
+      </w:r>
+    </w:p>
+    <w:p>
+      <w:pPr>
+        <w:tabs>
+          <w:tab w:val="left" w:pos="567"/>
+        </w:tabs>
+        <w:jc w:val="thaiDistribute"/>
+        <w:rPr>
+          <w:rFonts w:ascii="TH SarabunPSK" w:hAnsi="TH SarabunPSK" w:cs="TH SarabunPSK"/>
+          <w:color w:val="000000" w:themeColor="text1"/>
+          <w:sz w:val="32"/>
+          <w:szCs w:val="32"/>
+        </w:rPr>
+      </w:pPr>
+      <w:r>
+        <w:rPr>
+          <w:rFonts w:ascii="TH SarabunPSK" w:hAnsi="TH SarabunPSK" w:cs="TH SarabunPSK"/>
+          <w:color w:val="000000" w:themeColor="text1"/>
           <w:sz w:val="32"/>
           <w:szCs w:val="32"/>
           <w:cs/>
         </w:rPr>
         <w:lastRenderedPageBreak/>
-        <w:t>เป็นระบบในบริบทสถาบันการศึกษา ซึ่งเป็นแนวทางที่สอดคล้องกับงานพัฒนาผู้ช่วยอัตโนมัติด้านการศึกษาในปัจจุบันของผู้วิจัยด้วย.</w:t>
+        <w:tab/>
+      </w:r>
+      <w:r>
+        <w:rPr>
+          <w:rFonts w:ascii="TH SarabunPSK" w:hAnsi="TH SarabunPSK" w:cs="TH SarabunPSK"/>
+          <w:color w:val="000000" w:themeColor="text1"/>
+          <w:sz w:val="32"/>
+          <w:szCs w:val="32"/>
+          <w:cs/>
+        </w:rPr>
+        <w:t>ดังนั้นทางผู้จัดทำ จึงได้ทำการพัฒนาระบบเช็คอินเข้า</w:t>
+      </w:r>
+      <w:r>
+        <w:rPr>
+          <w:rFonts w:ascii="TH SarabunPSK" w:hAnsi="TH SarabunPSK" w:cs="TH SarabunPSK"/>
+          <w:color w:val="000000" w:themeColor="text1"/>
+          <w:sz w:val="32"/>
+          <w:szCs w:val="32"/>
+        </w:rPr>
+        <w:t>–</w:t>
+      </w:r>
+      <w:r>
+        <w:rPr>
+          <w:rFonts w:ascii="TH SarabunPSK" w:hAnsi="TH SarabunPSK" w:cs="TH SarabunPSK"/>
+          <w:color w:val="000000" w:themeColor="text1"/>
+          <w:sz w:val="32"/>
+          <w:szCs w:val="32"/>
+          <w:cs/>
+        </w:rPr>
+        <w:t>ออกงานบนเว็บแอปพลิเคชัน โดยแบ่งการทำงานออกเป็น 2 ส่วนหลัก ประกอบด้วย ส่วนที่ 1 สำหรับผู้ใช้ (พนักงานทั่วไป) โดยผู้ใช้สามารถเช็คอินเข้าออกงานได้ในระยะที่กำหนด สร้างใบลางาน ติดตามสถานะการขอลา และดูประวัติการลา</w:t>
+      </w:r>
+      <w:r>
+        <w:rPr>
+          <w:rFonts w:ascii="TH SarabunPSK" w:hAnsi="TH SarabunPSK" w:cs="TH SarabunPSK"/>
+          <w:color w:val="000000" w:themeColor="text1"/>
+          <w:sz w:val="32"/>
+          <w:szCs w:val="32"/>
+        </w:rPr>
+        <w:t>–</w:t>
+      </w:r>
+      <w:r>
+        <w:rPr>
+          <w:rFonts w:ascii="TH SarabunPSK" w:hAnsi="TH SarabunPSK" w:cs="TH SarabunPSK"/>
+          <w:color w:val="000000" w:themeColor="text1"/>
+          <w:sz w:val="32"/>
+          <w:szCs w:val="32"/>
+          <w:cs/>
+        </w:rPr>
+        <w:t>งาน ส่วนที่ 2 สำหรับผู้ดูแลระบบ (ฝ่ายบุคคล) สามารถกำหนดพิกัดการเข้าออกงานได้ สามารถตรวจสอบการลาของพนักงานย้อนหลังได้ ดูประวัติการเข้า</w:t>
+      </w:r>
+      <w:r>
+        <w:rPr>
+          <w:rFonts w:ascii="TH SarabunPSK" w:hAnsi="TH SarabunPSK" w:cs="TH SarabunPSK"/>
+          <w:color w:val="000000" w:themeColor="text1"/>
+          <w:sz w:val="32"/>
+          <w:szCs w:val="32"/>
+        </w:rPr>
+        <w:t>–</w:t>
+      </w:r>
+      <w:r>
+        <w:rPr>
+          <w:rFonts w:ascii="TH SarabunPSK" w:hAnsi="TH SarabunPSK" w:cs="TH SarabunPSK"/>
+          <w:color w:val="000000" w:themeColor="text1"/>
+          <w:sz w:val="32"/>
+          <w:szCs w:val="32"/>
+          <w:cs/>
+        </w:rPr>
+        <w:t>ออกงานของพนักงานทั้งหมดได้</w:t>
+      </w:r>
+      <w:r>
+        <w:rPr>
+          <w:rFonts w:ascii="TH SarabunPSK" w:hAnsi="TH SarabunPSK" w:cs="TH SarabunPSK" w:hint="cs"/>
+          <w:color w:val="000000" w:themeColor="text1"/>
+          <w:sz w:val="32"/>
+          <w:szCs w:val="32"/>
+          <w:cs/>
+        </w:rPr>
+        <w:t xml:space="preserve"> </w:t>
+      </w:r>
+      <w:r>
+        <w:rPr>
+          <w:rFonts w:ascii="TH SarabunPSK" w:hAnsi="TH SarabunPSK" w:cs="TH SarabunPSK"/>
+          <w:color w:val="000000" w:themeColor="text1"/>
+          <w:sz w:val="32"/>
+          <w:szCs w:val="32"/>
+          <w:cs/>
+        </w:rPr>
+        <w:t>สามารถเพิ่ม/ลบ และแก้ไขข้อมูลผู้ใช้ได้</w:t>
       </w:r>
     </w:p>
     <w:p>
@@ -8465,302 +9748,6 @@
           <w:szCs w:val="32"/>
         </w:rPr>
       </w:pPr>
-      <w:r>
-        <w:rPr>
-          <w:rFonts w:ascii="TH SarabunPSK" w:hAnsi="TH SarabunPSK" w:cs="TH SarabunPSK" w:hint="cs"/>
-          <w:sz w:val="32"/>
-          <w:szCs w:val="32"/>
-        </w:rPr>
-        <w:t>(</w:t>
-      </w:r>
-      <w:r>
-        <w:rPr>
-          <w:rFonts w:ascii="TH SarabunPSK" w:hAnsi="TH SarabunPSK" w:cs="TH SarabunPSK" w:hint="cs"/>
-          <w:sz w:val="32"/>
-          <w:szCs w:val="32"/>
-          <w:cs/>
-        </w:rPr>
-        <w:t>พีระยุทธ คำสอนพันธ์</w:t>
-      </w:r>
-      <w:r>
-        <w:rPr>
-          <w:rFonts w:ascii="TH SarabunPSK" w:hAnsi="TH SarabunPSK" w:cs="TH SarabunPSK" w:hint="cs"/>
-          <w:sz w:val="32"/>
-          <w:szCs w:val="32"/>
-        </w:rPr>
-        <w:t>, 2020)</w:t>
-      </w:r>
-      <w:r>
-        <w:rPr>
-          <w:rFonts w:ascii="TH SarabunPSK" w:hAnsi="TH SarabunPSK" w:cs="TH SarabunPSK"/>
-          <w:color w:val="FFFFFF" w:themeColor="background1"/>
-          <w:sz w:val="32"/>
-          <w:szCs w:val="32"/>
-        </w:rPr>
-        <w:t>**</w:t>
-      </w:r>
-      <w:r>
-        <w:rPr>
-          <w:rFonts w:ascii="TH SarabunPSK" w:hAnsi="TH SarabunPSK" w:cs="TH SarabunPSK"/>
-          <w:color w:val="000000" w:themeColor="text1"/>
-          <w:sz w:val="32"/>
-          <w:szCs w:val="32"/>
-          <w:cs/>
-        </w:rPr>
-        <w:t xml:space="preserve">การพัฒนาระบบการเข้าออกบริษัท โดยใช้สัญญาณ </w:t>
-      </w:r>
-      <w:r>
-        <w:rPr>
-          <w:rFonts w:ascii="TH SarabunPSK" w:hAnsi="TH SarabunPSK" w:cs="TH SarabunPSK"/>
-          <w:color w:val="000000" w:themeColor="text1"/>
-          <w:sz w:val="32"/>
-          <w:szCs w:val="32"/>
-        </w:rPr>
-        <w:t>GPS</w:t>
-      </w:r>
-      <w:r>
-        <w:rPr>
-          <w:rFonts w:ascii="TH SarabunPSK" w:hAnsi="TH SarabunPSK" w:cs="TH SarabunPSK" w:hint="cs"/>
-          <w:color w:val="000000" w:themeColor="text1"/>
-          <w:sz w:val="32"/>
-          <w:szCs w:val="32"/>
-          <w:cs/>
-        </w:rPr>
-        <w:t xml:space="preserve"> </w:t>
-      </w:r>
-      <w:r>
-        <w:rPr>
-          <w:rFonts w:ascii="TH SarabunPSK" w:hAnsi="TH SarabunPSK" w:cs="TH SarabunPSK"/>
-          <w:color w:val="000000" w:themeColor="text1"/>
-          <w:sz w:val="32"/>
-          <w:szCs w:val="32"/>
-          <w:cs/>
-        </w:rPr>
-        <w:t>ในการเช็คอินเข้างาน ระบบจะทำงานบนแพลตฟอร์มรูปแบบเว็บแอปพลิเคชันและพัฒนาเว็บไซต์</w:t>
-      </w:r>
-      <w:r>
-        <w:rPr>
-          <w:rFonts w:ascii="TH SarabunPSK" w:hAnsi="TH SarabunPSK" w:cs="TH SarabunPSK" w:hint="cs"/>
-          <w:color w:val="000000" w:themeColor="text1"/>
-          <w:sz w:val="32"/>
-          <w:szCs w:val="32"/>
-          <w:cs/>
-        </w:rPr>
-        <w:t xml:space="preserve"> </w:t>
-      </w:r>
-      <w:r>
-        <w:rPr>
-          <w:rFonts w:ascii="TH SarabunPSK" w:hAnsi="TH SarabunPSK" w:cs="TH SarabunPSK"/>
-          <w:color w:val="000000" w:themeColor="text1"/>
-          <w:sz w:val="32"/>
-          <w:szCs w:val="32"/>
-          <w:cs/>
-        </w:rPr>
-        <w:t xml:space="preserve">เป็นแบบ </w:t>
-      </w:r>
-      <w:r>
-        <w:rPr>
-          <w:rFonts w:ascii="TH SarabunPSK" w:hAnsi="TH SarabunPSK" w:cs="TH SarabunPSK"/>
-          <w:color w:val="000000" w:themeColor="text1"/>
-          <w:sz w:val="32"/>
-          <w:szCs w:val="32"/>
-        </w:rPr>
-        <w:t xml:space="preserve">Responsive </w:t>
-      </w:r>
-      <w:r>
-        <w:rPr>
-          <w:rFonts w:ascii="TH SarabunPSK" w:hAnsi="TH SarabunPSK" w:cs="TH SarabunPSK"/>
-          <w:color w:val="000000" w:themeColor="text1"/>
-          <w:sz w:val="32"/>
-          <w:szCs w:val="32"/>
-          <w:cs/>
-        </w:rPr>
-        <w:t>เพื่อสะดวกต่อการใช้งานและสามารถรองรับการใช้งานได้ทุกขนาดหน้าจอ</w:t>
-      </w:r>
-      <w:r>
-        <w:rPr>
-          <w:rFonts w:ascii="TH SarabunPSK" w:hAnsi="TH SarabunPSK" w:cs="TH SarabunPSK" w:hint="cs"/>
-          <w:color w:val="000000" w:themeColor="text1"/>
-          <w:sz w:val="32"/>
-          <w:szCs w:val="32"/>
-          <w:cs/>
-        </w:rPr>
-        <w:t xml:space="preserve"> </w:t>
-      </w:r>
-      <w:r>
-        <w:rPr>
-          <w:rFonts w:ascii="TH SarabunPSK" w:hAnsi="TH SarabunPSK" w:cs="TH SarabunPSK"/>
-          <w:color w:val="000000" w:themeColor="text1"/>
-          <w:sz w:val="32"/>
-          <w:szCs w:val="32"/>
-          <w:cs/>
-        </w:rPr>
-        <w:t xml:space="preserve">ให้เหมาะสมกับยุคปัจจุบัน โดยใช้ </w:t>
-      </w:r>
-      <w:r>
-        <w:rPr>
-          <w:rFonts w:ascii="TH SarabunPSK" w:hAnsi="TH SarabunPSK" w:cs="TH SarabunPSK"/>
-          <w:color w:val="000000" w:themeColor="text1"/>
-          <w:sz w:val="32"/>
-          <w:szCs w:val="32"/>
-        </w:rPr>
-        <w:t xml:space="preserve">Framework </w:t>
-      </w:r>
-      <w:r>
-        <w:rPr>
-          <w:rFonts w:ascii="TH SarabunPSK" w:hAnsi="TH SarabunPSK" w:cs="TH SarabunPSK"/>
-          <w:color w:val="000000" w:themeColor="text1"/>
-          <w:sz w:val="32"/>
-          <w:szCs w:val="32"/>
-          <w:cs/>
-        </w:rPr>
-        <w:t xml:space="preserve">ของ </w:t>
-      </w:r>
-      <w:r>
-        <w:rPr>
-          <w:rFonts w:ascii="TH SarabunPSK" w:hAnsi="TH SarabunPSK" w:cs="TH SarabunPSK"/>
-          <w:color w:val="000000" w:themeColor="text1"/>
-          <w:sz w:val="32"/>
-          <w:szCs w:val="32"/>
-        </w:rPr>
-        <w:t xml:space="preserve">Bootstrap </w:t>
-      </w:r>
-      <w:r>
-        <w:rPr>
-          <w:rFonts w:ascii="TH SarabunPSK" w:hAnsi="TH SarabunPSK" w:cs="TH SarabunPSK"/>
-          <w:color w:val="000000" w:themeColor="text1"/>
-          <w:sz w:val="32"/>
-          <w:szCs w:val="32"/>
-          <w:cs/>
-        </w:rPr>
-        <w:t>เป็นเครื่องมือที่ช่วยให้สามารถพัฒนา</w:t>
-      </w:r>
-      <w:r>
-        <w:rPr>
-          <w:rFonts w:ascii="TH SarabunPSK" w:hAnsi="TH SarabunPSK" w:cs="TH SarabunPSK" w:hint="cs"/>
-          <w:color w:val="000000" w:themeColor="text1"/>
-          <w:sz w:val="32"/>
-          <w:szCs w:val="32"/>
-          <w:cs/>
-        </w:rPr>
-        <w:t xml:space="preserve"> </w:t>
-      </w:r>
-      <w:r>
-        <w:rPr>
-          <w:rFonts w:ascii="TH SarabunPSK" w:hAnsi="TH SarabunPSK" w:cs="TH SarabunPSK"/>
-          <w:color w:val="000000" w:themeColor="text1"/>
-          <w:sz w:val="32"/>
-          <w:szCs w:val="32"/>
-          <w:cs/>
-        </w:rPr>
-        <w:t>เว็บไซต์ได้อย่างรวดเร็ว สวยงาม เป็นระบบมากขึ้น และตามความต้องการของบริษัท เนื่องจากในปัจจุบันการเข้างานจำเป็นต้องต่อคิวสแกนนิ้วหรือลืมสแกนในช่วงเวลาเลิกงานหรือเข้างาน กา</w:t>
-      </w:r>
-      <w:r>
-        <w:rPr>
-          <w:rFonts w:ascii="TH SarabunPSK" w:hAnsi="TH SarabunPSK" w:cs="TH SarabunPSK" w:hint="cs"/>
-          <w:color w:val="000000" w:themeColor="text1"/>
-          <w:sz w:val="32"/>
-          <w:szCs w:val="32"/>
-          <w:cs/>
-        </w:rPr>
-        <w:t>ร</w:t>
-      </w:r>
-      <w:r>
-        <w:rPr>
-          <w:rFonts w:ascii="TH SarabunPSK" w:hAnsi="TH SarabunPSK" w:cs="TH SarabunPSK"/>
-          <w:color w:val="000000" w:themeColor="text1"/>
-          <w:sz w:val="32"/>
-          <w:szCs w:val="32"/>
-          <w:cs/>
-        </w:rPr>
-        <w:t>เช็คอินเข้าออกงานสามารถใช้งานได้ง่ายและพนักงานสามารถเข้าถึงแพลตฟอร์มในเวลาเดียวกันได้โดยไม่ต้องต่อคิวและสามารถกดเข้าออกงานผ่านแพลตฟอร์มได้ทันที ในระยะที่กำหนด ดังนั้นทางผู้จัดทำ จึงได้ทำการพัฒนาระบบเช็คอินเข้า</w:t>
-      </w:r>
-      <w:r>
-        <w:rPr>
-          <w:rFonts w:ascii="TH SarabunPSK" w:hAnsi="TH SarabunPSK" w:cs="TH SarabunPSK"/>
-          <w:color w:val="000000" w:themeColor="text1"/>
-          <w:sz w:val="32"/>
-          <w:szCs w:val="32"/>
-        </w:rPr>
-        <w:t>–</w:t>
-      </w:r>
-      <w:r>
-        <w:rPr>
-          <w:rFonts w:ascii="TH SarabunPSK" w:hAnsi="TH SarabunPSK" w:cs="TH SarabunPSK"/>
-          <w:color w:val="000000" w:themeColor="text1"/>
-          <w:sz w:val="32"/>
-          <w:szCs w:val="32"/>
-          <w:cs/>
-        </w:rPr>
-        <w:t>ออกงานบนเว็บแอปพลิเคชัน โดยแบ่งการทำงานออกเป็น 2 ส่วนหลัก ประกอบด้วย ส่วนที่ 1 สำหรับผู้ใช้ (พนักงานทั่วไป) โดยผู้ใช้สามารถเช็คอินเข้าออกงานได้ในระยะที่กำหนด สร้างใบลางาน ติดตามสถานะการขอลา และดูประวัติการลา</w:t>
-      </w:r>
-      <w:r>
-        <w:rPr>
-          <w:rFonts w:ascii="TH SarabunPSK" w:hAnsi="TH SarabunPSK" w:cs="TH SarabunPSK"/>
-          <w:color w:val="000000" w:themeColor="text1"/>
-          <w:sz w:val="32"/>
-          <w:szCs w:val="32"/>
-        </w:rPr>
-        <w:t>–</w:t>
-      </w:r>
-      <w:r>
-        <w:rPr>
-          <w:rFonts w:ascii="TH SarabunPSK" w:hAnsi="TH SarabunPSK" w:cs="TH SarabunPSK"/>
-          <w:color w:val="000000" w:themeColor="text1"/>
-          <w:sz w:val="32"/>
-          <w:szCs w:val="32"/>
-          <w:cs/>
-        </w:rPr>
-        <w:t>งาน ส่วนที่ 2 สำหรับผู้ดูแลระบบ (ฝ่ายบุคคล) สามารถกำหนดพิกัดการเข้าออกงานได้ สามารถตรวจสอบการลาของพนักงานย้อนหลังได้ ดูประวัติการเข้า</w:t>
-      </w:r>
-      <w:r>
-        <w:rPr>
-          <w:rFonts w:ascii="TH SarabunPSK" w:hAnsi="TH SarabunPSK" w:cs="TH SarabunPSK"/>
-          <w:color w:val="000000" w:themeColor="text1"/>
-          <w:sz w:val="32"/>
-          <w:szCs w:val="32"/>
-        </w:rPr>
-        <w:t>–</w:t>
-      </w:r>
-      <w:r>
-        <w:rPr>
-          <w:rFonts w:ascii="TH SarabunPSK" w:hAnsi="TH SarabunPSK" w:cs="TH SarabunPSK"/>
-          <w:color w:val="000000" w:themeColor="text1"/>
-          <w:sz w:val="32"/>
-          <w:szCs w:val="32"/>
-          <w:cs/>
-        </w:rPr>
-        <w:t>ออกงานของพนักงานทั้งหมดได้</w:t>
-      </w:r>
-      <w:r>
-        <w:rPr>
-          <w:rFonts w:ascii="TH SarabunPSK" w:hAnsi="TH SarabunPSK" w:cs="TH SarabunPSK" w:hint="cs"/>
-          <w:color w:val="000000" w:themeColor="text1"/>
-          <w:sz w:val="32"/>
-          <w:szCs w:val="32"/>
-          <w:cs/>
-        </w:rPr>
-        <w:t xml:space="preserve"> </w:t>
-      </w:r>
-      <w:r>
-        <w:rPr>
-          <w:rFonts w:ascii="TH SarabunPSK" w:hAnsi="TH SarabunPSK" w:cs="TH SarabunPSK"/>
-          <w:color w:val="000000" w:themeColor="text1"/>
-          <w:sz w:val="32"/>
-          <w:szCs w:val="32"/>
-          <w:cs/>
-        </w:rPr>
-        <w:t>สามารถเพิ่ม/ลบ และแก้ไขข้อมูลผู้ใช้ได้</w:t>
-      </w:r>
-      <w:r>
-        <w:rPr>
-          <w:rFonts w:ascii="TH SarabunPSK" w:hAnsi="TH SarabunPSK" w:cs="TH SarabunPSK"/>
-          <w:color w:val="000000" w:themeColor="text1"/>
-          <w:sz w:val="32"/>
-          <w:szCs w:val="32"/>
-        </w:rPr>
-        <w:t>.</w:t>
-      </w:r>
     </w:p>
     <w:p>
       <w:pPr>
@@ -8801,8 +9788,9 @@
           <w:color w:val="FFFFFF" w:themeColor="background1"/>
           <w:sz w:val="32"/>
           <w:szCs w:val="32"/>
-        </w:rPr>
-        <w:t>**</w:t>
+          <w:cs/>
+        </w:rPr>
+        <w:tab/>
       </w:r>
       <w:r>
         <w:rPr>
@@ -8885,7 +9873,25 @@
           <w:sz w:val="32"/>
           <w:szCs w:val="32"/>
         </w:rPr>
-        <w:t xml:space="preserve">Tran Duy Huynh An (2025) </w:t>
+        <w:t xml:space="preserve">Tran </w:t>
+      </w:r>
+      <w:proofErr w:type="spellStart"/>
+      <w:r>
+        <w:rPr>
+          <w:rFonts w:ascii="TH SarabunPSK" w:hAnsi="TH SarabunPSK" w:cs="TH SarabunPSK" w:hint="cs"/>
+          <w:sz w:val="32"/>
+          <w:szCs w:val="32"/>
+        </w:rPr>
+        <w:t>Duy</w:t>
+      </w:r>
+      <w:proofErr w:type="spellEnd"/>
+      <w:r>
+        <w:rPr>
+          <w:rFonts w:ascii="TH SarabunPSK" w:hAnsi="TH SarabunPSK" w:cs="TH SarabunPSK" w:hint="cs"/>
+          <w:sz w:val="32"/>
+          <w:szCs w:val="32"/>
+        </w:rPr>
+        <w:t xml:space="preserve"> Huynh An (2025) </w:t>
       </w:r>
       <w:r>
         <w:rPr>
@@ -9104,7 +10110,38 @@
           <w:szCs w:val="32"/>
           <w:cs/>
         </w:rPr>
-        <w:t xml:space="preserve">ในการวิเคราะห์และตรวจสอบคุณภาพโค้ด ซึ่งเป็นแนวทางที่ช่วยให้การปรับปรุงโค้ดอย่างต่อเนื่องมีประสิทธิภาพและสอดคล้องกับทิศทางการใช้ผู้ช่วยอัตโนมัติในองค์กรสมัยใหม่ ด้าน </w:t>
+        <w:t>ในการวิเคราะห์และตรวจสอบคุณภาพโค้ด ซึ่งเป็นแนวทางที่ช่วยให้การปรับปรุงโค้ดอย่างต่อเนื่อง</w:t>
+      </w:r>
+    </w:p>
+    <w:p>
+      <w:pPr>
+        <w:tabs>
+          <w:tab w:val="left" w:pos="567"/>
+        </w:tabs>
+        <w:jc w:val="thaiDistribute"/>
+        <w:rPr>
+          <w:rFonts w:ascii="TH SarabunPSK" w:hAnsi="TH SarabunPSK" w:cs="TH SarabunPSK"/>
+          <w:sz w:val="32"/>
+          <w:szCs w:val="32"/>
+        </w:rPr>
+      </w:pPr>
+      <w:r>
+        <w:rPr>
+          <w:rFonts w:ascii="TH SarabunPSK" w:hAnsi="TH SarabunPSK" w:cs="TH SarabunPSK"/>
+          <w:sz w:val="32"/>
+          <w:szCs w:val="32"/>
+          <w:cs/>
+        </w:rPr>
+        <w:tab/>
+      </w:r>
+      <w:r>
+        <w:rPr>
+          <w:rFonts w:ascii="TH SarabunPSK" w:hAnsi="TH SarabunPSK" w:cs="TH SarabunPSK" w:hint="cs"/>
+          <w:sz w:val="32"/>
+          <w:szCs w:val="32"/>
+          <w:cs/>
+        </w:rPr>
+        <w:t xml:space="preserve">มีประสิทธิภาพและสอดคล้องกับทิศทางการใช้ผู้ช่วยอัตโนมัติในองค์กรสมัยใหม่ ด้าน </w:t>
       </w:r>
       <w:proofErr w:type="spellStart"/>
       <w:r>
@@ -9122,7 +10159,25 @@
           <w:sz w:val="32"/>
           <w:szCs w:val="32"/>
         </w:rPr>
-        <w:t xml:space="preserve"> Raboso (2025) </w:t>
+        <w:t xml:space="preserve"> </w:t>
+      </w:r>
+      <w:proofErr w:type="spellStart"/>
+      <w:r>
+        <w:rPr>
+          <w:rFonts w:ascii="TH SarabunPSK" w:hAnsi="TH SarabunPSK" w:cs="TH SarabunPSK" w:hint="cs"/>
+          <w:sz w:val="32"/>
+          <w:szCs w:val="32"/>
+        </w:rPr>
+        <w:t>Raboso</w:t>
+      </w:r>
+      <w:proofErr w:type="spellEnd"/>
+      <w:r>
+        <w:rPr>
+          <w:rFonts w:ascii="TH SarabunPSK" w:hAnsi="TH SarabunPSK" w:cs="TH SarabunPSK" w:hint="cs"/>
+          <w:sz w:val="32"/>
+          <w:szCs w:val="32"/>
+        </w:rPr>
+        <w:t xml:space="preserve"> (2025) </w:t>
       </w:r>
       <w:r>
         <w:rPr>
@@ -9216,17 +10271,7 @@
           <w:szCs w:val="32"/>
           <w:cs/>
         </w:rPr>
-        <w:t>มา</w:t>
-      </w:r>
-      <w:r>
-        <w:rPr>
-          <w:rFonts w:ascii="TH SarabunPSK" w:hAnsi="TH SarabunPSK" w:cs="TH SarabunPSK" w:hint="cs"/>
-          <w:sz w:val="32"/>
-          <w:szCs w:val="32"/>
-          <w:cs/>
-        </w:rPr>
-        <w:lastRenderedPageBreak/>
-        <w:t>ประยุกต์ใช้เพื่อสร้างระบบอัตโนมัติที่ตอบโจทย์การศึกษา การจัดการองค์กร และการบริหารทรัพยากรบุคคลในยุคปัจจุบัน</w:t>
+        <w:t>มาประยุกต์ใช้เพื่อสร้างระบบอัตโนมัติที่ตอบโจทย์การศึกษา การจัดการองค์กร และการบริหารทรัพยากรบุคคลในยุคปัจจุบัน</w:t>
       </w:r>
     </w:p>
     <w:sectPr>
@@ -9242,7 +10287,7 @@
 </file>
 
 <file path=word/endnotes.xml><?xml version="1.0" encoding="utf-8"?>
-<w:endnotes xmlns:wpc="http://schemas.microsoft.com/office/word/2010/wordprocessingCanvas" xmlns:cx="http://schemas.microsoft.com/office/drawing/2014/chartex" xmlns:cx1="http://schemas.microsoft.com/office/drawing/2015/9/8/chartex" xmlns:cx2="http://schemas.microsoft.com/office/drawing/2015/10/21/chartex" xmlns:cx3="http://schemas.microsoft.com/office/drawing/2016/5/9/chartex" xmlns:cx4="http://schemas.microsoft.com/office/drawing/2016/5/10/chartex" xmlns:cx5="http://schemas.microsoft.com/office/drawing/2016/5/11/chartex" xmlns:cx6="http://schemas.microsoft.com/office/drawing/2016/5/12/chartex" xmlns:cx7="http://schemas.microsoft.com/office/drawing/2016/5/13/chartex" xmlns:cx8="http://schemas.microsoft.com/office/drawing/2016/5/14/chartex" xmlns:mc="http://schemas.openxmlformats.org/markup-compatibility/2006" xmlns:aink="http://schemas.microsoft.com/office/drawing/2016/ink" xmlns:am3d="http://schemas.microsoft.com/office/drawing/2017/model3d" xmlns:o="urn:schemas-microsoft-com:office:office" xmlns:oel="http://schemas.microsoft.com/office/2019/extlst" xmlns:r="http://schemas.openxmlformats.org/officeDocument/2006/relationships" xmlns:m="http://schemas.openxmlformats.org/officeDocument/2006/math" xmlns:v="urn:schemas-microsoft-com:vml" xmlns:wp14="http://schemas.microsoft.com/office/word/2010/wordprocessingDrawing" xmlns:wp="http://schemas.openxmlformats.org/drawingml/2006/wordprocessingDrawing" xmlns:w10="urn:schemas-microsoft-com:office:word" xmlns:w="http://schemas.openxmlformats.org/wordprocessingml/2006/main" xmlns:w14="http://schemas.microsoft.com/office/word/2010/wordml" xmlns:w15="http://schemas.microsoft.com/office/word/2012/wordml" xmlns:w16cex="http://schemas.microsoft.com/office/word/2018/wordml/cex" xmlns:w16cid="http://schemas.microsoft.com/office/word/2016/wordml/cid" xmlns:w16="http://schemas.microsoft.com/office/word/2018/wordml" xmlns:w16du="http://schemas.microsoft.com/office/word/2023/wordml/word16du" xmlns:w16sdtdh="http://schemas.microsoft.com/office/word/2020/wordml/sdtdatahash" xmlns:w16sdtfl="http://schemas.microsoft.com/office/word/2024/wordml/sdtformatlock" xmlns:w16se="http://schemas.microsoft.com/office/word/2015/wordml/symex" xmlns:wpg="http://schemas.microsoft.com/office/word/2010/wordprocessingGroup" xmlns:wpi="http://schemas.microsoft.com/office/word/2010/wordprocessingInk" xmlns:wne="http://schemas.microsoft.com/office/word/2006/wordml" xmlns:wps="http://schemas.microsoft.com/office/word/2010/wordprocessingShape" mc:Ignorable="w14 w15 w16se w16cid w16 w16cex w16sdtdh w16sdtfl w16du wp14">
+<w:endnotes xmlns:wpc="http://schemas.microsoft.com/office/word/2010/wordprocessingCanvas" xmlns:cx="http://schemas.microsoft.com/office/drawing/2014/chartex" xmlns:cx1="http://schemas.microsoft.com/office/drawing/2015/9/8/chartex" xmlns:cx2="http://schemas.microsoft.com/office/drawing/2015/10/21/chartex" xmlns:cx3="http://schemas.microsoft.com/office/drawing/2016/5/9/chartex" xmlns:cx4="http://schemas.microsoft.com/office/drawing/2016/5/10/chartex" xmlns:cx5="http://schemas.microsoft.com/office/drawing/2016/5/11/chartex" xmlns:cx6="http://schemas.microsoft.com/office/drawing/2016/5/12/chartex" xmlns:cx7="http://schemas.microsoft.com/office/drawing/2016/5/13/chartex" xmlns:cx8="http://schemas.microsoft.com/office/drawing/2016/5/14/chartex" xmlns:mc="http://schemas.openxmlformats.org/markup-compatibility/2006" xmlns:aink="http://schemas.microsoft.com/office/drawing/2016/ink" xmlns:am3d="http://schemas.microsoft.com/office/drawing/2017/model3d" xmlns:o="urn:schemas-microsoft-com:office:office" xmlns:r="http://schemas.openxmlformats.org/officeDocument/2006/relationships" xmlns:m="http://schemas.openxmlformats.org/officeDocument/2006/math" xmlns:v="urn:schemas-microsoft-com:vml" xmlns:wp14="http://schemas.microsoft.com/office/word/2010/wordprocessingDrawing" xmlns:wp="http://schemas.openxmlformats.org/drawingml/2006/wordprocessingDrawing" xmlns:w10="urn:schemas-microsoft-com:office:word" xmlns:w="http://schemas.openxmlformats.org/wordprocessingml/2006/main" xmlns:w14="http://schemas.microsoft.com/office/word/2010/wordml" xmlns:w15="http://schemas.microsoft.com/office/word/2012/wordml" xmlns:w16cex="http://schemas.microsoft.com/office/word/2018/wordml/cex" xmlns:w16cid="http://schemas.microsoft.com/office/word/2016/wordml/cid" xmlns:w16="http://schemas.microsoft.com/office/word/2018/wordml" xmlns:w16sdtdh="http://schemas.microsoft.com/office/word/2020/wordml/sdtdatahash" xmlns:w16se="http://schemas.microsoft.com/office/word/2015/wordml/symex" xmlns:wpg="http://schemas.microsoft.com/office/word/2010/wordprocessingGroup" xmlns:wpi="http://schemas.microsoft.com/office/word/2010/wordprocessingInk" xmlns:wne="http://schemas.microsoft.com/office/word/2006/wordml" xmlns:wps="http://schemas.microsoft.com/office/word/2010/wordprocessingShape" mc:Ignorable="w14 w15 w16se w16cid w16 w16cex w16sdtdh wp14">
   <w:endnote w:type="separator" w:id="-1">
     <w:p>
       <w:r>
@@ -9261,10 +10306,10 @@
 </file>
 
 <file path=word/footer1.xml><?xml version="1.0" encoding="utf-8"?>
-<w:ftr xmlns:wpc="http://schemas.microsoft.com/office/word/2010/wordprocessingCanvas" xmlns:cx="http://schemas.microsoft.com/office/drawing/2014/chartex" xmlns:cx1="http://schemas.microsoft.com/office/drawing/2015/9/8/chartex" xmlns:cx2="http://schemas.microsoft.com/office/drawing/2015/10/21/chartex" xmlns:cx3="http://schemas.microsoft.com/office/drawing/2016/5/9/chartex" xmlns:cx4="http://schemas.microsoft.com/office/drawing/2016/5/10/chartex" xmlns:cx5="http://schemas.microsoft.com/office/drawing/2016/5/11/chartex" xmlns:cx6="http://schemas.microsoft.com/office/drawing/2016/5/12/chartex" xmlns:cx7="http://schemas.microsoft.com/office/drawing/2016/5/13/chartex" xmlns:cx8="http://schemas.microsoft.com/office/drawing/2016/5/14/chartex" xmlns:mc="http://schemas.openxmlformats.org/markup-compatibility/2006" xmlns:aink="http://schemas.microsoft.com/office/drawing/2016/ink" xmlns:am3d="http://schemas.microsoft.com/office/drawing/2017/model3d" xmlns:o="urn:schemas-microsoft-com:office:office" xmlns:oel="http://schemas.microsoft.com/office/2019/extlst" xmlns:r="http://schemas.openxmlformats.org/officeDocument/2006/relationships" xmlns:m="http://schemas.openxmlformats.org/officeDocument/2006/math" xmlns:v="urn:schemas-microsoft-com:vml" xmlns:wp14="http://schemas.microsoft.com/office/word/2010/wordprocessingDrawing" xmlns:wp="http://schemas.openxmlformats.org/drawingml/2006/wordprocessingDrawing" xmlns:w10="urn:schemas-microsoft-com:office:word" xmlns:w="http://schemas.openxmlformats.org/wordprocessingml/2006/main" xmlns:w14="http://schemas.microsoft.com/office/word/2010/wordml" xmlns:w15="http://schemas.microsoft.com/office/word/2012/wordml" xmlns:w16cex="http://schemas.microsoft.com/office/word/2018/wordml/cex" xmlns:w16cid="http://schemas.microsoft.com/office/word/2016/wordml/cid" xmlns:w16="http://schemas.microsoft.com/office/word/2018/wordml" xmlns:w16du="http://schemas.microsoft.com/office/word/2023/wordml/word16du" xmlns:w16sdtdh="http://schemas.microsoft.com/office/word/2020/wordml/sdtdatahash" xmlns:w16sdtfl="http://schemas.microsoft.com/office/word/2024/wordml/sdtformatlock" xmlns:w16se="http://schemas.microsoft.com/office/word/2015/wordml/symex" xmlns:wpg="http://schemas.microsoft.com/office/word/2010/wordprocessingGroup" xmlns:wpi="http://schemas.microsoft.com/office/word/2010/wordprocessingInk" xmlns:wne="http://schemas.microsoft.com/office/word/2006/wordml" xmlns:wps="http://schemas.microsoft.com/office/word/2010/wordprocessingShape" mc:Ignorable="w14 w15 w16se w16cid w16 w16cex w16sdtdh w16sdtfl w16du wp14">
+<w:ftr xmlns:wpc="http://schemas.microsoft.com/office/word/2010/wordprocessingCanvas" xmlns:cx="http://schemas.microsoft.com/office/drawing/2014/chartex" xmlns:cx1="http://schemas.microsoft.com/office/drawing/2015/9/8/chartex" xmlns:cx2="http://schemas.microsoft.com/office/drawing/2015/10/21/chartex" xmlns:cx3="http://schemas.microsoft.com/office/drawing/2016/5/9/chartex" xmlns:cx4="http://schemas.microsoft.com/office/drawing/2016/5/10/chartex" xmlns:cx5="http://schemas.microsoft.com/office/drawing/2016/5/11/chartex" xmlns:cx6="http://schemas.microsoft.com/office/drawing/2016/5/12/chartex" xmlns:cx7="http://schemas.microsoft.com/office/drawing/2016/5/13/chartex" xmlns:cx8="http://schemas.microsoft.com/office/drawing/2016/5/14/chartex" xmlns:mc="http://schemas.openxmlformats.org/markup-compatibility/2006" xmlns:aink="http://schemas.microsoft.com/office/drawing/2016/ink" xmlns:am3d="http://schemas.microsoft.com/office/drawing/2017/model3d" xmlns:o="urn:schemas-microsoft-com:office:office" xmlns:r="http://schemas.openxmlformats.org/officeDocument/2006/relationships" xmlns:m="http://schemas.openxmlformats.org/officeDocument/2006/math" xmlns:v="urn:schemas-microsoft-com:vml" xmlns:wp14="http://schemas.microsoft.com/office/word/2010/wordprocessingDrawing" xmlns:wp="http://schemas.openxmlformats.org/drawingml/2006/wordprocessingDrawing" xmlns:w10="urn:schemas-microsoft-com:office:word" xmlns:w="http://schemas.openxmlformats.org/wordprocessingml/2006/main" xmlns:w14="http://schemas.microsoft.com/office/word/2010/wordml" xmlns:w15="http://schemas.microsoft.com/office/word/2012/wordml" xmlns:w16cex="http://schemas.microsoft.com/office/word/2018/wordml/cex" xmlns:w16cid="http://schemas.microsoft.com/office/word/2016/wordml/cid" xmlns:w16="http://schemas.microsoft.com/office/word/2018/wordml" xmlns:w16sdtdh="http://schemas.microsoft.com/office/word/2020/wordml/sdtdatahash" xmlns:w16se="http://schemas.microsoft.com/office/word/2015/wordml/symex" xmlns:wpg="http://schemas.microsoft.com/office/word/2010/wordprocessingGroup" xmlns:wpi="http://schemas.microsoft.com/office/word/2010/wordprocessingInk" xmlns:wne="http://schemas.microsoft.com/office/word/2006/wordml" xmlns:wps="http://schemas.microsoft.com/office/word/2010/wordprocessingShape" mc:Ignorable="w14 w15 w16se w16cid w16 w16cex w16sdtdh wp14">
   <w:p>
     <w:pPr>
-      <w:pStyle w:val="a6"/>
+      <w:pStyle w:val="Footer"/>
       <w:jc w:val="center"/>
     </w:pPr>
   </w:p>
@@ -9272,7 +10317,7 @@
 </file>
 
 <file path=word/footnotes.xml><?xml version="1.0" encoding="utf-8"?>
-<w:footnotes xmlns:wpc="http://schemas.microsoft.com/office/word/2010/wordprocessingCanvas" xmlns:cx="http://schemas.microsoft.com/office/drawing/2014/chartex" xmlns:cx1="http://schemas.microsoft.com/office/drawing/2015/9/8/chartex" xmlns:cx2="http://schemas.microsoft.com/office/drawing/2015/10/21/chartex" xmlns:cx3="http://schemas.microsoft.com/office/drawing/2016/5/9/chartex" xmlns:cx4="http://schemas.microsoft.com/office/drawing/2016/5/10/chartex" xmlns:cx5="http://schemas.microsoft.com/office/drawing/2016/5/11/chartex" xmlns:cx6="http://schemas.microsoft.com/office/drawing/2016/5/12/chartex" xmlns:cx7="http://schemas.microsoft.com/office/drawing/2016/5/13/chartex" xmlns:cx8="http://schemas.microsoft.com/office/drawing/2016/5/14/chartex" xmlns:mc="http://schemas.openxmlformats.org/markup-compatibility/2006" xmlns:aink="http://schemas.microsoft.com/office/drawing/2016/ink" xmlns:am3d="http://schemas.microsoft.com/office/drawing/2017/model3d" xmlns:o="urn:schemas-microsoft-com:office:office" xmlns:oel="http://schemas.microsoft.com/office/2019/extlst" xmlns:r="http://schemas.openxmlformats.org/officeDocument/2006/relationships" xmlns:m="http://schemas.openxmlformats.org/officeDocument/2006/math" xmlns:v="urn:schemas-microsoft-com:vml" xmlns:wp14="http://schemas.microsoft.com/office/word/2010/wordprocessingDrawing" xmlns:wp="http://schemas.openxmlformats.org/drawingml/2006/wordprocessingDrawing" xmlns:w10="urn:schemas-microsoft-com:office:word" xmlns:w="http://schemas.openxmlformats.org/wordprocessingml/2006/main" xmlns:w14="http://schemas.microsoft.com/office/word/2010/wordml" xmlns:w15="http://schemas.microsoft.com/office/word/2012/wordml" xmlns:w16cex="http://schemas.microsoft.com/office/word/2018/wordml/cex" xmlns:w16cid="http://schemas.microsoft.com/office/word/2016/wordml/cid" xmlns:w16="http://schemas.microsoft.com/office/word/2018/wordml" xmlns:w16du="http://schemas.microsoft.com/office/word/2023/wordml/word16du" xmlns:w16sdtdh="http://schemas.microsoft.com/office/word/2020/wordml/sdtdatahash" xmlns:w16sdtfl="http://schemas.microsoft.com/office/word/2024/wordml/sdtformatlock" xmlns:w16se="http://schemas.microsoft.com/office/word/2015/wordml/symex" xmlns:wpg="http://schemas.microsoft.com/office/word/2010/wordprocessingGroup" xmlns:wpi="http://schemas.microsoft.com/office/word/2010/wordprocessingInk" xmlns:wne="http://schemas.microsoft.com/office/word/2006/wordml" xmlns:wps="http://schemas.microsoft.com/office/word/2010/wordprocessingShape" mc:Ignorable="w14 w15 w16se w16cid w16 w16cex w16sdtdh w16sdtfl w16du wp14">
+<w:footnotes xmlns:wpc="http://schemas.microsoft.com/office/word/2010/wordprocessingCanvas" xmlns:cx="http://schemas.microsoft.com/office/drawing/2014/chartex" xmlns:cx1="http://schemas.microsoft.com/office/drawing/2015/9/8/chartex" xmlns:cx2="http://schemas.microsoft.com/office/drawing/2015/10/21/chartex" xmlns:cx3="http://schemas.microsoft.com/office/drawing/2016/5/9/chartex" xmlns:cx4="http://schemas.microsoft.com/office/drawing/2016/5/10/chartex" xmlns:cx5="http://schemas.microsoft.com/office/drawing/2016/5/11/chartex" xmlns:cx6="http://schemas.microsoft.com/office/drawing/2016/5/12/chartex" xmlns:cx7="http://schemas.microsoft.com/office/drawing/2016/5/13/chartex" xmlns:cx8="http://schemas.microsoft.com/office/drawing/2016/5/14/chartex" xmlns:mc="http://schemas.openxmlformats.org/markup-compatibility/2006" xmlns:aink="http://schemas.microsoft.com/office/drawing/2016/ink" xmlns:am3d="http://schemas.microsoft.com/office/drawing/2017/model3d" xmlns:o="urn:schemas-microsoft-com:office:office" xmlns:r="http://schemas.openxmlformats.org/officeDocument/2006/relationships" xmlns:m="http://schemas.openxmlformats.org/officeDocument/2006/math" xmlns:v="urn:schemas-microsoft-com:vml" xmlns:wp14="http://schemas.microsoft.com/office/word/2010/wordprocessingDrawing" xmlns:wp="http://schemas.openxmlformats.org/drawingml/2006/wordprocessingDrawing" xmlns:w10="urn:schemas-microsoft-com:office:word" xmlns:w="http://schemas.openxmlformats.org/wordprocessingml/2006/main" xmlns:w14="http://schemas.microsoft.com/office/word/2010/wordml" xmlns:w15="http://schemas.microsoft.com/office/word/2012/wordml" xmlns:w16cex="http://schemas.microsoft.com/office/word/2018/wordml/cex" xmlns:w16cid="http://schemas.microsoft.com/office/word/2016/wordml/cid" xmlns:w16="http://schemas.microsoft.com/office/word/2018/wordml" xmlns:w16sdtdh="http://schemas.microsoft.com/office/word/2020/wordml/sdtdatahash" xmlns:w16se="http://schemas.microsoft.com/office/word/2015/wordml/symex" xmlns:wpg="http://schemas.microsoft.com/office/word/2010/wordprocessingGroup" xmlns:wpi="http://schemas.microsoft.com/office/word/2010/wordprocessingInk" xmlns:wne="http://schemas.microsoft.com/office/word/2006/wordml" xmlns:wps="http://schemas.microsoft.com/office/word/2010/wordprocessingShape" mc:Ignorable="w14 w15 w16se w16cid w16 w16cex w16sdtdh wp14">
   <w:footnote w:type="separator" w:id="-1">
     <w:p>
       <w:r>
@@ -9291,10 +10336,16 @@
 </file>
 
 <file path=word/header1.xml><?xml version="1.0" encoding="utf-8"?>
-<w:hdr xmlns:wpc="http://schemas.microsoft.com/office/word/2010/wordprocessingCanvas" xmlns:cx="http://schemas.microsoft.com/office/drawing/2014/chartex" xmlns:cx1="http://schemas.microsoft.com/office/drawing/2015/9/8/chartex" xmlns:cx2="http://schemas.microsoft.com/office/drawing/2015/10/21/chartex" xmlns:cx3="http://schemas.microsoft.com/office/drawing/2016/5/9/chartex" xmlns:cx4="http://schemas.microsoft.com/office/drawing/2016/5/10/chartex" xmlns:cx5="http://schemas.microsoft.com/office/drawing/2016/5/11/chartex" xmlns:cx6="http://schemas.microsoft.com/office/drawing/2016/5/12/chartex" xmlns:cx7="http://schemas.microsoft.com/office/drawing/2016/5/13/chartex" xmlns:cx8="http://schemas.microsoft.com/office/drawing/2016/5/14/chartex" xmlns:mc="http://schemas.openxmlformats.org/markup-compatibility/2006" xmlns:aink="http://schemas.microsoft.com/office/drawing/2016/ink" xmlns:am3d="http://schemas.microsoft.com/office/drawing/2017/model3d" xmlns:o="urn:schemas-microsoft-com:office:office" xmlns:oel="http://schemas.microsoft.com/office/2019/extlst" xmlns:r="http://schemas.openxmlformats.org/officeDocument/2006/relationships" xmlns:m="http://schemas.openxmlformats.org/officeDocument/2006/math" xmlns:v="urn:schemas-microsoft-com:vml" xmlns:wp14="http://schemas.microsoft.com/office/word/2010/wordprocessingDrawing" xmlns:wp="http://schemas.openxmlformats.org/drawingml/2006/wordprocessingDrawing" xmlns:w10="urn:schemas-microsoft-com:office:word" xmlns:w="http://schemas.openxmlformats.org/wordprocessingml/2006/main" xmlns:w14="http://schemas.microsoft.com/office/word/2010/wordml" xmlns:w15="http://schemas.microsoft.com/office/word/2012/wordml" xmlns:w16cex="http://schemas.microsoft.com/office/word/2018/wordml/cex" xmlns:w16cid="http://schemas.microsoft.com/office/word/2016/wordml/cid" xmlns:w16="http://schemas.microsoft.com/office/word/2018/wordml" xmlns:w16du="http://schemas.microsoft.com/office/word/2023/wordml/word16du" xmlns:w16sdtdh="http://schemas.microsoft.com/office/word/2020/wordml/sdtdatahash" xmlns:w16sdtfl="http://schemas.microsoft.com/office/word/2024/wordml/sdtformatlock" xmlns:w16se="http://schemas.microsoft.com/office/word/2015/wordml/symex" xmlns:wpg="http://schemas.microsoft.com/office/word/2010/wordprocessingGroup" xmlns:wpi="http://schemas.microsoft.com/office/word/2010/wordprocessingInk" xmlns:wne="http://schemas.microsoft.com/office/word/2006/wordml" xmlns:wps="http://schemas.microsoft.com/office/word/2010/wordprocessingShape" mc:Ignorable="w14 w15 w16se w16cid w16 w16cex w16sdtdh w16sdtfl w16du wp14">
+<w:hdr xmlns:wpc="http://schemas.microsoft.com/office/word/2010/wordprocessingCanvas" xmlns:cx="http://schemas.microsoft.com/office/drawing/2014/chartex" xmlns:cx1="http://schemas.microsoft.com/office/drawing/2015/9/8/chartex" xmlns:cx2="http://schemas.microsoft.com/office/drawing/2015/10/21/chartex" xmlns:cx3="http://schemas.microsoft.com/office/drawing/2016/5/9/chartex" xmlns:cx4="http://schemas.microsoft.com/office/drawing/2016/5/10/chartex" xmlns:cx5="http://schemas.microsoft.com/office/drawing/2016/5/11/chartex" xmlns:cx6="http://schemas.microsoft.com/office/drawing/2016/5/12/chartex" xmlns:cx7="http://schemas.microsoft.com/office/drawing/2016/5/13/chartex" xmlns:cx8="http://schemas.microsoft.com/office/drawing/2016/5/14/chartex" xmlns:mc="http://schemas.openxmlformats.org/markup-compatibility/2006" xmlns:aink="http://schemas.microsoft.com/office/drawing/2016/ink" xmlns:am3d="http://schemas.microsoft.com/office/drawing/2017/model3d" xmlns:o="urn:schemas-microsoft-com:office:office" xmlns:r="http://schemas.openxmlformats.org/officeDocument/2006/relationships" xmlns:m="http://schemas.openxmlformats.org/officeDocument/2006/math" xmlns:v="urn:schemas-microsoft-com:vml" xmlns:wp14="http://schemas.microsoft.com/office/word/2010/wordprocessingDrawing" xmlns:wp="http://schemas.openxmlformats.org/drawingml/2006/wordprocessingDrawing" xmlns:w10="urn:schemas-microsoft-com:office:word" xmlns:w="http://schemas.openxmlformats.org/wordprocessingml/2006/main" xmlns:w14="http://schemas.microsoft.com/office/word/2010/wordml" xmlns:w15="http://schemas.microsoft.com/office/word/2012/wordml" xmlns:w16cex="http://schemas.microsoft.com/office/word/2018/wordml/cex" xmlns:w16cid="http://schemas.microsoft.com/office/word/2016/wordml/cid" xmlns:w16="http://schemas.microsoft.com/office/word/2018/wordml" xmlns:w16sdtdh="http://schemas.microsoft.com/office/word/2020/wordml/sdtdatahash" xmlns:w16se="http://schemas.microsoft.com/office/word/2015/wordml/symex" xmlns:wpg="http://schemas.microsoft.com/office/word/2010/wordprocessingGroup" xmlns:wpi="http://schemas.microsoft.com/office/word/2010/wordprocessingInk" xmlns:wne="http://schemas.microsoft.com/office/word/2006/wordml" xmlns:wps="http://schemas.microsoft.com/office/word/2010/wordprocessingShape" mc:Ignorable="w14 w15 w16se w16cid w16 w16cex w16sdtdh wp14">
   <w:p>
     <w:pPr>
-      <w:pStyle w:val="a4"/>
+      <w:pStyle w:val="Header"/>
+      <w:jc w:val="right"/>
+    </w:pPr>
+  </w:p>
+  <w:p>
+    <w:pPr>
+      <w:pStyle w:val="Header"/>
       <w:tabs>
         <w:tab w:val="clear" w:pos="4513"/>
         <w:tab w:val="clear" w:pos="9026"/>
@@ -9311,7 +10362,7 @@
 </file>
 
 <file path=word/header2.xml><?xml version="1.0" encoding="utf-8"?>
-<w:hdr xmlns:wpc="http://schemas.microsoft.com/office/word/2010/wordprocessingCanvas" xmlns:cx="http://schemas.microsoft.com/office/drawing/2014/chartex" xmlns:cx1="http://schemas.microsoft.com/office/drawing/2015/9/8/chartex" xmlns:cx2="http://schemas.microsoft.com/office/drawing/2015/10/21/chartex" xmlns:cx3="http://schemas.microsoft.com/office/drawing/2016/5/9/chartex" xmlns:cx4="http://schemas.microsoft.com/office/drawing/2016/5/10/chartex" xmlns:cx5="http://schemas.microsoft.com/office/drawing/2016/5/11/chartex" xmlns:cx6="http://schemas.microsoft.com/office/drawing/2016/5/12/chartex" xmlns:cx7="http://schemas.microsoft.com/office/drawing/2016/5/13/chartex" xmlns:cx8="http://schemas.microsoft.com/office/drawing/2016/5/14/chartex" xmlns:mc="http://schemas.openxmlformats.org/markup-compatibility/2006" xmlns:aink="http://schemas.microsoft.com/office/drawing/2016/ink" xmlns:am3d="http://schemas.microsoft.com/office/drawing/2017/model3d" xmlns:o="urn:schemas-microsoft-com:office:office" xmlns:oel="http://schemas.microsoft.com/office/2019/extlst" xmlns:r="http://schemas.openxmlformats.org/officeDocument/2006/relationships" xmlns:m="http://schemas.openxmlformats.org/officeDocument/2006/math" xmlns:v="urn:schemas-microsoft-com:vml" xmlns:wp14="http://schemas.microsoft.com/office/word/2010/wordprocessingDrawing" xmlns:wp="http://schemas.openxmlformats.org/drawingml/2006/wordprocessingDrawing" xmlns:w10="urn:schemas-microsoft-com:office:word" xmlns:w="http://schemas.openxmlformats.org/wordprocessingml/2006/main" xmlns:w14="http://schemas.microsoft.com/office/word/2010/wordml" xmlns:w15="http://schemas.microsoft.com/office/word/2012/wordml" xmlns:w16cex="http://schemas.microsoft.com/office/word/2018/wordml/cex" xmlns:w16cid="http://schemas.microsoft.com/office/word/2016/wordml/cid" xmlns:w16="http://schemas.microsoft.com/office/word/2018/wordml" xmlns:w16du="http://schemas.microsoft.com/office/word/2023/wordml/word16du" xmlns:w16sdtdh="http://schemas.microsoft.com/office/word/2020/wordml/sdtdatahash" xmlns:w16sdtfl="http://schemas.microsoft.com/office/word/2024/wordml/sdtformatlock" xmlns:w16se="http://schemas.microsoft.com/office/word/2015/wordml/symex" xmlns:wpg="http://schemas.microsoft.com/office/word/2010/wordprocessingGroup" xmlns:wpi="http://schemas.microsoft.com/office/word/2010/wordprocessingInk" xmlns:wne="http://schemas.microsoft.com/office/word/2006/wordml" xmlns:wps="http://schemas.microsoft.com/office/word/2010/wordprocessingShape" mc:Ignorable="w14 w15 w16se w16cid w16 w16cex w16sdtdh w16sdtfl w16du wp14">
+<w:hdr xmlns:wpc="http://schemas.microsoft.com/office/word/2010/wordprocessingCanvas" xmlns:cx="http://schemas.microsoft.com/office/drawing/2014/chartex" xmlns:cx1="http://schemas.microsoft.com/office/drawing/2015/9/8/chartex" xmlns:cx2="http://schemas.microsoft.com/office/drawing/2015/10/21/chartex" xmlns:cx3="http://schemas.microsoft.com/office/drawing/2016/5/9/chartex" xmlns:cx4="http://schemas.microsoft.com/office/drawing/2016/5/10/chartex" xmlns:cx5="http://schemas.microsoft.com/office/drawing/2016/5/11/chartex" xmlns:cx6="http://schemas.microsoft.com/office/drawing/2016/5/12/chartex" xmlns:cx7="http://schemas.microsoft.com/office/drawing/2016/5/13/chartex" xmlns:cx8="http://schemas.microsoft.com/office/drawing/2016/5/14/chartex" xmlns:mc="http://schemas.openxmlformats.org/markup-compatibility/2006" xmlns:aink="http://schemas.microsoft.com/office/drawing/2016/ink" xmlns:am3d="http://schemas.microsoft.com/office/drawing/2017/model3d" xmlns:o="urn:schemas-microsoft-com:office:office" xmlns:r="http://schemas.openxmlformats.org/officeDocument/2006/relationships" xmlns:m="http://schemas.openxmlformats.org/officeDocument/2006/math" xmlns:v="urn:schemas-microsoft-com:vml" xmlns:wp14="http://schemas.microsoft.com/office/word/2010/wordprocessingDrawing" xmlns:wp="http://schemas.openxmlformats.org/drawingml/2006/wordprocessingDrawing" xmlns:w10="urn:schemas-microsoft-com:office:word" xmlns:w="http://schemas.openxmlformats.org/wordprocessingml/2006/main" xmlns:w14="http://schemas.microsoft.com/office/word/2010/wordml" xmlns:w15="http://schemas.microsoft.com/office/word/2012/wordml" xmlns:w16cex="http://schemas.microsoft.com/office/word/2018/wordml/cex" xmlns:w16cid="http://schemas.microsoft.com/office/word/2016/wordml/cid" xmlns:w16="http://schemas.microsoft.com/office/word/2018/wordml" xmlns:w16sdtdh="http://schemas.microsoft.com/office/word/2020/wordml/sdtdatahash" xmlns:w16se="http://schemas.microsoft.com/office/word/2015/wordml/symex" xmlns:wpg="http://schemas.microsoft.com/office/word/2010/wordprocessingGroup" xmlns:wpi="http://schemas.microsoft.com/office/word/2010/wordprocessingInk" xmlns:wne="http://schemas.microsoft.com/office/word/2006/wordml" xmlns:wps="http://schemas.microsoft.com/office/word/2010/wordprocessingShape" mc:Ignorable="w14 w15 w16se w16cid w16 w16cex w16sdtdh wp14">
   <w:sdt>
     <w:sdtPr>
       <w:id w:val="503645737"/>
@@ -9320,10 +10371,11 @@
         <w:docPartUnique/>
       </w:docPartObj>
     </w:sdtPr>
+    <w:sdtEndPr/>
     <w:sdtContent>
       <w:p>
         <w:pPr>
-          <w:pStyle w:val="a4"/>
+          <w:pStyle w:val="Header"/>
           <w:jc w:val="right"/>
         </w:pPr>
         <w:r>
@@ -9375,7 +10427,7 @@
 </file>
 
 <file path=word/header3.xml><?xml version="1.0" encoding="utf-8"?>
-<w:hdr xmlns:wpc="http://schemas.microsoft.com/office/word/2010/wordprocessingCanvas" xmlns:cx="http://schemas.microsoft.com/office/drawing/2014/chartex" xmlns:cx1="http://schemas.microsoft.com/office/drawing/2015/9/8/chartex" xmlns:cx2="http://schemas.microsoft.com/office/drawing/2015/10/21/chartex" xmlns:cx3="http://schemas.microsoft.com/office/drawing/2016/5/9/chartex" xmlns:cx4="http://schemas.microsoft.com/office/drawing/2016/5/10/chartex" xmlns:cx5="http://schemas.microsoft.com/office/drawing/2016/5/11/chartex" xmlns:cx6="http://schemas.microsoft.com/office/drawing/2016/5/12/chartex" xmlns:cx7="http://schemas.microsoft.com/office/drawing/2016/5/13/chartex" xmlns:cx8="http://schemas.microsoft.com/office/drawing/2016/5/14/chartex" xmlns:mc="http://schemas.openxmlformats.org/markup-compatibility/2006" xmlns:aink="http://schemas.microsoft.com/office/drawing/2016/ink" xmlns:am3d="http://schemas.microsoft.com/office/drawing/2017/model3d" xmlns:o="urn:schemas-microsoft-com:office:office" xmlns:oel="http://schemas.microsoft.com/office/2019/extlst" xmlns:r="http://schemas.openxmlformats.org/officeDocument/2006/relationships" xmlns:m="http://schemas.openxmlformats.org/officeDocument/2006/math" xmlns:v="urn:schemas-microsoft-com:vml" xmlns:wp14="http://schemas.microsoft.com/office/word/2010/wordprocessingDrawing" xmlns:wp="http://schemas.openxmlformats.org/drawingml/2006/wordprocessingDrawing" xmlns:w10="urn:schemas-microsoft-com:office:word" xmlns:w="http://schemas.openxmlformats.org/wordprocessingml/2006/main" xmlns:w14="http://schemas.microsoft.com/office/word/2010/wordml" xmlns:w15="http://schemas.microsoft.com/office/word/2012/wordml" xmlns:w16cex="http://schemas.microsoft.com/office/word/2018/wordml/cex" xmlns:w16cid="http://schemas.microsoft.com/office/word/2016/wordml/cid" xmlns:w16="http://schemas.microsoft.com/office/word/2018/wordml" xmlns:w16du="http://schemas.microsoft.com/office/word/2023/wordml/word16du" xmlns:w16sdtdh="http://schemas.microsoft.com/office/word/2020/wordml/sdtdatahash" xmlns:w16sdtfl="http://schemas.microsoft.com/office/word/2024/wordml/sdtformatlock" xmlns:w16se="http://schemas.microsoft.com/office/word/2015/wordml/symex" xmlns:wpg="http://schemas.microsoft.com/office/word/2010/wordprocessingGroup" xmlns:wpi="http://schemas.microsoft.com/office/word/2010/wordprocessingInk" xmlns:wne="http://schemas.microsoft.com/office/word/2006/wordml" xmlns:wps="http://schemas.microsoft.com/office/word/2010/wordprocessingShape" mc:Ignorable="w14 w15 w16se w16cid w16 w16cex w16sdtdh w16sdtfl w16du wp14">
+<w:hdr xmlns:wpc="http://schemas.microsoft.com/office/word/2010/wordprocessingCanvas" xmlns:cx="http://schemas.microsoft.com/office/drawing/2014/chartex" xmlns:cx1="http://schemas.microsoft.com/office/drawing/2015/9/8/chartex" xmlns:cx2="http://schemas.microsoft.com/office/drawing/2015/10/21/chartex" xmlns:cx3="http://schemas.microsoft.com/office/drawing/2016/5/9/chartex" xmlns:cx4="http://schemas.microsoft.com/office/drawing/2016/5/10/chartex" xmlns:cx5="http://schemas.microsoft.com/office/drawing/2016/5/11/chartex" xmlns:cx6="http://schemas.microsoft.com/office/drawing/2016/5/12/chartex" xmlns:cx7="http://schemas.microsoft.com/office/drawing/2016/5/13/chartex" xmlns:cx8="http://schemas.microsoft.com/office/drawing/2016/5/14/chartex" xmlns:mc="http://schemas.openxmlformats.org/markup-compatibility/2006" xmlns:aink="http://schemas.microsoft.com/office/drawing/2016/ink" xmlns:am3d="http://schemas.microsoft.com/office/drawing/2017/model3d" xmlns:o="urn:schemas-microsoft-com:office:office" xmlns:r="http://schemas.openxmlformats.org/officeDocument/2006/relationships" xmlns:m="http://schemas.openxmlformats.org/officeDocument/2006/math" xmlns:v="urn:schemas-microsoft-com:vml" xmlns:wp14="http://schemas.microsoft.com/office/word/2010/wordprocessingDrawing" xmlns:wp="http://schemas.openxmlformats.org/drawingml/2006/wordprocessingDrawing" xmlns:w10="urn:schemas-microsoft-com:office:word" xmlns:w="http://schemas.openxmlformats.org/wordprocessingml/2006/main" xmlns:w14="http://schemas.microsoft.com/office/word/2010/wordml" xmlns:w15="http://schemas.microsoft.com/office/word/2012/wordml" xmlns:w16cex="http://schemas.microsoft.com/office/word/2018/wordml/cex" xmlns:w16cid="http://schemas.microsoft.com/office/word/2016/wordml/cid" xmlns:w16="http://schemas.microsoft.com/office/word/2018/wordml" xmlns:w16sdtdh="http://schemas.microsoft.com/office/word/2020/wordml/sdtdatahash" xmlns:w16se="http://schemas.microsoft.com/office/word/2015/wordml/symex" xmlns:wpg="http://schemas.microsoft.com/office/word/2010/wordprocessingGroup" xmlns:wpi="http://schemas.microsoft.com/office/word/2010/wordprocessingInk" xmlns:wne="http://schemas.microsoft.com/office/word/2006/wordml" xmlns:wps="http://schemas.microsoft.com/office/word/2010/wordprocessingShape" mc:Ignorable="w14 w15 w16se w16cid w16 w16cex w16sdtdh wp14">
   <w:sdt>
     <w:sdtPr>
       <w:id w:val="815151856"/>
@@ -9392,7 +10444,7 @@
     <w:sdtContent>
       <w:p>
         <w:pPr>
-          <w:pStyle w:val="a4"/>
+          <w:pStyle w:val="Header"/>
           <w:jc w:val="right"/>
         </w:pPr>
         <w:r>
@@ -9444,7 +10496,7 @@
 </file>
 
 <file path=word/numbering.xml><?xml version="1.0" encoding="utf-8"?>
-<w:numbering xmlns:wpc="http://schemas.microsoft.com/office/word/2010/wordprocessingCanvas" xmlns:cx="http://schemas.microsoft.com/office/drawing/2014/chartex" xmlns:cx1="http://schemas.microsoft.com/office/drawing/2015/9/8/chartex" xmlns:cx2="http://schemas.microsoft.com/office/drawing/2015/10/21/chartex" xmlns:cx3="http://schemas.microsoft.com/office/drawing/2016/5/9/chartex" xmlns:cx4="http://schemas.microsoft.com/office/drawing/2016/5/10/chartex" xmlns:cx5="http://schemas.microsoft.com/office/drawing/2016/5/11/chartex" xmlns:cx6="http://schemas.microsoft.com/office/drawing/2016/5/12/chartex" xmlns:cx7="http://schemas.microsoft.com/office/drawing/2016/5/13/chartex" xmlns:cx8="http://schemas.microsoft.com/office/drawing/2016/5/14/chartex" xmlns:mc="http://schemas.openxmlformats.org/markup-compatibility/2006" xmlns:aink="http://schemas.microsoft.com/office/drawing/2016/ink" xmlns:am3d="http://schemas.microsoft.com/office/drawing/2017/model3d" xmlns:o="urn:schemas-microsoft-com:office:office" xmlns:oel="http://schemas.microsoft.com/office/2019/extlst" xmlns:r="http://schemas.openxmlformats.org/officeDocument/2006/relationships" xmlns:m="http://schemas.openxmlformats.org/officeDocument/2006/math" xmlns:v="urn:schemas-microsoft-com:vml" xmlns:wp14="http://schemas.microsoft.com/office/word/2010/wordprocessingDrawing" xmlns:wp="http://schemas.openxmlformats.org/drawingml/2006/wordprocessingDrawing" xmlns:w10="urn:schemas-microsoft-com:office:word" xmlns:w="http://schemas.openxmlformats.org/wordprocessingml/2006/main" xmlns:w14="http://schemas.microsoft.com/office/word/2010/wordml" xmlns:w15="http://schemas.microsoft.com/office/word/2012/wordml" xmlns:w16cex="http://schemas.microsoft.com/office/word/2018/wordml/cex" xmlns:w16cid="http://schemas.microsoft.com/office/word/2016/wordml/cid" xmlns:w16="http://schemas.microsoft.com/office/word/2018/wordml" xmlns:w16du="http://schemas.microsoft.com/office/word/2023/wordml/word16du" xmlns:w16sdtdh="http://schemas.microsoft.com/office/word/2020/wordml/sdtdatahash" xmlns:w16sdtfl="http://schemas.microsoft.com/office/word/2024/wordml/sdtformatlock" xmlns:w16se="http://schemas.microsoft.com/office/word/2015/wordml/symex" xmlns:wpg="http://schemas.microsoft.com/office/word/2010/wordprocessingGroup" xmlns:wpi="http://schemas.microsoft.com/office/word/2010/wordprocessingInk" xmlns:wne="http://schemas.microsoft.com/office/word/2006/wordml" xmlns:wps="http://schemas.microsoft.com/office/word/2010/wordprocessingShape" mc:Ignorable="w14 w15 w16se w16cid w16 w16cex w16sdtdh w16sdtfl w16du wp14">
+<w:numbering xmlns:wpc="http://schemas.microsoft.com/office/word/2010/wordprocessingCanvas" xmlns:cx="http://schemas.microsoft.com/office/drawing/2014/chartex" xmlns:cx1="http://schemas.microsoft.com/office/drawing/2015/9/8/chartex" xmlns:cx2="http://schemas.microsoft.com/office/drawing/2015/10/21/chartex" xmlns:cx3="http://schemas.microsoft.com/office/drawing/2016/5/9/chartex" xmlns:cx4="http://schemas.microsoft.com/office/drawing/2016/5/10/chartex" xmlns:cx5="http://schemas.microsoft.com/office/drawing/2016/5/11/chartex" xmlns:cx6="http://schemas.microsoft.com/office/drawing/2016/5/12/chartex" xmlns:cx7="http://schemas.microsoft.com/office/drawing/2016/5/13/chartex" xmlns:cx8="http://schemas.microsoft.com/office/drawing/2016/5/14/chartex" xmlns:mc="http://schemas.openxmlformats.org/markup-compatibility/2006" xmlns:aink="http://schemas.microsoft.com/office/drawing/2016/ink" xmlns:am3d="http://schemas.microsoft.com/office/drawing/2017/model3d" xmlns:o="urn:schemas-microsoft-com:office:office" xmlns:r="http://schemas.openxmlformats.org/officeDocument/2006/relationships" xmlns:m="http://schemas.openxmlformats.org/officeDocument/2006/math" xmlns:v="urn:schemas-microsoft-com:vml" xmlns:wp14="http://schemas.microsoft.com/office/word/2010/wordprocessingDrawing" xmlns:wp="http://schemas.openxmlformats.org/drawingml/2006/wordprocessingDrawing" xmlns:w10="urn:schemas-microsoft-com:office:word" xmlns:w="http://schemas.openxmlformats.org/wordprocessingml/2006/main" xmlns:w14="http://schemas.microsoft.com/office/word/2010/wordml" xmlns:w15="http://schemas.microsoft.com/office/word/2012/wordml" xmlns:w16cex="http://schemas.microsoft.com/office/word/2018/wordml/cex" xmlns:w16cid="http://schemas.microsoft.com/office/word/2016/wordml/cid" xmlns:w16="http://schemas.microsoft.com/office/word/2018/wordml" xmlns:w16sdtdh="http://schemas.microsoft.com/office/word/2020/wordml/sdtdatahash" xmlns:w16se="http://schemas.microsoft.com/office/word/2015/wordml/symex" xmlns:wpg="http://schemas.microsoft.com/office/word/2010/wordprocessingGroup" xmlns:wpi="http://schemas.microsoft.com/office/word/2010/wordprocessingInk" xmlns:wne="http://schemas.microsoft.com/office/word/2006/wordml" xmlns:wps="http://schemas.microsoft.com/office/word/2010/wordprocessingShape" mc:Ignorable="w14 w15 w16se w16cid w16 w16cex w16sdtdh wp14">
   <w:abstractNum w:abstractNumId="0" w15:restartNumberingAfterBreak="0">
     <w:nsid w:val="00E457BC"/>
     <w:multiLevelType w:val="hybridMultilevel"/>
@@ -12076,86 +13128,86 @@
       </w:rPr>
     </w:lvl>
   </w:abstractNum>
-  <w:num w:numId="1" w16cid:durableId="944918220">
+  <w:num w:numId="1">
     <w:abstractNumId w:val="0"/>
   </w:num>
-  <w:num w:numId="2" w16cid:durableId="1484539181">
+  <w:num w:numId="2">
     <w:abstractNumId w:val="16"/>
   </w:num>
-  <w:num w:numId="3" w16cid:durableId="1271938745">
+  <w:num w:numId="3">
     <w:abstractNumId w:val="3"/>
   </w:num>
-  <w:num w:numId="4" w16cid:durableId="885529392">
+  <w:num w:numId="4">
     <w:abstractNumId w:val="9"/>
   </w:num>
-  <w:num w:numId="5" w16cid:durableId="1594972176">
+  <w:num w:numId="5">
     <w:abstractNumId w:val="23"/>
   </w:num>
-  <w:num w:numId="6" w16cid:durableId="1798523234">
+  <w:num w:numId="6">
     <w:abstractNumId w:val="17"/>
   </w:num>
-  <w:num w:numId="7" w16cid:durableId="1296133088">
+  <w:num w:numId="7">
     <w:abstractNumId w:val="18"/>
   </w:num>
-  <w:num w:numId="8" w16cid:durableId="54933898">
+  <w:num w:numId="8">
     <w:abstractNumId w:val="12"/>
   </w:num>
-  <w:num w:numId="9" w16cid:durableId="422264893">
+  <w:num w:numId="9">
     <w:abstractNumId w:val="6"/>
   </w:num>
-  <w:num w:numId="10" w16cid:durableId="1899708990">
+  <w:num w:numId="10">
     <w:abstractNumId w:val="14"/>
   </w:num>
-  <w:num w:numId="11" w16cid:durableId="1776486751">
+  <w:num w:numId="11">
     <w:abstractNumId w:val="15"/>
   </w:num>
-  <w:num w:numId="12" w16cid:durableId="1423260378">
+  <w:num w:numId="12">
     <w:abstractNumId w:val="22"/>
   </w:num>
-  <w:num w:numId="13" w16cid:durableId="1329138842">
+  <w:num w:numId="13">
     <w:abstractNumId w:val="13"/>
   </w:num>
-  <w:num w:numId="14" w16cid:durableId="1444106053">
+  <w:num w:numId="14">
     <w:abstractNumId w:val="21"/>
   </w:num>
-  <w:num w:numId="15" w16cid:durableId="1091699303">
+  <w:num w:numId="15">
     <w:abstractNumId w:val="8"/>
   </w:num>
-  <w:num w:numId="16" w16cid:durableId="1654144261">
+  <w:num w:numId="16">
     <w:abstractNumId w:val="19"/>
   </w:num>
-  <w:num w:numId="17" w16cid:durableId="254483556">
+  <w:num w:numId="17">
     <w:abstractNumId w:val="4"/>
   </w:num>
-  <w:num w:numId="18" w16cid:durableId="1048455474">
+  <w:num w:numId="18">
     <w:abstractNumId w:val="1"/>
   </w:num>
-  <w:num w:numId="19" w16cid:durableId="1205799254">
+  <w:num w:numId="19">
     <w:abstractNumId w:val="2"/>
   </w:num>
-  <w:num w:numId="20" w16cid:durableId="159657086">
+  <w:num w:numId="20">
     <w:abstractNumId w:val="5"/>
   </w:num>
-  <w:num w:numId="21" w16cid:durableId="2077780823">
+  <w:num w:numId="21">
     <w:abstractNumId w:val="24"/>
   </w:num>
-  <w:num w:numId="22" w16cid:durableId="640618740">
+  <w:num w:numId="22">
     <w:abstractNumId w:val="20"/>
   </w:num>
-  <w:num w:numId="23" w16cid:durableId="757096801">
+  <w:num w:numId="23">
     <w:abstractNumId w:val="11"/>
   </w:num>
-  <w:num w:numId="24" w16cid:durableId="1360200619">
+  <w:num w:numId="24">
     <w:abstractNumId w:val="10"/>
   </w:num>
-  <w:num w:numId="25" w16cid:durableId="804158853">
+  <w:num w:numId="25">
     <w:abstractNumId w:val="7"/>
   </w:num>
 </w:numbering>
 </file>
 
 <file path=word/styles.xml><?xml version="1.0" encoding="utf-8"?>
-<w:styles xmlns:mc="http://schemas.openxmlformats.org/markup-compatibility/2006" xmlns:r="http://schemas.openxmlformats.org/officeDocument/2006/relationships" xmlns:w="http://schemas.openxmlformats.org/wordprocessingml/2006/main" xmlns:w14="http://schemas.microsoft.com/office/word/2010/wordml" xmlns:w15="http://schemas.microsoft.com/office/word/2012/wordml" xmlns:w16cex="http://schemas.microsoft.com/office/word/2018/wordml/cex" xmlns:w16cid="http://schemas.microsoft.com/office/word/2016/wordml/cid" xmlns:w16="http://schemas.microsoft.com/office/word/2018/wordml" xmlns:w16du="http://schemas.microsoft.com/office/word/2023/wordml/word16du" xmlns:w16sdtdh="http://schemas.microsoft.com/office/word/2020/wordml/sdtdatahash" xmlns:w16sdtfl="http://schemas.microsoft.com/office/word/2024/wordml/sdtformatlock" xmlns:w16se="http://schemas.microsoft.com/office/word/2015/wordml/symex" mc:Ignorable="w14 w15 w16se w16cid w16 w16cex w16sdtdh w16sdtfl w16du">
+<w:styles xmlns:mc="http://schemas.openxmlformats.org/markup-compatibility/2006" xmlns:r="http://schemas.openxmlformats.org/officeDocument/2006/relationships" xmlns:w="http://schemas.openxmlformats.org/wordprocessingml/2006/main" xmlns:w14="http://schemas.microsoft.com/office/word/2010/wordml" xmlns:w15="http://schemas.microsoft.com/office/word/2012/wordml" xmlns:w16cex="http://schemas.microsoft.com/office/word/2018/wordml/cex" xmlns:w16cid="http://schemas.microsoft.com/office/word/2016/wordml/cid" xmlns:w16="http://schemas.microsoft.com/office/word/2018/wordml" xmlns:w16sdtdh="http://schemas.microsoft.com/office/word/2020/wordml/sdtdatahash" xmlns:w16se="http://schemas.microsoft.com/office/word/2015/wordml/symex" mc:Ignorable="w14 w15 w16se w16cid w16 w16cex w16sdtdh">
   <w:docDefaults>
     <w:rPrDefault>
       <w:rPr>
@@ -12549,7 +13601,7 @@
     <w:lsdException w:name="Unresolved Mention" w:semiHidden="1" w:unhideWhenUsed="1"/>
     <w:lsdException w:name="Smart Link" w:semiHidden="1" w:unhideWhenUsed="1"/>
   </w:latentStyles>
-  <w:style w:type="paragraph" w:default="1" w:styleId="a">
+  <w:style w:type="paragraph" w:default="1" w:styleId="Normal">
     <w:name w:val="Normal"/>
     <w:qFormat/>
     <w:rsid w:val="00DC1E9D"/>
@@ -12562,13 +13614,13 @@
       <w:szCs w:val="24"/>
     </w:rPr>
   </w:style>
-  <w:style w:type="character" w:default="1" w:styleId="a0">
+  <w:style w:type="character" w:default="1" w:styleId="DefaultParagraphFont">
     <w:name w:val="Default Paragraph Font"/>
     <w:uiPriority w:val="1"/>
     <w:semiHidden/>
     <w:unhideWhenUsed/>
   </w:style>
-  <w:style w:type="table" w:default="1" w:styleId="a1">
+  <w:style w:type="table" w:default="1" w:styleId="TableNormal">
     <w:name w:val="Normal Table"/>
     <w:uiPriority w:val="99"/>
     <w:semiHidden/>
@@ -12583,15 +13635,15 @@
       </w:tblCellMar>
     </w:tblPr>
   </w:style>
-  <w:style w:type="numbering" w:default="1" w:styleId="a2">
+  <w:style w:type="numbering" w:default="1" w:styleId="NoList">
     <w:name w:val="No List"/>
     <w:uiPriority w:val="99"/>
     <w:semiHidden/>
     <w:unhideWhenUsed/>
   </w:style>
-  <w:style w:type="paragraph" w:styleId="a3">
+  <w:style w:type="paragraph" w:styleId="ListParagraph">
     <w:name w:val="List Paragraph"/>
-    <w:basedOn w:val="a"/>
+    <w:basedOn w:val="Normal"/>
     <w:uiPriority w:val="34"/>
     <w:qFormat/>
     <w:rsid w:val="00EF0D9C"/>
@@ -12600,10 +13652,10 @@
       <w:contextualSpacing/>
     </w:pPr>
   </w:style>
-  <w:style w:type="paragraph" w:styleId="a4">
+  <w:style w:type="paragraph" w:styleId="Header">
     <w:name w:val="header"/>
-    <w:basedOn w:val="a"/>
-    <w:link w:val="a5"/>
+    <w:basedOn w:val="Normal"/>
+    <w:link w:val="HeaderChar"/>
     <w:uiPriority w:val="99"/>
     <w:unhideWhenUsed/>
     <w:rsid w:val="00A326F6"/>
@@ -12614,17 +13666,17 @@
       </w:tabs>
     </w:pPr>
   </w:style>
-  <w:style w:type="character" w:customStyle="1" w:styleId="a5">
-    <w:name w:val="หัวกระดาษ อักขระ"/>
-    <w:basedOn w:val="a0"/>
-    <w:link w:val="a4"/>
+  <w:style w:type="character" w:customStyle="1" w:styleId="HeaderChar">
+    <w:name w:val="Header Char"/>
+    <w:basedOn w:val="DefaultParagraphFont"/>
+    <w:link w:val="Header"/>
     <w:uiPriority w:val="99"/>
     <w:rsid w:val="00A326F6"/>
   </w:style>
-  <w:style w:type="paragraph" w:styleId="a6">
+  <w:style w:type="paragraph" w:styleId="Footer">
     <w:name w:val="footer"/>
-    <w:basedOn w:val="a"/>
-    <w:link w:val="a7"/>
+    <w:basedOn w:val="Normal"/>
+    <w:link w:val="FooterChar"/>
     <w:uiPriority w:val="99"/>
     <w:unhideWhenUsed/>
     <w:rsid w:val="00A326F6"/>
@@ -12635,17 +13687,17 @@
       </w:tabs>
     </w:pPr>
   </w:style>
-  <w:style w:type="character" w:customStyle="1" w:styleId="a7">
-    <w:name w:val="ท้ายกระดาษ อักขระ"/>
-    <w:basedOn w:val="a0"/>
-    <w:link w:val="a6"/>
+  <w:style w:type="character" w:customStyle="1" w:styleId="FooterChar">
+    <w:name w:val="Footer Char"/>
+    <w:basedOn w:val="DefaultParagraphFont"/>
+    <w:link w:val="Footer"/>
     <w:uiPriority w:val="99"/>
     <w:rsid w:val="00A326F6"/>
   </w:style>
-  <w:style w:type="paragraph" w:styleId="a8">
+  <w:style w:type="paragraph" w:styleId="BalloonText">
     <w:name w:val="Balloon Text"/>
-    <w:basedOn w:val="a"/>
-    <w:link w:val="a9"/>
+    <w:basedOn w:val="Normal"/>
+    <w:link w:val="BalloonTextChar"/>
     <w:uiPriority w:val="99"/>
     <w:semiHidden/>
     <w:unhideWhenUsed/>
@@ -12656,10 +13708,10 @@
       <w:szCs w:val="20"/>
     </w:rPr>
   </w:style>
-  <w:style w:type="character" w:customStyle="1" w:styleId="a9">
-    <w:name w:val="ข้อความบอลลูน อักขระ"/>
-    <w:basedOn w:val="a0"/>
-    <w:link w:val="a8"/>
+  <w:style w:type="character" w:customStyle="1" w:styleId="BalloonTextChar">
+    <w:name w:val="Balloon Text Char"/>
+    <w:basedOn w:val="DefaultParagraphFont"/>
+    <w:link w:val="BalloonText"/>
     <w:uiPriority w:val="99"/>
     <w:semiHidden/>
     <w:rsid w:val="006B274B"/>
@@ -12669,9 +13721,9 @@
       <w:szCs w:val="20"/>
     </w:rPr>
   </w:style>
-  <w:style w:type="table" w:styleId="aa">
+  <w:style w:type="table" w:styleId="TableGrid">
     <w:name w:val="Table Grid"/>
-    <w:basedOn w:val="a1"/>
+    <w:basedOn w:val="TableNormal"/>
     <w:uiPriority w:val="59"/>
     <w:rsid w:val="000D23C7"/>
     <w:pPr>
@@ -12688,10 +13740,10 @@
       </w:tblBorders>
     </w:tblPr>
   </w:style>
-  <w:style w:type="paragraph" w:styleId="ab">
+  <w:style w:type="paragraph" w:styleId="BodyText">
     <w:name w:val="Body Text"/>
-    <w:basedOn w:val="a"/>
-    <w:link w:val="ac"/>
+    <w:basedOn w:val="Normal"/>
+    <w:link w:val="BodyTextChar"/>
     <w:rsid w:val="00DD0958"/>
     <w:pPr>
       <w:tabs>
@@ -12705,10 +13757,10 @@
       <w:szCs w:val="32"/>
     </w:rPr>
   </w:style>
-  <w:style w:type="character" w:customStyle="1" w:styleId="ac">
-    <w:name w:val="เนื้อความ อักขระ"/>
-    <w:basedOn w:val="a0"/>
-    <w:link w:val="ab"/>
+  <w:style w:type="character" w:customStyle="1" w:styleId="BodyTextChar">
+    <w:name w:val="Body Text Char"/>
+    <w:basedOn w:val="DefaultParagraphFont"/>
+    <w:link w:val="BodyText"/>
     <w:rsid w:val="00DD0958"/>
     <w:rPr>
       <w:rFonts w:ascii="EucrosiaUPC" w:eastAsia="Cordia New" w:hAnsi="EucrosiaUPC" w:cs="EucrosiaUPC"/>
@@ -12718,12 +13770,12 @@
   </w:style>
   <w:style w:type="character" w:customStyle="1" w:styleId="apple-style-span">
     <w:name w:val="apple-style-span"/>
-    <w:basedOn w:val="a0"/>
+    <w:basedOn w:val="DefaultParagraphFont"/>
     <w:rsid w:val="00DD0958"/>
   </w:style>
-  <w:style w:type="table" w:styleId="ad">
+  <w:style w:type="table" w:styleId="TableGridLight">
     <w:name w:val="Grid Table Light"/>
-    <w:basedOn w:val="a1"/>
+    <w:basedOn w:val="TableNormal"/>
     <w:uiPriority w:val="40"/>
     <w:rsid w:val="00DD0958"/>
     <w:pPr>
@@ -12746,9 +13798,9 @@
       </w:tblBorders>
     </w:tblPr>
   </w:style>
-  <w:style w:type="paragraph" w:styleId="ae">
+  <w:style w:type="paragraph" w:styleId="NormalWeb">
     <w:name w:val="Normal (Web)"/>
-    <w:basedOn w:val="a"/>
+    <w:basedOn w:val="Normal"/>
     <w:uiPriority w:val="99"/>
     <w:unhideWhenUsed/>
     <w:rsid w:val="007B399E"/>
@@ -12756,9 +13808,9 @@
       <w:spacing w:before="100" w:beforeAutospacing="1" w:after="100" w:afterAutospacing="1"/>
     </w:pPr>
   </w:style>
-  <w:style w:type="character" w:styleId="af">
+  <w:style w:type="character" w:styleId="Strong">
     <w:name w:val="Strong"/>
-    <w:basedOn w:val="a0"/>
+    <w:basedOn w:val="DefaultParagraphFont"/>
     <w:uiPriority w:val="22"/>
     <w:qFormat/>
     <w:rsid w:val="007B399E"/>
@@ -12767,9 +13819,9 @@
       <w:bCs/>
     </w:rPr>
   </w:style>
-  <w:style w:type="character" w:styleId="af0">
+  <w:style w:type="character" w:styleId="Emphasis">
     <w:name w:val="Emphasis"/>
-    <w:basedOn w:val="a0"/>
+    <w:basedOn w:val="DefaultParagraphFont"/>
     <w:uiPriority w:val="20"/>
     <w:qFormat/>
     <w:rsid w:val="007B399E"/>
@@ -12780,12 +13832,12 @@
   </w:style>
   <w:style w:type="character" w:customStyle="1" w:styleId="notranslate">
     <w:name w:val="notranslate"/>
-    <w:basedOn w:val="a0"/>
+    <w:basedOn w:val="DefaultParagraphFont"/>
     <w:rsid w:val="00387095"/>
   </w:style>
   <w:style w:type="paragraph" w:customStyle="1" w:styleId="body">
     <w:name w:val="body"/>
-    <w:basedOn w:val="a"/>
+    <w:basedOn w:val="Normal"/>
     <w:rsid w:val="00DF63CE"/>
     <w:pPr>
       <w:spacing w:before="100" w:beforeAutospacing="1" w:after="100" w:afterAutospacing="1"/>

--- a/บทที่ 2.docx
+++ b/บทที่ 2.docx
@@ -5778,22 +5778,7 @@
         </w:tabs>
         <w:jc w:val="thaiDistribute"/>
         <w:rPr>
-          <w:rFonts w:ascii="TH SarabunPSK" w:hAnsi="TH SarabunPSK" w:cs="TH SarabunPSK"/>
-          <w:color w:val="000000" w:themeColor="text1"/>
-          <w:sz w:val="32"/>
-          <w:szCs w:val="32"/>
-        </w:rPr>
-      </w:pPr>
-    </w:p>
-    <w:p>
-      <w:pPr>
-        <w:tabs>
-          <w:tab w:val="left" w:pos="567"/>
-          <w:tab w:val="left" w:pos="993"/>
-        </w:tabs>
-        <w:jc w:val="thaiDistribute"/>
-        <w:rPr>
-          <w:rFonts w:ascii="TH SarabunPSK" w:hAnsi="TH SarabunPSK" w:cs="TH SarabunPSK"/>
+          <w:rFonts w:ascii="TH SarabunPSK" w:hAnsi="TH SarabunPSK" w:cs="TH SarabunPSK" w:hint="cs"/>
           <w:color w:val="000000" w:themeColor="text1"/>
           <w:sz w:val="32"/>
           <w:szCs w:val="32"/>
@@ -5823,6 +5808,7 @@
           <w:szCs w:val="32"/>
           <w:cs/>
         </w:rPr>
+        <w:lastRenderedPageBreak/>
         <w:t>2.3</w:t>
       </w:r>
       <w:r>
@@ -5991,6 +5977,7 @@
         </w:rPr>
         <w:t xml:space="preserve"> </w:t>
       </w:r>
+      <w:bookmarkStart w:id="0" w:name="_Hlk212569213"/>
       <w:r>
         <w:rPr>
           <w:rFonts w:ascii="TH SarabunPSK" w:hAnsi="TH SarabunPSK" w:cs="TH SarabunPSK"/>
@@ -5999,6 +5986,7 @@
         </w:rPr>
         <w:t>Line Official Account</w:t>
       </w:r>
+      <w:bookmarkEnd w:id="0"/>
     </w:p>
     <w:p>
       <w:pPr>
@@ -6879,6 +6867,21 @@
         <w:jc w:val="thaiDistribute"/>
         <w:rPr>
           <w:rFonts w:ascii="TH SarabunPSK" w:hAnsi="TH SarabunPSK" w:cs="TH SarabunPSK"/>
+          <w:sz w:val="32"/>
+          <w:szCs w:val="32"/>
+        </w:rPr>
+      </w:pPr>
+    </w:p>
+    <w:p>
+      <w:pPr>
+        <w:tabs>
+          <w:tab w:val="left" w:pos="426"/>
+          <w:tab w:val="left" w:pos="993"/>
+          <w:tab w:val="left" w:pos="2127"/>
+        </w:tabs>
+        <w:jc w:val="thaiDistribute"/>
+        <w:rPr>
+          <w:rFonts w:ascii="TH SarabunPSK" w:hAnsi="TH SarabunPSK" w:cs="TH SarabunPSK" w:hint="cs"/>
           <w:sz w:val="32"/>
           <w:szCs w:val="32"/>
         </w:rPr>
@@ -8300,7 +8303,7 @@
         </w:tabs>
         <w:jc w:val="center"/>
         <w:rPr>
-          <w:rFonts w:ascii="TH SarabunPSK" w:hAnsi="TH SarabunPSK" w:cs="TH SarabunPSK"/>
+          <w:rFonts w:ascii="TH SarabunPSK" w:hAnsi="TH SarabunPSK" w:cs="TH SarabunPSK" w:hint="cs"/>
           <w:sz w:val="32"/>
           <w:szCs w:val="32"/>
         </w:rPr>
@@ -8311,19 +8314,6 @@
         <w:tabs>
           <w:tab w:val="left" w:pos="426"/>
         </w:tabs>
-        <w:jc w:val="center"/>
-        <w:rPr>
-          <w:rFonts w:ascii="TH SarabunPSK" w:hAnsi="TH SarabunPSK" w:cs="TH SarabunPSK"/>
-          <w:sz w:val="32"/>
-          <w:szCs w:val="32"/>
-        </w:rPr>
-      </w:pPr>
-    </w:p>
-    <w:p>
-      <w:pPr>
-        <w:tabs>
-          <w:tab w:val="left" w:pos="426"/>
-        </w:tabs>
         <w:rPr>
           <w:rFonts w:ascii="TH SarabunPSK" w:hAnsi="TH SarabunPSK" w:cs="TH SarabunPSK"/>
           <w:sz w:val="32"/>
@@ -8339,6 +8329,7 @@
           <w:szCs w:val="32"/>
           <w:cs/>
         </w:rPr>
+        <w:lastRenderedPageBreak/>
         <w:t>2.4</w:t>
       </w:r>
       <w:r>
